--- a/plantillas_maestras/02_seguro_vida/anulacion_indebida/2_ddos_banco_y_aseguradora/varon/TPL_1288_2026_SEGURO_VIDA_ANULACION_INDEBIDA_BANCO_VARON_R2.docx
+++ b/plantillas_maestras/02_seguro_vida/anulacion_indebida/2_ddos_banco_y_aseguradora/varon/TPL_1288_2026_SEGURO_VIDA_ANULACION_INDEBIDA_BANCO_VARON_R2.docx
@@ -352,7 +352,7 @@
           <w14:ligatures w14:val="none"/>
         </w:rPr>
         <w:tab/>
-        <w:t xml:space="preserve">:       </w:t>
+        <w:t xml:space="preserve">: </w:t>
       </w:r>
       <w:r>
         <w:rPr>
@@ -724,7 +724,7 @@
           <w:lang w:eastAsia="es-PE"/>
           <w14:ligatures w14:val="none"/>
         </w:rPr>
-        <w:t>N°</w:t>
+        <w:t/>
       </w:r>
       <w:r>
         <w:rPr>
@@ -835,7 +835,7 @@
           <w:lang w:eastAsia="es-ES"/>
           <w14:ligatures w14:val="none"/>
         </w:rPr>
-        <w:t>El 29 de noviembre de 2025, inició la vigencia de la Seguro de Vida con Devolución a 15 años - Póliza N° 117 - Propuesta N° 20011391 emitido por Pacífico Compañía de Seguros y Reaseguros S.A. (en adelante, Seguro de Vida) que adquirió el señor Rodrigo Sayan</w:t>
+        <w:t>El 29 de noviembre de 2025, inició la vigencia de la Seguro de Vida con Devolución a 15 años - Póliza 117 - Propuesta 20011391 emitido por Pacífico Compañía de Seguros y Reaseguros S.A. (en adelante, Seguro de Vida) que adquirió el señor Rodrigo Sayan</w:t>
       </w:r>
       <w:r>
         <w:rPr>
@@ -1558,7 +1558,7 @@
           <w:lang w:eastAsia="es-ES"/>
           <w14:ligatures w14:val="none"/>
         </w:rPr>
-        <w:t xml:space="preserve"> el reclamo N°PE-SO-0765712 solicitando la remisión del contrato correspondiente al Seguro de Vida, así como el detalle de los periodos a los cuales correspondían los cuatro cargos efectuados los días 27 de enero, 11, 18 y 19 de marzo de 2026, además de requerir una explicación respecto de los motivos por los cuales no se realizaron oportunamente los descuentos pactados.</w:t>
+        <w:t xml:space="preserve"> el reclamo PE-SO-0765712 solicitando la remisión del contrato correspondiente al Seguro de Vida, así como el detalle de los periodos a los cuales correspondían los cuatro cargos efectuados los días 27 de enero, 11, 18 y 19 de marzo de 2026, además de requerir una explicación respecto de los motivos por los cuales no se realizaron oportunamente los descuentos pactados.</w:t>
       </w:r>
     </w:p>
     <w:p>
@@ -1635,7 +1635,7 @@
           <w:lang w:eastAsia="es-ES"/>
           <w14:ligatures w14:val="none"/>
         </w:rPr>
-        <w:t>reclamo N°PE-SO-0765712</w:t>
+        <w:t>reclamo PE-SO-0765712</w:t>
       </w:r>
       <w:r>
         <w:rPr>
@@ -2388,7 +2388,7 @@
           <w:lang w:eastAsia="es-PE"/>
           <w14:ligatures w14:val="none"/>
         </w:rPr>
-        <w:t>La Secretaría Técnica de la Comisión de Protección al Consumidor N°1 (en adelante, la Secretaría Técnica), en ejercicio de sus facultades</w:t>
+        <w:t>La Secretaría Técnica de la Comisión de Protección al Consumidor 1 (en adelante, la Secretaría Técnica), en ejercicio de sus facultades</w:t>
       </w:r>
       <w:bookmarkEnd w:id="3"/>
       <w:bookmarkEnd w:id="4"/>
@@ -2463,7 +2463,7 @@
           <w14:ligatures w14:val="none"/>
         </w:rPr>
         <w:lastRenderedPageBreak/>
-        <w:t>proveedor denunciado no habría efectuado oportunamente el cobro de las primas correspondientes a la Póliza N° 117 del Seguro de Vida con Devolución a 15 años - Propuesta N° 20011391, pese a que las primas debían cargarse mensualmente a la tarjeta de crédito contratada por el señor Jaime Mariano Sayan Naranjo</w:t>
+        <w:t>proveedor denunciado no habría efectuado oportunamente el cobro de las primas correspondientes a la Póliza 117 del Seguro de Vida con Devolución a 15 años - Propuesta 20011391, pese a que las primas debían cargarse mensualmente a la tarjeta de crédito contratada por el señor Jaime Mariano Sayan Naranjo</w:t>
       </w:r>
       <w:r>
         <w:rPr>
@@ -2481,7 +2481,7 @@
           <w:lang w:eastAsia="es-PE"/>
           <w14:ligatures w14:val="none"/>
         </w:rPr>
-        <w:t>°</w:t>
+        <w:t/>
       </w:r>
       <w:r>
         <w:rPr>
@@ -2499,7 +2499,7 @@
           <w:lang w:eastAsia="es-PE"/>
           <w14:ligatures w14:val="none"/>
         </w:rPr>
-        <w:t>°</w:t>
+        <w:t/>
       </w:r>
       <w:r>
         <w:rPr>
@@ -2597,7 +2597,7 @@
           <w:lang w:eastAsia="es-PE"/>
           <w14:ligatures w14:val="none"/>
         </w:rPr>
-        <w:t>el proveedor denunciado habría gestionado la anulación la Póliza N° 117 del Seguro de Vida con Devolución a 15 años - Propuesta N° 20011391</w:t>
+        <w:t>el proveedor denunciado habría gestionado la anulación la Póliza 117 del Seguro de Vida con Devolución a 15 años - Propuesta 20011391</w:t>
       </w:r>
       <w:r>
         <w:rPr>
@@ -2637,7 +2637,7 @@
           <w:lang w:eastAsia="es-PE"/>
           <w14:ligatures w14:val="none"/>
         </w:rPr>
-        <w:t>°</w:t>
+        <w:t/>
       </w:r>
       <w:r>
         <w:rPr>
@@ -2655,7 +2655,7 @@
           <w:lang w:eastAsia="es-PE"/>
           <w14:ligatures w14:val="none"/>
         </w:rPr>
-        <w:t>°</w:t>
+        <w:t/>
       </w:r>
       <w:r>
         <w:rPr>
@@ -2674,7 +2674,7 @@
           <w:lang w:eastAsia="es-PE"/>
           <w14:ligatures w14:val="none"/>
         </w:rPr>
-        <w:t xml:space="preserve">.  </w:t>
+        <w:t xml:space="preserve">. </w:t>
       </w:r>
     </w:p>
     <w:p>
@@ -2727,7 +2727,7 @@
           <w:kern w:val="0"/>
           <w14:ligatures w14:val="none"/>
         </w:rPr>
-        <w:t>el proveedor denunciado no habría brindado información clara y suficiente respecto de los motivos por los cuales no se efectuaron oportunamente los cobros de las primas de la Póliza N° 117 del Seguro de Vida con Devolución a 15 años - Propuesta N° 20011391</w:t>
+        <w:t>el proveedor denunciado no habría brindado información clara y suficiente respecto de los motivos por los cuales no se efectuaron oportunamente los cobros de las primas de la Póliza 117 del Seguro de Vida con Devolución a 15 años - Propuesta 20011391</w:t>
       </w:r>
       <w:r>
         <w:rPr>
@@ -2738,7 +2738,7 @@
           <w:lang w:eastAsia="es-PE"/>
           <w14:ligatures w14:val="none"/>
         </w:rPr>
-        <w:t>. Por consiguiente, corresponde calificar el hecho materia de denuncia como una presunta infracción al deber de información, tipificado en el artículo 1°, numeral 1, literal b) y al artículo 2° del Código</w:t>
+        <w:t>. Por consiguiente, corresponde calificar el hecho materia de denuncia como una presunta infracción al deber de información, tipificado en el artículo 1, numeral 1, literal b) y al artículo 2 del Código</w:t>
       </w:r>
       <w:r>
         <w:rPr>
@@ -2809,7 +2809,7 @@
           <w:kern w:val="0"/>
           <w14:ligatures w14:val="none"/>
         </w:rPr>
-        <w:t>el proveedor denunciado no habría cumplido con remitir el cronograma de pagos ni el detalle de los periodos correspondientes a las primas cobradas los días 27 de enero, 11, 18 y 19 de marzo de 2026 de la Póliza N° 117 del Seguro de Vida con Devolución a 15 años - Propuesta N° 20011391, pese a la solicitud de la parte denunciante</w:t>
+        <w:t>el proveedor denunciado no habría cumplido con remitir el cronograma de pagos ni el detalle de los periodos correspondientes a las primas cobradas los días 27 de enero, 11, 18 y 19 de marzo de 2026 de la Póliza 117 del Seguro de Vida con Devolución a 15 años - Propuesta 20011391, pese a la solicitud de la parte denunciante</w:t>
       </w:r>
       <w:r>
         <w:rPr>
@@ -2820,7 +2820,7 @@
           <w:lang w:eastAsia="es-PE"/>
           <w14:ligatures w14:val="none"/>
         </w:rPr>
-        <w:t>. Por consiguiente, corresponde calificar el hecho materia de denuncia como una presunta infracción al deber de información, tipificado en el artículo 1°, numeral 1, literal b) y al artículo 2° del Código</w:t>
+        <w:t>. Por consiguiente, corresponde calificar el hecho materia de denuncia como una presunta infracción al deber de información, tipificado en el artículo 1, numeral 1, literal b) y al artículo 2 del Código</w:t>
       </w:r>
       <w:r>
         <w:rPr>
@@ -2897,7 +2897,7 @@
           <w:kern w:val="0"/>
           <w14:ligatures w14:val="none"/>
         </w:rPr>
-        <w:t>el proveedor denunciado habría brindado información contradictoria a la parte denunciante respecto de la anulación de la Póliza N° 117 del Seguro de Vida con Devolución a 15 años - Propuesta N° 20011391 al indicar inicialmente que registraba el estado “anulado por error de carga” y posteriormente señalar que la contratación no se concretó debido a un “error en la suscripción”</w:t>
+        <w:t>el proveedor denunciado habría brindado información contradictoria a la parte denunciante respecto de la anulación de la Póliza 117 del Seguro de Vida con Devolución a 15 años - Propuesta 20011391 al indicar inicialmente que registraba el estado “anulado por error de carga” y posteriormente señalar que la contratación no se concretó debido a un “error en la suscripción”</w:t>
       </w:r>
       <w:r>
         <w:rPr>
@@ -2933,7 +2933,7 @@
           <w:lang w:eastAsia="es-PE"/>
           <w14:ligatures w14:val="none"/>
         </w:rPr>
-        <w:t xml:space="preserve">artículo 1°, numeral 1, literal b) </w:t>
+        <w:t xml:space="preserve">artículo 1, numeral 1, literal b) </w:t>
       </w:r>
       <w:bookmarkEnd w:id="19"/>
       <w:r>
@@ -2945,7 +2945,7 @@
           <w:lang w:eastAsia="es-PE"/>
           <w14:ligatures w14:val="none"/>
         </w:rPr>
-        <w:t>y al artículo 2° del Código</w:t>
+        <w:t>y al artículo 2 del Código</w:t>
       </w:r>
       <w:bookmarkEnd w:id="17"/>
       <w:r>
@@ -2957,7 +2957,7 @@
           <w:lang w:eastAsia="es-PE"/>
           <w14:ligatures w14:val="none"/>
         </w:rPr>
-        <w:t xml:space="preserve">.    </w:t>
+        <w:t xml:space="preserve">. </w:t>
       </w:r>
       <w:bookmarkEnd w:id="16"/>
       <w:bookmarkEnd w:id="18"/>
@@ -3015,7 +3015,7 @@
           <w:kern w:val="0"/>
           <w14:ligatures w14:val="none"/>
         </w:rPr>
-        <w:t>. Por consiguiente, corresponde calificar el hecho materia de denuncia como una presunta infracción al numeral 88.1° del artículo 88° del Código</w:t>
+        <w:t>. Por consiguiente, corresponde calificar el hecho materia de denuncia como una presunta infracción al numeral 88.1 del artículo 88 del Código</w:t>
       </w:r>
       <w:bookmarkEnd w:id="20"/>
       <w:r>
@@ -3278,7 +3278,7 @@
           <w:lang w:val="es-ES" w:eastAsia="es-ES"/>
           <w14:ligatures w14:val="none"/>
         </w:rPr>
-        <w:t>Póliza N° 117 del Seguro de Vida con Devolución a 15 años - Propuesta N° 20011391</w:t>
+        <w:t>Póliza 117 del Seguro de Vida con Devolución a 15 años - Propuesta 20011391</w:t>
       </w:r>
       <w:r>
         <w:rPr>
@@ -3320,7 +3320,7 @@
           <w:lang w:val="es-ES" w:eastAsia="es-ES"/>
           <w14:ligatures w14:val="none"/>
         </w:rPr>
-        <w:t>que atendió adecuadamente la solicitud de rehabilitación de la Póliza N° 117 del Seguro de Vida con Devolución a 15 años - Propuesta N° 20011391</w:t>
+        <w:t>que atendió adecuadamente la solicitud de rehabilitación de la Póliza 117 del Seguro de Vida con Devolución a 15 años - Propuesta 20011391</w:t>
       </w:r>
       <w:r>
         <w:rPr>
@@ -3442,7 +3442,7 @@
           <w:lang w:eastAsia="es-PE"/>
           <w14:ligatures w14:val="none"/>
         </w:rPr>
-        <w:t xml:space="preserve">RESOLUCIÓN DE LA SECRETARÍA TÉCNICA  </w:t>
+        <w:t xml:space="preserve">RESOLUCIÓN DE LA SECRETARÍA TÉCNICA </w:t>
       </w:r>
     </w:p>
     <w:p>
@@ -3646,7 +3646,7 @@
           <w:kern w:val="0"/>
           <w14:ligatures w14:val="none"/>
         </w:rPr>
-        <w:t>infracción a los artículos 18° y 19° de la Ley N° 29571, Código de Protección y Defensa del Consumidor</w:t>
+        <w:t>infracción a los artículos 18 y 19 de la Ley 29571, Código de Protección y Defensa del Consumidor</w:t>
       </w:r>
       <w:r>
         <w:rPr>
@@ -3672,7 +3672,7 @@
           <w:lang w:val="es-ES" w:eastAsia="es-ES"/>
           <w14:ligatures w14:val="none"/>
         </w:rPr>
-        <w:t>la Póliza N° 117 del Seguro de Vida con Devolución a 15 años - Propuesta N° 20011391</w:t>
+        <w:t>la Póliza 117 del Seguro de Vida con Devolución a 15 años - Propuesta 20011391</w:t>
       </w:r>
       <w:r>
         <w:rPr>
@@ -3750,7 +3750,7 @@
           <w:kern w:val="0"/>
           <w14:ligatures w14:val="none"/>
         </w:rPr>
-        <w:t xml:space="preserve">Presunta infracción a los artículos 18° y 19° de la Ley N° 29571, Código de Protección y Defensa del Consumidor, en tanto el proveedor denunciado </w:t>
+        <w:t xml:space="preserve">Presunta infracción a los artículos 18 y 19 de la Ley 29571, Código de Protección y Defensa del Consumidor, en tanto el proveedor denunciado </w:t>
       </w:r>
       <w:r>
         <w:rPr>
@@ -3768,7 +3768,7 @@
           <w:lang w:val="es-ES" w:eastAsia="es-ES"/>
           <w14:ligatures w14:val="none"/>
         </w:rPr>
-        <w:t xml:space="preserve"> la Póliza N° 117 del Seguro de Vida con Devolución a 15 años - Propuesta N° 20011391</w:t>
+        <w:t xml:space="preserve"> la Póliza 117 del Seguro de Vida con Devolución a 15 años - Propuesta 20011391</w:t>
       </w:r>
       <w:r>
         <w:rPr>
@@ -3833,7 +3833,7 @@
           <w:kern w:val="0"/>
           <w14:ligatures w14:val="none"/>
         </w:rPr>
-        <w:t>infracción al artículo 1°, numeral 1, literal b) y al artículo 2° de la Ley N° 29571, Código de Protección y Defensa del Consumidor</w:t>
+        <w:t>infracción al artículo 1, numeral 1, literal b) y al artículo 2 de la Ley 29571, Código de Protección y Defensa del Consumidor</w:t>
       </w:r>
       <w:r>
         <w:rPr>
@@ -3851,7 +3851,7 @@
           <w:lang w:val="es-ES" w:eastAsia="es-ES"/>
           <w14:ligatures w14:val="none"/>
         </w:rPr>
-        <w:t>de la Póliza N° 117 del Seguro de Vida con Devolución a 15 años - Propuesta N° 20011391</w:t>
+        <w:t>de la Póliza 117 del Seguro de Vida con Devolución a 15 años - Propuesta 20011391</w:t>
       </w:r>
       <w:r>
         <w:rPr>
@@ -3906,7 +3906,7 @@
           <w:kern w:val="0"/>
           <w14:ligatures w14:val="none"/>
         </w:rPr>
-        <w:t>infracción al artículo 1°, numeral 1, literal b) y al artículo 2° de la Ley N° 29571, Código de Protección y Defensa del Consumidor</w:t>
+        <w:t>infracción al artículo 1, numeral 1, literal b) y al artículo 2 de la Ley 29571, Código de Protección y Defensa del Consumidor</w:t>
       </w:r>
       <w:r>
         <w:rPr>
@@ -3948,7 +3948,7 @@
           <w:lang w:val="es-ES" w:eastAsia="es-ES"/>
           <w14:ligatures w14:val="none"/>
         </w:rPr>
-        <w:t>la Póliza N° 117 del Seguro de Vida con Devolución a 15 años - Propuesta N° 20011391</w:t>
+        <w:t>la Póliza 117 del Seguro de Vida con Devolución a 15 años - Propuesta 20011391</w:t>
       </w:r>
       <w:r>
         <w:rPr>
@@ -4019,7 +4019,7 @@
           <w:kern w:val="0"/>
           <w14:ligatures w14:val="none"/>
         </w:rPr>
-        <w:t>infracción al artículo 1°, numeral 1, literal b) y al artículo 2° de la Ley N° 29571, Código de Protección y Defensa del Consumidor</w:t>
+        <w:t>infracción al artículo 1, numeral 1, literal b) y al artículo 2 de la Ley 29571, Código de Protección y Defensa del Consumidor</w:t>
       </w:r>
       <w:r>
         <w:rPr>
@@ -4069,7 +4069,7 @@
           <w:lang w:val="es-ES" w:eastAsia="es-ES"/>
           <w14:ligatures w14:val="none"/>
         </w:rPr>
-        <w:t>la Póliza N° 117 del Seguro de Vida con Devolución a 15 años - Propuesta N° 20011391</w:t>
+        <w:t>la Póliza 117 del Seguro de Vida con Devolución a 15 años - Propuesta 20011391</w:t>
       </w:r>
       <w:r>
         <w:rPr>
@@ -4127,7 +4127,7 @@
           <w:kern w:val="0"/>
           <w14:ligatures w14:val="none"/>
         </w:rPr>
-        <w:t>Presunta infracción al numeral 88.1° del artículo 88° de la Ley N° 29571, Código de Protección y Defensa del Consumidor, en tanto</w:t>
+        <w:t>Presunta infracción al numeral 88.1 del artículo 88 de la Ley 29571, Código de Protección y Defensa del Consumidor, en tanto</w:t>
       </w:r>
       <w:r>
         <w:rPr>
@@ -4448,7 +4448,7 @@
           <w:lang w:eastAsia="es-PE"/>
           <w14:ligatures w14:val="none"/>
         </w:rPr>
-        <w:t>°</w:t>
+        <w:t/>
       </w:r>
       <w:r>
         <w:rPr>
@@ -4526,7 +4526,7 @@
           <w:lang w:eastAsia="es-PE"/>
           <w14:ligatures w14:val="none"/>
         </w:rPr>
-        <w:t>°</w:t>
+        <w:t/>
       </w:r>
       <w:r>
         <w:rPr>
@@ -4699,7 +4699,7 @@
           <w:lang w:eastAsia="es-PE"/>
           <w14:ligatures w14:val="none"/>
         </w:rPr>
-        <w:t>°</w:t>
+        <w:t/>
       </w:r>
       <w:r>
         <w:rPr>
@@ -4841,7 +4841,7 @@
           <w:lang w:val="es-ES" w:eastAsia="es-ES"/>
           <w14:ligatures w14:val="none"/>
         </w:rPr>
-        <w:t>(i) presentar una copia completa, legible y debidamente suscrita de la Póliza N° 117 del Seguro de Vida con Devolución a 15 años - Propuesta N° 20011391, así como el cargo de remisión de la póliza; (ii) presentar los medios probatorios que acrediten que atendió adecuadamente la solicitud de rehabilitación de la Póliza N° 117 del Seguro de Vida con Devolución a 15 años - Propuesta N° 20011391; y, (iii) presentar todas las comunicaciones cursadas con la parte denunciante en virtud de los hechos materia de denuncia</w:t>
+        <w:t>(i) presentar una copia completa, legible y debidamente suscrita de la Póliza 117 del Seguro de Vida con Devolución a 15 años - Propuesta 20011391, así como el cargo de remisión de la póliza; (ii) presentar los medios probatorios que acrediten que atendió adecuadamente la solicitud de rehabilitación de la Póliza 117 del Seguro de Vida con Devolución a 15 años - Propuesta 20011391; y, (iii) presentar todas las comunicaciones cursadas con la parte denunciante en virtud de los hechos materia de denuncia</w:t>
       </w:r>
       <w:r>
         <w:rPr>
@@ -4920,7 +4920,7 @@
           <w:lang w:eastAsia="es-PE"/>
           <w14:ligatures w14:val="none"/>
         </w:rPr>
-        <w:t>°</w:t>
+        <w:t/>
       </w:r>
       <w:r>
         <w:rPr>
@@ -4940,7 +4940,7 @@
           <w:lang w:eastAsia="es-PE"/>
           <w14:ligatures w14:val="none"/>
         </w:rPr>
-        <w:t>N°</w:t>
+        <w:t/>
       </w:r>
       <w:r>
         <w:rPr>
@@ -5012,7 +5012,7 @@
           <w:lang w:eastAsia="es-PE"/>
           <w14:ligatures w14:val="none"/>
         </w:rPr>
-        <w:t>°</w:t>
+        <w:t/>
       </w:r>
       <w:r>
         <w:rPr>
@@ -5032,7 +5032,7 @@
           <w:lang w:eastAsia="es-PE"/>
           <w14:ligatures w14:val="none"/>
         </w:rPr>
-        <w:t>°</w:t>
+        <w:t/>
       </w:r>
       <w:r>
         <w:rPr>
@@ -5052,7 +5052,7 @@
           <w:lang w:eastAsia="es-PE"/>
           <w14:ligatures w14:val="none"/>
         </w:rPr>
-        <w:t>°</w:t>
+        <w:t/>
       </w:r>
       <w:r>
         <w:rPr>
@@ -5105,7 +5105,7 @@
           <w:lang w:eastAsia="es-PE"/>
           <w14:ligatures w14:val="none"/>
         </w:rPr>
-        <w:t>°</w:t>
+        <w:t/>
       </w:r>
       <w:r>
         <w:rPr>
@@ -5196,7 +5196,7 @@
           <w:lang w:eastAsia="es-PE"/>
           <w14:ligatures w14:val="none"/>
         </w:rPr>
-        <w:t>°</w:t>
+        <w:t/>
       </w:r>
       <w:r>
         <w:rPr>
@@ -5270,7 +5270,7 @@
           <w:lang w:eastAsia="es-PE"/>
           <w14:ligatures w14:val="none"/>
         </w:rPr>
-        <w:t>°</w:t>
+        <w:t/>
       </w:r>
       <w:r>
         <w:rPr>
@@ -5278,7 +5278,7 @@
           <w:kern w:val="0"/>
           <w14:ligatures w14:val="none"/>
         </w:rPr>
-        <w:t xml:space="preserve"> del Decreto Legislativo N° 807</w:t>
+        <w:t xml:space="preserve"> del Decreto Legislativo 807</w:t>
       </w:r>
       <w:r>
         <w:rPr>
@@ -5588,14 +5588,14 @@
           <w:lang w:eastAsia="es-PE"/>
           <w14:ligatures w14:val="none"/>
         </w:rPr>
-        <w:t>°</w:t>
+        <w:t/>
       </w:r>
       <w:r>
         <w:rPr>
           <w:rFonts w:ascii="Arial Narrow" w:hAnsi="Arial Narrow"/>
           <w:color w:val="000000"/>
         </w:rPr>
-        <w:t xml:space="preserve"> del Texto Único Ordenado de la Ley del Procedimiento Administrativo General, aprobado mediante Decreto Supremo N° 006-2026-JUS, bajo apercibimiento de rehacer el acto de notificación y notificarle</w:t>
+        <w:t xml:space="preserve"> del Texto Único Ordenado de la Ley del Procedimiento Administrativo General, aprobado mediante Decreto Supremo 006-2026-JUS, bajo apercibimiento de rehacer el acto de notificación y notificarle</w:t>
       </w:r>
       <w:r>
         <w:rPr>
@@ -5619,7 +5619,7 @@
           <w:lang w:eastAsia="es-PE"/>
           <w14:ligatures w14:val="none"/>
         </w:rPr>
-        <w:t>°</w:t>
+        <w:t/>
       </w:r>
       <w:r>
         <w:rPr>
@@ -5764,7 +5764,7 @@
           <w:color w:val="000000"/>
           <w:lang w:eastAsia="es-PE"/>
         </w:rPr>
-        <w:t>Comisión de Protección al Consumidor N°1</w:t>
+        <w:t>Comisión de Protección al Consumidor 1</w:t>
       </w:r>
     </w:p>
     <w:p>
@@ -6060,7 +6060,7 @@
           <w:sz w:val="16"/>
           <w:szCs w:val="16"/>
         </w:rPr>
-        <w:t xml:space="preserve">  </w:t>
+        <w:t xml:space="preserve"> </w:t>
       </w:r>
       <w:r>
         <w:rPr>
@@ -6078,7 +6078,7 @@
           <w:sz w:val="16"/>
           <w:szCs w:val="16"/>
         </w:rPr>
-        <w:t xml:space="preserve">LEY N° 29571, CÓDIGO DE PROTECCIÓN Y DEFENSA DEL CONSUMIDOR, publicado el 2 de setiembre de 2010 y modificado por Decreto Legislativo N° 1308 </w:t>
+        <w:t xml:space="preserve">LEY 29571, CÓDIGO DE PROTECCIÓN Y DEFENSA DEL CONSUMIDOR, publicado el 2 de setiembre de 2010 y modificado por Decreto Legislativo 1308 </w:t>
       </w:r>
     </w:p>
     <w:p>
@@ -6130,7 +6130,7 @@
           <w:szCs w:val="16"/>
         </w:rPr>
         <w:tab/>
-        <w:t xml:space="preserve">El Instituto Nacional de Defensa de la Competencia y de la Protección de la Propiedad Intelectual (Indecopi) es la autoridad con competencia primaria y de alcance nacional para conocer las presuntas infracciones a las disposiciones contenidas en el presente Código, así como para imponer las sanciones y medidas correctivas establecidas en el presente capítulo, conforme al Decreto Legislativo N° 1033, Ley de Organización y Funciones del Indecopi. Dicha competencia solo puede ser negada cuando ella haya sido asignada o se asigne a favor de otro organismo por norma expresa con rango de ley. </w:t>
+        <w:t xml:space="preserve">El Instituto Nacional de Defensa de la Competencia y de la Protección de la Propiedad Intelectual (Indecopi) es la autoridad con competencia primaria y de alcance nacional para conocer las presuntas infracciones a las disposiciones contenidas en el presente Código, así como para imponer las sanciones y medidas correctivas establecidas en el presente capítulo, conforme al Decreto Legislativo 1033, Ley de Organización y Funciones del Indecopi. Dicha competencia solo puede ser negada cuando ella haya sido asignada o se asigne a favor de otro organismo por norma expresa con rango de ley. </w:t>
       </w:r>
     </w:p>
     <w:p>
@@ -6204,7 +6204,7 @@
           <w:sz w:val="16"/>
           <w:szCs w:val="16"/>
         </w:rPr>
-        <w:t xml:space="preserve">LEY DE ORGANIZACIÓN Y FUNCIONES DEL INDECOPI, APROBADA POR DECRETO LEGISLATIVO N° 1033 </w:t>
+        <w:t xml:space="preserve">LEY DE ORGANIZACIÓN Y FUNCIONES DEL INDECOPI, APROBADA POR DECRETO LEGISLATIVO 1033 </w:t>
       </w:r>
     </w:p>
     <w:p>
@@ -6313,7 +6313,7 @@
           <w:sz w:val="16"/>
           <w:szCs w:val="16"/>
         </w:rPr>
-        <w:t xml:space="preserve">           </w:t>
+        <w:t xml:space="preserve"> </w:t>
       </w:r>
       <w:r>
         <w:rPr>
@@ -6331,7 +6331,7 @@
           <w:sz w:val="16"/>
           <w:szCs w:val="16"/>
         </w:rPr>
-        <w:t xml:space="preserve">LEY N° 29571, CÓDIGO DE PROTECCIÓN Y DEFENSA DEL CONSUMIDOR, publicado el 2 de setiembre de 2010 y modificado por Decreto Legislativo N° 1308   </w:t>
+        <w:t xml:space="preserve">LEY 29571, CÓDIGO DE PROTECCIÓN Y DEFENSA DEL CONSUMIDOR, publicado el 2 de setiembre de 2010 y modificado por Decreto Legislativo 1308 </w:t>
       </w:r>
     </w:p>
     <w:p>
@@ -6355,7 +6355,7 @@
           <w:sz w:val="16"/>
           <w:szCs w:val="16"/>
         </w:rPr>
-        <w:t xml:space="preserve">Artículo 18.- Idoneidad   </w:t>
+        <w:t xml:space="preserve">Artículo 18.- Idoneidad </w:t>
       </w:r>
     </w:p>
     <w:p>
@@ -6375,7 +6375,7 @@
           <w:sz w:val="16"/>
           <w:szCs w:val="16"/>
         </w:rPr>
-        <w:t xml:space="preserve">Se entiende por idoneidad la correspondencia entre lo que un consumidor espera y lo que efectivamente recibe, en función a lo que se le hubiera ofrecido, la publicidad e información transmitida, las condiciones y circunstancias de la transacción, las características y naturaleza del producto o servicio, el precio, entre otros factores, atendiendo a las circunstancias del caso.    </w:t>
+        <w:t xml:space="preserve">Se entiende por idoneidad la correspondencia entre lo que un consumidor espera y lo que efectivamente recibe, en función a lo que se le hubiera ofrecido, la publicidad e información transmitida, las condiciones y circunstancias de la transacción, las características y naturaleza del producto o servicio, el precio, entre otros factores, atendiendo a las circunstancias del caso. </w:t>
       </w:r>
     </w:p>
     <w:p>
@@ -6496,7 +6496,7 @@
           <w:sz w:val="16"/>
           <w:szCs w:val="16"/>
         </w:rPr>
-        <w:t xml:space="preserve">           </w:t>
+        <w:t xml:space="preserve"> </w:t>
       </w:r>
       <w:r>
         <w:rPr>
@@ -6514,7 +6514,7 @@
           <w:sz w:val="16"/>
           <w:szCs w:val="16"/>
         </w:rPr>
-        <w:t xml:space="preserve">LEY N° 29571, CÓDIGO DE PROTECCIÓN Y DEFENSA DEL CONSUMIDOR, publicado el 2 de setiembre de 2010 y modificado por Decreto Legislativo N° 1308   </w:t>
+        <w:t xml:space="preserve">LEY 29571, CÓDIGO DE PROTECCIÓN Y DEFENSA DEL CONSUMIDOR, publicado el 2 de setiembre de 2010 y modificado por Decreto Legislativo 1308 </w:t>
       </w:r>
     </w:p>
     <w:p>
@@ -6663,7 +6663,7 @@
           <w:sz w:val="16"/>
           <w:szCs w:val="16"/>
         </w:rPr>
-        <w:t xml:space="preserve">LEY N° 29571, CÓDIGO DE PROTECCIÓN Y DEFENSA DEL CONSUMIDOR, publicado el 2 de setiembre de 2010 y modificado por Decreto Legislativo N° 1308 </w:t>
+        <w:t xml:space="preserve">LEY 29571, CÓDIGO DE PROTECCIÓN Y DEFENSA DEL CONSUMIDOR, publicado el 2 de setiembre de 2010 y modificado por Decreto Legislativo 1308 </w:t>
       </w:r>
     </w:p>
     <w:p>
@@ -6761,7 +6761,7 @@
           <w:sz w:val="16"/>
           <w:szCs w:val="16"/>
         </w:rPr>
-        <w:t xml:space="preserve">  </w:t>
+        <w:t xml:space="preserve"> </w:t>
       </w:r>
       <w:r>
         <w:rPr>
@@ -6779,7 +6779,7 @@
           <w:sz w:val="16"/>
           <w:szCs w:val="16"/>
         </w:rPr>
-        <w:t>LEY SOBRE FACULTADES, NORMAS Y ORGANIZACIÓN DEL INDECOPI, APROBADA POR DECRETO LEGISLATIVO N° 807 Artículo 24.-</w:t>
+        <w:t>LEY SOBRE FACULTADES, NORMAS Y ORGANIZACIÓN DEL INDECOPI, APROBADA POR DECRETO LEGISLATIVO 807 Artículo 24.-</w:t>
       </w:r>
       <w:r>
         <w:rPr>
@@ -6937,7 +6937,7 @@
           <w:szCs w:val="16"/>
         </w:rPr>
         <w:tab/>
-        <w:t>El número de trabajadores se atenderá siempre que la empresa haya sido constituida antes de la vigencia de la Ley Nº 30056, publicada el 2 de julio de 2013, que modificó el artículo 5 del Texto Único Ordenado de la Ley de Promoción de la Competitividad, Formalización y Desarrollo de la Micro y Pequeña Empresa y de Acceso al Empleo Decente (LEY MYPE). Ello, en la medida que la Tercera Disposición Complementaria Transitoria de la norma modificatoria precisa que las empresas constituidas antes de la entrada en vigencia de dicha Ley se rigen por los requisitos de acogimiento al régimen de las micro y pequeñas empresas regulados en el Decreto Legislativo 1086.</w:t>
+        <w:t>El número de trabajadores se atenderá siempre que la empresa haya sido constituida antes de la vigencia de la Ley 30056, publicada el 2 de julio de 2013, que modificó el artículo 5 del Texto Único Ordenado de la Ley de Promoción de la Competitividad, Formalización y Desarrollo de la Micro y Pequeña Empresa y de Acceso al Empleo Decente (LEY MYPE). Ello, en la medida que la Tercera Disposición Complementaria Transitoria de la norma modificatoria precisa que las empresas constituidas antes de la entrada en vigencia de dicha Ley se rigen por los requisitos de acogimiento al régimen de las micro y pequeñas empresas regulados en el Decreto Legislativo 1086.</w:t>
       </w:r>
     </w:p>
     <w:p>
@@ -7006,7 +7006,7 @@
           <w:sz w:val="16"/>
           <w:szCs w:val="16"/>
         </w:rPr>
-        <w:t>N° 29571</w:t>
+        <w:t>29571</w:t>
       </w:r>
       <w:r>
         <w:rPr>
@@ -7034,7 +7034,7 @@
           <w:sz w:val="16"/>
           <w:szCs w:val="16"/>
         </w:rPr>
-        <w:t>publicado el 2 de setiembre de 2010 y modificado por Decreto Legislativo N° 1308</w:t>
+        <w:t>publicado el 2 de setiembre de 2010 y modificado por Decreto Legislativo 1308</w:t>
       </w:r>
     </w:p>
     <w:p>
@@ -7191,7 +7191,7 @@
           <w:szCs w:val="16"/>
           <w:vertAlign w:val="superscript"/>
         </w:rPr>
-        <w:t xml:space="preserve">  </w:t>
+        <w:t xml:space="preserve"> </w:t>
       </w:r>
       <w:r>
         <w:rPr>
@@ -7199,7 +7199,7 @@
           <w:sz w:val="16"/>
           <w:szCs w:val="16"/>
         </w:rPr>
-        <w:t xml:space="preserve">     </w:t>
+        <w:t xml:space="preserve"> </w:t>
       </w:r>
       <w:r>
         <w:rPr>
@@ -7225,7 +7225,7 @@
           <w:sz w:val="16"/>
           <w:szCs w:val="16"/>
         </w:rPr>
-        <w:t>N° 29571</w:t>
+        <w:t>29571</w:t>
       </w:r>
       <w:r>
         <w:rPr>
@@ -7253,7 +7253,7 @@
           <w:sz w:val="16"/>
           <w:szCs w:val="16"/>
         </w:rPr>
-        <w:t>publicado el 2 de setiembre de 2010 y modificado por Decreto Legislativo N° 1308</w:t>
+        <w:t>publicado el 2 de setiembre de 2010 y modificado por Decreto Legislativo 1308</w:t>
       </w:r>
     </w:p>
     <w:p>
@@ -7296,7 +7296,7 @@
           <w:sz w:val="16"/>
           <w:szCs w:val="16"/>
         </w:rPr>
-        <w:t>El órgano resolutivo puede sancionar las infracciones administrativas a que se refiere el artículo 108º con amonestación y multas de hasta cuatrocientos cincuenta (450) Unidades Impositivas Tributarias (UIT), las cuales son calificadas de la siguiente manera:</w:t>
+        <w:t>El órgano resolutivo puede sancionar las infracciones administrativas a que se refiere el artículo 108 con amonestación y multas de hasta cuatrocientos cincuenta (450) Unidades Impositivas Tributarias (UIT), las cuales son calificadas de la siguiente manera:</w:t>
       </w:r>
     </w:p>
     <w:p>
@@ -7420,7 +7420,7 @@
           <w:sz w:val="16"/>
           <w:szCs w:val="16"/>
         </w:rPr>
-        <w:t xml:space="preserve">        </w:t>
+        <w:t xml:space="preserve"> </w:t>
       </w:r>
       <w:r>
         <w:rPr>
@@ -7446,7 +7446,7 @@
           <w:sz w:val="16"/>
           <w:szCs w:val="16"/>
         </w:rPr>
-        <w:t>N° 29571</w:t>
+        <w:t>29571</w:t>
       </w:r>
       <w:r>
         <w:rPr>
@@ -7474,7 +7474,7 @@
           <w:sz w:val="16"/>
           <w:szCs w:val="16"/>
         </w:rPr>
-        <w:t>publicado el 2 de setiembre de 2010 y modificado por Decreto Legislativo N° 1308</w:t>
+        <w:t>publicado el 2 de setiembre de 2010 y modificado por Decreto Legislativo 1308</w:t>
       </w:r>
     </w:p>
     <w:p>
@@ -8223,7 +8223,7 @@
           <w:sz w:val="16"/>
           <w:szCs w:val="16"/>
         </w:rPr>
-        <w:t xml:space="preserve">         </w:t>
+        <w:t xml:space="preserve"> </w:t>
       </w:r>
       <w:r>
         <w:rPr>
@@ -8249,7 +8249,7 @@
           <w:sz w:val="16"/>
           <w:szCs w:val="16"/>
         </w:rPr>
-        <w:t>N° 29571</w:t>
+        <w:t>29571</w:t>
       </w:r>
       <w:r>
         <w:rPr>
@@ -8277,7 +8277,7 @@
           <w:sz w:val="16"/>
           <w:szCs w:val="16"/>
         </w:rPr>
-        <w:t>publicado el 2 de setiembre de 2010 y modificado por Decreto Legislativo N° 1308</w:t>
+        <w:t>publicado el 2 de setiembre de 2010 y modificado por Decreto Legislativo 1308</w:t>
       </w:r>
     </w:p>
     <w:p>
@@ -8456,7 +8456,7 @@
           <w:szCs w:val="16"/>
         </w:rPr>
         <w:tab/>
-        <w:t>DECRETO LEGISLATIVO Nº 807, LEY SOBRE FACULTADES, NORMAS Y ORGANIZACIÓN DEL INDECOPI FACULTADES DE LAS COMISIONES Y OFICINAS DEL INDECOPI</w:t>
+        <w:t>DECRETO LEGISLATIVO 807, LEY SOBRE FACULTADES, NORMAS Y ORGANIZACIÓN DEL INDECOPI FACULTADES DE LAS COMISIONES Y OFICINAS DEL INDECOPI</w:t>
       </w:r>
     </w:p>
     <w:p>
@@ -8549,7 +8549,7 @@
           <w:sz w:val="15"/>
           <w:szCs w:val="15"/>
         </w:rPr>
-        <w:t xml:space="preserve">TEXTO ÚNICO ORDENADO DE LA LEY DEL PROCEDIMIENTO ADMINISTRATIVO GENERAL, aprobado mediante DECRETO SUPREMO N° </w:t>
+        <w:t xml:space="preserve">TEXTO ÚNICO ORDENADO DE LA LEY DEL PROCEDIMIENTO ADMINISTRATIVO GENERAL, aprobado mediante DECRETO SUPREMO </w:t>
       </w:r>
       <w:r>
         <w:rPr>
@@ -8938,7 +8938,7 @@
               <w:sz w:val="16"/>
               <w:szCs w:val="16"/>
             </w:rPr>
-            <w:t xml:space="preserve">CNICA DE LA    </w:t>
+            <w:t xml:space="preserve">CNICA DE LA </w:t>
           </w:r>
         </w:p>
         <w:p>

--- a/plantillas_maestras/02_seguro_vida/anulacion_indebida/2_ddos_banco_y_aseguradora/varon/TPL_1288_2026_SEGURO_VIDA_ANULACION_INDEBIDA_BANCO_VARON_R2.docx
+++ b/plantillas_maestras/02_seguro_vida/anulacion_indebida/2_ddos_banco_y_aseguradora/varon/TPL_1288_2026_SEGURO_VIDA_ANULACION_INDEBIDA_BANCO_VARON_R2.docx
@@ -93,18 +93,18 @@
           <w:lang w:eastAsia="es-PE"/>
           <w14:ligatures w14:val="none"/>
         </w:rPr>
-        <w:t>DENUNCIANTE</w:t>
-      </w:r>
-      <w:r>
-        <w:rPr>
-          <w:rFonts w:ascii="Arial Narrow" w:eastAsia="Arial Narrow" w:hAnsi="Arial Narrow" w:cs="Arial Narrow"/>
-          <w:b/>
-          <w:color w:val="000000"/>
-          <w:kern w:val="0"/>
-          <w:lang w:eastAsia="es-PE"/>
-          <w14:ligatures w14:val="none"/>
-        </w:rPr>
-        <w:t>S</w:t>
+        <w:t xml:space="preserve">DENUNCIANTE[DENUNCIANTE] (SEÑOR [APELLIDO] [APELLIDO])</w:t>
+      </w:r>
+      <w:r>
+        <w:rPr>
+          <w:rFonts w:ascii="Arial Narrow" w:eastAsia="Arial Narrow" w:hAnsi="Arial Narrow" w:cs="Arial Narrow"/>
+          <w:b/>
+          <w:color w:val="000000"/>
+          <w:kern w:val="0"/>
+          <w:lang w:eastAsia="es-PE"/>
+          <w14:ligatures w14:val="none"/>
+        </w:rPr>
+        <w:t/>
       </w:r>
       <w:r>
         <w:rPr>
@@ -116,7 +116,7 @@
           <w14:ligatures w14:val="none"/>
         </w:rPr>
         <w:tab/>
-        <w:t>:</w:t>
+        <w:t/>
       </w:r>
       <w:r>
         <w:rPr>
@@ -138,40 +138,40 @@
           <w:lang w:eastAsia="es-PE"/>
           <w14:ligatures w14:val="none"/>
         </w:rPr>
-        <w:t xml:space="preserve">RODRIGO ALEJANDRO SAYAN NARANJO </w:t>
-      </w:r>
-      <w:r>
-        <w:rPr>
-          <w:rFonts w:ascii="Arial Narrow" w:eastAsia="Arial Narrow" w:hAnsi="Arial Narrow" w:cs="Arial Narrow"/>
-          <w:b/>
-          <w:color w:val="000000"/>
-          <w:kern w:val="0"/>
-          <w:lang w:eastAsia="es-PE"/>
-          <w14:ligatures w14:val="none"/>
-        </w:rPr>
-        <w:t xml:space="preserve">(SEÑOR </w:t>
-      </w:r>
-      <w:r>
-        <w:rPr>
-          <w:rFonts w:ascii="Arial Narrow" w:eastAsia="Arial Narrow" w:hAnsi="Arial Narrow" w:cs="Arial Narrow"/>
-          <w:b/>
-          <w:color w:val="000000"/>
-          <w:kern w:val="0"/>
-          <w:lang w:eastAsia="es-PE"/>
-          <w14:ligatures w14:val="none"/>
-        </w:rPr>
-        <w:t>RODRIGO SAYAN</w:t>
-      </w:r>
-      <w:r>
-        <w:rPr>
-          <w:rFonts w:ascii="Arial Narrow" w:eastAsia="Arial Narrow" w:hAnsi="Arial Narrow" w:cs="Arial Narrow"/>
-          <w:b/>
-          <w:color w:val="000000"/>
-          <w:kern w:val="0"/>
-          <w:lang w:eastAsia="es-PE"/>
-          <w14:ligatures w14:val="none"/>
-        </w:rPr>
-        <w:t>)</w:t>
+        <w:t xml:space="preserve"/>
+      </w:r>
+      <w:r>
+        <w:rPr>
+          <w:rFonts w:ascii="Arial Narrow" w:eastAsia="Arial Narrow" w:hAnsi="Arial Narrow" w:cs="Arial Narrow"/>
+          <w:b/>
+          <w:color w:val="000000"/>
+          <w:kern w:val="0"/>
+          <w:lang w:eastAsia="es-PE"/>
+          <w14:ligatures w14:val="none"/>
+        </w:rPr>
+        <w:t xml:space="preserve"/>
+      </w:r>
+      <w:r>
+        <w:rPr>
+          <w:rFonts w:ascii="Arial Narrow" w:eastAsia="Arial Narrow" w:hAnsi="Arial Narrow" w:cs="Arial Narrow"/>
+          <w:b/>
+          <w:color w:val="000000"/>
+          <w:kern w:val="0"/>
+          <w:lang w:eastAsia="es-PE"/>
+          <w14:ligatures w14:val="none"/>
+        </w:rPr>
+        <w:t/>
+      </w:r>
+      <w:r>
+        <w:rPr>
+          <w:rFonts w:ascii="Arial Narrow" w:eastAsia="Arial Narrow" w:hAnsi="Arial Narrow" w:cs="Arial Narrow"/>
+          <w:b/>
+          <w:color w:val="000000"/>
+          <w:kern w:val="0"/>
+          <w:lang w:eastAsia="es-PE"/>
+          <w14:ligatures w14:val="none"/>
+        </w:rPr>
+        <w:t/>
       </w:r>
     </w:p>
     <w:p>
@@ -213,7 +213,7 @@
           <w14:ligatures w14:val="none"/>
         </w:rPr>
         <w:tab/>
-        <w:t>JAIME MARIANO SAYAN NARANJO (SEÑOR JAIME SAYAN)</w:t>
+        <w:t xml:space="preserve">JAIME MARIANO [APELLIDO] (SEÑOR [APELLIDO] [APELLIDO])</w:t>
       </w:r>
     </w:p>
     <w:p>
@@ -622,7 +622,7 @@
           <w:lang w:val="es-ES" w:eastAsia="es-ES"/>
           <w14:ligatures w14:val="none"/>
         </w:rPr>
-        <w:t xml:space="preserve">Mediante </w:t>
+        <w:t xml:space="preserve">Mediante el escrito del 13 de abril de 2026, complementado mediante escrito del 29 de abril de 2026, los señores Rodrigo [APELLIDO] y Jaime [APELLIDO] denunciaron a Corredores Falabella por presuntas infracciones a la Ley  29571, Código de Protección y Defensa del Consumidor (en adelante, Código), señalando lo siguiente:</w:t>
       </w:r>
       <w:r>
         <w:rPr>
@@ -632,7 +632,7 @@
           <w:lang w:val="es-ES" w:eastAsia="es-ES"/>
           <w14:ligatures w14:val="none"/>
         </w:rPr>
-        <w:t xml:space="preserve">el escrito del </w:t>
+        <w:t xml:space="preserve"/>
       </w:r>
       <w:r>
         <w:rPr>
@@ -642,7 +642,7 @@
           <w:lang w:val="es-ES" w:eastAsia="es-ES"/>
           <w14:ligatures w14:val="none"/>
         </w:rPr>
-        <w:t>13 de abril de 2026, complementado mediante escrito del 29 de abril de 2026</w:t>
+        <w:t/>
       </w:r>
       <w:r>
         <w:rPr>
@@ -650,7 +650,7 @@
           <w:kern w:val="0"/>
           <w14:ligatures w14:val="none"/>
         </w:rPr>
-        <w:t>,</w:t>
+        <w:t/>
       </w:r>
       <w:r>
         <w:rPr>
@@ -658,7 +658,7 @@
           <w:kern w:val="0"/>
           <w14:ligatures w14:val="none"/>
         </w:rPr>
-        <w:t xml:space="preserve"> </w:t>
+        <w:t xml:space="preserve"/>
       </w:r>
       <w:r>
         <w:rPr>
@@ -666,7 +666,7 @@
           <w:kern w:val="0"/>
           <w14:ligatures w14:val="none"/>
         </w:rPr>
-        <w:t xml:space="preserve">los señores Rodrigo Sayan y Jaime Sayan </w:t>
+        <w:t xml:space="preserve"/>
       </w:r>
       <w:r>
         <w:rPr>
@@ -674,7 +674,7 @@
           <w:kern w:val="0"/>
           <w14:ligatures w14:val="none"/>
         </w:rPr>
-        <w:t>denunciaron</w:t>
+        <w:t/>
       </w:r>
       <w:r>
         <w:rPr>
@@ -684,7 +684,7 @@
           <w:lang w:val="es-ES" w:eastAsia="es-ES"/>
           <w14:ligatures w14:val="none"/>
         </w:rPr>
-        <w:t xml:space="preserve"> a </w:t>
+        <w:t xml:space="preserve"/>
       </w:r>
       <w:r>
         <w:rPr>
@@ -694,7 +694,7 @@
           <w:lang w:val="es-ES" w:eastAsia="es-ES"/>
           <w14:ligatures w14:val="none"/>
         </w:rPr>
-        <w:t xml:space="preserve">Corredores Falabella </w:t>
+        <w:t xml:space="preserve"/>
       </w:r>
       <w:r>
         <w:rPr>
@@ -704,7 +704,7 @@
           <w:lang w:val="es-ES" w:eastAsia="es-ES"/>
           <w14:ligatures w14:val="none"/>
         </w:rPr>
-        <w:t>por presuntas</w:t>
+        <w:t/>
       </w:r>
       <w:r>
         <w:rPr>
@@ -714,7 +714,7 @@
           <w:lang w:val="es-ES" w:eastAsia="es-ES"/>
           <w14:ligatures w14:val="none"/>
         </w:rPr>
-        <w:t xml:space="preserve"> infracciones a la Ley </w:t>
+        <w:t xml:space="preserve"/>
       </w:r>
       <w:r>
         <w:rPr>
@@ -734,7 +734,7 @@
           <w:lang w:eastAsia="es-PE"/>
           <w14:ligatures w14:val="none"/>
         </w:rPr>
-        <w:t xml:space="preserve"> </w:t>
+        <w:t xml:space="preserve"/>
       </w:r>
       <w:r>
         <w:rPr>
@@ -744,7 +744,7 @@
           <w:lang w:eastAsia="es-PE"/>
           <w14:ligatures w14:val="none"/>
         </w:rPr>
-        <w:t>29571</w:t>
+        <w:t/>
       </w:r>
       <w:r>
         <w:rPr>
@@ -754,7 +754,7 @@
           <w:lang w:val="es-ES" w:eastAsia="es-ES"/>
           <w14:ligatures w14:val="none"/>
         </w:rPr>
-        <w:t>, Código de Protección y Defensa del Consumidor (en adelante, Código)</w:t>
+        <w:t/>
       </w:r>
       <w:r>
         <w:rPr>
@@ -775,7 +775,7 @@
           <w:lang w:val="es-ES" w:eastAsia="es-ES"/>
           <w14:ligatures w14:val="none"/>
         </w:rPr>
-        <w:t xml:space="preserve">, señalando </w:t>
+        <w:t xml:space="preserve"/>
       </w:r>
       <w:r>
         <w:rPr>
@@ -786,7 +786,7 @@
           <w:lang w:val="es-ES" w:eastAsia="es-ES"/>
           <w14:ligatures w14:val="none"/>
         </w:rPr>
-        <w:t>lo siguiente:</w:t>
+        <w:t/>
       </w:r>
     </w:p>
     <w:p>
@@ -835,7 +835,7 @@
           <w:lang w:eastAsia="es-ES"/>
           <w14:ligatures w14:val="none"/>
         </w:rPr>
-        <w:t>El 29 de noviembre de 2025, inició la vigencia de la Seguro de Vida con Devolución a 15 años - Póliza 117 - Propuesta 20011391 emitido por Pacífico Compañía de Seguros y Reaseguros S.A. (en adelante, Seguro de Vida) que adquirió el señor Rodrigo Sayan</w:t>
+        <w:t xml:space="preserve">El 29 de noviembre de 2025, inició la vigencia de la Seguro de Vida con Devolución a 15 años - Póliza 117 - Propuesta 20011391 emitido por Pacífico Compañía de Seguros y Reaseguros S.A. (en adelante, Seguro de Vida) que adquirió el señor [APELLIDO] [APELLIDO] (en adelante, hijo) a través de la contratación realizada por su padre, el señor [APELLIDO] [APELLIDO], con Corredores Falabella, estableciéndose el cobro mensual de una prima ascendente a S/ 365,00 mediante cargo a la tarjeta de crédito de Jaime [APELLIDO] (en adelante, tarjeta de crédito) otorgada por el Banco Falabella Perú S.A. (en adelante, Banco). </w:t>
       </w:r>
       <w:r>
         <w:rPr>
@@ -845,61 +845,61 @@
           <w:lang w:eastAsia="es-ES"/>
           <w14:ligatures w14:val="none"/>
         </w:rPr>
-        <w:t xml:space="preserve"> (en adelante, hijo)</w:t>
+        <w:t xml:space="preserve"/>
       </w:r>
       <w:r>
         <w:rPr>
           <w:rFonts w:ascii="Arial Narrow" w:hAnsi="Arial Narrow"/>
         </w:rPr>
-        <w:t xml:space="preserve"> a través</w:t>
+        <w:t xml:space="preserve"/>
       </w:r>
       <w:r>
         <w:rPr>
           <w:rFonts w:ascii="Arial Narrow" w:hAnsi="Arial Narrow"/>
         </w:rPr>
-        <w:t xml:space="preserve"> de la </w:t>
+        <w:t xml:space="preserve"/>
       </w:r>
       <w:r>
         <w:rPr>
           <w:rFonts w:ascii="Arial Narrow" w:hAnsi="Arial Narrow"/>
         </w:rPr>
-        <w:t>contratación</w:t>
+        <w:t/>
       </w:r>
       <w:r>
         <w:rPr>
           <w:rFonts w:ascii="Arial Narrow" w:hAnsi="Arial Narrow"/>
         </w:rPr>
-        <w:t xml:space="preserve"> realizada por su padre, el </w:t>
+        <w:t xml:space="preserve"/>
       </w:r>
       <w:r>
         <w:rPr>
           <w:rFonts w:ascii="Arial Narrow" w:hAnsi="Arial Narrow"/>
         </w:rPr>
-        <w:t>señor Jaime Sayan</w:t>
+        <w:t/>
       </w:r>
       <w:r>
         <w:rPr>
           <w:rFonts w:ascii="Arial Narrow" w:hAnsi="Arial Narrow"/>
         </w:rPr>
-        <w:t>,</w:t>
+        <w:t/>
       </w:r>
       <w:r>
         <w:rPr>
           <w:rFonts w:ascii="Arial Narrow" w:hAnsi="Arial Narrow"/>
         </w:rPr>
-        <w:t xml:space="preserve"> </w:t>
+        <w:t xml:space="preserve"/>
       </w:r>
       <w:r>
         <w:rPr>
           <w:rFonts w:ascii="Arial Narrow" w:hAnsi="Arial Narrow"/>
         </w:rPr>
-        <w:t>con</w:t>
+        <w:t/>
       </w:r>
       <w:r>
         <w:rPr>
           <w:rFonts w:ascii="Arial Narrow" w:hAnsi="Arial Narrow"/>
         </w:rPr>
-        <w:t xml:space="preserve"> </w:t>
+        <w:t xml:space="preserve"/>
       </w:r>
       <w:r>
         <w:rPr>
@@ -909,7 +909,7 @@
           <w:lang w:val="es-ES" w:eastAsia="es-ES"/>
           <w14:ligatures w14:val="none"/>
         </w:rPr>
-        <w:t>Corredores Falabella</w:t>
+        <w:t/>
       </w:r>
       <w:r>
         <w:rPr>
@@ -919,7 +919,7 @@
           <w:lang w:eastAsia="es-ES"/>
           <w14:ligatures w14:val="none"/>
         </w:rPr>
-        <w:t xml:space="preserve">, </w:t>
+        <w:t xml:space="preserve"/>
       </w:r>
       <w:r>
         <w:rPr>
@@ -929,7 +929,7 @@
           <w:lang w:eastAsia="es-ES"/>
           <w14:ligatures w14:val="none"/>
         </w:rPr>
-        <w:t xml:space="preserve">estableciéndose el cobro mensual de una prima ascendente a S/ 365,00 mediante cargo a la tarjeta de crédito de </w:t>
+        <w:t xml:space="preserve"/>
       </w:r>
       <w:r>
         <w:rPr>
@@ -937,7 +937,7 @@
           <w:kern w:val="0"/>
           <w14:ligatures w14:val="none"/>
         </w:rPr>
-        <w:t>Jaime Sayan</w:t>
+        <w:t/>
       </w:r>
       <w:r>
         <w:rPr>
@@ -945,7 +945,7 @@
           <w:kern w:val="0"/>
           <w14:ligatures w14:val="none"/>
         </w:rPr>
-        <w:t xml:space="preserve"> (en adelante, </w:t>
+        <w:t xml:space="preserve"/>
       </w:r>
       <w:r>
         <w:rPr>
@@ -955,7 +955,7 @@
           <w:lang w:eastAsia="es-ES"/>
           <w14:ligatures w14:val="none"/>
         </w:rPr>
-        <w:t>tarjeta de crédito</w:t>
+        <w:t/>
       </w:r>
       <w:r>
         <w:rPr>
@@ -963,7 +963,7 @@
           <w:kern w:val="0"/>
           <w14:ligatures w14:val="none"/>
         </w:rPr>
-        <w:t>)</w:t>
+        <w:t/>
       </w:r>
       <w:r>
         <w:rPr>
@@ -971,7 +971,7 @@
           <w:kern w:val="0"/>
           <w14:ligatures w14:val="none"/>
         </w:rPr>
-        <w:t xml:space="preserve"> </w:t>
+        <w:t xml:space="preserve"/>
       </w:r>
       <w:r>
         <w:rPr>
@@ -981,7 +981,7 @@
           <w:lang w:eastAsia="es-ES"/>
           <w14:ligatures w14:val="none"/>
         </w:rPr>
-        <w:t xml:space="preserve">otorgada por </w:t>
+        <w:t xml:space="preserve"/>
       </w:r>
       <w:r>
         <w:rPr>
@@ -991,7 +991,7 @@
           <w:lang w:eastAsia="es-ES"/>
           <w14:ligatures w14:val="none"/>
         </w:rPr>
-        <w:t>el Banco Falabella Perú S.A. (en adelante, Banco)</w:t>
+        <w:t/>
       </w:r>
       <w:r>
         <w:rPr>
@@ -1001,7 +1001,7 @@
           <w:lang w:eastAsia="es-ES"/>
           <w14:ligatures w14:val="none"/>
         </w:rPr>
-        <w:t>.</w:t>
+        <w:t/>
       </w:r>
       <w:r>
         <w:rPr>
@@ -1011,7 +1011,7 @@
           <w:lang w:eastAsia="es-ES"/>
           <w14:ligatures w14:val="none"/>
         </w:rPr>
-        <w:t xml:space="preserve"> </w:t>
+        <w:t xml:space="preserve"/>
       </w:r>
     </w:p>
     <w:p>
@@ -1058,7 +1058,7 @@
           <w:lang w:eastAsia="es-ES"/>
           <w14:ligatures w14:val="none"/>
         </w:rPr>
-        <w:t>A inicios de enero de 2026,</w:t>
+        <w:t xml:space="preserve">A inicios de enero de 2026, el señor [APELLIDO] [APELLIDO] advirtió que no se estaban efectuando los cargos mensuales de la prima del Seguro de Vida en la tarjeta de crédito, motivo por el cual se comunicó telefónicamente con una representante de Corredores Falabella con quien realizó la contratación del Seguro de Vida (en adelante, representante), a fin de informar dicha situación y solicitar regularizar el cobro pactado; sin embargo, se le respondió que no se podía visualizar la operación y que posteriormente brindarían una solución.</w:t>
       </w:r>
       <w:r>
         <w:rPr>
@@ -1068,7 +1068,7 @@
           <w:lang w:eastAsia="es-ES"/>
           <w14:ligatures w14:val="none"/>
         </w:rPr>
-        <w:t xml:space="preserve"> el señor </w:t>
+        <w:t xml:space="preserve"/>
       </w:r>
       <w:r>
         <w:rPr>
@@ -1076,7 +1076,7 @@
           <w:kern w:val="0"/>
           <w14:ligatures w14:val="none"/>
         </w:rPr>
-        <w:t>Jaime Sayan</w:t>
+        <w:t/>
       </w:r>
       <w:r>
         <w:rPr>
@@ -1086,7 +1086,7 @@
           <w:lang w:eastAsia="es-ES"/>
           <w14:ligatures w14:val="none"/>
         </w:rPr>
-        <w:t xml:space="preserve"> advirtió que no se estaban efectuando los cargos mensuales de la prima del Seguro de Vida en la tarjeta de crédito, motivo por el cual se comunicó telefónicamente con </w:t>
+        <w:t xml:space="preserve"/>
       </w:r>
       <w:r>
         <w:rPr>
@@ -1096,7 +1096,7 @@
           <w:lang w:eastAsia="es-ES"/>
           <w14:ligatures w14:val="none"/>
         </w:rPr>
-        <w:t>una</w:t>
+        <w:t/>
       </w:r>
       <w:r>
         <w:rPr>
@@ -1106,7 +1106,7 @@
           <w:lang w:eastAsia="es-ES"/>
           <w14:ligatures w14:val="none"/>
         </w:rPr>
-        <w:t xml:space="preserve"> representante de Corredores Falabella con quien realizó la contratación del </w:t>
+        <w:t xml:space="preserve"/>
       </w:r>
       <w:r>
         <w:rPr>
@@ -1116,7 +1116,7 @@
           <w:lang w:eastAsia="es-ES"/>
           <w14:ligatures w14:val="none"/>
         </w:rPr>
-        <w:t>Seguro de Vida</w:t>
+        <w:t/>
       </w:r>
       <w:r>
         <w:rPr>
@@ -1126,7 +1126,7 @@
           <w:lang w:eastAsia="es-ES"/>
           <w14:ligatures w14:val="none"/>
         </w:rPr>
-        <w:t xml:space="preserve"> (en adelante, representante)</w:t>
+        <w:t xml:space="preserve"/>
       </w:r>
       <w:r>
         <w:rPr>
@@ -1136,7 +1136,7 @@
           <w:lang w:eastAsia="es-ES"/>
           <w14:ligatures w14:val="none"/>
         </w:rPr>
-        <w:t>, a fin de informar dicha situación y solicitar regularizar el cobro pactado</w:t>
+        <w:t/>
       </w:r>
       <w:r>
         <w:rPr>
@@ -1146,7 +1146,7 @@
           <w:lang w:eastAsia="es-ES"/>
           <w14:ligatures w14:val="none"/>
         </w:rPr>
-        <w:t>; sin embargo, se le respondió que no se podía visualizar la operación y que posteriormente brindarían una solución.</w:t>
+        <w:t/>
       </w:r>
     </w:p>
     <w:p>
@@ -1945,7 +1945,7 @@
           <w:lang w:eastAsia="es-ES"/>
           <w14:ligatures w14:val="none"/>
         </w:rPr>
-        <w:t>No obstante,</w:t>
+        <w:t xml:space="preserve">No obstante, los señores Rodrigo [APELLIDO] y Jaime [APELLIDO] no habían solicitado la anulación del Seguro de Vida ya que mantuvieron de manera permanente la voluntad de efectuar el pago de las primas mensuales correspondientes.</w:t>
       </w:r>
       <w:r>
         <w:rPr>
@@ -1955,7 +1955,7 @@
           <w:lang w:eastAsia="es-ES"/>
           <w14:ligatures w14:val="none"/>
         </w:rPr>
-        <w:t xml:space="preserve"> </w:t>
+        <w:t xml:space="preserve"/>
       </w:r>
       <w:r>
         <w:rPr>
@@ -1963,7 +1963,7 @@
           <w:kern w:val="0"/>
           <w14:ligatures w14:val="none"/>
         </w:rPr>
-        <w:t xml:space="preserve">los señores Rodrigo Sayan y Jaime Sayan no habían solicitado </w:t>
+        <w:t xml:space="preserve"/>
       </w:r>
       <w:r>
         <w:rPr>
@@ -1973,7 +1973,7 @@
           <w:lang w:eastAsia="es-ES"/>
           <w14:ligatures w14:val="none"/>
         </w:rPr>
-        <w:t>la anulación del Seguro de Vida</w:t>
+        <w:t/>
       </w:r>
       <w:r>
         <w:rPr>
@@ -1983,7 +1983,7 @@
           <w:lang w:eastAsia="es-ES"/>
           <w14:ligatures w14:val="none"/>
         </w:rPr>
-        <w:t xml:space="preserve"> ya que </w:t>
+        <w:t xml:space="preserve"/>
       </w:r>
       <w:r>
         <w:rPr>
@@ -1993,7 +1993,7 @@
           <w:lang w:eastAsia="es-ES"/>
           <w14:ligatures w14:val="none"/>
         </w:rPr>
-        <w:t>mantuvieron de manera permanente la voluntad de efectuar el pago de las primas mensuales correspondientes</w:t>
+        <w:t/>
       </w:r>
       <w:r>
         <w:rPr>
@@ -2003,7 +2003,7 @@
           <w:lang w:eastAsia="es-ES"/>
           <w14:ligatures w14:val="none"/>
         </w:rPr>
-        <w:t>.</w:t>
+        <w:t/>
       </w:r>
     </w:p>
     <w:p>
@@ -2051,7 +2051,7 @@
           <w:lang w:val="es-ES" w:eastAsia="es-ES"/>
           <w14:ligatures w14:val="none"/>
         </w:rPr>
-        <w:t>Los señores Rodrigo Alejandro Sayan Naranjo y Jaime Mariano Sayan Naranjo</w:t>
+        <w:t xml:space="preserve">Los señores Rodrigo [APELLIDO] y Jaime Mariano [APELLIDO] solicitaron, en calidad de medida correctiva, que Corredores Falabella cumpla con otorgar la suma de S/ 65 700,00 correspondiente al monto que se iba a recibir si se hubiese cumplido adecuadamente con los términos contractuales del Seguro de Vida; o, en su defecto, que el Seguro de Vida sea rehabilitado inmediatamente en las mismas condiciones y beneficios originalmente pactados. Asimismo, no requirió de manera expresa el reembolso de costos y costas del presente procedimiento. </w:t>
       </w:r>
       <w:r>
         <w:rPr>
@@ -2061,7 +2061,7 @@
           <w:lang w:val="es-ES" w:eastAsia="es-ES"/>
           <w14:ligatures w14:val="none"/>
         </w:rPr>
-        <w:t xml:space="preserve"> solicitaron</w:t>
+        <w:t xml:space="preserve"/>
       </w:r>
       <w:r>
         <w:rPr>
@@ -2071,7 +2071,7 @@
           <w:lang w:val="es-ES" w:eastAsia="es-ES"/>
           <w14:ligatures w14:val="none"/>
         </w:rPr>
-        <w:t xml:space="preserve">, en calidad de medida </w:t>
+        <w:t xml:space="preserve"/>
       </w:r>
       <w:r>
         <w:rPr>
@@ -2081,7 +2081,7 @@
           <w:lang w:val="es-ES" w:eastAsia="es-ES"/>
           <w14:ligatures w14:val="none"/>
         </w:rPr>
-        <w:t xml:space="preserve">correctiva, que </w:t>
+        <w:t xml:space="preserve"/>
       </w:r>
       <w:r>
         <w:rPr>
@@ -2091,7 +2091,7 @@
           <w:lang w:val="es-ES" w:eastAsia="es-ES"/>
           <w14:ligatures w14:val="none"/>
         </w:rPr>
-        <w:t xml:space="preserve">Corredores Falabella </w:t>
+        <w:t xml:space="preserve"/>
       </w:r>
       <w:r>
         <w:rPr>
@@ -2101,7 +2101,7 @@
           <w:lang w:val="es-ES" w:eastAsia="es-ES"/>
           <w14:ligatures w14:val="none"/>
         </w:rPr>
-        <w:t xml:space="preserve">cumpla con otorgar la suma de S/ 65 700,00 correspondiente al monto que se iba a recibir si se hubiese cumplido </w:t>
+        <w:t xml:space="preserve"/>
       </w:r>
       <w:r>
         <w:rPr>
@@ -2111,7 +2111,7 @@
           <w:lang w:val="es-ES" w:eastAsia="es-ES"/>
           <w14:ligatures w14:val="none"/>
         </w:rPr>
-        <w:t xml:space="preserve">adecuadamente </w:t>
+        <w:t xml:space="preserve"/>
       </w:r>
       <w:r>
         <w:rPr>
@@ -2121,7 +2121,7 @@
           <w:lang w:val="es-ES" w:eastAsia="es-ES"/>
           <w14:ligatures w14:val="none"/>
         </w:rPr>
-        <w:t>con los términos contractuales</w:t>
+        <w:t/>
       </w:r>
       <w:r>
         <w:rPr>
@@ -2131,7 +2131,7 @@
           <w:lang w:val="es-ES" w:eastAsia="es-ES"/>
           <w14:ligatures w14:val="none"/>
         </w:rPr>
-        <w:t xml:space="preserve"> del Seguro de Vida</w:t>
+        <w:t xml:space="preserve"/>
       </w:r>
       <w:r>
         <w:rPr>
@@ -2141,7 +2141,7 @@
           <w:lang w:val="es-ES" w:eastAsia="es-ES"/>
           <w14:ligatures w14:val="none"/>
         </w:rPr>
-        <w:t xml:space="preserve">; o, en su defecto, que el </w:t>
+        <w:t xml:space="preserve"/>
       </w:r>
       <w:r>
         <w:rPr>
@@ -2151,7 +2151,7 @@
           <w:lang w:val="es-ES" w:eastAsia="es-ES"/>
           <w14:ligatures w14:val="none"/>
         </w:rPr>
-        <w:t>Seguro de Vida</w:t>
+        <w:t/>
       </w:r>
       <w:r>
         <w:rPr>
@@ -2161,7 +2161,7 @@
           <w:lang w:val="es-ES" w:eastAsia="es-ES"/>
           <w14:ligatures w14:val="none"/>
         </w:rPr>
-        <w:t xml:space="preserve"> </w:t>
+        <w:t xml:space="preserve"/>
       </w:r>
       <w:r>
         <w:rPr>
@@ -2171,7 +2171,7 @@
           <w:lang w:val="es-ES" w:eastAsia="es-ES"/>
           <w14:ligatures w14:val="none"/>
         </w:rPr>
-        <w:t xml:space="preserve">sea </w:t>
+        <w:t xml:space="preserve"/>
       </w:r>
       <w:r>
         <w:rPr>
@@ -2181,7 +2181,7 @@
           <w:lang w:val="es-ES" w:eastAsia="es-ES"/>
           <w14:ligatures w14:val="none"/>
         </w:rPr>
-        <w:t>rehabilitado</w:t>
+        <w:t/>
       </w:r>
       <w:r>
         <w:rPr>
@@ -2191,7 +2191,7 @@
           <w:lang w:val="es-ES" w:eastAsia="es-ES"/>
           <w14:ligatures w14:val="none"/>
         </w:rPr>
-        <w:t xml:space="preserve"> inmediatamente en las mismas condiciones</w:t>
+        <w:t xml:space="preserve"/>
       </w:r>
       <w:r>
         <w:rPr>
@@ -2201,7 +2201,7 @@
           <w:lang w:val="es-ES" w:eastAsia="es-ES"/>
           <w14:ligatures w14:val="none"/>
         </w:rPr>
-        <w:t xml:space="preserve"> y beneficios</w:t>
+        <w:t xml:space="preserve"/>
       </w:r>
       <w:r>
         <w:rPr>
@@ -2211,7 +2211,7 @@
           <w:lang w:val="es-ES" w:eastAsia="es-ES"/>
           <w14:ligatures w14:val="none"/>
         </w:rPr>
-        <w:t xml:space="preserve"> </w:t>
+        <w:t xml:space="preserve"/>
       </w:r>
       <w:r>
         <w:rPr>
@@ -2221,7 +2221,7 @@
           <w:lang w:val="es-ES" w:eastAsia="es-ES"/>
           <w14:ligatures w14:val="none"/>
         </w:rPr>
-        <w:t>originalmente pactados</w:t>
+        <w:t/>
       </w:r>
       <w:r>
         <w:rPr>
@@ -2231,7 +2231,7 @@
           <w:lang w:val="es-ES" w:eastAsia="es-ES"/>
           <w14:ligatures w14:val="none"/>
         </w:rPr>
-        <w:t>.</w:t>
+        <w:t/>
       </w:r>
       <w:r>
         <w:rPr>
@@ -2241,7 +2241,7 @@
           <w:lang w:val="es-ES" w:eastAsia="es-ES"/>
           <w14:ligatures w14:val="none"/>
         </w:rPr>
-        <w:t xml:space="preserve"> Asimismo, </w:t>
+        <w:t xml:space="preserve"/>
       </w:r>
       <w:r>
         <w:rPr>
@@ -2251,7 +2251,7 @@
           <w:lang w:val="es-ES" w:eastAsia="es-ES"/>
           <w14:ligatures w14:val="none"/>
         </w:rPr>
-        <w:t xml:space="preserve">no </w:t>
+        <w:t xml:space="preserve"/>
       </w:r>
       <w:r>
         <w:rPr>
@@ -2261,7 +2261,7 @@
           <w:lang w:val="es-ES" w:eastAsia="es-ES"/>
           <w14:ligatures w14:val="none"/>
         </w:rPr>
-        <w:t xml:space="preserve">requirió </w:t>
+        <w:t xml:space="preserve"/>
       </w:r>
       <w:r>
         <w:rPr>
@@ -2271,7 +2271,7 @@
           <w:lang w:val="es-ES" w:eastAsia="es-ES"/>
           <w14:ligatures w14:val="none"/>
         </w:rPr>
-        <w:t xml:space="preserve">de manera expresa </w:t>
+        <w:t xml:space="preserve"/>
       </w:r>
       <w:r>
         <w:rPr>
@@ -2281,7 +2281,7 @@
           <w:lang w:val="es-ES" w:eastAsia="es-ES"/>
           <w14:ligatures w14:val="none"/>
         </w:rPr>
-        <w:t>el reembolso de costos y costas del presente procedimiento.</w:t>
+        <w:t/>
       </w:r>
       <w:r>
         <w:rPr>
@@ -2291,7 +2291,7 @@
           <w:lang w:val="es-ES" w:eastAsia="es-ES"/>
           <w14:ligatures w14:val="none"/>
         </w:rPr>
-        <w:t xml:space="preserve"> </w:t>
+        <w:t xml:space="preserve"/>
       </w:r>
     </w:p>
     <w:p>
@@ -2388,7 +2388,7 @@
           <w:lang w:eastAsia="es-PE"/>
           <w14:ligatures w14:val="none"/>
         </w:rPr>
-        <w:t>La Secretaría Técnica de la Comisión de Protección al Consumidor 1 (en adelante, la Secretaría Técnica), en ejercicio de sus facultades</w:t>
+        <w:t xml:space="preserve">La Secretaría Técnica de la Comisión de Protección al Consumidor 1 (en adelante, la Secretaría Técnica), en ejercicio de sus facultades, considera que el hecho denunciado, consistente en que el proveedor denunciado no habría efectuado oportunamente el cobro de las primas correspondientes a la Póliza 117 del Seguro de Vida con Devolución a 15 años - Propuesta 20011391, pese a que las primas debían cargarse mensualmente a la tarjeta de crédito contratada por el señor [APELLIDO] Mariano [APELLIDO] ; involucraría una presunta afectación a sus expectativas, quien no habría encontrado una correspondencia entre lo que esperaba recibir de parte del proveedor y lo que realmente recibió. Por consiguiente, corresponde calificar el hecho materia de denuncia como una presunta infracción al deber de idoneidad, tipificado en los artículos 18 y 19 del Código.</w:t>
       </w:r>
       <w:bookmarkEnd w:id="3"/>
       <w:bookmarkEnd w:id="4"/>
@@ -2410,7 +2410,7 @@
           <w:lang w:eastAsia="es-PE"/>
           <w14:ligatures w14:val="none"/>
         </w:rPr>
-        <w:t xml:space="preserve">, </w:t>
+        <w:t xml:space="preserve"/>
       </w:r>
       <w:r>
         <w:rPr>
@@ -2420,15 +2420,15 @@
           <w:lang w:eastAsia="es-PE"/>
           <w14:ligatures w14:val="none"/>
         </w:rPr>
-        <w:t xml:space="preserve">considera </w:t>
-      </w:r>
-      <w:r>
-        <w:rPr>
-          <w:rFonts w:ascii="Arial Narrow" w:eastAsia="Arial Narrow" w:hAnsi="Arial Narrow" w:cs="Arial Narrow"/>
-          <w:kern w:val="0"/>
-          <w14:ligatures w14:val="none"/>
-        </w:rPr>
-        <w:t xml:space="preserve">que el hecho denunciado, </w:t>
+        <w:t xml:space="preserve"/>
+      </w:r>
+      <w:r>
+        <w:rPr>
+          <w:rFonts w:ascii="Arial Narrow" w:eastAsia="Arial Narrow" w:hAnsi="Arial Narrow" w:cs="Arial Narrow"/>
+          <w:kern w:val="0"/>
+          <w14:ligatures w14:val="none"/>
+        </w:rPr>
+        <w:t xml:space="preserve"/>
       </w:r>
       <w:bookmarkStart w:id="6" w:name="_Hlk211591623"/>
       <w:r>
@@ -2437,7 +2437,7 @@
           <w:kern w:val="0"/>
           <w14:ligatures w14:val="none"/>
         </w:rPr>
-        <w:t xml:space="preserve">consistente en que </w:t>
+        <w:t xml:space="preserve"/>
       </w:r>
       <w:bookmarkStart w:id="7" w:name="_Hlk213160885"/>
       <w:bookmarkStart w:id="8" w:name="_Hlk213151898"/>
@@ -2451,7 +2451,7 @@
           <w:lang w:eastAsia="es-PE"/>
           <w14:ligatures w14:val="none"/>
         </w:rPr>
-        <w:t xml:space="preserve">el </w:t>
+        <w:t xml:space="preserve"/>
       </w:r>
       <w:r>
         <w:rPr>
@@ -2463,15 +2463,15 @@
           <w14:ligatures w14:val="none"/>
         </w:rPr>
         <w:lastRenderedPageBreak/>
-        <w:t>proveedor denunciado no habría efectuado oportunamente el cobro de las primas correspondientes a la Póliza 117 del Seguro de Vida con Devolución a 15 años - Propuesta 20011391, pese a que las primas debían cargarse mensualmente a la tarjeta de crédito contratada por el señor Jaime Mariano Sayan Naranjo</w:t>
-      </w:r>
-      <w:r>
-        <w:rPr>
-          <w:rFonts w:ascii="Arial Narrow" w:eastAsia="Arial Narrow" w:hAnsi="Arial Narrow" w:cs="Arial Narrow"/>
-          <w:kern w:val="0"/>
-          <w14:ligatures w14:val="none"/>
-        </w:rPr>
-        <w:t>; involucraría una presunta afectación a sus expectativas, quien no habría encontrado una correspondencia entre lo que esperaba recibir de parte del proveedor y lo que realmente recibió. Por consiguiente, corresponde calificar el hecho materia de denuncia como una presunta infracción al deber de idoneidad, tipificado en los artículos 18</w:t>
+        <w:t/>
+      </w:r>
+      <w:r>
+        <w:rPr>
+          <w:rFonts w:ascii="Arial Narrow" w:eastAsia="Arial Narrow" w:hAnsi="Arial Narrow" w:cs="Arial Narrow"/>
+          <w:kern w:val="0"/>
+          <w14:ligatures w14:val="none"/>
+        </w:rPr>
+        <w:t/>
       </w:r>
       <w:r>
         <w:rPr>
@@ -2489,7 +2489,7 @@
           <w:kern w:val="0"/>
           <w14:ligatures w14:val="none"/>
         </w:rPr>
-        <w:t xml:space="preserve"> y 19</w:t>
+        <w:t xml:space="preserve"/>
       </w:r>
       <w:r>
         <w:rPr>
@@ -2507,7 +2507,7 @@
           <w:kern w:val="0"/>
           <w14:ligatures w14:val="none"/>
         </w:rPr>
-        <w:t xml:space="preserve"> del Código</w:t>
+        <w:t xml:space="preserve"/>
       </w:r>
       <w:bookmarkStart w:id="10" w:name="_Hlk213160896"/>
       <w:bookmarkEnd w:id="7"/>
@@ -2527,7 +2527,7 @@
           <w:kern w:val="0"/>
           <w14:ligatures w14:val="none"/>
         </w:rPr>
-        <w:t>.</w:t>
+        <w:t/>
       </w:r>
       <w:bookmarkEnd w:id="8"/>
     </w:p>
@@ -3480,7 +3480,7 @@
           <w:lang w:eastAsia="es-PE"/>
           <w14:ligatures w14:val="none"/>
         </w:rPr>
-        <w:t xml:space="preserve">PRIMERO: </w:t>
+        <w:t xml:space="preserve">PRIMERO: admitir a trámite la denuncia del 13 de abril de 2026, complementado mediante escrito del 29 de abril de 2026, interpuesta por los señores Rodrigo [APELLIDO] y Jaime Mariano [APELLIDO] contra Corredores de Seguros Falabella S.A.C., por lo siguiente:</w:t>
       </w:r>
       <w:r>
         <w:rPr>
@@ -3491,7 +3491,7 @@
           <w:lang w:eastAsia="es-PE"/>
           <w14:ligatures w14:val="none"/>
         </w:rPr>
-        <w:t xml:space="preserve">admitir a trámite la denuncia del </w:t>
+        <w:t xml:space="preserve"/>
       </w:r>
       <w:r>
         <w:rPr>
@@ -3501,7 +3501,7 @@
           <w:lang w:val="es-ES" w:eastAsia="es-ES"/>
           <w14:ligatures w14:val="none"/>
         </w:rPr>
-        <w:t>13 de abril de 2026, complementado mediante escrito del 29 de abril de 2026</w:t>
+        <w:t/>
       </w:r>
       <w:r>
         <w:rPr>
@@ -3511,7 +3511,7 @@
           <w:lang w:val="es-ES" w:eastAsia="es-ES"/>
           <w14:ligatures w14:val="none"/>
         </w:rPr>
-        <w:t xml:space="preserve">, </w:t>
+        <w:t xml:space="preserve"/>
       </w:r>
       <w:r>
         <w:rPr>
@@ -3522,7 +3522,7 @@
           <w:lang w:eastAsia="es-PE"/>
           <w14:ligatures w14:val="none"/>
         </w:rPr>
-        <w:t xml:space="preserve">interpuesta por </w:t>
+        <w:t xml:space="preserve"/>
       </w:r>
       <w:r>
         <w:rPr>
@@ -3532,7 +3532,7 @@
           <w:kern w:val="0"/>
           <w14:ligatures w14:val="none"/>
         </w:rPr>
-        <w:t>los</w:t>
+        <w:t/>
       </w:r>
       <w:r>
         <w:rPr>
@@ -3542,7 +3542,7 @@
           <w:kern w:val="0"/>
           <w14:ligatures w14:val="none"/>
         </w:rPr>
-        <w:t xml:space="preserve"> señores Rodrigo Alejandro Sayan Naranjo y Jaime Mariano Sayan Naranjo </w:t>
+        <w:t xml:space="preserve"/>
       </w:r>
       <w:r>
         <w:rPr>
@@ -3553,7 +3553,7 @@
           <w:lang w:eastAsia="es-PE"/>
           <w14:ligatures w14:val="none"/>
         </w:rPr>
-        <w:t xml:space="preserve">contra </w:t>
+        <w:t xml:space="preserve"/>
       </w:r>
       <w:r>
         <w:rPr>
@@ -3563,7 +3563,7 @@
           <w:kern w:val="0"/>
           <w14:ligatures w14:val="none"/>
         </w:rPr>
-        <w:t xml:space="preserve">Corredores de </w:t>
+        <w:t xml:space="preserve"/>
       </w:r>
       <w:r>
         <w:rPr>
@@ -3573,7 +3573,7 @@
           <w:kern w:val="0"/>
           <w14:ligatures w14:val="none"/>
         </w:rPr>
-        <w:t>Seguros Falabella S.A.C.</w:t>
+        <w:t/>
       </w:r>
       <w:r>
         <w:rPr>
@@ -3584,7 +3584,7 @@
           <w:lang w:eastAsia="es-PE"/>
           <w14:ligatures w14:val="none"/>
         </w:rPr>
-        <w:t xml:space="preserve">, </w:t>
+        <w:t xml:space="preserve"/>
       </w:r>
       <w:bookmarkStart w:id="25" w:name="_Hlk215062067"/>
       <w:r>
@@ -3596,7 +3596,7 @@
           <w:lang w:eastAsia="es-PE"/>
           <w14:ligatures w14:val="none"/>
         </w:rPr>
-        <w:t>por lo siguiente:</w:t>
+        <w:t/>
       </w:r>
       <w:bookmarkStart w:id="26" w:name="_Hlk215162047"/>
     </w:p>
@@ -3638,31 +3638,31 @@
           <w:kern w:val="0"/>
           <w14:ligatures w14:val="none"/>
         </w:rPr>
-        <w:t xml:space="preserve">Presunta </w:t>
-      </w:r>
-      <w:r>
-        <w:rPr>
-          <w:rFonts w:ascii="Arial Narrow" w:eastAsia="Arial Narrow" w:hAnsi="Arial Narrow" w:cs="Arial Narrow"/>
-          <w:kern w:val="0"/>
-          <w14:ligatures w14:val="none"/>
-        </w:rPr>
-        <w:t>infracción a los artículos 18 y 19 de la Ley 29571, Código de Protección y Defensa del Consumidor</w:t>
-      </w:r>
-      <w:r>
-        <w:rPr>
-          <w:rFonts w:ascii="Arial Narrow" w:eastAsia="Arial Narrow" w:hAnsi="Arial Narrow" w:cs="Arial Narrow"/>
-          <w:kern w:val="0"/>
-          <w14:ligatures w14:val="none"/>
-        </w:rPr>
-        <w:t>, en tanto el proveedor denunciado no habría efectuado oportunamente el cobro de las primas correspondientes a</w:t>
-      </w:r>
-      <w:r>
-        <w:rPr>
-          <w:rFonts w:ascii="Arial Narrow" w:eastAsia="Arial Narrow" w:hAnsi="Arial Narrow" w:cs="Arial Narrow"/>
-          <w:kern w:val="0"/>
-          <w14:ligatures w14:val="none"/>
-        </w:rPr>
-        <w:t xml:space="preserve"> </w:t>
+        <w:t xml:space="preserve">Presunta infracción a los artículos 18 y 19 de la Ley 29571, Código de Protección y Defensa del Consumidor, en tanto el proveedor denunciado no habría efectuado oportunamente el cobro de las primas correspondientes a la Póliza 117 del Seguro de Vida con Devolución a 15 años - Propuesta 20011391, pese a que las primas debían cargarse mensualmente a la tarjeta de crédito contratada por el señor [APELLIDO] Mariano [APELLIDO] .</w:t>
+      </w:r>
+      <w:r>
+        <w:rPr>
+          <w:rFonts w:ascii="Arial Narrow" w:eastAsia="Arial Narrow" w:hAnsi="Arial Narrow" w:cs="Arial Narrow"/>
+          <w:kern w:val="0"/>
+          <w14:ligatures w14:val="none"/>
+        </w:rPr>
+        <w:t/>
+      </w:r>
+      <w:r>
+        <w:rPr>
+          <w:rFonts w:ascii="Arial Narrow" w:eastAsia="Arial Narrow" w:hAnsi="Arial Narrow" w:cs="Arial Narrow"/>
+          <w:kern w:val="0"/>
+          <w14:ligatures w14:val="none"/>
+        </w:rPr>
+        <w:t/>
+      </w:r>
+      <w:r>
+        <w:rPr>
+          <w:rFonts w:ascii="Arial Narrow" w:eastAsia="Arial Narrow" w:hAnsi="Arial Narrow" w:cs="Arial Narrow"/>
+          <w:kern w:val="0"/>
+          <w14:ligatures w14:val="none"/>
+        </w:rPr>
+        <w:t xml:space="preserve"/>
       </w:r>
       <w:r>
         <w:rPr>
@@ -3672,47 +3672,47 @@
           <w:lang w:val="es-ES" w:eastAsia="es-ES"/>
           <w14:ligatures w14:val="none"/>
         </w:rPr>
-        <w:t>la Póliza 117 del Seguro de Vida con Devolución a 15 años - Propuesta 20011391</w:t>
-      </w:r>
-      <w:r>
-        <w:rPr>
-          <w:rFonts w:ascii="Arial Narrow" w:eastAsia="Arial Narrow" w:hAnsi="Arial Narrow" w:cs="Arial Narrow"/>
-          <w:kern w:val="0"/>
-          <w14:ligatures w14:val="none"/>
-        </w:rPr>
-        <w:t>, pese a que las primas debían cargarse mensualmente a la tarjeta de crédito</w:t>
-      </w:r>
-      <w:r>
-        <w:rPr>
-          <w:rFonts w:ascii="Arial Narrow" w:eastAsia="Arial Narrow" w:hAnsi="Arial Narrow" w:cs="Arial Narrow"/>
-          <w:kern w:val="0"/>
-          <w14:ligatures w14:val="none"/>
-        </w:rPr>
-        <w:t xml:space="preserve"> contratada por el señor</w:t>
-      </w:r>
-      <w:r>
-        <w:rPr>
-          <w:rFonts w:ascii="Arial Narrow" w:eastAsia="Arial Narrow" w:hAnsi="Arial Narrow" w:cs="Arial Narrow"/>
-          <w:kern w:val="0"/>
-          <w14:ligatures w14:val="none"/>
-        </w:rPr>
-        <w:t xml:space="preserve"> </w:t>
-      </w:r>
-      <w:r>
-        <w:rPr>
-          <w:rFonts w:ascii="Arial Narrow" w:eastAsia="Arial Narrow" w:hAnsi="Arial Narrow" w:cs="Arial Narrow"/>
-          <w:kern w:val="0"/>
-          <w14:ligatures w14:val="none"/>
-        </w:rPr>
-        <w:t>Jaime Mariano Sayan Naranjo</w:t>
-      </w:r>
-      <w:r>
-        <w:rPr>
-          <w:rFonts w:ascii="Arial Narrow" w:eastAsia="Arial Narrow" w:hAnsi="Arial Narrow" w:cs="Arial Narrow"/>
-          <w:kern w:val="0"/>
-          <w14:ligatures w14:val="none"/>
-        </w:rPr>
-        <w:t>.</w:t>
+        <w:t/>
+      </w:r>
+      <w:r>
+        <w:rPr>
+          <w:rFonts w:ascii="Arial Narrow" w:eastAsia="Arial Narrow" w:hAnsi="Arial Narrow" w:cs="Arial Narrow"/>
+          <w:kern w:val="0"/>
+          <w14:ligatures w14:val="none"/>
+        </w:rPr>
+        <w:t/>
+      </w:r>
+      <w:r>
+        <w:rPr>
+          <w:rFonts w:ascii="Arial Narrow" w:eastAsia="Arial Narrow" w:hAnsi="Arial Narrow" w:cs="Arial Narrow"/>
+          <w:kern w:val="0"/>
+          <w14:ligatures w14:val="none"/>
+        </w:rPr>
+        <w:t xml:space="preserve"/>
+      </w:r>
+      <w:r>
+        <w:rPr>
+          <w:rFonts w:ascii="Arial Narrow" w:eastAsia="Arial Narrow" w:hAnsi="Arial Narrow" w:cs="Arial Narrow"/>
+          <w:kern w:val="0"/>
+          <w14:ligatures w14:val="none"/>
+        </w:rPr>
+        <w:t xml:space="preserve"/>
+      </w:r>
+      <w:r>
+        <w:rPr>
+          <w:rFonts w:ascii="Arial Narrow" w:eastAsia="Arial Narrow" w:hAnsi="Arial Narrow" w:cs="Arial Narrow"/>
+          <w:kern w:val="0"/>
+          <w14:ligatures w14:val="none"/>
+        </w:rPr>
+        <w:t/>
+      </w:r>
+      <w:r>
+        <w:rPr>
+          <w:rFonts w:ascii="Arial Narrow" w:eastAsia="Arial Narrow" w:hAnsi="Arial Narrow" w:cs="Arial Narrow"/>
+          <w:kern w:val="0"/>
+          <w14:ligatures w14:val="none"/>
+        </w:rPr>
+        <w:t/>
       </w:r>
     </w:p>
     <w:p>
@@ -5414,7 +5414,7 @@
           <w:b/>
           <w:bCs/>
         </w:rPr>
-        <w:t>DÉCIMO</w:t>
+        <w:t xml:space="preserve">DÉCIMO: requerir a los señores Rodrigo [APELLIDO] y Jaime Mariano [APELLIDO] y a Corredores de Seguros Falabella S.A.C.  para que, dentro del plazo de dos (2) días hábiles siguientes a la fecha en que reciban la notificación en sus bandejas de correo electrónico, efectúen la confirmación de recepción de la notificación remitida por este despacho a sus correos electrónicos, de conformidad con el segundo párrafo del numeral 4 del artículo 20 del Texto Único Ordenado de la Ley del Procedimiento Administrativo General, aprobado mediante Decreto Supremo 006-2026-JUS, bajo apercibimiento de rehacer el acto de notificación y notificarles conforme al numeral 1 del artículo 20 del citado cuerpo normativo.</w:t>
       </w:r>
       <w:r>
         <w:rPr>
@@ -5424,7 +5424,7 @@
           <w:kern w:val="0"/>
           <w14:ligatures w14:val="none"/>
         </w:rPr>
-        <w:t>:</w:t>
+        <w:t/>
       </w:r>
       <w:r>
         <w:rPr>
@@ -5434,7 +5434,7 @@
           <w:kern w:val="0"/>
           <w14:ligatures w14:val="none"/>
         </w:rPr>
-        <w:t xml:space="preserve"> </w:t>
+        <w:t xml:space="preserve"/>
       </w:r>
       <w:r>
         <w:rPr>
@@ -5444,7 +5444,7 @@
           <w:kern w:val="0"/>
           <w14:ligatures w14:val="none"/>
         </w:rPr>
-        <w:t xml:space="preserve">requerir </w:t>
+        <w:t xml:space="preserve"/>
       </w:r>
       <w:r>
         <w:rPr>
@@ -5454,7 +5454,7 @@
           <w:kern w:val="0"/>
           <w14:ligatures w14:val="none"/>
         </w:rPr>
-        <w:t xml:space="preserve">a los señores Rodrigo Alejandro Sayan Naranjo y Jaime Mariano Sayan Naranjo y a Corredores de Seguros Falabella S.A.C. </w:t>
+        <w:t xml:space="preserve"/>
       </w:r>
       <w:r>
         <w:rPr>
@@ -5465,14 +5465,14 @@
           <w:lang w:eastAsia="es-PE"/>
           <w14:ligatures w14:val="none"/>
         </w:rPr>
-        <w:t xml:space="preserve"> </w:t>
+        <w:t xml:space="preserve"/>
       </w:r>
       <w:r>
         <w:rPr>
           <w:rFonts w:ascii="Arial Narrow" w:hAnsi="Arial Narrow"/>
           <w:color w:val="000000"/>
         </w:rPr>
-        <w:t xml:space="preserve">para que, dentro del plazo de dos (2) días hábiles siguientes a la </w:t>
+        <w:t xml:space="preserve"/>
       </w:r>
       <w:r>
         <w:rPr>
@@ -5480,105 +5480,105 @@
           <w:color w:val="000000"/>
         </w:rPr>
         <w:lastRenderedPageBreak/>
-        <w:t>fecha en que reciba</w:t>
+        <w:t/>
       </w:r>
       <w:r>
         <w:rPr>
           <w:rFonts w:ascii="Arial Narrow" w:hAnsi="Arial Narrow"/>
           <w:color w:val="000000"/>
         </w:rPr>
-        <w:t>n</w:t>
+        <w:t/>
       </w:r>
       <w:r>
         <w:rPr>
           <w:rFonts w:ascii="Arial Narrow" w:hAnsi="Arial Narrow"/>
           <w:color w:val="000000"/>
         </w:rPr>
-        <w:t xml:space="preserve"> la notificación en su</w:t>
+        <w:t xml:space="preserve"/>
       </w:r>
       <w:r>
         <w:rPr>
           <w:rFonts w:ascii="Arial Narrow" w:hAnsi="Arial Narrow"/>
           <w:color w:val="000000"/>
         </w:rPr>
-        <w:t>s</w:t>
+        <w:t/>
       </w:r>
       <w:r>
         <w:rPr>
           <w:rFonts w:ascii="Arial Narrow" w:hAnsi="Arial Narrow"/>
           <w:color w:val="000000"/>
         </w:rPr>
-        <w:t xml:space="preserve"> bandeja</w:t>
+        <w:t xml:space="preserve"/>
       </w:r>
       <w:r>
         <w:rPr>
           <w:rFonts w:ascii="Arial Narrow" w:hAnsi="Arial Narrow"/>
           <w:color w:val="000000"/>
         </w:rPr>
-        <w:t>s</w:t>
+        <w:t/>
       </w:r>
       <w:r>
         <w:rPr>
           <w:rFonts w:ascii="Arial Narrow" w:hAnsi="Arial Narrow"/>
           <w:color w:val="000000"/>
         </w:rPr>
-        <w:t xml:space="preserve"> de correo electrónico, efectúe</w:t>
+        <w:t xml:space="preserve"/>
       </w:r>
       <w:r>
         <w:rPr>
           <w:rFonts w:ascii="Arial Narrow" w:hAnsi="Arial Narrow"/>
           <w:color w:val="000000"/>
         </w:rPr>
-        <w:t>n</w:t>
+        <w:t/>
       </w:r>
       <w:r>
         <w:rPr>
           <w:rFonts w:ascii="Arial Narrow" w:hAnsi="Arial Narrow"/>
           <w:color w:val="000000"/>
         </w:rPr>
-        <w:t xml:space="preserve"> la confirmación de recepción de la notificación remitida por este despacho a su</w:t>
+        <w:t xml:space="preserve"/>
       </w:r>
       <w:r>
         <w:rPr>
           <w:rFonts w:ascii="Arial Narrow" w:hAnsi="Arial Narrow"/>
           <w:color w:val="000000"/>
         </w:rPr>
-        <w:t>s</w:t>
+        <w:t/>
       </w:r>
       <w:r>
         <w:rPr>
           <w:rFonts w:ascii="Arial Narrow" w:hAnsi="Arial Narrow"/>
           <w:color w:val="000000"/>
         </w:rPr>
-        <w:t xml:space="preserve"> correo</w:t>
+        <w:t xml:space="preserve"/>
       </w:r>
       <w:r>
         <w:rPr>
           <w:rFonts w:ascii="Arial Narrow" w:hAnsi="Arial Narrow"/>
           <w:color w:val="000000"/>
         </w:rPr>
-        <w:t>s</w:t>
+        <w:t/>
       </w:r>
       <w:r>
         <w:rPr>
           <w:rFonts w:ascii="Arial Narrow" w:hAnsi="Arial Narrow"/>
           <w:color w:val="000000"/>
         </w:rPr>
-        <w:t xml:space="preserve"> electrónico</w:t>
+        <w:t xml:space="preserve"/>
       </w:r>
       <w:r>
         <w:rPr>
           <w:rFonts w:ascii="Arial Narrow" w:hAnsi="Arial Narrow"/>
           <w:color w:val="000000"/>
         </w:rPr>
-        <w:t>s</w:t>
+        <w:t/>
       </w:r>
       <w:r>
         <w:rPr>
           <w:rFonts w:ascii="Arial Narrow" w:hAnsi="Arial Narrow"/>
           <w:color w:val="000000"/>
         </w:rPr>
-        <w:t>, de conformidad con el segundo párrafo del numeral 4 del artículo 20</w:t>
+        <w:t/>
       </w:r>
       <w:r>
         <w:rPr>
@@ -5595,21 +5595,21 @@
           <w:rFonts w:ascii="Arial Narrow" w:hAnsi="Arial Narrow"/>
           <w:color w:val="000000"/>
         </w:rPr>
-        <w:t xml:space="preserve"> del Texto Único Ordenado de la Ley del Procedimiento Administrativo General, aprobado mediante Decreto Supremo 006-2026-JUS, bajo apercibimiento de rehacer el acto de notificación y notificarle</w:t>
+        <w:t xml:space="preserve"/>
       </w:r>
       <w:r>
         <w:rPr>
           <w:rFonts w:ascii="Arial Narrow" w:hAnsi="Arial Narrow"/>
           <w:color w:val="000000"/>
         </w:rPr>
-        <w:t>s</w:t>
+        <w:t/>
       </w:r>
       <w:r>
         <w:rPr>
           <w:rFonts w:ascii="Arial Narrow" w:hAnsi="Arial Narrow"/>
           <w:color w:val="000000"/>
         </w:rPr>
-        <w:t xml:space="preserve"> conforme al numeral 1 del artículo 20</w:t>
+        <w:t xml:space="preserve"/>
       </w:r>
       <w:r>
         <w:rPr>
@@ -5626,7 +5626,7 @@
           <w:rFonts w:ascii="Arial Narrow" w:hAnsi="Arial Narrow"/>
           <w:color w:val="000000"/>
         </w:rPr>
-        <w:t xml:space="preserve"> del citado cuerpo normativo</w:t>
+        <w:t xml:space="preserve"/>
       </w:r>
       <w:r>
         <w:rPr>
@@ -5639,7 +5639,7 @@
         <w:rPr>
           <w:rFonts w:ascii="Arial Narrow" w:hAnsi="Arial Narrow" w:cs="Arial"/>
         </w:rPr>
-        <w:t>.</w:t>
+        <w:t/>
       </w:r>
       <w:bookmarkStart w:id="31" w:name="_Hlk198890962"/>
     </w:p>

--- a/plantillas_maestras/02_seguro_vida/anulacion_indebida/2_ddos_banco_y_aseguradora/varon/TPL_1288_2026_SEGURO_VIDA_ANULACION_INDEBIDA_BANCO_VARON_R2.docx
+++ b/plantillas_maestras/02_seguro_vida/anulacion_indebida/2_ddos_banco_y_aseguradora/varon/TPL_1288_2026_SEGURO_VIDA_ANULACION_INDEBIDA_BANCO_VARON_R2.docx
@@ -622,7 +622,7 @@
           <w:lang w:val="es-ES" w:eastAsia="es-ES"/>
           <w14:ligatures w14:val="none"/>
         </w:rPr>
-        <w:t xml:space="preserve">Mediante el escrito del 13 de abril de 2026, complementado mediante escrito del 29 de abril de 2026, los señores Rodrigo [APELLIDO] y Jaime [APELLIDO] denunciaron a Corredores Falabella por presuntas infracciones a la Ley  29571, Código de Protección y Defensa del Consumidor (en adelante, Código), señalando lo siguiente:</w:t>
+        <w:t xml:space="preserve">Mediante el escrito del 13 de abril de 2026, complementado mediante escrito del 29 de abril de 2026, los señores [APELLIDO] [APELLIDO] y [APELLIDO] [APELLIDO] denunciaron a Corredores Falabella por presuntas infracciones a la Ley 29571, Código de Protección y Defensa del Consumidor (en adelante, Código), señalando lo siguiente:</w:t>
       </w:r>
       <w:r>
         <w:rPr>
@@ -1945,7 +1945,7 @@
           <w:lang w:eastAsia="es-ES"/>
           <w14:ligatures w14:val="none"/>
         </w:rPr>
-        <w:t xml:space="preserve">No obstante, los señores Rodrigo [APELLIDO] y Jaime [APELLIDO] no habían solicitado la anulación del Seguro de Vida ya que mantuvieron de manera permanente la voluntad de efectuar el pago de las primas mensuales correspondientes.</w:t>
+        <w:t xml:space="preserve">No obstante, los señores [APELLIDO] [APELLIDO] y [APELLIDO] [APELLIDO] no habían solicitado la anulación del Seguro de Vida ya que mantuvieron de manera permanente la voluntad de efectuar el pago de las primas mensuales correspondientes.</w:t>
       </w:r>
       <w:r>
         <w:rPr>
@@ -2051,7 +2051,7 @@
           <w:lang w:val="es-ES" w:eastAsia="es-ES"/>
           <w14:ligatures w14:val="none"/>
         </w:rPr>
-        <w:t xml:space="preserve">Los señores Rodrigo [APELLIDO] y Jaime Mariano [APELLIDO] solicitaron, en calidad de medida correctiva, que Corredores Falabella cumpla con otorgar la suma de S/ 65 700,00 correspondiente al monto que se iba a recibir si se hubiese cumplido adecuadamente con los términos contractuales del Seguro de Vida; o, en su defecto, que el Seguro de Vida sea rehabilitado inmediatamente en las mismas condiciones y beneficios originalmente pactados. Asimismo, no requirió de manera expresa el reembolso de costos y costas del presente procedimiento. </w:t>
+        <w:t xml:space="preserve">Los señores [APELLIDO] [APELLIDO] y [APELLIDO] [APELLIDO] solicitaron, en calidad de medida correctiva, que Corredores Falabella cumpla con otorgar la suma de S/ 65 700,00 correspondiente al monto que se iba a recibir si se hubiese cumplido adecuadamente con los términos contractuales del Seguro de Vida; o, en su defecto, que el Seguro de Vida sea rehabilitado inmediatamente en las mismas condiciones y beneficios originalmente pactados. Asimismo, no requirió de manera expresa el reembolso de costos y costas del presente procedimiento. </w:t>
       </w:r>
       <w:r>
         <w:rPr>
@@ -2388,7 +2388,7 @@
           <w:lang w:eastAsia="es-PE"/>
           <w14:ligatures w14:val="none"/>
         </w:rPr>
-        <w:t xml:space="preserve">La Secretaría Técnica de la Comisión de Protección al Consumidor 1 (en adelante, la Secretaría Técnica), en ejercicio de sus facultades, considera que el hecho denunciado, consistente en que el proveedor denunciado no habría efectuado oportunamente el cobro de las primas correspondientes a la Póliza 117 del Seguro de Vida con Devolución a 15 años - Propuesta 20011391, pese a que las primas debían cargarse mensualmente a la tarjeta de crédito contratada por el señor [APELLIDO] Mariano [APELLIDO] ; involucraría una presunta afectación a sus expectativas, quien no habría encontrado una correspondencia entre lo que esperaba recibir de parte del proveedor y lo que realmente recibió. Por consiguiente, corresponde calificar el hecho materia de denuncia como una presunta infracción al deber de idoneidad, tipificado en los artículos 18 y 19 del Código.</w:t>
+        <w:t xml:space="preserve">La Secretaría Técnica de la Comisión de Protección al Consumidor 1 (en adelante, la Secretaría Técnica), en ejercicio de sus facultades, considera que el hecho denunciado, consistente en que el proveedor denunciado no habría efectuado oportunamente el cobro de las primas correspondientes a la Póliza 117 del Seguro de Vida con Devolución a 15 años - Propuesta 20011391, pese a que las primas debían cargarse mensualmente a la tarjeta de crédito contratada por el señor [APELLIDO] [APELLIDO] ; involucraría una presunta afectación a sus expectativas, quien no habría encontrado una correspondencia entre lo que esperaba recibir de parte del proveedor y lo que realmente recibió. Por consiguiente, corresponde calificar el hecho materia de denuncia como una presunta infracción al deber de idoneidad, tipificado en los artículos 18 y 19 del Código.</w:t>
       </w:r>
       <w:bookmarkEnd w:id="3"/>
       <w:bookmarkEnd w:id="4"/>
@@ -3480,7 +3480,7 @@
           <w:lang w:eastAsia="es-PE"/>
           <w14:ligatures w14:val="none"/>
         </w:rPr>
-        <w:t xml:space="preserve">PRIMERO: admitir a trámite la denuncia del 13 de abril de 2026, complementado mediante escrito del 29 de abril de 2026, interpuesta por los señores Rodrigo [APELLIDO] y Jaime Mariano [APELLIDO] contra Corredores de Seguros Falabella S.A.C., por lo siguiente:</w:t>
+        <w:t xml:space="preserve">PRIMERO: admitir a trámite la denuncia del 13 de abril de 2026, complementado mediante escrito del 29 de abril de 2026, interpuesta por los señores [APELLIDO] [APELLIDO] y [APELLIDO] [APELLIDO] contra Corredores de Seguros Falabella S.A.C., por lo siguiente:</w:t>
       </w:r>
       <w:r>
         <w:rPr>
@@ -3638,7 +3638,7 @@
           <w:kern w:val="0"/>
           <w14:ligatures w14:val="none"/>
         </w:rPr>
-        <w:t xml:space="preserve">Presunta infracción a los artículos 18 y 19 de la Ley 29571, Código de Protección y Defensa del Consumidor, en tanto el proveedor denunciado no habría efectuado oportunamente el cobro de las primas correspondientes a la Póliza 117 del Seguro de Vida con Devolución a 15 años - Propuesta 20011391, pese a que las primas debían cargarse mensualmente a la tarjeta de crédito contratada por el señor [APELLIDO] Mariano [APELLIDO] .</w:t>
+        <w:t xml:space="preserve">Presunta infracción a los artículos 18 y 19 de la Ley 29571, Código de Protección y Defensa del Consumidor, en tanto el proveedor denunciado no habría efectuado oportunamente el cobro de las primas correspondientes a la Póliza 117 del Seguro de Vida con Devolución a 15 años - Propuesta 20011391, pese a que las primas debían cargarse mensualmente a la tarjeta de crédito contratada por el señor [APELLIDO] [APELLIDO] .</w:t>
       </w:r>
       <w:r>
         <w:rPr>
@@ -5414,7 +5414,7 @@
           <w:b/>
           <w:bCs/>
         </w:rPr>
-        <w:t xml:space="preserve">DÉCIMO: requerir a los señores Rodrigo [APELLIDO] y Jaime Mariano [APELLIDO] y a Corredores de Seguros Falabella S.A.C.  para que, dentro del plazo de dos (2) días hábiles siguientes a la fecha en que reciban la notificación en sus bandejas de correo electrónico, efectúen la confirmación de recepción de la notificación remitida por este despacho a sus correos electrónicos, de conformidad con el segundo párrafo del numeral 4 del artículo 20 del Texto Único Ordenado de la Ley del Procedimiento Administrativo General, aprobado mediante Decreto Supremo 006-2026-JUS, bajo apercibimiento de rehacer el acto de notificación y notificarles conforme al numeral 1 del artículo 20 del citado cuerpo normativo.</w:t>
+        <w:t xml:space="preserve">DÉCIMO: requerir a los señores [APELLIDO] [APELLIDO] y [APELLIDO] [APELLIDO] y a Corredores de Seguros Falabella S.A.C. para que, dentro del plazo de dos (2) días hábiles siguientes a la fecha en que reciban la notificación en sus bandejas de correo electrónico, efectúen la confirmación de recepción de la notificación remitida por este despacho a sus correos electrónicos, de conformidad con el segundo párrafo del numeral 4 del artículo 20 del Texto Único Ordenado de la Ley del Procedimiento Administrativo General, aprobado mediante Decreto Supremo 006-2026-JUS, bajo apercibimiento de rehacer el acto de notificación y notificarles conforme al numeral 1 del artículo 20 del citado cuerpo normativo.</w:t>
       </w:r>
       <w:r>
         <w:rPr>

--- a/plantillas_maestras/02_seguro_vida/anulacion_indebida/2_ddos_banco_y_aseguradora/varon/TPL_1288_2026_SEGURO_VIDA_ANULACION_INDEBIDA_BANCO_VARON_R2.docx
+++ b/plantillas_maestras/02_seguro_vida/anulacion_indebida/2_ddos_banco_y_aseguradora/varon/TPL_1288_2026_SEGURO_VIDA_ANULACION_INDEBIDA_BANCO_VARON_R2.docx
@@ -758,6 +758,7 @@
       </w:r>
       <w:r>
         <w:rPr>
+          <w:rStyle w:val="Refdenotaalpie"/>
           <w:rFonts w:ascii="Arial Narrow" w:eastAsia="Times New Roman" w:hAnsi="Arial Narrow" w:cs="Times New Roman"/>
           <w:color w:val="000000"/>
           <w:kern w:val="0"/>
@@ -2395,6 +2396,7 @@
       <w:bookmarkEnd w:id="5"/>
       <w:r>
         <w:rPr>
+          <w:rStyle w:val="Refdenotaalpie"/>
           <w:rFonts w:ascii="Arial Narrow" w:eastAsia="Arial Narrow" w:hAnsi="Arial Narrow" w:cs="Arial Narrow"/>
           <w:kern w:val="0"/>
           <w:vertAlign w:val="superscript"/>
@@ -2513,6 +2515,7 @@
       <w:bookmarkEnd w:id="7"/>
       <w:r>
         <w:rPr>
+          <w:rStyle w:val="Refdenotaalpie"/>
           <w:rFonts w:ascii="Arial Narrow" w:eastAsia="Arial Narrow" w:hAnsi="Arial Narrow" w:cs="Arial"/>
           <w:kern w:val="0"/>
           <w:vertAlign w:val="superscript"/>
@@ -2742,6 +2745,7 @@
       </w:r>
       <w:r>
         <w:rPr>
+          <w:rStyle w:val="Refdenotaalpie"/>
           <w:rFonts w:ascii="Arial Narrow" w:eastAsia="Arial Narrow" w:hAnsi="Arial Narrow" w:cs="Arial"/>
           <w:kern w:val="0"/>
           <w:vertAlign w:val="superscript"/>
@@ -3020,6 +3024,7 @@
       <w:bookmarkEnd w:id="20"/>
       <w:r>
         <w:rPr>
+          <w:rStyle w:val="Refdenotaalpie"/>
           <w:rFonts w:ascii="Arial Narrow" w:eastAsia="Arial Narrow" w:hAnsi="Arial Narrow" w:cs="Arial"/>
           <w:bCs/>
           <w:color w:val="000000"/>
@@ -3088,6 +3093,7 @@
       </w:r>
       <w:r>
         <w:rPr>
+          <w:rStyle w:val="Refdenotaalpie"/>
           <w:rFonts w:ascii="Arial Narrow" w:eastAsia="Arial Narrow" w:hAnsi="Arial Narrow" w:cs="Arial Narrow"/>
           <w:kern w:val="0"/>
           <w:vertAlign w:val="superscript"/>
@@ -4503,6 +4509,7 @@
       </w:r>
       <w:r>
         <w:rPr>
+          <w:rStyle w:val="Refdenotaalpie"/>
           <w:rFonts w:ascii="Arial Narrow" w:eastAsia="Calibri" w:hAnsi="Arial Narrow" w:cs="Arial"/>
           <w:kern w:val="0"/>
           <w:vertAlign w:val="superscript"/>
@@ -4547,6 +4554,7 @@
       </w:r>
       <w:r>
         <w:rPr>
+          <w:rStyle w:val="Refdenotaalpie"/>
           <w:rFonts w:ascii="Arial Narrow" w:eastAsia="Calibri" w:hAnsi="Arial Narrow" w:cs="Arial"/>
           <w:spacing w:val="-2"/>
           <w:kern w:val="0"/>
@@ -4974,6 +4982,7 @@
       </w:r>
       <w:r>
         <w:rPr>
+          <w:rStyle w:val="Refdenotaalpie"/>
           <w:rFonts w:ascii="Arial Narrow" w:eastAsia="Arial Narrow" w:hAnsi="Arial Narrow" w:cs="Times New Roman"/>
           <w:color w:val="000000"/>
           <w:kern w:val="0"/>
@@ -5066,6 +5075,7 @@
       </w:r>
       <w:r>
         <w:rPr>
+          <w:rStyle w:val="Refdenotaalpie"/>
           <w:rFonts w:ascii="Arial Narrow" w:eastAsia="Arial Narrow" w:hAnsi="Arial Narrow" w:cs="Times New Roman"/>
           <w:color w:val="000000"/>
           <w:kern w:val="0"/>
@@ -5119,6 +5129,7 @@
       </w:r>
       <w:r>
         <w:rPr>
+          <w:rStyle w:val="Refdenotaalpie"/>
           <w:rFonts w:ascii="Arial Narrow" w:eastAsia="Arial Narrow" w:hAnsi="Arial Narrow" w:cs="Times New Roman"/>
           <w:color w:val="000000"/>
           <w:kern w:val="0"/>
@@ -5282,6 +5293,7 @@
       </w:r>
       <w:r>
         <w:rPr>
+          <w:rStyle w:val="Refdenotaalpie"/>
           <w:rFonts w:ascii="Arial Narrow" w:eastAsia="Calibri" w:hAnsi="Arial Narrow" w:cs="Arial"/>
           <w:kern w:val="0"/>
           <w:vertAlign w:val="superscript"/>
@@ -5630,6 +5642,7 @@
       </w:r>
       <w:r>
         <w:rPr>
+          <w:rStyle w:val="Refdenotaalpie"/>
           <w:rFonts w:ascii="Arial Narrow" w:hAnsi="Arial Narrow"/>
           <w:vertAlign w:val="superscript"/>
         </w:rPr>
@@ -5664,7 +5677,6 @@
           <w:b/>
           <w:color w:val="000000"/>
           <w:kern w:val="0"/>
-          <w:highlight w:val="magenta"/>
           <w:lang w:val="es-ES" w:eastAsia="es-PE"/>
           <w14:ligatures w14:val="none"/>
         </w:rPr>
@@ -5864,14 +5876,14 @@
         <w:tab w:val="right" w:pos="8838"/>
       </w:tabs>
       <w:rPr>
-        <w:rFonts w:ascii="Arial" w:eastAsia="Arial" w:hAnsi="Arial" w:cs="Arial"/>
+        <w:rFonts w:ascii="Arial Narrow" w:eastAsia="Arial" w:hAnsi="Arial Narrow" w:cs="Arial"/>
         <w:sz w:val="16"/>
         <w:szCs w:val="16"/>
       </w:rPr>
     </w:pPr>
     <w:r>
       <w:rPr>
-        <w:rFonts w:ascii="Arial" w:eastAsia="Arial" w:hAnsi="Arial" w:cs="Arial"/>
+        <w:rFonts w:ascii="Arial Narrow" w:eastAsia="Arial" w:hAnsi="Arial Narrow" w:cs="Arial"/>
         <w:sz w:val="16"/>
         <w:szCs w:val="16"/>
       </w:rPr>
@@ -5885,7 +5897,7 @@
     </w:pPr>
     <w:r>
       <w:rPr>
-        <w:rFonts w:ascii="Arial" w:eastAsia="Arial" w:hAnsi="Arial" w:cs="Arial"/>
+        <w:rFonts w:ascii="Arial Narrow" w:eastAsia="Arial" w:hAnsi="Arial Narrow" w:cs="Arial"/>
         <w:sz w:val="16"/>
         <w:szCs w:val="16"/>
       </w:rPr>
@@ -5893,7 +5905,7 @@
     </w:r>
     <w:r>
       <w:rPr>
-        <w:rFonts w:ascii="Arial" w:eastAsia="Arial" w:hAnsi="Arial" w:cs="Arial"/>
+        <w:rFonts w:ascii="Arial Narrow" w:eastAsia="Arial" w:hAnsi="Arial Narrow" w:cs="Arial"/>
         <w:sz w:val="16"/>
         <w:szCs w:val="16"/>
       </w:rPr>
@@ -5901,7 +5913,7 @@
     </w:r>
     <w:r>
       <w:rPr>
-        <w:rFonts w:ascii="Arial" w:eastAsia="Arial" w:hAnsi="Arial" w:cs="Arial"/>
+        <w:rFonts w:ascii="Arial Narrow" w:eastAsia="Arial" w:hAnsi="Arial Narrow" w:cs="Arial"/>
         <w:sz w:val="16"/>
         <w:szCs w:val="16"/>
       </w:rPr>
@@ -5909,7 +5921,7 @@
     </w:r>
     <w:r>
       <w:rPr>
-        <w:rFonts w:ascii="Arial" w:eastAsia="Arial" w:hAnsi="Arial" w:cs="Arial"/>
+        <w:rFonts w:ascii="Arial Narrow" w:eastAsia="Arial" w:hAnsi="Arial Narrow" w:cs="Arial"/>
         <w:sz w:val="16"/>
         <w:szCs w:val="16"/>
       </w:rPr>
@@ -5917,7 +5929,7 @@
     </w:r>
     <w:r>
       <w:rPr>
-        <w:rFonts w:ascii="Arial" w:eastAsia="Arial" w:hAnsi="Arial" w:cs="Arial"/>
+        <w:rFonts w:ascii="Arial Narrow" w:eastAsia="Arial" w:hAnsi="Arial Narrow" w:cs="Arial"/>
         <w:sz w:val="16"/>
         <w:szCs w:val="16"/>
       </w:rPr>
@@ -5977,6 +5989,7 @@
           <w:rFonts w:ascii="Arial Narrow" w:hAnsi="Arial Narrow" w:cs="Arial"/>
           <w:sz w:val="16"/>
           <w:szCs w:val="16"/>
+          <w:vertAlign w:val="superscript"/>
         </w:rPr>
         <w:footnoteRef/>
       </w:r>
@@ -6051,6 +6064,7 @@
           <w:rFonts w:ascii="Arial Narrow" w:hAnsi="Arial Narrow" w:cs="Arial"/>
           <w:sz w:val="16"/>
           <w:szCs w:val="16"/>
+          <w:vertAlign w:val="superscript"/>
         </w:rPr>
         <w:footnoteRef/>
       </w:r>
@@ -6304,6 +6318,7 @@
           <w:rFonts w:ascii="Arial Narrow" w:hAnsi="Arial Narrow"/>
           <w:sz w:val="16"/>
           <w:szCs w:val="16"/>
+          <w:vertAlign w:val="superscript"/>
         </w:rPr>
         <w:footnoteRef/>
       </w:r>
@@ -6487,6 +6502,7 @@
           <w:rFonts w:ascii="Arial Narrow" w:hAnsi="Arial Narrow"/>
           <w:sz w:val="16"/>
           <w:szCs w:val="16"/>
+          <w:vertAlign w:val="superscript"/>
         </w:rPr>
         <w:footnoteRef/>
       </w:r>
@@ -6636,6 +6652,7 @@
           <w:rFonts w:ascii="Arial Narrow" w:hAnsi="Arial Narrow"/>
           <w:sz w:val="16"/>
           <w:szCs w:val="16"/>
+          <w:vertAlign w:val="superscript"/>
         </w:rPr>
         <w:footnoteRef/>
       </w:r>
@@ -6752,6 +6769,7 @@
           <w:rFonts w:ascii="Arial Narrow" w:hAnsi="Arial Narrow" w:cs="Arial"/>
           <w:sz w:val="16"/>
           <w:szCs w:val="16"/>
+          <w:vertAlign w:val="superscript"/>
         </w:rPr>
         <w:footnoteRef/>
       </w:r>
@@ -6919,6 +6937,7 @@
           <w:rFonts w:ascii="Arial Narrow" w:hAnsi="Arial Narrow" w:cs="Arial"/>
           <w:sz w:val="16"/>
           <w:szCs w:val="16"/>
+          <w:vertAlign w:val="superscript"/>
         </w:rPr>
         <w:footnoteRef/>
       </w:r>
@@ -6971,6 +6990,7 @@
           <w:rFonts w:ascii="Arial Narrow" w:hAnsi="Arial Narrow" w:cs="Arial"/>
           <w:sz w:val="16"/>
           <w:szCs w:val="16"/>
+          <w:vertAlign w:val="superscript"/>
         </w:rPr>
         <w:footnoteRef/>
       </w:r>
@@ -7176,7 +7196,7 @@
       </w:pPr>
       <w:r>
         <w:rPr>
-          <w:rStyle w:val="TextonotapieCar"/>
+          <w:rStyle w:val="Refdenotaalpie"/>
           <w:rFonts w:ascii="Arial Narrow" w:hAnsi="Arial Narrow" w:cs="Arial"/>
           <w:sz w:val="16"/>
           <w:szCs w:val="16"/>
@@ -7411,6 +7431,7 @@
           <w:rFonts w:ascii="Arial Narrow" w:hAnsi="Arial Narrow" w:cs="Arial"/>
           <w:sz w:val="16"/>
           <w:szCs w:val="16"/>
+          <w:vertAlign w:val="superscript"/>
         </w:rPr>
         <w:footnoteRef/>
       </w:r>
@@ -8214,6 +8235,7 @@
           <w:rFonts w:ascii="Arial Narrow" w:hAnsi="Arial Narrow" w:cs="Arial"/>
           <w:sz w:val="16"/>
           <w:szCs w:val="16"/>
+          <w:vertAlign w:val="superscript"/>
         </w:rPr>
         <w:footnoteRef/>
       </w:r>
@@ -8434,6 +8456,7 @@
           <w:bCs/>
           <w:sz w:val="16"/>
           <w:szCs w:val="16"/>
+          <w:vertAlign w:val="superscript"/>
         </w:rPr>
         <w:footnoteRef/>
       </w:r>
@@ -8521,8 +8544,9 @@
         <w:rPr>
           <w:rStyle w:val="Refdenotaalpie"/>
           <w:rFonts w:ascii="Arial Narrow" w:hAnsi="Arial Narrow" w:cs="Arial"/>
-          <w:sz w:val="15"/>
+          <w:sz w:val="16"/>
           <w:szCs w:val="15"/>
+          <w:vertAlign w:val="superscript"/>
         </w:rPr>
         <w:footnoteRef/>
       </w:r>
@@ -11034,6 +11058,17 @@
       <w:szCs w:val="20"/>
     </w:rPr>
   </w:style>
+  <w:style w:type="character" w:styleId="FootnoteReference">
+    <w:name w:val="footnote reference"/>
+    <w:basedOn w:val="Fuentedeprrafopredeter"/>
+    <w:uiPriority w:val="99"/>
+    <w:semiHidden/>
+    <w:unhideWhenUsed/>
+    <w:rPr>
+      <w:rFonts w:ascii="Arial Narrow" w:hAnsi="Arial Narrow"/>
+      <w:vertAlign w:val="superscript"/>
+    </w:rPr>
+  </w:style>
 </w:styles>
 </file>
 

--- a/plantillas_maestras/02_seguro_vida/anulacion_indebida/2_ddos_banco_y_aseguradora/varon/TPL_1288_2026_SEGURO_VIDA_ANULACION_INDEBIDA_BANCO_VARON_R2.docx
+++ b/plantillas_maestras/02_seguro_vida/anulacion_indebida/2_ddos_banco_y_aseguradora/varon/TPL_1288_2026_SEGURO_VIDA_ANULACION_INDEBIDA_BANCO_VARON_R2.docx
@@ -1,8 +1,8 @@
 
 <file path=word/document.xml><?xml version="1.0" encoding="utf-8"?>
-<w:document xmlns:wpc="http://schemas.microsoft.com/office/word/2010/wordprocessingCanvas" xmlns:cx="http://schemas.microsoft.com/office/drawing/2014/chartex" xmlns:cx1="http://schemas.microsoft.com/office/drawing/2015/9/8/chartex" xmlns:cx2="http://schemas.microsoft.com/office/drawing/2015/10/21/chartex" xmlns:cx3="http://schemas.microsoft.com/office/drawing/2016/5/9/chartex" xmlns:cx4="http://schemas.microsoft.com/office/drawing/2016/5/10/chartex" xmlns:cx5="http://schemas.microsoft.com/office/drawing/2016/5/11/chartex" xmlns:cx6="http://schemas.microsoft.com/office/drawing/2016/5/12/chartex" xmlns:cx7="http://schemas.microsoft.com/office/drawing/2016/5/13/chartex" xmlns:cx8="http://schemas.microsoft.com/office/drawing/2016/5/14/chartex" xmlns:mc="http://schemas.openxmlformats.org/markup-compatibility/2006" xmlns:aink="http://schemas.microsoft.com/office/drawing/2016/ink" xmlns:am3d="http://schemas.microsoft.com/office/drawing/2017/model3d" xmlns:o="urn:schemas-microsoft-com:office:office" xmlns:oel="http://schemas.microsoft.com/office/2019/extlst" xmlns:r="http://schemas.openxmlformats.org/officeDocument/2006/relationships" xmlns:m="http://schemas.openxmlformats.org/officeDocument/2006/math" xmlns:v="urn:schemas-microsoft-com:vml" xmlns:wp14="http://schemas.microsoft.com/office/word/2010/wordprocessingDrawing" xmlns:wp="http://schemas.openxmlformats.org/drawingml/2006/wordprocessingDrawing" xmlns:w10="urn:schemas-microsoft-com:office:word" xmlns:w="http://schemas.openxmlformats.org/wordprocessingml/2006/main" xmlns:w14="http://schemas.microsoft.com/office/word/2010/wordml" xmlns:w15="http://schemas.microsoft.com/office/word/2012/wordml" xmlns:w16cex="http://schemas.microsoft.com/office/word/2018/wordml/cex" xmlns:w16cid="http://schemas.microsoft.com/office/word/2016/wordml/cid" xmlns:w16="http://schemas.microsoft.com/office/word/2018/wordml" xmlns:w16du="http://schemas.microsoft.com/office/word/2023/wordml/word16du" xmlns:w16sdtdh="http://schemas.microsoft.com/office/word/2020/wordml/sdtdatahash" xmlns:w16sdtfl="http://schemas.microsoft.com/office/word/2024/wordml/sdtformatlock" xmlns:w16se="http://schemas.microsoft.com/office/word/2015/wordml/symex" xmlns:wpg="http://schemas.microsoft.com/office/word/2010/wordprocessingGroup" xmlns:wpi="http://schemas.microsoft.com/office/word/2010/wordprocessingInk" xmlns:wne="http://schemas.microsoft.com/office/word/2006/wordml" xmlns:wps="http://schemas.microsoft.com/office/word/2010/wordprocessingShape" mc:Ignorable="w14 w15 w16se w16cid w16 w16cex w16sdtdh w16sdtfl w16du wp14">
+<w:document xmlns:ns1="http://schemas.openxmlformats.org/markup-compatibility/2006" xmlns:ns2="http://schemas.microsoft.com/office/word/2010/wordml" xmlns:ns3="http://schemas.openxmlformats.org/officeDocument/2006/relationships" xmlns:w="http://schemas.openxmlformats.org/wordprocessingml/2006/main" ns1:Ignorable="w14 w15 w16se w16cid w16 w16cex w16sdtdh w16sdtfl w16du wp14">
   <w:body>
-    <w:p>
+    <w:p ns2:paraId="1B509B2D" ns2:textId="62CAAC39">
       <w:pPr>
         <w:tabs>
           <w:tab w:val="left" w:pos="1701"/>
@@ -14,7 +14,7 @@
           <w:color w:val="000000"/>
           <w:kern w:val="0"/>
           <w:lang w:eastAsia="es-PE"/>
-          <w14:ligatures w14:val="none"/>
+          <ns2:ligatures ns2:val="none"/>
         </w:rPr>
       </w:pPr>
       <w:bookmarkStart w:id="0" w:name="_Hlk80343540"/>
@@ -25,7 +25,7 @@
           <w:color w:val="000000"/>
           <w:kern w:val="0"/>
           <w:lang w:eastAsia="es-PE"/>
-          <w14:ligatures w14:val="none"/>
+          <ns2:ligatures ns2:val="none"/>
         </w:rPr>
         <w:t xml:space="preserve">EXPEDIENTE </w:t>
       </w:r>
@@ -36,7 +36,7 @@
           <w:color w:val="000000"/>
           <w:kern w:val="0"/>
           <w:lang w:eastAsia="es-PE"/>
-          <w14:ligatures w14:val="none"/>
+          <ns2:ligatures ns2:val="none"/>
         </w:rPr>
         <w:tab/>
         <w:t>:</w:t>
@@ -48,7 +48,7 @@
           <w:color w:val="000000"/>
           <w:kern w:val="0"/>
           <w:lang w:eastAsia="es-PE"/>
-          <w14:ligatures w14:val="none"/>
+          <ns2:ligatures ns2:val="none"/>
         </w:rPr>
         <w:tab/>
       </w:r>
@@ -61,12 +61,12 @@
           <w:kern w:val="0"/>
           <w:shd w:val="clear" w:color="auto" w:fill="FFFFFF"/>
           <w:lang w:eastAsia="es-PE"/>
-          <w14:ligatures w14:val="none"/>
+          <ns2:ligatures ns2:val="none"/>
         </w:rPr>
         <w:t>1288-2026/CC1</w:t>
       </w:r>
     </w:p>
-    <w:p>
+    <w:p ns2:paraId="7E5DC22B" ns2:textId="0DE70276">
       <w:pPr>
         <w:tabs>
           <w:tab w:val="left" w:pos="1701"/>
@@ -81,17 +81,17 @@
           <w:color w:val="000000"/>
           <w:kern w:val="0"/>
           <w:lang w:eastAsia="es-PE"/>
-          <w14:ligatures w14:val="none"/>
-        </w:rPr>
-      </w:pPr>
-      <w:r>
-        <w:rPr>
-          <w:rFonts w:ascii="Arial Narrow" w:eastAsia="Arial Narrow" w:hAnsi="Arial Narrow" w:cs="Arial Narrow"/>
-          <w:b/>
-          <w:color w:val="000000"/>
-          <w:kern w:val="0"/>
-          <w:lang w:eastAsia="es-PE"/>
-          <w14:ligatures w14:val="none"/>
+          <ns2:ligatures ns2:val="none"/>
+        </w:rPr>
+      </w:pPr>
+      <w:r>
+        <w:rPr>
+          <w:rFonts w:ascii="Arial Narrow" w:eastAsia="Arial Narrow" w:hAnsi="Arial Narrow" w:cs="Arial Narrow"/>
+          <w:b/>
+          <w:color w:val="000000"/>
+          <w:kern w:val="0"/>
+          <w:lang w:eastAsia="es-PE"/>
+          <ns2:ligatures ns2:val="none"/>
         </w:rPr>
         <w:t xml:space="preserve">DENUNCIANTE[DENUNCIANTE] (SEÑOR [APELLIDO] [APELLIDO])</w:t>
       </w:r>
@@ -102,7 +102,7 @@
           <w:color w:val="000000"/>
           <w:kern w:val="0"/>
           <w:lang w:eastAsia="es-PE"/>
-          <w14:ligatures w14:val="none"/>
+          <ns2:ligatures ns2:val="none"/>
         </w:rPr>
         <w:t/>
       </w:r>
@@ -113,7 +113,7 @@
           <w:color w:val="000000"/>
           <w:kern w:val="0"/>
           <w:lang w:eastAsia="es-PE"/>
-          <w14:ligatures w14:val="none"/>
+          <ns2:ligatures ns2:val="none"/>
         </w:rPr>
         <w:tab/>
         <w:t/>
@@ -125,7 +125,7 @@
           <w:color w:val="000000"/>
           <w:kern w:val="0"/>
           <w:lang w:eastAsia="es-PE"/>
-          <w14:ligatures w14:val="none"/>
+          <ns2:ligatures ns2:val="none"/>
         </w:rPr>
         <w:tab/>
       </w:r>
@@ -136,7 +136,7 @@
           <w:color w:val="000000"/>
           <w:kern w:val="0"/>
           <w:lang w:eastAsia="es-PE"/>
-          <w14:ligatures w14:val="none"/>
+          <ns2:ligatures ns2:val="none"/>
         </w:rPr>
         <w:t xml:space="preserve"/>
       </w:r>
@@ -147,7 +147,7 @@
           <w:color w:val="000000"/>
           <w:kern w:val="0"/>
           <w:lang w:eastAsia="es-PE"/>
-          <w14:ligatures w14:val="none"/>
+          <ns2:ligatures ns2:val="none"/>
         </w:rPr>
         <w:t xml:space="preserve"/>
       </w:r>
@@ -158,7 +158,7 @@
           <w:color w:val="000000"/>
           <w:kern w:val="0"/>
           <w:lang w:eastAsia="es-PE"/>
-          <w14:ligatures w14:val="none"/>
+          <ns2:ligatures ns2:val="none"/>
         </w:rPr>
         <w:t/>
       </w:r>
@@ -169,12 +169,12 @@
           <w:color w:val="000000"/>
           <w:kern w:val="0"/>
           <w:lang w:eastAsia="es-PE"/>
-          <w14:ligatures w14:val="none"/>
+          <ns2:ligatures ns2:val="none"/>
         </w:rPr>
         <w:t/>
       </w:r>
     </w:p>
-    <w:p>
+    <w:p ns2:paraId="2153DA0E" ns2:textId="20391DEF">
       <w:pPr>
         <w:tabs>
           <w:tab w:val="left" w:pos="1701"/>
@@ -189,17 +189,17 @@
           <w:color w:val="000000"/>
           <w:kern w:val="0"/>
           <w:lang w:eastAsia="es-PE"/>
-          <w14:ligatures w14:val="none"/>
-        </w:rPr>
-      </w:pPr>
-      <w:r>
-        <w:rPr>
-          <w:rFonts w:ascii="Arial Narrow" w:eastAsia="Arial Narrow" w:hAnsi="Arial Narrow" w:cs="Arial Narrow"/>
-          <w:b/>
-          <w:color w:val="000000"/>
-          <w:kern w:val="0"/>
-          <w:lang w:eastAsia="es-PE"/>
-          <w14:ligatures w14:val="none"/>
+          <ns2:ligatures ns2:val="none"/>
+        </w:rPr>
+      </w:pPr>
+      <w:r>
+        <w:rPr>
+          <w:rFonts w:ascii="Arial Narrow" w:eastAsia="Arial Narrow" w:hAnsi="Arial Narrow" w:cs="Arial Narrow"/>
+          <w:b/>
+          <w:color w:val="000000"/>
+          <w:kern w:val="0"/>
+          <w:lang w:eastAsia="es-PE"/>
+          <ns2:ligatures ns2:val="none"/>
         </w:rPr>
         <w:tab/>
       </w:r>
@@ -210,13 +210,13 @@
           <w:color w:val="000000"/>
           <w:kern w:val="0"/>
           <w:lang w:eastAsia="es-PE"/>
-          <w14:ligatures w14:val="none"/>
+          <ns2:ligatures ns2:val="none"/>
         </w:rPr>
         <w:tab/>
         <w:t xml:space="preserve">JAIME MARIANO [APELLIDO] (SEÑOR [APELLIDO] [APELLIDO])</w:t>
       </w:r>
     </w:p>
-    <w:p>
+    <w:p ns2:paraId="6DEEEDFE" ns2:textId="4C7DF610">
       <w:pPr>
         <w:tabs>
           <w:tab w:val="left" w:pos="1701"/>
@@ -231,17 +231,17 @@
           <w:color w:val="000000"/>
           <w:kern w:val="0"/>
           <w:lang w:eastAsia="es-PE"/>
-          <w14:ligatures w14:val="none"/>
-        </w:rPr>
-      </w:pPr>
-      <w:r>
-        <w:rPr>
-          <w:rFonts w:ascii="Arial Narrow" w:eastAsia="Arial Narrow" w:hAnsi="Arial Narrow" w:cs="Arial Narrow"/>
-          <w:b/>
-          <w:color w:val="000000"/>
-          <w:kern w:val="0"/>
-          <w:lang w:eastAsia="es-PE"/>
-          <w14:ligatures w14:val="none"/>
+          <ns2:ligatures ns2:val="none"/>
+        </w:rPr>
+      </w:pPr>
+      <w:r>
+        <w:rPr>
+          <w:rFonts w:ascii="Arial Narrow" w:eastAsia="Arial Narrow" w:hAnsi="Arial Narrow" w:cs="Arial Narrow"/>
+          <w:b/>
+          <w:color w:val="000000"/>
+          <w:kern w:val="0"/>
+          <w:lang w:eastAsia="es-PE"/>
+          <ns2:ligatures ns2:val="none"/>
         </w:rPr>
         <w:t>DENUNCIADO</w:t>
       </w:r>
@@ -252,7 +252,7 @@
           <w:color w:val="000000"/>
           <w:kern w:val="0"/>
           <w:lang w:eastAsia="es-PE"/>
-          <w14:ligatures w14:val="none"/>
+          <ns2:ligatures ns2:val="none"/>
         </w:rPr>
         <w:tab/>
         <w:t>:</w:t>
@@ -264,7 +264,7 @@
           <w:color w:val="000000"/>
           <w:kern w:val="0"/>
           <w:lang w:eastAsia="es-PE"/>
-          <w14:ligatures w14:val="none"/>
+          <ns2:ligatures ns2:val="none"/>
         </w:rPr>
         <w:tab/>
       </w:r>
@@ -275,7 +275,7 @@
           <w:color w:val="000000"/>
           <w:kern w:val="0"/>
           <w:lang w:eastAsia="es-PE"/>
-          <w14:ligatures w14:val="none"/>
+          <ns2:ligatures ns2:val="none"/>
         </w:rPr>
         <w:t xml:space="preserve">CORREDORES DE SEGUROS FALABELLA S.A.C. </w:t>
       </w:r>
@@ -286,7 +286,7 @@
           <w:color w:val="000000"/>
           <w:kern w:val="0"/>
           <w:lang w:eastAsia="es-PE"/>
-          <w14:ligatures w14:val="none"/>
+          <ns2:ligatures ns2:val="none"/>
         </w:rPr>
         <w:t>(</w:t>
       </w:r>
@@ -297,7 +297,7 @@
           <w:color w:val="000000"/>
           <w:kern w:val="0"/>
           <w:lang w:eastAsia="es-PE"/>
-          <w14:ligatures w14:val="none"/>
+          <ns2:ligatures ns2:val="none"/>
         </w:rPr>
         <w:t>CORREDORES FALABELLA</w:t>
       </w:r>
@@ -308,12 +308,12 @@
           <w:color w:val="000000"/>
           <w:kern w:val="0"/>
           <w:lang w:eastAsia="es-PE"/>
-          <w14:ligatures w14:val="none"/>
+          <ns2:ligatures ns2:val="none"/>
         </w:rPr>
         <w:t>)</w:t>
       </w:r>
     </w:p>
-    <w:p>
+    <w:p ns2:paraId="022D2B94" ns2:textId="77777777">
       <w:pPr>
         <w:tabs>
           <w:tab w:val="left" w:pos="1701"/>
@@ -328,17 +328,17 @@
           <w:color w:val="000000"/>
           <w:kern w:val="0"/>
           <w:lang w:eastAsia="es-PE"/>
-          <w14:ligatures w14:val="none"/>
-        </w:rPr>
-      </w:pPr>
-      <w:r>
-        <w:rPr>
-          <w:rFonts w:ascii="Arial Narrow" w:eastAsia="Arial Narrow" w:hAnsi="Arial Narrow" w:cs="Arial Narrow"/>
-          <w:b/>
-          <w:color w:val="000000"/>
-          <w:kern w:val="0"/>
-          <w:lang w:eastAsia="es-PE"/>
-          <w14:ligatures w14:val="none"/>
+          <ns2:ligatures ns2:val="none"/>
+        </w:rPr>
+      </w:pPr>
+      <w:r>
+        <w:rPr>
+          <w:rFonts w:ascii="Arial Narrow" w:eastAsia="Arial Narrow" w:hAnsi="Arial Narrow" w:cs="Arial Narrow"/>
+          <w:b/>
+          <w:color w:val="000000"/>
+          <w:kern w:val="0"/>
+          <w:lang w:eastAsia="es-PE"/>
+          <ns2:ligatures ns2:val="none"/>
         </w:rPr>
         <w:t>MATERIAS</w:t>
       </w:r>
@@ -349,7 +349,7 @@
           <w:color w:val="000000"/>
           <w:kern w:val="0"/>
           <w:lang w:eastAsia="es-PE"/>
-          <w14:ligatures w14:val="none"/>
+          <ns2:ligatures ns2:val="none"/>
         </w:rPr>
         <w:tab/>
         <w:t xml:space="preserve">: </w:t>
@@ -361,13 +361,13 @@
           <w:color w:val="000000"/>
           <w:kern w:val="0"/>
           <w:lang w:eastAsia="es-PE"/>
-          <w14:ligatures w14:val="none"/>
+          <ns2:ligatures ns2:val="none"/>
         </w:rPr>
         <w:tab/>
         <w:t>ADMISIÓN A TRÁMITE</w:t>
       </w:r>
     </w:p>
-    <w:p>
+    <w:p ns2:paraId="19ED7B73" ns2:textId="77777777">
       <w:pPr>
         <w:tabs>
           <w:tab w:val="left" w:pos="1701"/>
@@ -382,22 +382,22 @@
           <w:color w:val="000000"/>
           <w:kern w:val="0"/>
           <w:lang w:eastAsia="es-PE"/>
-          <w14:ligatures w14:val="none"/>
-        </w:rPr>
-      </w:pPr>
-      <w:r>
-        <w:rPr>
-          <w:rFonts w:ascii="Arial Narrow" w:eastAsia="Arial Narrow" w:hAnsi="Arial Narrow" w:cs="Arial Narrow"/>
-          <w:b/>
-          <w:color w:val="000000"/>
-          <w:kern w:val="0"/>
-          <w:lang w:eastAsia="es-PE"/>
-          <w14:ligatures w14:val="none"/>
+          <ns2:ligatures ns2:val="none"/>
+        </w:rPr>
+      </w:pPr>
+      <w:r>
+        <w:rPr>
+          <w:rFonts w:ascii="Arial Narrow" w:eastAsia="Arial Narrow" w:hAnsi="Arial Narrow" w:cs="Arial Narrow"/>
+          <w:b/>
+          <w:color w:val="000000"/>
+          <w:kern w:val="0"/>
+          <w:lang w:eastAsia="es-PE"/>
+          <ns2:ligatures ns2:val="none"/>
         </w:rPr>
         <w:t xml:space="preserve">REQUERIMIENTO DE INFORMACIÓN </w:t>
       </w:r>
     </w:p>
-    <w:p>
+    <w:p ns2:paraId="46A5A479" ns2:textId="77777777">
       <w:pPr>
         <w:tabs>
           <w:tab w:val="left" w:pos="1701"/>
@@ -411,17 +411,17 @@
           <w:color w:val="000000"/>
           <w:kern w:val="0"/>
           <w:lang w:eastAsia="es-PE"/>
-          <w14:ligatures w14:val="none"/>
-        </w:rPr>
-      </w:pPr>
-      <w:r>
-        <w:rPr>
-          <w:rFonts w:ascii="Arial Narrow" w:eastAsia="Arial Narrow" w:hAnsi="Arial Narrow" w:cs="Arial Narrow"/>
-          <w:b/>
-          <w:color w:val="000000"/>
-          <w:kern w:val="0"/>
-          <w:lang w:eastAsia="es-PE"/>
-          <w14:ligatures w14:val="none"/>
+          <ns2:ligatures ns2:val="none"/>
+        </w:rPr>
+      </w:pPr>
+      <w:r>
+        <w:rPr>
+          <w:rFonts w:ascii="Arial Narrow" w:eastAsia="Arial Narrow" w:hAnsi="Arial Narrow" w:cs="Arial Narrow"/>
+          <w:b/>
+          <w:color w:val="000000"/>
+          <w:kern w:val="0"/>
+          <w:lang w:eastAsia="es-PE"/>
+          <ns2:ligatures ns2:val="none"/>
         </w:rPr>
         <w:t xml:space="preserve">RESOLUCIÓN </w:t>
       </w:r>
@@ -432,7 +432,7 @@
           <w:color w:val="000000"/>
           <w:kern w:val="0"/>
           <w:lang w:eastAsia="es-PE"/>
-          <w14:ligatures w14:val="none"/>
+          <ns2:ligatures ns2:val="none"/>
         </w:rPr>
         <w:tab/>
         <w:t>:</w:t>
@@ -444,13 +444,13 @@
           <w:color w:val="000000"/>
           <w:kern w:val="0"/>
           <w:lang w:eastAsia="es-PE"/>
-          <w14:ligatures w14:val="none"/>
+          <ns2:ligatures ns2:val="none"/>
         </w:rPr>
         <w:tab/>
         <w:t>2</w:t>
       </w:r>
     </w:p>
-    <w:p>
+    <w:p ns2:paraId="5BA3A18D" ns2:textId="77777777">
       <w:pPr>
         <w:tabs>
           <w:tab w:val="left" w:pos="1014"/>
@@ -463,11 +463,11 @@
           <w:kern w:val="0"/>
           <w:shd w:val="clear" w:color="auto" w:fill="FFFFFF"/>
           <w:lang w:eastAsia="es-PE"/>
-          <w14:ligatures w14:val="none"/>
-        </w:rPr>
-      </w:pPr>
-    </w:p>
-    <w:p>
+          <ns2:ligatures ns2:val="none"/>
+        </w:rPr>
+      </w:pPr>
+    </w:p>
+    <w:p ns2:paraId="2F799822" ns2:textId="2C6B6037">
       <w:pPr>
         <w:tabs>
           <w:tab w:val="left" w:pos="1014"/>
@@ -480,7 +480,7 @@
           <w:kern w:val="0"/>
           <w:shd w:val="clear" w:color="auto" w:fill="FFFFFF"/>
           <w:lang w:eastAsia="es-PE"/>
-          <w14:ligatures w14:val="none"/>
+          <ns2:ligatures ns2:val="none"/>
         </w:rPr>
       </w:pPr>
       <w:r>
@@ -490,7 +490,7 @@
           <w:kern w:val="0"/>
           <w:shd w:val="clear" w:color="auto" w:fill="FFFFFF"/>
           <w:lang w:eastAsia="es-PE"/>
-          <w14:ligatures w14:val="none"/>
+          <ns2:ligatures ns2:val="none"/>
         </w:rPr>
         <w:t xml:space="preserve">Lima, </w:t>
       </w:r>
@@ -501,7 +501,7 @@
           <w:kern w:val="0"/>
           <w:shd w:val="clear" w:color="auto" w:fill="FFFFFF"/>
           <w:lang w:eastAsia="es-PE"/>
-          <w14:ligatures w14:val="none"/>
+          <ns2:ligatures ns2:val="none"/>
         </w:rPr>
         <w:t>14</w:t>
       </w:r>
@@ -512,7 +512,7 @@
           <w:kern w:val="0"/>
           <w:shd w:val="clear" w:color="auto" w:fill="FFFFFF"/>
           <w:lang w:eastAsia="es-PE"/>
-          <w14:ligatures w14:val="none"/>
+          <ns2:ligatures ns2:val="none"/>
         </w:rPr>
         <w:t xml:space="preserve"> de </w:t>
       </w:r>
@@ -523,7 +523,7 @@
           <w:kern w:val="0"/>
           <w:shd w:val="clear" w:color="auto" w:fill="FFFFFF"/>
           <w:lang w:eastAsia="es-PE"/>
-          <w14:ligatures w14:val="none"/>
+          <ns2:ligatures ns2:val="none"/>
         </w:rPr>
         <w:t>mayo</w:t>
       </w:r>
@@ -534,12 +534,12 @@
           <w:kern w:val="0"/>
           <w:shd w:val="clear" w:color="auto" w:fill="FFFFFF"/>
           <w:lang w:eastAsia="es-PE"/>
-          <w14:ligatures w14:val="none"/>
+          <ns2:ligatures ns2:val="none"/>
         </w:rPr>
         <w:t xml:space="preserve"> de 2026</w:t>
       </w:r>
     </w:p>
-    <w:p>
+    <w:p ns2:paraId="66CE1821" ns2:textId="77777777">
       <w:pPr>
         <w:tabs>
           <w:tab w:val="left" w:pos="1014"/>
@@ -551,11 +551,11 @@
           <w:color w:val="000000"/>
           <w:kern w:val="0"/>
           <w:lang w:eastAsia="es-PE"/>
-          <w14:ligatures w14:val="none"/>
-        </w:rPr>
-      </w:pPr>
-    </w:p>
-    <w:p>
+          <ns2:ligatures ns2:val="none"/>
+        </w:rPr>
+      </w:pPr>
+    </w:p>
+    <w:p ns2:paraId="0B80AAA5" ns2:textId="77777777">
       <w:pPr>
         <w:numPr>
           <w:ilvl w:val="0"/>
@@ -569,22 +569,22 @@
           <w:color w:val="000000"/>
           <w:kern w:val="0"/>
           <w:lang w:eastAsia="es-PE"/>
-          <w14:ligatures w14:val="none"/>
-        </w:rPr>
-      </w:pPr>
-      <w:r>
-        <w:rPr>
-          <w:rFonts w:ascii="Arial Narrow" w:eastAsia="Arial Narrow" w:hAnsi="Arial Narrow" w:cs="Arial Narrow"/>
-          <w:b/>
-          <w:color w:val="000000"/>
-          <w:kern w:val="0"/>
-          <w:lang w:eastAsia="es-PE"/>
-          <w14:ligatures w14:val="none"/>
+          <ns2:ligatures ns2:val="none"/>
+        </w:rPr>
+      </w:pPr>
+      <w:r>
+        <w:rPr>
+          <w:rFonts w:ascii="Arial Narrow" w:eastAsia="Arial Narrow" w:hAnsi="Arial Narrow" w:cs="Arial Narrow"/>
+          <w:b/>
+          <w:color w:val="000000"/>
+          <w:kern w:val="0"/>
+          <w:lang w:eastAsia="es-PE"/>
+          <ns2:ligatures ns2:val="none"/>
         </w:rPr>
         <w:t xml:space="preserve">HECHOS </w:t>
       </w:r>
     </w:p>
-    <w:p>
+    <w:p ns2:paraId="621F2AB2" ns2:textId="77777777">
       <w:pPr>
         <w:spacing w:after="0" w:line="240" w:lineRule="auto"/>
         <w:jc w:val="both"/>
@@ -593,11 +593,11 @@
           <w:color w:val="000000"/>
           <w:kern w:val="0"/>
           <w:lang w:eastAsia="es-PE"/>
-          <w14:ligatures w14:val="none"/>
-        </w:rPr>
-      </w:pPr>
-    </w:p>
-    <w:p>
+          <ns2:ligatures ns2:val="none"/>
+        </w:rPr>
+      </w:pPr>
+    </w:p>
+    <w:p ns2:paraId="60B5D5B0" ns2:textId="5D21F40F">
       <w:pPr>
         <w:numPr>
           <w:ilvl w:val="1"/>
@@ -611,7 +611,7 @@
           <w:color w:val="000000"/>
           <w:kern w:val="0"/>
           <w:lang w:val="es-ES" w:eastAsia="es-ES"/>
-          <w14:ligatures w14:val="none"/>
+          <ns2:ligatures ns2:val="none"/>
         </w:rPr>
       </w:pPr>
       <w:r>
@@ -620,7 +620,7 @@
           <w:color w:val="000000"/>
           <w:kern w:val="0"/>
           <w:lang w:val="es-ES" w:eastAsia="es-ES"/>
-          <w14:ligatures w14:val="none"/>
+          <ns2:ligatures ns2:val="none"/>
         </w:rPr>
         <w:t xml:space="preserve">Mediante el escrito del 13 de abril de 2026, complementado mediante escrito del 29 de abril de 2026, los señores [APELLIDO] [APELLIDO] y [APELLIDO] [APELLIDO] denunciaron a Corredores Falabella por presuntas infracciones a la Ley 29571, Código de Protección y Defensa del Consumidor (en adelante, Código), señalando lo siguiente:</w:t>
       </w:r>
@@ -630,7 +630,7 @@
           <w:color w:val="000000"/>
           <w:kern w:val="0"/>
           <w:lang w:val="es-ES" w:eastAsia="es-ES"/>
-          <w14:ligatures w14:val="none"/>
+          <ns2:ligatures ns2:val="none"/>
         </w:rPr>
         <w:t xml:space="preserve"/>
       </w:r>
@@ -640,7 +640,7 @@
           <w:color w:val="000000"/>
           <w:kern w:val="0"/>
           <w:lang w:val="es-ES" w:eastAsia="es-ES"/>
-          <w14:ligatures w14:val="none"/>
+          <ns2:ligatures ns2:val="none"/>
         </w:rPr>
         <w:t/>
       </w:r>
@@ -648,7 +648,7 @@
         <w:rPr>
           <w:rFonts w:ascii="Arial Narrow" w:eastAsia="Calibri" w:hAnsi="Arial Narrow" w:cs="Arial"/>
           <w:kern w:val="0"/>
-          <w14:ligatures w14:val="none"/>
+          <ns2:ligatures ns2:val="none"/>
         </w:rPr>
         <w:t/>
       </w:r>
@@ -656,7 +656,7 @@
         <w:rPr>
           <w:rFonts w:ascii="Arial Narrow" w:eastAsia="Calibri" w:hAnsi="Arial Narrow" w:cs="Arial"/>
           <w:kern w:val="0"/>
-          <w14:ligatures w14:val="none"/>
+          <ns2:ligatures ns2:val="none"/>
         </w:rPr>
         <w:t xml:space="preserve"/>
       </w:r>
@@ -664,7 +664,7 @@
         <w:rPr>
           <w:rFonts w:ascii="Arial Narrow" w:eastAsia="Calibri" w:hAnsi="Arial Narrow" w:cs="Arial"/>
           <w:kern w:val="0"/>
-          <w14:ligatures w14:val="none"/>
+          <ns2:ligatures ns2:val="none"/>
         </w:rPr>
         <w:t xml:space="preserve"/>
       </w:r>
@@ -672,7 +672,7 @@
         <w:rPr>
           <w:rFonts w:ascii="Arial Narrow" w:eastAsia="Calibri" w:hAnsi="Arial Narrow" w:cs="Arial"/>
           <w:kern w:val="0"/>
-          <w14:ligatures w14:val="none"/>
+          <ns2:ligatures ns2:val="none"/>
         </w:rPr>
         <w:t/>
       </w:r>
@@ -682,7 +682,7 @@
           <w:color w:val="000000"/>
           <w:kern w:val="0"/>
           <w:lang w:val="es-ES" w:eastAsia="es-ES"/>
-          <w14:ligatures w14:val="none"/>
+          <ns2:ligatures ns2:val="none"/>
         </w:rPr>
         <w:t xml:space="preserve"/>
       </w:r>
@@ -692,7 +692,7 @@
           <w:color w:val="000000"/>
           <w:kern w:val="0"/>
           <w:lang w:val="es-ES" w:eastAsia="es-ES"/>
-          <w14:ligatures w14:val="none"/>
+          <ns2:ligatures ns2:val="none"/>
         </w:rPr>
         <w:t xml:space="preserve"/>
       </w:r>
@@ -702,7 +702,7 @@
           <w:color w:val="000000"/>
           <w:kern w:val="0"/>
           <w:lang w:val="es-ES" w:eastAsia="es-ES"/>
-          <w14:ligatures w14:val="none"/>
+          <ns2:ligatures ns2:val="none"/>
         </w:rPr>
         <w:t/>
       </w:r>
@@ -712,7 +712,7 @@
           <w:color w:val="000000"/>
           <w:kern w:val="0"/>
           <w:lang w:val="es-ES" w:eastAsia="es-ES"/>
-          <w14:ligatures w14:val="none"/>
+          <ns2:ligatures ns2:val="none"/>
         </w:rPr>
         <w:t xml:space="preserve"/>
       </w:r>
@@ -722,7 +722,7 @@
           <w:kern w:val="0"/>
           <w:shd w:val="clear" w:color="auto" w:fill="FFFFFF"/>
           <w:lang w:eastAsia="es-PE"/>
-          <w14:ligatures w14:val="none"/>
+          <ns2:ligatures ns2:val="none"/>
         </w:rPr>
         <w:t/>
       </w:r>
@@ -732,7 +732,7 @@
           <w:kern w:val="0"/>
           <w:shd w:val="clear" w:color="auto" w:fill="FFFFFF"/>
           <w:lang w:eastAsia="es-PE"/>
-          <w14:ligatures w14:val="none"/>
+          <ns2:ligatures ns2:val="none"/>
         </w:rPr>
         <w:t xml:space="preserve"/>
       </w:r>
@@ -742,7 +742,7 @@
           <w:kern w:val="0"/>
           <w:shd w:val="clear" w:color="auto" w:fill="FFFFFF"/>
           <w:lang w:eastAsia="es-PE"/>
-          <w14:ligatures w14:val="none"/>
+          <ns2:ligatures ns2:val="none"/>
         </w:rPr>
         <w:t/>
       </w:r>
@@ -752,7 +752,7 @@
           <w:color w:val="000000"/>
           <w:kern w:val="0"/>
           <w:lang w:val="es-ES" w:eastAsia="es-ES"/>
-          <w14:ligatures w14:val="none"/>
+          <ns2:ligatures ns2:val="none"/>
         </w:rPr>
         <w:t/>
       </w:r>
@@ -764,7 +764,7 @@
           <w:kern w:val="0"/>
           <w:vertAlign w:val="superscript"/>
           <w:lang w:val="es-ES" w:eastAsia="es-ES"/>
-          <w14:ligatures w14:val="none"/>
+          <ns2:ligatures ns2:val="none"/>
         </w:rPr>
         <w:footnoteReference w:id="1"/>
       </w:r>
@@ -774,7 +774,7 @@
           <w:color w:val="000000"/>
           <w:kern w:val="0"/>
           <w:lang w:val="es-ES" w:eastAsia="es-ES"/>
-          <w14:ligatures w14:val="none"/>
+          <ns2:ligatures ns2:val="none"/>
         </w:rPr>
         <w:t xml:space="preserve"/>
       </w:r>
@@ -785,12 +785,12 @@
           <w:color w:val="000000"/>
           <w:kern w:val="0"/>
           <w:lang w:val="es-ES" w:eastAsia="es-ES"/>
-          <w14:ligatures w14:val="none"/>
+          <ns2:ligatures ns2:val="none"/>
         </w:rPr>
         <w:t/>
       </w:r>
     </w:p>
-    <w:p>
+    <w:p ns2:paraId="3AD3B7C6" ns2:textId="77777777">
       <w:pPr>
         <w:tabs>
           <w:tab w:val="left" w:pos="1134"/>
@@ -802,11 +802,11 @@
           <w:color w:val="000000"/>
           <w:kern w:val="0"/>
           <w:lang w:val="es-ES" w:eastAsia="es-ES"/>
-          <w14:ligatures w14:val="none"/>
-        </w:rPr>
-      </w:pPr>
-    </w:p>
-    <w:p>
+          <ns2:ligatures ns2:val="none"/>
+        </w:rPr>
+      </w:pPr>
+    </w:p>
+    <w:p ns2:paraId="673E03EA" ns2:textId="7946431D">
       <w:pPr>
         <w:pStyle w:val="Prrafodelista"/>
         <w:numPr>
@@ -825,7 +825,7 @@
           <w:color w:val="000000"/>
           <w:kern w:val="0"/>
           <w:lang w:eastAsia="es-ES"/>
-          <w14:ligatures w14:val="none"/>
+          <ns2:ligatures ns2:val="none"/>
         </w:rPr>
       </w:pPr>
       <w:r>
@@ -834,7 +834,7 @@
           <w:color w:val="000000"/>
           <w:kern w:val="0"/>
           <w:lang w:eastAsia="es-ES"/>
-          <w14:ligatures w14:val="none"/>
+          <ns2:ligatures ns2:val="none"/>
         </w:rPr>
         <w:t xml:space="preserve">El 29 de noviembre de 2025, inició la vigencia de la Seguro de Vida con Devolución a 15 años - Póliza 117 - Propuesta 20011391 emitido por Pacífico Compañía de Seguros y Reaseguros S.A. (en adelante, Seguro de Vida) que adquirió el señor [APELLIDO] [APELLIDO] (en adelante, hijo) a través de la contratación realizada por su padre, el señor [APELLIDO] [APELLIDO], con Corredores Falabella, estableciéndose el cobro mensual de una prima ascendente a S/ 365,00 mediante cargo a la tarjeta de crédito de Jaime [APELLIDO] (en adelante, tarjeta de crédito) otorgada por el Banco Falabella Perú S.A. (en adelante, Banco). </w:t>
       </w:r>
@@ -844,7 +844,7 @@
           <w:color w:val="000000"/>
           <w:kern w:val="0"/>
           <w:lang w:eastAsia="es-ES"/>
-          <w14:ligatures w14:val="none"/>
+          <ns2:ligatures ns2:val="none"/>
         </w:rPr>
         <w:t xml:space="preserve"/>
       </w:r>
@@ -908,7 +908,7 @@
           <w:color w:val="000000"/>
           <w:kern w:val="0"/>
           <w:lang w:val="es-ES" w:eastAsia="es-ES"/>
-          <w14:ligatures w14:val="none"/>
+          <ns2:ligatures ns2:val="none"/>
         </w:rPr>
         <w:t/>
       </w:r>
@@ -918,7 +918,7 @@
           <w:color w:val="000000"/>
           <w:kern w:val="0"/>
           <w:lang w:eastAsia="es-ES"/>
-          <w14:ligatures w14:val="none"/>
+          <ns2:ligatures ns2:val="none"/>
         </w:rPr>
         <w:t xml:space="preserve"/>
       </w:r>
@@ -928,7 +928,7 @@
           <w:color w:val="000000"/>
           <w:kern w:val="0"/>
           <w:lang w:eastAsia="es-ES"/>
-          <w14:ligatures w14:val="none"/>
+          <ns2:ligatures ns2:val="none"/>
         </w:rPr>
         <w:t xml:space="preserve"/>
       </w:r>
@@ -936,7 +936,7 @@
         <w:rPr>
           <w:rFonts w:ascii="Arial Narrow" w:eastAsia="Calibri" w:hAnsi="Arial Narrow" w:cs="Arial"/>
           <w:kern w:val="0"/>
-          <w14:ligatures w14:val="none"/>
+          <ns2:ligatures ns2:val="none"/>
         </w:rPr>
         <w:t/>
       </w:r>
@@ -944,7 +944,7 @@
         <w:rPr>
           <w:rFonts w:ascii="Arial Narrow" w:eastAsia="Calibri" w:hAnsi="Arial Narrow" w:cs="Arial"/>
           <w:kern w:val="0"/>
-          <w14:ligatures w14:val="none"/>
+          <ns2:ligatures ns2:val="none"/>
         </w:rPr>
         <w:t xml:space="preserve"/>
       </w:r>
@@ -954,7 +954,7 @@
           <w:color w:val="000000"/>
           <w:kern w:val="0"/>
           <w:lang w:eastAsia="es-ES"/>
-          <w14:ligatures w14:val="none"/>
+          <ns2:ligatures ns2:val="none"/>
         </w:rPr>
         <w:t/>
       </w:r>
@@ -962,7 +962,7 @@
         <w:rPr>
           <w:rFonts w:ascii="Arial Narrow" w:eastAsia="Calibri" w:hAnsi="Arial Narrow" w:cs="Arial"/>
           <w:kern w:val="0"/>
-          <w14:ligatures w14:val="none"/>
+          <ns2:ligatures ns2:val="none"/>
         </w:rPr>
         <w:t/>
       </w:r>
@@ -970,7 +970,7 @@
         <w:rPr>
           <w:rFonts w:ascii="Arial Narrow" w:eastAsia="Calibri" w:hAnsi="Arial Narrow" w:cs="Arial"/>
           <w:kern w:val="0"/>
-          <w14:ligatures w14:val="none"/>
+          <ns2:ligatures ns2:val="none"/>
         </w:rPr>
         <w:t xml:space="preserve"/>
       </w:r>
@@ -980,7 +980,7 @@
           <w:color w:val="000000"/>
           <w:kern w:val="0"/>
           <w:lang w:eastAsia="es-ES"/>
-          <w14:ligatures w14:val="none"/>
+          <ns2:ligatures ns2:val="none"/>
         </w:rPr>
         <w:t xml:space="preserve"/>
       </w:r>
@@ -990,7 +990,7 @@
           <w:color w:val="000000"/>
           <w:kern w:val="0"/>
           <w:lang w:eastAsia="es-ES"/>
-          <w14:ligatures w14:val="none"/>
+          <ns2:ligatures ns2:val="none"/>
         </w:rPr>
         <w:t/>
       </w:r>
@@ -1000,7 +1000,7 @@
           <w:color w:val="000000"/>
           <w:kern w:val="0"/>
           <w:lang w:eastAsia="es-ES"/>
-          <w14:ligatures w14:val="none"/>
+          <ns2:ligatures ns2:val="none"/>
         </w:rPr>
         <w:t/>
       </w:r>
@@ -1010,12 +1010,12 @@
           <w:color w:val="000000"/>
           <w:kern w:val="0"/>
           <w:lang w:eastAsia="es-ES"/>
-          <w14:ligatures w14:val="none"/>
+          <ns2:ligatures ns2:val="none"/>
         </w:rPr>
         <w:t xml:space="preserve"/>
       </w:r>
     </w:p>
-    <w:p>
+    <w:p ns2:paraId="512911CE" ns2:textId="77777777">
       <w:pPr>
         <w:pStyle w:val="Prrafodelista"/>
         <w:spacing w:after="0" w:line="240" w:lineRule="auto"/>
@@ -1026,11 +1026,11 @@
           <w:color w:val="000000"/>
           <w:kern w:val="0"/>
           <w:lang w:eastAsia="es-ES"/>
-          <w14:ligatures w14:val="none"/>
-        </w:rPr>
-      </w:pPr>
-    </w:p>
-    <w:p>
+          <ns2:ligatures ns2:val="none"/>
+        </w:rPr>
+      </w:pPr>
+    </w:p>
+    <w:p ns2:paraId="0E9DFEF8" ns2:textId="0E12E3CD">
       <w:pPr>
         <w:pStyle w:val="Prrafodelista"/>
         <w:numPr>
@@ -1048,7 +1048,7 @@
           <w:color w:val="000000"/>
           <w:kern w:val="0"/>
           <w:lang w:eastAsia="es-ES"/>
-          <w14:ligatures w14:val="none"/>
+          <ns2:ligatures ns2:val="none"/>
         </w:rPr>
       </w:pPr>
       <w:r>
@@ -1057,7 +1057,7 @@
           <w:color w:val="000000"/>
           <w:kern w:val="0"/>
           <w:lang w:eastAsia="es-ES"/>
-          <w14:ligatures w14:val="none"/>
+          <ns2:ligatures ns2:val="none"/>
         </w:rPr>
         <w:t xml:space="preserve">A inicios de enero de 2026, el señor [APELLIDO] [APELLIDO] advirtió que no se estaban efectuando los cargos mensuales de la prima del Seguro de Vida en la tarjeta de crédito, motivo por el cual se comunicó telefónicamente con una representante de Corredores Falabella con quien realizó la contratación del Seguro de Vida (en adelante, representante), a fin de informar dicha situación y solicitar regularizar el cobro pactado; sin embargo, se le respondió que no se podía visualizar la operación y que posteriormente brindarían una solución.</w:t>
       </w:r>
@@ -1067,7 +1067,7 @@
           <w:color w:val="000000"/>
           <w:kern w:val="0"/>
           <w:lang w:eastAsia="es-ES"/>
-          <w14:ligatures w14:val="none"/>
+          <ns2:ligatures ns2:val="none"/>
         </w:rPr>
         <w:t xml:space="preserve"/>
       </w:r>
@@ -1075,7 +1075,7 @@
         <w:rPr>
           <w:rFonts w:ascii="Arial Narrow" w:eastAsia="Calibri" w:hAnsi="Arial Narrow" w:cs="Arial"/>
           <w:kern w:val="0"/>
-          <w14:ligatures w14:val="none"/>
+          <ns2:ligatures ns2:val="none"/>
         </w:rPr>
         <w:t/>
       </w:r>
@@ -1085,7 +1085,7 @@
           <w:color w:val="000000"/>
           <w:kern w:val="0"/>
           <w:lang w:eastAsia="es-ES"/>
-          <w14:ligatures w14:val="none"/>
+          <ns2:ligatures ns2:val="none"/>
         </w:rPr>
         <w:t xml:space="preserve"/>
       </w:r>
@@ -1095,7 +1095,7 @@
           <w:color w:val="000000"/>
           <w:kern w:val="0"/>
           <w:lang w:eastAsia="es-ES"/>
-          <w14:ligatures w14:val="none"/>
+          <ns2:ligatures ns2:val="none"/>
         </w:rPr>
         <w:t/>
       </w:r>
@@ -1105,7 +1105,7 @@
           <w:color w:val="000000"/>
           <w:kern w:val="0"/>
           <w:lang w:eastAsia="es-ES"/>
-          <w14:ligatures w14:val="none"/>
+          <ns2:ligatures ns2:val="none"/>
         </w:rPr>
         <w:t xml:space="preserve"/>
       </w:r>
@@ -1115,7 +1115,7 @@
           <w:color w:val="000000"/>
           <w:kern w:val="0"/>
           <w:lang w:eastAsia="es-ES"/>
-          <w14:ligatures w14:val="none"/>
+          <ns2:ligatures ns2:val="none"/>
         </w:rPr>
         <w:t/>
       </w:r>
@@ -1125,7 +1125,7 @@
           <w:color w:val="000000"/>
           <w:kern w:val="0"/>
           <w:lang w:eastAsia="es-ES"/>
-          <w14:ligatures w14:val="none"/>
+          <ns2:ligatures ns2:val="none"/>
         </w:rPr>
         <w:t xml:space="preserve"/>
       </w:r>
@@ -1135,7 +1135,7 @@
           <w:color w:val="000000"/>
           <w:kern w:val="0"/>
           <w:lang w:eastAsia="es-ES"/>
-          <w14:ligatures w14:val="none"/>
+          <ns2:ligatures ns2:val="none"/>
         </w:rPr>
         <w:t/>
       </w:r>
@@ -1145,12 +1145,12 @@
           <w:color w:val="000000"/>
           <w:kern w:val="0"/>
           <w:lang w:eastAsia="es-ES"/>
-          <w14:ligatures w14:val="none"/>
+          <ns2:ligatures ns2:val="none"/>
         </w:rPr>
         <w:t/>
       </w:r>
     </w:p>
-    <w:p>
+    <w:p ns2:paraId="6E91F6A2" ns2:textId="77777777">
       <w:pPr>
         <w:spacing w:after="0" w:line="240" w:lineRule="auto"/>
         <w:jc w:val="both"/>
@@ -1159,11 +1159,11 @@
           <w:color w:val="000000"/>
           <w:kern w:val="0"/>
           <w:lang w:eastAsia="es-ES"/>
-          <w14:ligatures w14:val="none"/>
-        </w:rPr>
-      </w:pPr>
-    </w:p>
-    <w:p>
+          <ns2:ligatures ns2:val="none"/>
+        </w:rPr>
+      </w:pPr>
+    </w:p>
+    <w:p ns2:paraId="70AFA67A" ns2:textId="080D7183">
       <w:pPr>
         <w:pStyle w:val="Prrafodelista"/>
         <w:numPr>
@@ -1181,7 +1181,7 @@
           <w:color w:val="000000"/>
           <w:kern w:val="0"/>
           <w:lang w:eastAsia="es-ES"/>
-          <w14:ligatures w14:val="none"/>
+          <ns2:ligatures ns2:val="none"/>
         </w:rPr>
       </w:pPr>
       <w:r>
@@ -1190,7 +1190,7 @@
           <w:color w:val="000000"/>
           <w:kern w:val="0"/>
           <w:lang w:eastAsia="es-ES"/>
-          <w14:ligatures w14:val="none"/>
+          <ns2:ligatures ns2:val="none"/>
         </w:rPr>
         <w:t>El 27 de enero de 2026, se efectuó el primer cargo</w:t>
       </w:r>
@@ -1200,7 +1200,7 @@
           <w:color w:val="000000"/>
           <w:kern w:val="0"/>
           <w:lang w:eastAsia="es-ES"/>
-          <w14:ligatures w14:val="none"/>
+          <ns2:ligatures ns2:val="none"/>
         </w:rPr>
         <w:t xml:space="preserve"> en la tarjeta de crédito</w:t>
       </w:r>
@@ -1210,12 +1210,12 @@
           <w:color w:val="000000"/>
           <w:kern w:val="0"/>
           <w:lang w:eastAsia="es-ES"/>
-          <w14:ligatures w14:val="none"/>
+          <ns2:ligatures ns2:val="none"/>
         </w:rPr>
         <w:t xml:space="preserve"> ascendente a S/ 365,00 correspondiente a la prima del Seguro de Vida.</w:t>
       </w:r>
     </w:p>
-    <w:p>
+    <w:p ns2:paraId="10520C62" ns2:textId="77777777">
       <w:pPr>
         <w:spacing w:after="0" w:line="240" w:lineRule="auto"/>
         <w:jc w:val="both"/>
@@ -1224,11 +1224,11 @@
           <w:color w:val="000000"/>
           <w:kern w:val="0"/>
           <w:lang w:eastAsia="es-ES"/>
-          <w14:ligatures w14:val="none"/>
-        </w:rPr>
-      </w:pPr>
-    </w:p>
-    <w:p>
+          <ns2:ligatures ns2:val="none"/>
+        </w:rPr>
+      </w:pPr>
+    </w:p>
+    <w:p ns2:paraId="36B1B76F" ns2:textId="6C9A9405">
       <w:pPr>
         <w:pStyle w:val="Prrafodelista"/>
         <w:numPr>
@@ -1246,7 +1246,7 @@
           <w:color w:val="000000"/>
           <w:kern w:val="0"/>
           <w:lang w:eastAsia="es-ES"/>
-          <w14:ligatures w14:val="none"/>
+          <ns2:ligatures ns2:val="none"/>
         </w:rPr>
       </w:pPr>
       <w:r>
@@ -1255,7 +1255,7 @@
           <w:color w:val="000000"/>
           <w:kern w:val="0"/>
           <w:lang w:eastAsia="es-ES"/>
-          <w14:ligatures w14:val="none"/>
+          <ns2:ligatures ns2:val="none"/>
         </w:rPr>
         <w:t>El 9 de febrero de 2026, recibió un correo electrónico de</w:t>
       </w:r>
@@ -1265,7 +1265,7 @@
           <w:color w:val="000000"/>
           <w:kern w:val="0"/>
           <w:lang w:eastAsia="es-ES"/>
-          <w14:ligatures w14:val="none"/>
+          <ns2:ligatures ns2:val="none"/>
         </w:rPr>
         <w:t>l</w:t>
       </w:r>
@@ -1275,7 +1275,7 @@
           <w:color w:val="000000"/>
           <w:kern w:val="0"/>
           <w:lang w:eastAsia="es-ES"/>
-          <w14:ligatures w14:val="none"/>
+          <ns2:ligatures ns2:val="none"/>
         </w:rPr>
         <w:t xml:space="preserve"> Banco mediante el cual le indicaron que no podían efectuar el cobro desde una tarjeta de débito debido a que registraba el mensaje “transacción no permitida”; no obstante, los cargos correspondientes al Seguro de Vida debían realizarse mediante </w:t>
       </w:r>
@@ -1285,7 +1285,7 @@
           <w:color w:val="000000"/>
           <w:kern w:val="0"/>
           <w:lang w:eastAsia="es-ES"/>
-          <w14:ligatures w14:val="none"/>
+          <ns2:ligatures ns2:val="none"/>
         </w:rPr>
         <w:t>la</w:t>
       </w:r>
@@ -1295,12 +1295,12 @@
           <w:color w:val="000000"/>
           <w:kern w:val="0"/>
           <w:lang w:eastAsia="es-ES"/>
-          <w14:ligatures w14:val="none"/>
+          <ns2:ligatures ns2:val="none"/>
         </w:rPr>
         <w:t xml:space="preserve"> tarjeta de crédito y no mediante una tarjeta de débito.</w:t>
       </w:r>
     </w:p>
-    <w:p>
+    <w:p ns2:paraId="6201A24F" ns2:textId="77777777">
       <w:pPr>
         <w:spacing w:after="0" w:line="240" w:lineRule="auto"/>
         <w:jc w:val="both"/>
@@ -1309,11 +1309,11 @@
           <w:color w:val="000000"/>
           <w:kern w:val="0"/>
           <w:lang w:eastAsia="es-ES"/>
-          <w14:ligatures w14:val="none"/>
-        </w:rPr>
-      </w:pPr>
-    </w:p>
-    <w:p>
+          <ns2:ligatures ns2:val="none"/>
+        </w:rPr>
+      </w:pPr>
+    </w:p>
+    <w:p ns2:paraId="73BC8A63" ns2:textId="62C3C1A7">
       <w:pPr>
         <w:pStyle w:val="Prrafodelista"/>
         <w:numPr>
@@ -1331,7 +1331,7 @@
           <w:color w:val="000000"/>
           <w:kern w:val="0"/>
           <w:lang w:eastAsia="es-ES"/>
-          <w14:ligatures w14:val="none"/>
+          <ns2:ligatures ns2:val="none"/>
         </w:rPr>
       </w:pPr>
       <w:r>
@@ -1340,7 +1340,7 @@
           <w:color w:val="000000"/>
           <w:kern w:val="0"/>
           <w:lang w:eastAsia="es-ES"/>
-          <w14:ligatures w14:val="none"/>
+          <ns2:ligatures ns2:val="none"/>
         </w:rPr>
         <w:t>El 11 de marzo de 2026, se efectuó un cargo adicional</w:t>
       </w:r>
@@ -1350,7 +1350,7 @@
           <w:color w:val="000000"/>
           <w:kern w:val="0"/>
           <w:lang w:eastAsia="es-ES"/>
-          <w14:ligatures w14:val="none"/>
+          <ns2:ligatures ns2:val="none"/>
         </w:rPr>
         <w:t xml:space="preserve"> en la tarjeta de crédito</w:t>
       </w:r>
@@ -1360,12 +1360,12 @@
           <w:color w:val="000000"/>
           <w:kern w:val="0"/>
           <w:lang w:eastAsia="es-ES"/>
-          <w14:ligatures w14:val="none"/>
+          <ns2:ligatures ns2:val="none"/>
         </w:rPr>
         <w:t xml:space="preserve"> de S/ 365,00 correspondiente a la prima del Seguro de Vida.</w:t>
       </w:r>
     </w:p>
-    <w:p>
+    <w:p ns2:paraId="2315E211" ns2:textId="2ABC0E96">
       <w:pPr>
         <w:pStyle w:val="Prrafodelista"/>
         <w:spacing w:after="0" w:line="240" w:lineRule="auto"/>
@@ -1376,7 +1376,7 @@
           <w:color w:val="000000"/>
           <w:kern w:val="0"/>
           <w:lang w:eastAsia="es-ES"/>
-          <w14:ligatures w14:val="none"/>
+          <ns2:ligatures ns2:val="none"/>
         </w:rPr>
       </w:pPr>
       <w:r>
@@ -1385,12 +1385,12 @@
           <w:color w:val="000000"/>
           <w:kern w:val="0"/>
           <w:lang w:eastAsia="es-ES"/>
-          <w14:ligatures w14:val="none"/>
+          <ns2:ligatures ns2:val="none"/>
         </w:rPr>
         <w:t xml:space="preserve"> </w:t>
       </w:r>
     </w:p>
-    <w:p>
+    <w:p ns2:paraId="063D1FE5" ns2:textId="16AAB6E7">
       <w:pPr>
         <w:pStyle w:val="Prrafodelista"/>
         <w:numPr>
@@ -1408,7 +1408,7 @@
           <w:color w:val="000000"/>
           <w:kern w:val="0"/>
           <w:lang w:eastAsia="es-ES"/>
-          <w14:ligatures w14:val="none"/>
+          <ns2:ligatures ns2:val="none"/>
         </w:rPr>
       </w:pPr>
       <w:r>
@@ -1417,7 +1417,7 @@
           <w:color w:val="000000"/>
           <w:kern w:val="0"/>
           <w:lang w:eastAsia="es-ES"/>
-          <w14:ligatures w14:val="none"/>
+          <ns2:ligatures ns2:val="none"/>
         </w:rPr>
         <w:t xml:space="preserve">El 18 de marzo de 2026, se efectuó un nuevo cargo </w:t>
       </w:r>
@@ -1427,7 +1427,7 @@
           <w:color w:val="000000"/>
           <w:kern w:val="0"/>
           <w:lang w:eastAsia="es-ES"/>
-          <w14:ligatures w14:val="none"/>
+          <ns2:ligatures ns2:val="none"/>
         </w:rPr>
         <w:t xml:space="preserve">en la tarjeta de crédito </w:t>
       </w:r>
@@ -1437,12 +1437,12 @@
           <w:color w:val="000000"/>
           <w:kern w:val="0"/>
           <w:lang w:eastAsia="es-ES"/>
-          <w14:ligatures w14:val="none"/>
+          <ns2:ligatures ns2:val="none"/>
         </w:rPr>
         <w:t>de S/ 365,00 correspondiente a la prima del Seguro de Vida.</w:t>
       </w:r>
     </w:p>
-    <w:p>
+    <w:p ns2:paraId="71FD409F" ns2:textId="311DB2D7">
       <w:pPr>
         <w:pStyle w:val="Prrafodelista"/>
         <w:numPr>
@@ -1460,7 +1460,7 @@
           <w:color w:val="000000"/>
           <w:kern w:val="0"/>
           <w:lang w:eastAsia="es-ES"/>
-          <w14:ligatures w14:val="none"/>
+          <ns2:ligatures ns2:val="none"/>
         </w:rPr>
       </w:pPr>
       <w:r>
@@ -1469,7 +1469,7 @@
           <w:color w:val="000000"/>
           <w:kern w:val="0"/>
           <w:lang w:eastAsia="es-ES"/>
-          <w14:ligatures w14:val="none"/>
+          <ns2:ligatures ns2:val="none"/>
         </w:rPr>
         <w:lastRenderedPageBreak/>
         <w:t xml:space="preserve">El 19 de marzo de 2026, se efectuó otro cargo </w:t>
@@ -1480,7 +1480,7 @@
           <w:color w:val="000000"/>
           <w:kern w:val="0"/>
           <w:lang w:eastAsia="es-ES"/>
-          <w14:ligatures w14:val="none"/>
+          <ns2:ligatures ns2:val="none"/>
         </w:rPr>
         <w:t xml:space="preserve">en la tarjeta de crédito </w:t>
       </w:r>
@@ -1490,12 +1490,12 @@
           <w:color w:val="000000"/>
           <w:kern w:val="0"/>
           <w:lang w:eastAsia="es-ES"/>
-          <w14:ligatures w14:val="none"/>
+          <ns2:ligatures ns2:val="none"/>
         </w:rPr>
         <w:t>de S/ 365,00 correspondiente a la prima del Seguro de Vida.</w:t>
       </w:r>
     </w:p>
-    <w:p>
+    <w:p ns2:paraId="1BA508F4" ns2:textId="77777777">
       <w:pPr>
         <w:pStyle w:val="Prrafodelista"/>
         <w:spacing w:after="0" w:line="240" w:lineRule="auto"/>
@@ -1506,11 +1506,11 @@
           <w:color w:val="000000"/>
           <w:kern w:val="0"/>
           <w:lang w:eastAsia="es-ES"/>
-          <w14:ligatures w14:val="none"/>
-        </w:rPr>
-      </w:pPr>
-    </w:p>
-    <w:p>
+          <ns2:ligatures ns2:val="none"/>
+        </w:rPr>
+      </w:pPr>
+    </w:p>
+    <w:p ns2:paraId="25552F6A" ns2:textId="3EB83438">
       <w:pPr>
         <w:pStyle w:val="Prrafodelista"/>
         <w:numPr>
@@ -1528,7 +1528,7 @@
           <w:color w:val="000000"/>
           <w:kern w:val="0"/>
           <w:lang w:eastAsia="es-ES"/>
-          <w14:ligatures w14:val="none"/>
+          <ns2:ligatures ns2:val="none"/>
         </w:rPr>
       </w:pPr>
       <w:r>
@@ -1537,7 +1537,7 @@
           <w:color w:val="000000"/>
           <w:kern w:val="0"/>
           <w:lang w:eastAsia="es-ES"/>
-          <w14:ligatures w14:val="none"/>
+          <ns2:ligatures ns2:val="none"/>
         </w:rPr>
         <w:t xml:space="preserve">El 21 de marzo de 2026, </w:t>
       </w:r>
@@ -1547,7 +1547,7 @@
           <w:color w:val="000000"/>
           <w:kern w:val="0"/>
           <w:lang w:eastAsia="es-ES"/>
-          <w14:ligatures w14:val="none"/>
+          <ns2:ligatures ns2:val="none"/>
         </w:rPr>
         <w:t>presentó</w:t>
       </w:r>
@@ -1557,12 +1557,12 @@
           <w:color w:val="000000"/>
           <w:kern w:val="0"/>
           <w:lang w:eastAsia="es-ES"/>
-          <w14:ligatures w14:val="none"/>
+          <ns2:ligatures ns2:val="none"/>
         </w:rPr>
         <w:t xml:space="preserve"> el reclamo PE-SO-0765712 solicitando la remisión del contrato correspondiente al Seguro de Vida, así como el detalle de los periodos a los cuales correspondían los cuatro cargos efectuados los días 27 de enero, 11, 18 y 19 de marzo de 2026, además de requerir una explicación respecto de los motivos por los cuales no se realizaron oportunamente los descuentos pactados.</w:t>
       </w:r>
     </w:p>
-    <w:p>
+    <w:p ns2:paraId="5008C6E1" ns2:textId="77777777">
       <w:pPr>
         <w:pStyle w:val="Prrafodelista"/>
         <w:spacing w:after="0" w:line="240" w:lineRule="auto"/>
@@ -1573,11 +1573,11 @@
           <w:color w:val="000000"/>
           <w:kern w:val="0"/>
           <w:lang w:eastAsia="es-ES"/>
-          <w14:ligatures w14:val="none"/>
-        </w:rPr>
-      </w:pPr>
-    </w:p>
-    <w:p>
+          <ns2:ligatures ns2:val="none"/>
+        </w:rPr>
+      </w:pPr>
+    </w:p>
+    <w:p ns2:paraId="7BC2899D" ns2:textId="5BAB0843">
       <w:pPr>
         <w:pStyle w:val="Prrafodelista"/>
         <w:numPr>
@@ -1595,7 +1595,7 @@
           <w:color w:val="000000"/>
           <w:kern w:val="0"/>
           <w:lang w:eastAsia="es-ES"/>
-          <w14:ligatures w14:val="none"/>
+          <ns2:ligatures ns2:val="none"/>
         </w:rPr>
       </w:pPr>
       <w:r>
@@ -1604,7 +1604,7 @@
           <w:color w:val="000000"/>
           <w:kern w:val="0"/>
           <w:lang w:eastAsia="es-ES"/>
-          <w14:ligatures w14:val="none"/>
+          <ns2:ligatures ns2:val="none"/>
         </w:rPr>
         <w:t>Luego</w:t>
       </w:r>
@@ -1614,7 +1614,7 @@
           <w:color w:val="000000"/>
           <w:kern w:val="0"/>
           <w:lang w:eastAsia="es-ES"/>
-          <w14:ligatures w14:val="none"/>
+          <ns2:ligatures ns2:val="none"/>
         </w:rPr>
         <w:t xml:space="preserve">, </w:t>
       </w:r>
@@ -1624,7 +1624,7 @@
           <w:color w:val="000000"/>
           <w:kern w:val="0"/>
           <w:lang w:eastAsia="es-ES"/>
-          <w14:ligatures w14:val="none"/>
+          <ns2:ligatures ns2:val="none"/>
         </w:rPr>
         <w:t xml:space="preserve">en virtud del </w:t>
       </w:r>
@@ -1634,7 +1634,7 @@
           <w:color w:val="000000"/>
           <w:kern w:val="0"/>
           <w:lang w:eastAsia="es-ES"/>
-          <w14:ligatures w14:val="none"/>
+          <ns2:ligatures ns2:val="none"/>
         </w:rPr>
         <w:t>reclamo PE-SO-0765712</w:t>
       </w:r>
@@ -1644,7 +1644,7 @@
           <w:color w:val="000000"/>
           <w:kern w:val="0"/>
           <w:lang w:eastAsia="es-ES"/>
-          <w14:ligatures w14:val="none"/>
+          <ns2:ligatures ns2:val="none"/>
         </w:rPr>
         <w:t xml:space="preserve">, </w:t>
       </w:r>
@@ -1654,7 +1654,7 @@
           <w:color w:val="000000"/>
           <w:kern w:val="0"/>
           <w:lang w:eastAsia="es-ES"/>
-          <w14:ligatures w14:val="none"/>
+          <ns2:ligatures ns2:val="none"/>
         </w:rPr>
         <w:t xml:space="preserve">recibió la documentación </w:t>
       </w:r>
@@ -1664,7 +1664,7 @@
           <w:color w:val="000000"/>
           <w:kern w:val="0"/>
           <w:lang w:eastAsia="es-ES"/>
-          <w14:ligatures w14:val="none"/>
+          <ns2:ligatures ns2:val="none"/>
         </w:rPr>
         <w:t xml:space="preserve">contractual </w:t>
       </w:r>
@@ -1674,7 +1674,7 @@
           <w:color w:val="000000"/>
           <w:kern w:val="0"/>
           <w:lang w:eastAsia="es-ES"/>
-          <w14:ligatures w14:val="none"/>
+          <ns2:ligatures ns2:val="none"/>
         </w:rPr>
         <w:t>correspondiente al Seguro de Vida</w:t>
       </w:r>
@@ -1684,7 +1684,7 @@
           <w:color w:val="000000"/>
           <w:kern w:val="0"/>
           <w:lang w:eastAsia="es-ES"/>
-          <w14:ligatures w14:val="none"/>
+          <ns2:ligatures ns2:val="none"/>
         </w:rPr>
         <w:t xml:space="preserve">; no obstante, </w:t>
       </w:r>
@@ -1694,12 +1694,12 @@
           <w:color w:val="000000"/>
           <w:kern w:val="0"/>
           <w:lang w:eastAsia="es-ES"/>
-          <w14:ligatures w14:val="none"/>
+          <ns2:ligatures ns2:val="none"/>
         </w:rPr>
         <w:t>no le remitieron el cronograma de pagos ni el detalle de los periodos correspondientes a las primas descontadas.</w:t>
       </w:r>
     </w:p>
-    <w:p>
+    <w:p ns2:paraId="7126511B" ns2:textId="77777777">
       <w:pPr>
         <w:pStyle w:val="Prrafodelista"/>
         <w:spacing w:after="0" w:line="240" w:lineRule="auto"/>
@@ -1710,11 +1710,11 @@
           <w:color w:val="000000"/>
           <w:kern w:val="0"/>
           <w:lang w:eastAsia="es-ES"/>
-          <w14:ligatures w14:val="none"/>
-        </w:rPr>
-      </w:pPr>
-    </w:p>
-    <w:p>
+          <ns2:ligatures ns2:val="none"/>
+        </w:rPr>
+      </w:pPr>
+    </w:p>
+    <w:p ns2:paraId="6482305F" ns2:textId="5DBFBC7E">
       <w:pPr>
         <w:pStyle w:val="Prrafodelista"/>
         <w:numPr>
@@ -1732,7 +1732,7 @@
           <w:color w:val="000000"/>
           <w:kern w:val="0"/>
           <w:lang w:eastAsia="es-ES"/>
-          <w14:ligatures w14:val="none"/>
+          <ns2:ligatures ns2:val="none"/>
         </w:rPr>
       </w:pPr>
       <w:r>
@@ -1741,7 +1741,7 @@
           <w:color w:val="000000"/>
           <w:kern w:val="0"/>
           <w:lang w:eastAsia="es-ES"/>
-          <w14:ligatures w14:val="none"/>
+          <ns2:ligatures ns2:val="none"/>
         </w:rPr>
         <w:t>El 21 de marzo de 2026, Corredores Falabella le comunicó que el Seguro de Vida se encontraba anulado.</w:t>
       </w:r>
@@ -1751,7 +1751,7 @@
           <w:color w:val="000000"/>
           <w:kern w:val="0"/>
           <w:lang w:eastAsia="es-ES"/>
-          <w14:ligatures w14:val="none"/>
+          <ns2:ligatures ns2:val="none"/>
         </w:rPr>
         <w:t xml:space="preserve"> </w:t>
       </w:r>
@@ -1761,7 +1761,7 @@
           <w:color w:val="000000"/>
           <w:kern w:val="0"/>
           <w:lang w:eastAsia="es-ES"/>
-          <w14:ligatures w14:val="none"/>
+          <ns2:ligatures ns2:val="none"/>
         </w:rPr>
         <w:t>Posteriormente</w:t>
       </w:r>
@@ -1771,7 +1771,7 @@
           <w:color w:val="000000"/>
           <w:kern w:val="0"/>
           <w:lang w:eastAsia="es-ES"/>
-          <w14:ligatures w14:val="none"/>
+          <ns2:ligatures ns2:val="none"/>
         </w:rPr>
         <w:t>, efectuó una llamada telefónica a Corredores Falabella solicitando explicaciones respecto de la anulación del Seguro de Vida, pese a que había requerido reiteradamente el cobro de las primas correspondientes; en dicha comunicación le indicaron que solicitarían la rehabilitación del seguro debido a que registraba el estado “anulado por error de carga”.</w:t>
       </w:r>
@@ -1781,12 +1781,12 @@
           <w:color w:val="000000"/>
           <w:kern w:val="0"/>
           <w:lang w:eastAsia="es-ES"/>
-          <w14:ligatures w14:val="none"/>
+          <ns2:ligatures ns2:val="none"/>
         </w:rPr>
         <w:t xml:space="preserve"> </w:t>
       </w:r>
     </w:p>
-    <w:p>
+    <w:p ns2:paraId="6D545240" ns2:textId="77777777">
       <w:pPr>
         <w:spacing w:after="0" w:line="240" w:lineRule="auto"/>
         <w:jc w:val="both"/>
@@ -1795,11 +1795,11 @@
           <w:color w:val="000000"/>
           <w:kern w:val="0"/>
           <w:lang w:eastAsia="es-ES"/>
-          <w14:ligatures w14:val="none"/>
-        </w:rPr>
-      </w:pPr>
-    </w:p>
-    <w:p>
+          <ns2:ligatures ns2:val="none"/>
+        </w:rPr>
+      </w:pPr>
+    </w:p>
+    <w:p ns2:paraId="7186A299" ns2:textId="703A3EC2">
       <w:pPr>
         <w:pStyle w:val="Prrafodelista"/>
         <w:numPr>
@@ -1817,7 +1817,7 @@
           <w:color w:val="000000"/>
           <w:kern w:val="0"/>
           <w:lang w:eastAsia="es-ES"/>
-          <w14:ligatures w14:val="none"/>
+          <ns2:ligatures ns2:val="none"/>
         </w:rPr>
       </w:pPr>
       <w:r>
@@ -1826,7 +1826,7 @@
           <w:color w:val="000000"/>
           <w:kern w:val="0"/>
           <w:lang w:eastAsia="es-ES"/>
-          <w14:ligatures w14:val="none"/>
+          <ns2:ligatures ns2:val="none"/>
         </w:rPr>
         <w:t>Posteriormente</w:t>
       </w:r>
@@ -1836,7 +1836,7 @@
           <w:color w:val="000000"/>
           <w:kern w:val="0"/>
           <w:lang w:eastAsia="es-ES"/>
-          <w14:ligatures w14:val="none"/>
+          <ns2:ligatures ns2:val="none"/>
         </w:rPr>
         <w:t xml:space="preserve">, recibió una comunicación electrónica de Corredores Falabella mediante la cual le informaron que no se concretó la contratación del Seguro de Vida debido a un “error en la suscripción”, señalando que gestionarían ante </w:t>
       </w:r>
@@ -1846,7 +1846,7 @@
           <w:color w:val="000000"/>
           <w:kern w:val="0"/>
           <w:lang w:eastAsia="es-ES"/>
-          <w14:ligatures w14:val="none"/>
+          <ns2:ligatures ns2:val="none"/>
         </w:rPr>
         <w:t>la compañía aseguradora</w:t>
       </w:r>
@@ -1856,7 +1856,7 @@
           <w:color w:val="000000"/>
           <w:kern w:val="0"/>
           <w:lang w:eastAsia="es-ES"/>
-          <w14:ligatures w14:val="none"/>
+          <ns2:ligatures ns2:val="none"/>
         </w:rPr>
         <w:t xml:space="preserve"> la devolución de las primas pagadas por un total de S/ 1</w:t>
       </w:r>
@@ -1866,7 +1866,7 @@
           <w:color w:val="000000"/>
           <w:kern w:val="0"/>
           <w:lang w:eastAsia="es-ES"/>
-          <w14:ligatures w14:val="none"/>
+          <ns2:ligatures ns2:val="none"/>
         </w:rPr>
         <w:t xml:space="preserve"> </w:t>
       </w:r>
@@ -1876,7 +1876,7 @@
           <w:color w:val="000000"/>
           <w:kern w:val="0"/>
           <w:lang w:eastAsia="es-ES"/>
-          <w14:ligatures w14:val="none"/>
+          <ns2:ligatures ns2:val="none"/>
         </w:rPr>
         <w:t xml:space="preserve">460,00 y que adicionalmente le otorgarían una </w:t>
       </w:r>
@@ -1886,7 +1886,7 @@
           <w:color w:val="000000"/>
           <w:kern w:val="0"/>
           <w:lang w:eastAsia="es-ES"/>
-          <w14:ligatures w14:val="none"/>
+          <ns2:ligatures ns2:val="none"/>
         </w:rPr>
         <w:t>tarjeta de regalo</w:t>
       </w:r>
@@ -1896,12 +1896,12 @@
           <w:color w:val="000000"/>
           <w:kern w:val="0"/>
           <w:lang w:eastAsia="es-ES"/>
-          <w14:ligatures w14:val="none"/>
+          <ns2:ligatures ns2:val="none"/>
         </w:rPr>
         <w:t xml:space="preserve"> ascendente a S/ 150,00.</w:t>
       </w:r>
     </w:p>
-    <w:p>
+    <w:p ns2:paraId="5518B9FF" ns2:textId="77777777">
       <w:pPr>
         <w:pStyle w:val="Prrafodelista"/>
         <w:spacing w:after="0" w:line="240" w:lineRule="auto"/>
@@ -1912,11 +1912,11 @@
           <w:color w:val="000000"/>
           <w:kern w:val="0"/>
           <w:lang w:eastAsia="es-ES"/>
-          <w14:ligatures w14:val="none"/>
-        </w:rPr>
-      </w:pPr>
-    </w:p>
-    <w:p>
+          <ns2:ligatures ns2:val="none"/>
+        </w:rPr>
+      </w:pPr>
+    </w:p>
+    <w:p ns2:paraId="2F9CF7F5" ns2:textId="7EEB6FF8">
       <w:pPr>
         <w:pStyle w:val="Prrafodelista"/>
         <w:numPr>
@@ -1935,7 +1935,7 @@
           <w:color w:val="000000"/>
           <w:kern w:val="0"/>
           <w:lang w:eastAsia="es-ES"/>
-          <w14:ligatures w14:val="none"/>
+          <ns2:ligatures ns2:val="none"/>
         </w:rPr>
       </w:pPr>
       <w:r>
@@ -1944,7 +1944,7 @@
           <w:color w:val="000000"/>
           <w:kern w:val="0"/>
           <w:lang w:eastAsia="es-ES"/>
-          <w14:ligatures w14:val="none"/>
+          <ns2:ligatures ns2:val="none"/>
         </w:rPr>
         <w:t xml:space="preserve">No obstante, los señores [APELLIDO] [APELLIDO] y [APELLIDO] [APELLIDO] no habían solicitado la anulación del Seguro de Vida ya que mantuvieron de manera permanente la voluntad de efectuar el pago de las primas mensuales correspondientes.</w:t>
       </w:r>
@@ -1954,7 +1954,7 @@
           <w:color w:val="000000"/>
           <w:kern w:val="0"/>
           <w:lang w:eastAsia="es-ES"/>
-          <w14:ligatures w14:val="none"/>
+          <ns2:ligatures ns2:val="none"/>
         </w:rPr>
         <w:t xml:space="preserve"/>
       </w:r>
@@ -1962,7 +1962,7 @@
         <w:rPr>
           <w:rFonts w:ascii="Arial Narrow" w:eastAsia="Calibri" w:hAnsi="Arial Narrow" w:cs="Arial"/>
           <w:kern w:val="0"/>
-          <w14:ligatures w14:val="none"/>
+          <ns2:ligatures ns2:val="none"/>
         </w:rPr>
         <w:t xml:space="preserve"/>
       </w:r>
@@ -1972,7 +1972,7 @@
           <w:color w:val="000000"/>
           <w:kern w:val="0"/>
           <w:lang w:eastAsia="es-ES"/>
-          <w14:ligatures w14:val="none"/>
+          <ns2:ligatures ns2:val="none"/>
         </w:rPr>
         <w:t/>
       </w:r>
@@ -1982,7 +1982,7 @@
           <w:color w:val="000000"/>
           <w:kern w:val="0"/>
           <w:lang w:eastAsia="es-ES"/>
-          <w14:ligatures w14:val="none"/>
+          <ns2:ligatures ns2:val="none"/>
         </w:rPr>
         <w:t xml:space="preserve"/>
       </w:r>
@@ -1992,7 +1992,7 @@
           <w:color w:val="000000"/>
           <w:kern w:val="0"/>
           <w:lang w:eastAsia="es-ES"/>
-          <w14:ligatures w14:val="none"/>
+          <ns2:ligatures ns2:val="none"/>
         </w:rPr>
         <w:t/>
       </w:r>
@@ -2002,12 +2002,12 @@
           <w:color w:val="000000"/>
           <w:kern w:val="0"/>
           <w:lang w:eastAsia="es-ES"/>
-          <w14:ligatures w14:val="none"/>
+          <ns2:ligatures ns2:val="none"/>
         </w:rPr>
         <w:t/>
       </w:r>
     </w:p>
-    <w:p>
+    <w:p ns2:paraId="33E14FF7" ns2:textId="77777777">
       <w:pPr>
         <w:tabs>
           <w:tab w:val="left" w:pos="1134"/>
@@ -2019,11 +2019,11 @@
           <w:color w:val="000000"/>
           <w:kern w:val="0"/>
           <w:lang w:eastAsia="es-ES"/>
-          <w14:ligatures w14:val="none"/>
-        </w:rPr>
-      </w:pPr>
-    </w:p>
-    <w:p>
+          <ns2:ligatures ns2:val="none"/>
+        </w:rPr>
+      </w:pPr>
+    </w:p>
+    <w:p ns2:paraId="65C58807" ns2:textId="757936E4">
       <w:pPr>
         <w:numPr>
           <w:ilvl w:val="1"/>
@@ -2041,7 +2041,7 @@
           <w:color w:val="000000"/>
           <w:kern w:val="0"/>
           <w:lang w:val="es-ES" w:eastAsia="es-ES"/>
-          <w14:ligatures w14:val="none"/>
+          <ns2:ligatures ns2:val="none"/>
         </w:rPr>
       </w:pPr>
       <w:r>
@@ -2050,7 +2050,7 @@
           <w:color w:val="000000"/>
           <w:kern w:val="0"/>
           <w:lang w:val="es-ES" w:eastAsia="es-ES"/>
-          <w14:ligatures w14:val="none"/>
+          <ns2:ligatures ns2:val="none"/>
         </w:rPr>
         <w:t xml:space="preserve">Los señores [APELLIDO] [APELLIDO] y [APELLIDO] [APELLIDO] solicitaron, en calidad de medida correctiva, que Corredores Falabella cumpla con otorgar la suma de S/ 65 700,00 correspondiente al monto que se iba a recibir si se hubiese cumplido adecuadamente con los términos contractuales del Seguro de Vida; o, en su defecto, que el Seguro de Vida sea rehabilitado inmediatamente en las mismas condiciones y beneficios originalmente pactados. Asimismo, no requirió de manera expresa el reembolso de costos y costas del presente procedimiento. </w:t>
       </w:r>
@@ -2060,7 +2060,7 @@
           <w:color w:val="000000"/>
           <w:kern w:val="0"/>
           <w:lang w:val="es-ES" w:eastAsia="es-ES"/>
-          <w14:ligatures w14:val="none"/>
+          <ns2:ligatures ns2:val="none"/>
         </w:rPr>
         <w:t xml:space="preserve"/>
       </w:r>
@@ -2070,7 +2070,7 @@
           <w:color w:val="000000"/>
           <w:kern w:val="0"/>
           <w:lang w:val="es-ES" w:eastAsia="es-ES"/>
-          <w14:ligatures w14:val="none"/>
+          <ns2:ligatures ns2:val="none"/>
         </w:rPr>
         <w:t xml:space="preserve"/>
       </w:r>
@@ -2080,7 +2080,7 @@
           <w:color w:val="000000"/>
           <w:kern w:val="0"/>
           <w:lang w:val="es-ES" w:eastAsia="es-ES"/>
-          <w14:ligatures w14:val="none"/>
+          <ns2:ligatures ns2:val="none"/>
         </w:rPr>
         <w:t xml:space="preserve"/>
       </w:r>
@@ -2090,7 +2090,7 @@
           <w:color w:val="000000"/>
           <w:kern w:val="0"/>
           <w:lang w:val="es-ES" w:eastAsia="es-ES"/>
-          <w14:ligatures w14:val="none"/>
+          <ns2:ligatures ns2:val="none"/>
         </w:rPr>
         <w:t xml:space="preserve"/>
       </w:r>
@@ -2100,7 +2100,7 @@
           <w:color w:val="000000"/>
           <w:kern w:val="0"/>
           <w:lang w:val="es-ES" w:eastAsia="es-ES"/>
-          <w14:ligatures w14:val="none"/>
+          <ns2:ligatures ns2:val="none"/>
         </w:rPr>
         <w:t xml:space="preserve"/>
       </w:r>
@@ -2110,7 +2110,7 @@
           <w:color w:val="000000"/>
           <w:kern w:val="0"/>
           <w:lang w:val="es-ES" w:eastAsia="es-ES"/>
-          <w14:ligatures w14:val="none"/>
+          <ns2:ligatures ns2:val="none"/>
         </w:rPr>
         <w:t xml:space="preserve"/>
       </w:r>
@@ -2120,7 +2120,7 @@
           <w:color w:val="000000"/>
           <w:kern w:val="0"/>
           <w:lang w:val="es-ES" w:eastAsia="es-ES"/>
-          <w14:ligatures w14:val="none"/>
+          <ns2:ligatures ns2:val="none"/>
         </w:rPr>
         <w:t/>
       </w:r>
@@ -2130,7 +2130,7 @@
           <w:color w:val="000000"/>
           <w:kern w:val="0"/>
           <w:lang w:val="es-ES" w:eastAsia="es-ES"/>
-          <w14:ligatures w14:val="none"/>
+          <ns2:ligatures ns2:val="none"/>
         </w:rPr>
         <w:t xml:space="preserve"/>
       </w:r>
@@ -2140,7 +2140,7 @@
           <w:color w:val="000000"/>
           <w:kern w:val="0"/>
           <w:lang w:val="es-ES" w:eastAsia="es-ES"/>
-          <w14:ligatures w14:val="none"/>
+          <ns2:ligatures ns2:val="none"/>
         </w:rPr>
         <w:t xml:space="preserve"/>
       </w:r>
@@ -2150,7 +2150,7 @@
           <w:color w:val="000000"/>
           <w:kern w:val="0"/>
           <w:lang w:val="es-ES" w:eastAsia="es-ES"/>
-          <w14:ligatures w14:val="none"/>
+          <ns2:ligatures ns2:val="none"/>
         </w:rPr>
         <w:t/>
       </w:r>
@@ -2160,7 +2160,7 @@
           <w:color w:val="000000"/>
           <w:kern w:val="0"/>
           <w:lang w:val="es-ES" w:eastAsia="es-ES"/>
-          <w14:ligatures w14:val="none"/>
+          <ns2:ligatures ns2:val="none"/>
         </w:rPr>
         <w:t xml:space="preserve"/>
       </w:r>
@@ -2170,7 +2170,7 @@
           <w:color w:val="000000"/>
           <w:kern w:val="0"/>
           <w:lang w:val="es-ES" w:eastAsia="es-ES"/>
-          <w14:ligatures w14:val="none"/>
+          <ns2:ligatures ns2:val="none"/>
         </w:rPr>
         <w:t xml:space="preserve"/>
       </w:r>
@@ -2180,7 +2180,7 @@
           <w:color w:val="000000"/>
           <w:kern w:val="0"/>
           <w:lang w:val="es-ES" w:eastAsia="es-ES"/>
-          <w14:ligatures w14:val="none"/>
+          <ns2:ligatures ns2:val="none"/>
         </w:rPr>
         <w:t/>
       </w:r>
@@ -2190,7 +2190,7 @@
           <w:color w:val="000000"/>
           <w:kern w:val="0"/>
           <w:lang w:val="es-ES" w:eastAsia="es-ES"/>
-          <w14:ligatures w14:val="none"/>
+          <ns2:ligatures ns2:val="none"/>
         </w:rPr>
         <w:t xml:space="preserve"/>
       </w:r>
@@ -2200,7 +2200,7 @@
           <w:color w:val="000000"/>
           <w:kern w:val="0"/>
           <w:lang w:val="es-ES" w:eastAsia="es-ES"/>
-          <w14:ligatures w14:val="none"/>
+          <ns2:ligatures ns2:val="none"/>
         </w:rPr>
         <w:t xml:space="preserve"/>
       </w:r>
@@ -2210,7 +2210,7 @@
           <w:color w:val="000000"/>
           <w:kern w:val="0"/>
           <w:lang w:val="es-ES" w:eastAsia="es-ES"/>
-          <w14:ligatures w14:val="none"/>
+          <ns2:ligatures ns2:val="none"/>
         </w:rPr>
         <w:t xml:space="preserve"/>
       </w:r>
@@ -2220,7 +2220,7 @@
           <w:color w:val="000000"/>
           <w:kern w:val="0"/>
           <w:lang w:val="es-ES" w:eastAsia="es-ES"/>
-          <w14:ligatures w14:val="none"/>
+          <ns2:ligatures ns2:val="none"/>
         </w:rPr>
         <w:t/>
       </w:r>
@@ -2230,7 +2230,7 @@
           <w:color w:val="000000"/>
           <w:kern w:val="0"/>
           <w:lang w:val="es-ES" w:eastAsia="es-ES"/>
-          <w14:ligatures w14:val="none"/>
+          <ns2:ligatures ns2:val="none"/>
         </w:rPr>
         <w:t/>
       </w:r>
@@ -2240,7 +2240,7 @@
           <w:color w:val="000000"/>
           <w:kern w:val="0"/>
           <w:lang w:val="es-ES" w:eastAsia="es-ES"/>
-          <w14:ligatures w14:val="none"/>
+          <ns2:ligatures ns2:val="none"/>
         </w:rPr>
         <w:t xml:space="preserve"/>
       </w:r>
@@ -2250,7 +2250,7 @@
           <w:color w:val="000000"/>
           <w:kern w:val="0"/>
           <w:lang w:val="es-ES" w:eastAsia="es-ES"/>
-          <w14:ligatures w14:val="none"/>
+          <ns2:ligatures ns2:val="none"/>
         </w:rPr>
         <w:t xml:space="preserve"/>
       </w:r>
@@ -2260,7 +2260,7 @@
           <w:color w:val="000000"/>
           <w:kern w:val="0"/>
           <w:lang w:val="es-ES" w:eastAsia="es-ES"/>
-          <w14:ligatures w14:val="none"/>
+          <ns2:ligatures ns2:val="none"/>
         </w:rPr>
         <w:t xml:space="preserve"/>
       </w:r>
@@ -2270,7 +2270,7 @@
           <w:color w:val="000000"/>
           <w:kern w:val="0"/>
           <w:lang w:val="es-ES" w:eastAsia="es-ES"/>
-          <w14:ligatures w14:val="none"/>
+          <ns2:ligatures ns2:val="none"/>
         </w:rPr>
         <w:t xml:space="preserve"/>
       </w:r>
@@ -2280,7 +2280,7 @@
           <w:color w:val="000000"/>
           <w:kern w:val="0"/>
           <w:lang w:val="es-ES" w:eastAsia="es-ES"/>
-          <w14:ligatures w14:val="none"/>
+          <ns2:ligatures ns2:val="none"/>
         </w:rPr>
         <w:t/>
       </w:r>
@@ -2290,12 +2290,12 @@
           <w:color w:val="000000"/>
           <w:kern w:val="0"/>
           <w:lang w:val="es-ES" w:eastAsia="es-ES"/>
-          <w14:ligatures w14:val="none"/>
+          <ns2:ligatures ns2:val="none"/>
         </w:rPr>
         <w:t xml:space="preserve"/>
       </w:r>
     </w:p>
-    <w:p>
+    <w:p ns2:paraId="66005174" ns2:textId="77777777">
       <w:pPr>
         <w:spacing w:after="0" w:line="240" w:lineRule="auto"/>
         <w:contextualSpacing/>
@@ -2306,11 +2306,11 @@
           <w:color w:val="000000"/>
           <w:kern w:val="0"/>
           <w:lang w:eastAsia="es-PE"/>
-          <w14:ligatures w14:val="none"/>
-        </w:rPr>
-      </w:pPr>
-    </w:p>
-    <w:p>
+          <ns2:ligatures ns2:val="none"/>
+        </w:rPr>
+      </w:pPr>
+    </w:p>
+    <w:p ns2:paraId="3541B1F9" ns2:textId="77777777">
       <w:pPr>
         <w:pStyle w:val="Prrafodelista"/>
         <w:numPr>
@@ -2330,22 +2330,22 @@
           <w:color w:val="000000"/>
           <w:kern w:val="0"/>
           <w:lang w:eastAsia="es-PE"/>
-          <w14:ligatures w14:val="none"/>
-        </w:rPr>
-      </w:pPr>
-      <w:r>
-        <w:rPr>
-          <w:rFonts w:ascii="Arial Narrow" w:eastAsia="Arial Narrow" w:hAnsi="Arial Narrow" w:cs="Arial Narrow"/>
-          <w:b/>
-          <w:color w:val="000000"/>
-          <w:kern w:val="0"/>
-          <w:lang w:eastAsia="es-PE"/>
-          <w14:ligatures w14:val="none"/>
+          <ns2:ligatures ns2:val="none"/>
+        </w:rPr>
+      </w:pPr>
+      <w:r>
+        <w:rPr>
+          <w:rFonts w:ascii="Arial Narrow" w:eastAsia="Arial Narrow" w:hAnsi="Arial Narrow" w:cs="Arial Narrow"/>
+          <w:b/>
+          <w:color w:val="000000"/>
+          <w:kern w:val="0"/>
+          <w:lang w:eastAsia="es-PE"/>
+          <ns2:ligatures ns2:val="none"/>
         </w:rPr>
         <w:t>DE LA ADMISIÓN A TRÁMITE DE LA DENUNCIA</w:t>
       </w:r>
     </w:p>
-    <w:p>
+    <w:p ns2:paraId="34556756" ns2:textId="77777777">
       <w:pPr>
         <w:spacing w:after="0" w:line="240" w:lineRule="auto"/>
         <w:contextualSpacing/>
@@ -2356,13 +2356,13 @@
           <w:color w:val="000000"/>
           <w:kern w:val="0"/>
           <w:lang w:eastAsia="es-PE"/>
-          <w14:ligatures w14:val="none"/>
+          <ns2:ligatures ns2:val="none"/>
         </w:rPr>
       </w:pPr>
       <w:bookmarkStart w:id="1" w:name="_Hlk212795168"/>
       <w:bookmarkStart w:id="2" w:name="_Hlk218848146"/>
     </w:p>
-    <w:p>
+    <w:p ns2:paraId="5F4266A4" ns2:textId="04FE0BA3">
       <w:pPr>
         <w:pStyle w:val="Prrafodelista"/>
         <w:numPr>
@@ -2375,7 +2375,7 @@
         <w:rPr>
           <w:rFonts w:ascii="Arial Narrow" w:eastAsia="Arial Narrow" w:hAnsi="Arial Narrow" w:cs="Arial Narrow"/>
           <w:kern w:val="0"/>
-          <w14:ligatures w14:val="none"/>
+          <ns2:ligatures ns2:val="none"/>
         </w:rPr>
       </w:pPr>
       <w:bookmarkStart w:id="3" w:name="_Hlk140755208"/>
@@ -2387,7 +2387,7 @@
           <w:color w:val="000000"/>
           <w:kern w:val="0"/>
           <w:lang w:eastAsia="es-PE"/>
-          <w14:ligatures w14:val="none"/>
+          <ns2:ligatures ns2:val="none"/>
         </w:rPr>
         <w:t xml:space="preserve">La Secretaría Técnica de la Comisión de Protección al Consumidor 1 (en adelante, la Secretaría Técnica), en ejercicio de sus facultades, considera que el hecho denunciado, consistente en que el proveedor denunciado no habría efectuado oportunamente el cobro de las primas correspondientes a la Póliza 117 del Seguro de Vida con Devolución a 15 años - Propuesta 20011391, pese a que las primas debían cargarse mensualmente a la tarjeta de crédito contratada por el señor [APELLIDO] [APELLIDO] ; involucraría una presunta afectación a sus expectativas, quien no habría encontrado una correspondencia entre lo que esperaba recibir de parte del proveedor y lo que realmente recibió. Por consiguiente, corresponde calificar el hecho materia de denuncia como una presunta infracción al deber de idoneidad, tipificado en los artículos 18 y 19 del Código.</w:t>
       </w:r>
@@ -2400,7 +2400,7 @@
           <w:rFonts w:ascii="Arial Narrow" w:eastAsia="Arial Narrow" w:hAnsi="Arial Narrow" w:cs="Arial Narrow"/>
           <w:kern w:val="0"/>
           <w:vertAlign w:val="superscript"/>
-          <w14:ligatures w14:val="none"/>
+          <ns2:ligatures ns2:val="none"/>
         </w:rPr>
         <w:footnoteReference w:id="2"/>
       </w:r>
@@ -2410,7 +2410,7 @@
           <w:color w:val="000000"/>
           <w:kern w:val="0"/>
           <w:lang w:eastAsia="es-PE"/>
-          <w14:ligatures w14:val="none"/>
+          <ns2:ligatures ns2:val="none"/>
         </w:rPr>
         <w:t xml:space="preserve"/>
       </w:r>
@@ -2420,7 +2420,7 @@
           <w:color w:val="000000"/>
           <w:kern w:val="0"/>
           <w:lang w:eastAsia="es-PE"/>
-          <w14:ligatures w14:val="none"/>
+          <ns2:ligatures ns2:val="none"/>
         </w:rPr>
         <w:t xml:space="preserve"/>
       </w:r>
@@ -2428,7 +2428,7 @@
         <w:rPr>
           <w:rFonts w:ascii="Arial Narrow" w:eastAsia="Arial Narrow" w:hAnsi="Arial Narrow" w:cs="Arial Narrow"/>
           <w:kern w:val="0"/>
-          <w14:ligatures w14:val="none"/>
+          <ns2:ligatures ns2:val="none"/>
         </w:rPr>
         <w:t xml:space="preserve"/>
       </w:r>
@@ -2437,7 +2437,7 @@
         <w:rPr>
           <w:rFonts w:ascii="Arial Narrow" w:eastAsia="Arial Narrow" w:hAnsi="Arial Narrow" w:cs="Arial Narrow"/>
           <w:kern w:val="0"/>
-          <w14:ligatures w14:val="none"/>
+          <ns2:ligatures ns2:val="none"/>
         </w:rPr>
         <w:t xml:space="preserve"/>
       </w:r>
@@ -2451,7 +2451,7 @@
           <w:kern w:val="0"/>
           <w:shd w:val="clear" w:color="auto" w:fill="FFFFFF"/>
           <w:lang w:eastAsia="es-PE"/>
-          <w14:ligatures w14:val="none"/>
+          <ns2:ligatures ns2:val="none"/>
         </w:rPr>
         <w:t xml:space="preserve"/>
       </w:r>
@@ -2462,7 +2462,7 @@
           <w:kern w:val="0"/>
           <w:shd w:val="clear" w:color="auto" w:fill="FFFFFF"/>
           <w:lang w:eastAsia="es-PE"/>
-          <w14:ligatures w14:val="none"/>
+          <ns2:ligatures ns2:val="none"/>
         </w:rPr>
         <w:lastRenderedPageBreak/>
         <w:t/>
@@ -2471,7 +2471,7 @@
         <w:rPr>
           <w:rFonts w:ascii="Arial Narrow" w:eastAsia="Arial Narrow" w:hAnsi="Arial Narrow" w:cs="Arial Narrow"/>
           <w:kern w:val="0"/>
-          <w14:ligatures w14:val="none"/>
+          <ns2:ligatures ns2:val="none"/>
         </w:rPr>
         <w:t/>
       </w:r>
@@ -2481,7 +2481,7 @@
           <w:color w:val="000000"/>
           <w:kern w:val="0"/>
           <w:lang w:eastAsia="es-PE"/>
-          <w14:ligatures w14:val="none"/>
+          <ns2:ligatures ns2:val="none"/>
         </w:rPr>
         <w:t/>
       </w:r>
@@ -2489,7 +2489,7 @@
         <w:rPr>
           <w:rFonts w:ascii="Arial Narrow" w:eastAsia="Arial Narrow" w:hAnsi="Arial Narrow" w:cs="Arial Narrow"/>
           <w:kern w:val="0"/>
-          <w14:ligatures w14:val="none"/>
+          <ns2:ligatures ns2:val="none"/>
         </w:rPr>
         <w:t xml:space="preserve"/>
       </w:r>
@@ -2499,7 +2499,7 @@
           <w:color w:val="000000"/>
           <w:kern w:val="0"/>
           <w:lang w:eastAsia="es-PE"/>
-          <w14:ligatures w14:val="none"/>
+          <ns2:ligatures ns2:val="none"/>
         </w:rPr>
         <w:t/>
       </w:r>
@@ -2507,7 +2507,7 @@
         <w:rPr>
           <w:rFonts w:ascii="Arial Narrow" w:eastAsia="Arial Narrow" w:hAnsi="Arial Narrow" w:cs="Arial Narrow"/>
           <w:kern w:val="0"/>
-          <w14:ligatures w14:val="none"/>
+          <ns2:ligatures ns2:val="none"/>
         </w:rPr>
         <w:t xml:space="preserve"/>
       </w:r>
@@ -2519,7 +2519,7 @@
           <w:rFonts w:ascii="Arial Narrow" w:eastAsia="Arial Narrow" w:hAnsi="Arial Narrow" w:cs="Arial"/>
           <w:kern w:val="0"/>
           <w:vertAlign w:val="superscript"/>
-          <w14:ligatures w14:val="none"/>
+          <ns2:ligatures ns2:val="none"/>
         </w:rPr>
         <w:footnoteReference w:id="3"/>
       </w:r>
@@ -2528,13 +2528,13 @@
         <w:rPr>
           <w:rFonts w:ascii="Arial Narrow" w:eastAsia="Arial Narrow" w:hAnsi="Arial Narrow" w:cs="Arial Narrow"/>
           <w:kern w:val="0"/>
-          <w14:ligatures w14:val="none"/>
+          <ns2:ligatures ns2:val="none"/>
         </w:rPr>
         <w:t/>
       </w:r>
       <w:bookmarkEnd w:id="8"/>
     </w:p>
-    <w:p>
+    <w:p ns2:paraId="116891C0" ns2:textId="77777777">
       <w:pPr>
         <w:pStyle w:val="Prrafodelista"/>
         <w:spacing w:after="0" w:line="240" w:lineRule="auto"/>
@@ -2543,11 +2543,11 @@
         <w:rPr>
           <w:rFonts w:ascii="Arial Narrow" w:eastAsia="Arial Narrow" w:hAnsi="Arial Narrow" w:cs="Arial Narrow"/>
           <w:kern w:val="0"/>
-          <w14:ligatures w14:val="none"/>
-        </w:rPr>
-      </w:pPr>
-    </w:p>
-    <w:p>
+          <ns2:ligatures ns2:val="none"/>
+        </w:rPr>
+      </w:pPr>
+    </w:p>
+    <w:p ns2:paraId="73AC2300" ns2:textId="08BB4FF1">
       <w:pPr>
         <w:pStyle w:val="Prrafodelista"/>
         <w:numPr>
@@ -2560,7 +2560,7 @@
         <w:rPr>
           <w:rFonts w:ascii="Arial Narrow" w:eastAsia="Arial Narrow" w:hAnsi="Arial Narrow" w:cs="Arial Narrow"/>
           <w:kern w:val="0"/>
-          <w14:ligatures w14:val="none"/>
+          <ns2:ligatures ns2:val="none"/>
         </w:rPr>
       </w:pPr>
       <w:bookmarkStart w:id="11" w:name="_Hlk213150180"/>
@@ -2568,7 +2568,7 @@
         <w:rPr>
           <w:rFonts w:ascii="Arial Narrow" w:eastAsia="Arial Narrow" w:hAnsi="Arial Narrow" w:cs="Arial Narrow"/>
           <w:kern w:val="0"/>
-          <w14:ligatures w14:val="none"/>
+          <ns2:ligatures ns2:val="none"/>
         </w:rPr>
         <w:t xml:space="preserve">Así también, la Secretaría Técnica, en ejercicio de sus facultades, </w:t>
       </w:r>
@@ -2578,7 +2578,7 @@
           <w:color w:val="000000"/>
           <w:kern w:val="0"/>
           <w:lang w:eastAsia="es-PE"/>
-          <w14:ligatures w14:val="none"/>
+          <ns2:ligatures ns2:val="none"/>
         </w:rPr>
         <w:t xml:space="preserve">considera </w:t>
       </w:r>
@@ -2586,7 +2586,7 @@
         <w:rPr>
           <w:rFonts w:ascii="Arial Narrow" w:eastAsia="Arial Narrow" w:hAnsi="Arial Narrow" w:cs="Arial Narrow"/>
           <w:kern w:val="0"/>
-          <w14:ligatures w14:val="none"/>
+          <ns2:ligatures ns2:val="none"/>
         </w:rPr>
         <w:t xml:space="preserve">que el hecho denunciado, consistente en que </w:t>
       </w:r>
@@ -2598,7 +2598,7 @@
           <w:kern w:val="0"/>
           <w:shd w:val="clear" w:color="auto" w:fill="FFFFFF"/>
           <w:lang w:eastAsia="es-PE"/>
-          <w14:ligatures w14:val="none"/>
+          <ns2:ligatures ns2:val="none"/>
         </w:rPr>
         <w:t>el proveedor denunciado habría gestionado la anulación la Póliza 117 del Seguro de Vida con Devolución a 15 años - Propuesta 20011391</w:t>
       </w:r>
@@ -2609,7 +2609,7 @@
           <w:kern w:val="0"/>
           <w:shd w:val="clear" w:color="auto" w:fill="FFFFFF"/>
           <w:lang w:eastAsia="es-PE"/>
-          <w14:ligatures w14:val="none"/>
+          <ns2:ligatures ns2:val="none"/>
         </w:rPr>
         <w:t>,</w:t>
       </w:r>
@@ -2620,7 +2620,7 @@
           <w:kern w:val="0"/>
           <w:shd w:val="clear" w:color="auto" w:fill="FFFFFF"/>
           <w:lang w:eastAsia="es-PE"/>
-          <w14:ligatures w14:val="none"/>
+          <ns2:ligatures ns2:val="none"/>
         </w:rPr>
         <w:t xml:space="preserve"> pese a que los denunciantes no habrían solicitado dicha anulación y habrían mantenido su voluntad de continuar efectuando el pago de las primas correspondientes</w:t>
       </w:r>
@@ -2628,7 +2628,7 @@
         <w:rPr>
           <w:rFonts w:ascii="Arial Narrow" w:eastAsia="Arial Narrow" w:hAnsi="Arial Narrow" w:cs="Arial Narrow"/>
           <w:kern w:val="0"/>
-          <w14:ligatures w14:val="none"/>
+          <ns2:ligatures ns2:val="none"/>
         </w:rPr>
         <w:t>; involucraría una presunta afectación a sus expectativas, quien no habría encontrado una correspondencia entre lo que esperaba recibir de parte del proveedor y lo que realmente recibió. Por consiguiente, corresponde calificar el hecho materia de denuncia como una presunta infracción al deber de idoneidad, tipificado en los artículos 18</w:t>
       </w:r>
@@ -2638,7 +2638,7 @@
           <w:color w:val="000000"/>
           <w:kern w:val="0"/>
           <w:lang w:eastAsia="es-PE"/>
-          <w14:ligatures w14:val="none"/>
+          <ns2:ligatures ns2:val="none"/>
         </w:rPr>
         <w:t/>
       </w:r>
@@ -2646,7 +2646,7 @@
         <w:rPr>
           <w:rFonts w:ascii="Arial Narrow" w:eastAsia="Arial Narrow" w:hAnsi="Arial Narrow" w:cs="Arial Narrow"/>
           <w:kern w:val="0"/>
-          <w14:ligatures w14:val="none"/>
+          <ns2:ligatures ns2:val="none"/>
         </w:rPr>
         <w:t xml:space="preserve"> y 19</w:t>
       </w:r>
@@ -2656,7 +2656,7 @@
           <w:color w:val="000000"/>
           <w:kern w:val="0"/>
           <w:lang w:eastAsia="es-PE"/>
-          <w14:ligatures w14:val="none"/>
+          <ns2:ligatures ns2:val="none"/>
         </w:rPr>
         <w:t/>
       </w:r>
@@ -2664,7 +2664,7 @@
         <w:rPr>
           <w:rFonts w:ascii="Arial Narrow" w:eastAsia="Arial Narrow" w:hAnsi="Arial Narrow" w:cs="Arial Narrow"/>
           <w:kern w:val="0"/>
-          <w14:ligatures w14:val="none"/>
+          <ns2:ligatures ns2:val="none"/>
         </w:rPr>
         <w:t xml:space="preserve"> del Código</w:t>
       </w:r>
@@ -2675,22 +2675,22 @@
           <w:color w:val="000000"/>
           <w:kern w:val="0"/>
           <w:lang w:eastAsia="es-PE"/>
-          <w14:ligatures w14:val="none"/>
+          <ns2:ligatures ns2:val="none"/>
         </w:rPr>
         <w:t xml:space="preserve">. </w:t>
       </w:r>
     </w:p>
-    <w:p>
+    <w:p ns2:paraId="2A85CA8C" ns2:textId="77777777">
       <w:pPr>
         <w:pStyle w:val="Prrafodelista"/>
         <w:rPr>
           <w:rFonts w:ascii="Arial Narrow" w:eastAsia="Arial Narrow" w:hAnsi="Arial Narrow" w:cs="Arial Narrow"/>
           <w:kern w:val="0"/>
-          <w14:ligatures w14:val="none"/>
-        </w:rPr>
-      </w:pPr>
-    </w:p>
-    <w:p>
+          <ns2:ligatures ns2:val="none"/>
+        </w:rPr>
+      </w:pPr>
+    </w:p>
+    <w:p ns2:paraId="2DC7B64E" ns2:textId="6450F597">
       <w:pPr>
         <w:pStyle w:val="Prrafodelista"/>
         <w:numPr>
@@ -2703,16 +2703,16 @@
         <w:rPr>
           <w:rFonts w:ascii="Arial Narrow" w:eastAsia="Arial Narrow" w:hAnsi="Arial Narrow" w:cs="Arial Narrow"/>
           <w:kern w:val="0"/>
-          <w14:ligatures w14:val="none"/>
-        </w:rPr>
-      </w:pPr>
-      <w:r>
-        <w:rPr>
-          <w:rFonts w:ascii="Arial Narrow" w:eastAsia="Times New Roman" w:hAnsi="Arial Narrow" w:cs="Arial"/>
-          <w:color w:val="000000"/>
-          <w:kern w:val="0"/>
-          <w:lang w:eastAsia="es-PE"/>
-          <w14:ligatures w14:val="none"/>
+          <ns2:ligatures ns2:val="none"/>
+        </w:rPr>
+      </w:pPr>
+      <w:r>
+        <w:rPr>
+          <w:rFonts w:ascii="Arial Narrow" w:eastAsia="Times New Roman" w:hAnsi="Arial Narrow" w:cs="Arial"/>
+          <w:color w:val="000000"/>
+          <w:kern w:val="0"/>
+          <w:lang w:eastAsia="es-PE"/>
+          <ns2:ligatures ns2:val="none"/>
         </w:rPr>
         <w:t xml:space="preserve">Además, la Secretaría Técnica, en ejercicio de sus facultades, considera </w:t>
       </w:r>
@@ -2720,7 +2720,7 @@
         <w:rPr>
           <w:rFonts w:ascii="Arial Narrow" w:eastAsia="Arial Narrow" w:hAnsi="Arial Narrow" w:cs="Arial"/>
           <w:kern w:val="0"/>
-          <w14:ligatures w14:val="none"/>
+          <ns2:ligatures ns2:val="none"/>
         </w:rPr>
         <w:t xml:space="preserve">que el hecho denunciado, consistente en que </w:t>
       </w:r>
@@ -2728,7 +2728,7 @@
         <w:rPr>
           <w:rFonts w:ascii="Arial Narrow" w:eastAsia="Arial Narrow" w:hAnsi="Arial Narrow" w:cs="Arial Narrow"/>
           <w:kern w:val="0"/>
-          <w14:ligatures w14:val="none"/>
+          <ns2:ligatures ns2:val="none"/>
         </w:rPr>
         <w:t>el proveedor denunciado no habría brindado información clara y suficiente respecto de los motivos por los cuales no se efectuaron oportunamente los cobros de las primas de la Póliza 117 del Seguro de Vida con Devolución a 15 años - Propuesta 20011391</w:t>
       </w:r>
@@ -2739,7 +2739,7 @@
           <w:color w:val="000000"/>
           <w:kern w:val="0"/>
           <w:lang w:eastAsia="es-PE"/>
-          <w14:ligatures w14:val="none"/>
+          <ns2:ligatures ns2:val="none"/>
         </w:rPr>
         <w:t>. Por consiguiente, corresponde calificar el hecho materia de denuncia como una presunta infracción al deber de información, tipificado en el artículo 1, numeral 1, literal b) y al artículo 2 del Código</w:t>
       </w:r>
@@ -2749,7 +2749,7 @@
           <w:rFonts w:ascii="Arial Narrow" w:eastAsia="Arial Narrow" w:hAnsi="Arial Narrow" w:cs="Arial"/>
           <w:kern w:val="0"/>
           <w:vertAlign w:val="superscript"/>
-          <w14:ligatures w14:val="none"/>
+          <ns2:ligatures ns2:val="none"/>
         </w:rPr>
         <w:footnoteReference w:id="4"/>
       </w:r>
@@ -2757,13 +2757,13 @@
         <w:rPr>
           <w:rFonts w:ascii="Arial Narrow" w:eastAsia="Arial Narrow" w:hAnsi="Arial Narrow" w:cs="Arial"/>
           <w:kern w:val="0"/>
-          <w14:ligatures w14:val="none"/>
+          <ns2:ligatures ns2:val="none"/>
         </w:rPr>
         <w:t>.</w:t>
       </w:r>
       <w:bookmarkEnd w:id="1"/>
     </w:p>
-    <w:p>
+    <w:p ns2:paraId="61A99930" ns2:textId="78C789C0">
       <w:pPr>
         <w:pStyle w:val="Prrafodelista"/>
         <w:numPr>
@@ -2776,14 +2776,14 @@
         <w:rPr>
           <w:rFonts w:ascii="Arial Narrow" w:eastAsia="Arial Narrow" w:hAnsi="Arial Narrow" w:cs="Arial Narrow"/>
           <w:kern w:val="0"/>
-          <w14:ligatures w14:val="none"/>
-        </w:rPr>
-      </w:pPr>
-      <w:r>
-        <w:rPr>
-          <w:rFonts w:ascii="Arial Narrow" w:eastAsia="Arial Narrow" w:hAnsi="Arial Narrow" w:cs="Arial Narrow"/>
-          <w:kern w:val="0"/>
-          <w14:ligatures w14:val="none"/>
+          <ns2:ligatures ns2:val="none"/>
+        </w:rPr>
+      </w:pPr>
+      <w:r>
+        <w:rPr>
+          <w:rFonts w:ascii="Arial Narrow" w:eastAsia="Arial Narrow" w:hAnsi="Arial Narrow" w:cs="Arial Narrow"/>
+          <w:kern w:val="0"/>
+          <ns2:ligatures ns2:val="none"/>
         </w:rPr>
         <w:lastRenderedPageBreak/>
         <w:t xml:space="preserve">Asimismo, </w:t>
@@ -2795,7 +2795,7 @@
           <w:color w:val="000000"/>
           <w:kern w:val="0"/>
           <w:lang w:eastAsia="es-PE"/>
-          <w14:ligatures w14:val="none"/>
+          <ns2:ligatures ns2:val="none"/>
         </w:rPr>
         <w:t xml:space="preserve">la Secretaría Técnica, en ejercicio de sus facultades, considera </w:t>
       </w:r>
@@ -2803,7 +2803,7 @@
         <w:rPr>
           <w:rFonts w:ascii="Arial Narrow" w:eastAsia="Arial Narrow" w:hAnsi="Arial Narrow" w:cs="Arial"/>
           <w:kern w:val="0"/>
-          <w14:ligatures w14:val="none"/>
+          <ns2:ligatures ns2:val="none"/>
         </w:rPr>
         <w:t xml:space="preserve">que el hecho denunciado, consistente en que </w:t>
       </w:r>
@@ -2811,7 +2811,7 @@
         <w:rPr>
           <w:rFonts w:ascii="Arial Narrow" w:eastAsia="Arial Narrow" w:hAnsi="Arial Narrow" w:cs="Arial Narrow"/>
           <w:kern w:val="0"/>
-          <w14:ligatures w14:val="none"/>
+          <ns2:ligatures ns2:val="none"/>
         </w:rPr>
         <w:t>el proveedor denunciado no habría cumplido con remitir el cronograma de pagos ni el detalle de los periodos correspondientes a las primas cobradas los días 27 de enero, 11, 18 y 19 de marzo de 2026 de la Póliza 117 del Seguro de Vida con Devolución a 15 años - Propuesta 20011391, pese a la solicitud de la parte denunciante</w:t>
       </w:r>
@@ -2822,7 +2822,7 @@
           <w:color w:val="000000"/>
           <w:kern w:val="0"/>
           <w:lang w:eastAsia="es-PE"/>
-          <w14:ligatures w14:val="none"/>
+          <ns2:ligatures ns2:val="none"/>
         </w:rPr>
         <w:t>. Por consiguiente, corresponde calificar el hecho materia de denuncia como una presunta infracción al deber de información, tipificado en el artículo 1, numeral 1, literal b) y al artículo 2 del Código</w:t>
       </w:r>
@@ -2830,25 +2830,25 @@
         <w:rPr>
           <w:rFonts w:ascii="Arial Narrow" w:eastAsia="Arial Narrow" w:hAnsi="Arial Narrow" w:cs="Arial"/>
           <w:kern w:val="0"/>
-          <w14:ligatures w14:val="none"/>
+          <ns2:ligatures ns2:val="none"/>
         </w:rPr>
         <w:t>.</w:t>
       </w:r>
       <w:bookmarkStart w:id="13" w:name="_Hlk212534267"/>
       <w:bookmarkEnd w:id="12"/>
     </w:p>
-    <w:p>
-      <w:pPr>
-        <w:spacing w:after="0" w:line="240" w:lineRule="auto"/>
-        <w:jc w:val="both"/>
-        <w:rPr>
-          <w:rFonts w:ascii="Arial Narrow" w:eastAsia="Arial Narrow" w:hAnsi="Arial Narrow" w:cs="Arial Narrow"/>
-          <w:kern w:val="0"/>
-          <w14:ligatures w14:val="none"/>
-        </w:rPr>
-      </w:pPr>
-    </w:p>
-    <w:p>
+    <w:p ns2:paraId="4266B1E3" ns2:textId="77777777">
+      <w:pPr>
+        <w:spacing w:after="0" w:line="240" w:lineRule="auto"/>
+        <w:jc w:val="both"/>
+        <w:rPr>
+          <w:rFonts w:ascii="Arial Narrow" w:eastAsia="Arial Narrow" w:hAnsi="Arial Narrow" w:cs="Arial Narrow"/>
+          <w:kern w:val="0"/>
+          <ns2:ligatures ns2:val="none"/>
+        </w:rPr>
+      </w:pPr>
+    </w:p>
+    <w:p ns2:paraId="78C31712" ns2:textId="47C33856">
       <w:pPr>
         <w:pStyle w:val="Prrafodelista"/>
         <w:numPr>
@@ -2861,7 +2861,7 @@
         <w:rPr>
           <w:rFonts w:ascii="Arial Narrow" w:eastAsia="Arial Narrow" w:hAnsi="Arial Narrow" w:cs="Arial Narrow"/>
           <w:kern w:val="0"/>
-          <w14:ligatures w14:val="none"/>
+          <ns2:ligatures ns2:val="none"/>
         </w:rPr>
       </w:pPr>
       <w:bookmarkStart w:id="14" w:name="_Hlk214534552"/>
@@ -2872,7 +2872,7 @@
           <w:color w:val="000000"/>
           <w:kern w:val="0"/>
           <w:lang w:eastAsia="es-PE"/>
-          <w14:ligatures w14:val="none"/>
+          <ns2:ligatures ns2:val="none"/>
         </w:rPr>
         <w:t xml:space="preserve">Además, </w:t>
       </w:r>
@@ -2883,7 +2883,7 @@
           <w:color w:val="000000"/>
           <w:kern w:val="0"/>
           <w:lang w:eastAsia="es-PE"/>
-          <w14:ligatures w14:val="none"/>
+          <ns2:ligatures ns2:val="none"/>
         </w:rPr>
         <w:t xml:space="preserve">la Secretaría Técnica, en ejercicio de sus facultades, considera </w:t>
       </w:r>
@@ -2891,7 +2891,7 @@
         <w:rPr>
           <w:rFonts w:ascii="Arial Narrow" w:eastAsia="Arial Narrow" w:hAnsi="Arial Narrow" w:cs="Arial"/>
           <w:kern w:val="0"/>
-          <w14:ligatures w14:val="none"/>
+          <ns2:ligatures ns2:val="none"/>
         </w:rPr>
         <w:t xml:space="preserve">que el hecho denunciado, consistente en que </w:t>
       </w:r>
@@ -2899,7 +2899,7 @@
         <w:rPr>
           <w:rFonts w:ascii="Arial Narrow" w:eastAsia="Arial Narrow" w:hAnsi="Arial Narrow" w:cs="Arial Narrow"/>
           <w:kern w:val="0"/>
-          <w14:ligatures w14:val="none"/>
+          <ns2:ligatures ns2:val="none"/>
         </w:rPr>
         <w:t>el proveedor denunciado habría brindado información contradictoria a la parte denunciante respecto de la anulación de la Póliza 117 del Seguro de Vida con Devolución a 15 años - Propuesta 20011391 al indicar inicialmente que registraba el estado “anulado por error de carga” y posteriormente señalar que la contratación no se concretó debido a un “error en la suscripción”</w:t>
       </w:r>
@@ -2910,7 +2910,7 @@
           <w:color w:val="000000"/>
           <w:kern w:val="0"/>
           <w:lang w:eastAsia="es-PE"/>
-          <w14:ligatures w14:val="none"/>
+          <ns2:ligatures ns2:val="none"/>
         </w:rPr>
         <w:t xml:space="preserve">. </w:t>
       </w:r>
@@ -2923,7 +2923,7 @@
           <w:color w:val="000000"/>
           <w:kern w:val="0"/>
           <w:lang w:eastAsia="es-PE"/>
-          <w14:ligatures w14:val="none"/>
+          <ns2:ligatures ns2:val="none"/>
         </w:rPr>
         <w:t xml:space="preserve">Por consiguiente, corresponde calificar el hecho materia de denuncia como una presunta infracción al deber de información, tipificado en el </w:t>
       </w:r>
@@ -2935,7 +2935,7 @@
           <w:color w:val="000000"/>
           <w:kern w:val="0"/>
           <w:lang w:eastAsia="es-PE"/>
-          <w14:ligatures w14:val="none"/>
+          <ns2:ligatures ns2:val="none"/>
         </w:rPr>
         <w:t xml:space="preserve">artículo 1, numeral 1, literal b) </w:t>
       </w:r>
@@ -2947,7 +2947,7 @@
           <w:color w:val="000000"/>
           <w:kern w:val="0"/>
           <w:lang w:eastAsia="es-PE"/>
-          <w14:ligatures w14:val="none"/>
+          <ns2:ligatures ns2:val="none"/>
         </w:rPr>
         <w:t>y al artículo 2 del Código</w:t>
       </w:r>
@@ -2959,7 +2959,7 @@
           <w:color w:val="000000"/>
           <w:kern w:val="0"/>
           <w:lang w:eastAsia="es-PE"/>
-          <w14:ligatures w14:val="none"/>
+          <ns2:ligatures ns2:val="none"/>
         </w:rPr>
         <w:t xml:space="preserve">. </w:t>
       </w:r>
@@ -2968,18 +2968,18 @@
     </w:p>
     <w:bookmarkEnd w:id="13"/>
     <w:bookmarkEnd w:id="14"/>
-    <w:p>
+    <w:p ns2:paraId="7A2CF596" ns2:textId="77777777">
       <w:pPr>
         <w:pStyle w:val="Prrafodelista"/>
         <w:spacing w:line="240" w:lineRule="auto"/>
         <w:rPr>
           <w:rFonts w:ascii="Arial Narrow" w:eastAsia="Arial Narrow" w:hAnsi="Arial Narrow" w:cs="Arial Narrow"/>
           <w:kern w:val="0"/>
-          <w14:ligatures w14:val="none"/>
-        </w:rPr>
-      </w:pPr>
-    </w:p>
-    <w:p>
+          <ns2:ligatures ns2:val="none"/>
+        </w:rPr>
+      </w:pPr>
+    </w:p>
+    <w:p ns2:paraId="07559B21" ns2:textId="2E0EE9D2">
       <w:pPr>
         <w:pStyle w:val="Prrafodelista"/>
         <w:numPr>
@@ -2992,7 +2992,7 @@
         <w:rPr>
           <w:rFonts w:ascii="Arial Narrow" w:eastAsia="Arial Narrow" w:hAnsi="Arial Narrow" w:cs="Arial Narrow"/>
           <w:kern w:val="0"/>
-          <w14:ligatures w14:val="none"/>
+          <ns2:ligatures ns2:val="none"/>
         </w:rPr>
       </w:pPr>
       <w:bookmarkStart w:id="20" w:name="_Hlk214962902"/>
@@ -3001,7 +3001,7 @@
         <w:rPr>
           <w:rFonts w:ascii="Arial Narrow" w:eastAsia="Arial Narrow" w:hAnsi="Arial Narrow" w:cs="Arial Narrow"/>
           <w:kern w:val="0"/>
-          <w14:ligatures w14:val="none"/>
+          <ns2:ligatures ns2:val="none"/>
         </w:rPr>
         <w:t xml:space="preserve">Asimismo, la Secretaría Técnica, en ejercicio de sus facultades, considera que el hecho denunciado, consistente en que </w:t>
       </w:r>
@@ -3009,7 +3009,7 @@
         <w:rPr>
           <w:rFonts w:ascii="Arial Narrow" w:eastAsia="Arial Narrow" w:hAnsi="Arial Narrow" w:cs="Arial"/>
           <w:kern w:val="0"/>
-          <w14:ligatures w14:val="none"/>
+          <ns2:ligatures ns2:val="none"/>
         </w:rPr>
         <w:t>el proveedor denunciado habría brindado una respuesta inadecuada al reclamo presentado por la parte denunciante el 21 de marzo de 2026</w:t>
       </w:r>
@@ -3017,7 +3017,7 @@
         <w:rPr>
           <w:rFonts w:ascii="Arial Narrow" w:eastAsia="Arial Narrow" w:hAnsi="Arial Narrow" w:cs="Arial"/>
           <w:kern w:val="0"/>
-          <w14:ligatures w14:val="none"/>
+          <ns2:ligatures ns2:val="none"/>
         </w:rPr>
         <w:t>. Por consiguiente, corresponde calificar el hecho materia de denuncia como una presunta infracción al numeral 88.1 del artículo 88 del Código</w:t>
       </w:r>
@@ -3031,7 +3031,7 @@
           <w:kern w:val="0"/>
           <w:vertAlign w:val="superscript"/>
           <w:lang w:eastAsia="es-PE"/>
-          <w14:ligatures w14:val="none"/>
+          <ns2:ligatures ns2:val="none"/>
         </w:rPr>
         <w:footnoteReference w:id="5"/>
       </w:r>
@@ -3042,7 +3042,7 @@
           <w:color w:val="000000"/>
           <w:kern w:val="0"/>
           <w:lang w:eastAsia="es-PE"/>
-          <w14:ligatures w14:val="none"/>
+          <ns2:ligatures ns2:val="none"/>
         </w:rPr>
         <w:t>.</w:t>
       </w:r>
@@ -3051,7 +3051,7 @@
     <w:bookmarkEnd w:id="9"/>
     <w:bookmarkEnd w:id="15"/>
     <w:bookmarkEnd w:id="21"/>
-    <w:p>
+    <w:p ns2:paraId="432038D6" ns2:textId="0A9F6D75">
       <w:pPr>
         <w:spacing w:after="0" w:line="240" w:lineRule="auto"/>
         <w:jc w:val="both"/>
@@ -3059,12 +3059,12 @@
           <w:rFonts w:ascii="Arial Narrow" w:eastAsia="Calibri" w:hAnsi="Arial Narrow" w:cs="Arial Narrow"/>
           <w:kern w:val="0"/>
           <w:lang w:eastAsia="es-PE"/>
-          <w14:ligatures w14:val="none"/>
+          <ns2:ligatures ns2:val="none"/>
         </w:rPr>
       </w:pPr>
     </w:p>
     <w:bookmarkEnd w:id="2"/>
-    <w:p>
+    <w:p ns2:paraId="463134E5" ns2:textId="77777777">
       <w:pPr>
         <w:pStyle w:val="Prrafodelista"/>
         <w:numPr>
@@ -3078,7 +3078,7 @@
           <w:rFonts w:ascii="Arial Narrow" w:eastAsia="Calibri" w:hAnsi="Arial Narrow" w:cs="Arial Narrow"/>
           <w:kern w:val="0"/>
           <w:lang w:eastAsia="es-PE"/>
-          <w14:ligatures w14:val="none"/>
+          <ns2:ligatures ns2:val="none"/>
         </w:rPr>
       </w:pPr>
       <w:r>
@@ -3087,7 +3087,7 @@
           <w:color w:val="000000"/>
           <w:kern w:val="0"/>
           <w:lang w:eastAsia="es-PE"/>
-          <w14:ligatures w14:val="none"/>
+          <ns2:ligatures ns2:val="none"/>
         </w:rPr>
         <w:t>En tanto la denuncia reúne los requisitos establecidos por la norma citada, corresponde admitirla a trámite</w:t>
       </w:r>
@@ -3097,7 +3097,7 @@
           <w:rFonts w:ascii="Arial Narrow" w:eastAsia="Arial Narrow" w:hAnsi="Arial Narrow" w:cs="Arial Narrow"/>
           <w:kern w:val="0"/>
           <w:vertAlign w:val="superscript"/>
-          <w14:ligatures w14:val="none"/>
+          <ns2:ligatures ns2:val="none"/>
         </w:rPr>
         <w:footnoteReference w:id="6"/>
       </w:r>
@@ -3107,13 +3107,13 @@
           <w:color w:val="000000"/>
           <w:kern w:val="0"/>
           <w:lang w:eastAsia="es-PE"/>
-          <w14:ligatures w14:val="none"/>
+          <ns2:ligatures ns2:val="none"/>
         </w:rPr>
         <w:t>.</w:t>
       </w:r>
       <w:bookmarkStart w:id="22" w:name="_Hlk214963039"/>
     </w:p>
-    <w:p>
+    <w:p ns2:paraId="68C71625" ns2:textId="77777777">
       <w:pPr>
         <w:spacing w:after="0" w:line="240" w:lineRule="auto"/>
         <w:ind w:left="567"/>
@@ -3124,12 +3124,12 @@
           <w:color w:val="000000"/>
           <w:kern w:val="0"/>
           <w:lang w:eastAsia="es-PE"/>
-          <w14:ligatures w14:val="none"/>
+          <ns2:ligatures ns2:val="none"/>
         </w:rPr>
       </w:pPr>
       <w:bookmarkStart w:id="23" w:name="_Hlk214963071"/>
     </w:p>
-    <w:p>
+    <w:p ns2:paraId="38A98B4B" ns2:textId="77777777">
       <w:pPr>
         <w:pStyle w:val="Prrafodelista"/>
         <w:numPr>
@@ -3149,22 +3149,22 @@
           <w:color w:val="000000"/>
           <w:kern w:val="0"/>
           <w:lang w:eastAsia="es-PE"/>
-          <w14:ligatures w14:val="none"/>
-        </w:rPr>
-      </w:pPr>
-      <w:r>
-        <w:rPr>
-          <w:rFonts w:ascii="Arial Narrow" w:eastAsia="Arial Narrow" w:hAnsi="Arial Narrow" w:cs="Arial Narrow"/>
-          <w:b/>
-          <w:color w:val="000000"/>
-          <w:kern w:val="0"/>
-          <w:lang w:eastAsia="es-PE"/>
-          <w14:ligatures w14:val="none"/>
+          <ns2:ligatures ns2:val="none"/>
+        </w:rPr>
+      </w:pPr>
+      <w:r>
+        <w:rPr>
+          <w:rFonts w:ascii="Arial Narrow" w:eastAsia="Arial Narrow" w:hAnsi="Arial Narrow" w:cs="Arial Narrow"/>
+          <w:b/>
+          <w:color w:val="000000"/>
+          <w:kern w:val="0"/>
+          <w:lang w:eastAsia="es-PE"/>
+          <ns2:ligatures ns2:val="none"/>
         </w:rPr>
         <w:t>REQUERIMIENTO DE INFORMACIÓN</w:t>
       </w:r>
     </w:p>
-    <w:p>
+    <w:p ns2:paraId="5B518DC4" ns2:textId="77777777">
       <w:pPr>
         <w:spacing w:after="0" w:line="240" w:lineRule="auto"/>
         <w:jc w:val="both"/>
@@ -3173,11 +3173,11 @@
           <w:color w:val="000000"/>
           <w:kern w:val="0"/>
           <w:lang w:val="es-ES" w:eastAsia="es-ES"/>
-          <w14:ligatures w14:val="none"/>
-        </w:rPr>
-      </w:pPr>
-    </w:p>
-    <w:p>
+          <ns2:ligatures ns2:val="none"/>
+        </w:rPr>
+      </w:pPr>
+    </w:p>
+    <w:p ns2:paraId="62B88A04" ns2:textId="53437034">
       <w:pPr>
         <w:pStyle w:val="Prrafodelista"/>
         <w:numPr>
@@ -3192,7 +3192,7 @@
           <w:color w:val="000000"/>
           <w:kern w:val="0"/>
           <w:lang w:val="es-ES" w:eastAsia="es-ES"/>
-          <w14:ligatures w14:val="none"/>
+          <ns2:ligatures ns2:val="none"/>
         </w:rPr>
       </w:pPr>
       <w:r>
@@ -3201,7 +3201,7 @@
           <w:color w:val="000000"/>
           <w:kern w:val="0"/>
           <w:lang w:val="es-ES" w:eastAsia="es-ES"/>
-          <w14:ligatures w14:val="none"/>
+          <ns2:ligatures ns2:val="none"/>
         </w:rPr>
         <w:t xml:space="preserve">A efectos de tener mayores elementos </w:t>
       </w:r>
@@ -3212,7 +3212,7 @@
           <w:color w:val="000000"/>
           <w:kern w:val="0"/>
           <w:lang w:val="es-ES" w:eastAsia="es-ES"/>
-          <w14:ligatures w14:val="none"/>
+          <ns2:ligatures ns2:val="none"/>
         </w:rPr>
         <w:t>que sirvan para la resolución definitiva del presente caso, la Secretaría Técnica, en ejercicio</w:t>
       </w:r>
@@ -3222,7 +3222,7 @@
           <w:color w:val="000000"/>
           <w:kern w:val="0"/>
           <w:lang w:val="es-ES" w:eastAsia="es-ES"/>
-          <w14:ligatures w14:val="none"/>
+          <ns2:ligatures ns2:val="none"/>
         </w:rPr>
         <w:t xml:space="preserve"> de las facultades </w:t>
       </w:r>
@@ -3232,7 +3232,7 @@
           <w:color w:val="000000"/>
           <w:kern w:val="0"/>
           <w:lang w:val="es-ES" w:eastAsia="es-ES"/>
-          <w14:ligatures w14:val="none"/>
+          <ns2:ligatures ns2:val="none"/>
         </w:rPr>
         <w:t xml:space="preserve">que la ley le confiere, conviene requerir </w:t>
       </w:r>
@@ -3242,7 +3242,7 @@
           <w:color w:val="000000"/>
           <w:kern w:val="0"/>
           <w:lang w:val="es-ES" w:eastAsia="es-ES"/>
-          <w14:ligatures w14:val="none"/>
+          <ns2:ligatures ns2:val="none"/>
         </w:rPr>
         <w:t>al proveedor denunciado</w:t>
       </w:r>
@@ -3252,7 +3252,7 @@
           <w:color w:val="000000"/>
           <w:kern w:val="0"/>
           <w:lang w:val="es-ES" w:eastAsia="es-ES"/>
-          <w14:ligatures w14:val="none"/>
+          <ns2:ligatures ns2:val="none"/>
         </w:rPr>
         <w:t xml:space="preserve"> que, en un plazo no mayor</w:t>
       </w:r>
@@ -3262,7 +3262,7 @@
           <w:color w:val="000000"/>
           <w:kern w:val="0"/>
           <w:lang w:val="es-ES" w:eastAsia="es-ES"/>
-          <w14:ligatures w14:val="none"/>
+          <ns2:ligatures ns2:val="none"/>
         </w:rPr>
         <w:t xml:space="preserve"> de cinco (5) días hábiles contado a partir del día siguiente de la notificación de la presente resolución, cumpla con lo siguien</w:t>
       </w:r>
@@ -3272,7 +3272,7 @@
           <w:color w:val="000000"/>
           <w:kern w:val="0"/>
           <w:lang w:val="es-ES" w:eastAsia="es-ES"/>
-          <w14:ligatures w14:val="none"/>
+          <ns2:ligatures ns2:val="none"/>
         </w:rPr>
         <w:t xml:space="preserve">te: (i) presentar una copia completa, legible y debidamente suscrita de la </w:t>
       </w:r>
@@ -3282,7 +3282,7 @@
           <w:color w:val="000000"/>
           <w:kern w:val="0"/>
           <w:lang w:val="es-ES" w:eastAsia="es-ES"/>
-          <w14:ligatures w14:val="none"/>
+          <ns2:ligatures ns2:val="none"/>
         </w:rPr>
         <w:t>Póliza 117 del Seguro de Vida con Devolución a 15 años - Propuesta 20011391</w:t>
       </w:r>
@@ -3292,7 +3292,7 @@
           <w:color w:val="000000"/>
           <w:kern w:val="0"/>
           <w:lang w:val="es-ES" w:eastAsia="es-ES"/>
-          <w14:ligatures w14:val="none"/>
+          <ns2:ligatures ns2:val="none"/>
         </w:rPr>
         <w:t xml:space="preserve">, </w:t>
       </w:r>
@@ -3303,7 +3303,7 @@
           <w:color w:val="000000"/>
           <w:kern w:val="0"/>
           <w:lang w:val="es-ES" w:eastAsia="es-ES"/>
-          <w14:ligatures w14:val="none"/>
+          <ns2:ligatures ns2:val="none"/>
         </w:rPr>
         <w:t>así como el cargo de remisión de la póliza</w:t>
       </w:r>
@@ -3314,7 +3314,7 @@
           <w:color w:val="000000"/>
           <w:kern w:val="0"/>
           <w:lang w:val="es-ES" w:eastAsia="es-ES"/>
-          <w14:ligatures w14:val="none"/>
+          <ns2:ligatures ns2:val="none"/>
         </w:rPr>
         <w:t xml:space="preserve">; (ii) presentar los medios probatorios que acrediten </w:t>
       </w:r>
@@ -3324,7 +3324,7 @@
           <w:color w:val="000000"/>
           <w:kern w:val="0"/>
           <w:lang w:val="es-ES" w:eastAsia="es-ES"/>
-          <w14:ligatures w14:val="none"/>
+          <ns2:ligatures ns2:val="none"/>
         </w:rPr>
         <w:t>que atendió adecuadamente la solicitud de rehabilitación de la Póliza 117 del Seguro de Vida con Devolución a 15 años - Propuesta 20011391</w:t>
       </w:r>
@@ -3334,7 +3334,7 @@
           <w:color w:val="000000"/>
           <w:kern w:val="0"/>
           <w:lang w:val="es-ES" w:eastAsia="es-ES"/>
-          <w14:ligatures w14:val="none"/>
+          <ns2:ligatures ns2:val="none"/>
         </w:rPr>
         <w:t xml:space="preserve">; y, (iii) </w:t>
       </w:r>
@@ -3344,7 +3344,7 @@
           <w:color w:val="000000"/>
           <w:kern w:val="0"/>
           <w:lang w:val="es-ES" w:eastAsia="es-ES"/>
-          <w14:ligatures w14:val="none"/>
+          <ns2:ligatures ns2:val="none"/>
         </w:rPr>
         <w:lastRenderedPageBreak/>
         <w:t xml:space="preserve">presentar todas las comunicaciones cursadas </w:t>
@@ -3355,7 +3355,7 @@
           <w:color w:val="000000"/>
           <w:kern w:val="0"/>
           <w:lang w:val="es-ES" w:eastAsia="es-ES"/>
-          <w14:ligatures w14:val="none"/>
+          <ns2:ligatures ns2:val="none"/>
         </w:rPr>
         <w:t xml:space="preserve">con la parte denunciante </w:t>
       </w:r>
@@ -3365,7 +3365,7 @@
           <w:color w:val="000000"/>
           <w:kern w:val="0"/>
           <w:lang w:val="es-ES" w:eastAsia="es-ES"/>
-          <w14:ligatures w14:val="none"/>
+          <ns2:ligatures ns2:val="none"/>
         </w:rPr>
         <w:t xml:space="preserve">en virtud </w:t>
       </w:r>
@@ -3375,7 +3375,7 @@
           <w:color w:val="000000"/>
           <w:kern w:val="0"/>
           <w:lang w:val="es-ES" w:eastAsia="es-ES"/>
-          <w14:ligatures w14:val="none"/>
+          <ns2:ligatures ns2:val="none"/>
         </w:rPr>
         <w:t xml:space="preserve">de los hechos materia </w:t>
       </w:r>
@@ -3385,7 +3385,7 @@
           <w:color w:val="000000"/>
           <w:kern w:val="0"/>
           <w:lang w:val="es-ES" w:eastAsia="es-ES"/>
-          <w14:ligatures w14:val="none"/>
+          <ns2:ligatures ns2:val="none"/>
         </w:rPr>
         <w:t>de denuncia.</w:t>
       </w:r>
@@ -3395,13 +3395,13 @@
           <w:color w:val="000000"/>
           <w:kern w:val="0"/>
           <w:lang w:eastAsia="es-ES"/>
-          <w14:ligatures w14:val="none"/>
+          <ns2:ligatures ns2:val="none"/>
         </w:rPr>
         <w:t xml:space="preserve"> </w:t>
       </w:r>
     </w:p>
     <w:bookmarkEnd w:id="23"/>
-    <w:p>
+    <w:p ns2:paraId="5C93B848" ns2:textId="77777777">
       <w:pPr>
         <w:pStyle w:val="Prrafodelista"/>
         <w:spacing w:after="0" w:line="240" w:lineRule="auto"/>
@@ -3412,11 +3412,11 @@
           <w:color w:val="000000"/>
           <w:kern w:val="0"/>
           <w:lang w:val="es-ES" w:eastAsia="es-ES"/>
-          <w14:ligatures w14:val="none"/>
-        </w:rPr>
-      </w:pPr>
-    </w:p>
-    <w:p>
+          <ns2:ligatures ns2:val="none"/>
+        </w:rPr>
+      </w:pPr>
+    </w:p>
+    <w:p ns2:paraId="2A119386" ns2:textId="77777777">
       <w:pPr>
         <w:pStyle w:val="Prrafodelista"/>
         <w:numPr>
@@ -3436,36 +3436,36 @@
           <w:color w:val="000000"/>
           <w:kern w:val="0"/>
           <w:lang w:eastAsia="es-PE"/>
-          <w14:ligatures w14:val="none"/>
-        </w:rPr>
-      </w:pPr>
-      <w:r>
-        <w:rPr>
-          <w:rFonts w:ascii="Arial Narrow" w:eastAsia="Arial Narrow" w:hAnsi="Arial Narrow" w:cs="Arial Narrow"/>
-          <w:b/>
-          <w:color w:val="000000"/>
-          <w:kern w:val="0"/>
-          <w:lang w:eastAsia="es-PE"/>
-          <w14:ligatures w14:val="none"/>
+          <ns2:ligatures ns2:val="none"/>
+        </w:rPr>
+      </w:pPr>
+      <w:r>
+        <w:rPr>
+          <w:rFonts w:ascii="Arial Narrow" w:eastAsia="Arial Narrow" w:hAnsi="Arial Narrow" w:cs="Arial Narrow"/>
+          <w:b/>
+          <w:color w:val="000000"/>
+          <w:kern w:val="0"/>
+          <w:lang w:eastAsia="es-PE"/>
+          <ns2:ligatures ns2:val="none"/>
         </w:rPr>
         <w:t xml:space="preserve">RESOLUCIÓN DE LA SECRETARÍA TÉCNICA </w:t>
       </w:r>
     </w:p>
-    <w:p>
-      <w:pPr>
-        <w:spacing w:after="0" w:line="240" w:lineRule="auto"/>
-        <w:jc w:val="both"/>
-        <w:rPr>
-          <w:rFonts w:ascii="Arial Narrow" w:eastAsia="Arial Narrow" w:hAnsi="Arial Narrow" w:cs="Arial Narrow"/>
-          <w:b/>
-          <w:color w:val="000000"/>
-          <w:kern w:val="0"/>
-          <w:lang w:eastAsia="es-PE"/>
-          <w14:ligatures w14:val="none"/>
-        </w:rPr>
-      </w:pPr>
-    </w:p>
-    <w:p>
+    <w:p ns2:paraId="7F554EB2" ns2:textId="77777777">
+      <w:pPr>
+        <w:spacing w:after="0" w:line="240" w:lineRule="auto"/>
+        <w:jc w:val="both"/>
+        <w:rPr>
+          <w:rFonts w:ascii="Arial Narrow" w:eastAsia="Arial Narrow" w:hAnsi="Arial Narrow" w:cs="Arial Narrow"/>
+          <w:b/>
+          <w:color w:val="000000"/>
+          <w:kern w:val="0"/>
+          <w:lang w:eastAsia="es-PE"/>
+          <ns2:ligatures ns2:val="none"/>
+        </w:rPr>
+      </w:pPr>
+    </w:p>
+    <w:p ns2:paraId="024A4862" ns2:textId="7A7E2117">
       <w:pPr>
         <w:spacing w:after="0" w:line="240" w:lineRule="auto"/>
         <w:jc w:val="both"/>
@@ -3474,17 +3474,17 @@
           <w:color w:val="000000"/>
           <w:kern w:val="0"/>
           <w:lang w:eastAsia="es-PE"/>
-          <w14:ligatures w14:val="none"/>
-        </w:rPr>
-      </w:pPr>
-      <w:r>
-        <w:rPr>
-          <w:rFonts w:ascii="Arial Narrow" w:eastAsia="Arial Narrow" w:hAnsi="Arial Narrow" w:cs="Arial Narrow"/>
-          <w:b/>
-          <w:color w:val="000000"/>
-          <w:kern w:val="0"/>
-          <w:lang w:eastAsia="es-PE"/>
-          <w14:ligatures w14:val="none"/>
+          <ns2:ligatures ns2:val="none"/>
+        </w:rPr>
+      </w:pPr>
+      <w:r>
+        <w:rPr>
+          <w:rFonts w:ascii="Arial Narrow" w:eastAsia="Arial Narrow" w:hAnsi="Arial Narrow" w:cs="Arial Narrow"/>
+          <w:b/>
+          <w:color w:val="000000"/>
+          <w:kern w:val="0"/>
+          <w:lang w:eastAsia="es-PE"/>
+          <ns2:ligatures ns2:val="none"/>
         </w:rPr>
         <w:t xml:space="preserve">PRIMERO: admitir a trámite la denuncia del 13 de abril de 2026, complementado mediante escrito del 29 de abril de 2026, interpuesta por los señores [APELLIDO] [APELLIDO] y [APELLIDO] [APELLIDO] contra Corredores de Seguros Falabella S.A.C., por lo siguiente:</w:t>
       </w:r>
@@ -3495,7 +3495,7 @@
           <w:kern w:val="0"/>
           <w:shd w:val="clear" w:color="auto" w:fill="FFFFFF"/>
           <w:lang w:eastAsia="es-PE"/>
-          <w14:ligatures w14:val="none"/>
+          <ns2:ligatures ns2:val="none"/>
         </w:rPr>
         <w:t xml:space="preserve"/>
       </w:r>
@@ -3505,7 +3505,7 @@
           <w:color w:val="000000"/>
           <w:kern w:val="0"/>
           <w:lang w:val="es-ES" w:eastAsia="es-ES"/>
-          <w14:ligatures w14:val="none"/>
+          <ns2:ligatures ns2:val="none"/>
         </w:rPr>
         <w:t/>
       </w:r>
@@ -3515,7 +3515,7 @@
           <w:color w:val="000000"/>
           <w:kern w:val="0"/>
           <w:lang w:val="es-ES" w:eastAsia="es-ES"/>
-          <w14:ligatures w14:val="none"/>
+          <ns2:ligatures ns2:val="none"/>
         </w:rPr>
         <w:t xml:space="preserve"/>
       </w:r>
@@ -3526,7 +3526,7 @@
           <w:kern w:val="0"/>
           <w:shd w:val="clear" w:color="auto" w:fill="FFFFFF"/>
           <w:lang w:eastAsia="es-PE"/>
-          <w14:ligatures w14:val="none"/>
+          <ns2:ligatures ns2:val="none"/>
         </w:rPr>
         <w:t xml:space="preserve"/>
       </w:r>
@@ -3536,7 +3536,7 @@
           <w:bCs/>
           <w:spacing w:val="-3"/>
           <w:kern w:val="0"/>
-          <w14:ligatures w14:val="none"/>
+          <ns2:ligatures ns2:val="none"/>
         </w:rPr>
         <w:t/>
       </w:r>
@@ -3546,7 +3546,7 @@
           <w:bCs/>
           <w:spacing w:val="-3"/>
           <w:kern w:val="0"/>
-          <w14:ligatures w14:val="none"/>
+          <ns2:ligatures ns2:val="none"/>
         </w:rPr>
         <w:t xml:space="preserve"/>
       </w:r>
@@ -3557,7 +3557,7 @@
           <w:kern w:val="0"/>
           <w:shd w:val="clear" w:color="auto" w:fill="FFFFFF"/>
           <w:lang w:eastAsia="es-PE"/>
-          <w14:ligatures w14:val="none"/>
+          <ns2:ligatures ns2:val="none"/>
         </w:rPr>
         <w:t xml:space="preserve"/>
       </w:r>
@@ -3567,7 +3567,7 @@
           <w:bCs/>
           <w:spacing w:val="-3"/>
           <w:kern w:val="0"/>
-          <w14:ligatures w14:val="none"/>
+          <ns2:ligatures ns2:val="none"/>
         </w:rPr>
         <w:t xml:space="preserve"/>
       </w:r>
@@ -3577,7 +3577,7 @@
           <w:bCs/>
           <w:spacing w:val="-3"/>
           <w:kern w:val="0"/>
-          <w14:ligatures w14:val="none"/>
+          <ns2:ligatures ns2:val="none"/>
         </w:rPr>
         <w:t/>
       </w:r>
@@ -3588,7 +3588,7 @@
           <w:kern w:val="0"/>
           <w:shd w:val="clear" w:color="auto" w:fill="FFFFFF"/>
           <w:lang w:eastAsia="es-PE"/>
-          <w14:ligatures w14:val="none"/>
+          <ns2:ligatures ns2:val="none"/>
         </w:rPr>
         <w:t xml:space="preserve"/>
       </w:r>
@@ -3600,13 +3600,13 @@
           <w:kern w:val="0"/>
           <w:shd w:val="clear" w:color="auto" w:fill="FFFFFF"/>
           <w:lang w:eastAsia="es-PE"/>
-          <w14:ligatures w14:val="none"/>
+          <ns2:ligatures ns2:val="none"/>
         </w:rPr>
         <w:t/>
       </w:r>
       <w:bookmarkStart w:id="26" w:name="_Hlk215162047"/>
     </w:p>
-    <w:p>
+    <w:p ns2:paraId="4D43FD7C" ns2:textId="77777777">
       <w:pPr>
         <w:pStyle w:val="Prrafodelista"/>
         <w:spacing w:after="0" w:line="240" w:lineRule="auto"/>
@@ -3615,11 +3615,11 @@
         <w:rPr>
           <w:rFonts w:ascii="Arial Narrow" w:eastAsia="Arial Narrow" w:hAnsi="Arial Narrow" w:cs="Arial Narrow"/>
           <w:kern w:val="0"/>
-          <w14:ligatures w14:val="none"/>
-        </w:rPr>
-      </w:pPr>
-    </w:p>
-    <w:p>
+          <ns2:ligatures ns2:val="none"/>
+        </w:rPr>
+      </w:pPr>
+    </w:p>
+    <w:p ns2:paraId="42ACB408" ns2:textId="53C87BD8">
       <w:pPr>
         <w:pStyle w:val="Prrafodelista"/>
         <w:numPr>
@@ -3635,14 +3635,14 @@
         <w:rPr>
           <w:rFonts w:ascii="Arial Narrow" w:eastAsia="Arial Narrow" w:hAnsi="Arial Narrow" w:cs="Arial Narrow"/>
           <w:kern w:val="0"/>
-          <w14:ligatures w14:val="none"/>
-        </w:rPr>
-      </w:pPr>
-      <w:r>
-        <w:rPr>
-          <w:rFonts w:ascii="Arial Narrow" w:eastAsia="Arial Narrow" w:hAnsi="Arial Narrow" w:cs="Arial Narrow"/>
-          <w:kern w:val="0"/>
-          <w14:ligatures w14:val="none"/>
+          <ns2:ligatures ns2:val="none"/>
+        </w:rPr>
+      </w:pPr>
+      <w:r>
+        <w:rPr>
+          <w:rFonts w:ascii="Arial Narrow" w:eastAsia="Arial Narrow" w:hAnsi="Arial Narrow" w:cs="Arial Narrow"/>
+          <w:kern w:val="0"/>
+          <ns2:ligatures ns2:val="none"/>
         </w:rPr>
         <w:t xml:space="preserve">Presunta infracción a los artículos 18 y 19 de la Ley 29571, Código de Protección y Defensa del Consumidor, en tanto el proveedor denunciado no habría efectuado oportunamente el cobro de las primas correspondientes a la Póliza 117 del Seguro de Vida con Devolución a 15 años - Propuesta 20011391, pese a que las primas debían cargarse mensualmente a la tarjeta de crédito contratada por el señor [APELLIDO] [APELLIDO] .</w:t>
       </w:r>
@@ -3650,7 +3650,7 @@
         <w:rPr>
           <w:rFonts w:ascii="Arial Narrow" w:eastAsia="Arial Narrow" w:hAnsi="Arial Narrow" w:cs="Arial Narrow"/>
           <w:kern w:val="0"/>
-          <w14:ligatures w14:val="none"/>
+          <ns2:ligatures ns2:val="none"/>
         </w:rPr>
         <w:t/>
       </w:r>
@@ -3658,7 +3658,7 @@
         <w:rPr>
           <w:rFonts w:ascii="Arial Narrow" w:eastAsia="Arial Narrow" w:hAnsi="Arial Narrow" w:cs="Arial Narrow"/>
           <w:kern w:val="0"/>
-          <w14:ligatures w14:val="none"/>
+          <ns2:ligatures ns2:val="none"/>
         </w:rPr>
         <w:t/>
       </w:r>
@@ -3666,7 +3666,7 @@
         <w:rPr>
           <w:rFonts w:ascii="Arial Narrow" w:eastAsia="Arial Narrow" w:hAnsi="Arial Narrow" w:cs="Arial Narrow"/>
           <w:kern w:val="0"/>
-          <w14:ligatures w14:val="none"/>
+          <ns2:ligatures ns2:val="none"/>
         </w:rPr>
         <w:t xml:space="preserve"/>
       </w:r>
@@ -3676,7 +3676,7 @@
           <w:color w:val="000000"/>
           <w:kern w:val="0"/>
           <w:lang w:val="es-ES" w:eastAsia="es-ES"/>
-          <w14:ligatures w14:val="none"/>
+          <ns2:ligatures ns2:val="none"/>
         </w:rPr>
         <w:t/>
       </w:r>
@@ -3684,7 +3684,7 @@
         <w:rPr>
           <w:rFonts w:ascii="Arial Narrow" w:eastAsia="Arial Narrow" w:hAnsi="Arial Narrow" w:cs="Arial Narrow"/>
           <w:kern w:val="0"/>
-          <w14:ligatures w14:val="none"/>
+          <ns2:ligatures ns2:val="none"/>
         </w:rPr>
         <w:t/>
       </w:r>
@@ -3692,7 +3692,7 @@
         <w:rPr>
           <w:rFonts w:ascii="Arial Narrow" w:eastAsia="Arial Narrow" w:hAnsi="Arial Narrow" w:cs="Arial Narrow"/>
           <w:kern w:val="0"/>
-          <w14:ligatures w14:val="none"/>
+          <ns2:ligatures ns2:val="none"/>
         </w:rPr>
         <w:t xml:space="preserve"/>
       </w:r>
@@ -3700,7 +3700,7 @@
         <w:rPr>
           <w:rFonts w:ascii="Arial Narrow" w:eastAsia="Arial Narrow" w:hAnsi="Arial Narrow" w:cs="Arial Narrow"/>
           <w:kern w:val="0"/>
-          <w14:ligatures w14:val="none"/>
+          <ns2:ligatures ns2:val="none"/>
         </w:rPr>
         <w:t xml:space="preserve"/>
       </w:r>
@@ -3708,7 +3708,7 @@
         <w:rPr>
           <w:rFonts w:ascii="Arial Narrow" w:eastAsia="Arial Narrow" w:hAnsi="Arial Narrow" w:cs="Arial Narrow"/>
           <w:kern w:val="0"/>
-          <w14:ligatures w14:val="none"/>
+          <ns2:ligatures ns2:val="none"/>
         </w:rPr>
         <w:t/>
       </w:r>
@@ -3716,22 +3716,22 @@
         <w:rPr>
           <w:rFonts w:ascii="Arial Narrow" w:eastAsia="Arial Narrow" w:hAnsi="Arial Narrow" w:cs="Arial Narrow"/>
           <w:kern w:val="0"/>
-          <w14:ligatures w14:val="none"/>
+          <ns2:ligatures ns2:val="none"/>
         </w:rPr>
         <w:t/>
       </w:r>
     </w:p>
-    <w:p>
+    <w:p ns2:paraId="7D7CA88C" ns2:textId="77777777">
       <w:pPr>
         <w:pStyle w:val="Prrafodelista"/>
         <w:rPr>
           <w:rFonts w:ascii="Arial Narrow" w:eastAsia="Arial Narrow" w:hAnsi="Arial Narrow" w:cs="Arial Narrow"/>
           <w:kern w:val="0"/>
-          <w14:ligatures w14:val="none"/>
-        </w:rPr>
-      </w:pPr>
-    </w:p>
-    <w:p>
+          <ns2:ligatures ns2:val="none"/>
+        </w:rPr>
+      </w:pPr>
+    </w:p>
+    <w:p ns2:paraId="1B67F05C" ns2:textId="6E99C112">
       <w:pPr>
         <w:pStyle w:val="Prrafodelista"/>
         <w:numPr>
@@ -3747,14 +3747,14 @@
         <w:rPr>
           <w:rFonts w:ascii="Arial Narrow" w:eastAsia="Arial Narrow" w:hAnsi="Arial Narrow" w:cs="Arial Narrow"/>
           <w:kern w:val="0"/>
-          <w14:ligatures w14:val="none"/>
-        </w:rPr>
-      </w:pPr>
-      <w:r>
-        <w:rPr>
-          <w:rFonts w:ascii="Arial Narrow" w:eastAsia="Arial Narrow" w:hAnsi="Arial Narrow" w:cs="Arial Narrow"/>
-          <w:kern w:val="0"/>
-          <w14:ligatures w14:val="none"/>
+          <ns2:ligatures ns2:val="none"/>
+        </w:rPr>
+      </w:pPr>
+      <w:r>
+        <w:rPr>
+          <w:rFonts w:ascii="Arial Narrow" w:eastAsia="Arial Narrow" w:hAnsi="Arial Narrow" w:cs="Arial Narrow"/>
+          <w:kern w:val="0"/>
+          <ns2:ligatures ns2:val="none"/>
         </w:rPr>
         <w:t xml:space="preserve">Presunta infracción a los artículos 18 y 19 de la Ley 29571, Código de Protección y Defensa del Consumidor, en tanto el proveedor denunciado </w:t>
       </w:r>
@@ -3762,7 +3762,7 @@
         <w:rPr>
           <w:rFonts w:ascii="Arial Narrow" w:eastAsia="Arial Narrow" w:hAnsi="Arial Narrow" w:cs="Arial Narrow"/>
           <w:kern w:val="0"/>
-          <w14:ligatures w14:val="none"/>
+          <ns2:ligatures ns2:val="none"/>
         </w:rPr>
         <w:t>habría gestionado la anulación</w:t>
       </w:r>
@@ -3772,7 +3772,7 @@
           <w:color w:val="000000"/>
           <w:kern w:val="0"/>
           <w:lang w:val="es-ES" w:eastAsia="es-ES"/>
-          <w14:ligatures w14:val="none"/>
+          <ns2:ligatures ns2:val="none"/>
         </w:rPr>
         <w:t xml:space="preserve"> la Póliza 117 del Seguro de Vida con Devolución a 15 años - Propuesta 20011391</w:t>
       </w:r>
@@ -3782,7 +3782,7 @@
           <w:color w:val="000000"/>
           <w:kern w:val="0"/>
           <w:lang w:val="es-ES" w:eastAsia="es-ES"/>
-          <w14:ligatures w14:val="none"/>
+          <ns2:ligatures ns2:val="none"/>
         </w:rPr>
         <w:t xml:space="preserve">, </w:t>
       </w:r>
@@ -3790,23 +3790,23 @@
         <w:rPr>
           <w:rFonts w:ascii="Arial Narrow" w:eastAsia="Arial Narrow" w:hAnsi="Arial Narrow" w:cs="Arial Narrow"/>
           <w:kern w:val="0"/>
-          <w14:ligatures w14:val="none"/>
+          <ns2:ligatures ns2:val="none"/>
         </w:rPr>
         <w:t>pese a que los denunciantes no habrían solicitado dicha anulación y habrían mantenido su voluntad de continuar efectuando el pago de las primas correspondientes.</w:t>
       </w:r>
     </w:p>
-    <w:p>
-      <w:pPr>
-        <w:spacing w:after="0" w:line="240" w:lineRule="auto"/>
-        <w:jc w:val="both"/>
-        <w:rPr>
-          <w:rFonts w:ascii="Arial Narrow" w:eastAsia="Arial Narrow" w:hAnsi="Arial Narrow" w:cs="Arial Narrow"/>
-          <w:kern w:val="0"/>
-          <w14:ligatures w14:val="none"/>
-        </w:rPr>
-      </w:pPr>
-    </w:p>
-    <w:p>
+    <w:p ns2:paraId="4462BD7F" ns2:textId="77777777">
+      <w:pPr>
+        <w:spacing w:after="0" w:line="240" w:lineRule="auto"/>
+        <w:jc w:val="both"/>
+        <w:rPr>
+          <w:rFonts w:ascii="Arial Narrow" w:eastAsia="Arial Narrow" w:hAnsi="Arial Narrow" w:cs="Arial Narrow"/>
+          <w:kern w:val="0"/>
+          <ns2:ligatures ns2:val="none"/>
+        </w:rPr>
+      </w:pPr>
+    </w:p>
+    <w:p ns2:paraId="1B0C947F" ns2:textId="5FAFD8B5">
       <w:pPr>
         <w:pStyle w:val="Prrafodelista"/>
         <w:numPr>
@@ -3822,14 +3822,14 @@
         <w:rPr>
           <w:rFonts w:ascii="Arial Narrow" w:eastAsia="Arial Narrow" w:hAnsi="Arial Narrow" w:cs="Arial Narrow"/>
           <w:kern w:val="0"/>
-          <w14:ligatures w14:val="none"/>
-        </w:rPr>
-      </w:pPr>
-      <w:r>
-        <w:rPr>
-          <w:rFonts w:ascii="Arial Narrow" w:eastAsia="Arial Narrow" w:hAnsi="Arial Narrow" w:cs="Arial Narrow"/>
-          <w:kern w:val="0"/>
-          <w14:ligatures w14:val="none"/>
+          <ns2:ligatures ns2:val="none"/>
+        </w:rPr>
+      </w:pPr>
+      <w:r>
+        <w:rPr>
+          <w:rFonts w:ascii="Arial Narrow" w:eastAsia="Arial Narrow" w:hAnsi="Arial Narrow" w:cs="Arial Narrow"/>
+          <w:kern w:val="0"/>
+          <ns2:ligatures ns2:val="none"/>
         </w:rPr>
         <w:t xml:space="preserve">Presunta </w:t>
       </w:r>
@@ -3837,7 +3837,7 @@
         <w:rPr>
           <w:rFonts w:ascii="Arial Narrow" w:eastAsia="Arial Narrow" w:hAnsi="Arial Narrow" w:cs="Arial Narrow"/>
           <w:kern w:val="0"/>
-          <w14:ligatures w14:val="none"/>
+          <ns2:ligatures ns2:val="none"/>
         </w:rPr>
         <w:t>infracción al artículo 1, numeral 1, literal b) y al artículo 2 de la Ley 29571, Código de Protección y Defensa del Consumidor</w:t>
       </w:r>
@@ -3845,7 +3845,7 @@
         <w:rPr>
           <w:rFonts w:ascii="Arial Narrow" w:eastAsia="Arial Narrow" w:hAnsi="Arial Narrow" w:cs="Arial Narrow"/>
           <w:kern w:val="0"/>
-          <w14:ligatures w14:val="none"/>
+          <ns2:ligatures ns2:val="none"/>
         </w:rPr>
         <w:t xml:space="preserve">, en tanto el proveedor denunciado no habría brindado información clara y suficiente respecto de los motivos por los cuales no se efectuaron oportunamente los cobros de las primas </w:t>
       </w:r>
@@ -3855,7 +3855,7 @@
           <w:color w:val="000000"/>
           <w:kern w:val="0"/>
           <w:lang w:val="es-ES" w:eastAsia="es-ES"/>
-          <w14:ligatures w14:val="none"/>
+          <ns2:ligatures ns2:val="none"/>
         </w:rPr>
         <w:t>de la Póliza 117 del Seguro de Vida con Devolución a 15 años - Propuesta 20011391</w:t>
       </w:r>
@@ -3863,23 +3863,23 @@
         <w:rPr>
           <w:rFonts w:ascii="Arial Narrow" w:eastAsia="Arial Narrow" w:hAnsi="Arial Narrow" w:cs="Arial Narrow"/>
           <w:kern w:val="0"/>
-          <w14:ligatures w14:val="none"/>
+          <ns2:ligatures ns2:val="none"/>
         </w:rPr>
         <w:t>.</w:t>
       </w:r>
     </w:p>
-    <w:p>
-      <w:pPr>
-        <w:spacing w:after="0" w:line="240" w:lineRule="auto"/>
-        <w:jc w:val="both"/>
-        <w:rPr>
-          <w:rFonts w:ascii="Arial Narrow" w:eastAsia="Arial Narrow" w:hAnsi="Arial Narrow" w:cs="Arial Narrow"/>
-          <w:kern w:val="0"/>
-          <w14:ligatures w14:val="none"/>
-        </w:rPr>
-      </w:pPr>
-    </w:p>
-    <w:p>
+    <w:p ns2:paraId="10E90C3D" ns2:textId="77777777">
+      <w:pPr>
+        <w:spacing w:after="0" w:line="240" w:lineRule="auto"/>
+        <w:jc w:val="both"/>
+        <w:rPr>
+          <w:rFonts w:ascii="Arial Narrow" w:eastAsia="Arial Narrow" w:hAnsi="Arial Narrow" w:cs="Arial Narrow"/>
+          <w:kern w:val="0"/>
+          <ns2:ligatures ns2:val="none"/>
+        </w:rPr>
+      </w:pPr>
+    </w:p>
+    <w:p ns2:paraId="578732A9" ns2:textId="11B96445">
       <w:pPr>
         <w:pStyle w:val="Prrafodelista"/>
         <w:numPr>
@@ -3895,14 +3895,14 @@
         <w:rPr>
           <w:rFonts w:ascii="Arial Narrow" w:eastAsia="Arial Narrow" w:hAnsi="Arial Narrow" w:cs="Arial Narrow"/>
           <w:kern w:val="0"/>
-          <w14:ligatures w14:val="none"/>
-        </w:rPr>
-      </w:pPr>
-      <w:r>
-        <w:rPr>
-          <w:rFonts w:ascii="Arial Narrow" w:eastAsia="Arial Narrow" w:hAnsi="Arial Narrow" w:cs="Arial Narrow"/>
-          <w:kern w:val="0"/>
-          <w14:ligatures w14:val="none"/>
+          <ns2:ligatures ns2:val="none"/>
+        </w:rPr>
+      </w:pPr>
+      <w:r>
+        <w:rPr>
+          <w:rFonts w:ascii="Arial Narrow" w:eastAsia="Arial Narrow" w:hAnsi="Arial Narrow" w:cs="Arial Narrow"/>
+          <w:kern w:val="0"/>
+          <ns2:ligatures ns2:val="none"/>
         </w:rPr>
         <w:t xml:space="preserve">Presunta </w:t>
       </w:r>
@@ -3910,7 +3910,7 @@
         <w:rPr>
           <w:rFonts w:ascii="Arial Narrow" w:eastAsia="Arial Narrow" w:hAnsi="Arial Narrow" w:cs="Arial Narrow"/>
           <w:kern w:val="0"/>
-          <w14:ligatures w14:val="none"/>
+          <ns2:ligatures ns2:val="none"/>
         </w:rPr>
         <w:t>infracción al artículo 1, numeral 1, literal b) y al artículo 2 de la Ley 29571, Código de Protección y Defensa del Consumidor</w:t>
       </w:r>
@@ -3918,7 +3918,7 @@
         <w:rPr>
           <w:rFonts w:ascii="Arial Narrow" w:eastAsia="Arial Narrow" w:hAnsi="Arial Narrow" w:cs="Arial Narrow"/>
           <w:kern w:val="0"/>
-          <w14:ligatures w14:val="none"/>
+          <ns2:ligatures ns2:val="none"/>
         </w:rPr>
         <w:t xml:space="preserve">, en tanto el proveedor denunciado no </w:t>
       </w:r>
@@ -3926,7 +3926,7 @@
         <w:rPr>
           <w:rFonts w:ascii="Arial Narrow" w:eastAsia="Arial Narrow" w:hAnsi="Arial Narrow" w:cs="Arial Narrow"/>
           <w:kern w:val="0"/>
-          <w14:ligatures w14:val="none"/>
+          <ns2:ligatures ns2:val="none"/>
         </w:rPr>
         <w:t>habría cumplido con remitir</w:t>
       </w:r>
@@ -3934,7 +3934,7 @@
         <w:rPr>
           <w:rFonts w:ascii="Arial Narrow" w:eastAsia="Arial Narrow" w:hAnsi="Arial Narrow" w:cs="Arial Narrow"/>
           <w:kern w:val="0"/>
-          <w14:ligatures w14:val="none"/>
+          <ns2:ligatures ns2:val="none"/>
         </w:rPr>
         <w:t xml:space="preserve"> el cronograma de pagos ni el detalle de los periodos correspondientes a las primas cobradas los días 27 de enero, 11, 18 y 19 de marzo de 2026 </w:t>
       </w:r>
@@ -3942,7 +3942,7 @@
         <w:rPr>
           <w:rFonts w:ascii="Arial Narrow" w:eastAsia="Arial Narrow" w:hAnsi="Arial Narrow" w:cs="Arial Narrow"/>
           <w:kern w:val="0"/>
-          <w14:ligatures w14:val="none"/>
+          <ns2:ligatures ns2:val="none"/>
         </w:rPr>
         <w:t xml:space="preserve">de </w:t>
       </w:r>
@@ -3952,7 +3952,7 @@
           <w:color w:val="000000"/>
           <w:kern w:val="0"/>
           <w:lang w:val="es-ES" w:eastAsia="es-ES"/>
-          <w14:ligatures w14:val="none"/>
+          <ns2:ligatures ns2:val="none"/>
         </w:rPr>
         <w:t>la Póliza 117 del Seguro de Vida con Devolución a 15 años - Propuesta 20011391</w:t>
       </w:r>
@@ -3960,7 +3960,7 @@
         <w:rPr>
           <w:rFonts w:ascii="Arial Narrow" w:eastAsia="Arial Narrow" w:hAnsi="Arial Narrow" w:cs="Arial Narrow"/>
           <w:kern w:val="0"/>
-          <w14:ligatures w14:val="none"/>
+          <ns2:ligatures ns2:val="none"/>
         </w:rPr>
         <w:t xml:space="preserve">, pese </w:t>
       </w:r>
@@ -3968,7 +3968,7 @@
         <w:rPr>
           <w:rFonts w:ascii="Arial Narrow" w:eastAsia="Arial Narrow" w:hAnsi="Arial Narrow" w:cs="Arial Narrow"/>
           <w:kern w:val="0"/>
-          <w14:ligatures w14:val="none"/>
+          <ns2:ligatures ns2:val="none"/>
         </w:rPr>
         <w:t>a la solicitud de la parte denunciante</w:t>
       </w:r>
@@ -3976,23 +3976,23 @@
         <w:rPr>
           <w:rFonts w:ascii="Arial Narrow" w:eastAsia="Arial Narrow" w:hAnsi="Arial Narrow" w:cs="Arial Narrow"/>
           <w:kern w:val="0"/>
-          <w14:ligatures w14:val="none"/>
+          <ns2:ligatures ns2:val="none"/>
         </w:rPr>
         <w:t>.</w:t>
       </w:r>
     </w:p>
-    <w:p>
-      <w:pPr>
-        <w:spacing w:after="0" w:line="240" w:lineRule="auto"/>
-        <w:jc w:val="both"/>
-        <w:rPr>
-          <w:rFonts w:ascii="Arial Narrow" w:eastAsia="Arial Narrow" w:hAnsi="Arial Narrow" w:cs="Arial Narrow"/>
-          <w:kern w:val="0"/>
-          <w14:ligatures w14:val="none"/>
-        </w:rPr>
-      </w:pPr>
-    </w:p>
-    <w:p>
+    <w:p ns2:paraId="34A18326" ns2:textId="77777777">
+      <w:pPr>
+        <w:spacing w:after="0" w:line="240" w:lineRule="auto"/>
+        <w:jc w:val="both"/>
+        <w:rPr>
+          <w:rFonts w:ascii="Arial Narrow" w:eastAsia="Arial Narrow" w:hAnsi="Arial Narrow" w:cs="Arial Narrow"/>
+          <w:kern w:val="0"/>
+          <ns2:ligatures ns2:val="none"/>
+        </w:rPr>
+      </w:pPr>
+    </w:p>
+    <w:p ns2:paraId="33311C0D" ns2:textId="078F0182">
       <w:pPr>
         <w:pStyle w:val="Prrafodelista"/>
         <w:numPr>
@@ -4008,14 +4008,14 @@
         <w:rPr>
           <w:rFonts w:ascii="Arial Narrow" w:eastAsia="Arial Narrow" w:hAnsi="Arial Narrow" w:cs="Arial Narrow"/>
           <w:kern w:val="0"/>
-          <w14:ligatures w14:val="none"/>
-        </w:rPr>
-      </w:pPr>
-      <w:r>
-        <w:rPr>
-          <w:rFonts w:ascii="Arial Narrow" w:eastAsia="Arial Narrow" w:hAnsi="Arial Narrow" w:cs="Arial Narrow"/>
-          <w:kern w:val="0"/>
-          <w14:ligatures w14:val="none"/>
+          <ns2:ligatures ns2:val="none"/>
+        </w:rPr>
+      </w:pPr>
+      <w:r>
+        <w:rPr>
+          <w:rFonts w:ascii="Arial Narrow" w:eastAsia="Arial Narrow" w:hAnsi="Arial Narrow" w:cs="Arial Narrow"/>
+          <w:kern w:val="0"/>
+          <ns2:ligatures ns2:val="none"/>
         </w:rPr>
         <w:t xml:space="preserve">Presunta </w:t>
       </w:r>
@@ -4023,7 +4023,7 @@
         <w:rPr>
           <w:rFonts w:ascii="Arial Narrow" w:eastAsia="Arial Narrow" w:hAnsi="Arial Narrow" w:cs="Arial Narrow"/>
           <w:kern w:val="0"/>
-          <w14:ligatures w14:val="none"/>
+          <ns2:ligatures ns2:val="none"/>
         </w:rPr>
         <w:t>infracción al artículo 1, numeral 1, literal b) y al artículo 2 de la Ley 29571, Código de Protección y Defensa del Consumidor</w:t>
       </w:r>
@@ -4031,7 +4031,7 @@
         <w:rPr>
           <w:rFonts w:ascii="Arial Narrow" w:eastAsia="Arial Narrow" w:hAnsi="Arial Narrow" w:cs="Arial Narrow"/>
           <w:kern w:val="0"/>
-          <w14:ligatures w14:val="none"/>
+          <ns2:ligatures ns2:val="none"/>
         </w:rPr>
         <w:t xml:space="preserve">, en tanto el proveedor denunciado habría brindado información contradictoria </w:t>
       </w:r>
@@ -4039,7 +4039,7 @@
         <w:rPr>
           <w:rFonts w:ascii="Arial Narrow" w:eastAsia="Arial Narrow" w:hAnsi="Arial Narrow" w:cs="Arial Narrow"/>
           <w:kern w:val="0"/>
-          <w14:ligatures w14:val="none"/>
+          <ns2:ligatures ns2:val="none"/>
         </w:rPr>
         <w:t xml:space="preserve">a la parte </w:t>
       </w:r>
@@ -4047,7 +4047,7 @@
         <w:rPr>
           <w:rFonts w:ascii="Arial Narrow" w:eastAsia="Arial Narrow" w:hAnsi="Arial Narrow" w:cs="Arial Narrow"/>
           <w:kern w:val="0"/>
-          <w14:ligatures w14:val="none"/>
+          <ns2:ligatures ns2:val="none"/>
         </w:rPr>
         <w:t>denunciante respecto</w:t>
       </w:r>
@@ -4055,7 +4055,7 @@
         <w:rPr>
           <w:rFonts w:ascii="Arial Narrow" w:eastAsia="Arial Narrow" w:hAnsi="Arial Narrow" w:cs="Arial Narrow"/>
           <w:kern w:val="0"/>
-          <w14:ligatures w14:val="none"/>
+          <ns2:ligatures ns2:val="none"/>
         </w:rPr>
         <w:t xml:space="preserve"> de la anulación </w:t>
       </w:r>
@@ -4063,7 +4063,7 @@
         <w:rPr>
           <w:rFonts w:ascii="Arial Narrow" w:eastAsia="Arial Narrow" w:hAnsi="Arial Narrow" w:cs="Arial Narrow"/>
           <w:kern w:val="0"/>
-          <w14:ligatures w14:val="none"/>
+          <ns2:ligatures ns2:val="none"/>
         </w:rPr>
         <w:t xml:space="preserve">de </w:t>
       </w:r>
@@ -4073,7 +4073,7 @@
           <w:color w:val="000000"/>
           <w:kern w:val="0"/>
           <w:lang w:val="es-ES" w:eastAsia="es-ES"/>
-          <w14:ligatures w14:val="none"/>
+          <ns2:ligatures ns2:val="none"/>
         </w:rPr>
         <w:t>la Póliza 117 del Seguro de Vida con Devolución a 15 años - Propuesta 20011391</w:t>
       </w:r>
@@ -4081,7 +4081,7 @@
         <w:rPr>
           <w:rFonts w:ascii="Arial Narrow" w:eastAsia="Arial Narrow" w:hAnsi="Arial Narrow" w:cs="Arial Narrow"/>
           <w:kern w:val="0"/>
-          <w14:ligatures w14:val="none"/>
+          <ns2:ligatures ns2:val="none"/>
         </w:rPr>
         <w:t xml:space="preserve"> al indicar inicialmente que registraba el estado “anulado por error de carga” y posteriormente señalar que la contratación no se concretó debido a un “error en la suscripción”.</w:t>
       </w:r>
@@ -4089,12 +4089,12 @@
         <w:rPr>
           <w:rFonts w:ascii="Arial Narrow" w:eastAsia="Arial Narrow" w:hAnsi="Arial Narrow" w:cs="Arial Narrow"/>
           <w:kern w:val="0"/>
-          <w14:ligatures w14:val="none"/>
+          <ns2:ligatures ns2:val="none"/>
         </w:rPr>
         <w:t xml:space="preserve"> </w:t>
       </w:r>
     </w:p>
-    <w:p>
+    <w:p ns2:paraId="7E0DF0FE" ns2:textId="77777777">
       <w:pPr>
         <w:pStyle w:val="Prrafodelista"/>
         <w:spacing w:after="0" w:line="240" w:lineRule="auto"/>
@@ -4103,11 +4103,11 @@
         <w:rPr>
           <w:rFonts w:ascii="Arial Narrow" w:eastAsia="Arial Narrow" w:hAnsi="Arial Narrow" w:cs="Arial Narrow"/>
           <w:kern w:val="0"/>
-          <w14:ligatures w14:val="none"/>
-        </w:rPr>
-      </w:pPr>
-    </w:p>
-    <w:p>
+          <ns2:ligatures ns2:val="none"/>
+        </w:rPr>
+      </w:pPr>
+    </w:p>
+    <w:p ns2:paraId="199F3D2E" ns2:textId="0F39BE61">
       <w:pPr>
         <w:pStyle w:val="Prrafodelista"/>
         <w:numPr>
@@ -4124,14 +4124,14 @@
         <w:rPr>
           <w:rFonts w:ascii="Arial Narrow" w:eastAsia="Arial Narrow" w:hAnsi="Arial Narrow" w:cs="Arial Narrow"/>
           <w:kern w:val="0"/>
-          <w14:ligatures w14:val="none"/>
-        </w:rPr>
-      </w:pPr>
-      <w:r>
-        <w:rPr>
-          <w:rFonts w:ascii="Arial Narrow" w:eastAsia="Arial Narrow" w:hAnsi="Arial Narrow" w:cs="Arial Narrow"/>
-          <w:kern w:val="0"/>
-          <w14:ligatures w14:val="none"/>
+          <ns2:ligatures ns2:val="none"/>
+        </w:rPr>
+      </w:pPr>
+      <w:r>
+        <w:rPr>
+          <w:rFonts w:ascii="Arial Narrow" w:eastAsia="Arial Narrow" w:hAnsi="Arial Narrow" w:cs="Arial Narrow"/>
+          <w:kern w:val="0"/>
+          <ns2:ligatures ns2:val="none"/>
         </w:rPr>
         <w:t>Presunta infracción al numeral 88.1 del artículo 88 de la Ley 29571, Código de Protección y Defensa del Consumidor, en tanto</w:t>
       </w:r>
@@ -4139,7 +4139,7 @@
         <w:rPr>
           <w:rFonts w:ascii="Arial Narrow" w:eastAsia="Arial Narrow" w:hAnsi="Arial Narrow" w:cs="Arial Narrow"/>
           <w:kern w:val="0"/>
-          <w14:ligatures w14:val="none"/>
+          <ns2:ligatures ns2:val="none"/>
         </w:rPr>
         <w:t xml:space="preserve"> </w:t>
       </w:r>
@@ -4147,7 +4147,7 @@
         <w:rPr>
           <w:rFonts w:ascii="Arial Narrow" w:eastAsia="Arial Narrow" w:hAnsi="Arial Narrow" w:cs="Arial Narrow"/>
           <w:kern w:val="0"/>
-          <w14:ligatures w14:val="none"/>
+          <ns2:ligatures ns2:val="none"/>
         </w:rPr>
         <w:t>el proveedor denunciado habría brindado una respuesta inadecuada al reclamo presentado por la parte denunciante el 21 de marzo de 2026</w:t>
       </w:r>
@@ -4155,25 +4155,25 @@
         <w:rPr>
           <w:rFonts w:ascii="Arial Narrow" w:eastAsia="Arial Narrow" w:hAnsi="Arial Narrow" w:cs="Arial Narrow"/>
           <w:kern w:val="0"/>
-          <w14:ligatures w14:val="none"/>
+          <ns2:ligatures ns2:val="none"/>
         </w:rPr>
         <w:t>.</w:t>
       </w:r>
     </w:p>
     <w:bookmarkEnd w:id="25"/>
     <w:bookmarkEnd w:id="26"/>
-    <w:p>
-      <w:pPr>
-        <w:spacing w:after="0" w:line="240" w:lineRule="auto"/>
-        <w:jc w:val="both"/>
-        <w:rPr>
-          <w:rFonts w:ascii="Arial Narrow" w:eastAsia="Arial Narrow" w:hAnsi="Arial Narrow" w:cs="Arial Narrow"/>
-          <w:kern w:val="0"/>
-          <w14:ligatures w14:val="none"/>
-        </w:rPr>
-      </w:pPr>
-    </w:p>
-    <w:p>
+    <w:p ns2:paraId="042B3F54" ns2:textId="777BBF33">
+      <w:pPr>
+        <w:spacing w:after="0" w:line="240" w:lineRule="auto"/>
+        <w:jc w:val="both"/>
+        <w:rPr>
+          <w:rFonts w:ascii="Arial Narrow" w:eastAsia="Arial Narrow" w:hAnsi="Arial Narrow" w:cs="Arial Narrow"/>
+          <w:kern w:val="0"/>
+          <ns2:ligatures ns2:val="none"/>
+        </w:rPr>
+      </w:pPr>
+    </w:p>
+    <w:p ns2:paraId="0A292C9F" ns2:textId="4E094963">
       <w:pPr>
         <w:spacing w:line="240" w:lineRule="auto"/>
         <w:contextualSpacing/>
@@ -4181,17 +4181,17 @@
         <w:rPr>
           <w:rFonts w:ascii="Arial Narrow" w:eastAsia="Calibri" w:hAnsi="Arial Narrow" w:cs="Arial"/>
           <w:kern w:val="0"/>
-          <w14:ligatures w14:val="none"/>
-        </w:rPr>
-      </w:pPr>
-      <w:r>
-        <w:rPr>
-          <w:rFonts w:ascii="Arial Narrow" w:eastAsia="Arial Narrow" w:hAnsi="Arial Narrow" w:cs="Arial Narrow"/>
-          <w:b/>
-          <w:color w:val="000000"/>
-          <w:kern w:val="0"/>
-          <w:lang w:eastAsia="es-PE"/>
-          <w14:ligatures w14:val="none"/>
+          <ns2:ligatures ns2:val="none"/>
+        </w:rPr>
+      </w:pPr>
+      <w:r>
+        <w:rPr>
+          <w:rFonts w:ascii="Arial Narrow" w:eastAsia="Arial Narrow" w:hAnsi="Arial Narrow" w:cs="Arial Narrow"/>
+          <w:b/>
+          <w:color w:val="000000"/>
+          <w:kern w:val="0"/>
+          <w:lang w:eastAsia="es-PE"/>
+          <ns2:ligatures ns2:val="none"/>
         </w:rPr>
         <w:t>SEGUNDO:</w:t>
       </w:r>
@@ -4201,7 +4201,7 @@
           <w:color w:val="000000"/>
           <w:kern w:val="0"/>
           <w:lang w:eastAsia="es-PE"/>
-          <w14:ligatures w14:val="none"/>
+          <ns2:ligatures ns2:val="none"/>
         </w:rPr>
         <w:t xml:space="preserve"> tener por ofrecidos los medios probatorios presentados en el</w:t>
       </w:r>
@@ -4211,7 +4211,7 @@
           <w:color w:val="000000"/>
           <w:kern w:val="0"/>
           <w:lang w:eastAsia="es-PE"/>
-          <w14:ligatures w14:val="none"/>
+          <ns2:ligatures ns2:val="none"/>
         </w:rPr>
         <w:t xml:space="preserve"> escrito de denuncia </w:t>
       </w:r>
@@ -4221,7 +4221,7 @@
           <w:color w:val="000000"/>
           <w:kern w:val="0"/>
           <w:lang w:val="es-ES" w:eastAsia="es-ES"/>
-          <w14:ligatures w14:val="none"/>
+          <ns2:ligatures ns2:val="none"/>
         </w:rPr>
         <w:t xml:space="preserve">del </w:t>
       </w:r>
@@ -4231,7 +4231,7 @@
           <w:color w:val="000000"/>
           <w:kern w:val="0"/>
           <w:lang w:val="es-ES" w:eastAsia="es-ES"/>
-          <w14:ligatures w14:val="none"/>
+          <ns2:ligatures ns2:val="none"/>
         </w:rPr>
         <w:t>13 de abril de 2026, complementado mediante escrito del 29 de abril de 2026</w:t>
       </w:r>
@@ -4239,12 +4239,12 @@
         <w:rPr>
           <w:rFonts w:ascii="Arial Narrow" w:eastAsia="Calibri" w:hAnsi="Arial Narrow" w:cs="Arial"/>
           <w:kern w:val="0"/>
-          <w14:ligatures w14:val="none"/>
+          <ns2:ligatures ns2:val="none"/>
         </w:rPr>
         <w:t>.</w:t>
       </w:r>
     </w:p>
-    <w:p>
+    <w:p ns2:paraId="68A17E97" ns2:textId="77777777">
       <w:pPr>
         <w:spacing w:line="240" w:lineRule="auto"/>
         <w:contextualSpacing/>
@@ -4254,30 +4254,30 @@
           <w:color w:val="000000"/>
           <w:kern w:val="0"/>
           <w:lang w:eastAsia="es-PE"/>
-          <w14:ligatures w14:val="none"/>
-        </w:rPr>
-      </w:pPr>
-    </w:p>
-    <w:p>
-      <w:pPr>
-        <w:spacing w:after="0" w:line="240" w:lineRule="auto"/>
-        <w:jc w:val="both"/>
-        <w:rPr>
-          <w:rFonts w:ascii="Arial Narrow" w:eastAsia="Arial Narrow" w:hAnsi="Arial Narrow" w:cs="Arial Narrow"/>
-          <w:color w:val="000000"/>
-          <w:kern w:val="0"/>
-          <w:lang w:eastAsia="es-PE"/>
-          <w14:ligatures w14:val="none"/>
-        </w:rPr>
-      </w:pPr>
-      <w:r>
-        <w:rPr>
-          <w:rFonts w:ascii="Arial Narrow" w:eastAsia="Arial Narrow" w:hAnsi="Arial Narrow" w:cs="Arial Narrow"/>
-          <w:b/>
-          <w:color w:val="000000"/>
-          <w:kern w:val="0"/>
-          <w:lang w:eastAsia="es-PE"/>
-          <w14:ligatures w14:val="none"/>
+          <ns2:ligatures ns2:val="none"/>
+        </w:rPr>
+      </w:pPr>
+    </w:p>
+    <w:p ns2:paraId="168254DA" ns2:textId="09B73897">
+      <w:pPr>
+        <w:spacing w:after="0" w:line="240" w:lineRule="auto"/>
+        <w:jc w:val="both"/>
+        <w:rPr>
+          <w:rFonts w:ascii="Arial Narrow" w:eastAsia="Arial Narrow" w:hAnsi="Arial Narrow" w:cs="Arial Narrow"/>
+          <w:color w:val="000000"/>
+          <w:kern w:val="0"/>
+          <w:lang w:eastAsia="es-PE"/>
+          <ns2:ligatures ns2:val="none"/>
+        </w:rPr>
+      </w:pPr>
+      <w:r>
+        <w:rPr>
+          <w:rFonts w:ascii="Arial Narrow" w:eastAsia="Arial Narrow" w:hAnsi="Arial Narrow" w:cs="Arial Narrow"/>
+          <w:b/>
+          <w:color w:val="000000"/>
+          <w:kern w:val="0"/>
+          <w:lang w:eastAsia="es-PE"/>
+          <ns2:ligatures ns2:val="none"/>
         </w:rPr>
         <w:t xml:space="preserve">TERCERO: </w:t>
       </w:r>
@@ -4287,7 +4287,7 @@
           <w:color w:val="000000"/>
           <w:kern w:val="0"/>
           <w:lang w:eastAsia="es-PE"/>
-          <w14:ligatures w14:val="none"/>
+          <ns2:ligatures ns2:val="none"/>
         </w:rPr>
         <w:t xml:space="preserve">requerir a </w:t>
       </w:r>
@@ -4297,7 +4297,7 @@
           <w:bCs/>
           <w:spacing w:val="-3"/>
           <w:kern w:val="0"/>
-          <w14:ligatures w14:val="none"/>
+          <ns2:ligatures ns2:val="none"/>
         </w:rPr>
         <w:t xml:space="preserve">Corredores de Seguros Falabella S.A.C. </w:t>
       </w:r>
@@ -4308,7 +4308,7 @@
           <w:kern w:val="0"/>
           <w:shd w:val="clear" w:color="auto" w:fill="FFFFFF"/>
           <w:lang w:eastAsia="es-PE"/>
-          <w14:ligatures w14:val="none"/>
+          <ns2:ligatures ns2:val="none"/>
         </w:rPr>
         <w:t xml:space="preserve"> </w:t>
       </w:r>
@@ -4318,12 +4318,12 @@
           <w:color w:val="000000"/>
           <w:kern w:val="0"/>
           <w:lang w:eastAsia="es-PE"/>
-          <w14:ligatures w14:val="none"/>
+          <ns2:ligatures ns2:val="none"/>
         </w:rPr>
         <w:t>que cumpla con lo siguiente:</w:t>
       </w:r>
     </w:p>
-    <w:p>
+    <w:p ns2:paraId="20FDFB8D" ns2:textId="77777777">
       <w:pPr>
         <w:spacing w:after="0" w:line="240" w:lineRule="auto"/>
         <w:jc w:val="both"/>
@@ -4332,11 +4332,11 @@
           <w:color w:val="000000"/>
           <w:kern w:val="0"/>
           <w:lang w:eastAsia="es-PE"/>
-          <w14:ligatures w14:val="none"/>
-        </w:rPr>
-      </w:pPr>
-    </w:p>
-    <w:p>
+          <ns2:ligatures ns2:val="none"/>
+        </w:rPr>
+      </w:pPr>
+    </w:p>
+    <w:p ns2:paraId="4AA80738" ns2:textId="77777777">
       <w:pPr>
         <w:numPr>
           <w:ilvl w:val="0"/>
@@ -4350,22 +4350,22 @@
           <w:color w:val="000000"/>
           <w:kern w:val="0"/>
           <w:lang w:eastAsia="es-PE"/>
-          <w14:ligatures w14:val="none"/>
-        </w:rPr>
-      </w:pPr>
-      <w:r>
-        <w:rPr>
-          <w:rFonts w:ascii="Arial Narrow" w:eastAsia="Arial Narrow" w:hAnsi="Arial Narrow" w:cs="Arial Narrow"/>
-          <w:color w:val="000000"/>
-          <w:kern w:val="0"/>
-          <w:lang w:eastAsia="es-PE"/>
-          <w14:ligatures w14:val="none"/>
+          <ns2:ligatures ns2:val="none"/>
+        </w:rPr>
+      </w:pPr>
+      <w:r>
+        <w:rPr>
+          <w:rFonts w:ascii="Arial Narrow" w:eastAsia="Arial Narrow" w:hAnsi="Arial Narrow" w:cs="Arial Narrow"/>
+          <w:color w:val="000000"/>
+          <w:kern w:val="0"/>
+          <w:lang w:eastAsia="es-PE"/>
+          <ns2:ligatures ns2:val="none"/>
         </w:rPr>
         <w:lastRenderedPageBreak/>
         <w:t>presentar documentos que acrediten su inscripción en los Registros Públicos o una declaración jurada que indique que cuenta con dicha inscripción;</w:t>
       </w:r>
     </w:p>
-    <w:p>
+    <w:p ns2:paraId="2B29D59F" ns2:textId="77777777">
       <w:pPr>
         <w:numPr>
           <w:ilvl w:val="0"/>
@@ -4379,21 +4379,21 @@
           <w:color w:val="000000"/>
           <w:kern w:val="0"/>
           <w:lang w:eastAsia="es-PE"/>
-          <w14:ligatures w14:val="none"/>
-        </w:rPr>
-      </w:pPr>
-      <w:r>
-        <w:rPr>
-          <w:rFonts w:ascii="Arial Narrow" w:eastAsia="Arial Narrow" w:hAnsi="Arial Narrow" w:cs="Arial Narrow"/>
-          <w:color w:val="000000"/>
-          <w:kern w:val="0"/>
-          <w:lang w:eastAsia="es-PE"/>
-          <w14:ligatures w14:val="none"/>
+          <ns2:ligatures ns2:val="none"/>
+        </w:rPr>
+      </w:pPr>
+      <w:r>
+        <w:rPr>
+          <w:rFonts w:ascii="Arial Narrow" w:eastAsia="Arial Narrow" w:hAnsi="Arial Narrow" w:cs="Arial Narrow"/>
+          <w:color w:val="000000"/>
+          <w:kern w:val="0"/>
+          <w:lang w:eastAsia="es-PE"/>
+          <ns2:ligatures ns2:val="none"/>
         </w:rPr>
         <w:t>presentar copia simple de las facultades de representación de su representante legal en el presente procedimiento o la declaración jurada que indique que cuenta con dichas facultades y que estas se encuentran vigentes;</w:t>
       </w:r>
     </w:p>
-    <w:p>
+    <w:p ns2:paraId="7EF50C46" ns2:textId="77777777">
       <w:pPr>
         <w:numPr>
           <w:ilvl w:val="0"/>
@@ -4407,21 +4407,21 @@
           <w:color w:val="000000"/>
           <w:kern w:val="0"/>
           <w:lang w:eastAsia="es-PE"/>
-          <w14:ligatures w14:val="none"/>
-        </w:rPr>
-      </w:pPr>
-      <w:r>
-        <w:rPr>
-          <w:rFonts w:ascii="Arial Narrow" w:eastAsia="Arial Narrow" w:hAnsi="Arial Narrow" w:cs="Arial Narrow"/>
-          <w:color w:val="000000"/>
-          <w:kern w:val="0"/>
-          <w:lang w:eastAsia="es-PE"/>
-          <w14:ligatures w14:val="none"/>
+          <ns2:ligatures ns2:val="none"/>
+        </w:rPr>
+      </w:pPr>
+      <w:r>
+        <w:rPr>
+          <w:rFonts w:ascii="Arial Narrow" w:eastAsia="Arial Narrow" w:hAnsi="Arial Narrow" w:cs="Arial Narrow"/>
+          <w:color w:val="000000"/>
+          <w:kern w:val="0"/>
+          <w:lang w:eastAsia="es-PE"/>
+          <ns2:ligatures ns2:val="none"/>
         </w:rPr>
         <w:t>consignar el Número de Registro Único de Contribuyentes (RUC); y,</w:t>
       </w:r>
     </w:p>
-    <w:p>
+    <w:p ns2:paraId="19E4DFA1" ns2:textId="77777777">
       <w:pPr>
         <w:numPr>
           <w:ilvl w:val="0"/>
@@ -4433,16 +4433,16 @@
         <w:rPr>
           <w:rFonts w:ascii="Arial Narrow" w:eastAsia="Calibri" w:hAnsi="Arial Narrow" w:cs="Arial"/>
           <w:kern w:val="0"/>
-          <w14:ligatures w14:val="none"/>
-        </w:rPr>
-      </w:pPr>
-      <w:r>
-        <w:rPr>
-          <w:rFonts w:ascii="Arial Narrow" w:eastAsia="Arial Narrow" w:hAnsi="Arial Narrow" w:cs="Arial Narrow"/>
-          <w:color w:val="000000"/>
-          <w:kern w:val="0"/>
-          <w:lang w:eastAsia="es-PE"/>
-          <w14:ligatures w14:val="none"/>
+          <ns2:ligatures ns2:val="none"/>
+        </w:rPr>
+      </w:pPr>
+      <w:r>
+        <w:rPr>
+          <w:rFonts w:ascii="Arial Narrow" w:eastAsia="Arial Narrow" w:hAnsi="Arial Narrow" w:cs="Arial Narrow"/>
+          <w:color w:val="000000"/>
+          <w:kern w:val="0"/>
+          <w:lang w:eastAsia="es-PE"/>
+          <ns2:ligatures ns2:val="none"/>
         </w:rPr>
         <w:t>fijar domicilio procesal para el procedimiento, de conformidad con el numeral 1 del artículo 442</w:t>
       </w:r>
@@ -4452,7 +4452,7 @@
           <w:color w:val="000000"/>
           <w:kern w:val="0"/>
           <w:lang w:eastAsia="es-PE"/>
-          <w14:ligatures w14:val="none"/>
+          <ns2:ligatures ns2:val="none"/>
         </w:rPr>
         <w:t/>
       </w:r>
@@ -4462,7 +4462,7 @@
           <w:color w:val="000000"/>
           <w:kern w:val="0"/>
           <w:lang w:eastAsia="es-PE"/>
-          <w14:ligatures w14:val="none"/>
+          <ns2:ligatures ns2:val="none"/>
         </w:rPr>
         <w:t xml:space="preserve"> del Código Procesal Civil. </w:t>
       </w:r>
@@ -4470,7 +4470,7 @@
         <w:rPr>
           <w:rFonts w:ascii="Arial Narrow" w:eastAsia="Calibri" w:hAnsi="Arial Narrow" w:cs="Arial"/>
           <w:kern w:val="0"/>
-          <w14:ligatures w14:val="none"/>
+          <ns2:ligatures ns2:val="none"/>
         </w:rPr>
         <w:t>Para ello podrá señalar domicilio físico o una dirección electrónica a la que pueda remitirse las notificaciones</w:t>
       </w:r>
@@ -4479,12 +4479,12 @@
           <w:rFonts w:ascii="Arial Narrow" w:eastAsia="Arial" w:hAnsi="Arial Narrow" w:cs="Arial"/>
           <w:kern w:val="0"/>
           <w:lang w:val="es"/>
-          <w14:ligatures w14:val="none"/>
+          <ns2:ligatures ns2:val="none"/>
         </w:rPr>
         <w:t>;</w:t>
       </w:r>
     </w:p>
-    <w:p>
+    <w:p ns2:paraId="7C63E340" ns2:textId="77777777">
       <w:pPr>
         <w:numPr>
           <w:ilvl w:val="0"/>
@@ -4496,14 +4496,14 @@
         <w:rPr>
           <w:rFonts w:ascii="Arial Narrow" w:eastAsia="Calibri" w:hAnsi="Arial Narrow" w:cs="Arial"/>
           <w:kern w:val="0"/>
-          <w14:ligatures w14:val="none"/>
+          <ns2:ligatures ns2:val="none"/>
         </w:rPr>
       </w:pPr>
       <w:r>
         <w:rPr>
           <w:rFonts w:ascii="Arial Narrow" w:eastAsia="Calibri" w:hAnsi="Arial Narrow" w:cs="Arial"/>
           <w:kern w:val="0"/>
-          <w14:ligatures w14:val="none"/>
+          <ns2:ligatures ns2:val="none"/>
         </w:rPr>
         <w:t>en caso califique como micro empresa o pequeña empresa, presentar los documentos que acrediten su volumen de ventas o ingresos brutos percibidos el año anterior relativo a todas sus actividades económicas y el número de trabajadores con el que cuenta</w:t>
       </w:r>
@@ -4513,7 +4513,7 @@
           <w:rFonts w:ascii="Arial Narrow" w:eastAsia="Calibri" w:hAnsi="Arial Narrow" w:cs="Arial"/>
           <w:kern w:val="0"/>
           <w:vertAlign w:val="superscript"/>
-          <w14:ligatures w14:val="none"/>
+          <ns2:ligatures ns2:val="none"/>
         </w:rPr>
         <w:footnoteReference w:id="7"/>
       </w:r>
@@ -4521,7 +4521,7 @@
         <w:rPr>
           <w:rFonts w:ascii="Arial Narrow" w:eastAsia="Calibri" w:hAnsi="Arial Narrow" w:cs="Arial"/>
           <w:kern w:val="0"/>
-          <w14:ligatures w14:val="none"/>
+          <ns2:ligatures ns2:val="none"/>
         </w:rPr>
         <w:t>. Ello, a fin de que la Comisión pueda meritar dicha documentación, conforme lo establece el artículo 110</w:t>
       </w:r>
@@ -4531,7 +4531,7 @@
           <w:color w:val="000000"/>
           <w:kern w:val="0"/>
           <w:lang w:eastAsia="es-PE"/>
-          <w14:ligatures w14:val="none"/>
+          <ns2:ligatures ns2:val="none"/>
         </w:rPr>
         <w:t/>
       </w:r>
@@ -4539,7 +4539,7 @@
         <w:rPr>
           <w:rFonts w:ascii="Arial Narrow" w:eastAsia="Calibri" w:hAnsi="Arial Narrow" w:cs="Arial"/>
           <w:kern w:val="0"/>
-          <w14:ligatures w14:val="none"/>
+          <ns2:ligatures ns2:val="none"/>
         </w:rPr>
         <w:t xml:space="preserve"> del </w:t>
       </w:r>
@@ -4548,7 +4548,7 @@
           <w:rFonts w:ascii="Arial Narrow" w:eastAsia="Calibri" w:hAnsi="Arial Narrow" w:cs="Arial"/>
           <w:spacing w:val="-2"/>
           <w:kern w:val="0"/>
-          <w14:ligatures w14:val="none"/>
+          <ns2:ligatures ns2:val="none"/>
         </w:rPr>
         <w:t>Código</w:t>
       </w:r>
@@ -4559,7 +4559,7 @@
           <w:spacing w:val="-2"/>
           <w:kern w:val="0"/>
           <w:vertAlign w:val="superscript"/>
-          <w14:ligatures w14:val="none"/>
+          <ns2:ligatures ns2:val="none"/>
         </w:rPr>
         <w:footnoteReference w:id="8"/>
       </w:r>
@@ -4568,67 +4568,102 @@
           <w:rFonts w:ascii="Arial Narrow" w:eastAsia="Calibri" w:hAnsi="Arial Narrow" w:cs="Arial"/>
           <w:spacing w:val="-2"/>
           <w:kern w:val="0"/>
-          <w14:ligatures w14:val="none"/>
+          <ns2:ligatures ns2:val="none"/>
         </w:rPr>
         <w:t>.</w:t>
       </w:r>
     </w:p>
+    <w:p ns2:paraId="1F11FE32" ns2:textId="77777777">
+      <w:pPr>
+        <w:spacing w:after="0" w:line="240" w:lineRule="auto"/>
+        <w:ind w:left="567"/>
+        <w:jc w:val="both"/>
+        <w:rPr>
+          <w:rFonts w:ascii="Arial Narrow" w:eastAsia="Arial Narrow" w:hAnsi="Arial Narrow" w:cs="Arial Narrow"/>
+          <w:color w:val="000000"/>
+          <w:kern w:val="0"/>
+          <w:lang w:eastAsia="es-PE"/>
+          <ns2:ligatures ns2:val="none"/>
+        </w:rPr>
+      </w:pPr>
+    </w:p>
     <w:p>
       <w:pPr>
         <w:spacing w:after="0" w:line="240" w:lineRule="auto"/>
-        <w:ind w:left="567"/>
-        <w:jc w:val="both"/>
-        <w:rPr>
-          <w:rFonts w:ascii="Arial Narrow" w:eastAsia="Arial Narrow" w:hAnsi="Arial Narrow" w:cs="Arial Narrow"/>
-          <w:color w:val="000000"/>
-          <w:kern w:val="0"/>
-          <w:lang w:eastAsia="es-PE"/>
-          <w14:ligatures w14:val="none"/>
-        </w:rPr>
-      </w:pPr>
-    </w:p>
-    <w:p>
-      <w:pPr>
-        <w:spacing w:after="0" w:line="240" w:lineRule="auto"/>
-        <w:jc w:val="both"/>
-        <w:rPr>
-          <w:rFonts w:ascii="Arial Narrow" w:eastAsia="Arial Narrow" w:hAnsi="Arial Narrow" w:cs="Arial Narrow"/>
-          <w:color w:val="000000"/>
-          <w:kern w:val="0"/>
-          <w:lang w:eastAsia="es-PE"/>
-          <w14:ligatures w14:val="none"/>
-        </w:rPr>
-      </w:pPr>
-      <w:r>
-        <w:rPr>
-          <w:rFonts w:ascii="Arial Narrow" w:eastAsia="Arial Narrow" w:hAnsi="Arial Narrow" w:cs="Arial Narrow"/>
-          <w:b/>
-          <w:color w:val="000000"/>
-          <w:kern w:val="0"/>
-          <w:lang w:eastAsia="es-PE"/>
-          <w14:ligatures w14:val="none"/>
+        <w:jc w:val="both"/>
+        <w:rPr>
+          <w:rFonts w:ascii="Arial Narrow" w:eastAsia="Arial Narrow" w:hAnsi="Arial Narrow" w:cs="Arial Narrow"/>
+          <w:color w:val="000000"/>
+          <w:kern w:val="0"/>
+          <w:lang w:eastAsia="es-PE"/>
+          <ns2:ligatures ns2:val="none"/>
+        </w:rPr>
+      </w:pPr>
+      <w:r>
+        <w:rPr>
+          <w:rFonts w:ascii="Arial Narrow" w:hAnsi="Arial Narrow" w:cs="Arial Narrow"/>
+          <w:b w:val="1"/>
+          <w:bCs w:val="1"/>
+          <w:sz w:val="20"/>
+          <w:szCs w:val="20"/>
         </w:rPr>
         <w:t xml:space="preserve">CUARTO: </w:t>
       </w:r>
       <w:r>
         <w:rPr>
-          <w:rFonts w:ascii="Arial Narrow" w:eastAsia="Arial Narrow" w:hAnsi="Arial Narrow" w:cs="Arial Narrow"/>
-          <w:color w:val="000000"/>
-          <w:kern w:val="0"/>
-          <w:lang w:eastAsia="es-PE"/>
-          <w14:ligatures w14:val="none"/>
-        </w:rPr>
-        <w:t xml:space="preserve">correr traslado de la denuncia interpuesta </w:t>
-      </w:r>
-      <w:r>
+          <w:rFonts w:ascii="Arial Narrow" w:hAnsi="Arial Narrow" w:cs="Arial Narrow"/>
+          <w:sz w:val="20"/>
+          <w:szCs w:val="20"/>
+        </w:rPr>
+        <w:t xml:space="preserve">correr traslado de la presente resolución a Corredores de Seguros Falabella S.A.C para que, de conformidad con lo dispuesto por el artículo 26° de la Ley sobre Facultades, Normas y Organización del Indecopi, aprobado por Decreto Legislativo N° 8079, presenten sus descargos sobre la imputación de cargos realizada en un plazo no mayor a cinco (5) días hábiles contado a partir del día siguiente de la notificación de la presente resolución, vencido el cual, el Secretario Técnico declarará en rebeldía a los denunciados que no lo hubieran presentado. Debe precisarse que de conformidad con lo establecido por el artículo 223° del Texto Único Ordenado de la Ley N° 27444, Ley del Procedimiento Administrativo General, las alegaciones y los hechos relevantes de la reclamación, salvo que hayan sido específicamente negadas en la contestación, se tendrán por aceptadas o meritadas como ciertas.</w:t>
+      </w:r>
+    </w:p>
+    <w:p ns2:paraId="228F876C" ns2:textId="77777777">
+      <w:pPr>
+        <w:spacing w:after="0" w:line="240" w:lineRule="auto"/>
+        <w:jc w:val="both"/>
+        <w:rPr>
+          <w:rFonts w:ascii="Arial Narrow" w:eastAsia="Arial Narrow" w:hAnsi="Arial Narrow" w:cs="Arial Narrow"/>
+          <w:color w:val="000000"/>
+          <w:kern w:val="0"/>
+          <w:lang w:eastAsia="es-PE"/>
+          <ns2:ligatures ns2:val="none"/>
+        </w:rPr>
+      </w:pPr>
+    </w:p>
+    <w:p ns2:paraId="774AFBA5" ns2:textId="2295FA7A">
+      <w:pPr>
+        <w:spacing w:after="0" w:line="240" w:lineRule="auto"/>
+        <w:jc w:val="both"/>
         <w:rPr>
           <w:rFonts w:ascii="Arial Narrow" w:eastAsia="Times New Roman" w:hAnsi="Arial Narrow" w:cs="Arial"/>
           <w:color w:val="000000"/>
           <w:kern w:val="0"/>
           <w:lang w:val="es-ES" w:eastAsia="es-ES"/>
-          <w14:ligatures w14:val="none"/>
-        </w:rPr>
-        <w:t xml:space="preserve">el </w:t>
+          <ns2:ligatures ns2:val="none"/>
+        </w:rPr>
+      </w:pPr>
+      <w:r>
+        <w:rPr>
+          <w:rFonts w:ascii="Arial Narrow" w:eastAsia="Arial Narrow" w:hAnsi="Arial Narrow" w:cs="Arial Narrow"/>
+          <w:b/>
+          <w:color w:val="000000"/>
+          <w:kern w:val="0"/>
+          <w:lang w:eastAsia="es-PE"/>
+          <ns2:ligatures ns2:val="none"/>
+        </w:rPr>
+        <w:t xml:space="preserve">QUINTO: </w:t>
+      </w:r>
+      <w:bookmarkStart w:id="27" w:name="_Hlk188286813"/>
+      <w:r>
+        <w:rPr>
+          <w:rFonts w:ascii="Arial Narrow" w:eastAsia="Times New Roman" w:hAnsi="Arial Narrow" w:cs="Arial"/>
+          <w:color w:val="000000"/>
+          <w:kern w:val="0"/>
+          <w:lang w:eastAsia="es-ES"/>
+          <ns2:ligatures ns2:val="none"/>
+        </w:rPr>
+        <w:t xml:space="preserve">requerir </w:t>
       </w:r>
       <w:r>
         <w:rPr>
@@ -4636,48 +4671,660 @@
           <w:color w:val="000000"/>
           <w:kern w:val="0"/>
           <w:lang w:val="es-ES" w:eastAsia="es-ES"/>
-          <w14:ligatures w14:val="none"/>
-        </w:rPr>
-        <w:t>13 de abr</w:t>
-      </w:r>
+          <ns2:ligatures ns2:val="none"/>
+        </w:rPr>
+        <w:t xml:space="preserve">que, en un </w:t>
+      </w:r>
+      <w:r>
+        <w:rPr>
+          <w:rFonts w:ascii="Arial Narrow" w:eastAsia="Times New Roman" w:hAnsi="Arial Narrow" w:cs="Arial"/>
+          <w:color w:val="000000"/>
+          <w:kern w:val="0"/>
+          <w:lang w:eastAsia="es-ES"/>
+          <ns2:ligatures ns2:val="none"/>
+        </w:rPr>
+        <w:t>plazo no mayor de cinco (5) días hábiles contado a partir del día siguiente de la notificación de la presente resolución</w:t>
+      </w:r>
+      <w:bookmarkEnd w:id="27"/>
+      <w:r>
+        <w:rPr>
+          <w:rFonts w:ascii="Arial Narrow" w:eastAsia="Times New Roman" w:hAnsi="Arial Narrow" w:cs="Arial"/>
+          <w:color w:val="000000"/>
+          <w:kern w:val="0"/>
+          <w:lang w:eastAsia="es-ES"/>
+          <ns2:ligatures ns2:val="none"/>
+        </w:rPr>
+        <w:t xml:space="preserve">, </w:t>
+      </w:r>
+      <w:bookmarkStart w:id="28" w:name="_Hlk188286828"/>
+      <w:r>
+        <w:rPr>
+          <w:rFonts w:ascii="Arial Narrow" w:eastAsia="Times New Roman" w:hAnsi="Arial Narrow" w:cs="Times New Roman"/>
+          <w:color w:val="000000"/>
+          <w:kern w:val="0"/>
+          <w:shd w:val="clear" w:color="auto" w:fill="FFFFFF"/>
+          <w:lang w:eastAsia="es-PE"/>
+          <ns2:ligatures ns2:val="none"/>
+        </w:rPr>
+        <w:t>el proveedor denunciado</w:t>
+      </w:r>
+      <w:r>
+        <w:rPr>
+          <w:rFonts w:ascii="Arial Narrow" w:eastAsia="Times New Roman" w:hAnsi="Arial Narrow" w:cs="Arial"/>
+          <w:color w:val="000000"/>
+          <w:kern w:val="0"/>
+          <w:lang w:eastAsia="es-ES"/>
+          <ns2:ligatures ns2:val="none"/>
+        </w:rPr>
+        <w:t xml:space="preserve"> </w:t>
+      </w:r>
+      <w:bookmarkEnd w:id="28"/>
       <w:r>
         <w:rPr>
           <w:rFonts w:ascii="Arial Narrow" w:eastAsia="Times New Roman" w:hAnsi="Arial Narrow" w:cs="Arial"/>
           <w:color w:val="000000"/>
           <w:kern w:val="0"/>
           <w:lang w:val="es-ES" w:eastAsia="es-ES"/>
-          <w14:ligatures w14:val="none"/>
-        </w:rPr>
-        <w:t>il de 2026, complementado mediante escrito del 29 de abril de 2026</w:t>
-      </w:r>
-      <w:r>
+          <ns2:ligatures ns2:val="none"/>
+        </w:rPr>
+        <w:t xml:space="preserve">cumpla con: </w:t>
+      </w:r>
+      <w:r>
+        <w:rPr>
+          <w:rFonts w:ascii="Arial Narrow" w:eastAsia="Times New Roman" w:hAnsi="Arial Narrow" w:cs="Arial"/>
+          <w:color w:val="000000"/>
+          <w:kern w:val="0"/>
+          <w:lang w:val="es-ES" w:eastAsia="es-ES"/>
+          <ns2:ligatures ns2:val="none"/>
+        </w:rPr>
+        <w:t>(i) presentar una copia completa, legible y debidamente suscrita de la Póliza 117 del Seguro de Vida con Devolución a 15 años - Propuesta 20011391, así como el cargo de remisión de la póliza; (ii) presentar los medios probatorios que acrediten que atendió adecuadamente la solicitud de rehabilitación de la Póliza 117 del Seguro de Vida con Devolución a 15 años - Propuesta 20011391; y, (iii) presentar todas las comunicaciones cursadas con la parte denunciante en virtud de los hechos materia de denuncia</w:t>
+      </w:r>
+      <w:r>
+        <w:rPr>
+          <w:rFonts w:ascii="Arial Narrow" w:eastAsia="Times New Roman" w:hAnsi="Arial Narrow" w:cs="Arial"/>
+          <w:color w:val="000000"/>
+          <w:kern w:val="0"/>
+          <w:lang w:val="es-ES" w:eastAsia="es-ES"/>
+          <ns2:ligatures ns2:val="none"/>
+        </w:rPr>
+        <w:t>.</w:t>
+      </w:r>
+    </w:p>
+    <w:p ns2:paraId="12A4D8BD" ns2:textId="77777777">
+      <w:pPr>
+        <w:spacing w:after="0" w:line="240" w:lineRule="auto"/>
+        <w:jc w:val="both"/>
+        <w:rPr>
+          <w:rFonts w:ascii="Arial Narrow" w:eastAsia="Arial Narrow" w:hAnsi="Arial Narrow" w:cs="Arial Narrow"/>
+          <w:b/>
+          <w:color w:val="000000"/>
+          <w:kern w:val="0"/>
+          <w:lang w:val="es-ES" w:eastAsia="es-PE"/>
+          <ns2:ligatures ns2:val="none"/>
+        </w:rPr>
+      </w:pPr>
+    </w:p>
+    <w:p ns2:paraId="591B7E6F" ns2:textId="7113F95E">
+      <w:pPr>
+        <w:spacing w:after="0" w:line="240" w:lineRule="auto"/>
+        <w:jc w:val="both"/>
+        <w:rPr>
+          <w:rFonts w:ascii="Arial Narrow" w:eastAsia="Arial Narrow" w:hAnsi="Arial Narrow" w:cs="Arial Narrow"/>
+          <w:color w:val="000000"/>
+          <w:kern w:val="0"/>
+          <w:lang w:eastAsia="es-PE"/>
+          <ns2:ligatures ns2:val="none"/>
+        </w:rPr>
+      </w:pPr>
+      <w:r>
+        <w:rPr>
+          <w:rFonts w:ascii="Arial Narrow" w:eastAsia="Arial Narrow" w:hAnsi="Arial Narrow" w:cs="Arial Narrow"/>
+          <w:b/>
+          <w:color w:val="000000"/>
+          <w:kern w:val="0"/>
+          <w:lang w:eastAsia="es-PE"/>
+          <ns2:ligatures ns2:val="none"/>
+        </w:rPr>
+        <w:t>SEXTO:</w:t>
+      </w:r>
+      <w:r>
+        <w:rPr>
+          <w:rFonts w:ascii="Arial Narrow" w:eastAsia="Arial Narrow" w:hAnsi="Arial Narrow" w:cs="Arial Narrow"/>
+          <w:color w:val="000000"/>
+          <w:kern w:val="0"/>
+          <w:lang w:eastAsia="es-PE"/>
+          <ns2:ligatures ns2:val="none"/>
+        </w:rPr>
+        <w:t xml:space="preserve"> </w:t>
+      </w:r>
+      <w:bookmarkStart w:id="29" w:name="_Hlk188286915"/>
+      <w:r>
+        <w:rPr>
+          <w:rFonts w:ascii="Arial Narrow" w:eastAsia="Arial Narrow" w:hAnsi="Arial Narrow" w:cs="Arial Narrow"/>
+          <w:color w:val="000000"/>
+          <w:kern w:val="0"/>
+          <w:lang w:eastAsia="es-PE"/>
+          <ns2:ligatures ns2:val="none"/>
+        </w:rPr>
+        <w:t>informar a las partes que el artículo 110</w:t>
+      </w:r>
+      <w:r>
+        <w:rPr>
+          <w:rFonts w:ascii="Arial Narrow" w:eastAsia="Times New Roman" w:hAnsi="Arial Narrow" w:cs="Segoe UI"/>
+          <w:color w:val="000000"/>
+          <w:kern w:val="0"/>
+          <w:lang w:eastAsia="es-PE"/>
+          <ns2:ligatures ns2:val="none"/>
+        </w:rPr>
+        <w:t/>
+      </w:r>
+      <w:r>
+        <w:rPr>
+          <w:rFonts w:ascii="Arial Narrow" w:eastAsia="Arial Narrow" w:hAnsi="Arial Narrow" w:cs="Arial Narrow"/>
+          <w:color w:val="000000"/>
+          <w:kern w:val="0"/>
+          <w:lang w:eastAsia="es-PE"/>
+          <ns2:ligatures ns2:val="none"/>
+        </w:rPr>
+        <w:t xml:space="preserve"> de la Ley </w:t>
+      </w:r>
+      <w:r>
+        <w:rPr>
+          <w:rFonts w:ascii="Arial Narrow" w:eastAsia="Times New Roman" w:hAnsi="Arial Narrow" w:cs="Times New Roman"/>
+          <w:kern w:val="0"/>
+          <w:shd w:val="clear" w:color="auto" w:fill="FFFFFF"/>
+          <w:lang w:eastAsia="es-PE"/>
+          <ns2:ligatures ns2:val="none"/>
+        </w:rPr>
+        <w:t/>
+      </w:r>
+      <w:r>
+        <w:rPr>
+          <w:rFonts w:ascii="Arial Narrow" w:eastAsia="Times New Roman" w:hAnsi="Arial Narrow" w:cs="Times New Roman"/>
+          <w:kern w:val="0"/>
+          <w:shd w:val="clear" w:color="auto" w:fill="FFFFFF"/>
+          <w:lang w:eastAsia="es-PE"/>
+          <ns2:ligatures ns2:val="none"/>
+        </w:rPr>
+        <w:t xml:space="preserve"> </w:t>
+      </w:r>
+      <w:r>
+        <w:rPr>
+          <w:rFonts w:ascii="Arial Narrow" w:eastAsia="Times New Roman" w:hAnsi="Arial Narrow" w:cs="Times New Roman"/>
+          <w:kern w:val="0"/>
+          <w:shd w:val="clear" w:color="auto" w:fill="FFFFFF"/>
+          <w:lang w:eastAsia="es-PE"/>
+          <ns2:ligatures ns2:val="none"/>
+        </w:rPr>
+        <w:t>29571</w:t>
+      </w:r>
+      <w:r>
+        <w:rPr>
+          <w:rFonts w:ascii="Arial Narrow" w:eastAsia="Arial Narrow" w:hAnsi="Arial Narrow" w:cs="Arial Narrow"/>
+          <w:color w:val="000000"/>
+          <w:kern w:val="0"/>
+          <w:lang w:eastAsia="es-PE"/>
+          <ns2:ligatures ns2:val="none"/>
+        </w:rPr>
+        <w:t>, Código de Protección y Defensa del Consumidor</w:t>
+      </w:r>
+      <w:r>
+        <w:rPr>
+          <w:rStyle w:val="Refdenotaalpie"/>
+          <w:rFonts w:ascii="Arial Narrow" w:eastAsia="Arial Narrow" w:hAnsi="Arial Narrow" w:cs="Times New Roman"/>
+          <w:color w:val="000000"/>
+          <w:kern w:val="0"/>
+          <w:vertAlign w:val="superscript"/>
+          <w:lang w:eastAsia="es-PE"/>
+          <ns2:ligatures ns2:val="none"/>
+        </w:rPr>
+        <w:footnoteReference w:id="9"/>
+      </w:r>
+      <w:r>
+        <w:rPr>
+          <w:rFonts w:ascii="Arial Narrow" w:eastAsia="Arial Narrow" w:hAnsi="Arial Narrow" w:cs="Arial Narrow"/>
+          <w:color w:val="000000"/>
+          <w:kern w:val="0"/>
+          <w:lang w:eastAsia="es-PE"/>
+          <ns2:ligatures ns2:val="none"/>
+        </w:rPr>
+        <w:t xml:space="preserve">, faculta a la Comisión a calificar las infracciones de la referida norma como leves, graves o </w:t>
+      </w:r>
+      <w:r>
+        <w:rPr>
+          <w:rFonts w:ascii="Arial Narrow" w:eastAsia="Arial Narrow" w:hAnsi="Arial Narrow" w:cs="Arial Narrow"/>
+          <w:color w:val="000000"/>
+          <w:kern w:val="0"/>
+          <w:lang w:eastAsia="es-PE"/>
+          <ns2:ligatures ns2:val="none"/>
+        </w:rPr>
+        <w:lastRenderedPageBreak/>
+        <w:t>muy graves e imponer sanciones que van desde una amonestación hasta una multa por un máximo de 450 Unidades Impositivas Tributarias, sin perjuicio de las medidas correctivas, reparadoras y complementarias, que puedan ordenarse de acuerdo a lo estipulado en los artículos 114</w:t>
+      </w:r>
+      <w:r>
+        <w:rPr>
+          <w:rFonts w:ascii="Arial Narrow" w:eastAsia="Times New Roman" w:hAnsi="Arial Narrow" w:cs="Segoe UI"/>
+          <w:color w:val="000000"/>
+          <w:kern w:val="0"/>
+          <w:lang w:eastAsia="es-PE"/>
+          <ns2:ligatures ns2:val="none"/>
+        </w:rPr>
+        <w:t/>
+      </w:r>
+      <w:r>
+        <w:rPr>
+          <w:rFonts w:ascii="Arial Narrow" w:eastAsia="Arial Narrow" w:hAnsi="Arial Narrow" w:cs="Arial Narrow"/>
+          <w:color w:val="000000"/>
+          <w:kern w:val="0"/>
+          <w:lang w:eastAsia="es-PE"/>
+          <ns2:ligatures ns2:val="none"/>
+        </w:rPr>
+        <w:t>, 115</w:t>
+      </w:r>
+      <w:r>
+        <w:rPr>
+          <w:rFonts w:ascii="Arial Narrow" w:eastAsia="Times New Roman" w:hAnsi="Arial Narrow" w:cs="Segoe UI"/>
+          <w:color w:val="000000"/>
+          <w:kern w:val="0"/>
+          <w:lang w:eastAsia="es-PE"/>
+          <ns2:ligatures ns2:val="none"/>
+        </w:rPr>
+        <w:t/>
+      </w:r>
+      <w:r>
+        <w:rPr>
+          <w:rFonts w:ascii="Arial Narrow" w:eastAsia="Arial Narrow" w:hAnsi="Arial Narrow" w:cs="Arial Narrow"/>
+          <w:color w:val="000000"/>
+          <w:kern w:val="0"/>
+          <w:lang w:eastAsia="es-PE"/>
+          <ns2:ligatures ns2:val="none"/>
+        </w:rPr>
+        <w:t xml:space="preserve"> y 116</w:t>
+      </w:r>
+      <w:r>
+        <w:rPr>
+          <w:rFonts w:ascii="Arial Narrow" w:eastAsia="Times New Roman" w:hAnsi="Arial Narrow" w:cs="Segoe UI"/>
+          <w:color w:val="000000"/>
+          <w:kern w:val="0"/>
+          <w:lang w:eastAsia="es-PE"/>
+          <ns2:ligatures ns2:val="none"/>
+        </w:rPr>
+        <w:t/>
+      </w:r>
+      <w:r>
+        <w:rPr>
+          <w:rFonts w:ascii="Arial Narrow" w:eastAsia="Arial Narrow" w:hAnsi="Arial Narrow" w:cs="Arial Narrow"/>
+          <w:color w:val="000000"/>
+          <w:kern w:val="0"/>
+          <w:lang w:eastAsia="es-PE"/>
+          <ns2:ligatures ns2:val="none"/>
+        </w:rPr>
+        <w:t xml:space="preserve"> de la referida norma</w:t>
+      </w:r>
+      <w:r>
+        <w:rPr>
+          <w:rStyle w:val="Refdenotaalpie"/>
+          <w:rFonts w:ascii="Arial Narrow" w:eastAsia="Arial Narrow" w:hAnsi="Arial Narrow" w:cs="Times New Roman"/>
+          <w:color w:val="000000"/>
+          <w:kern w:val="0"/>
+          <w:vertAlign w:val="superscript"/>
+          <w:lang w:eastAsia="es-PE"/>
+          <ns2:ligatures ns2:val="none"/>
+        </w:rPr>
+        <w:footnoteReference w:id="10"/>
+      </w:r>
+      <w:r>
+        <w:rPr>
+          <w:rFonts w:ascii="Arial Narrow" w:eastAsia="Arial Narrow" w:hAnsi="Arial Narrow" w:cs="Arial Narrow"/>
+          <w:color w:val="000000"/>
+          <w:kern w:val="0"/>
+          <w:lang w:eastAsia="es-PE"/>
+          <ns2:ligatures ns2:val="none"/>
+        </w:rPr>
+        <w:t xml:space="preserve">. </w:t>
+      </w:r>
+      <w:bookmarkEnd w:id="29"/>
+      <w:r>
+        <w:rPr>
+          <w:rFonts w:ascii="Arial Narrow" w:eastAsia="Arial Narrow" w:hAnsi="Arial Narrow" w:cs="Arial Narrow"/>
+          <w:color w:val="000000"/>
+          <w:kern w:val="0"/>
+          <w:lang w:eastAsia="es-PE"/>
+          <ns2:ligatures ns2:val="none"/>
+        </w:rPr>
+        <w:lastRenderedPageBreak/>
+        <w:t>Asimismo, se consideran circunstancias atenuantes para la graduación de la sanción, el allanamiento de la denuncia o el reconocimiento de las pretensiones en ella contenidas, de acuerdo con el artículo 112</w:t>
+      </w:r>
+      <w:r>
+        <w:rPr>
+          <w:rFonts w:ascii="Arial Narrow" w:eastAsia="Times New Roman" w:hAnsi="Arial Narrow" w:cs="Segoe UI"/>
+          <w:color w:val="000000"/>
+          <w:kern w:val="0"/>
+          <w:lang w:eastAsia="es-PE"/>
+          <ns2:ligatures ns2:val="none"/>
+        </w:rPr>
+        <w:t/>
+      </w:r>
+      <w:r>
+        <w:rPr>
+          <w:rFonts w:ascii="Arial Narrow" w:eastAsia="Arial Narrow" w:hAnsi="Arial Narrow" w:cs="Arial Narrow"/>
+          <w:color w:val="000000"/>
+          <w:kern w:val="0"/>
+          <w:lang w:eastAsia="es-PE"/>
+          <ns2:ligatures ns2:val="none"/>
+        </w:rPr>
+        <w:t xml:space="preserve"> del Código</w:t>
+      </w:r>
+      <w:r>
+        <w:rPr>
+          <w:rStyle w:val="Refdenotaalpie"/>
+          <w:rFonts w:ascii="Arial Narrow" w:eastAsia="Arial Narrow" w:hAnsi="Arial Narrow" w:cs="Times New Roman"/>
+          <w:color w:val="000000"/>
+          <w:kern w:val="0"/>
+          <w:vertAlign w:val="superscript"/>
+          <w:lang w:eastAsia="es-PE"/>
+          <ns2:ligatures ns2:val="none"/>
+        </w:rPr>
+        <w:footnoteReference w:id="11"/>
+      </w:r>
+      <w:r>
+        <w:rPr>
+          <w:rFonts w:ascii="Arial Narrow" w:eastAsia="Arial Narrow" w:hAnsi="Arial Narrow" w:cs="Arial Narrow"/>
+          <w:color w:val="000000"/>
+          <w:kern w:val="0"/>
+          <w:lang w:eastAsia="es-PE"/>
+          <ns2:ligatures ns2:val="none"/>
+        </w:rPr>
+        <w:t>.</w:t>
+      </w:r>
+    </w:p>
+    <w:p ns2:paraId="0ECE55DF" ns2:textId="77777777">
+      <w:pPr>
+        <w:shd w:val="clear" w:color="auto" w:fill="FFFFFF"/>
+        <w:spacing w:after="0" w:line="240" w:lineRule="auto"/>
+        <w:jc w:val="both"/>
+        <w:rPr>
+          <w:rFonts w:ascii="Arial Narrow" w:eastAsia="Arial Narrow" w:hAnsi="Arial Narrow" w:cs="Arial Narrow"/>
+          <w:b/>
+          <w:color w:val="000000"/>
+          <w:kern w:val="0"/>
+          <w:lang w:eastAsia="es-PE"/>
+          <ns2:ligatures ns2:val="none"/>
+        </w:rPr>
+      </w:pPr>
+    </w:p>
+    <w:p ns2:paraId="1CC114EB" ns2:textId="77777777">
+      <w:pPr>
+        <w:shd w:val="clear" w:color="auto" w:fill="FFFFFF"/>
+        <w:spacing w:after="0" w:line="240" w:lineRule="auto"/>
+        <w:jc w:val="both"/>
+        <w:rPr>
+          <w:rFonts w:ascii="Arial Narrow" w:eastAsia="Arial Narrow" w:hAnsi="Arial Narrow" w:cs="Arial Narrow"/>
+          <w:color w:val="000000"/>
+          <w:kern w:val="0"/>
+          <w:lang w:eastAsia="es-PE"/>
+          <ns2:ligatures ns2:val="none"/>
+        </w:rPr>
+      </w:pPr>
+      <w:r>
+        <w:rPr>
+          <w:rFonts w:ascii="Arial Narrow" w:eastAsia="Arial Narrow" w:hAnsi="Arial Narrow" w:cs="Arial Narrow"/>
+          <w:b/>
+          <w:color w:val="000000"/>
+          <w:kern w:val="0"/>
+          <w:lang w:eastAsia="es-PE"/>
+          <ns2:ligatures ns2:val="none"/>
+        </w:rPr>
+        <w:t>SÉTIMO:</w:t>
+      </w:r>
+      <w:r>
+        <w:rPr>
+          <w:rFonts w:ascii="Arial Narrow" w:eastAsia="Arial Narrow" w:hAnsi="Arial Narrow" w:cs="Arial Narrow"/>
+          <w:color w:val="000000"/>
+          <w:kern w:val="0"/>
+          <w:lang w:eastAsia="es-PE"/>
+          <ns2:ligatures ns2:val="none"/>
+        </w:rPr>
+        <w:t xml:space="preserve"> informar a las partes que conforme a lo establecido en el artículo 39</w:t>
+      </w:r>
+      <w:r>
+        <w:rPr>
+          <w:rFonts w:ascii="Arial Narrow" w:eastAsia="Times New Roman" w:hAnsi="Arial Narrow" w:cs="Segoe UI"/>
+          <w:color w:val="000000"/>
+          <w:kern w:val="0"/>
+          <w:lang w:eastAsia="es-PE"/>
+          <ns2:ligatures ns2:val="none"/>
+        </w:rPr>
+        <w:t/>
+      </w:r>
+      <w:r>
+        <w:rPr>
+          <w:rFonts w:ascii="Arial Narrow" w:eastAsia="Arial Narrow" w:hAnsi="Arial Narrow" w:cs="Arial Narrow"/>
+          <w:color w:val="000000"/>
+          <w:kern w:val="0"/>
+          <w:lang w:eastAsia="es-PE"/>
+          <ns2:ligatures ns2:val="none"/>
+        </w:rPr>
+        <w:t xml:space="preserve"> de la Ley sobre Facultades, Normas y Organización del Indecopi, aprobada por Decreto Legislativo 807, los gastos por los peritajes realizados, actuación de pruebas, inspecciones y otros derivados de la tramitación del proceso serán de cargo de la parte que solicita la prueba, salvo pacto en contrario. En todos los casos, la resolución final determinará si los gastos deben ser asumidos por alguna de las partes, o reembolsados a la otra parte o al Indecopi, según sea el caso, de manera adicional a la sanción que haya podido imponerse. </w:t>
+      </w:r>
+    </w:p>
+    <w:p ns2:paraId="364C4B19" ns2:textId="77777777">
+      <w:pPr>
+        <w:shd w:val="clear" w:color="auto" w:fill="FFFFFF"/>
+        <w:spacing w:after="0" w:line="240" w:lineRule="auto"/>
+        <w:jc w:val="both"/>
+        <w:rPr>
+          <w:rFonts w:ascii="Arial Narrow" w:eastAsia="Arial Narrow" w:hAnsi="Arial Narrow" w:cs="Arial Narrow"/>
+          <w:color w:val="000000"/>
+          <w:kern w:val="0"/>
+          <w:lang w:eastAsia="es-PE"/>
+          <ns2:ligatures ns2:val="none"/>
+        </w:rPr>
+      </w:pPr>
+    </w:p>
+    <w:p ns2:paraId="27E9BBC0" ns2:textId="77777777">
+      <w:pPr>
+        <w:suppressAutoHyphens/>
+        <w:spacing w:after="0" w:line="240" w:lineRule="auto"/>
+        <w:jc w:val="both"/>
         <w:rPr>
           <w:rFonts w:ascii="Arial Narrow" w:eastAsia="Calibri" w:hAnsi="Arial Narrow" w:cs="Arial"/>
           <w:kern w:val="0"/>
-          <w14:ligatures w14:val="none"/>
-        </w:rPr>
-        <w:t xml:space="preserve">, </w:t>
-      </w:r>
-      <w:r>
-        <w:rPr>
-          <w:rFonts w:ascii="Arial Narrow" w:eastAsia="Arial Narrow" w:hAnsi="Arial Narrow" w:cs="Arial Narrow"/>
-          <w:color w:val="000000"/>
-          <w:kern w:val="0"/>
-          <w:lang w:eastAsia="es-PE"/>
-          <w14:ligatures w14:val="none"/>
-        </w:rPr>
-        <w:t>a</w:t>
-      </w:r>
-      <w:r>
+          <w:u w:val="single"/>
+          <ns2:ligatures ns2:val="none"/>
+        </w:rPr>
+      </w:pPr>
+      <w:r>
+        <w:rPr>
+          <w:rFonts w:ascii="Arial Narrow" w:eastAsia="Calibri" w:hAnsi="Arial Narrow" w:cs="Arial"/>
+          <w:b/>
+          <w:bCs/>
+          <w:kern w:val="0"/>
+          <ns2:ligatures ns2:val="none"/>
+        </w:rPr>
+        <w:t>OCTAVO</w:t>
+      </w:r>
+      <w:r>
+        <w:rPr>
+          <w:rFonts w:ascii="Arial Narrow" w:eastAsia="Calibri" w:hAnsi="Arial Narrow" w:cs="Arial"/>
+          <w:b/>
+          <w:kern w:val="0"/>
+          <ns2:ligatures ns2:val="none"/>
+        </w:rPr>
+        <w:t>:</w:t>
+      </w:r>
+      <w:r>
+        <w:rPr>
+          <w:rFonts w:ascii="Arial Narrow" w:eastAsia="Calibri" w:hAnsi="Arial Narrow" w:cs="Arial"/>
+          <w:kern w:val="0"/>
+          <ns2:ligatures ns2:val="none"/>
+        </w:rPr>
+        <w:t xml:space="preserve"> comunicar a las partes que, de acuerdo a lo señalado por el artículo 29</w:t>
+      </w:r>
+      <w:r>
+        <w:rPr>
+          <w:rFonts w:ascii="Arial Narrow" w:eastAsia="Times New Roman" w:hAnsi="Arial Narrow" w:cs="Segoe UI"/>
+          <w:color w:val="000000"/>
+          <w:kern w:val="0"/>
+          <w:lang w:eastAsia="es-PE"/>
+          <ns2:ligatures ns2:val="none"/>
+        </w:rPr>
+        <w:t/>
+      </w:r>
+      <w:r>
+        <w:rPr>
+          <w:rFonts w:ascii="Arial Narrow" w:eastAsia="Calibri" w:hAnsi="Arial Narrow" w:cs="Arial"/>
+          <w:kern w:val="0"/>
+          <ns2:ligatures ns2:val="none"/>
+        </w:rPr>
+        <w:t xml:space="preserve"> del Decreto Legislativo 807</w:t>
+      </w:r>
+      <w:r>
+        <w:rPr>
+          <w:rStyle w:val="Refdenotaalpie"/>
+          <w:rFonts w:ascii="Arial Narrow" w:eastAsia="Calibri" w:hAnsi="Arial Narrow" w:cs="Arial"/>
+          <w:kern w:val="0"/>
+          <w:vertAlign w:val="superscript"/>
+          <ns2:ligatures ns2:val="none"/>
+        </w:rPr>
+        <w:footnoteReference w:id="12"/>
+      </w:r>
+      <w:r>
+        <w:rPr>
+          <w:rFonts w:ascii="Arial Narrow" w:eastAsia="Calibri" w:hAnsi="Arial Narrow" w:cs="Arial"/>
+          <w:kern w:val="0"/>
+          <ns2:ligatures ns2:val="none"/>
+        </w:rPr>
+        <w:t xml:space="preserve">, hasta antes de la emisión de la Resolución Final tienen la posibilidad de solicitar una audiencia de conciliación. En caso deleguen a favor de una tercera persona su actuación en la diligencia programada, esta deberá presentar un poder especial con firma legalizada ante Notario Público, donde conste </w:t>
+      </w:r>
+      <w:r>
+        <w:rPr>
+          <w:rFonts w:ascii="Arial Narrow" w:eastAsia="Calibri" w:hAnsi="Arial Narrow" w:cs="Arial"/>
+          <w:kern w:val="0"/>
+          <w:u w:val="single"/>
+          <ns2:ligatures ns2:val="none"/>
+        </w:rPr>
+        <w:t>expresamente su facultad para asistir y conciliar en su representación</w:t>
+      </w:r>
+      <w:r>
+        <w:rPr>
+          <w:rFonts w:ascii="Arial Narrow" w:eastAsia="Calibri" w:hAnsi="Arial Narrow" w:cs="Arial"/>
+          <w:bCs/>
+          <w:kern w:val="0"/>
+          <ns2:ligatures ns2:val="none"/>
+        </w:rPr>
+        <w:t>.</w:t>
+      </w:r>
+      <w:r>
+        <w:rPr>
+          <w:rFonts w:ascii="Arial Narrow" w:eastAsia="Calibri" w:hAnsi="Arial Narrow" w:cs="Arial"/>
+          <w:b/>
+          <w:bCs/>
+          <w:kern w:val="0"/>
+          <ns2:ligatures ns2:val="none"/>
+        </w:rPr>
+        <w:t xml:space="preserve"> </w:t>
+      </w:r>
+      <w:r>
+        <w:rPr>
+          <w:rFonts w:ascii="Arial Narrow" w:eastAsia="Calibri" w:hAnsi="Arial Narrow" w:cs="Arial"/>
+          <w:kern w:val="0"/>
+          <w:u w:val="single"/>
+          <ns2:ligatures ns2:val="none"/>
+        </w:rPr>
+        <w:t xml:space="preserve">Ello bajo apercibimiento de no realizar la audiencia de conciliación y levantar el acta de inasistencia correspondiente. </w:t>
+      </w:r>
+    </w:p>
+    <w:p ns2:paraId="4CD47B08" ns2:textId="77777777">
+      <w:pPr>
+        <w:suppressAutoHyphens/>
+        <w:spacing w:after="0" w:line="240" w:lineRule="auto"/>
+        <w:jc w:val="both"/>
+        <w:rPr>
+          <w:rFonts w:ascii="Arial Narrow" w:eastAsia="Calibri" w:hAnsi="Arial Narrow" w:cs="Arial"/>
+          <w:kern w:val="0"/>
+          <w:u w:val="single"/>
+          <ns2:ligatures ns2:val="none"/>
+        </w:rPr>
+      </w:pPr>
+    </w:p>
+    <w:p ns2:paraId="0E80CA49" ns2:textId="77777777">
+      <w:pPr>
+        <w:suppressAutoHyphens/>
+        <w:spacing w:after="0" w:line="240" w:lineRule="auto"/>
+        <w:jc w:val="both"/>
         <w:rPr>
           <w:rFonts w:ascii="Arial Narrow" w:eastAsia="Times New Roman" w:hAnsi="Arial Narrow" w:cs="Times New Roman"/>
           <w:color w:val="000000"/>
           <w:kern w:val="0"/>
-          <w:shd w:val="clear" w:color="auto" w:fill="FFFFFF"/>
-          <w:lang w:eastAsia="es-PE"/>
-          <w14:ligatures w14:val="none"/>
-        </w:rPr>
-        <w:t xml:space="preserve"> </w:t>
+          <w:lang w:eastAsia="es-PE"/>
+          <ns2:ligatures ns2:val="none"/>
+        </w:rPr>
+      </w:pPr>
+      <w:r>
+        <w:rPr>
+          <w:rFonts w:ascii="Arial Narrow" w:eastAsia="Times New Roman" w:hAnsi="Arial Narrow" w:cs="Times New Roman"/>
+          <w:b/>
+          <w:color w:val="000000"/>
+          <w:kern w:val="0"/>
+          <w:lang w:eastAsia="es-PE"/>
+          <ns2:ligatures ns2:val="none"/>
+        </w:rPr>
+        <w:t>NOVENO:</w:t>
+      </w:r>
+      <w:r>
+        <w:rPr>
+          <w:rFonts w:ascii="Arial Narrow" w:eastAsia="Times New Roman" w:hAnsi="Arial Narrow" w:cs="Times New Roman"/>
+          <w:color w:val="000000"/>
+          <w:kern w:val="0"/>
+          <w:lang w:eastAsia="es-PE"/>
+          <ns2:ligatures ns2:val="none"/>
+        </w:rPr>
+        <w:t xml:space="preserve"> poner en conocimiento de las partes que, antes de la emisión de la Resolución Final, tienen la posibilidad de formular su desistimiento o presentar el acuerdo arribado mediante la conciliación, mediación, transacción o cualquier otro que, de forma indubitable, deje constancia que se ha solucionado la controversia materia de denuncia.</w:t>
+      </w:r>
+      <w:bookmarkStart w:id="30" w:name="h.gjdgxs" w:colFirst="0" w:colLast="0"/>
+      <w:bookmarkEnd w:id="30"/>
+    </w:p>
+    <w:p ns2:paraId="7DDD06F7" ns2:textId="77777777">
+      <w:pPr>
+        <w:suppressAutoHyphens/>
+        <w:spacing w:after="0" w:line="240" w:lineRule="auto"/>
+        <w:jc w:val="both"/>
+        <w:rPr>
+          <w:rFonts w:ascii="Arial Narrow" w:eastAsia="Times New Roman" w:hAnsi="Arial Narrow" w:cs="Times New Roman"/>
+          <w:color w:val="000000"/>
+          <w:kern w:val="0"/>
+          <w:lang w:eastAsia="es-PE"/>
+          <ns2:ligatures ns2:val="none"/>
+        </w:rPr>
+      </w:pPr>
+    </w:p>
+    <w:p ns2:paraId="36317C11" ns2:textId="0E836271">
+      <w:pPr>
+        <w:suppressAutoHyphens/>
+        <w:spacing w:after="0" w:line="240" w:lineRule="auto"/>
+        <w:jc w:val="both"/>
+        <w:rPr>
+          <w:rFonts w:ascii="Arial Narrow" w:hAnsi="Arial Narrow" w:cs="Arial"/>
+        </w:rPr>
+      </w:pPr>
+      <w:r>
+        <w:rPr>
+          <w:rFonts w:ascii="Arial Narrow" w:eastAsia="Arial Narrow" w:hAnsi="Arial Narrow" w:cs="Arial Narrow"/>
+          <w:b/>
+          <w:bCs/>
+        </w:rPr>
+        <w:t xml:space="preserve">DÉCIMO: requerir a los señores [APELLIDO] [APELLIDO] y [APELLIDO] [APELLIDO] y a Corredores de Seguros Falabella S.A.C. para que, dentro del plazo de dos (2) días hábiles siguientes a la fecha en que reciban la notificación en sus bandejas de correo electrónico, efectúen la confirmación de recepción de la notificación remitida por este despacho a sus correos electrónicos, de conformidad con el segundo párrafo del numeral 4 del artículo 20 del Texto Único Ordenado de la Ley del Procedimiento Administrativo General, aprobado mediante Decreto Supremo 006-2026-JUS, bajo apercibimiento de rehacer el acto de notificación y notificarles conforme al numeral 1 del artículo 20 del citado cuerpo normativo.</w:t>
+      </w:r>
+      <w:r>
+        <w:rPr>
+          <w:rFonts w:ascii="Arial Narrow" w:hAnsi="Arial Narrow" w:cs="Arial"/>
+          <w:b/>
+          <w:spacing w:val="-3"/>
+          <w:kern w:val="0"/>
+          <ns2:ligatures ns2:val="none"/>
+        </w:rPr>
+        <w:t/>
       </w:r>
       <w:r>
         <w:rPr>
@@ -4685,758 +5332,9 @@
           <w:bCs/>
           <w:spacing w:val="-3"/>
           <w:kern w:val="0"/>
-          <w14:ligatures w14:val="none"/>
-        </w:rPr>
-        <w:t>Corredores de Seguros Falabella S.A.C.</w:t>
-      </w:r>
-      <w:r>
-        <w:rPr>
-          <w:rFonts w:ascii="Arial Narrow" w:eastAsia="Arial Narrow" w:hAnsi="Arial Narrow" w:cs="Arial Narrow"/>
-          <w:color w:val="000000"/>
-          <w:kern w:val="0"/>
-          <w:lang w:eastAsia="es-PE"/>
-          <w14:ligatures w14:val="none"/>
-        </w:rPr>
-        <w:t>, para que, de conformidad con lo dispuesto por el artículo 26</w:t>
-      </w:r>
-      <w:r>
-        <w:rPr>
-          <w:rFonts w:ascii="Arial Narrow" w:eastAsia="Times New Roman" w:hAnsi="Arial Narrow" w:cs="Segoe UI"/>
-          <w:color w:val="000000"/>
-          <w:kern w:val="0"/>
-          <w:lang w:eastAsia="es-PE"/>
-          <w14:ligatures w14:val="none"/>
-        </w:rPr>
-        <w:t/>
-      </w:r>
-      <w:r>
-        <w:rPr>
-          <w:rFonts w:ascii="Arial Narrow" w:eastAsia="Arial Narrow" w:hAnsi="Arial Narrow" w:cs="Arial Narrow"/>
-          <w:color w:val="000000"/>
-          <w:kern w:val="0"/>
-          <w:lang w:eastAsia="es-PE"/>
-          <w14:ligatures w14:val="none"/>
-        </w:rPr>
-        <w:t xml:space="preserve"> de la Ley sobre Facultades, Normas</w:t>
-      </w:r>
-      <w:r>
-        <w:rPr>
-          <w:rFonts w:ascii="Arial Narrow" w:eastAsia="Arial Narrow" w:hAnsi="Arial Narrow" w:cs="Arial Narrow"/>
-          <w:color w:val="000000"/>
-          <w:kern w:val="0"/>
-          <w:lang w:eastAsia="es-PE"/>
-          <w14:ligatures w14:val="none"/>
-        </w:rPr>
-        <w:t xml:space="preserve"> y Organización del Indecopi, aprobada por Decreto Legislativo 807, presente sus descargos en un plazo no mayor de cinco (5) días hábiles contados desde la notificación. </w:t>
-      </w:r>
-    </w:p>
-    <w:p>
-      <w:pPr>
-        <w:spacing w:after="0" w:line="240" w:lineRule="auto"/>
-        <w:jc w:val="both"/>
-        <w:rPr>
-          <w:rFonts w:ascii="Arial Narrow" w:eastAsia="Arial Narrow" w:hAnsi="Arial Narrow" w:cs="Arial Narrow"/>
-          <w:color w:val="000000"/>
-          <w:kern w:val="0"/>
-          <w:lang w:eastAsia="es-PE"/>
-          <w14:ligatures w14:val="none"/>
-        </w:rPr>
-      </w:pPr>
-    </w:p>
-    <w:p>
-      <w:pPr>
-        <w:spacing w:after="0" w:line="240" w:lineRule="auto"/>
-        <w:jc w:val="both"/>
-        <w:rPr>
-          <w:rFonts w:ascii="Arial Narrow" w:eastAsia="Times New Roman" w:hAnsi="Arial Narrow" w:cs="Arial"/>
-          <w:color w:val="000000"/>
-          <w:kern w:val="0"/>
-          <w:lang w:val="es-ES" w:eastAsia="es-ES"/>
-          <w14:ligatures w14:val="none"/>
-        </w:rPr>
-      </w:pPr>
-      <w:r>
-        <w:rPr>
-          <w:rFonts w:ascii="Arial Narrow" w:eastAsia="Arial Narrow" w:hAnsi="Arial Narrow" w:cs="Arial Narrow"/>
-          <w:b/>
-          <w:color w:val="000000"/>
-          <w:kern w:val="0"/>
-          <w:lang w:eastAsia="es-PE"/>
-          <w14:ligatures w14:val="none"/>
-        </w:rPr>
-        <w:t xml:space="preserve">QUINTO: </w:t>
-      </w:r>
-      <w:bookmarkStart w:id="27" w:name="_Hlk188286813"/>
-      <w:r>
-        <w:rPr>
-          <w:rFonts w:ascii="Arial Narrow" w:eastAsia="Times New Roman" w:hAnsi="Arial Narrow" w:cs="Arial"/>
-          <w:color w:val="000000"/>
-          <w:kern w:val="0"/>
-          <w:lang w:eastAsia="es-ES"/>
-          <w14:ligatures w14:val="none"/>
-        </w:rPr>
-        <w:t xml:space="preserve">requerir </w:t>
-      </w:r>
-      <w:r>
-        <w:rPr>
-          <w:rFonts w:ascii="Arial Narrow" w:eastAsia="Times New Roman" w:hAnsi="Arial Narrow" w:cs="Arial"/>
-          <w:color w:val="000000"/>
-          <w:kern w:val="0"/>
-          <w:lang w:val="es-ES" w:eastAsia="es-ES"/>
-          <w14:ligatures w14:val="none"/>
-        </w:rPr>
-        <w:t xml:space="preserve">que, en un </w:t>
-      </w:r>
-      <w:r>
-        <w:rPr>
-          <w:rFonts w:ascii="Arial Narrow" w:eastAsia="Times New Roman" w:hAnsi="Arial Narrow" w:cs="Arial"/>
-          <w:color w:val="000000"/>
-          <w:kern w:val="0"/>
-          <w:lang w:eastAsia="es-ES"/>
-          <w14:ligatures w14:val="none"/>
-        </w:rPr>
-        <w:t>plazo no mayor de cinco (5) días hábiles contado a partir del día siguiente de la notificación de la presente resolución</w:t>
-      </w:r>
-      <w:bookmarkEnd w:id="27"/>
-      <w:r>
-        <w:rPr>
-          <w:rFonts w:ascii="Arial Narrow" w:eastAsia="Times New Roman" w:hAnsi="Arial Narrow" w:cs="Arial"/>
-          <w:color w:val="000000"/>
-          <w:kern w:val="0"/>
-          <w:lang w:eastAsia="es-ES"/>
-          <w14:ligatures w14:val="none"/>
-        </w:rPr>
-        <w:t xml:space="preserve">, </w:t>
-      </w:r>
-      <w:bookmarkStart w:id="28" w:name="_Hlk188286828"/>
-      <w:r>
-        <w:rPr>
-          <w:rFonts w:ascii="Arial Narrow" w:eastAsia="Times New Roman" w:hAnsi="Arial Narrow" w:cs="Times New Roman"/>
-          <w:color w:val="000000"/>
-          <w:kern w:val="0"/>
-          <w:shd w:val="clear" w:color="auto" w:fill="FFFFFF"/>
-          <w:lang w:eastAsia="es-PE"/>
-          <w14:ligatures w14:val="none"/>
-        </w:rPr>
-        <w:t>el proveedor denunciado</w:t>
-      </w:r>
-      <w:r>
-        <w:rPr>
-          <w:rFonts w:ascii="Arial Narrow" w:eastAsia="Times New Roman" w:hAnsi="Arial Narrow" w:cs="Arial"/>
-          <w:color w:val="000000"/>
-          <w:kern w:val="0"/>
-          <w:lang w:eastAsia="es-ES"/>
-          <w14:ligatures w14:val="none"/>
-        </w:rPr>
-        <w:t xml:space="preserve"> </w:t>
-      </w:r>
-      <w:bookmarkEnd w:id="28"/>
-      <w:r>
-        <w:rPr>
-          <w:rFonts w:ascii="Arial Narrow" w:eastAsia="Times New Roman" w:hAnsi="Arial Narrow" w:cs="Arial"/>
-          <w:color w:val="000000"/>
-          <w:kern w:val="0"/>
-          <w:lang w:val="es-ES" w:eastAsia="es-ES"/>
-          <w14:ligatures w14:val="none"/>
-        </w:rPr>
-        <w:t xml:space="preserve">cumpla con: </w:t>
-      </w:r>
-      <w:r>
-        <w:rPr>
-          <w:rFonts w:ascii="Arial Narrow" w:eastAsia="Times New Roman" w:hAnsi="Arial Narrow" w:cs="Arial"/>
-          <w:color w:val="000000"/>
-          <w:kern w:val="0"/>
-          <w:lang w:val="es-ES" w:eastAsia="es-ES"/>
-          <w14:ligatures w14:val="none"/>
-        </w:rPr>
-        <w:t>(i) presentar una copia completa, legible y debidamente suscrita de la Póliza 117 del Seguro de Vida con Devolución a 15 años - Propuesta 20011391, así como el cargo de remisión de la póliza; (ii) presentar los medios probatorios que acrediten que atendió adecuadamente la solicitud de rehabilitación de la Póliza 117 del Seguro de Vida con Devolución a 15 años - Propuesta 20011391; y, (iii) presentar todas las comunicaciones cursadas con la parte denunciante en virtud de los hechos materia de denuncia</w:t>
-      </w:r>
-      <w:r>
-        <w:rPr>
-          <w:rFonts w:ascii="Arial Narrow" w:eastAsia="Times New Roman" w:hAnsi="Arial Narrow" w:cs="Arial"/>
-          <w:color w:val="000000"/>
-          <w:kern w:val="0"/>
-          <w:lang w:val="es-ES" w:eastAsia="es-ES"/>
-          <w14:ligatures w14:val="none"/>
-        </w:rPr>
-        <w:t>.</w:t>
-      </w:r>
-    </w:p>
-    <w:p>
-      <w:pPr>
-        <w:spacing w:after="0" w:line="240" w:lineRule="auto"/>
-        <w:jc w:val="both"/>
-        <w:rPr>
-          <w:rFonts w:ascii="Arial Narrow" w:eastAsia="Arial Narrow" w:hAnsi="Arial Narrow" w:cs="Arial Narrow"/>
-          <w:b/>
-          <w:color w:val="000000"/>
-          <w:kern w:val="0"/>
-          <w:lang w:val="es-ES" w:eastAsia="es-PE"/>
-          <w14:ligatures w14:val="none"/>
-        </w:rPr>
-      </w:pPr>
-    </w:p>
-    <w:p>
-      <w:pPr>
-        <w:spacing w:after="0" w:line="240" w:lineRule="auto"/>
-        <w:jc w:val="both"/>
-        <w:rPr>
-          <w:rFonts w:ascii="Arial Narrow" w:eastAsia="Arial Narrow" w:hAnsi="Arial Narrow" w:cs="Arial Narrow"/>
-          <w:color w:val="000000"/>
-          <w:kern w:val="0"/>
-          <w:lang w:eastAsia="es-PE"/>
-          <w14:ligatures w14:val="none"/>
-        </w:rPr>
-      </w:pPr>
-      <w:r>
-        <w:rPr>
-          <w:rFonts w:ascii="Arial Narrow" w:eastAsia="Arial Narrow" w:hAnsi="Arial Narrow" w:cs="Arial Narrow"/>
-          <w:b/>
-          <w:color w:val="000000"/>
-          <w:kern w:val="0"/>
-          <w:lang w:eastAsia="es-PE"/>
-          <w14:ligatures w14:val="none"/>
-        </w:rPr>
-        <w:t>SEXTO:</w:t>
-      </w:r>
-      <w:r>
-        <w:rPr>
-          <w:rFonts w:ascii="Arial Narrow" w:eastAsia="Arial Narrow" w:hAnsi="Arial Narrow" w:cs="Arial Narrow"/>
-          <w:color w:val="000000"/>
-          <w:kern w:val="0"/>
-          <w:lang w:eastAsia="es-PE"/>
-          <w14:ligatures w14:val="none"/>
-        </w:rPr>
-        <w:t xml:space="preserve"> </w:t>
-      </w:r>
-      <w:bookmarkStart w:id="29" w:name="_Hlk188286915"/>
-      <w:r>
-        <w:rPr>
-          <w:rFonts w:ascii="Arial Narrow" w:eastAsia="Arial Narrow" w:hAnsi="Arial Narrow" w:cs="Arial Narrow"/>
-          <w:color w:val="000000"/>
-          <w:kern w:val="0"/>
-          <w:lang w:eastAsia="es-PE"/>
-          <w14:ligatures w14:val="none"/>
-        </w:rPr>
-        <w:t>informar a las partes que el artículo 110</w:t>
-      </w:r>
-      <w:r>
-        <w:rPr>
-          <w:rFonts w:ascii="Arial Narrow" w:eastAsia="Times New Roman" w:hAnsi="Arial Narrow" w:cs="Segoe UI"/>
-          <w:color w:val="000000"/>
-          <w:kern w:val="0"/>
-          <w:lang w:eastAsia="es-PE"/>
-          <w14:ligatures w14:val="none"/>
-        </w:rPr>
-        <w:t/>
-      </w:r>
-      <w:r>
-        <w:rPr>
-          <w:rFonts w:ascii="Arial Narrow" w:eastAsia="Arial Narrow" w:hAnsi="Arial Narrow" w:cs="Arial Narrow"/>
-          <w:color w:val="000000"/>
-          <w:kern w:val="0"/>
-          <w:lang w:eastAsia="es-PE"/>
-          <w14:ligatures w14:val="none"/>
-        </w:rPr>
-        <w:t xml:space="preserve"> de la Ley </w:t>
-      </w:r>
-      <w:r>
-        <w:rPr>
-          <w:rFonts w:ascii="Arial Narrow" w:eastAsia="Times New Roman" w:hAnsi="Arial Narrow" w:cs="Times New Roman"/>
-          <w:kern w:val="0"/>
-          <w:shd w:val="clear" w:color="auto" w:fill="FFFFFF"/>
-          <w:lang w:eastAsia="es-PE"/>
-          <w14:ligatures w14:val="none"/>
-        </w:rPr>
-        <w:t/>
-      </w:r>
-      <w:r>
-        <w:rPr>
-          <w:rFonts w:ascii="Arial Narrow" w:eastAsia="Times New Roman" w:hAnsi="Arial Narrow" w:cs="Times New Roman"/>
-          <w:kern w:val="0"/>
-          <w:shd w:val="clear" w:color="auto" w:fill="FFFFFF"/>
-          <w:lang w:eastAsia="es-PE"/>
-          <w14:ligatures w14:val="none"/>
-        </w:rPr>
-        <w:t xml:space="preserve"> </w:t>
-      </w:r>
-      <w:r>
-        <w:rPr>
-          <w:rFonts w:ascii="Arial Narrow" w:eastAsia="Times New Roman" w:hAnsi="Arial Narrow" w:cs="Times New Roman"/>
-          <w:kern w:val="0"/>
-          <w:shd w:val="clear" w:color="auto" w:fill="FFFFFF"/>
-          <w:lang w:eastAsia="es-PE"/>
-          <w14:ligatures w14:val="none"/>
-        </w:rPr>
-        <w:t>29571</w:t>
-      </w:r>
-      <w:r>
-        <w:rPr>
-          <w:rFonts w:ascii="Arial Narrow" w:eastAsia="Arial Narrow" w:hAnsi="Arial Narrow" w:cs="Arial Narrow"/>
-          <w:color w:val="000000"/>
-          <w:kern w:val="0"/>
-          <w:lang w:eastAsia="es-PE"/>
-          <w14:ligatures w14:val="none"/>
-        </w:rPr>
-        <w:t>, Código de Protección y Defensa del Consumidor</w:t>
-      </w:r>
-      <w:r>
-        <w:rPr>
-          <w:rStyle w:val="Refdenotaalpie"/>
-          <w:rFonts w:ascii="Arial Narrow" w:eastAsia="Arial Narrow" w:hAnsi="Arial Narrow" w:cs="Times New Roman"/>
-          <w:color w:val="000000"/>
-          <w:kern w:val="0"/>
-          <w:vertAlign w:val="superscript"/>
-          <w:lang w:eastAsia="es-PE"/>
-          <w14:ligatures w14:val="none"/>
-        </w:rPr>
-        <w:footnoteReference w:id="9"/>
-      </w:r>
-      <w:r>
-        <w:rPr>
-          <w:rFonts w:ascii="Arial Narrow" w:eastAsia="Arial Narrow" w:hAnsi="Arial Narrow" w:cs="Arial Narrow"/>
-          <w:color w:val="000000"/>
-          <w:kern w:val="0"/>
-          <w:lang w:eastAsia="es-PE"/>
-          <w14:ligatures w14:val="none"/>
-        </w:rPr>
-        <w:t xml:space="preserve">, faculta a la Comisión a calificar las infracciones de la referida norma como leves, graves o </w:t>
-      </w:r>
-      <w:r>
-        <w:rPr>
-          <w:rFonts w:ascii="Arial Narrow" w:eastAsia="Arial Narrow" w:hAnsi="Arial Narrow" w:cs="Arial Narrow"/>
-          <w:color w:val="000000"/>
-          <w:kern w:val="0"/>
-          <w:lang w:eastAsia="es-PE"/>
-          <w14:ligatures w14:val="none"/>
-        </w:rPr>
-        <w:lastRenderedPageBreak/>
-        <w:t>muy graves e imponer sanciones que van desde una amonestación hasta una multa por un máximo de 450 Unidades Impositivas Tributarias, sin perjuicio de las medidas correctivas, reparadoras y complementarias, que puedan ordenarse de acuerdo a lo estipulado en los artículos 114</w:t>
-      </w:r>
-      <w:r>
-        <w:rPr>
-          <w:rFonts w:ascii="Arial Narrow" w:eastAsia="Times New Roman" w:hAnsi="Arial Narrow" w:cs="Segoe UI"/>
-          <w:color w:val="000000"/>
-          <w:kern w:val="0"/>
-          <w:lang w:eastAsia="es-PE"/>
-          <w14:ligatures w14:val="none"/>
-        </w:rPr>
-        <w:t/>
-      </w:r>
-      <w:r>
-        <w:rPr>
-          <w:rFonts w:ascii="Arial Narrow" w:eastAsia="Arial Narrow" w:hAnsi="Arial Narrow" w:cs="Arial Narrow"/>
-          <w:color w:val="000000"/>
-          <w:kern w:val="0"/>
-          <w:lang w:eastAsia="es-PE"/>
-          <w14:ligatures w14:val="none"/>
-        </w:rPr>
-        <w:t>, 115</w:t>
-      </w:r>
-      <w:r>
-        <w:rPr>
-          <w:rFonts w:ascii="Arial Narrow" w:eastAsia="Times New Roman" w:hAnsi="Arial Narrow" w:cs="Segoe UI"/>
-          <w:color w:val="000000"/>
-          <w:kern w:val="0"/>
-          <w:lang w:eastAsia="es-PE"/>
-          <w14:ligatures w14:val="none"/>
-        </w:rPr>
-        <w:t/>
-      </w:r>
-      <w:r>
-        <w:rPr>
-          <w:rFonts w:ascii="Arial Narrow" w:eastAsia="Arial Narrow" w:hAnsi="Arial Narrow" w:cs="Arial Narrow"/>
-          <w:color w:val="000000"/>
-          <w:kern w:val="0"/>
-          <w:lang w:eastAsia="es-PE"/>
-          <w14:ligatures w14:val="none"/>
-        </w:rPr>
-        <w:t xml:space="preserve"> y 116</w:t>
-      </w:r>
-      <w:r>
-        <w:rPr>
-          <w:rFonts w:ascii="Arial Narrow" w:eastAsia="Times New Roman" w:hAnsi="Arial Narrow" w:cs="Segoe UI"/>
-          <w:color w:val="000000"/>
-          <w:kern w:val="0"/>
-          <w:lang w:eastAsia="es-PE"/>
-          <w14:ligatures w14:val="none"/>
-        </w:rPr>
-        <w:t/>
-      </w:r>
-      <w:r>
-        <w:rPr>
-          <w:rFonts w:ascii="Arial Narrow" w:eastAsia="Arial Narrow" w:hAnsi="Arial Narrow" w:cs="Arial Narrow"/>
-          <w:color w:val="000000"/>
-          <w:kern w:val="0"/>
-          <w:lang w:eastAsia="es-PE"/>
-          <w14:ligatures w14:val="none"/>
-        </w:rPr>
-        <w:t xml:space="preserve"> de la referida norma</w:t>
-      </w:r>
-      <w:r>
-        <w:rPr>
-          <w:rStyle w:val="Refdenotaalpie"/>
-          <w:rFonts w:ascii="Arial Narrow" w:eastAsia="Arial Narrow" w:hAnsi="Arial Narrow" w:cs="Times New Roman"/>
-          <w:color w:val="000000"/>
-          <w:kern w:val="0"/>
-          <w:vertAlign w:val="superscript"/>
-          <w:lang w:eastAsia="es-PE"/>
-          <w14:ligatures w14:val="none"/>
-        </w:rPr>
-        <w:footnoteReference w:id="10"/>
-      </w:r>
-      <w:r>
-        <w:rPr>
-          <w:rFonts w:ascii="Arial Narrow" w:eastAsia="Arial Narrow" w:hAnsi="Arial Narrow" w:cs="Arial Narrow"/>
-          <w:color w:val="000000"/>
-          <w:kern w:val="0"/>
-          <w:lang w:eastAsia="es-PE"/>
-          <w14:ligatures w14:val="none"/>
-        </w:rPr>
-        <w:t xml:space="preserve">. </w:t>
-      </w:r>
-      <w:bookmarkEnd w:id="29"/>
-      <w:r>
-        <w:rPr>
-          <w:rFonts w:ascii="Arial Narrow" w:eastAsia="Arial Narrow" w:hAnsi="Arial Narrow" w:cs="Arial Narrow"/>
-          <w:color w:val="000000"/>
-          <w:kern w:val="0"/>
-          <w:lang w:eastAsia="es-PE"/>
-          <w14:ligatures w14:val="none"/>
-        </w:rPr>
-        <w:lastRenderedPageBreak/>
-        <w:t>Asimismo, se consideran circunstancias atenuantes para la graduación de la sanción, el allanamiento de la denuncia o el reconocimiento de las pretensiones en ella contenidas, de acuerdo con el artículo 112</w:t>
-      </w:r>
-      <w:r>
-        <w:rPr>
-          <w:rFonts w:ascii="Arial Narrow" w:eastAsia="Times New Roman" w:hAnsi="Arial Narrow" w:cs="Segoe UI"/>
-          <w:color w:val="000000"/>
-          <w:kern w:val="0"/>
-          <w:lang w:eastAsia="es-PE"/>
-          <w14:ligatures w14:val="none"/>
-        </w:rPr>
-        <w:t/>
-      </w:r>
-      <w:r>
-        <w:rPr>
-          <w:rFonts w:ascii="Arial Narrow" w:eastAsia="Arial Narrow" w:hAnsi="Arial Narrow" w:cs="Arial Narrow"/>
-          <w:color w:val="000000"/>
-          <w:kern w:val="0"/>
-          <w:lang w:eastAsia="es-PE"/>
-          <w14:ligatures w14:val="none"/>
-        </w:rPr>
-        <w:t xml:space="preserve"> del Código</w:t>
-      </w:r>
-      <w:r>
-        <w:rPr>
-          <w:rStyle w:val="Refdenotaalpie"/>
-          <w:rFonts w:ascii="Arial Narrow" w:eastAsia="Arial Narrow" w:hAnsi="Arial Narrow" w:cs="Times New Roman"/>
-          <w:color w:val="000000"/>
-          <w:kern w:val="0"/>
-          <w:vertAlign w:val="superscript"/>
-          <w:lang w:eastAsia="es-PE"/>
-          <w14:ligatures w14:val="none"/>
-        </w:rPr>
-        <w:footnoteReference w:id="11"/>
-      </w:r>
-      <w:r>
-        <w:rPr>
-          <w:rFonts w:ascii="Arial Narrow" w:eastAsia="Arial Narrow" w:hAnsi="Arial Narrow" w:cs="Arial Narrow"/>
-          <w:color w:val="000000"/>
-          <w:kern w:val="0"/>
-          <w:lang w:eastAsia="es-PE"/>
-          <w14:ligatures w14:val="none"/>
-        </w:rPr>
-        <w:t>.</w:t>
-      </w:r>
-    </w:p>
-    <w:p>
-      <w:pPr>
-        <w:shd w:val="clear" w:color="auto" w:fill="FFFFFF"/>
-        <w:spacing w:after="0" w:line="240" w:lineRule="auto"/>
-        <w:jc w:val="both"/>
-        <w:rPr>
-          <w:rFonts w:ascii="Arial Narrow" w:eastAsia="Arial Narrow" w:hAnsi="Arial Narrow" w:cs="Arial Narrow"/>
-          <w:b/>
-          <w:color w:val="000000"/>
-          <w:kern w:val="0"/>
-          <w:lang w:eastAsia="es-PE"/>
-          <w14:ligatures w14:val="none"/>
-        </w:rPr>
-      </w:pPr>
-    </w:p>
-    <w:p>
-      <w:pPr>
-        <w:shd w:val="clear" w:color="auto" w:fill="FFFFFF"/>
-        <w:spacing w:after="0" w:line="240" w:lineRule="auto"/>
-        <w:jc w:val="both"/>
-        <w:rPr>
-          <w:rFonts w:ascii="Arial Narrow" w:eastAsia="Arial Narrow" w:hAnsi="Arial Narrow" w:cs="Arial Narrow"/>
-          <w:color w:val="000000"/>
-          <w:kern w:val="0"/>
-          <w:lang w:eastAsia="es-PE"/>
-          <w14:ligatures w14:val="none"/>
-        </w:rPr>
-      </w:pPr>
-      <w:r>
-        <w:rPr>
-          <w:rFonts w:ascii="Arial Narrow" w:eastAsia="Arial Narrow" w:hAnsi="Arial Narrow" w:cs="Arial Narrow"/>
-          <w:b/>
-          <w:color w:val="000000"/>
-          <w:kern w:val="0"/>
-          <w:lang w:eastAsia="es-PE"/>
-          <w14:ligatures w14:val="none"/>
-        </w:rPr>
-        <w:t>SÉTIMO:</w:t>
-      </w:r>
-      <w:r>
-        <w:rPr>
-          <w:rFonts w:ascii="Arial Narrow" w:eastAsia="Arial Narrow" w:hAnsi="Arial Narrow" w:cs="Arial Narrow"/>
-          <w:color w:val="000000"/>
-          <w:kern w:val="0"/>
-          <w:lang w:eastAsia="es-PE"/>
-          <w14:ligatures w14:val="none"/>
-        </w:rPr>
-        <w:t xml:space="preserve"> informar a las partes que conforme a lo establecido en el artículo 39</w:t>
-      </w:r>
-      <w:r>
-        <w:rPr>
-          <w:rFonts w:ascii="Arial Narrow" w:eastAsia="Times New Roman" w:hAnsi="Arial Narrow" w:cs="Segoe UI"/>
-          <w:color w:val="000000"/>
-          <w:kern w:val="0"/>
-          <w:lang w:eastAsia="es-PE"/>
-          <w14:ligatures w14:val="none"/>
-        </w:rPr>
-        <w:t/>
-      </w:r>
-      <w:r>
-        <w:rPr>
-          <w:rFonts w:ascii="Arial Narrow" w:eastAsia="Arial Narrow" w:hAnsi="Arial Narrow" w:cs="Arial Narrow"/>
-          <w:color w:val="000000"/>
-          <w:kern w:val="0"/>
-          <w:lang w:eastAsia="es-PE"/>
-          <w14:ligatures w14:val="none"/>
-        </w:rPr>
-        <w:t xml:space="preserve"> de la Ley sobre Facultades, Normas y Organización del Indecopi, aprobada por Decreto Legislativo 807, los gastos por los peritajes realizados, actuación de pruebas, inspecciones y otros derivados de la tramitación del proceso serán de cargo de la parte que solicita la prueba, salvo pacto en contrario. En todos los casos, la resolución final determinará si los gastos deben ser asumidos por alguna de las partes, o reembolsados a la otra parte o al Indecopi, según sea el caso, de manera adicional a la sanción que haya podido imponerse. </w:t>
-      </w:r>
-    </w:p>
-    <w:p>
-      <w:pPr>
-        <w:shd w:val="clear" w:color="auto" w:fill="FFFFFF"/>
-        <w:spacing w:after="0" w:line="240" w:lineRule="auto"/>
-        <w:jc w:val="both"/>
-        <w:rPr>
-          <w:rFonts w:ascii="Arial Narrow" w:eastAsia="Arial Narrow" w:hAnsi="Arial Narrow" w:cs="Arial Narrow"/>
-          <w:color w:val="000000"/>
-          <w:kern w:val="0"/>
-          <w:lang w:eastAsia="es-PE"/>
-          <w14:ligatures w14:val="none"/>
-        </w:rPr>
-      </w:pPr>
-    </w:p>
-    <w:p>
-      <w:pPr>
-        <w:suppressAutoHyphens/>
-        <w:spacing w:after="0" w:line="240" w:lineRule="auto"/>
-        <w:jc w:val="both"/>
-        <w:rPr>
-          <w:rFonts w:ascii="Arial Narrow" w:eastAsia="Calibri" w:hAnsi="Arial Narrow" w:cs="Arial"/>
-          <w:kern w:val="0"/>
-          <w:u w:val="single"/>
-          <w14:ligatures w14:val="none"/>
-        </w:rPr>
-      </w:pPr>
-      <w:r>
-        <w:rPr>
-          <w:rFonts w:ascii="Arial Narrow" w:eastAsia="Calibri" w:hAnsi="Arial Narrow" w:cs="Arial"/>
-          <w:b/>
-          <w:bCs/>
-          <w:kern w:val="0"/>
-          <w14:ligatures w14:val="none"/>
-        </w:rPr>
-        <w:t>OCTAVO</w:t>
-      </w:r>
-      <w:r>
-        <w:rPr>
-          <w:rFonts w:ascii="Arial Narrow" w:eastAsia="Calibri" w:hAnsi="Arial Narrow" w:cs="Arial"/>
-          <w:b/>
-          <w:kern w:val="0"/>
-          <w14:ligatures w14:val="none"/>
-        </w:rPr>
-        <w:t>:</w:t>
-      </w:r>
-      <w:r>
-        <w:rPr>
-          <w:rFonts w:ascii="Arial Narrow" w:eastAsia="Calibri" w:hAnsi="Arial Narrow" w:cs="Arial"/>
-          <w:kern w:val="0"/>
-          <w14:ligatures w14:val="none"/>
-        </w:rPr>
-        <w:t xml:space="preserve"> comunicar a las partes que, de acuerdo a lo señalado por el artículo 29</w:t>
-      </w:r>
-      <w:r>
-        <w:rPr>
-          <w:rFonts w:ascii="Arial Narrow" w:eastAsia="Times New Roman" w:hAnsi="Arial Narrow" w:cs="Segoe UI"/>
-          <w:color w:val="000000"/>
-          <w:kern w:val="0"/>
-          <w:lang w:eastAsia="es-PE"/>
-          <w14:ligatures w14:val="none"/>
-        </w:rPr>
-        <w:t/>
-      </w:r>
-      <w:r>
-        <w:rPr>
-          <w:rFonts w:ascii="Arial Narrow" w:eastAsia="Calibri" w:hAnsi="Arial Narrow" w:cs="Arial"/>
-          <w:kern w:val="0"/>
-          <w14:ligatures w14:val="none"/>
-        </w:rPr>
-        <w:t xml:space="preserve"> del Decreto Legislativo 807</w:t>
-      </w:r>
-      <w:r>
-        <w:rPr>
-          <w:rStyle w:val="Refdenotaalpie"/>
-          <w:rFonts w:ascii="Arial Narrow" w:eastAsia="Calibri" w:hAnsi="Arial Narrow" w:cs="Arial"/>
-          <w:kern w:val="0"/>
-          <w:vertAlign w:val="superscript"/>
-          <w14:ligatures w14:val="none"/>
-        </w:rPr>
-        <w:footnoteReference w:id="12"/>
-      </w:r>
-      <w:r>
-        <w:rPr>
-          <w:rFonts w:ascii="Arial Narrow" w:eastAsia="Calibri" w:hAnsi="Arial Narrow" w:cs="Arial"/>
-          <w:kern w:val="0"/>
-          <w14:ligatures w14:val="none"/>
-        </w:rPr>
-        <w:t xml:space="preserve">, hasta antes de la emisión de la Resolución Final tienen la posibilidad de solicitar una audiencia de conciliación. En caso deleguen a favor de una tercera persona su actuación en la diligencia programada, esta deberá presentar un poder especial con firma legalizada ante Notario Público, donde conste </w:t>
-      </w:r>
-      <w:r>
-        <w:rPr>
-          <w:rFonts w:ascii="Arial Narrow" w:eastAsia="Calibri" w:hAnsi="Arial Narrow" w:cs="Arial"/>
-          <w:kern w:val="0"/>
-          <w:u w:val="single"/>
-          <w14:ligatures w14:val="none"/>
-        </w:rPr>
-        <w:t>expresamente su facultad para asistir y conciliar en su representación</w:t>
-      </w:r>
-      <w:r>
-        <w:rPr>
-          <w:rFonts w:ascii="Arial Narrow" w:eastAsia="Calibri" w:hAnsi="Arial Narrow" w:cs="Arial"/>
-          <w:bCs/>
-          <w:kern w:val="0"/>
-          <w14:ligatures w14:val="none"/>
-        </w:rPr>
-        <w:t>.</w:t>
-      </w:r>
-      <w:r>
-        <w:rPr>
-          <w:rFonts w:ascii="Arial Narrow" w:eastAsia="Calibri" w:hAnsi="Arial Narrow" w:cs="Arial"/>
-          <w:b/>
-          <w:bCs/>
-          <w:kern w:val="0"/>
-          <w14:ligatures w14:val="none"/>
-        </w:rPr>
-        <w:t xml:space="preserve"> </w:t>
-      </w:r>
-      <w:r>
-        <w:rPr>
-          <w:rFonts w:ascii="Arial Narrow" w:eastAsia="Calibri" w:hAnsi="Arial Narrow" w:cs="Arial"/>
-          <w:kern w:val="0"/>
-          <w:u w:val="single"/>
-          <w14:ligatures w14:val="none"/>
-        </w:rPr>
-        <w:t xml:space="preserve">Ello bajo apercibimiento de no realizar la audiencia de conciliación y levantar el acta de inasistencia correspondiente. </w:t>
-      </w:r>
-    </w:p>
-    <w:p>
-      <w:pPr>
-        <w:suppressAutoHyphens/>
-        <w:spacing w:after="0" w:line="240" w:lineRule="auto"/>
-        <w:jc w:val="both"/>
-        <w:rPr>
-          <w:rFonts w:ascii="Arial Narrow" w:eastAsia="Calibri" w:hAnsi="Arial Narrow" w:cs="Arial"/>
-          <w:kern w:val="0"/>
-          <w:u w:val="single"/>
-          <w14:ligatures w14:val="none"/>
-        </w:rPr>
-      </w:pPr>
-    </w:p>
-    <w:p>
-      <w:pPr>
-        <w:suppressAutoHyphens/>
-        <w:spacing w:after="0" w:line="240" w:lineRule="auto"/>
-        <w:jc w:val="both"/>
-        <w:rPr>
-          <w:rFonts w:ascii="Arial Narrow" w:eastAsia="Times New Roman" w:hAnsi="Arial Narrow" w:cs="Times New Roman"/>
-          <w:color w:val="000000"/>
-          <w:kern w:val="0"/>
-          <w:lang w:eastAsia="es-PE"/>
-          <w14:ligatures w14:val="none"/>
-        </w:rPr>
-      </w:pPr>
-      <w:r>
-        <w:rPr>
-          <w:rFonts w:ascii="Arial Narrow" w:eastAsia="Times New Roman" w:hAnsi="Arial Narrow" w:cs="Times New Roman"/>
-          <w:b/>
-          <w:color w:val="000000"/>
-          <w:kern w:val="0"/>
-          <w:lang w:eastAsia="es-PE"/>
-          <w14:ligatures w14:val="none"/>
-        </w:rPr>
-        <w:t>NOVENO:</w:t>
-      </w:r>
-      <w:r>
-        <w:rPr>
-          <w:rFonts w:ascii="Arial Narrow" w:eastAsia="Times New Roman" w:hAnsi="Arial Narrow" w:cs="Times New Roman"/>
-          <w:color w:val="000000"/>
-          <w:kern w:val="0"/>
-          <w:lang w:eastAsia="es-PE"/>
-          <w14:ligatures w14:val="none"/>
-        </w:rPr>
-        <w:t xml:space="preserve"> poner en conocimiento de las partes que, antes de la emisión de la Resolución Final, tienen la posibilidad de formular su desistimiento o presentar el acuerdo arribado mediante la conciliación, mediación, transacción o cualquier otro que, de forma indubitable, deje constancia que se ha solucionado la controversia materia de denuncia.</w:t>
-      </w:r>
-      <w:bookmarkStart w:id="30" w:name="h.gjdgxs" w:colFirst="0" w:colLast="0"/>
-      <w:bookmarkEnd w:id="30"/>
-    </w:p>
-    <w:p>
-      <w:pPr>
-        <w:suppressAutoHyphens/>
-        <w:spacing w:after="0" w:line="240" w:lineRule="auto"/>
-        <w:jc w:val="both"/>
-        <w:rPr>
-          <w:rFonts w:ascii="Arial Narrow" w:eastAsia="Times New Roman" w:hAnsi="Arial Narrow" w:cs="Times New Roman"/>
-          <w:color w:val="000000"/>
-          <w:kern w:val="0"/>
-          <w:lang w:eastAsia="es-PE"/>
-          <w14:ligatures w14:val="none"/>
-        </w:rPr>
-      </w:pPr>
-    </w:p>
-    <w:p>
-      <w:pPr>
-        <w:suppressAutoHyphens/>
-        <w:spacing w:after="0" w:line="240" w:lineRule="auto"/>
-        <w:jc w:val="both"/>
-        <w:rPr>
-          <w:rFonts w:ascii="Arial Narrow" w:hAnsi="Arial Narrow" w:cs="Arial"/>
-        </w:rPr>
-      </w:pPr>
-      <w:r>
-        <w:rPr>
-          <w:rFonts w:ascii="Arial Narrow" w:eastAsia="Arial Narrow" w:hAnsi="Arial Narrow" w:cs="Arial Narrow"/>
-          <w:b/>
-          <w:bCs/>
-        </w:rPr>
-        <w:t xml:space="preserve">DÉCIMO: requerir a los señores [APELLIDO] [APELLIDO] y [APELLIDO] [APELLIDO] y a Corredores de Seguros Falabella S.A.C. para que, dentro del plazo de dos (2) días hábiles siguientes a la fecha en que reciban la notificación en sus bandejas de correo electrónico, efectúen la confirmación de recepción de la notificación remitida por este despacho a sus correos electrónicos, de conformidad con el segundo párrafo del numeral 4 del artículo 20 del Texto Único Ordenado de la Ley del Procedimiento Administrativo General, aprobado mediante Decreto Supremo 006-2026-JUS, bajo apercibimiento de rehacer el acto de notificación y notificarles conforme al numeral 1 del artículo 20 del citado cuerpo normativo.</w:t>
-      </w:r>
-      <w:r>
-        <w:rPr>
-          <w:rFonts w:ascii="Arial Narrow" w:hAnsi="Arial Narrow" w:cs="Arial"/>
-          <w:b/>
-          <w:spacing w:val="-3"/>
-          <w:kern w:val="0"/>
-          <w14:ligatures w14:val="none"/>
-        </w:rPr>
-        <w:t/>
+          <ns2:ligatures ns2:val="none"/>
+        </w:rPr>
+        <w:t xml:space="preserve"/>
       </w:r>
       <w:r>
         <w:rPr>
@@ -5444,7 +5342,7 @@
           <w:bCs/>
           <w:spacing w:val="-3"/>
           <w:kern w:val="0"/>
-          <w14:ligatures w14:val="none"/>
+          <ns2:ligatures ns2:val="none"/>
         </w:rPr>
         <w:t xml:space="preserve"/>
       </w:r>
@@ -5454,28 +5352,18 @@
           <w:bCs/>
           <w:spacing w:val="-3"/>
           <w:kern w:val="0"/>
-          <w14:ligatures w14:val="none"/>
+          <ns2:ligatures ns2:val="none"/>
         </w:rPr>
         <w:t xml:space="preserve"/>
       </w:r>
       <w:r>
         <w:rPr>
-          <w:rFonts w:ascii="Arial Narrow" w:hAnsi="Arial Narrow" w:cs="Arial"/>
-          <w:bCs/>
-          <w:spacing w:val="-3"/>
-          <w:kern w:val="0"/>
-          <w14:ligatures w14:val="none"/>
-        </w:rPr>
-        <w:t xml:space="preserve"/>
-      </w:r>
-      <w:r>
-        <w:rPr>
           <w:rFonts w:ascii="Arial Narrow" w:eastAsia="Times New Roman" w:hAnsi="Arial Narrow" w:cs="Times New Roman"/>
           <w:color w:val="000000"/>
           <w:kern w:val="0"/>
           <w:shd w:val="clear" w:color="auto" w:fill="FFFFFF"/>
           <w:lang w:eastAsia="es-PE"/>
-          <w14:ligatures w14:val="none"/>
+          <ns2:ligatures ns2:val="none"/>
         </w:rPr>
         <w:t xml:space="preserve"/>
       </w:r>
@@ -5598,7 +5486,7 @@
           <w:color w:val="000000"/>
           <w:kern w:val="0"/>
           <w:lang w:eastAsia="es-PE"/>
-          <w14:ligatures w14:val="none"/>
+          <ns2:ligatures ns2:val="none"/>
         </w:rPr>
         <w:t/>
       </w:r>
@@ -5629,7 +5517,7 @@
           <w:color w:val="000000"/>
           <w:kern w:val="0"/>
           <w:lang w:eastAsia="es-PE"/>
-          <w14:ligatures w14:val="none"/>
+          <ns2:ligatures ns2:val="none"/>
         </w:rPr>
         <w:t/>
       </w:r>
@@ -5657,7 +5545,7 @@
       <w:bookmarkStart w:id="31" w:name="_Hlk198890962"/>
     </w:p>
     <w:bookmarkEnd w:id="31"/>
-    <w:p>
+    <w:p ns2:paraId="23716787" ns2:textId="77777777">
       <w:pPr>
         <w:suppressAutoHyphens/>
         <w:spacing w:after="0" w:line="240" w:lineRule="auto"/>
@@ -5668,7 +5556,7 @@
       </w:pPr>
     </w:p>
     <w:bookmarkEnd w:id="0"/>
-    <w:p>
+    <w:p ns2:paraId="2E71D930" ns2:textId="77777777">
       <w:pPr>
         <w:spacing w:after="0" w:line="240" w:lineRule="auto"/>
         <w:jc w:val="both"/>
@@ -5678,11 +5566,11 @@
           <w:color w:val="000000"/>
           <w:kern w:val="0"/>
           <w:lang w:val="es-ES" w:eastAsia="es-PE"/>
-          <w14:ligatures w14:val="none"/>
-        </w:rPr>
-      </w:pPr>
-    </w:p>
-    <w:p>
+          <ns2:ligatures ns2:val="none"/>
+        </w:rPr>
+      </w:pPr>
+    </w:p>
+    <w:p ns2:paraId="03CAC917" ns2:textId="77777777">
       <w:pPr>
         <w:shd w:val="clear" w:color="auto" w:fill="FFFFFF"/>
         <w:spacing w:after="0" w:line="240" w:lineRule="auto"/>
@@ -5713,7 +5601,7 @@
         <w:t xml:space="preserve">mente por </w:t>
       </w:r>
     </w:p>
-    <w:p>
+    <w:p ns2:paraId="03DB3952" ns2:textId="77777777">
       <w:pPr>
         <w:shd w:val="clear" w:color="auto" w:fill="FFFFFF"/>
         <w:spacing w:after="0" w:line="240" w:lineRule="auto"/>
@@ -5735,7 +5623,7 @@
         <w:t xml:space="preserve">MARÍA GRACIELA REJAS JIMÉNEZ </w:t>
       </w:r>
     </w:p>
-    <w:p>
+    <w:p ns2:paraId="23E2B395" ns2:textId="77777777">
       <w:pPr>
         <w:shd w:val="clear" w:color="auto" w:fill="FFFFFF"/>
         <w:spacing w:after="0" w:line="240" w:lineRule="auto"/>
@@ -5757,7 +5645,7 @@
         <w:t>Secretaria Técnica (e)</w:t>
       </w:r>
     </w:p>
-    <w:p>
+    <w:p ns2:paraId="13657175" ns2:textId="113B1D60">
       <w:pPr>
         <w:shd w:val="clear" w:color="auto" w:fill="FFFFFF"/>
         <w:spacing w:after="0" w:line="240" w:lineRule="auto"/>
@@ -5779,7 +5667,7 @@
         <w:t>Comisión de Protección al Consumidor 1</w:t>
       </w:r>
     </w:p>
-    <w:p>
+    <w:p ns2:paraId="35BE4E13" ns2:textId="77777777">
       <w:pPr>
         <w:spacing w:after="0" w:line="240" w:lineRule="auto"/>
         <w:rPr>
@@ -5796,7 +5684,7 @@
         <w:t>LGP/JCQ</w:t>
       </w:r>
     </w:p>
-    <w:p>
+    <w:p ns2:paraId="4423ADE9" ns2:textId="77777777">
       <w:pPr>
         <w:spacing w:line="240" w:lineRule="auto"/>
         <w:rPr>
@@ -5804,18 +5692,18 @@
         </w:rPr>
       </w:pPr>
     </w:p>
-    <w:p>
+    <w:p ns2:paraId="74AAB5F4" ns2:textId="77777777">
       <w:pPr>
         <w:spacing w:line="240" w:lineRule="auto"/>
       </w:pPr>
     </w:p>
     <w:sectPr>
-      <w:headerReference w:type="even" r:id="rId8"/>
-      <w:headerReference w:type="default" r:id="rId9"/>
-      <w:footerReference w:type="even" r:id="rId10"/>
-      <w:footerReference w:type="default" r:id="rId11"/>
-      <w:headerReference w:type="first" r:id="rId12"/>
-      <w:footerReference w:type="first" r:id="rId13"/>
+      <w:headerReference w:type="even" ns3:id="rId8"/>
+      <w:headerReference w:type="default" ns3:id="rId9"/>
+      <w:footerReference w:type="even" ns3:id="rId10"/>
+      <w:footerReference w:type="default" ns3:id="rId11"/>
+      <w:headerReference w:type="first" ns3:id="rId12"/>
+      <w:footerReference w:type="first" ns3:id="rId13"/>
       <w:pgSz w:w="11906" w:h="16838"/>
       <w:pgMar w:top="1417" w:right="1701" w:bottom="1417" w:left="1701" w:header="708" w:footer="708" w:gutter="0"/>
       <w:cols w:space="708"/>

--- a/plantillas_maestras/02_seguro_vida/anulacion_indebida/2_ddos_banco_y_aseguradora/varon/TPL_1288_2026_SEGURO_VIDA_ANULACION_INDEBIDA_BANCO_VARON_R2.docx
+++ b/plantillas_maestras/02_seguro_vida/anulacion_indebida/2_ddos_banco_y_aseguradora/varon/TPL_1288_2026_SEGURO_VIDA_ANULACION_INDEBIDA_BANCO_VARON_R2.docx
@@ -4615,7 +4615,7 @@
           <w:sz w:val="20"/>
           <w:szCs w:val="20"/>
         </w:rPr>
-        <w:t xml:space="preserve">correr traslado de la presente resolución a Corredores de Seguros Falabella S.A.C para que, de conformidad con lo dispuesto por el artículo 26° de la Ley sobre Facultades, Normas y Organización del Indecopi, aprobado por Decreto Legislativo N° 8079, presenten sus descargos sobre la imputación de cargos realizada en un plazo no mayor a cinco (5) días hábiles contado a partir del día siguiente de la notificación de la presente resolución, vencido el cual, el Secretario Técnico declarará en rebeldía a los denunciados que no lo hubieran presentado. Debe precisarse que de conformidad con lo establecido por el artículo 223° del Texto Único Ordenado de la Ley N° 27444, Ley del Procedimiento Administrativo General, las alegaciones y los hechos relevantes de la reclamación, salvo que hayan sido específicamente negadas en la contestación, se tendrán por aceptadas o meritadas como ciertas.</w:t>
+        <w:t xml:space="preserve">correr traslado de la presente resolución a Corredores de Seguros Falabella S.A.C. para que, de conformidad con lo dispuesto por el artículo 26 de la Ley sobre Facultades, Normas y Organización del Indecopi, aprobada por Decreto Legislativo 807, presente sus descargos sobre la imputación de cargos realizada en un plazo no mayor a cinco (5) días hábiles contado a partir del día siguiente de la notificación de la presente resolución, vencido el cual, el Secretario Técnico declarará en rebeldía al denunciado que no lo hubiera presentado. Debe precisarse que de conformidad con lo establecido por el artículo 223 del Texto Único Ordenado de la Ley 27444, Ley del Procedimiento Administrativo General, las alegaciones y los hechos relevantes de la reclamación, salvo que hayan sido específicamente negadas en la contestación, se tendrán por aceptadas o merituadas como ciertas.</w:t>
       </w:r>
     </w:p>
     <w:p ns2:paraId="228F876C" ns2:textId="77777777">
@@ -5620,7 +5620,7 @@
           <w:color w:val="000000"/>
           <w:lang w:eastAsia="es-PE"/>
         </w:rPr>
-        <w:t xml:space="preserve">MARÍA GRACIELA REJAS JIMÉNEZ </w:t>
+        <w:t xml:space="preserve">EVELING ROA QUISPE</w:t>
       </w:r>
     </w:p>
     <w:p ns2:paraId="23E2B395" ns2:textId="77777777">
@@ -5642,7 +5642,7 @@
           <w:color w:val="000000"/>
           <w:lang w:eastAsia="es-PE"/>
         </w:rPr>
-        <w:t>Secretaria Técnica (e)</w:t>
+        <w:t xml:space="preserve">Secretaria Técnica</w:t>
       </w:r>
     </w:p>
     <w:p ns2:paraId="13657175" ns2:textId="113B1D60">

--- a/plantillas_maestras/02_seguro_vida/anulacion_indebida/2_ddos_banco_y_aseguradora/varon/TPL_1288_2026_SEGURO_VIDA_ANULACION_INDEBIDA_BANCO_VARON_R2.docx
+++ b/plantillas_maestras/02_seguro_vida/anulacion_indebida/2_ddos_banco_y_aseguradora/varon/TPL_1288_2026_SEGURO_VIDA_ANULACION_INDEBIDA_BANCO_VARON_R2.docx
@@ -503,7 +503,7 @@
           <w:lang w:eastAsia="es-PE"/>
           <ns2:ligatures ns2:val="none"/>
         </w:rPr>
-        <w:t>14</w:t>
+        <w:t xml:space="preserve">14 de mayo de 2026</w:t>
       </w:r>
       <w:r>
         <w:rPr>
@@ -514,7 +514,7 @@
           <w:lang w:eastAsia="es-PE"/>
           <ns2:ligatures ns2:val="none"/>
         </w:rPr>
-        <w:t xml:space="preserve"> de </w:t>
+        <w:t xml:space="preserve"/>
       </w:r>
       <w:r>
         <w:rPr>
@@ -525,7 +525,7 @@
           <w:lang w:eastAsia="es-PE"/>
           <ns2:ligatures ns2:val="none"/>
         </w:rPr>
-        <w:t>mayo</w:t>
+        <w:t xml:space="preserve"/>
       </w:r>
       <w:r>
         <w:rPr>
@@ -536,7 +536,7 @@
           <w:lang w:eastAsia="es-PE"/>
           <ns2:ligatures ns2:val="none"/>
         </w:rPr>
-        <w:t xml:space="preserve"> de 2026</w:t>
+        <w:t xml:space="preserve"/>
       </w:r>
     </w:p>
     <w:p ns2:paraId="66CE1821" ns2:textId="77777777">
@@ -5913,7 +5913,7 @@
           <w:sz w:val="16"/>
           <w:szCs w:val="16"/>
         </w:rPr>
-        <w:t>el 2 de setiembre del 2010 en el Diario Oficial El Peruano, vigente desde el 2 de octubre del 2010 y modificado por Decreto Legislativo 1308.</w:t>
+        <w:t xml:space="preserve">el 2 de setiembre de 2010 en el Diario Oficial El Peruano, vigente desde el 2 de octubre de 2010 y modificado por Decreto Legislativo 1308.</w:t>
       </w:r>
     </w:p>
     <w:p>

--- a/plantillas_maestras/02_seguro_vida/anulacion_indebida/2_ddos_banco_y_aseguradora/varon/TPL_1288_2026_SEGURO_VIDA_ANULACION_INDEBIDA_BANCO_VARON_R2.docx
+++ b/plantillas_maestras/02_seguro_vida/anulacion_indebida/2_ddos_banco_y_aseguradora/varon/TPL_1288_2026_SEGURO_VIDA_ANULACION_INDEBIDA_BANCO_VARON_R2.docx
@@ -1,8 +1,8 @@
 
 <file path=word/document.xml><?xml version="1.0" encoding="utf-8"?>
-<w:document xmlns:ns1="http://schemas.openxmlformats.org/markup-compatibility/2006" xmlns:ns2="http://schemas.microsoft.com/office/word/2010/wordml" xmlns:ns3="http://schemas.openxmlformats.org/officeDocument/2006/relationships" xmlns:w="http://schemas.openxmlformats.org/wordprocessingml/2006/main" ns1:Ignorable="w14 w15 w16se w16cid w16 w16cex w16sdtdh w16sdtfl w16du wp14">
+<w:document xmlns:mc="http://schemas.openxmlformats.org/markup-compatibility/2006" xmlns:r="http://schemas.openxmlformats.org/officeDocument/2006/relationships" xmlns:w="http://schemas.openxmlformats.org/wordprocessingml/2006/main" xmlns:w14="http://schemas.microsoft.com/office/word/2010/wordml" xmlns:w15="http://schemas.microsoft.com/office/word/2012/wordml" xmlns:w16="http://schemas.microsoft.com/office/word/2018/wordml" xmlns:w16cex="http://schemas.microsoft.com/office/word/2018/wordml/cex" xmlns:w16cid="http://schemas.microsoft.com/office/word/2016/wordml/cid" xmlns:w16du="http://schemas.microsoft.com/office/word/2023/wordml/word16du" xmlns:w16sdtdh="http://schemas.microsoft.com/office/word/2020/wordml/sdtdatahash" xmlns:w16se="http://schemas.microsoft.com/office/word/2015/wordml/symex" xmlns:wp14="http://schemas.microsoft.com/office/word/2010/wordprocessingDrawing" mc:Ignorable="w14 w15 w16se w16cid w16 w16cex w16sdtdh w16du wp14">
   <w:body>
-    <w:p ns2:paraId="1B509B2D" ns2:textId="62CAAC39">
+    <w:p>
       <w:pPr>
         <w:tabs>
           <w:tab w:val="left" w:pos="1701"/>
@@ -14,7 +14,7 @@
           <w:color w:val="000000"/>
           <w:kern w:val="0"/>
           <w:lang w:eastAsia="es-PE"/>
-          <ns2:ligatures ns2:val="none"/>
+          <w14:ligatures w14:val="none"/>
         </w:rPr>
       </w:pPr>
       <w:bookmarkStart w:id="0" w:name="_Hlk80343540"/>
@@ -25,7 +25,7 @@
           <w:color w:val="000000"/>
           <w:kern w:val="0"/>
           <w:lang w:eastAsia="es-PE"/>
-          <ns2:ligatures ns2:val="none"/>
+          <w14:ligatures w14:val="none"/>
         </w:rPr>
         <w:t xml:space="preserve">EXPEDIENTE </w:t>
       </w:r>
@@ -36,7 +36,7 @@
           <w:color w:val="000000"/>
           <w:kern w:val="0"/>
           <w:lang w:eastAsia="es-PE"/>
-          <ns2:ligatures ns2:val="none"/>
+          <w14:ligatures w14:val="none"/>
         </w:rPr>
         <w:tab/>
         <w:t>:</w:t>
@@ -48,7 +48,7 @@
           <w:color w:val="000000"/>
           <w:kern w:val="0"/>
           <w:lang w:eastAsia="es-PE"/>
-          <ns2:ligatures ns2:val="none"/>
+          <w14:ligatures w14:val="none"/>
         </w:rPr>
         <w:tab/>
       </w:r>
@@ -61,12 +61,12 @@
           <w:kern w:val="0"/>
           <w:shd w:val="clear" w:color="auto" w:fill="FFFFFF"/>
           <w:lang w:eastAsia="es-PE"/>
-          <ns2:ligatures ns2:val="none"/>
+          <w14:ligatures w14:val="none"/>
         </w:rPr>
         <w:t>1288-2026/CC1</w:t>
       </w:r>
     </w:p>
-    <w:p ns2:paraId="7E5DC22B" ns2:textId="0DE70276">
+    <w:p>
       <w:pPr>
         <w:tabs>
           <w:tab w:val="left" w:pos="1701"/>
@@ -81,100 +81,26 @@
           <w:color w:val="000000"/>
           <w:kern w:val="0"/>
           <w:lang w:eastAsia="es-PE"/>
-          <ns2:ligatures ns2:val="none"/>
-        </w:rPr>
-      </w:pPr>
-      <w:r>
-        <w:rPr>
-          <w:rFonts w:ascii="Arial Narrow" w:eastAsia="Arial Narrow" w:hAnsi="Arial Narrow" w:cs="Arial Narrow"/>
-          <w:b/>
-          <w:color w:val="000000"/>
-          <w:kern w:val="0"/>
-          <w:lang w:eastAsia="es-PE"/>
-          <ns2:ligatures ns2:val="none"/>
-        </w:rPr>
-        <w:t xml:space="preserve">DENUNCIANTE[DENUNCIANTE] (SEÑOR [APELLIDO] [APELLIDO])</w:t>
-      </w:r>
-      <w:r>
-        <w:rPr>
-          <w:rFonts w:ascii="Arial Narrow" w:eastAsia="Arial Narrow" w:hAnsi="Arial Narrow" w:cs="Arial Narrow"/>
-          <w:b/>
-          <w:color w:val="000000"/>
-          <w:kern w:val="0"/>
-          <w:lang w:eastAsia="es-PE"/>
-          <ns2:ligatures ns2:val="none"/>
-        </w:rPr>
-        <w:t/>
-      </w:r>
-      <w:r>
-        <w:rPr>
-          <w:rFonts w:ascii="Arial Narrow" w:eastAsia="Arial Narrow" w:hAnsi="Arial Narrow" w:cs="Arial Narrow"/>
-          <w:b/>
-          <w:color w:val="000000"/>
-          <w:kern w:val="0"/>
-          <w:lang w:eastAsia="es-PE"/>
-          <ns2:ligatures ns2:val="none"/>
-        </w:rPr>
+          <w14:ligatures w14:val="none"/>
+        </w:rPr>
+      </w:pPr>
+      <w:r>
+        <w:rPr>
+          <w:rFonts w:ascii="Arial Narrow" w:eastAsia="Arial Narrow" w:hAnsi="Arial Narrow" w:cs="Arial Narrow"/>
+          <w:b/>
+          <w:color w:val="000000"/>
+          <w:kern w:val="0"/>
+          <w:lang w:eastAsia="es-PE"/>
+          <w14:ligatures w14:val="none"/>
+        </w:rPr>
+        <w:t>DENUNCIANTE</w:t>
         <w:tab/>
-        <w:t/>
-      </w:r>
-      <w:r>
-        <w:rPr>
-          <w:rFonts w:ascii="Arial Narrow" w:eastAsia="Arial Narrow" w:hAnsi="Arial Narrow" w:cs="Arial Narrow"/>
-          <w:b/>
-          <w:color w:val="000000"/>
-          <w:kern w:val="0"/>
-          <w:lang w:eastAsia="es-PE"/>
-          <ns2:ligatures ns2:val="none"/>
-        </w:rPr>
+        <w:t>:</w:t>
         <w:tab/>
-      </w:r>
-      <w:r>
-        <w:rPr>
-          <w:rFonts w:ascii="Arial Narrow" w:eastAsia="Arial Narrow" w:hAnsi="Arial Narrow" w:cs="Arial Narrow"/>
-          <w:b/>
-          <w:color w:val="000000"/>
-          <w:kern w:val="0"/>
-          <w:lang w:eastAsia="es-PE"/>
-          <ns2:ligatures ns2:val="none"/>
-        </w:rPr>
-        <w:t xml:space="preserve"/>
-      </w:r>
-      <w:r>
-        <w:rPr>
-          <w:rFonts w:ascii="Arial Narrow" w:eastAsia="Arial Narrow" w:hAnsi="Arial Narrow" w:cs="Arial Narrow"/>
-          <w:b/>
-          <w:color w:val="000000"/>
-          <w:kern w:val="0"/>
-          <w:lang w:eastAsia="es-PE"/>
-          <ns2:ligatures ns2:val="none"/>
-        </w:rPr>
-        <w:t xml:space="preserve"/>
-      </w:r>
-      <w:r>
-        <w:rPr>
-          <w:rFonts w:ascii="Arial Narrow" w:eastAsia="Arial Narrow" w:hAnsi="Arial Narrow" w:cs="Arial Narrow"/>
-          <w:b/>
-          <w:color w:val="000000"/>
-          <w:kern w:val="0"/>
-          <w:lang w:eastAsia="es-PE"/>
-          <ns2:ligatures ns2:val="none"/>
-        </w:rPr>
-        <w:t/>
-      </w:r>
-      <w:r>
-        <w:rPr>
-          <w:rFonts w:ascii="Arial Narrow" w:eastAsia="Arial Narrow" w:hAnsi="Arial Narrow" w:cs="Arial Narrow"/>
-          <w:b/>
-          <w:color w:val="000000"/>
-          <w:kern w:val="0"/>
-          <w:lang w:eastAsia="es-PE"/>
-          <ns2:ligatures ns2:val="none"/>
-        </w:rPr>
-        <w:t/>
-      </w:r>
-    </w:p>
-    <w:p ns2:paraId="2153DA0E" ns2:textId="20391DEF">
+        <w:t xml:space="preserve">[DENUNCIANTE] (SEÑOR [APELLIDO] [APELLIDO])</w:t>
+      </w:r>
+    </w:p>
+    <w:p>
       <w:pPr>
         <w:tabs>
           <w:tab w:val="left" w:pos="1701"/>
@@ -189,17 +115,17 @@
           <w:color w:val="000000"/>
           <w:kern w:val="0"/>
           <w:lang w:eastAsia="es-PE"/>
-          <ns2:ligatures ns2:val="none"/>
-        </w:rPr>
-      </w:pPr>
-      <w:r>
-        <w:rPr>
-          <w:rFonts w:ascii="Arial Narrow" w:eastAsia="Arial Narrow" w:hAnsi="Arial Narrow" w:cs="Arial Narrow"/>
-          <w:b/>
-          <w:color w:val="000000"/>
-          <w:kern w:val="0"/>
-          <w:lang w:eastAsia="es-PE"/>
-          <ns2:ligatures ns2:val="none"/>
+          <w14:ligatures w14:val="none"/>
+        </w:rPr>
+      </w:pPr>
+      <w:r>
+        <w:rPr>
+          <w:rFonts w:ascii="Arial Narrow" w:eastAsia="Arial Narrow" w:hAnsi="Arial Narrow" w:cs="Arial Narrow"/>
+          <w:b/>
+          <w:color w:val="000000"/>
+          <w:kern w:val="0"/>
+          <w:lang w:eastAsia="es-PE"/>
+          <w14:ligatures w14:val="none"/>
         </w:rPr>
         <w:tab/>
       </w:r>
@@ -210,13 +136,13 @@
           <w:color w:val="000000"/>
           <w:kern w:val="0"/>
           <w:lang w:eastAsia="es-PE"/>
-          <ns2:ligatures ns2:val="none"/>
+          <w14:ligatures w14:val="none"/>
         </w:rPr>
         <w:tab/>
         <w:t xml:space="preserve">JAIME MARIANO [APELLIDO] (SEÑOR [APELLIDO] [APELLIDO])</w:t>
       </w:r>
     </w:p>
-    <w:p ns2:paraId="6DEEEDFE" ns2:textId="4C7DF610">
+    <w:p>
       <w:pPr>
         <w:tabs>
           <w:tab w:val="left" w:pos="1701"/>
@@ -231,17 +157,17 @@
           <w:color w:val="000000"/>
           <w:kern w:val="0"/>
           <w:lang w:eastAsia="es-PE"/>
-          <ns2:ligatures ns2:val="none"/>
-        </w:rPr>
-      </w:pPr>
-      <w:r>
-        <w:rPr>
-          <w:rFonts w:ascii="Arial Narrow" w:eastAsia="Arial Narrow" w:hAnsi="Arial Narrow" w:cs="Arial Narrow"/>
-          <w:b/>
-          <w:color w:val="000000"/>
-          <w:kern w:val="0"/>
-          <w:lang w:eastAsia="es-PE"/>
-          <ns2:ligatures ns2:val="none"/>
+          <w14:ligatures w14:val="none"/>
+        </w:rPr>
+      </w:pPr>
+      <w:r>
+        <w:rPr>
+          <w:rFonts w:ascii="Arial Narrow" w:eastAsia="Arial Narrow" w:hAnsi="Arial Narrow" w:cs="Arial Narrow"/>
+          <w:b/>
+          <w:color w:val="000000"/>
+          <w:kern w:val="0"/>
+          <w:lang w:eastAsia="es-PE"/>
+          <w14:ligatures w14:val="none"/>
         </w:rPr>
         <w:t>DENUNCIADO</w:t>
       </w:r>
@@ -252,7 +178,7 @@
           <w:color w:val="000000"/>
           <w:kern w:val="0"/>
           <w:lang w:eastAsia="es-PE"/>
-          <ns2:ligatures ns2:val="none"/>
+          <w14:ligatures w14:val="none"/>
         </w:rPr>
         <w:tab/>
         <w:t>:</w:t>
@@ -264,7 +190,7 @@
           <w:color w:val="000000"/>
           <w:kern w:val="0"/>
           <w:lang w:eastAsia="es-PE"/>
-          <ns2:ligatures ns2:val="none"/>
+          <w14:ligatures w14:val="none"/>
         </w:rPr>
         <w:tab/>
       </w:r>
@@ -275,7 +201,7 @@
           <w:color w:val="000000"/>
           <w:kern w:val="0"/>
           <w:lang w:eastAsia="es-PE"/>
-          <ns2:ligatures ns2:val="none"/>
+          <w14:ligatures w14:val="none"/>
         </w:rPr>
         <w:t xml:space="preserve">CORREDORES DE SEGUROS FALABELLA S.A.C. </w:t>
       </w:r>
@@ -286,7 +212,7 @@
           <w:color w:val="000000"/>
           <w:kern w:val="0"/>
           <w:lang w:eastAsia="es-PE"/>
-          <ns2:ligatures ns2:val="none"/>
+          <w14:ligatures w14:val="none"/>
         </w:rPr>
         <w:t>(</w:t>
       </w:r>
@@ -297,7 +223,7 @@
           <w:color w:val="000000"/>
           <w:kern w:val="0"/>
           <w:lang w:eastAsia="es-PE"/>
-          <ns2:ligatures ns2:val="none"/>
+          <w14:ligatures w14:val="none"/>
         </w:rPr>
         <w:t>CORREDORES FALABELLA</w:t>
       </w:r>
@@ -308,12 +234,12 @@
           <w:color w:val="000000"/>
           <w:kern w:val="0"/>
           <w:lang w:eastAsia="es-PE"/>
-          <ns2:ligatures ns2:val="none"/>
+          <w14:ligatures w14:val="none"/>
         </w:rPr>
         <w:t>)</w:t>
       </w:r>
     </w:p>
-    <w:p ns2:paraId="022D2B94" ns2:textId="77777777">
+    <w:p>
       <w:pPr>
         <w:tabs>
           <w:tab w:val="left" w:pos="1701"/>
@@ -328,17 +254,17 @@
           <w:color w:val="000000"/>
           <w:kern w:val="0"/>
           <w:lang w:eastAsia="es-PE"/>
-          <ns2:ligatures ns2:val="none"/>
-        </w:rPr>
-      </w:pPr>
-      <w:r>
-        <w:rPr>
-          <w:rFonts w:ascii="Arial Narrow" w:eastAsia="Arial Narrow" w:hAnsi="Arial Narrow" w:cs="Arial Narrow"/>
-          <w:b/>
-          <w:color w:val="000000"/>
-          <w:kern w:val="0"/>
-          <w:lang w:eastAsia="es-PE"/>
-          <ns2:ligatures ns2:val="none"/>
+          <w14:ligatures w14:val="none"/>
+        </w:rPr>
+      </w:pPr>
+      <w:r>
+        <w:rPr>
+          <w:rFonts w:ascii="Arial Narrow" w:eastAsia="Arial Narrow" w:hAnsi="Arial Narrow" w:cs="Arial Narrow"/>
+          <w:b/>
+          <w:color w:val="000000"/>
+          <w:kern w:val="0"/>
+          <w:lang w:eastAsia="es-PE"/>
+          <w14:ligatures w14:val="none"/>
         </w:rPr>
         <w:t>MATERIAS</w:t>
       </w:r>
@@ -349,7 +275,7 @@
           <w:color w:val="000000"/>
           <w:kern w:val="0"/>
           <w:lang w:eastAsia="es-PE"/>
-          <ns2:ligatures ns2:val="none"/>
+          <w14:ligatures w14:val="none"/>
         </w:rPr>
         <w:tab/>
         <w:t xml:space="preserve">: </w:t>
@@ -361,13 +287,13 @@
           <w:color w:val="000000"/>
           <w:kern w:val="0"/>
           <w:lang w:eastAsia="es-PE"/>
-          <ns2:ligatures ns2:val="none"/>
+          <w14:ligatures w14:val="none"/>
         </w:rPr>
         <w:tab/>
         <w:t>ADMISIÓN A TRÁMITE</w:t>
       </w:r>
     </w:p>
-    <w:p ns2:paraId="19ED7B73" ns2:textId="77777777">
+    <w:p>
       <w:pPr>
         <w:tabs>
           <w:tab w:val="left" w:pos="1701"/>
@@ -382,22 +308,22 @@
           <w:color w:val="000000"/>
           <w:kern w:val="0"/>
           <w:lang w:eastAsia="es-PE"/>
-          <ns2:ligatures ns2:val="none"/>
-        </w:rPr>
-      </w:pPr>
-      <w:r>
-        <w:rPr>
-          <w:rFonts w:ascii="Arial Narrow" w:eastAsia="Arial Narrow" w:hAnsi="Arial Narrow" w:cs="Arial Narrow"/>
-          <w:b/>
-          <w:color w:val="000000"/>
-          <w:kern w:val="0"/>
-          <w:lang w:eastAsia="es-PE"/>
-          <ns2:ligatures ns2:val="none"/>
+          <w14:ligatures w14:val="none"/>
+        </w:rPr>
+      </w:pPr>
+      <w:r>
+        <w:rPr>
+          <w:rFonts w:ascii="Arial Narrow" w:eastAsia="Arial Narrow" w:hAnsi="Arial Narrow" w:cs="Arial Narrow"/>
+          <w:b/>
+          <w:color w:val="000000"/>
+          <w:kern w:val="0"/>
+          <w:lang w:eastAsia="es-PE"/>
+          <w14:ligatures w14:val="none"/>
         </w:rPr>
         <w:t xml:space="preserve">REQUERIMIENTO DE INFORMACIÓN </w:t>
       </w:r>
     </w:p>
-    <w:p ns2:paraId="46A5A479" ns2:textId="77777777">
+    <w:p>
       <w:pPr>
         <w:tabs>
           <w:tab w:val="left" w:pos="1701"/>
@@ -411,17 +337,17 @@
           <w:color w:val="000000"/>
           <w:kern w:val="0"/>
           <w:lang w:eastAsia="es-PE"/>
-          <ns2:ligatures ns2:val="none"/>
-        </w:rPr>
-      </w:pPr>
-      <w:r>
-        <w:rPr>
-          <w:rFonts w:ascii="Arial Narrow" w:eastAsia="Arial Narrow" w:hAnsi="Arial Narrow" w:cs="Arial Narrow"/>
-          <w:b/>
-          <w:color w:val="000000"/>
-          <w:kern w:val="0"/>
-          <w:lang w:eastAsia="es-PE"/>
-          <ns2:ligatures ns2:val="none"/>
+          <w14:ligatures w14:val="none"/>
+        </w:rPr>
+      </w:pPr>
+      <w:r>
+        <w:rPr>
+          <w:rFonts w:ascii="Arial Narrow" w:eastAsia="Arial Narrow" w:hAnsi="Arial Narrow" w:cs="Arial Narrow"/>
+          <w:b/>
+          <w:color w:val="000000"/>
+          <w:kern w:val="0"/>
+          <w:lang w:eastAsia="es-PE"/>
+          <w14:ligatures w14:val="none"/>
         </w:rPr>
         <w:t xml:space="preserve">RESOLUCIÓN </w:t>
       </w:r>
@@ -432,7 +358,7 @@
           <w:color w:val="000000"/>
           <w:kern w:val="0"/>
           <w:lang w:eastAsia="es-PE"/>
-          <ns2:ligatures ns2:val="none"/>
+          <w14:ligatures w14:val="none"/>
         </w:rPr>
         <w:tab/>
         <w:t>:</w:t>
@@ -444,13 +370,13 @@
           <w:color w:val="000000"/>
           <w:kern w:val="0"/>
           <w:lang w:eastAsia="es-PE"/>
-          <ns2:ligatures ns2:val="none"/>
+          <w14:ligatures w14:val="none"/>
         </w:rPr>
         <w:tab/>
         <w:t>2</w:t>
       </w:r>
     </w:p>
-    <w:p ns2:paraId="5BA3A18D" ns2:textId="77777777">
+    <w:p>
       <w:pPr>
         <w:tabs>
           <w:tab w:val="left" w:pos="1014"/>
@@ -463,11 +389,11 @@
           <w:kern w:val="0"/>
           <w:shd w:val="clear" w:color="auto" w:fill="FFFFFF"/>
           <w:lang w:eastAsia="es-PE"/>
-          <ns2:ligatures ns2:val="none"/>
-        </w:rPr>
-      </w:pPr>
-    </w:p>
-    <w:p ns2:paraId="2F799822" ns2:textId="2C6B6037">
+          <w14:ligatures w14:val="none"/>
+        </w:rPr>
+      </w:pPr>
+    </w:p>
+    <w:p>
       <w:pPr>
         <w:tabs>
           <w:tab w:val="left" w:pos="1014"/>
@@ -480,7 +406,7 @@
           <w:kern w:val="0"/>
           <w:shd w:val="clear" w:color="auto" w:fill="FFFFFF"/>
           <w:lang w:eastAsia="es-PE"/>
-          <ns2:ligatures ns2:val="none"/>
+          <w14:ligatures w14:val="none"/>
         </w:rPr>
       </w:pPr>
       <w:r>
@@ -490,7 +416,7 @@
           <w:kern w:val="0"/>
           <w:shd w:val="clear" w:color="auto" w:fill="FFFFFF"/>
           <w:lang w:eastAsia="es-PE"/>
-          <ns2:ligatures ns2:val="none"/>
+          <w14:ligatures w14:val="none"/>
         </w:rPr>
         <w:t xml:space="preserve">Lima, </w:t>
       </w:r>
@@ -501,7 +427,7 @@
           <w:kern w:val="0"/>
           <w:shd w:val="clear" w:color="auto" w:fill="FFFFFF"/>
           <w:lang w:eastAsia="es-PE"/>
-          <ns2:ligatures ns2:val="none"/>
+          <w14:ligatures w14:val="none"/>
         </w:rPr>
         <w:t xml:space="preserve">14 de mayo de 2026</w:t>
       </w:r>
@@ -512,7 +438,7 @@
           <w:kern w:val="0"/>
           <w:shd w:val="clear" w:color="auto" w:fill="FFFFFF"/>
           <w:lang w:eastAsia="es-PE"/>
-          <ns2:ligatures ns2:val="none"/>
+          <w14:ligatures w14:val="none"/>
         </w:rPr>
         <w:t xml:space="preserve"/>
       </w:r>
@@ -523,7 +449,7 @@
           <w:kern w:val="0"/>
           <w:shd w:val="clear" w:color="auto" w:fill="FFFFFF"/>
           <w:lang w:eastAsia="es-PE"/>
-          <ns2:ligatures ns2:val="none"/>
+          <w14:ligatures w14:val="none"/>
         </w:rPr>
         <w:t xml:space="preserve"/>
       </w:r>
@@ -534,12 +460,12 @@
           <w:kern w:val="0"/>
           <w:shd w:val="clear" w:color="auto" w:fill="FFFFFF"/>
           <w:lang w:eastAsia="es-PE"/>
-          <ns2:ligatures ns2:val="none"/>
+          <w14:ligatures w14:val="none"/>
         </w:rPr>
         <w:t xml:space="preserve"/>
       </w:r>
     </w:p>
-    <w:p ns2:paraId="66CE1821" ns2:textId="77777777">
+    <w:p>
       <w:pPr>
         <w:tabs>
           <w:tab w:val="left" w:pos="1014"/>
@@ -551,11 +477,11 @@
           <w:color w:val="000000"/>
           <w:kern w:val="0"/>
           <w:lang w:eastAsia="es-PE"/>
-          <ns2:ligatures ns2:val="none"/>
-        </w:rPr>
-      </w:pPr>
-    </w:p>
-    <w:p ns2:paraId="0B80AAA5" ns2:textId="77777777">
+          <w14:ligatures w14:val="none"/>
+        </w:rPr>
+      </w:pPr>
+    </w:p>
+    <w:p>
       <w:pPr>
         <w:numPr>
           <w:ilvl w:val="0"/>
@@ -569,22 +495,22 @@
           <w:color w:val="000000"/>
           <w:kern w:val="0"/>
           <w:lang w:eastAsia="es-PE"/>
-          <ns2:ligatures ns2:val="none"/>
-        </w:rPr>
-      </w:pPr>
-      <w:r>
-        <w:rPr>
-          <w:rFonts w:ascii="Arial Narrow" w:eastAsia="Arial Narrow" w:hAnsi="Arial Narrow" w:cs="Arial Narrow"/>
-          <w:b/>
-          <w:color w:val="000000"/>
-          <w:kern w:val="0"/>
-          <w:lang w:eastAsia="es-PE"/>
-          <ns2:ligatures ns2:val="none"/>
+          <w14:ligatures w14:val="none"/>
+        </w:rPr>
+      </w:pPr>
+      <w:r>
+        <w:rPr>
+          <w:rFonts w:ascii="Arial Narrow" w:eastAsia="Arial Narrow" w:hAnsi="Arial Narrow" w:cs="Arial Narrow"/>
+          <w:b/>
+          <w:color w:val="000000"/>
+          <w:kern w:val="0"/>
+          <w:lang w:eastAsia="es-PE"/>
+          <w14:ligatures w14:val="none"/>
         </w:rPr>
         <w:t xml:space="preserve">HECHOS </w:t>
       </w:r>
     </w:p>
-    <w:p ns2:paraId="621F2AB2" ns2:textId="77777777">
+    <w:p>
       <w:pPr>
         <w:spacing w:after="0" w:line="240" w:lineRule="auto"/>
         <w:jc w:val="both"/>
@@ -593,11 +519,11 @@
           <w:color w:val="000000"/>
           <w:kern w:val="0"/>
           <w:lang w:eastAsia="es-PE"/>
-          <ns2:ligatures ns2:val="none"/>
-        </w:rPr>
-      </w:pPr>
-    </w:p>
-    <w:p ns2:paraId="60B5D5B0" ns2:textId="5D21F40F">
+          <w14:ligatures w14:val="none"/>
+        </w:rPr>
+      </w:pPr>
+    </w:p>
+    <w:p>
       <w:pPr>
         <w:numPr>
           <w:ilvl w:val="1"/>
@@ -611,7 +537,7 @@
           <w:color w:val="000000"/>
           <w:kern w:val="0"/>
           <w:lang w:val="es-ES" w:eastAsia="es-ES"/>
-          <ns2:ligatures ns2:val="none"/>
+          <w14:ligatures w14:val="none"/>
         </w:rPr>
       </w:pPr>
       <w:r>
@@ -620,7 +546,7 @@
           <w:color w:val="000000"/>
           <w:kern w:val="0"/>
           <w:lang w:val="es-ES" w:eastAsia="es-ES"/>
-          <ns2:ligatures ns2:val="none"/>
+          <w14:ligatures w14:val="none"/>
         </w:rPr>
         <w:t xml:space="preserve">Mediante el escrito del 13 de abril de 2026, complementado mediante escrito del 29 de abril de 2026, los señores [APELLIDO] [APELLIDO] y [APELLIDO] [APELLIDO] denunciaron a Corredores Falabella por presuntas infracciones a la Ley 29571, Código de Protección y Defensa del Consumidor (en adelante, Código), señalando lo siguiente:</w:t>
       </w:r>
@@ -630,7 +556,7 @@
           <w:color w:val="000000"/>
           <w:kern w:val="0"/>
           <w:lang w:val="es-ES" w:eastAsia="es-ES"/>
-          <ns2:ligatures ns2:val="none"/>
+          <w14:ligatures w14:val="none"/>
         </w:rPr>
         <w:t xml:space="preserve"/>
       </w:r>
@@ -640,7 +566,7 @@
           <w:color w:val="000000"/>
           <w:kern w:val="0"/>
           <w:lang w:val="es-ES" w:eastAsia="es-ES"/>
-          <ns2:ligatures ns2:val="none"/>
+          <w14:ligatures w14:val="none"/>
         </w:rPr>
         <w:t/>
       </w:r>
@@ -648,7 +574,7 @@
         <w:rPr>
           <w:rFonts w:ascii="Arial Narrow" w:eastAsia="Calibri" w:hAnsi="Arial Narrow" w:cs="Arial"/>
           <w:kern w:val="0"/>
-          <ns2:ligatures ns2:val="none"/>
+          <w14:ligatures w14:val="none"/>
         </w:rPr>
         <w:t/>
       </w:r>
@@ -656,7 +582,7 @@
         <w:rPr>
           <w:rFonts w:ascii="Arial Narrow" w:eastAsia="Calibri" w:hAnsi="Arial Narrow" w:cs="Arial"/>
           <w:kern w:val="0"/>
-          <ns2:ligatures ns2:val="none"/>
+          <w14:ligatures w14:val="none"/>
         </w:rPr>
         <w:t xml:space="preserve"/>
       </w:r>
@@ -664,7 +590,7 @@
         <w:rPr>
           <w:rFonts w:ascii="Arial Narrow" w:eastAsia="Calibri" w:hAnsi="Arial Narrow" w:cs="Arial"/>
           <w:kern w:val="0"/>
-          <ns2:ligatures ns2:val="none"/>
+          <w14:ligatures w14:val="none"/>
         </w:rPr>
         <w:t xml:space="preserve"/>
       </w:r>
@@ -672,7 +598,7 @@
         <w:rPr>
           <w:rFonts w:ascii="Arial Narrow" w:eastAsia="Calibri" w:hAnsi="Arial Narrow" w:cs="Arial"/>
           <w:kern w:val="0"/>
-          <ns2:ligatures ns2:val="none"/>
+          <w14:ligatures w14:val="none"/>
         </w:rPr>
         <w:t/>
       </w:r>
@@ -682,7 +608,7 @@
           <w:color w:val="000000"/>
           <w:kern w:val="0"/>
           <w:lang w:val="es-ES" w:eastAsia="es-ES"/>
-          <ns2:ligatures ns2:val="none"/>
+          <w14:ligatures w14:val="none"/>
         </w:rPr>
         <w:t xml:space="preserve"/>
       </w:r>
@@ -692,7 +618,7 @@
           <w:color w:val="000000"/>
           <w:kern w:val="0"/>
           <w:lang w:val="es-ES" w:eastAsia="es-ES"/>
-          <ns2:ligatures ns2:val="none"/>
+          <w14:ligatures w14:val="none"/>
         </w:rPr>
         <w:t xml:space="preserve"/>
       </w:r>
@@ -702,7 +628,7 @@
           <w:color w:val="000000"/>
           <w:kern w:val="0"/>
           <w:lang w:val="es-ES" w:eastAsia="es-ES"/>
-          <ns2:ligatures ns2:val="none"/>
+          <w14:ligatures w14:val="none"/>
         </w:rPr>
         <w:t/>
       </w:r>
@@ -712,7 +638,7 @@
           <w:color w:val="000000"/>
           <w:kern w:val="0"/>
           <w:lang w:val="es-ES" w:eastAsia="es-ES"/>
-          <ns2:ligatures ns2:val="none"/>
+          <w14:ligatures w14:val="none"/>
         </w:rPr>
         <w:t xml:space="preserve"/>
       </w:r>
@@ -722,7 +648,7 @@
           <w:kern w:val="0"/>
           <w:shd w:val="clear" w:color="auto" w:fill="FFFFFF"/>
           <w:lang w:eastAsia="es-PE"/>
-          <ns2:ligatures ns2:val="none"/>
+          <w14:ligatures w14:val="none"/>
         </w:rPr>
         <w:t/>
       </w:r>
@@ -732,7 +658,7 @@
           <w:kern w:val="0"/>
           <w:shd w:val="clear" w:color="auto" w:fill="FFFFFF"/>
           <w:lang w:eastAsia="es-PE"/>
-          <ns2:ligatures ns2:val="none"/>
+          <w14:ligatures w14:val="none"/>
         </w:rPr>
         <w:t xml:space="preserve"/>
       </w:r>
@@ -742,7 +668,7 @@
           <w:kern w:val="0"/>
           <w:shd w:val="clear" w:color="auto" w:fill="FFFFFF"/>
           <w:lang w:eastAsia="es-PE"/>
-          <ns2:ligatures ns2:val="none"/>
+          <w14:ligatures w14:val="none"/>
         </w:rPr>
         <w:t/>
       </w:r>
@@ -752,7 +678,7 @@
           <w:color w:val="000000"/>
           <w:kern w:val="0"/>
           <w:lang w:val="es-ES" w:eastAsia="es-ES"/>
-          <ns2:ligatures ns2:val="none"/>
+          <w14:ligatures w14:val="none"/>
         </w:rPr>
         <w:t/>
       </w:r>
@@ -764,7 +690,7 @@
           <w:kern w:val="0"/>
           <w:vertAlign w:val="superscript"/>
           <w:lang w:val="es-ES" w:eastAsia="es-ES"/>
-          <ns2:ligatures ns2:val="none"/>
+          <w14:ligatures w14:val="none"/>
         </w:rPr>
         <w:footnoteReference w:id="1"/>
       </w:r>
@@ -774,7 +700,7 @@
           <w:color w:val="000000"/>
           <w:kern w:val="0"/>
           <w:lang w:val="es-ES" w:eastAsia="es-ES"/>
-          <ns2:ligatures ns2:val="none"/>
+          <w14:ligatures w14:val="none"/>
         </w:rPr>
         <w:t xml:space="preserve"/>
       </w:r>
@@ -785,12 +711,12 @@
           <w:color w:val="000000"/>
           <w:kern w:val="0"/>
           <w:lang w:val="es-ES" w:eastAsia="es-ES"/>
-          <ns2:ligatures ns2:val="none"/>
+          <w14:ligatures w14:val="none"/>
         </w:rPr>
         <w:t/>
       </w:r>
     </w:p>
-    <w:p ns2:paraId="3AD3B7C6" ns2:textId="77777777">
+    <w:p>
       <w:pPr>
         <w:tabs>
           <w:tab w:val="left" w:pos="1134"/>
@@ -802,11 +728,11 @@
           <w:color w:val="000000"/>
           <w:kern w:val="0"/>
           <w:lang w:val="es-ES" w:eastAsia="es-ES"/>
-          <ns2:ligatures ns2:val="none"/>
-        </w:rPr>
-      </w:pPr>
-    </w:p>
-    <w:p ns2:paraId="673E03EA" ns2:textId="7946431D">
+          <w14:ligatures w14:val="none"/>
+        </w:rPr>
+      </w:pPr>
+    </w:p>
+    <w:p>
       <w:pPr>
         <w:pStyle w:val="Prrafodelista"/>
         <w:numPr>
@@ -825,7 +751,7 @@
           <w:color w:val="000000"/>
           <w:kern w:val="0"/>
           <w:lang w:eastAsia="es-ES"/>
-          <ns2:ligatures ns2:val="none"/>
+          <w14:ligatures w14:val="none"/>
         </w:rPr>
       </w:pPr>
       <w:r>
@@ -834,7 +760,7 @@
           <w:color w:val="000000"/>
           <w:kern w:val="0"/>
           <w:lang w:eastAsia="es-ES"/>
-          <ns2:ligatures ns2:val="none"/>
+          <w14:ligatures w14:val="none"/>
         </w:rPr>
         <w:t xml:space="preserve">El 29 de noviembre de 2025, inició la vigencia de la Seguro de Vida con Devolución a 15 años - Póliza 117 - Propuesta 20011391 emitido por Pacífico Compañía de Seguros y Reaseguros S.A. (en adelante, Seguro de Vida) que adquirió el señor [APELLIDO] [APELLIDO] (en adelante, hijo) a través de la contratación realizada por su padre, el señor [APELLIDO] [APELLIDO], con Corredores Falabella, estableciéndose el cobro mensual de una prima ascendente a S/ 365,00 mediante cargo a la tarjeta de crédito de Jaime [APELLIDO] (en adelante, tarjeta de crédito) otorgada por el Banco Falabella Perú S.A. (en adelante, Banco). </w:t>
       </w:r>
@@ -844,7 +770,7 @@
           <w:color w:val="000000"/>
           <w:kern w:val="0"/>
           <w:lang w:eastAsia="es-ES"/>
-          <ns2:ligatures ns2:val="none"/>
+          <w14:ligatures w14:val="none"/>
         </w:rPr>
         <w:t xml:space="preserve"/>
       </w:r>
@@ -908,7 +834,7 @@
           <w:color w:val="000000"/>
           <w:kern w:val="0"/>
           <w:lang w:val="es-ES" w:eastAsia="es-ES"/>
-          <ns2:ligatures ns2:val="none"/>
+          <w14:ligatures w14:val="none"/>
         </w:rPr>
         <w:t/>
       </w:r>
@@ -918,7 +844,7 @@
           <w:color w:val="000000"/>
           <w:kern w:val="0"/>
           <w:lang w:eastAsia="es-ES"/>
-          <ns2:ligatures ns2:val="none"/>
+          <w14:ligatures w14:val="none"/>
         </w:rPr>
         <w:t xml:space="preserve"/>
       </w:r>
@@ -928,7 +854,7 @@
           <w:color w:val="000000"/>
           <w:kern w:val="0"/>
           <w:lang w:eastAsia="es-ES"/>
-          <ns2:ligatures ns2:val="none"/>
+          <w14:ligatures w14:val="none"/>
         </w:rPr>
         <w:t xml:space="preserve"/>
       </w:r>
@@ -936,7 +862,7 @@
         <w:rPr>
           <w:rFonts w:ascii="Arial Narrow" w:eastAsia="Calibri" w:hAnsi="Arial Narrow" w:cs="Arial"/>
           <w:kern w:val="0"/>
-          <ns2:ligatures ns2:val="none"/>
+          <w14:ligatures w14:val="none"/>
         </w:rPr>
         <w:t/>
       </w:r>
@@ -944,7 +870,7 @@
         <w:rPr>
           <w:rFonts w:ascii="Arial Narrow" w:eastAsia="Calibri" w:hAnsi="Arial Narrow" w:cs="Arial"/>
           <w:kern w:val="0"/>
-          <ns2:ligatures ns2:val="none"/>
+          <w14:ligatures w14:val="none"/>
         </w:rPr>
         <w:t xml:space="preserve"/>
       </w:r>
@@ -954,7 +880,7 @@
           <w:color w:val="000000"/>
           <w:kern w:val="0"/>
           <w:lang w:eastAsia="es-ES"/>
-          <ns2:ligatures ns2:val="none"/>
+          <w14:ligatures w14:val="none"/>
         </w:rPr>
         <w:t/>
       </w:r>
@@ -962,7 +888,7 @@
         <w:rPr>
           <w:rFonts w:ascii="Arial Narrow" w:eastAsia="Calibri" w:hAnsi="Arial Narrow" w:cs="Arial"/>
           <w:kern w:val="0"/>
-          <ns2:ligatures ns2:val="none"/>
+          <w14:ligatures w14:val="none"/>
         </w:rPr>
         <w:t/>
       </w:r>
@@ -970,7 +896,7 @@
         <w:rPr>
           <w:rFonts w:ascii="Arial Narrow" w:eastAsia="Calibri" w:hAnsi="Arial Narrow" w:cs="Arial"/>
           <w:kern w:val="0"/>
-          <ns2:ligatures ns2:val="none"/>
+          <w14:ligatures w14:val="none"/>
         </w:rPr>
         <w:t xml:space="preserve"/>
       </w:r>
@@ -980,7 +906,7 @@
           <w:color w:val="000000"/>
           <w:kern w:val="0"/>
           <w:lang w:eastAsia="es-ES"/>
-          <ns2:ligatures ns2:val="none"/>
+          <w14:ligatures w14:val="none"/>
         </w:rPr>
         <w:t xml:space="preserve"/>
       </w:r>
@@ -990,7 +916,7 @@
           <w:color w:val="000000"/>
           <w:kern w:val="0"/>
           <w:lang w:eastAsia="es-ES"/>
-          <ns2:ligatures ns2:val="none"/>
+          <w14:ligatures w14:val="none"/>
         </w:rPr>
         <w:t/>
       </w:r>
@@ -1000,7 +926,7 @@
           <w:color w:val="000000"/>
           <w:kern w:val="0"/>
           <w:lang w:eastAsia="es-ES"/>
-          <ns2:ligatures ns2:val="none"/>
+          <w14:ligatures w14:val="none"/>
         </w:rPr>
         <w:t/>
       </w:r>
@@ -1010,12 +936,12 @@
           <w:color w:val="000000"/>
           <w:kern w:val="0"/>
           <w:lang w:eastAsia="es-ES"/>
-          <ns2:ligatures ns2:val="none"/>
+          <w14:ligatures w14:val="none"/>
         </w:rPr>
         <w:t xml:space="preserve"/>
       </w:r>
     </w:p>
-    <w:p ns2:paraId="512911CE" ns2:textId="77777777">
+    <w:p>
       <w:pPr>
         <w:pStyle w:val="Prrafodelista"/>
         <w:spacing w:after="0" w:line="240" w:lineRule="auto"/>
@@ -1026,11 +952,11 @@
           <w:color w:val="000000"/>
           <w:kern w:val="0"/>
           <w:lang w:eastAsia="es-ES"/>
-          <ns2:ligatures ns2:val="none"/>
-        </w:rPr>
-      </w:pPr>
-    </w:p>
-    <w:p ns2:paraId="0E9DFEF8" ns2:textId="0E12E3CD">
+          <w14:ligatures w14:val="none"/>
+        </w:rPr>
+      </w:pPr>
+    </w:p>
+    <w:p>
       <w:pPr>
         <w:pStyle w:val="Prrafodelista"/>
         <w:numPr>
@@ -1048,7 +974,7 @@
           <w:color w:val="000000"/>
           <w:kern w:val="0"/>
           <w:lang w:eastAsia="es-ES"/>
-          <ns2:ligatures ns2:val="none"/>
+          <w14:ligatures w14:val="none"/>
         </w:rPr>
       </w:pPr>
       <w:r>
@@ -1057,7 +983,7 @@
           <w:color w:val="000000"/>
           <w:kern w:val="0"/>
           <w:lang w:eastAsia="es-ES"/>
-          <ns2:ligatures ns2:val="none"/>
+          <w14:ligatures w14:val="none"/>
         </w:rPr>
         <w:t xml:space="preserve">A inicios de enero de 2026, el señor [APELLIDO] [APELLIDO] advirtió que no se estaban efectuando los cargos mensuales de la prima del Seguro de Vida en la tarjeta de crédito, motivo por el cual se comunicó telefónicamente con una representante de Corredores Falabella con quien realizó la contratación del Seguro de Vida (en adelante, representante), a fin de informar dicha situación y solicitar regularizar el cobro pactado; sin embargo, se le respondió que no se podía visualizar la operación y que posteriormente brindarían una solución.</w:t>
       </w:r>
@@ -1067,7 +993,7 @@
           <w:color w:val="000000"/>
           <w:kern w:val="0"/>
           <w:lang w:eastAsia="es-ES"/>
-          <ns2:ligatures ns2:val="none"/>
+          <w14:ligatures w14:val="none"/>
         </w:rPr>
         <w:t xml:space="preserve"/>
       </w:r>
@@ -1075,7 +1001,7 @@
         <w:rPr>
           <w:rFonts w:ascii="Arial Narrow" w:eastAsia="Calibri" w:hAnsi="Arial Narrow" w:cs="Arial"/>
           <w:kern w:val="0"/>
-          <ns2:ligatures ns2:val="none"/>
+          <w14:ligatures w14:val="none"/>
         </w:rPr>
         <w:t/>
       </w:r>
@@ -1085,7 +1011,7 @@
           <w:color w:val="000000"/>
           <w:kern w:val="0"/>
           <w:lang w:eastAsia="es-ES"/>
-          <ns2:ligatures ns2:val="none"/>
+          <w14:ligatures w14:val="none"/>
         </w:rPr>
         <w:t xml:space="preserve"/>
       </w:r>
@@ -1095,7 +1021,7 @@
           <w:color w:val="000000"/>
           <w:kern w:val="0"/>
           <w:lang w:eastAsia="es-ES"/>
-          <ns2:ligatures ns2:val="none"/>
+          <w14:ligatures w14:val="none"/>
         </w:rPr>
         <w:t/>
       </w:r>
@@ -1105,7 +1031,7 @@
           <w:color w:val="000000"/>
           <w:kern w:val="0"/>
           <w:lang w:eastAsia="es-ES"/>
-          <ns2:ligatures ns2:val="none"/>
+          <w14:ligatures w14:val="none"/>
         </w:rPr>
         <w:t xml:space="preserve"/>
       </w:r>
@@ -1115,7 +1041,7 @@
           <w:color w:val="000000"/>
           <w:kern w:val="0"/>
           <w:lang w:eastAsia="es-ES"/>
-          <ns2:ligatures ns2:val="none"/>
+          <w14:ligatures w14:val="none"/>
         </w:rPr>
         <w:t/>
       </w:r>
@@ -1125,7 +1051,7 @@
           <w:color w:val="000000"/>
           <w:kern w:val="0"/>
           <w:lang w:eastAsia="es-ES"/>
-          <ns2:ligatures ns2:val="none"/>
+          <w14:ligatures w14:val="none"/>
         </w:rPr>
         <w:t xml:space="preserve"/>
       </w:r>
@@ -1135,7 +1061,7 @@
           <w:color w:val="000000"/>
           <w:kern w:val="0"/>
           <w:lang w:eastAsia="es-ES"/>
-          <ns2:ligatures ns2:val="none"/>
+          <w14:ligatures w14:val="none"/>
         </w:rPr>
         <w:t/>
       </w:r>
@@ -1145,12 +1071,12 @@
           <w:color w:val="000000"/>
           <w:kern w:val="0"/>
           <w:lang w:eastAsia="es-ES"/>
-          <ns2:ligatures ns2:val="none"/>
+          <w14:ligatures w14:val="none"/>
         </w:rPr>
         <w:t/>
       </w:r>
     </w:p>
-    <w:p ns2:paraId="6E91F6A2" ns2:textId="77777777">
+    <w:p>
       <w:pPr>
         <w:spacing w:after="0" w:line="240" w:lineRule="auto"/>
         <w:jc w:val="both"/>
@@ -1159,11 +1085,11 @@
           <w:color w:val="000000"/>
           <w:kern w:val="0"/>
           <w:lang w:eastAsia="es-ES"/>
-          <ns2:ligatures ns2:val="none"/>
-        </w:rPr>
-      </w:pPr>
-    </w:p>
-    <w:p ns2:paraId="70AFA67A" ns2:textId="080D7183">
+          <w14:ligatures w14:val="none"/>
+        </w:rPr>
+      </w:pPr>
+    </w:p>
+    <w:p>
       <w:pPr>
         <w:pStyle w:val="Prrafodelista"/>
         <w:numPr>
@@ -1181,7 +1107,7 @@
           <w:color w:val="000000"/>
           <w:kern w:val="0"/>
           <w:lang w:eastAsia="es-ES"/>
-          <ns2:ligatures ns2:val="none"/>
+          <w14:ligatures w14:val="none"/>
         </w:rPr>
       </w:pPr>
       <w:r>
@@ -1190,7 +1116,7 @@
           <w:color w:val="000000"/>
           <w:kern w:val="0"/>
           <w:lang w:eastAsia="es-ES"/>
-          <ns2:ligatures ns2:val="none"/>
+          <w14:ligatures w14:val="none"/>
         </w:rPr>
         <w:t>El 27 de enero de 2026, se efectuó el primer cargo</w:t>
       </w:r>
@@ -1200,7 +1126,7 @@
           <w:color w:val="000000"/>
           <w:kern w:val="0"/>
           <w:lang w:eastAsia="es-ES"/>
-          <ns2:ligatures ns2:val="none"/>
+          <w14:ligatures w14:val="none"/>
         </w:rPr>
         <w:t xml:space="preserve"> en la tarjeta de crédito</w:t>
       </w:r>
@@ -1210,12 +1136,12 @@
           <w:color w:val="000000"/>
           <w:kern w:val="0"/>
           <w:lang w:eastAsia="es-ES"/>
-          <ns2:ligatures ns2:val="none"/>
+          <w14:ligatures w14:val="none"/>
         </w:rPr>
         <w:t xml:space="preserve"> ascendente a S/ 365,00 correspondiente a la prima del Seguro de Vida.</w:t>
       </w:r>
     </w:p>
-    <w:p ns2:paraId="10520C62" ns2:textId="77777777">
+    <w:p>
       <w:pPr>
         <w:spacing w:after="0" w:line="240" w:lineRule="auto"/>
         <w:jc w:val="both"/>
@@ -1224,11 +1150,11 @@
           <w:color w:val="000000"/>
           <w:kern w:val="0"/>
           <w:lang w:eastAsia="es-ES"/>
-          <ns2:ligatures ns2:val="none"/>
-        </w:rPr>
-      </w:pPr>
-    </w:p>
-    <w:p ns2:paraId="36B1B76F" ns2:textId="6C9A9405">
+          <w14:ligatures w14:val="none"/>
+        </w:rPr>
+      </w:pPr>
+    </w:p>
+    <w:p>
       <w:pPr>
         <w:pStyle w:val="Prrafodelista"/>
         <w:numPr>
@@ -1246,7 +1172,7 @@
           <w:color w:val="000000"/>
           <w:kern w:val="0"/>
           <w:lang w:eastAsia="es-ES"/>
-          <ns2:ligatures ns2:val="none"/>
+          <w14:ligatures w14:val="none"/>
         </w:rPr>
       </w:pPr>
       <w:r>
@@ -1255,7 +1181,7 @@
           <w:color w:val="000000"/>
           <w:kern w:val="0"/>
           <w:lang w:eastAsia="es-ES"/>
-          <ns2:ligatures ns2:val="none"/>
+          <w14:ligatures w14:val="none"/>
         </w:rPr>
         <w:t>El 9 de febrero de 2026, recibió un correo electrónico de</w:t>
       </w:r>
@@ -1265,7 +1191,7 @@
           <w:color w:val="000000"/>
           <w:kern w:val="0"/>
           <w:lang w:eastAsia="es-ES"/>
-          <ns2:ligatures ns2:val="none"/>
+          <w14:ligatures w14:val="none"/>
         </w:rPr>
         <w:t>l</w:t>
       </w:r>
@@ -1275,7 +1201,7 @@
           <w:color w:val="000000"/>
           <w:kern w:val="0"/>
           <w:lang w:eastAsia="es-ES"/>
-          <ns2:ligatures ns2:val="none"/>
+          <w14:ligatures w14:val="none"/>
         </w:rPr>
         <w:t xml:space="preserve"> Banco mediante el cual le indicaron que no podían efectuar el cobro desde una tarjeta de débito debido a que registraba el mensaje “transacción no permitida”; no obstante, los cargos correspondientes al Seguro de Vida debían realizarse mediante </w:t>
       </w:r>
@@ -1285,7 +1211,7 @@
           <w:color w:val="000000"/>
           <w:kern w:val="0"/>
           <w:lang w:eastAsia="es-ES"/>
-          <ns2:ligatures ns2:val="none"/>
+          <w14:ligatures w14:val="none"/>
         </w:rPr>
         <w:t>la</w:t>
       </w:r>
@@ -1295,12 +1221,12 @@
           <w:color w:val="000000"/>
           <w:kern w:val="0"/>
           <w:lang w:eastAsia="es-ES"/>
-          <ns2:ligatures ns2:val="none"/>
+          <w14:ligatures w14:val="none"/>
         </w:rPr>
         <w:t xml:space="preserve"> tarjeta de crédito y no mediante una tarjeta de débito.</w:t>
       </w:r>
     </w:p>
-    <w:p ns2:paraId="6201A24F" ns2:textId="77777777">
+    <w:p>
       <w:pPr>
         <w:spacing w:after="0" w:line="240" w:lineRule="auto"/>
         <w:jc w:val="both"/>
@@ -1309,11 +1235,11 @@
           <w:color w:val="000000"/>
           <w:kern w:val="0"/>
           <w:lang w:eastAsia="es-ES"/>
-          <ns2:ligatures ns2:val="none"/>
-        </w:rPr>
-      </w:pPr>
-    </w:p>
-    <w:p ns2:paraId="73BC8A63" ns2:textId="62C3C1A7">
+          <w14:ligatures w14:val="none"/>
+        </w:rPr>
+      </w:pPr>
+    </w:p>
+    <w:p>
       <w:pPr>
         <w:pStyle w:val="Prrafodelista"/>
         <w:numPr>
@@ -1331,7 +1257,7 @@
           <w:color w:val="000000"/>
           <w:kern w:val="0"/>
           <w:lang w:eastAsia="es-ES"/>
-          <ns2:ligatures ns2:val="none"/>
+          <w14:ligatures w14:val="none"/>
         </w:rPr>
       </w:pPr>
       <w:r>
@@ -1340,7 +1266,7 @@
           <w:color w:val="000000"/>
           <w:kern w:val="0"/>
           <w:lang w:eastAsia="es-ES"/>
-          <ns2:ligatures ns2:val="none"/>
+          <w14:ligatures w14:val="none"/>
         </w:rPr>
         <w:t>El 11 de marzo de 2026, se efectuó un cargo adicional</w:t>
       </w:r>
@@ -1350,7 +1276,7 @@
           <w:color w:val="000000"/>
           <w:kern w:val="0"/>
           <w:lang w:eastAsia="es-ES"/>
-          <ns2:ligatures ns2:val="none"/>
+          <w14:ligatures w14:val="none"/>
         </w:rPr>
         <w:t xml:space="preserve"> en la tarjeta de crédito</w:t>
       </w:r>
@@ -1360,12 +1286,12 @@
           <w:color w:val="000000"/>
           <w:kern w:val="0"/>
           <w:lang w:eastAsia="es-ES"/>
-          <ns2:ligatures ns2:val="none"/>
+          <w14:ligatures w14:val="none"/>
         </w:rPr>
         <w:t xml:space="preserve"> de S/ 365,00 correspondiente a la prima del Seguro de Vida.</w:t>
       </w:r>
     </w:p>
-    <w:p ns2:paraId="2315E211" ns2:textId="2ABC0E96">
+    <w:p>
       <w:pPr>
         <w:pStyle w:val="Prrafodelista"/>
         <w:spacing w:after="0" w:line="240" w:lineRule="auto"/>
@@ -1376,7 +1302,7 @@
           <w:color w:val="000000"/>
           <w:kern w:val="0"/>
           <w:lang w:eastAsia="es-ES"/>
-          <ns2:ligatures ns2:val="none"/>
+          <w14:ligatures w14:val="none"/>
         </w:rPr>
       </w:pPr>
       <w:r>
@@ -1385,12 +1311,12 @@
           <w:color w:val="000000"/>
           <w:kern w:val="0"/>
           <w:lang w:eastAsia="es-ES"/>
-          <ns2:ligatures ns2:val="none"/>
+          <w14:ligatures w14:val="none"/>
         </w:rPr>
         <w:t xml:space="preserve"> </w:t>
       </w:r>
     </w:p>
-    <w:p ns2:paraId="063D1FE5" ns2:textId="16AAB6E7">
+    <w:p>
       <w:pPr>
         <w:pStyle w:val="Prrafodelista"/>
         <w:numPr>
@@ -1408,7 +1334,7 @@
           <w:color w:val="000000"/>
           <w:kern w:val="0"/>
           <w:lang w:eastAsia="es-ES"/>
-          <ns2:ligatures ns2:val="none"/>
+          <w14:ligatures w14:val="none"/>
         </w:rPr>
       </w:pPr>
       <w:r>
@@ -1417,7 +1343,7 @@
           <w:color w:val="000000"/>
           <w:kern w:val="0"/>
           <w:lang w:eastAsia="es-ES"/>
-          <ns2:ligatures ns2:val="none"/>
+          <w14:ligatures w14:val="none"/>
         </w:rPr>
         <w:t xml:space="preserve">El 18 de marzo de 2026, se efectuó un nuevo cargo </w:t>
       </w:r>
@@ -1427,7 +1353,7 @@
           <w:color w:val="000000"/>
           <w:kern w:val="0"/>
           <w:lang w:eastAsia="es-ES"/>
-          <ns2:ligatures ns2:val="none"/>
+          <w14:ligatures w14:val="none"/>
         </w:rPr>
         <w:t xml:space="preserve">en la tarjeta de crédito </w:t>
       </w:r>
@@ -1437,12 +1363,12 @@
           <w:color w:val="000000"/>
           <w:kern w:val="0"/>
           <w:lang w:eastAsia="es-ES"/>
-          <ns2:ligatures ns2:val="none"/>
+          <w14:ligatures w14:val="none"/>
         </w:rPr>
         <w:t>de S/ 365,00 correspondiente a la prima del Seguro de Vida.</w:t>
       </w:r>
     </w:p>
-    <w:p ns2:paraId="71FD409F" ns2:textId="311DB2D7">
+    <w:p>
       <w:pPr>
         <w:pStyle w:val="Prrafodelista"/>
         <w:numPr>
@@ -1460,7 +1386,7 @@
           <w:color w:val="000000"/>
           <w:kern w:val="0"/>
           <w:lang w:eastAsia="es-ES"/>
-          <ns2:ligatures ns2:val="none"/>
+          <w14:ligatures w14:val="none"/>
         </w:rPr>
       </w:pPr>
       <w:r>
@@ -1469,7 +1395,7 @@
           <w:color w:val="000000"/>
           <w:kern w:val="0"/>
           <w:lang w:eastAsia="es-ES"/>
-          <ns2:ligatures ns2:val="none"/>
+          <w14:ligatures w14:val="none"/>
         </w:rPr>
         <w:lastRenderedPageBreak/>
         <w:t xml:space="preserve">El 19 de marzo de 2026, se efectuó otro cargo </w:t>
@@ -1480,7 +1406,7 @@
           <w:color w:val="000000"/>
           <w:kern w:val="0"/>
           <w:lang w:eastAsia="es-ES"/>
-          <ns2:ligatures ns2:val="none"/>
+          <w14:ligatures w14:val="none"/>
         </w:rPr>
         <w:t xml:space="preserve">en la tarjeta de crédito </w:t>
       </w:r>
@@ -1490,12 +1416,12 @@
           <w:color w:val="000000"/>
           <w:kern w:val="0"/>
           <w:lang w:eastAsia="es-ES"/>
-          <ns2:ligatures ns2:val="none"/>
+          <w14:ligatures w14:val="none"/>
         </w:rPr>
         <w:t>de S/ 365,00 correspondiente a la prima del Seguro de Vida.</w:t>
       </w:r>
     </w:p>
-    <w:p ns2:paraId="1BA508F4" ns2:textId="77777777">
+    <w:p>
       <w:pPr>
         <w:pStyle w:val="Prrafodelista"/>
         <w:spacing w:after="0" w:line="240" w:lineRule="auto"/>
@@ -1506,11 +1432,11 @@
           <w:color w:val="000000"/>
           <w:kern w:val="0"/>
           <w:lang w:eastAsia="es-ES"/>
-          <ns2:ligatures ns2:val="none"/>
-        </w:rPr>
-      </w:pPr>
-    </w:p>
-    <w:p ns2:paraId="25552F6A" ns2:textId="3EB83438">
+          <w14:ligatures w14:val="none"/>
+        </w:rPr>
+      </w:pPr>
+    </w:p>
+    <w:p>
       <w:pPr>
         <w:pStyle w:val="Prrafodelista"/>
         <w:numPr>
@@ -1528,7 +1454,7 @@
           <w:color w:val="000000"/>
           <w:kern w:val="0"/>
           <w:lang w:eastAsia="es-ES"/>
-          <ns2:ligatures ns2:val="none"/>
+          <w14:ligatures w14:val="none"/>
         </w:rPr>
       </w:pPr>
       <w:r>
@@ -1537,7 +1463,7 @@
           <w:color w:val="000000"/>
           <w:kern w:val="0"/>
           <w:lang w:eastAsia="es-ES"/>
-          <ns2:ligatures ns2:val="none"/>
+          <w14:ligatures w14:val="none"/>
         </w:rPr>
         <w:t xml:space="preserve">El 21 de marzo de 2026, </w:t>
       </w:r>
@@ -1547,7 +1473,7 @@
           <w:color w:val="000000"/>
           <w:kern w:val="0"/>
           <w:lang w:eastAsia="es-ES"/>
-          <ns2:ligatures ns2:val="none"/>
+          <w14:ligatures w14:val="none"/>
         </w:rPr>
         <w:t>presentó</w:t>
       </w:r>
@@ -1557,12 +1483,12 @@
           <w:color w:val="000000"/>
           <w:kern w:val="0"/>
           <w:lang w:eastAsia="es-ES"/>
-          <ns2:ligatures ns2:val="none"/>
+          <w14:ligatures w14:val="none"/>
         </w:rPr>
         <w:t xml:space="preserve"> el reclamo PE-SO-0765712 solicitando la remisión del contrato correspondiente al Seguro de Vida, así como el detalle de los periodos a los cuales correspondían los cuatro cargos efectuados los días 27 de enero, 11, 18 y 19 de marzo de 2026, además de requerir una explicación respecto de los motivos por los cuales no se realizaron oportunamente los descuentos pactados.</w:t>
       </w:r>
     </w:p>
-    <w:p ns2:paraId="5008C6E1" ns2:textId="77777777">
+    <w:p>
       <w:pPr>
         <w:pStyle w:val="Prrafodelista"/>
         <w:spacing w:after="0" w:line="240" w:lineRule="auto"/>
@@ -1573,11 +1499,11 @@
           <w:color w:val="000000"/>
           <w:kern w:val="0"/>
           <w:lang w:eastAsia="es-ES"/>
-          <ns2:ligatures ns2:val="none"/>
-        </w:rPr>
-      </w:pPr>
-    </w:p>
-    <w:p ns2:paraId="7BC2899D" ns2:textId="5BAB0843">
+          <w14:ligatures w14:val="none"/>
+        </w:rPr>
+      </w:pPr>
+    </w:p>
+    <w:p>
       <w:pPr>
         <w:pStyle w:val="Prrafodelista"/>
         <w:numPr>
@@ -1595,7 +1521,7 @@
           <w:color w:val="000000"/>
           <w:kern w:val="0"/>
           <w:lang w:eastAsia="es-ES"/>
-          <ns2:ligatures ns2:val="none"/>
+          <w14:ligatures w14:val="none"/>
         </w:rPr>
       </w:pPr>
       <w:r>
@@ -1604,7 +1530,7 @@
           <w:color w:val="000000"/>
           <w:kern w:val="0"/>
           <w:lang w:eastAsia="es-ES"/>
-          <ns2:ligatures ns2:val="none"/>
+          <w14:ligatures w14:val="none"/>
         </w:rPr>
         <w:t>Luego</w:t>
       </w:r>
@@ -1614,7 +1540,7 @@
           <w:color w:val="000000"/>
           <w:kern w:val="0"/>
           <w:lang w:eastAsia="es-ES"/>
-          <ns2:ligatures ns2:val="none"/>
+          <w14:ligatures w14:val="none"/>
         </w:rPr>
         <w:t xml:space="preserve">, </w:t>
       </w:r>
@@ -1624,7 +1550,7 @@
           <w:color w:val="000000"/>
           <w:kern w:val="0"/>
           <w:lang w:eastAsia="es-ES"/>
-          <ns2:ligatures ns2:val="none"/>
+          <w14:ligatures w14:val="none"/>
         </w:rPr>
         <w:t xml:space="preserve">en virtud del </w:t>
       </w:r>
@@ -1634,7 +1560,7 @@
           <w:color w:val="000000"/>
           <w:kern w:val="0"/>
           <w:lang w:eastAsia="es-ES"/>
-          <ns2:ligatures ns2:val="none"/>
+          <w14:ligatures w14:val="none"/>
         </w:rPr>
         <w:t>reclamo PE-SO-0765712</w:t>
       </w:r>
@@ -1644,7 +1570,7 @@
           <w:color w:val="000000"/>
           <w:kern w:val="0"/>
           <w:lang w:eastAsia="es-ES"/>
-          <ns2:ligatures ns2:val="none"/>
+          <w14:ligatures w14:val="none"/>
         </w:rPr>
         <w:t xml:space="preserve">, </w:t>
       </w:r>
@@ -1654,7 +1580,7 @@
           <w:color w:val="000000"/>
           <w:kern w:val="0"/>
           <w:lang w:eastAsia="es-ES"/>
-          <ns2:ligatures ns2:val="none"/>
+          <w14:ligatures w14:val="none"/>
         </w:rPr>
         <w:t xml:space="preserve">recibió la documentación </w:t>
       </w:r>
@@ -1664,7 +1590,7 @@
           <w:color w:val="000000"/>
           <w:kern w:val="0"/>
           <w:lang w:eastAsia="es-ES"/>
-          <ns2:ligatures ns2:val="none"/>
+          <w14:ligatures w14:val="none"/>
         </w:rPr>
         <w:t xml:space="preserve">contractual </w:t>
       </w:r>
@@ -1674,7 +1600,7 @@
           <w:color w:val="000000"/>
           <w:kern w:val="0"/>
           <w:lang w:eastAsia="es-ES"/>
-          <ns2:ligatures ns2:val="none"/>
+          <w14:ligatures w14:val="none"/>
         </w:rPr>
         <w:t>correspondiente al Seguro de Vida</w:t>
       </w:r>
@@ -1684,7 +1610,7 @@
           <w:color w:val="000000"/>
           <w:kern w:val="0"/>
           <w:lang w:eastAsia="es-ES"/>
-          <ns2:ligatures ns2:val="none"/>
+          <w14:ligatures w14:val="none"/>
         </w:rPr>
         <w:t xml:space="preserve">; no obstante, </w:t>
       </w:r>
@@ -1694,12 +1620,12 @@
           <w:color w:val="000000"/>
           <w:kern w:val="0"/>
           <w:lang w:eastAsia="es-ES"/>
-          <ns2:ligatures ns2:val="none"/>
+          <w14:ligatures w14:val="none"/>
         </w:rPr>
         <w:t>no le remitieron el cronograma de pagos ni el detalle de los periodos correspondientes a las primas descontadas.</w:t>
       </w:r>
     </w:p>
-    <w:p ns2:paraId="7126511B" ns2:textId="77777777">
+    <w:p>
       <w:pPr>
         <w:pStyle w:val="Prrafodelista"/>
         <w:spacing w:after="0" w:line="240" w:lineRule="auto"/>
@@ -1710,11 +1636,11 @@
           <w:color w:val="000000"/>
           <w:kern w:val="0"/>
           <w:lang w:eastAsia="es-ES"/>
-          <ns2:ligatures ns2:val="none"/>
-        </w:rPr>
-      </w:pPr>
-    </w:p>
-    <w:p ns2:paraId="6482305F" ns2:textId="5DBFBC7E">
+          <w14:ligatures w14:val="none"/>
+        </w:rPr>
+      </w:pPr>
+    </w:p>
+    <w:p>
       <w:pPr>
         <w:pStyle w:val="Prrafodelista"/>
         <w:numPr>
@@ -1732,7 +1658,7 @@
           <w:color w:val="000000"/>
           <w:kern w:val="0"/>
           <w:lang w:eastAsia="es-ES"/>
-          <ns2:ligatures ns2:val="none"/>
+          <w14:ligatures w14:val="none"/>
         </w:rPr>
       </w:pPr>
       <w:r>
@@ -1741,7 +1667,7 @@
           <w:color w:val="000000"/>
           <w:kern w:val="0"/>
           <w:lang w:eastAsia="es-ES"/>
-          <ns2:ligatures ns2:val="none"/>
+          <w14:ligatures w14:val="none"/>
         </w:rPr>
         <w:t>El 21 de marzo de 2026, Corredores Falabella le comunicó que el Seguro de Vida se encontraba anulado.</w:t>
       </w:r>
@@ -1751,7 +1677,7 @@
           <w:color w:val="000000"/>
           <w:kern w:val="0"/>
           <w:lang w:eastAsia="es-ES"/>
-          <ns2:ligatures ns2:val="none"/>
+          <w14:ligatures w14:val="none"/>
         </w:rPr>
         <w:t xml:space="preserve"> </w:t>
       </w:r>
@@ -1761,7 +1687,7 @@
           <w:color w:val="000000"/>
           <w:kern w:val="0"/>
           <w:lang w:eastAsia="es-ES"/>
-          <ns2:ligatures ns2:val="none"/>
+          <w14:ligatures w14:val="none"/>
         </w:rPr>
         <w:t>Posteriormente</w:t>
       </w:r>
@@ -1771,7 +1697,7 @@
           <w:color w:val="000000"/>
           <w:kern w:val="0"/>
           <w:lang w:eastAsia="es-ES"/>
-          <ns2:ligatures ns2:val="none"/>
+          <w14:ligatures w14:val="none"/>
         </w:rPr>
         <w:t>, efectuó una llamada telefónica a Corredores Falabella solicitando explicaciones respecto de la anulación del Seguro de Vida, pese a que había requerido reiteradamente el cobro de las primas correspondientes; en dicha comunicación le indicaron que solicitarían la rehabilitación del seguro debido a que registraba el estado “anulado por error de carga”.</w:t>
       </w:r>
@@ -1781,12 +1707,12 @@
           <w:color w:val="000000"/>
           <w:kern w:val="0"/>
           <w:lang w:eastAsia="es-ES"/>
-          <ns2:ligatures ns2:val="none"/>
+          <w14:ligatures w14:val="none"/>
         </w:rPr>
         <w:t xml:space="preserve"> </w:t>
       </w:r>
     </w:p>
-    <w:p ns2:paraId="6D545240" ns2:textId="77777777">
+    <w:p>
       <w:pPr>
         <w:spacing w:after="0" w:line="240" w:lineRule="auto"/>
         <w:jc w:val="both"/>
@@ -1795,11 +1721,11 @@
           <w:color w:val="000000"/>
           <w:kern w:val="0"/>
           <w:lang w:eastAsia="es-ES"/>
-          <ns2:ligatures ns2:val="none"/>
-        </w:rPr>
-      </w:pPr>
-    </w:p>
-    <w:p ns2:paraId="7186A299" ns2:textId="703A3EC2">
+          <w14:ligatures w14:val="none"/>
+        </w:rPr>
+      </w:pPr>
+    </w:p>
+    <w:p>
       <w:pPr>
         <w:pStyle w:val="Prrafodelista"/>
         <w:numPr>
@@ -1817,7 +1743,7 @@
           <w:color w:val="000000"/>
           <w:kern w:val="0"/>
           <w:lang w:eastAsia="es-ES"/>
-          <ns2:ligatures ns2:val="none"/>
+          <w14:ligatures w14:val="none"/>
         </w:rPr>
       </w:pPr>
       <w:r>
@@ -1826,7 +1752,7 @@
           <w:color w:val="000000"/>
           <w:kern w:val="0"/>
           <w:lang w:eastAsia="es-ES"/>
-          <ns2:ligatures ns2:val="none"/>
+          <w14:ligatures w14:val="none"/>
         </w:rPr>
         <w:t>Posteriormente</w:t>
       </w:r>
@@ -1836,7 +1762,7 @@
           <w:color w:val="000000"/>
           <w:kern w:val="0"/>
           <w:lang w:eastAsia="es-ES"/>
-          <ns2:ligatures ns2:val="none"/>
+          <w14:ligatures w14:val="none"/>
         </w:rPr>
         <w:t xml:space="preserve">, recibió una comunicación electrónica de Corredores Falabella mediante la cual le informaron que no se concretó la contratación del Seguro de Vida debido a un “error en la suscripción”, señalando que gestionarían ante </w:t>
       </w:r>
@@ -1846,7 +1772,7 @@
           <w:color w:val="000000"/>
           <w:kern w:val="0"/>
           <w:lang w:eastAsia="es-ES"/>
-          <ns2:ligatures ns2:val="none"/>
+          <w14:ligatures w14:val="none"/>
         </w:rPr>
         <w:t>la compañía aseguradora</w:t>
       </w:r>
@@ -1856,7 +1782,7 @@
           <w:color w:val="000000"/>
           <w:kern w:val="0"/>
           <w:lang w:eastAsia="es-ES"/>
-          <ns2:ligatures ns2:val="none"/>
+          <w14:ligatures w14:val="none"/>
         </w:rPr>
         <w:t xml:space="preserve"> la devolución de las primas pagadas por un total de S/ 1</w:t>
       </w:r>
@@ -1866,7 +1792,7 @@
           <w:color w:val="000000"/>
           <w:kern w:val="0"/>
           <w:lang w:eastAsia="es-ES"/>
-          <ns2:ligatures ns2:val="none"/>
+          <w14:ligatures w14:val="none"/>
         </w:rPr>
         <w:t xml:space="preserve"> </w:t>
       </w:r>
@@ -1876,7 +1802,7 @@
           <w:color w:val="000000"/>
           <w:kern w:val="0"/>
           <w:lang w:eastAsia="es-ES"/>
-          <ns2:ligatures ns2:val="none"/>
+          <w14:ligatures w14:val="none"/>
         </w:rPr>
         <w:t xml:space="preserve">460,00 y que adicionalmente le otorgarían una </w:t>
       </w:r>
@@ -1886,7 +1812,7 @@
           <w:color w:val="000000"/>
           <w:kern w:val="0"/>
           <w:lang w:eastAsia="es-ES"/>
-          <ns2:ligatures ns2:val="none"/>
+          <w14:ligatures w14:val="none"/>
         </w:rPr>
         <w:t>tarjeta de regalo</w:t>
       </w:r>
@@ -1896,12 +1822,12 @@
           <w:color w:val="000000"/>
           <w:kern w:val="0"/>
           <w:lang w:eastAsia="es-ES"/>
-          <ns2:ligatures ns2:val="none"/>
+          <w14:ligatures w14:val="none"/>
         </w:rPr>
         <w:t xml:space="preserve"> ascendente a S/ 150,00.</w:t>
       </w:r>
     </w:p>
-    <w:p ns2:paraId="5518B9FF" ns2:textId="77777777">
+    <w:p>
       <w:pPr>
         <w:pStyle w:val="Prrafodelista"/>
         <w:spacing w:after="0" w:line="240" w:lineRule="auto"/>
@@ -1912,11 +1838,11 @@
           <w:color w:val="000000"/>
           <w:kern w:val="0"/>
           <w:lang w:eastAsia="es-ES"/>
-          <ns2:ligatures ns2:val="none"/>
-        </w:rPr>
-      </w:pPr>
-    </w:p>
-    <w:p ns2:paraId="2F9CF7F5" ns2:textId="7EEB6FF8">
+          <w14:ligatures w14:val="none"/>
+        </w:rPr>
+      </w:pPr>
+    </w:p>
+    <w:p>
       <w:pPr>
         <w:pStyle w:val="Prrafodelista"/>
         <w:numPr>
@@ -1935,7 +1861,7 @@
           <w:color w:val="000000"/>
           <w:kern w:val="0"/>
           <w:lang w:eastAsia="es-ES"/>
-          <ns2:ligatures ns2:val="none"/>
+          <w14:ligatures w14:val="none"/>
         </w:rPr>
       </w:pPr>
       <w:r>
@@ -1944,7 +1870,7 @@
           <w:color w:val="000000"/>
           <w:kern w:val="0"/>
           <w:lang w:eastAsia="es-ES"/>
-          <ns2:ligatures ns2:val="none"/>
+          <w14:ligatures w14:val="none"/>
         </w:rPr>
         <w:t xml:space="preserve">No obstante, los señores [APELLIDO] [APELLIDO] y [APELLIDO] [APELLIDO] no habían solicitado la anulación del Seguro de Vida ya que mantuvieron de manera permanente la voluntad de efectuar el pago de las primas mensuales correspondientes.</w:t>
       </w:r>
@@ -1954,7 +1880,7 @@
           <w:color w:val="000000"/>
           <w:kern w:val="0"/>
           <w:lang w:eastAsia="es-ES"/>
-          <ns2:ligatures ns2:val="none"/>
+          <w14:ligatures w14:val="none"/>
         </w:rPr>
         <w:t xml:space="preserve"/>
       </w:r>
@@ -1962,7 +1888,7 @@
         <w:rPr>
           <w:rFonts w:ascii="Arial Narrow" w:eastAsia="Calibri" w:hAnsi="Arial Narrow" w:cs="Arial"/>
           <w:kern w:val="0"/>
-          <ns2:ligatures ns2:val="none"/>
+          <w14:ligatures w14:val="none"/>
         </w:rPr>
         <w:t xml:space="preserve"/>
       </w:r>
@@ -1972,7 +1898,7 @@
           <w:color w:val="000000"/>
           <w:kern w:val="0"/>
           <w:lang w:eastAsia="es-ES"/>
-          <ns2:ligatures ns2:val="none"/>
+          <w14:ligatures w14:val="none"/>
         </w:rPr>
         <w:t/>
       </w:r>
@@ -1982,7 +1908,7 @@
           <w:color w:val="000000"/>
           <w:kern w:val="0"/>
           <w:lang w:eastAsia="es-ES"/>
-          <ns2:ligatures ns2:val="none"/>
+          <w14:ligatures w14:val="none"/>
         </w:rPr>
         <w:t xml:space="preserve"/>
       </w:r>
@@ -1992,7 +1918,7 @@
           <w:color w:val="000000"/>
           <w:kern w:val="0"/>
           <w:lang w:eastAsia="es-ES"/>
-          <ns2:ligatures ns2:val="none"/>
+          <w14:ligatures w14:val="none"/>
         </w:rPr>
         <w:t/>
       </w:r>
@@ -2002,12 +1928,12 @@
           <w:color w:val="000000"/>
           <w:kern w:val="0"/>
           <w:lang w:eastAsia="es-ES"/>
-          <ns2:ligatures ns2:val="none"/>
+          <w14:ligatures w14:val="none"/>
         </w:rPr>
         <w:t/>
       </w:r>
     </w:p>
-    <w:p ns2:paraId="33E14FF7" ns2:textId="77777777">
+    <w:p>
       <w:pPr>
         <w:tabs>
           <w:tab w:val="left" w:pos="1134"/>
@@ -2019,11 +1945,11 @@
           <w:color w:val="000000"/>
           <w:kern w:val="0"/>
           <w:lang w:eastAsia="es-ES"/>
-          <ns2:ligatures ns2:val="none"/>
-        </w:rPr>
-      </w:pPr>
-    </w:p>
-    <w:p ns2:paraId="65C58807" ns2:textId="757936E4">
+          <w14:ligatures w14:val="none"/>
+        </w:rPr>
+      </w:pPr>
+    </w:p>
+    <w:p>
       <w:pPr>
         <w:numPr>
           <w:ilvl w:val="1"/>
@@ -2041,7 +1967,7 @@
           <w:color w:val="000000"/>
           <w:kern w:val="0"/>
           <w:lang w:val="es-ES" w:eastAsia="es-ES"/>
-          <ns2:ligatures ns2:val="none"/>
+          <w14:ligatures w14:val="none"/>
         </w:rPr>
       </w:pPr>
       <w:r>
@@ -2050,7 +1976,7 @@
           <w:color w:val="000000"/>
           <w:kern w:val="0"/>
           <w:lang w:val="es-ES" w:eastAsia="es-ES"/>
-          <ns2:ligatures ns2:val="none"/>
+          <w14:ligatures w14:val="none"/>
         </w:rPr>
         <w:t xml:space="preserve">Los señores [APELLIDO] [APELLIDO] y [APELLIDO] [APELLIDO] solicitaron, en calidad de medida correctiva, que Corredores Falabella cumpla con otorgar la suma de S/ 65 700,00 correspondiente al monto que se iba a recibir si se hubiese cumplido adecuadamente con los términos contractuales del Seguro de Vida; o, en su defecto, que el Seguro de Vida sea rehabilitado inmediatamente en las mismas condiciones y beneficios originalmente pactados. Asimismo, no requirió de manera expresa el reembolso de costos y costas del presente procedimiento. </w:t>
       </w:r>
@@ -2060,7 +1986,7 @@
           <w:color w:val="000000"/>
           <w:kern w:val="0"/>
           <w:lang w:val="es-ES" w:eastAsia="es-ES"/>
-          <ns2:ligatures ns2:val="none"/>
+          <w14:ligatures w14:val="none"/>
         </w:rPr>
         <w:t xml:space="preserve"/>
       </w:r>
@@ -2070,7 +1996,7 @@
           <w:color w:val="000000"/>
           <w:kern w:val="0"/>
           <w:lang w:val="es-ES" w:eastAsia="es-ES"/>
-          <ns2:ligatures ns2:val="none"/>
+          <w14:ligatures w14:val="none"/>
         </w:rPr>
         <w:t xml:space="preserve"/>
       </w:r>
@@ -2080,7 +2006,7 @@
           <w:color w:val="000000"/>
           <w:kern w:val="0"/>
           <w:lang w:val="es-ES" w:eastAsia="es-ES"/>
-          <ns2:ligatures ns2:val="none"/>
+          <w14:ligatures w14:val="none"/>
         </w:rPr>
         <w:t xml:space="preserve"/>
       </w:r>
@@ -2090,7 +2016,7 @@
           <w:color w:val="000000"/>
           <w:kern w:val="0"/>
           <w:lang w:val="es-ES" w:eastAsia="es-ES"/>
-          <ns2:ligatures ns2:val="none"/>
+          <w14:ligatures w14:val="none"/>
         </w:rPr>
         <w:t xml:space="preserve"/>
       </w:r>
@@ -2100,7 +2026,7 @@
           <w:color w:val="000000"/>
           <w:kern w:val="0"/>
           <w:lang w:val="es-ES" w:eastAsia="es-ES"/>
-          <ns2:ligatures ns2:val="none"/>
+          <w14:ligatures w14:val="none"/>
         </w:rPr>
         <w:t xml:space="preserve"/>
       </w:r>
@@ -2110,7 +2036,7 @@
           <w:color w:val="000000"/>
           <w:kern w:val="0"/>
           <w:lang w:val="es-ES" w:eastAsia="es-ES"/>
-          <ns2:ligatures ns2:val="none"/>
+          <w14:ligatures w14:val="none"/>
         </w:rPr>
         <w:t xml:space="preserve"/>
       </w:r>
@@ -2120,7 +2046,7 @@
           <w:color w:val="000000"/>
           <w:kern w:val="0"/>
           <w:lang w:val="es-ES" w:eastAsia="es-ES"/>
-          <ns2:ligatures ns2:val="none"/>
+          <w14:ligatures w14:val="none"/>
         </w:rPr>
         <w:t/>
       </w:r>
@@ -2130,7 +2056,7 @@
           <w:color w:val="000000"/>
           <w:kern w:val="0"/>
           <w:lang w:val="es-ES" w:eastAsia="es-ES"/>
-          <ns2:ligatures ns2:val="none"/>
+          <w14:ligatures w14:val="none"/>
         </w:rPr>
         <w:t xml:space="preserve"/>
       </w:r>
@@ -2140,7 +2066,7 @@
           <w:color w:val="000000"/>
           <w:kern w:val="0"/>
           <w:lang w:val="es-ES" w:eastAsia="es-ES"/>
-          <ns2:ligatures ns2:val="none"/>
+          <w14:ligatures w14:val="none"/>
         </w:rPr>
         <w:t xml:space="preserve"/>
       </w:r>
@@ -2150,7 +2076,7 @@
           <w:color w:val="000000"/>
           <w:kern w:val="0"/>
           <w:lang w:val="es-ES" w:eastAsia="es-ES"/>
-          <ns2:ligatures ns2:val="none"/>
+          <w14:ligatures w14:val="none"/>
         </w:rPr>
         <w:t/>
       </w:r>
@@ -2160,7 +2086,7 @@
           <w:color w:val="000000"/>
           <w:kern w:val="0"/>
           <w:lang w:val="es-ES" w:eastAsia="es-ES"/>
-          <ns2:ligatures ns2:val="none"/>
+          <w14:ligatures w14:val="none"/>
         </w:rPr>
         <w:t xml:space="preserve"/>
       </w:r>
@@ -2170,7 +2096,7 @@
           <w:color w:val="000000"/>
           <w:kern w:val="0"/>
           <w:lang w:val="es-ES" w:eastAsia="es-ES"/>
-          <ns2:ligatures ns2:val="none"/>
+          <w14:ligatures w14:val="none"/>
         </w:rPr>
         <w:t xml:space="preserve"/>
       </w:r>
@@ -2180,7 +2106,7 @@
           <w:color w:val="000000"/>
           <w:kern w:val="0"/>
           <w:lang w:val="es-ES" w:eastAsia="es-ES"/>
-          <ns2:ligatures ns2:val="none"/>
+          <w14:ligatures w14:val="none"/>
         </w:rPr>
         <w:t/>
       </w:r>
@@ -2190,7 +2116,7 @@
           <w:color w:val="000000"/>
           <w:kern w:val="0"/>
           <w:lang w:val="es-ES" w:eastAsia="es-ES"/>
-          <ns2:ligatures ns2:val="none"/>
+          <w14:ligatures w14:val="none"/>
         </w:rPr>
         <w:t xml:space="preserve"/>
       </w:r>
@@ -2200,7 +2126,7 @@
           <w:color w:val="000000"/>
           <w:kern w:val="0"/>
           <w:lang w:val="es-ES" w:eastAsia="es-ES"/>
-          <ns2:ligatures ns2:val="none"/>
+          <w14:ligatures w14:val="none"/>
         </w:rPr>
         <w:t xml:space="preserve"/>
       </w:r>
@@ -2210,7 +2136,7 @@
           <w:color w:val="000000"/>
           <w:kern w:val="0"/>
           <w:lang w:val="es-ES" w:eastAsia="es-ES"/>
-          <ns2:ligatures ns2:val="none"/>
+          <w14:ligatures w14:val="none"/>
         </w:rPr>
         <w:t xml:space="preserve"/>
       </w:r>
@@ -2220,7 +2146,7 @@
           <w:color w:val="000000"/>
           <w:kern w:val="0"/>
           <w:lang w:val="es-ES" w:eastAsia="es-ES"/>
-          <ns2:ligatures ns2:val="none"/>
+          <w14:ligatures w14:val="none"/>
         </w:rPr>
         <w:t/>
       </w:r>
@@ -2230,7 +2156,7 @@
           <w:color w:val="000000"/>
           <w:kern w:val="0"/>
           <w:lang w:val="es-ES" w:eastAsia="es-ES"/>
-          <ns2:ligatures ns2:val="none"/>
+          <w14:ligatures w14:val="none"/>
         </w:rPr>
         <w:t/>
       </w:r>
@@ -2240,7 +2166,7 @@
           <w:color w:val="000000"/>
           <w:kern w:val="0"/>
           <w:lang w:val="es-ES" w:eastAsia="es-ES"/>
-          <ns2:ligatures ns2:val="none"/>
+          <w14:ligatures w14:val="none"/>
         </w:rPr>
         <w:t xml:space="preserve"/>
       </w:r>
@@ -2250,7 +2176,7 @@
           <w:color w:val="000000"/>
           <w:kern w:val="0"/>
           <w:lang w:val="es-ES" w:eastAsia="es-ES"/>
-          <ns2:ligatures ns2:val="none"/>
+          <w14:ligatures w14:val="none"/>
         </w:rPr>
         <w:t xml:space="preserve"/>
       </w:r>
@@ -2260,7 +2186,7 @@
           <w:color w:val="000000"/>
           <w:kern w:val="0"/>
           <w:lang w:val="es-ES" w:eastAsia="es-ES"/>
-          <ns2:ligatures ns2:val="none"/>
+          <w14:ligatures w14:val="none"/>
         </w:rPr>
         <w:t xml:space="preserve"/>
       </w:r>
@@ -2270,7 +2196,7 @@
           <w:color w:val="000000"/>
           <w:kern w:val="0"/>
           <w:lang w:val="es-ES" w:eastAsia="es-ES"/>
-          <ns2:ligatures ns2:val="none"/>
+          <w14:ligatures w14:val="none"/>
         </w:rPr>
         <w:t xml:space="preserve"/>
       </w:r>
@@ -2280,7 +2206,7 @@
           <w:color w:val="000000"/>
           <w:kern w:val="0"/>
           <w:lang w:val="es-ES" w:eastAsia="es-ES"/>
-          <ns2:ligatures ns2:val="none"/>
+          <w14:ligatures w14:val="none"/>
         </w:rPr>
         <w:t/>
       </w:r>
@@ -2290,12 +2216,12 @@
           <w:color w:val="000000"/>
           <w:kern w:val="0"/>
           <w:lang w:val="es-ES" w:eastAsia="es-ES"/>
-          <ns2:ligatures ns2:val="none"/>
+          <w14:ligatures w14:val="none"/>
         </w:rPr>
         <w:t xml:space="preserve"/>
       </w:r>
     </w:p>
-    <w:p ns2:paraId="66005174" ns2:textId="77777777">
+    <w:p>
       <w:pPr>
         <w:spacing w:after="0" w:line="240" w:lineRule="auto"/>
         <w:contextualSpacing/>
@@ -2306,11 +2232,11 @@
           <w:color w:val="000000"/>
           <w:kern w:val="0"/>
           <w:lang w:eastAsia="es-PE"/>
-          <ns2:ligatures ns2:val="none"/>
-        </w:rPr>
-      </w:pPr>
-    </w:p>
-    <w:p ns2:paraId="3541B1F9" ns2:textId="77777777">
+          <w14:ligatures w14:val="none"/>
+        </w:rPr>
+      </w:pPr>
+    </w:p>
+    <w:p>
       <w:pPr>
         <w:pStyle w:val="Prrafodelista"/>
         <w:numPr>
@@ -2330,22 +2256,22 @@
           <w:color w:val="000000"/>
           <w:kern w:val="0"/>
           <w:lang w:eastAsia="es-PE"/>
-          <ns2:ligatures ns2:val="none"/>
-        </w:rPr>
-      </w:pPr>
-      <w:r>
-        <w:rPr>
-          <w:rFonts w:ascii="Arial Narrow" w:eastAsia="Arial Narrow" w:hAnsi="Arial Narrow" w:cs="Arial Narrow"/>
-          <w:b/>
-          <w:color w:val="000000"/>
-          <w:kern w:val="0"/>
-          <w:lang w:eastAsia="es-PE"/>
-          <ns2:ligatures ns2:val="none"/>
+          <w14:ligatures w14:val="none"/>
+        </w:rPr>
+      </w:pPr>
+      <w:r>
+        <w:rPr>
+          <w:rFonts w:ascii="Arial Narrow" w:eastAsia="Arial Narrow" w:hAnsi="Arial Narrow" w:cs="Arial Narrow"/>
+          <w:b/>
+          <w:color w:val="000000"/>
+          <w:kern w:val="0"/>
+          <w:lang w:eastAsia="es-PE"/>
+          <w14:ligatures w14:val="none"/>
         </w:rPr>
         <w:t>DE LA ADMISIÓN A TRÁMITE DE LA DENUNCIA</w:t>
       </w:r>
     </w:p>
-    <w:p ns2:paraId="34556756" ns2:textId="77777777">
+    <w:p>
       <w:pPr>
         <w:spacing w:after="0" w:line="240" w:lineRule="auto"/>
         <w:contextualSpacing/>
@@ -2356,13 +2282,13 @@
           <w:color w:val="000000"/>
           <w:kern w:val="0"/>
           <w:lang w:eastAsia="es-PE"/>
-          <ns2:ligatures ns2:val="none"/>
+          <w14:ligatures w14:val="none"/>
         </w:rPr>
       </w:pPr>
       <w:bookmarkStart w:id="1" w:name="_Hlk212795168"/>
       <w:bookmarkStart w:id="2" w:name="_Hlk218848146"/>
     </w:p>
-    <w:p ns2:paraId="5F4266A4" ns2:textId="04FE0BA3">
+    <w:p>
       <w:pPr>
         <w:pStyle w:val="Prrafodelista"/>
         <w:numPr>
@@ -2375,7 +2301,7 @@
         <w:rPr>
           <w:rFonts w:ascii="Arial Narrow" w:eastAsia="Arial Narrow" w:hAnsi="Arial Narrow" w:cs="Arial Narrow"/>
           <w:kern w:val="0"/>
-          <ns2:ligatures ns2:val="none"/>
+          <w14:ligatures w14:val="none"/>
         </w:rPr>
       </w:pPr>
       <w:bookmarkStart w:id="3" w:name="_Hlk140755208"/>
@@ -2387,7 +2313,7 @@
           <w:color w:val="000000"/>
           <w:kern w:val="0"/>
           <w:lang w:eastAsia="es-PE"/>
-          <ns2:ligatures ns2:val="none"/>
+          <w14:ligatures w14:val="none"/>
         </w:rPr>
         <w:t xml:space="preserve">La Secretaría Técnica de la Comisión de Protección al Consumidor 1 (en adelante, la Secretaría Técnica), en ejercicio de sus facultades, considera que el hecho denunciado, consistente en que el proveedor denunciado no habría efectuado oportunamente el cobro de las primas correspondientes a la Póliza 117 del Seguro de Vida con Devolución a 15 años - Propuesta 20011391, pese a que las primas debían cargarse mensualmente a la tarjeta de crédito contratada por el señor [APELLIDO] [APELLIDO] ; involucraría una presunta afectación a sus expectativas, quien no habría encontrado una correspondencia entre lo que esperaba recibir de parte del proveedor y lo que realmente recibió. Por consiguiente, corresponde calificar el hecho materia de denuncia como una presunta infracción al deber de idoneidad, tipificado en los artículos 18 y 19 del Código.</w:t>
       </w:r>
@@ -2400,7 +2326,7 @@
           <w:rFonts w:ascii="Arial Narrow" w:eastAsia="Arial Narrow" w:hAnsi="Arial Narrow" w:cs="Arial Narrow"/>
           <w:kern w:val="0"/>
           <w:vertAlign w:val="superscript"/>
-          <ns2:ligatures ns2:val="none"/>
+          <w14:ligatures w14:val="none"/>
         </w:rPr>
         <w:footnoteReference w:id="2"/>
       </w:r>
@@ -2410,7 +2336,7 @@
           <w:color w:val="000000"/>
           <w:kern w:val="0"/>
           <w:lang w:eastAsia="es-PE"/>
-          <ns2:ligatures ns2:val="none"/>
+          <w14:ligatures w14:val="none"/>
         </w:rPr>
         <w:t xml:space="preserve"/>
       </w:r>
@@ -2420,7 +2346,7 @@
           <w:color w:val="000000"/>
           <w:kern w:val="0"/>
           <w:lang w:eastAsia="es-PE"/>
-          <ns2:ligatures ns2:val="none"/>
+          <w14:ligatures w14:val="none"/>
         </w:rPr>
         <w:t xml:space="preserve"/>
       </w:r>
@@ -2428,7 +2354,7 @@
         <w:rPr>
           <w:rFonts w:ascii="Arial Narrow" w:eastAsia="Arial Narrow" w:hAnsi="Arial Narrow" w:cs="Arial Narrow"/>
           <w:kern w:val="0"/>
-          <ns2:ligatures ns2:val="none"/>
+          <w14:ligatures w14:val="none"/>
         </w:rPr>
         <w:t xml:space="preserve"/>
       </w:r>
@@ -2437,7 +2363,7 @@
         <w:rPr>
           <w:rFonts w:ascii="Arial Narrow" w:eastAsia="Arial Narrow" w:hAnsi="Arial Narrow" w:cs="Arial Narrow"/>
           <w:kern w:val="0"/>
-          <ns2:ligatures ns2:val="none"/>
+          <w14:ligatures w14:val="none"/>
         </w:rPr>
         <w:t xml:space="preserve"/>
       </w:r>
@@ -2451,7 +2377,7 @@
           <w:kern w:val="0"/>
           <w:shd w:val="clear" w:color="auto" w:fill="FFFFFF"/>
           <w:lang w:eastAsia="es-PE"/>
-          <ns2:ligatures ns2:val="none"/>
+          <w14:ligatures w14:val="none"/>
         </w:rPr>
         <w:t xml:space="preserve"/>
       </w:r>
@@ -2462,7 +2388,7 @@
           <w:kern w:val="0"/>
           <w:shd w:val="clear" w:color="auto" w:fill="FFFFFF"/>
           <w:lang w:eastAsia="es-PE"/>
-          <ns2:ligatures ns2:val="none"/>
+          <w14:ligatures w14:val="none"/>
         </w:rPr>
         <w:lastRenderedPageBreak/>
         <w:t/>
@@ -2471,7 +2397,7 @@
         <w:rPr>
           <w:rFonts w:ascii="Arial Narrow" w:eastAsia="Arial Narrow" w:hAnsi="Arial Narrow" w:cs="Arial Narrow"/>
           <w:kern w:val="0"/>
-          <ns2:ligatures ns2:val="none"/>
+          <w14:ligatures w14:val="none"/>
         </w:rPr>
         <w:t/>
       </w:r>
@@ -2481,7 +2407,7 @@
           <w:color w:val="000000"/>
           <w:kern w:val="0"/>
           <w:lang w:eastAsia="es-PE"/>
-          <ns2:ligatures ns2:val="none"/>
+          <w14:ligatures w14:val="none"/>
         </w:rPr>
         <w:t/>
       </w:r>
@@ -2489,7 +2415,7 @@
         <w:rPr>
           <w:rFonts w:ascii="Arial Narrow" w:eastAsia="Arial Narrow" w:hAnsi="Arial Narrow" w:cs="Arial Narrow"/>
           <w:kern w:val="0"/>
-          <ns2:ligatures ns2:val="none"/>
+          <w14:ligatures w14:val="none"/>
         </w:rPr>
         <w:t xml:space="preserve"/>
       </w:r>
@@ -2499,7 +2425,7 @@
           <w:color w:val="000000"/>
           <w:kern w:val="0"/>
           <w:lang w:eastAsia="es-PE"/>
-          <ns2:ligatures ns2:val="none"/>
+          <w14:ligatures w14:val="none"/>
         </w:rPr>
         <w:t/>
       </w:r>
@@ -2507,7 +2433,7 @@
         <w:rPr>
           <w:rFonts w:ascii="Arial Narrow" w:eastAsia="Arial Narrow" w:hAnsi="Arial Narrow" w:cs="Arial Narrow"/>
           <w:kern w:val="0"/>
-          <ns2:ligatures ns2:val="none"/>
+          <w14:ligatures w14:val="none"/>
         </w:rPr>
         <w:t xml:space="preserve"/>
       </w:r>
@@ -2519,7 +2445,7 @@
           <w:rFonts w:ascii="Arial Narrow" w:eastAsia="Arial Narrow" w:hAnsi="Arial Narrow" w:cs="Arial"/>
           <w:kern w:val="0"/>
           <w:vertAlign w:val="superscript"/>
-          <ns2:ligatures ns2:val="none"/>
+          <w14:ligatures w14:val="none"/>
         </w:rPr>
         <w:footnoteReference w:id="3"/>
       </w:r>
@@ -2528,13 +2454,13 @@
         <w:rPr>
           <w:rFonts w:ascii="Arial Narrow" w:eastAsia="Arial Narrow" w:hAnsi="Arial Narrow" w:cs="Arial Narrow"/>
           <w:kern w:val="0"/>
-          <ns2:ligatures ns2:val="none"/>
+          <w14:ligatures w14:val="none"/>
         </w:rPr>
         <w:t/>
       </w:r>
       <w:bookmarkEnd w:id="8"/>
     </w:p>
-    <w:p ns2:paraId="116891C0" ns2:textId="77777777">
+    <w:p>
       <w:pPr>
         <w:pStyle w:val="Prrafodelista"/>
         <w:spacing w:after="0" w:line="240" w:lineRule="auto"/>
@@ -2543,11 +2469,11 @@
         <w:rPr>
           <w:rFonts w:ascii="Arial Narrow" w:eastAsia="Arial Narrow" w:hAnsi="Arial Narrow" w:cs="Arial Narrow"/>
           <w:kern w:val="0"/>
-          <ns2:ligatures ns2:val="none"/>
-        </w:rPr>
-      </w:pPr>
-    </w:p>
-    <w:p ns2:paraId="73AC2300" ns2:textId="08BB4FF1">
+          <w14:ligatures w14:val="none"/>
+        </w:rPr>
+      </w:pPr>
+    </w:p>
+    <w:p>
       <w:pPr>
         <w:pStyle w:val="Prrafodelista"/>
         <w:numPr>
@@ -2560,7 +2486,7 @@
         <w:rPr>
           <w:rFonts w:ascii="Arial Narrow" w:eastAsia="Arial Narrow" w:hAnsi="Arial Narrow" w:cs="Arial Narrow"/>
           <w:kern w:val="0"/>
-          <ns2:ligatures ns2:val="none"/>
+          <w14:ligatures w14:val="none"/>
         </w:rPr>
       </w:pPr>
       <w:bookmarkStart w:id="11" w:name="_Hlk213150180"/>
@@ -2568,7 +2494,7 @@
         <w:rPr>
           <w:rFonts w:ascii="Arial Narrow" w:eastAsia="Arial Narrow" w:hAnsi="Arial Narrow" w:cs="Arial Narrow"/>
           <w:kern w:val="0"/>
-          <ns2:ligatures ns2:val="none"/>
+          <w14:ligatures w14:val="none"/>
         </w:rPr>
         <w:t xml:space="preserve">Así también, la Secretaría Técnica, en ejercicio de sus facultades, </w:t>
       </w:r>
@@ -2578,7 +2504,7 @@
           <w:color w:val="000000"/>
           <w:kern w:val="0"/>
           <w:lang w:eastAsia="es-PE"/>
-          <ns2:ligatures ns2:val="none"/>
+          <w14:ligatures w14:val="none"/>
         </w:rPr>
         <w:t xml:space="preserve">considera </w:t>
       </w:r>
@@ -2586,7 +2512,7 @@
         <w:rPr>
           <w:rFonts w:ascii="Arial Narrow" w:eastAsia="Arial Narrow" w:hAnsi="Arial Narrow" w:cs="Arial Narrow"/>
           <w:kern w:val="0"/>
-          <ns2:ligatures ns2:val="none"/>
+          <w14:ligatures w14:val="none"/>
         </w:rPr>
         <w:t xml:space="preserve">que el hecho denunciado, consistente en que </w:t>
       </w:r>
@@ -2598,7 +2524,7 @@
           <w:kern w:val="0"/>
           <w:shd w:val="clear" w:color="auto" w:fill="FFFFFF"/>
           <w:lang w:eastAsia="es-PE"/>
-          <ns2:ligatures ns2:val="none"/>
+          <w14:ligatures w14:val="none"/>
         </w:rPr>
         <w:t>el proveedor denunciado habría gestionado la anulación la Póliza 117 del Seguro de Vida con Devolución a 15 años - Propuesta 20011391</w:t>
       </w:r>
@@ -2609,7 +2535,7 @@
           <w:kern w:val="0"/>
           <w:shd w:val="clear" w:color="auto" w:fill="FFFFFF"/>
           <w:lang w:eastAsia="es-PE"/>
-          <ns2:ligatures ns2:val="none"/>
+          <w14:ligatures w14:val="none"/>
         </w:rPr>
         <w:t>,</w:t>
       </w:r>
@@ -2620,7 +2546,7 @@
           <w:kern w:val="0"/>
           <w:shd w:val="clear" w:color="auto" w:fill="FFFFFF"/>
           <w:lang w:eastAsia="es-PE"/>
-          <ns2:ligatures ns2:val="none"/>
+          <w14:ligatures w14:val="none"/>
         </w:rPr>
         <w:t xml:space="preserve"> pese a que los denunciantes no habrían solicitado dicha anulación y habrían mantenido su voluntad de continuar efectuando el pago de las primas correspondientes</w:t>
       </w:r>
@@ -2628,7 +2554,7 @@
         <w:rPr>
           <w:rFonts w:ascii="Arial Narrow" w:eastAsia="Arial Narrow" w:hAnsi="Arial Narrow" w:cs="Arial Narrow"/>
           <w:kern w:val="0"/>
-          <ns2:ligatures ns2:val="none"/>
+          <w14:ligatures w14:val="none"/>
         </w:rPr>
         <w:t>; involucraría una presunta afectación a sus expectativas, quien no habría encontrado una correspondencia entre lo que esperaba recibir de parte del proveedor y lo que realmente recibió. Por consiguiente, corresponde calificar el hecho materia de denuncia como una presunta infracción al deber de idoneidad, tipificado en los artículos 18</w:t>
       </w:r>
@@ -2638,7 +2564,7 @@
           <w:color w:val="000000"/>
           <w:kern w:val="0"/>
           <w:lang w:eastAsia="es-PE"/>
-          <ns2:ligatures ns2:val="none"/>
+          <w14:ligatures w14:val="none"/>
         </w:rPr>
         <w:t/>
       </w:r>
@@ -2646,7 +2572,7 @@
         <w:rPr>
           <w:rFonts w:ascii="Arial Narrow" w:eastAsia="Arial Narrow" w:hAnsi="Arial Narrow" w:cs="Arial Narrow"/>
           <w:kern w:val="0"/>
-          <ns2:ligatures ns2:val="none"/>
+          <w14:ligatures w14:val="none"/>
         </w:rPr>
         <w:t xml:space="preserve"> y 19</w:t>
       </w:r>
@@ -2656,7 +2582,7 @@
           <w:color w:val="000000"/>
           <w:kern w:val="0"/>
           <w:lang w:eastAsia="es-PE"/>
-          <ns2:ligatures ns2:val="none"/>
+          <w14:ligatures w14:val="none"/>
         </w:rPr>
         <w:t/>
       </w:r>
@@ -2664,7 +2590,7 @@
         <w:rPr>
           <w:rFonts w:ascii="Arial Narrow" w:eastAsia="Arial Narrow" w:hAnsi="Arial Narrow" w:cs="Arial Narrow"/>
           <w:kern w:val="0"/>
-          <ns2:ligatures ns2:val="none"/>
+          <w14:ligatures w14:val="none"/>
         </w:rPr>
         <w:t xml:space="preserve"> del Código</w:t>
       </w:r>
@@ -2675,22 +2601,22 @@
           <w:color w:val="000000"/>
           <w:kern w:val="0"/>
           <w:lang w:eastAsia="es-PE"/>
-          <ns2:ligatures ns2:val="none"/>
+          <w14:ligatures w14:val="none"/>
         </w:rPr>
         <w:t xml:space="preserve">. </w:t>
       </w:r>
     </w:p>
-    <w:p ns2:paraId="2A85CA8C" ns2:textId="77777777">
+    <w:p>
       <w:pPr>
         <w:pStyle w:val="Prrafodelista"/>
         <w:rPr>
           <w:rFonts w:ascii="Arial Narrow" w:eastAsia="Arial Narrow" w:hAnsi="Arial Narrow" w:cs="Arial Narrow"/>
           <w:kern w:val="0"/>
-          <ns2:ligatures ns2:val="none"/>
-        </w:rPr>
-      </w:pPr>
-    </w:p>
-    <w:p ns2:paraId="2DC7B64E" ns2:textId="6450F597">
+          <w14:ligatures w14:val="none"/>
+        </w:rPr>
+      </w:pPr>
+    </w:p>
+    <w:p>
       <w:pPr>
         <w:pStyle w:val="Prrafodelista"/>
         <w:numPr>
@@ -2703,16 +2629,16 @@
         <w:rPr>
           <w:rFonts w:ascii="Arial Narrow" w:eastAsia="Arial Narrow" w:hAnsi="Arial Narrow" w:cs="Arial Narrow"/>
           <w:kern w:val="0"/>
-          <ns2:ligatures ns2:val="none"/>
-        </w:rPr>
-      </w:pPr>
-      <w:r>
-        <w:rPr>
-          <w:rFonts w:ascii="Arial Narrow" w:eastAsia="Times New Roman" w:hAnsi="Arial Narrow" w:cs="Arial"/>
-          <w:color w:val="000000"/>
-          <w:kern w:val="0"/>
-          <w:lang w:eastAsia="es-PE"/>
-          <ns2:ligatures ns2:val="none"/>
+          <w14:ligatures w14:val="none"/>
+        </w:rPr>
+      </w:pPr>
+      <w:r>
+        <w:rPr>
+          <w:rFonts w:ascii="Arial Narrow" w:eastAsia="Times New Roman" w:hAnsi="Arial Narrow" w:cs="Arial"/>
+          <w:color w:val="000000"/>
+          <w:kern w:val="0"/>
+          <w:lang w:eastAsia="es-PE"/>
+          <w14:ligatures w14:val="none"/>
         </w:rPr>
         <w:t xml:space="preserve">Además, la Secretaría Técnica, en ejercicio de sus facultades, considera </w:t>
       </w:r>
@@ -2720,7 +2646,7 @@
         <w:rPr>
           <w:rFonts w:ascii="Arial Narrow" w:eastAsia="Arial Narrow" w:hAnsi="Arial Narrow" w:cs="Arial"/>
           <w:kern w:val="0"/>
-          <ns2:ligatures ns2:val="none"/>
+          <w14:ligatures w14:val="none"/>
         </w:rPr>
         <w:t xml:space="preserve">que el hecho denunciado, consistente en que </w:t>
       </w:r>
@@ -2728,7 +2654,7 @@
         <w:rPr>
           <w:rFonts w:ascii="Arial Narrow" w:eastAsia="Arial Narrow" w:hAnsi="Arial Narrow" w:cs="Arial Narrow"/>
           <w:kern w:val="0"/>
-          <ns2:ligatures ns2:val="none"/>
+          <w14:ligatures w14:val="none"/>
         </w:rPr>
         <w:t>el proveedor denunciado no habría brindado información clara y suficiente respecto de los motivos por los cuales no se efectuaron oportunamente los cobros de las primas de la Póliza 117 del Seguro de Vida con Devolución a 15 años - Propuesta 20011391</w:t>
       </w:r>
@@ -2739,7 +2665,7 @@
           <w:color w:val="000000"/>
           <w:kern w:val="0"/>
           <w:lang w:eastAsia="es-PE"/>
-          <ns2:ligatures ns2:val="none"/>
+          <w14:ligatures w14:val="none"/>
         </w:rPr>
         <w:t>. Por consiguiente, corresponde calificar el hecho materia de denuncia como una presunta infracción al deber de información, tipificado en el artículo 1, numeral 1, literal b) y al artículo 2 del Código</w:t>
       </w:r>
@@ -2749,7 +2675,7 @@
           <w:rFonts w:ascii="Arial Narrow" w:eastAsia="Arial Narrow" w:hAnsi="Arial Narrow" w:cs="Arial"/>
           <w:kern w:val="0"/>
           <w:vertAlign w:val="superscript"/>
-          <ns2:ligatures ns2:val="none"/>
+          <w14:ligatures w14:val="none"/>
         </w:rPr>
         <w:footnoteReference w:id="4"/>
       </w:r>
@@ -2757,13 +2683,13 @@
         <w:rPr>
           <w:rFonts w:ascii="Arial Narrow" w:eastAsia="Arial Narrow" w:hAnsi="Arial Narrow" w:cs="Arial"/>
           <w:kern w:val="0"/>
-          <ns2:ligatures ns2:val="none"/>
+          <w14:ligatures w14:val="none"/>
         </w:rPr>
         <w:t>.</w:t>
       </w:r>
       <w:bookmarkEnd w:id="1"/>
     </w:p>
-    <w:p ns2:paraId="61A99930" ns2:textId="78C789C0">
+    <w:p>
       <w:pPr>
         <w:pStyle w:val="Prrafodelista"/>
         <w:numPr>
@@ -2776,14 +2702,14 @@
         <w:rPr>
           <w:rFonts w:ascii="Arial Narrow" w:eastAsia="Arial Narrow" w:hAnsi="Arial Narrow" w:cs="Arial Narrow"/>
           <w:kern w:val="0"/>
-          <ns2:ligatures ns2:val="none"/>
-        </w:rPr>
-      </w:pPr>
-      <w:r>
-        <w:rPr>
-          <w:rFonts w:ascii="Arial Narrow" w:eastAsia="Arial Narrow" w:hAnsi="Arial Narrow" w:cs="Arial Narrow"/>
-          <w:kern w:val="0"/>
-          <ns2:ligatures ns2:val="none"/>
+          <w14:ligatures w14:val="none"/>
+        </w:rPr>
+      </w:pPr>
+      <w:r>
+        <w:rPr>
+          <w:rFonts w:ascii="Arial Narrow" w:eastAsia="Arial Narrow" w:hAnsi="Arial Narrow" w:cs="Arial Narrow"/>
+          <w:kern w:val="0"/>
+          <w14:ligatures w14:val="none"/>
         </w:rPr>
         <w:lastRenderedPageBreak/>
         <w:t xml:space="preserve">Asimismo, </w:t>
@@ -2795,7 +2721,7 @@
           <w:color w:val="000000"/>
           <w:kern w:val="0"/>
           <w:lang w:eastAsia="es-PE"/>
-          <ns2:ligatures ns2:val="none"/>
+          <w14:ligatures w14:val="none"/>
         </w:rPr>
         <w:t xml:space="preserve">la Secretaría Técnica, en ejercicio de sus facultades, considera </w:t>
       </w:r>
@@ -2803,7 +2729,7 @@
         <w:rPr>
           <w:rFonts w:ascii="Arial Narrow" w:eastAsia="Arial Narrow" w:hAnsi="Arial Narrow" w:cs="Arial"/>
           <w:kern w:val="0"/>
-          <ns2:ligatures ns2:val="none"/>
+          <w14:ligatures w14:val="none"/>
         </w:rPr>
         <w:t xml:space="preserve">que el hecho denunciado, consistente en que </w:t>
       </w:r>
@@ -2811,7 +2737,7 @@
         <w:rPr>
           <w:rFonts w:ascii="Arial Narrow" w:eastAsia="Arial Narrow" w:hAnsi="Arial Narrow" w:cs="Arial Narrow"/>
           <w:kern w:val="0"/>
-          <ns2:ligatures ns2:val="none"/>
+          <w14:ligatures w14:val="none"/>
         </w:rPr>
         <w:t>el proveedor denunciado no habría cumplido con remitir el cronograma de pagos ni el detalle de los periodos correspondientes a las primas cobradas los días 27 de enero, 11, 18 y 19 de marzo de 2026 de la Póliza 117 del Seguro de Vida con Devolución a 15 años - Propuesta 20011391, pese a la solicitud de la parte denunciante</w:t>
       </w:r>
@@ -2822,7 +2748,7 @@
           <w:color w:val="000000"/>
           <w:kern w:val="0"/>
           <w:lang w:eastAsia="es-PE"/>
-          <ns2:ligatures ns2:val="none"/>
+          <w14:ligatures w14:val="none"/>
         </w:rPr>
         <w:t>. Por consiguiente, corresponde calificar el hecho materia de denuncia como una presunta infracción al deber de información, tipificado en el artículo 1, numeral 1, literal b) y al artículo 2 del Código</w:t>
       </w:r>
@@ -2830,25 +2756,25 @@
         <w:rPr>
           <w:rFonts w:ascii="Arial Narrow" w:eastAsia="Arial Narrow" w:hAnsi="Arial Narrow" w:cs="Arial"/>
           <w:kern w:val="0"/>
-          <ns2:ligatures ns2:val="none"/>
+          <w14:ligatures w14:val="none"/>
         </w:rPr>
         <w:t>.</w:t>
       </w:r>
       <w:bookmarkStart w:id="13" w:name="_Hlk212534267"/>
       <w:bookmarkEnd w:id="12"/>
     </w:p>
-    <w:p ns2:paraId="4266B1E3" ns2:textId="77777777">
-      <w:pPr>
-        <w:spacing w:after="0" w:line="240" w:lineRule="auto"/>
-        <w:jc w:val="both"/>
-        <w:rPr>
-          <w:rFonts w:ascii="Arial Narrow" w:eastAsia="Arial Narrow" w:hAnsi="Arial Narrow" w:cs="Arial Narrow"/>
-          <w:kern w:val="0"/>
-          <ns2:ligatures ns2:val="none"/>
-        </w:rPr>
-      </w:pPr>
-    </w:p>
-    <w:p ns2:paraId="78C31712" ns2:textId="47C33856">
+    <w:p>
+      <w:pPr>
+        <w:spacing w:after="0" w:line="240" w:lineRule="auto"/>
+        <w:jc w:val="both"/>
+        <w:rPr>
+          <w:rFonts w:ascii="Arial Narrow" w:eastAsia="Arial Narrow" w:hAnsi="Arial Narrow" w:cs="Arial Narrow"/>
+          <w:kern w:val="0"/>
+          <w14:ligatures w14:val="none"/>
+        </w:rPr>
+      </w:pPr>
+    </w:p>
+    <w:p>
       <w:pPr>
         <w:pStyle w:val="Prrafodelista"/>
         <w:numPr>
@@ -2861,7 +2787,7 @@
         <w:rPr>
           <w:rFonts w:ascii="Arial Narrow" w:eastAsia="Arial Narrow" w:hAnsi="Arial Narrow" w:cs="Arial Narrow"/>
           <w:kern w:val="0"/>
-          <ns2:ligatures ns2:val="none"/>
+          <w14:ligatures w14:val="none"/>
         </w:rPr>
       </w:pPr>
       <w:bookmarkStart w:id="14" w:name="_Hlk214534552"/>
@@ -2872,7 +2798,7 @@
           <w:color w:val="000000"/>
           <w:kern w:val="0"/>
           <w:lang w:eastAsia="es-PE"/>
-          <ns2:ligatures ns2:val="none"/>
+          <w14:ligatures w14:val="none"/>
         </w:rPr>
         <w:t xml:space="preserve">Además, </w:t>
       </w:r>
@@ -2883,7 +2809,7 @@
           <w:color w:val="000000"/>
           <w:kern w:val="0"/>
           <w:lang w:eastAsia="es-PE"/>
-          <ns2:ligatures ns2:val="none"/>
+          <w14:ligatures w14:val="none"/>
         </w:rPr>
         <w:t xml:space="preserve">la Secretaría Técnica, en ejercicio de sus facultades, considera </w:t>
       </w:r>
@@ -2891,7 +2817,7 @@
         <w:rPr>
           <w:rFonts w:ascii="Arial Narrow" w:eastAsia="Arial Narrow" w:hAnsi="Arial Narrow" w:cs="Arial"/>
           <w:kern w:val="0"/>
-          <ns2:ligatures ns2:val="none"/>
+          <w14:ligatures w14:val="none"/>
         </w:rPr>
         <w:t xml:space="preserve">que el hecho denunciado, consistente en que </w:t>
       </w:r>
@@ -2899,7 +2825,7 @@
         <w:rPr>
           <w:rFonts w:ascii="Arial Narrow" w:eastAsia="Arial Narrow" w:hAnsi="Arial Narrow" w:cs="Arial Narrow"/>
           <w:kern w:val="0"/>
-          <ns2:ligatures ns2:val="none"/>
+          <w14:ligatures w14:val="none"/>
         </w:rPr>
         <w:t>el proveedor denunciado habría brindado información contradictoria a la parte denunciante respecto de la anulación de la Póliza 117 del Seguro de Vida con Devolución a 15 años - Propuesta 20011391 al indicar inicialmente que registraba el estado “anulado por error de carga” y posteriormente señalar que la contratación no se concretó debido a un “error en la suscripción”</w:t>
       </w:r>
@@ -2910,7 +2836,7 @@
           <w:color w:val="000000"/>
           <w:kern w:val="0"/>
           <w:lang w:eastAsia="es-PE"/>
-          <ns2:ligatures ns2:val="none"/>
+          <w14:ligatures w14:val="none"/>
         </w:rPr>
         <w:t xml:space="preserve">. </w:t>
       </w:r>
@@ -2923,7 +2849,7 @@
           <w:color w:val="000000"/>
           <w:kern w:val="0"/>
           <w:lang w:eastAsia="es-PE"/>
-          <ns2:ligatures ns2:val="none"/>
+          <w14:ligatures w14:val="none"/>
         </w:rPr>
         <w:t xml:space="preserve">Por consiguiente, corresponde calificar el hecho materia de denuncia como una presunta infracción al deber de información, tipificado en el </w:t>
       </w:r>
@@ -2935,7 +2861,7 @@
           <w:color w:val="000000"/>
           <w:kern w:val="0"/>
           <w:lang w:eastAsia="es-PE"/>
-          <ns2:ligatures ns2:val="none"/>
+          <w14:ligatures w14:val="none"/>
         </w:rPr>
         <w:t xml:space="preserve">artículo 1, numeral 1, literal b) </w:t>
       </w:r>
@@ -2947,7 +2873,7 @@
           <w:color w:val="000000"/>
           <w:kern w:val="0"/>
           <w:lang w:eastAsia="es-PE"/>
-          <ns2:ligatures ns2:val="none"/>
+          <w14:ligatures w14:val="none"/>
         </w:rPr>
         <w:t>y al artículo 2 del Código</w:t>
       </w:r>
@@ -2959,7 +2885,7 @@
           <w:color w:val="000000"/>
           <w:kern w:val="0"/>
           <w:lang w:eastAsia="es-PE"/>
-          <ns2:ligatures ns2:val="none"/>
+          <w14:ligatures w14:val="none"/>
         </w:rPr>
         <w:t xml:space="preserve">. </w:t>
       </w:r>
@@ -2968,18 +2894,18 @@
     </w:p>
     <w:bookmarkEnd w:id="13"/>
     <w:bookmarkEnd w:id="14"/>
-    <w:p ns2:paraId="7A2CF596" ns2:textId="77777777">
+    <w:p>
       <w:pPr>
         <w:pStyle w:val="Prrafodelista"/>
         <w:spacing w:line="240" w:lineRule="auto"/>
         <w:rPr>
           <w:rFonts w:ascii="Arial Narrow" w:eastAsia="Arial Narrow" w:hAnsi="Arial Narrow" w:cs="Arial Narrow"/>
           <w:kern w:val="0"/>
-          <ns2:ligatures ns2:val="none"/>
-        </w:rPr>
-      </w:pPr>
-    </w:p>
-    <w:p ns2:paraId="07559B21" ns2:textId="2E0EE9D2">
+          <w14:ligatures w14:val="none"/>
+        </w:rPr>
+      </w:pPr>
+    </w:p>
+    <w:p>
       <w:pPr>
         <w:pStyle w:val="Prrafodelista"/>
         <w:numPr>
@@ -2992,7 +2918,7 @@
         <w:rPr>
           <w:rFonts w:ascii="Arial Narrow" w:eastAsia="Arial Narrow" w:hAnsi="Arial Narrow" w:cs="Arial Narrow"/>
           <w:kern w:val="0"/>
-          <ns2:ligatures ns2:val="none"/>
+          <w14:ligatures w14:val="none"/>
         </w:rPr>
       </w:pPr>
       <w:bookmarkStart w:id="20" w:name="_Hlk214962902"/>
@@ -3001,7 +2927,7 @@
         <w:rPr>
           <w:rFonts w:ascii="Arial Narrow" w:eastAsia="Arial Narrow" w:hAnsi="Arial Narrow" w:cs="Arial Narrow"/>
           <w:kern w:val="0"/>
-          <ns2:ligatures ns2:val="none"/>
+          <w14:ligatures w14:val="none"/>
         </w:rPr>
         <w:t xml:space="preserve">Asimismo, la Secretaría Técnica, en ejercicio de sus facultades, considera que el hecho denunciado, consistente en que </w:t>
       </w:r>
@@ -3009,7 +2935,7 @@
         <w:rPr>
           <w:rFonts w:ascii="Arial Narrow" w:eastAsia="Arial Narrow" w:hAnsi="Arial Narrow" w:cs="Arial"/>
           <w:kern w:val="0"/>
-          <ns2:ligatures ns2:val="none"/>
+          <w14:ligatures w14:val="none"/>
         </w:rPr>
         <w:t>el proveedor denunciado habría brindado una respuesta inadecuada al reclamo presentado por la parte denunciante el 21 de marzo de 2026</w:t>
       </w:r>
@@ -3017,7 +2943,7 @@
         <w:rPr>
           <w:rFonts w:ascii="Arial Narrow" w:eastAsia="Arial Narrow" w:hAnsi="Arial Narrow" w:cs="Arial"/>
           <w:kern w:val="0"/>
-          <ns2:ligatures ns2:val="none"/>
+          <w14:ligatures w14:val="none"/>
         </w:rPr>
         <w:t>. Por consiguiente, corresponde calificar el hecho materia de denuncia como una presunta infracción al numeral 88.1 del artículo 88 del Código</w:t>
       </w:r>
@@ -3031,7 +2957,7 @@
           <w:kern w:val="0"/>
           <w:vertAlign w:val="superscript"/>
           <w:lang w:eastAsia="es-PE"/>
-          <ns2:ligatures ns2:val="none"/>
+          <w14:ligatures w14:val="none"/>
         </w:rPr>
         <w:footnoteReference w:id="5"/>
       </w:r>
@@ -3042,7 +2968,7 @@
           <w:color w:val="000000"/>
           <w:kern w:val="0"/>
           <w:lang w:eastAsia="es-PE"/>
-          <ns2:ligatures ns2:val="none"/>
+          <w14:ligatures w14:val="none"/>
         </w:rPr>
         <w:t>.</w:t>
       </w:r>
@@ -3051,7 +2977,7 @@
     <w:bookmarkEnd w:id="9"/>
     <w:bookmarkEnd w:id="15"/>
     <w:bookmarkEnd w:id="21"/>
-    <w:p ns2:paraId="432038D6" ns2:textId="0A9F6D75">
+    <w:p>
       <w:pPr>
         <w:spacing w:after="0" w:line="240" w:lineRule="auto"/>
         <w:jc w:val="both"/>
@@ -3059,12 +2985,12 @@
           <w:rFonts w:ascii="Arial Narrow" w:eastAsia="Calibri" w:hAnsi="Arial Narrow" w:cs="Arial Narrow"/>
           <w:kern w:val="0"/>
           <w:lang w:eastAsia="es-PE"/>
-          <ns2:ligatures ns2:val="none"/>
+          <w14:ligatures w14:val="none"/>
         </w:rPr>
       </w:pPr>
     </w:p>
     <w:bookmarkEnd w:id="2"/>
-    <w:p ns2:paraId="463134E5" ns2:textId="77777777">
+    <w:p>
       <w:pPr>
         <w:pStyle w:val="Prrafodelista"/>
         <w:numPr>
@@ -3078,7 +3004,7 @@
           <w:rFonts w:ascii="Arial Narrow" w:eastAsia="Calibri" w:hAnsi="Arial Narrow" w:cs="Arial Narrow"/>
           <w:kern w:val="0"/>
           <w:lang w:eastAsia="es-PE"/>
-          <ns2:ligatures ns2:val="none"/>
+          <w14:ligatures w14:val="none"/>
         </w:rPr>
       </w:pPr>
       <w:r>
@@ -3087,7 +3013,7 @@
           <w:color w:val="000000"/>
           <w:kern w:val="0"/>
           <w:lang w:eastAsia="es-PE"/>
-          <ns2:ligatures ns2:val="none"/>
+          <w14:ligatures w14:val="none"/>
         </w:rPr>
         <w:t>En tanto la denuncia reúne los requisitos establecidos por la norma citada, corresponde admitirla a trámite</w:t>
       </w:r>
@@ -3097,7 +3023,7 @@
           <w:rFonts w:ascii="Arial Narrow" w:eastAsia="Arial Narrow" w:hAnsi="Arial Narrow" w:cs="Arial Narrow"/>
           <w:kern w:val="0"/>
           <w:vertAlign w:val="superscript"/>
-          <ns2:ligatures ns2:val="none"/>
+          <w14:ligatures w14:val="none"/>
         </w:rPr>
         <w:footnoteReference w:id="6"/>
       </w:r>
@@ -3107,13 +3033,13 @@
           <w:color w:val="000000"/>
           <w:kern w:val="0"/>
           <w:lang w:eastAsia="es-PE"/>
-          <ns2:ligatures ns2:val="none"/>
+          <w14:ligatures w14:val="none"/>
         </w:rPr>
         <w:t>.</w:t>
       </w:r>
       <w:bookmarkStart w:id="22" w:name="_Hlk214963039"/>
     </w:p>
-    <w:p ns2:paraId="68C71625" ns2:textId="77777777">
+    <w:p>
       <w:pPr>
         <w:spacing w:after="0" w:line="240" w:lineRule="auto"/>
         <w:ind w:left="567"/>
@@ -3124,12 +3050,12 @@
           <w:color w:val="000000"/>
           <w:kern w:val="0"/>
           <w:lang w:eastAsia="es-PE"/>
-          <ns2:ligatures ns2:val="none"/>
+          <w14:ligatures w14:val="none"/>
         </w:rPr>
       </w:pPr>
       <w:bookmarkStart w:id="23" w:name="_Hlk214963071"/>
     </w:p>
-    <w:p ns2:paraId="38A98B4B" ns2:textId="77777777">
+    <w:p>
       <w:pPr>
         <w:pStyle w:val="Prrafodelista"/>
         <w:numPr>
@@ -3149,22 +3075,22 @@
           <w:color w:val="000000"/>
           <w:kern w:val="0"/>
           <w:lang w:eastAsia="es-PE"/>
-          <ns2:ligatures ns2:val="none"/>
-        </w:rPr>
-      </w:pPr>
-      <w:r>
-        <w:rPr>
-          <w:rFonts w:ascii="Arial Narrow" w:eastAsia="Arial Narrow" w:hAnsi="Arial Narrow" w:cs="Arial Narrow"/>
-          <w:b/>
-          <w:color w:val="000000"/>
-          <w:kern w:val="0"/>
-          <w:lang w:eastAsia="es-PE"/>
-          <ns2:ligatures ns2:val="none"/>
+          <w14:ligatures w14:val="none"/>
+        </w:rPr>
+      </w:pPr>
+      <w:r>
+        <w:rPr>
+          <w:rFonts w:ascii="Arial Narrow" w:eastAsia="Arial Narrow" w:hAnsi="Arial Narrow" w:cs="Arial Narrow"/>
+          <w:b/>
+          <w:color w:val="000000"/>
+          <w:kern w:val="0"/>
+          <w:lang w:eastAsia="es-PE"/>
+          <w14:ligatures w14:val="none"/>
         </w:rPr>
         <w:t>REQUERIMIENTO DE INFORMACIÓN</w:t>
       </w:r>
     </w:p>
-    <w:p ns2:paraId="5B518DC4" ns2:textId="77777777">
+    <w:p>
       <w:pPr>
         <w:spacing w:after="0" w:line="240" w:lineRule="auto"/>
         <w:jc w:val="both"/>
@@ -3173,11 +3099,11 @@
           <w:color w:val="000000"/>
           <w:kern w:val="0"/>
           <w:lang w:val="es-ES" w:eastAsia="es-ES"/>
-          <ns2:ligatures ns2:val="none"/>
-        </w:rPr>
-      </w:pPr>
-    </w:p>
-    <w:p ns2:paraId="62B88A04" ns2:textId="53437034">
+          <w14:ligatures w14:val="none"/>
+        </w:rPr>
+      </w:pPr>
+    </w:p>
+    <w:p>
       <w:pPr>
         <w:pStyle w:val="Prrafodelista"/>
         <w:numPr>
@@ -3192,7 +3118,7 @@
           <w:color w:val="000000"/>
           <w:kern w:val="0"/>
           <w:lang w:val="es-ES" w:eastAsia="es-ES"/>
-          <ns2:ligatures ns2:val="none"/>
+          <w14:ligatures w14:val="none"/>
         </w:rPr>
       </w:pPr>
       <w:r>
@@ -3201,7 +3127,7 @@
           <w:color w:val="000000"/>
           <w:kern w:val="0"/>
           <w:lang w:val="es-ES" w:eastAsia="es-ES"/>
-          <ns2:ligatures ns2:val="none"/>
+          <w14:ligatures w14:val="none"/>
         </w:rPr>
         <w:t xml:space="preserve">A efectos de tener mayores elementos </w:t>
       </w:r>
@@ -3212,7 +3138,7 @@
           <w:color w:val="000000"/>
           <w:kern w:val="0"/>
           <w:lang w:val="es-ES" w:eastAsia="es-ES"/>
-          <ns2:ligatures ns2:val="none"/>
+          <w14:ligatures w14:val="none"/>
         </w:rPr>
         <w:t>que sirvan para la resolución definitiva del presente caso, la Secretaría Técnica, en ejercicio</w:t>
       </w:r>
@@ -3222,7 +3148,7 @@
           <w:color w:val="000000"/>
           <w:kern w:val="0"/>
           <w:lang w:val="es-ES" w:eastAsia="es-ES"/>
-          <ns2:ligatures ns2:val="none"/>
+          <w14:ligatures w14:val="none"/>
         </w:rPr>
         <w:t xml:space="preserve"> de las facultades </w:t>
       </w:r>
@@ -3232,7 +3158,7 @@
           <w:color w:val="000000"/>
           <w:kern w:val="0"/>
           <w:lang w:val="es-ES" w:eastAsia="es-ES"/>
-          <ns2:ligatures ns2:val="none"/>
+          <w14:ligatures w14:val="none"/>
         </w:rPr>
         <w:t xml:space="preserve">que la ley le confiere, conviene requerir </w:t>
       </w:r>
@@ -3242,7 +3168,7 @@
           <w:color w:val="000000"/>
           <w:kern w:val="0"/>
           <w:lang w:val="es-ES" w:eastAsia="es-ES"/>
-          <ns2:ligatures ns2:val="none"/>
+          <w14:ligatures w14:val="none"/>
         </w:rPr>
         <w:t>al proveedor denunciado</w:t>
       </w:r>
@@ -3252,7 +3178,7 @@
           <w:color w:val="000000"/>
           <w:kern w:val="0"/>
           <w:lang w:val="es-ES" w:eastAsia="es-ES"/>
-          <ns2:ligatures ns2:val="none"/>
+          <w14:ligatures w14:val="none"/>
         </w:rPr>
         <w:t xml:space="preserve"> que, en un plazo no mayor</w:t>
       </w:r>
@@ -3262,7 +3188,7 @@
           <w:color w:val="000000"/>
           <w:kern w:val="0"/>
           <w:lang w:val="es-ES" w:eastAsia="es-ES"/>
-          <ns2:ligatures ns2:val="none"/>
+          <w14:ligatures w14:val="none"/>
         </w:rPr>
         <w:t xml:space="preserve"> de cinco (5) días hábiles contado a partir del día siguiente de la notificación de la presente resolución, cumpla con lo siguien</w:t>
       </w:r>
@@ -3272,7 +3198,7 @@
           <w:color w:val="000000"/>
           <w:kern w:val="0"/>
           <w:lang w:val="es-ES" w:eastAsia="es-ES"/>
-          <ns2:ligatures ns2:val="none"/>
+          <w14:ligatures w14:val="none"/>
         </w:rPr>
         <w:t xml:space="preserve">te: (i) presentar una copia completa, legible y debidamente suscrita de la </w:t>
       </w:r>
@@ -3282,7 +3208,7 @@
           <w:color w:val="000000"/>
           <w:kern w:val="0"/>
           <w:lang w:val="es-ES" w:eastAsia="es-ES"/>
-          <ns2:ligatures ns2:val="none"/>
+          <w14:ligatures w14:val="none"/>
         </w:rPr>
         <w:t>Póliza 117 del Seguro de Vida con Devolución a 15 años - Propuesta 20011391</w:t>
       </w:r>
@@ -3292,7 +3218,7 @@
           <w:color w:val="000000"/>
           <w:kern w:val="0"/>
           <w:lang w:val="es-ES" w:eastAsia="es-ES"/>
-          <ns2:ligatures ns2:val="none"/>
+          <w14:ligatures w14:val="none"/>
         </w:rPr>
         <w:t xml:space="preserve">, </w:t>
       </w:r>
@@ -3303,7 +3229,7 @@
           <w:color w:val="000000"/>
           <w:kern w:val="0"/>
           <w:lang w:val="es-ES" w:eastAsia="es-ES"/>
-          <ns2:ligatures ns2:val="none"/>
+          <w14:ligatures w14:val="none"/>
         </w:rPr>
         <w:t>así como el cargo de remisión de la póliza</w:t>
       </w:r>
@@ -3314,7 +3240,7 @@
           <w:color w:val="000000"/>
           <w:kern w:val="0"/>
           <w:lang w:val="es-ES" w:eastAsia="es-ES"/>
-          <ns2:ligatures ns2:val="none"/>
+          <w14:ligatures w14:val="none"/>
         </w:rPr>
         <w:t xml:space="preserve">; (ii) presentar los medios probatorios que acrediten </w:t>
       </w:r>
@@ -3324,7 +3250,7 @@
           <w:color w:val="000000"/>
           <w:kern w:val="0"/>
           <w:lang w:val="es-ES" w:eastAsia="es-ES"/>
-          <ns2:ligatures ns2:val="none"/>
+          <w14:ligatures w14:val="none"/>
         </w:rPr>
         <w:t>que atendió adecuadamente la solicitud de rehabilitación de la Póliza 117 del Seguro de Vida con Devolución a 15 años - Propuesta 20011391</w:t>
       </w:r>
@@ -3334,7 +3260,7 @@
           <w:color w:val="000000"/>
           <w:kern w:val="0"/>
           <w:lang w:val="es-ES" w:eastAsia="es-ES"/>
-          <ns2:ligatures ns2:val="none"/>
+          <w14:ligatures w14:val="none"/>
         </w:rPr>
         <w:t xml:space="preserve">; y, (iii) </w:t>
       </w:r>
@@ -3344,7 +3270,7 @@
           <w:color w:val="000000"/>
           <w:kern w:val="0"/>
           <w:lang w:val="es-ES" w:eastAsia="es-ES"/>
-          <ns2:ligatures ns2:val="none"/>
+          <w14:ligatures w14:val="none"/>
         </w:rPr>
         <w:lastRenderedPageBreak/>
         <w:t xml:space="preserve">presentar todas las comunicaciones cursadas </w:t>
@@ -3355,7 +3281,7 @@
           <w:color w:val="000000"/>
           <w:kern w:val="0"/>
           <w:lang w:val="es-ES" w:eastAsia="es-ES"/>
-          <ns2:ligatures ns2:val="none"/>
+          <w14:ligatures w14:val="none"/>
         </w:rPr>
         <w:t xml:space="preserve">con la parte denunciante </w:t>
       </w:r>
@@ -3365,7 +3291,7 @@
           <w:color w:val="000000"/>
           <w:kern w:val="0"/>
           <w:lang w:val="es-ES" w:eastAsia="es-ES"/>
-          <ns2:ligatures ns2:val="none"/>
+          <w14:ligatures w14:val="none"/>
         </w:rPr>
         <w:t xml:space="preserve">en virtud </w:t>
       </w:r>
@@ -3375,7 +3301,7 @@
           <w:color w:val="000000"/>
           <w:kern w:val="0"/>
           <w:lang w:val="es-ES" w:eastAsia="es-ES"/>
-          <ns2:ligatures ns2:val="none"/>
+          <w14:ligatures w14:val="none"/>
         </w:rPr>
         <w:t xml:space="preserve">de los hechos materia </w:t>
       </w:r>
@@ -3385,7 +3311,7 @@
           <w:color w:val="000000"/>
           <w:kern w:val="0"/>
           <w:lang w:val="es-ES" w:eastAsia="es-ES"/>
-          <ns2:ligatures ns2:val="none"/>
+          <w14:ligatures w14:val="none"/>
         </w:rPr>
         <w:t>de denuncia.</w:t>
       </w:r>
@@ -3395,13 +3321,13 @@
           <w:color w:val="000000"/>
           <w:kern w:val="0"/>
           <w:lang w:eastAsia="es-ES"/>
-          <ns2:ligatures ns2:val="none"/>
+          <w14:ligatures w14:val="none"/>
         </w:rPr>
         <w:t xml:space="preserve"> </w:t>
       </w:r>
     </w:p>
     <w:bookmarkEnd w:id="23"/>
-    <w:p ns2:paraId="5C93B848" ns2:textId="77777777">
+    <w:p>
       <w:pPr>
         <w:pStyle w:val="Prrafodelista"/>
         <w:spacing w:after="0" w:line="240" w:lineRule="auto"/>
@@ -3412,11 +3338,11 @@
           <w:color w:val="000000"/>
           <w:kern w:val="0"/>
           <w:lang w:val="es-ES" w:eastAsia="es-ES"/>
-          <ns2:ligatures ns2:val="none"/>
-        </w:rPr>
-      </w:pPr>
-    </w:p>
-    <w:p ns2:paraId="2A119386" ns2:textId="77777777">
+          <w14:ligatures w14:val="none"/>
+        </w:rPr>
+      </w:pPr>
+    </w:p>
+    <w:p>
       <w:pPr>
         <w:pStyle w:val="Prrafodelista"/>
         <w:numPr>
@@ -3436,36 +3362,36 @@
           <w:color w:val="000000"/>
           <w:kern w:val="0"/>
           <w:lang w:eastAsia="es-PE"/>
-          <ns2:ligatures ns2:val="none"/>
-        </w:rPr>
-      </w:pPr>
-      <w:r>
-        <w:rPr>
-          <w:rFonts w:ascii="Arial Narrow" w:eastAsia="Arial Narrow" w:hAnsi="Arial Narrow" w:cs="Arial Narrow"/>
-          <w:b/>
-          <w:color w:val="000000"/>
-          <w:kern w:val="0"/>
-          <w:lang w:eastAsia="es-PE"/>
-          <ns2:ligatures ns2:val="none"/>
+          <w14:ligatures w14:val="none"/>
+        </w:rPr>
+      </w:pPr>
+      <w:r>
+        <w:rPr>
+          <w:rFonts w:ascii="Arial Narrow" w:eastAsia="Arial Narrow" w:hAnsi="Arial Narrow" w:cs="Arial Narrow"/>
+          <w:b/>
+          <w:color w:val="000000"/>
+          <w:kern w:val="0"/>
+          <w:lang w:eastAsia="es-PE"/>
+          <w14:ligatures w14:val="none"/>
         </w:rPr>
         <w:t xml:space="preserve">RESOLUCIÓN DE LA SECRETARÍA TÉCNICA </w:t>
       </w:r>
     </w:p>
-    <w:p ns2:paraId="7F554EB2" ns2:textId="77777777">
-      <w:pPr>
-        <w:spacing w:after="0" w:line="240" w:lineRule="auto"/>
-        <w:jc w:val="both"/>
-        <w:rPr>
-          <w:rFonts w:ascii="Arial Narrow" w:eastAsia="Arial Narrow" w:hAnsi="Arial Narrow" w:cs="Arial Narrow"/>
-          <w:b/>
-          <w:color w:val="000000"/>
-          <w:kern w:val="0"/>
-          <w:lang w:eastAsia="es-PE"/>
-          <ns2:ligatures ns2:val="none"/>
-        </w:rPr>
-      </w:pPr>
-    </w:p>
-    <w:p ns2:paraId="024A4862" ns2:textId="7A7E2117">
+    <w:p>
+      <w:pPr>
+        <w:spacing w:after="0" w:line="240" w:lineRule="auto"/>
+        <w:jc w:val="both"/>
+        <w:rPr>
+          <w:rFonts w:ascii="Arial Narrow" w:eastAsia="Arial Narrow" w:hAnsi="Arial Narrow" w:cs="Arial Narrow"/>
+          <w:b/>
+          <w:color w:val="000000"/>
+          <w:kern w:val="0"/>
+          <w:lang w:eastAsia="es-PE"/>
+          <w14:ligatures w14:val="none"/>
+        </w:rPr>
+      </w:pPr>
+    </w:p>
+    <w:p>
       <w:pPr>
         <w:spacing w:after="0" w:line="240" w:lineRule="auto"/>
         <w:jc w:val="both"/>
@@ -3474,17 +3400,17 @@
           <w:color w:val="000000"/>
           <w:kern w:val="0"/>
           <w:lang w:eastAsia="es-PE"/>
-          <ns2:ligatures ns2:val="none"/>
-        </w:rPr>
-      </w:pPr>
-      <w:r>
-        <w:rPr>
-          <w:rFonts w:ascii="Arial Narrow" w:eastAsia="Arial Narrow" w:hAnsi="Arial Narrow" w:cs="Arial Narrow"/>
-          <w:b/>
-          <w:color w:val="000000"/>
-          <w:kern w:val="0"/>
-          <w:lang w:eastAsia="es-PE"/>
-          <ns2:ligatures ns2:val="none"/>
+          <w14:ligatures w14:val="none"/>
+        </w:rPr>
+      </w:pPr>
+      <w:r>
+        <w:rPr>
+          <w:rFonts w:ascii="Arial Narrow" w:eastAsia="Arial Narrow" w:hAnsi="Arial Narrow" w:cs="Arial Narrow"/>
+          <w:b/>
+          <w:color w:val="000000"/>
+          <w:kern w:val="0"/>
+          <w:lang w:eastAsia="es-PE"/>
+          <w14:ligatures w14:val="none"/>
         </w:rPr>
         <w:t xml:space="preserve">PRIMERO: admitir a trámite la denuncia del 13 de abril de 2026, complementado mediante escrito del 29 de abril de 2026, interpuesta por los señores [APELLIDO] [APELLIDO] y [APELLIDO] [APELLIDO] contra Corredores de Seguros Falabella S.A.C., por lo siguiente:</w:t>
       </w:r>
@@ -3495,7 +3421,7 @@
           <w:kern w:val="0"/>
           <w:shd w:val="clear" w:color="auto" w:fill="FFFFFF"/>
           <w:lang w:eastAsia="es-PE"/>
-          <ns2:ligatures ns2:val="none"/>
+          <w14:ligatures w14:val="none"/>
         </w:rPr>
         <w:t xml:space="preserve"/>
       </w:r>
@@ -3505,7 +3431,7 @@
           <w:color w:val="000000"/>
           <w:kern w:val="0"/>
           <w:lang w:val="es-ES" w:eastAsia="es-ES"/>
-          <ns2:ligatures ns2:val="none"/>
+          <w14:ligatures w14:val="none"/>
         </w:rPr>
         <w:t/>
       </w:r>
@@ -3515,7 +3441,7 @@
           <w:color w:val="000000"/>
           <w:kern w:val="0"/>
           <w:lang w:val="es-ES" w:eastAsia="es-ES"/>
-          <ns2:ligatures ns2:val="none"/>
+          <w14:ligatures w14:val="none"/>
         </w:rPr>
         <w:t xml:space="preserve"/>
       </w:r>
@@ -3526,7 +3452,7 @@
           <w:kern w:val="0"/>
           <w:shd w:val="clear" w:color="auto" w:fill="FFFFFF"/>
           <w:lang w:eastAsia="es-PE"/>
-          <ns2:ligatures ns2:val="none"/>
+          <w14:ligatures w14:val="none"/>
         </w:rPr>
         <w:t xml:space="preserve"/>
       </w:r>
@@ -3536,7 +3462,7 @@
           <w:bCs/>
           <w:spacing w:val="-3"/>
           <w:kern w:val="0"/>
-          <ns2:ligatures ns2:val="none"/>
+          <w14:ligatures w14:val="none"/>
         </w:rPr>
         <w:t/>
       </w:r>
@@ -3546,7 +3472,7 @@
           <w:bCs/>
           <w:spacing w:val="-3"/>
           <w:kern w:val="0"/>
-          <ns2:ligatures ns2:val="none"/>
+          <w14:ligatures w14:val="none"/>
         </w:rPr>
         <w:t xml:space="preserve"/>
       </w:r>
@@ -3557,7 +3483,7 @@
           <w:kern w:val="0"/>
           <w:shd w:val="clear" w:color="auto" w:fill="FFFFFF"/>
           <w:lang w:eastAsia="es-PE"/>
-          <ns2:ligatures ns2:val="none"/>
+          <w14:ligatures w14:val="none"/>
         </w:rPr>
         <w:t xml:space="preserve"/>
       </w:r>
@@ -3567,7 +3493,7 @@
           <w:bCs/>
           <w:spacing w:val="-3"/>
           <w:kern w:val="0"/>
-          <ns2:ligatures ns2:val="none"/>
+          <w14:ligatures w14:val="none"/>
         </w:rPr>
         <w:t xml:space="preserve"/>
       </w:r>
@@ -3577,7 +3503,7 @@
           <w:bCs/>
           <w:spacing w:val="-3"/>
           <w:kern w:val="0"/>
-          <ns2:ligatures ns2:val="none"/>
+          <w14:ligatures w14:val="none"/>
         </w:rPr>
         <w:t/>
       </w:r>
@@ -3588,7 +3514,7 @@
           <w:kern w:val="0"/>
           <w:shd w:val="clear" w:color="auto" w:fill="FFFFFF"/>
           <w:lang w:eastAsia="es-PE"/>
-          <ns2:ligatures ns2:val="none"/>
+          <w14:ligatures w14:val="none"/>
         </w:rPr>
         <w:t xml:space="preserve"/>
       </w:r>
@@ -3600,13 +3526,13 @@
           <w:kern w:val="0"/>
           <w:shd w:val="clear" w:color="auto" w:fill="FFFFFF"/>
           <w:lang w:eastAsia="es-PE"/>
-          <ns2:ligatures ns2:val="none"/>
+          <w14:ligatures w14:val="none"/>
         </w:rPr>
         <w:t/>
       </w:r>
       <w:bookmarkStart w:id="26" w:name="_Hlk215162047"/>
     </w:p>
-    <w:p ns2:paraId="4D43FD7C" ns2:textId="77777777">
+    <w:p>
       <w:pPr>
         <w:pStyle w:val="Prrafodelista"/>
         <w:spacing w:after="0" w:line="240" w:lineRule="auto"/>
@@ -3615,11 +3541,11 @@
         <w:rPr>
           <w:rFonts w:ascii="Arial Narrow" w:eastAsia="Arial Narrow" w:hAnsi="Arial Narrow" w:cs="Arial Narrow"/>
           <w:kern w:val="0"/>
-          <ns2:ligatures ns2:val="none"/>
-        </w:rPr>
-      </w:pPr>
-    </w:p>
-    <w:p ns2:paraId="42ACB408" ns2:textId="53C87BD8">
+          <w14:ligatures w14:val="none"/>
+        </w:rPr>
+      </w:pPr>
+    </w:p>
+    <w:p>
       <w:pPr>
         <w:pStyle w:val="Prrafodelista"/>
         <w:numPr>
@@ -3635,14 +3561,14 @@
         <w:rPr>
           <w:rFonts w:ascii="Arial Narrow" w:eastAsia="Arial Narrow" w:hAnsi="Arial Narrow" w:cs="Arial Narrow"/>
           <w:kern w:val="0"/>
-          <ns2:ligatures ns2:val="none"/>
-        </w:rPr>
-      </w:pPr>
-      <w:r>
-        <w:rPr>
-          <w:rFonts w:ascii="Arial Narrow" w:eastAsia="Arial Narrow" w:hAnsi="Arial Narrow" w:cs="Arial Narrow"/>
-          <w:kern w:val="0"/>
-          <ns2:ligatures ns2:val="none"/>
+          <w14:ligatures w14:val="none"/>
+        </w:rPr>
+      </w:pPr>
+      <w:r>
+        <w:rPr>
+          <w:rFonts w:ascii="Arial Narrow" w:eastAsia="Arial Narrow" w:hAnsi="Arial Narrow" w:cs="Arial Narrow"/>
+          <w:kern w:val="0"/>
+          <w14:ligatures w14:val="none"/>
         </w:rPr>
         <w:t xml:space="preserve">Presunta infracción a los artículos 18 y 19 de la Ley 29571, Código de Protección y Defensa del Consumidor, en tanto el proveedor denunciado no habría efectuado oportunamente el cobro de las primas correspondientes a la Póliza 117 del Seguro de Vida con Devolución a 15 años - Propuesta 20011391, pese a que las primas debían cargarse mensualmente a la tarjeta de crédito contratada por el señor [APELLIDO] [APELLIDO] .</w:t>
       </w:r>
@@ -3650,7 +3576,7 @@
         <w:rPr>
           <w:rFonts w:ascii="Arial Narrow" w:eastAsia="Arial Narrow" w:hAnsi="Arial Narrow" w:cs="Arial Narrow"/>
           <w:kern w:val="0"/>
-          <ns2:ligatures ns2:val="none"/>
+          <w14:ligatures w14:val="none"/>
         </w:rPr>
         <w:t/>
       </w:r>
@@ -3658,7 +3584,7 @@
         <w:rPr>
           <w:rFonts w:ascii="Arial Narrow" w:eastAsia="Arial Narrow" w:hAnsi="Arial Narrow" w:cs="Arial Narrow"/>
           <w:kern w:val="0"/>
-          <ns2:ligatures ns2:val="none"/>
+          <w14:ligatures w14:val="none"/>
         </w:rPr>
         <w:t/>
       </w:r>
@@ -3666,7 +3592,7 @@
         <w:rPr>
           <w:rFonts w:ascii="Arial Narrow" w:eastAsia="Arial Narrow" w:hAnsi="Arial Narrow" w:cs="Arial Narrow"/>
           <w:kern w:val="0"/>
-          <ns2:ligatures ns2:val="none"/>
+          <w14:ligatures w14:val="none"/>
         </w:rPr>
         <w:t xml:space="preserve"/>
       </w:r>
@@ -3676,7 +3602,7 @@
           <w:color w:val="000000"/>
           <w:kern w:val="0"/>
           <w:lang w:val="es-ES" w:eastAsia="es-ES"/>
-          <ns2:ligatures ns2:val="none"/>
+          <w14:ligatures w14:val="none"/>
         </w:rPr>
         <w:t/>
       </w:r>
@@ -3684,7 +3610,7 @@
         <w:rPr>
           <w:rFonts w:ascii="Arial Narrow" w:eastAsia="Arial Narrow" w:hAnsi="Arial Narrow" w:cs="Arial Narrow"/>
           <w:kern w:val="0"/>
-          <ns2:ligatures ns2:val="none"/>
+          <w14:ligatures w14:val="none"/>
         </w:rPr>
         <w:t/>
       </w:r>
@@ -3692,7 +3618,7 @@
         <w:rPr>
           <w:rFonts w:ascii="Arial Narrow" w:eastAsia="Arial Narrow" w:hAnsi="Arial Narrow" w:cs="Arial Narrow"/>
           <w:kern w:val="0"/>
-          <ns2:ligatures ns2:val="none"/>
+          <w14:ligatures w14:val="none"/>
         </w:rPr>
         <w:t xml:space="preserve"/>
       </w:r>
@@ -3700,7 +3626,7 @@
         <w:rPr>
           <w:rFonts w:ascii="Arial Narrow" w:eastAsia="Arial Narrow" w:hAnsi="Arial Narrow" w:cs="Arial Narrow"/>
           <w:kern w:val="0"/>
-          <ns2:ligatures ns2:val="none"/>
+          <w14:ligatures w14:val="none"/>
         </w:rPr>
         <w:t xml:space="preserve"/>
       </w:r>
@@ -3708,7 +3634,7 @@
         <w:rPr>
           <w:rFonts w:ascii="Arial Narrow" w:eastAsia="Arial Narrow" w:hAnsi="Arial Narrow" w:cs="Arial Narrow"/>
           <w:kern w:val="0"/>
-          <ns2:ligatures ns2:val="none"/>
+          <w14:ligatures w14:val="none"/>
         </w:rPr>
         <w:t/>
       </w:r>
@@ -3716,22 +3642,22 @@
         <w:rPr>
           <w:rFonts w:ascii="Arial Narrow" w:eastAsia="Arial Narrow" w:hAnsi="Arial Narrow" w:cs="Arial Narrow"/>
           <w:kern w:val="0"/>
-          <ns2:ligatures ns2:val="none"/>
+          <w14:ligatures w14:val="none"/>
         </w:rPr>
         <w:t/>
       </w:r>
     </w:p>
-    <w:p ns2:paraId="7D7CA88C" ns2:textId="77777777">
+    <w:p>
       <w:pPr>
         <w:pStyle w:val="Prrafodelista"/>
         <w:rPr>
           <w:rFonts w:ascii="Arial Narrow" w:eastAsia="Arial Narrow" w:hAnsi="Arial Narrow" w:cs="Arial Narrow"/>
           <w:kern w:val="0"/>
-          <ns2:ligatures ns2:val="none"/>
-        </w:rPr>
-      </w:pPr>
-    </w:p>
-    <w:p ns2:paraId="1B67F05C" ns2:textId="6E99C112">
+          <w14:ligatures w14:val="none"/>
+        </w:rPr>
+      </w:pPr>
+    </w:p>
+    <w:p>
       <w:pPr>
         <w:pStyle w:val="Prrafodelista"/>
         <w:numPr>
@@ -3747,14 +3673,14 @@
         <w:rPr>
           <w:rFonts w:ascii="Arial Narrow" w:eastAsia="Arial Narrow" w:hAnsi="Arial Narrow" w:cs="Arial Narrow"/>
           <w:kern w:val="0"/>
-          <ns2:ligatures ns2:val="none"/>
-        </w:rPr>
-      </w:pPr>
-      <w:r>
-        <w:rPr>
-          <w:rFonts w:ascii="Arial Narrow" w:eastAsia="Arial Narrow" w:hAnsi="Arial Narrow" w:cs="Arial Narrow"/>
-          <w:kern w:val="0"/>
-          <ns2:ligatures ns2:val="none"/>
+          <w14:ligatures w14:val="none"/>
+        </w:rPr>
+      </w:pPr>
+      <w:r>
+        <w:rPr>
+          <w:rFonts w:ascii="Arial Narrow" w:eastAsia="Arial Narrow" w:hAnsi="Arial Narrow" w:cs="Arial Narrow"/>
+          <w:kern w:val="0"/>
+          <w14:ligatures w14:val="none"/>
         </w:rPr>
         <w:t xml:space="preserve">Presunta infracción a los artículos 18 y 19 de la Ley 29571, Código de Protección y Defensa del Consumidor, en tanto el proveedor denunciado </w:t>
       </w:r>
@@ -3762,7 +3688,7 @@
         <w:rPr>
           <w:rFonts w:ascii="Arial Narrow" w:eastAsia="Arial Narrow" w:hAnsi="Arial Narrow" w:cs="Arial Narrow"/>
           <w:kern w:val="0"/>
-          <ns2:ligatures ns2:val="none"/>
+          <w14:ligatures w14:val="none"/>
         </w:rPr>
         <w:t>habría gestionado la anulación</w:t>
       </w:r>
@@ -3772,7 +3698,7 @@
           <w:color w:val="000000"/>
           <w:kern w:val="0"/>
           <w:lang w:val="es-ES" w:eastAsia="es-ES"/>
-          <ns2:ligatures ns2:val="none"/>
+          <w14:ligatures w14:val="none"/>
         </w:rPr>
         <w:t xml:space="preserve"> la Póliza 117 del Seguro de Vida con Devolución a 15 años - Propuesta 20011391</w:t>
       </w:r>
@@ -3782,7 +3708,7 @@
           <w:color w:val="000000"/>
           <w:kern w:val="0"/>
           <w:lang w:val="es-ES" w:eastAsia="es-ES"/>
-          <ns2:ligatures ns2:val="none"/>
+          <w14:ligatures w14:val="none"/>
         </w:rPr>
         <w:t xml:space="preserve">, </w:t>
       </w:r>
@@ -3790,23 +3716,23 @@
         <w:rPr>
           <w:rFonts w:ascii="Arial Narrow" w:eastAsia="Arial Narrow" w:hAnsi="Arial Narrow" w:cs="Arial Narrow"/>
           <w:kern w:val="0"/>
-          <ns2:ligatures ns2:val="none"/>
+          <w14:ligatures w14:val="none"/>
         </w:rPr>
         <w:t>pese a que los denunciantes no habrían solicitado dicha anulación y habrían mantenido su voluntad de continuar efectuando el pago de las primas correspondientes.</w:t>
       </w:r>
     </w:p>
-    <w:p ns2:paraId="4462BD7F" ns2:textId="77777777">
-      <w:pPr>
-        <w:spacing w:after="0" w:line="240" w:lineRule="auto"/>
-        <w:jc w:val="both"/>
-        <w:rPr>
-          <w:rFonts w:ascii="Arial Narrow" w:eastAsia="Arial Narrow" w:hAnsi="Arial Narrow" w:cs="Arial Narrow"/>
-          <w:kern w:val="0"/>
-          <ns2:ligatures ns2:val="none"/>
-        </w:rPr>
-      </w:pPr>
-    </w:p>
-    <w:p ns2:paraId="1B0C947F" ns2:textId="5FAFD8B5">
+    <w:p>
+      <w:pPr>
+        <w:spacing w:after="0" w:line="240" w:lineRule="auto"/>
+        <w:jc w:val="both"/>
+        <w:rPr>
+          <w:rFonts w:ascii="Arial Narrow" w:eastAsia="Arial Narrow" w:hAnsi="Arial Narrow" w:cs="Arial Narrow"/>
+          <w:kern w:val="0"/>
+          <w14:ligatures w14:val="none"/>
+        </w:rPr>
+      </w:pPr>
+    </w:p>
+    <w:p>
       <w:pPr>
         <w:pStyle w:val="Prrafodelista"/>
         <w:numPr>
@@ -3822,14 +3748,14 @@
         <w:rPr>
           <w:rFonts w:ascii="Arial Narrow" w:eastAsia="Arial Narrow" w:hAnsi="Arial Narrow" w:cs="Arial Narrow"/>
           <w:kern w:val="0"/>
-          <ns2:ligatures ns2:val="none"/>
-        </w:rPr>
-      </w:pPr>
-      <w:r>
-        <w:rPr>
-          <w:rFonts w:ascii="Arial Narrow" w:eastAsia="Arial Narrow" w:hAnsi="Arial Narrow" w:cs="Arial Narrow"/>
-          <w:kern w:val="0"/>
-          <ns2:ligatures ns2:val="none"/>
+          <w14:ligatures w14:val="none"/>
+        </w:rPr>
+      </w:pPr>
+      <w:r>
+        <w:rPr>
+          <w:rFonts w:ascii="Arial Narrow" w:eastAsia="Arial Narrow" w:hAnsi="Arial Narrow" w:cs="Arial Narrow"/>
+          <w:kern w:val="0"/>
+          <w14:ligatures w14:val="none"/>
         </w:rPr>
         <w:t xml:space="preserve">Presunta </w:t>
       </w:r>
@@ -3837,7 +3763,7 @@
         <w:rPr>
           <w:rFonts w:ascii="Arial Narrow" w:eastAsia="Arial Narrow" w:hAnsi="Arial Narrow" w:cs="Arial Narrow"/>
           <w:kern w:val="0"/>
-          <ns2:ligatures ns2:val="none"/>
+          <w14:ligatures w14:val="none"/>
         </w:rPr>
         <w:t>infracción al artículo 1, numeral 1, literal b) y al artículo 2 de la Ley 29571, Código de Protección y Defensa del Consumidor</w:t>
       </w:r>
@@ -3845,7 +3771,7 @@
         <w:rPr>
           <w:rFonts w:ascii="Arial Narrow" w:eastAsia="Arial Narrow" w:hAnsi="Arial Narrow" w:cs="Arial Narrow"/>
           <w:kern w:val="0"/>
-          <ns2:ligatures ns2:val="none"/>
+          <w14:ligatures w14:val="none"/>
         </w:rPr>
         <w:t xml:space="preserve">, en tanto el proveedor denunciado no habría brindado información clara y suficiente respecto de los motivos por los cuales no se efectuaron oportunamente los cobros de las primas </w:t>
       </w:r>
@@ -3855,7 +3781,7 @@
           <w:color w:val="000000"/>
           <w:kern w:val="0"/>
           <w:lang w:val="es-ES" w:eastAsia="es-ES"/>
-          <ns2:ligatures ns2:val="none"/>
+          <w14:ligatures w14:val="none"/>
         </w:rPr>
         <w:t>de la Póliza 117 del Seguro de Vida con Devolución a 15 años - Propuesta 20011391</w:t>
       </w:r>
@@ -3863,23 +3789,23 @@
         <w:rPr>
           <w:rFonts w:ascii="Arial Narrow" w:eastAsia="Arial Narrow" w:hAnsi="Arial Narrow" w:cs="Arial Narrow"/>
           <w:kern w:val="0"/>
-          <ns2:ligatures ns2:val="none"/>
+          <w14:ligatures w14:val="none"/>
         </w:rPr>
         <w:t>.</w:t>
       </w:r>
     </w:p>
-    <w:p ns2:paraId="10E90C3D" ns2:textId="77777777">
-      <w:pPr>
-        <w:spacing w:after="0" w:line="240" w:lineRule="auto"/>
-        <w:jc w:val="both"/>
-        <w:rPr>
-          <w:rFonts w:ascii="Arial Narrow" w:eastAsia="Arial Narrow" w:hAnsi="Arial Narrow" w:cs="Arial Narrow"/>
-          <w:kern w:val="0"/>
-          <ns2:ligatures ns2:val="none"/>
-        </w:rPr>
-      </w:pPr>
-    </w:p>
-    <w:p ns2:paraId="578732A9" ns2:textId="11B96445">
+    <w:p>
+      <w:pPr>
+        <w:spacing w:after="0" w:line="240" w:lineRule="auto"/>
+        <w:jc w:val="both"/>
+        <w:rPr>
+          <w:rFonts w:ascii="Arial Narrow" w:eastAsia="Arial Narrow" w:hAnsi="Arial Narrow" w:cs="Arial Narrow"/>
+          <w:kern w:val="0"/>
+          <w14:ligatures w14:val="none"/>
+        </w:rPr>
+      </w:pPr>
+    </w:p>
+    <w:p>
       <w:pPr>
         <w:pStyle w:val="Prrafodelista"/>
         <w:numPr>
@@ -3895,14 +3821,14 @@
         <w:rPr>
           <w:rFonts w:ascii="Arial Narrow" w:eastAsia="Arial Narrow" w:hAnsi="Arial Narrow" w:cs="Arial Narrow"/>
           <w:kern w:val="0"/>
-          <ns2:ligatures ns2:val="none"/>
-        </w:rPr>
-      </w:pPr>
-      <w:r>
-        <w:rPr>
-          <w:rFonts w:ascii="Arial Narrow" w:eastAsia="Arial Narrow" w:hAnsi="Arial Narrow" w:cs="Arial Narrow"/>
-          <w:kern w:val="0"/>
-          <ns2:ligatures ns2:val="none"/>
+          <w14:ligatures w14:val="none"/>
+        </w:rPr>
+      </w:pPr>
+      <w:r>
+        <w:rPr>
+          <w:rFonts w:ascii="Arial Narrow" w:eastAsia="Arial Narrow" w:hAnsi="Arial Narrow" w:cs="Arial Narrow"/>
+          <w:kern w:val="0"/>
+          <w14:ligatures w14:val="none"/>
         </w:rPr>
         <w:t xml:space="preserve">Presunta </w:t>
       </w:r>
@@ -3910,7 +3836,7 @@
         <w:rPr>
           <w:rFonts w:ascii="Arial Narrow" w:eastAsia="Arial Narrow" w:hAnsi="Arial Narrow" w:cs="Arial Narrow"/>
           <w:kern w:val="0"/>
-          <ns2:ligatures ns2:val="none"/>
+          <w14:ligatures w14:val="none"/>
         </w:rPr>
         <w:t>infracción al artículo 1, numeral 1, literal b) y al artículo 2 de la Ley 29571, Código de Protección y Defensa del Consumidor</w:t>
       </w:r>
@@ -3918,7 +3844,7 @@
         <w:rPr>
           <w:rFonts w:ascii="Arial Narrow" w:eastAsia="Arial Narrow" w:hAnsi="Arial Narrow" w:cs="Arial Narrow"/>
           <w:kern w:val="0"/>
-          <ns2:ligatures ns2:val="none"/>
+          <w14:ligatures w14:val="none"/>
         </w:rPr>
         <w:t xml:space="preserve">, en tanto el proveedor denunciado no </w:t>
       </w:r>
@@ -3926,7 +3852,7 @@
         <w:rPr>
           <w:rFonts w:ascii="Arial Narrow" w:eastAsia="Arial Narrow" w:hAnsi="Arial Narrow" w:cs="Arial Narrow"/>
           <w:kern w:val="0"/>
-          <ns2:ligatures ns2:val="none"/>
+          <w14:ligatures w14:val="none"/>
         </w:rPr>
         <w:t>habría cumplido con remitir</w:t>
       </w:r>
@@ -3934,7 +3860,7 @@
         <w:rPr>
           <w:rFonts w:ascii="Arial Narrow" w:eastAsia="Arial Narrow" w:hAnsi="Arial Narrow" w:cs="Arial Narrow"/>
           <w:kern w:val="0"/>
-          <ns2:ligatures ns2:val="none"/>
+          <w14:ligatures w14:val="none"/>
         </w:rPr>
         <w:t xml:space="preserve"> el cronograma de pagos ni el detalle de los periodos correspondientes a las primas cobradas los días 27 de enero, 11, 18 y 19 de marzo de 2026 </w:t>
       </w:r>
@@ -3942,7 +3868,7 @@
         <w:rPr>
           <w:rFonts w:ascii="Arial Narrow" w:eastAsia="Arial Narrow" w:hAnsi="Arial Narrow" w:cs="Arial Narrow"/>
           <w:kern w:val="0"/>
-          <ns2:ligatures ns2:val="none"/>
+          <w14:ligatures w14:val="none"/>
         </w:rPr>
         <w:t xml:space="preserve">de </w:t>
       </w:r>
@@ -3952,7 +3878,7 @@
           <w:color w:val="000000"/>
           <w:kern w:val="0"/>
           <w:lang w:val="es-ES" w:eastAsia="es-ES"/>
-          <ns2:ligatures ns2:val="none"/>
+          <w14:ligatures w14:val="none"/>
         </w:rPr>
         <w:t>la Póliza 117 del Seguro de Vida con Devolución a 15 años - Propuesta 20011391</w:t>
       </w:r>
@@ -3960,7 +3886,7 @@
         <w:rPr>
           <w:rFonts w:ascii="Arial Narrow" w:eastAsia="Arial Narrow" w:hAnsi="Arial Narrow" w:cs="Arial Narrow"/>
           <w:kern w:val="0"/>
-          <ns2:ligatures ns2:val="none"/>
+          <w14:ligatures w14:val="none"/>
         </w:rPr>
         <w:t xml:space="preserve">, pese </w:t>
       </w:r>
@@ -3968,7 +3894,7 @@
         <w:rPr>
           <w:rFonts w:ascii="Arial Narrow" w:eastAsia="Arial Narrow" w:hAnsi="Arial Narrow" w:cs="Arial Narrow"/>
           <w:kern w:val="0"/>
-          <ns2:ligatures ns2:val="none"/>
+          <w14:ligatures w14:val="none"/>
         </w:rPr>
         <w:t>a la solicitud de la parte denunciante</w:t>
       </w:r>
@@ -3976,23 +3902,23 @@
         <w:rPr>
           <w:rFonts w:ascii="Arial Narrow" w:eastAsia="Arial Narrow" w:hAnsi="Arial Narrow" w:cs="Arial Narrow"/>
           <w:kern w:val="0"/>
-          <ns2:ligatures ns2:val="none"/>
+          <w14:ligatures w14:val="none"/>
         </w:rPr>
         <w:t>.</w:t>
       </w:r>
     </w:p>
-    <w:p ns2:paraId="34A18326" ns2:textId="77777777">
-      <w:pPr>
-        <w:spacing w:after="0" w:line="240" w:lineRule="auto"/>
-        <w:jc w:val="both"/>
-        <w:rPr>
-          <w:rFonts w:ascii="Arial Narrow" w:eastAsia="Arial Narrow" w:hAnsi="Arial Narrow" w:cs="Arial Narrow"/>
-          <w:kern w:val="0"/>
-          <ns2:ligatures ns2:val="none"/>
-        </w:rPr>
-      </w:pPr>
-    </w:p>
-    <w:p ns2:paraId="33311C0D" ns2:textId="078F0182">
+    <w:p>
+      <w:pPr>
+        <w:spacing w:after="0" w:line="240" w:lineRule="auto"/>
+        <w:jc w:val="both"/>
+        <w:rPr>
+          <w:rFonts w:ascii="Arial Narrow" w:eastAsia="Arial Narrow" w:hAnsi="Arial Narrow" w:cs="Arial Narrow"/>
+          <w:kern w:val="0"/>
+          <w14:ligatures w14:val="none"/>
+        </w:rPr>
+      </w:pPr>
+    </w:p>
+    <w:p>
       <w:pPr>
         <w:pStyle w:val="Prrafodelista"/>
         <w:numPr>
@@ -4008,14 +3934,14 @@
         <w:rPr>
           <w:rFonts w:ascii="Arial Narrow" w:eastAsia="Arial Narrow" w:hAnsi="Arial Narrow" w:cs="Arial Narrow"/>
           <w:kern w:val="0"/>
-          <ns2:ligatures ns2:val="none"/>
-        </w:rPr>
-      </w:pPr>
-      <w:r>
-        <w:rPr>
-          <w:rFonts w:ascii="Arial Narrow" w:eastAsia="Arial Narrow" w:hAnsi="Arial Narrow" w:cs="Arial Narrow"/>
-          <w:kern w:val="0"/>
-          <ns2:ligatures ns2:val="none"/>
+          <w14:ligatures w14:val="none"/>
+        </w:rPr>
+      </w:pPr>
+      <w:r>
+        <w:rPr>
+          <w:rFonts w:ascii="Arial Narrow" w:eastAsia="Arial Narrow" w:hAnsi="Arial Narrow" w:cs="Arial Narrow"/>
+          <w:kern w:val="0"/>
+          <w14:ligatures w14:val="none"/>
         </w:rPr>
         <w:t xml:space="preserve">Presunta </w:t>
       </w:r>
@@ -4023,7 +3949,7 @@
         <w:rPr>
           <w:rFonts w:ascii="Arial Narrow" w:eastAsia="Arial Narrow" w:hAnsi="Arial Narrow" w:cs="Arial Narrow"/>
           <w:kern w:val="0"/>
-          <ns2:ligatures ns2:val="none"/>
+          <w14:ligatures w14:val="none"/>
         </w:rPr>
         <w:t>infracción al artículo 1, numeral 1, literal b) y al artículo 2 de la Ley 29571, Código de Protección y Defensa del Consumidor</w:t>
       </w:r>
@@ -4031,7 +3957,7 @@
         <w:rPr>
           <w:rFonts w:ascii="Arial Narrow" w:eastAsia="Arial Narrow" w:hAnsi="Arial Narrow" w:cs="Arial Narrow"/>
           <w:kern w:val="0"/>
-          <ns2:ligatures ns2:val="none"/>
+          <w14:ligatures w14:val="none"/>
         </w:rPr>
         <w:t xml:space="preserve">, en tanto el proveedor denunciado habría brindado información contradictoria </w:t>
       </w:r>
@@ -4039,7 +3965,7 @@
         <w:rPr>
           <w:rFonts w:ascii="Arial Narrow" w:eastAsia="Arial Narrow" w:hAnsi="Arial Narrow" w:cs="Arial Narrow"/>
           <w:kern w:val="0"/>
-          <ns2:ligatures ns2:val="none"/>
+          <w14:ligatures w14:val="none"/>
         </w:rPr>
         <w:t xml:space="preserve">a la parte </w:t>
       </w:r>
@@ -4047,7 +3973,7 @@
         <w:rPr>
           <w:rFonts w:ascii="Arial Narrow" w:eastAsia="Arial Narrow" w:hAnsi="Arial Narrow" w:cs="Arial Narrow"/>
           <w:kern w:val="0"/>
-          <ns2:ligatures ns2:val="none"/>
+          <w14:ligatures w14:val="none"/>
         </w:rPr>
         <w:t>denunciante respecto</w:t>
       </w:r>
@@ -4055,7 +3981,7 @@
         <w:rPr>
           <w:rFonts w:ascii="Arial Narrow" w:eastAsia="Arial Narrow" w:hAnsi="Arial Narrow" w:cs="Arial Narrow"/>
           <w:kern w:val="0"/>
-          <ns2:ligatures ns2:val="none"/>
+          <w14:ligatures w14:val="none"/>
         </w:rPr>
         <w:t xml:space="preserve"> de la anulación </w:t>
       </w:r>
@@ -4063,7 +3989,7 @@
         <w:rPr>
           <w:rFonts w:ascii="Arial Narrow" w:eastAsia="Arial Narrow" w:hAnsi="Arial Narrow" w:cs="Arial Narrow"/>
           <w:kern w:val="0"/>
-          <ns2:ligatures ns2:val="none"/>
+          <w14:ligatures w14:val="none"/>
         </w:rPr>
         <w:t xml:space="preserve">de </w:t>
       </w:r>
@@ -4073,7 +3999,7 @@
           <w:color w:val="000000"/>
           <w:kern w:val="0"/>
           <w:lang w:val="es-ES" w:eastAsia="es-ES"/>
-          <ns2:ligatures ns2:val="none"/>
+          <w14:ligatures w14:val="none"/>
         </w:rPr>
         <w:t>la Póliza 117 del Seguro de Vida con Devolución a 15 años - Propuesta 20011391</w:t>
       </w:r>
@@ -4081,7 +4007,7 @@
         <w:rPr>
           <w:rFonts w:ascii="Arial Narrow" w:eastAsia="Arial Narrow" w:hAnsi="Arial Narrow" w:cs="Arial Narrow"/>
           <w:kern w:val="0"/>
-          <ns2:ligatures ns2:val="none"/>
+          <w14:ligatures w14:val="none"/>
         </w:rPr>
         <w:t xml:space="preserve"> al indicar inicialmente que registraba el estado “anulado por error de carga” y posteriormente señalar que la contratación no se concretó debido a un “error en la suscripción”.</w:t>
       </w:r>
@@ -4089,12 +4015,12 @@
         <w:rPr>
           <w:rFonts w:ascii="Arial Narrow" w:eastAsia="Arial Narrow" w:hAnsi="Arial Narrow" w:cs="Arial Narrow"/>
           <w:kern w:val="0"/>
-          <ns2:ligatures ns2:val="none"/>
+          <w14:ligatures w14:val="none"/>
         </w:rPr>
         <w:t xml:space="preserve"> </w:t>
       </w:r>
     </w:p>
-    <w:p ns2:paraId="7E0DF0FE" ns2:textId="77777777">
+    <w:p>
       <w:pPr>
         <w:pStyle w:val="Prrafodelista"/>
         <w:spacing w:after="0" w:line="240" w:lineRule="auto"/>
@@ -4103,11 +4029,11 @@
         <w:rPr>
           <w:rFonts w:ascii="Arial Narrow" w:eastAsia="Arial Narrow" w:hAnsi="Arial Narrow" w:cs="Arial Narrow"/>
           <w:kern w:val="0"/>
-          <ns2:ligatures ns2:val="none"/>
-        </w:rPr>
-      </w:pPr>
-    </w:p>
-    <w:p ns2:paraId="199F3D2E" ns2:textId="0F39BE61">
+          <w14:ligatures w14:val="none"/>
+        </w:rPr>
+      </w:pPr>
+    </w:p>
+    <w:p>
       <w:pPr>
         <w:pStyle w:val="Prrafodelista"/>
         <w:numPr>
@@ -4124,14 +4050,14 @@
         <w:rPr>
           <w:rFonts w:ascii="Arial Narrow" w:eastAsia="Arial Narrow" w:hAnsi="Arial Narrow" w:cs="Arial Narrow"/>
           <w:kern w:val="0"/>
-          <ns2:ligatures ns2:val="none"/>
-        </w:rPr>
-      </w:pPr>
-      <w:r>
-        <w:rPr>
-          <w:rFonts w:ascii="Arial Narrow" w:eastAsia="Arial Narrow" w:hAnsi="Arial Narrow" w:cs="Arial Narrow"/>
-          <w:kern w:val="0"/>
-          <ns2:ligatures ns2:val="none"/>
+          <w14:ligatures w14:val="none"/>
+        </w:rPr>
+      </w:pPr>
+      <w:r>
+        <w:rPr>
+          <w:rFonts w:ascii="Arial Narrow" w:eastAsia="Arial Narrow" w:hAnsi="Arial Narrow" w:cs="Arial Narrow"/>
+          <w:kern w:val="0"/>
+          <w14:ligatures w14:val="none"/>
         </w:rPr>
         <w:t>Presunta infracción al numeral 88.1 del artículo 88 de la Ley 29571, Código de Protección y Defensa del Consumidor, en tanto</w:t>
       </w:r>
@@ -4139,7 +4065,7 @@
         <w:rPr>
           <w:rFonts w:ascii="Arial Narrow" w:eastAsia="Arial Narrow" w:hAnsi="Arial Narrow" w:cs="Arial Narrow"/>
           <w:kern w:val="0"/>
-          <ns2:ligatures ns2:val="none"/>
+          <w14:ligatures w14:val="none"/>
         </w:rPr>
         <w:t xml:space="preserve"> </w:t>
       </w:r>
@@ -4147,7 +4073,7 @@
         <w:rPr>
           <w:rFonts w:ascii="Arial Narrow" w:eastAsia="Arial Narrow" w:hAnsi="Arial Narrow" w:cs="Arial Narrow"/>
           <w:kern w:val="0"/>
-          <ns2:ligatures ns2:val="none"/>
+          <w14:ligatures w14:val="none"/>
         </w:rPr>
         <w:t>el proveedor denunciado habría brindado una respuesta inadecuada al reclamo presentado por la parte denunciante el 21 de marzo de 2026</w:t>
       </w:r>
@@ -4155,25 +4081,25 @@
         <w:rPr>
           <w:rFonts w:ascii="Arial Narrow" w:eastAsia="Arial Narrow" w:hAnsi="Arial Narrow" w:cs="Arial Narrow"/>
           <w:kern w:val="0"/>
-          <ns2:ligatures ns2:val="none"/>
+          <w14:ligatures w14:val="none"/>
         </w:rPr>
         <w:t>.</w:t>
       </w:r>
     </w:p>
     <w:bookmarkEnd w:id="25"/>
     <w:bookmarkEnd w:id="26"/>
-    <w:p ns2:paraId="042B3F54" ns2:textId="777BBF33">
-      <w:pPr>
-        <w:spacing w:after="0" w:line="240" w:lineRule="auto"/>
-        <w:jc w:val="both"/>
-        <w:rPr>
-          <w:rFonts w:ascii="Arial Narrow" w:eastAsia="Arial Narrow" w:hAnsi="Arial Narrow" w:cs="Arial Narrow"/>
-          <w:kern w:val="0"/>
-          <ns2:ligatures ns2:val="none"/>
-        </w:rPr>
-      </w:pPr>
-    </w:p>
-    <w:p ns2:paraId="0A292C9F" ns2:textId="4E094963">
+    <w:p>
+      <w:pPr>
+        <w:spacing w:after="0" w:line="240" w:lineRule="auto"/>
+        <w:jc w:val="both"/>
+        <w:rPr>
+          <w:rFonts w:ascii="Arial Narrow" w:eastAsia="Arial Narrow" w:hAnsi="Arial Narrow" w:cs="Arial Narrow"/>
+          <w:kern w:val="0"/>
+          <w14:ligatures w14:val="none"/>
+        </w:rPr>
+      </w:pPr>
+    </w:p>
+    <w:p>
       <w:pPr>
         <w:spacing w:line="240" w:lineRule="auto"/>
         <w:contextualSpacing/>
@@ -4181,17 +4107,17 @@
         <w:rPr>
           <w:rFonts w:ascii="Arial Narrow" w:eastAsia="Calibri" w:hAnsi="Arial Narrow" w:cs="Arial"/>
           <w:kern w:val="0"/>
-          <ns2:ligatures ns2:val="none"/>
-        </w:rPr>
-      </w:pPr>
-      <w:r>
-        <w:rPr>
-          <w:rFonts w:ascii="Arial Narrow" w:eastAsia="Arial Narrow" w:hAnsi="Arial Narrow" w:cs="Arial Narrow"/>
-          <w:b/>
-          <w:color w:val="000000"/>
-          <w:kern w:val="0"/>
-          <w:lang w:eastAsia="es-PE"/>
-          <ns2:ligatures ns2:val="none"/>
+          <w14:ligatures w14:val="none"/>
+        </w:rPr>
+      </w:pPr>
+      <w:r>
+        <w:rPr>
+          <w:rFonts w:ascii="Arial Narrow" w:eastAsia="Arial Narrow" w:hAnsi="Arial Narrow" w:cs="Arial Narrow"/>
+          <w:b/>
+          <w:color w:val="000000"/>
+          <w:kern w:val="0"/>
+          <w:lang w:eastAsia="es-PE"/>
+          <w14:ligatures w14:val="none"/>
         </w:rPr>
         <w:t>SEGUNDO:</w:t>
       </w:r>
@@ -4201,7 +4127,7 @@
           <w:color w:val="000000"/>
           <w:kern w:val="0"/>
           <w:lang w:eastAsia="es-PE"/>
-          <ns2:ligatures ns2:val="none"/>
+          <w14:ligatures w14:val="none"/>
         </w:rPr>
         <w:t xml:space="preserve"> tener por ofrecidos los medios probatorios presentados en el</w:t>
       </w:r>
@@ -4211,7 +4137,7 @@
           <w:color w:val="000000"/>
           <w:kern w:val="0"/>
           <w:lang w:eastAsia="es-PE"/>
-          <ns2:ligatures ns2:val="none"/>
+          <w14:ligatures w14:val="none"/>
         </w:rPr>
         <w:t xml:space="preserve"> escrito de denuncia </w:t>
       </w:r>
@@ -4221,7 +4147,7 @@
           <w:color w:val="000000"/>
           <w:kern w:val="0"/>
           <w:lang w:val="es-ES" w:eastAsia="es-ES"/>
-          <ns2:ligatures ns2:val="none"/>
+          <w14:ligatures w14:val="none"/>
         </w:rPr>
         <w:t xml:space="preserve">del </w:t>
       </w:r>
@@ -4231,7 +4157,7 @@
           <w:color w:val="000000"/>
           <w:kern w:val="0"/>
           <w:lang w:val="es-ES" w:eastAsia="es-ES"/>
-          <ns2:ligatures ns2:val="none"/>
+          <w14:ligatures w14:val="none"/>
         </w:rPr>
         <w:t>13 de abril de 2026, complementado mediante escrito del 29 de abril de 2026</w:t>
       </w:r>
@@ -4239,12 +4165,12 @@
         <w:rPr>
           <w:rFonts w:ascii="Arial Narrow" w:eastAsia="Calibri" w:hAnsi="Arial Narrow" w:cs="Arial"/>
           <w:kern w:val="0"/>
-          <ns2:ligatures ns2:val="none"/>
+          <w14:ligatures w14:val="none"/>
         </w:rPr>
         <w:t>.</w:t>
       </w:r>
     </w:p>
-    <w:p ns2:paraId="68A17E97" ns2:textId="77777777">
+    <w:p>
       <w:pPr>
         <w:spacing w:line="240" w:lineRule="auto"/>
         <w:contextualSpacing/>
@@ -4254,30 +4180,30 @@
           <w:color w:val="000000"/>
           <w:kern w:val="0"/>
           <w:lang w:eastAsia="es-PE"/>
-          <ns2:ligatures ns2:val="none"/>
-        </w:rPr>
-      </w:pPr>
-    </w:p>
-    <w:p ns2:paraId="168254DA" ns2:textId="09B73897">
-      <w:pPr>
-        <w:spacing w:after="0" w:line="240" w:lineRule="auto"/>
-        <w:jc w:val="both"/>
-        <w:rPr>
-          <w:rFonts w:ascii="Arial Narrow" w:eastAsia="Arial Narrow" w:hAnsi="Arial Narrow" w:cs="Arial Narrow"/>
-          <w:color w:val="000000"/>
-          <w:kern w:val="0"/>
-          <w:lang w:eastAsia="es-PE"/>
-          <ns2:ligatures ns2:val="none"/>
-        </w:rPr>
-      </w:pPr>
-      <w:r>
-        <w:rPr>
-          <w:rFonts w:ascii="Arial Narrow" w:eastAsia="Arial Narrow" w:hAnsi="Arial Narrow" w:cs="Arial Narrow"/>
-          <w:b/>
-          <w:color w:val="000000"/>
-          <w:kern w:val="0"/>
-          <w:lang w:eastAsia="es-PE"/>
-          <ns2:ligatures ns2:val="none"/>
+          <w14:ligatures w14:val="none"/>
+        </w:rPr>
+      </w:pPr>
+    </w:p>
+    <w:p>
+      <w:pPr>
+        <w:spacing w:after="0" w:line="240" w:lineRule="auto"/>
+        <w:jc w:val="both"/>
+        <w:rPr>
+          <w:rFonts w:ascii="Arial Narrow" w:eastAsia="Arial Narrow" w:hAnsi="Arial Narrow" w:cs="Arial Narrow"/>
+          <w:color w:val="000000"/>
+          <w:kern w:val="0"/>
+          <w:lang w:eastAsia="es-PE"/>
+          <w14:ligatures w14:val="none"/>
+        </w:rPr>
+      </w:pPr>
+      <w:r>
+        <w:rPr>
+          <w:rFonts w:ascii="Arial Narrow" w:eastAsia="Arial Narrow" w:hAnsi="Arial Narrow" w:cs="Arial Narrow"/>
+          <w:b/>
+          <w:color w:val="000000"/>
+          <w:kern w:val="0"/>
+          <w:lang w:eastAsia="es-PE"/>
+          <w14:ligatures w14:val="none"/>
         </w:rPr>
         <w:t xml:space="preserve">TERCERO: </w:t>
       </w:r>
@@ -4287,7 +4213,7 @@
           <w:color w:val="000000"/>
           <w:kern w:val="0"/>
           <w:lang w:eastAsia="es-PE"/>
-          <ns2:ligatures ns2:val="none"/>
+          <w14:ligatures w14:val="none"/>
         </w:rPr>
         <w:t xml:space="preserve">requerir a </w:t>
       </w:r>
@@ -4297,7 +4223,7 @@
           <w:bCs/>
           <w:spacing w:val="-3"/>
           <w:kern w:val="0"/>
-          <ns2:ligatures ns2:val="none"/>
+          <w14:ligatures w14:val="none"/>
         </w:rPr>
         <w:t xml:space="preserve">Corredores de Seguros Falabella S.A.C. </w:t>
       </w:r>
@@ -4308,7 +4234,7 @@
           <w:kern w:val="0"/>
           <w:shd w:val="clear" w:color="auto" w:fill="FFFFFF"/>
           <w:lang w:eastAsia="es-PE"/>
-          <ns2:ligatures ns2:val="none"/>
+          <w14:ligatures w14:val="none"/>
         </w:rPr>
         <w:t xml:space="preserve"> </w:t>
       </w:r>
@@ -4318,12 +4244,12 @@
           <w:color w:val="000000"/>
           <w:kern w:val="0"/>
           <w:lang w:eastAsia="es-PE"/>
-          <ns2:ligatures ns2:val="none"/>
+          <w14:ligatures w14:val="none"/>
         </w:rPr>
         <w:t>que cumpla con lo siguiente:</w:t>
       </w:r>
     </w:p>
-    <w:p ns2:paraId="20FDFB8D" ns2:textId="77777777">
+    <w:p>
       <w:pPr>
         <w:spacing w:after="0" w:line="240" w:lineRule="auto"/>
         <w:jc w:val="both"/>
@@ -4332,11 +4258,11 @@
           <w:color w:val="000000"/>
           <w:kern w:val="0"/>
           <w:lang w:eastAsia="es-PE"/>
-          <ns2:ligatures ns2:val="none"/>
-        </w:rPr>
-      </w:pPr>
-    </w:p>
-    <w:p ns2:paraId="4AA80738" ns2:textId="77777777">
+          <w14:ligatures w14:val="none"/>
+        </w:rPr>
+      </w:pPr>
+    </w:p>
+    <w:p>
       <w:pPr>
         <w:numPr>
           <w:ilvl w:val="0"/>
@@ -4350,22 +4276,22 @@
           <w:color w:val="000000"/>
           <w:kern w:val="0"/>
           <w:lang w:eastAsia="es-PE"/>
-          <ns2:ligatures ns2:val="none"/>
-        </w:rPr>
-      </w:pPr>
-      <w:r>
-        <w:rPr>
-          <w:rFonts w:ascii="Arial Narrow" w:eastAsia="Arial Narrow" w:hAnsi="Arial Narrow" w:cs="Arial Narrow"/>
-          <w:color w:val="000000"/>
-          <w:kern w:val="0"/>
-          <w:lang w:eastAsia="es-PE"/>
-          <ns2:ligatures ns2:val="none"/>
+          <w14:ligatures w14:val="none"/>
+        </w:rPr>
+      </w:pPr>
+      <w:r>
+        <w:rPr>
+          <w:rFonts w:ascii="Arial Narrow" w:eastAsia="Arial Narrow" w:hAnsi="Arial Narrow" w:cs="Arial Narrow"/>
+          <w:color w:val="000000"/>
+          <w:kern w:val="0"/>
+          <w:lang w:eastAsia="es-PE"/>
+          <w14:ligatures w14:val="none"/>
         </w:rPr>
         <w:lastRenderedPageBreak/>
         <w:t>presentar documentos que acrediten su inscripción en los Registros Públicos o una declaración jurada que indique que cuenta con dicha inscripción;</w:t>
       </w:r>
     </w:p>
-    <w:p ns2:paraId="2B29D59F" ns2:textId="77777777">
+    <w:p>
       <w:pPr>
         <w:numPr>
           <w:ilvl w:val="0"/>
@@ -4379,21 +4305,21 @@
           <w:color w:val="000000"/>
           <w:kern w:val="0"/>
           <w:lang w:eastAsia="es-PE"/>
-          <ns2:ligatures ns2:val="none"/>
-        </w:rPr>
-      </w:pPr>
-      <w:r>
-        <w:rPr>
-          <w:rFonts w:ascii="Arial Narrow" w:eastAsia="Arial Narrow" w:hAnsi="Arial Narrow" w:cs="Arial Narrow"/>
-          <w:color w:val="000000"/>
-          <w:kern w:val="0"/>
-          <w:lang w:eastAsia="es-PE"/>
-          <ns2:ligatures ns2:val="none"/>
+          <w14:ligatures w14:val="none"/>
+        </w:rPr>
+      </w:pPr>
+      <w:r>
+        <w:rPr>
+          <w:rFonts w:ascii="Arial Narrow" w:eastAsia="Arial Narrow" w:hAnsi="Arial Narrow" w:cs="Arial Narrow"/>
+          <w:color w:val="000000"/>
+          <w:kern w:val="0"/>
+          <w:lang w:eastAsia="es-PE"/>
+          <w14:ligatures w14:val="none"/>
         </w:rPr>
         <w:t>presentar copia simple de las facultades de representación de su representante legal en el presente procedimiento o la declaración jurada que indique que cuenta con dichas facultades y que estas se encuentran vigentes;</w:t>
       </w:r>
     </w:p>
-    <w:p ns2:paraId="7EF50C46" ns2:textId="77777777">
+    <w:p>
       <w:pPr>
         <w:numPr>
           <w:ilvl w:val="0"/>
@@ -4407,21 +4333,21 @@
           <w:color w:val="000000"/>
           <w:kern w:val="0"/>
           <w:lang w:eastAsia="es-PE"/>
-          <ns2:ligatures ns2:val="none"/>
-        </w:rPr>
-      </w:pPr>
-      <w:r>
-        <w:rPr>
-          <w:rFonts w:ascii="Arial Narrow" w:eastAsia="Arial Narrow" w:hAnsi="Arial Narrow" w:cs="Arial Narrow"/>
-          <w:color w:val="000000"/>
-          <w:kern w:val="0"/>
-          <w:lang w:eastAsia="es-PE"/>
-          <ns2:ligatures ns2:val="none"/>
+          <w14:ligatures w14:val="none"/>
+        </w:rPr>
+      </w:pPr>
+      <w:r>
+        <w:rPr>
+          <w:rFonts w:ascii="Arial Narrow" w:eastAsia="Arial Narrow" w:hAnsi="Arial Narrow" w:cs="Arial Narrow"/>
+          <w:color w:val="000000"/>
+          <w:kern w:val="0"/>
+          <w:lang w:eastAsia="es-PE"/>
+          <w14:ligatures w14:val="none"/>
         </w:rPr>
         <w:t>consignar el Número de Registro Único de Contribuyentes (RUC); y,</w:t>
       </w:r>
     </w:p>
-    <w:p ns2:paraId="19E4DFA1" ns2:textId="77777777">
+    <w:p>
       <w:pPr>
         <w:numPr>
           <w:ilvl w:val="0"/>
@@ -4433,16 +4359,16 @@
         <w:rPr>
           <w:rFonts w:ascii="Arial Narrow" w:eastAsia="Calibri" w:hAnsi="Arial Narrow" w:cs="Arial"/>
           <w:kern w:val="0"/>
-          <ns2:ligatures ns2:val="none"/>
-        </w:rPr>
-      </w:pPr>
-      <w:r>
-        <w:rPr>
-          <w:rFonts w:ascii="Arial Narrow" w:eastAsia="Arial Narrow" w:hAnsi="Arial Narrow" w:cs="Arial Narrow"/>
-          <w:color w:val="000000"/>
-          <w:kern w:val="0"/>
-          <w:lang w:eastAsia="es-PE"/>
-          <ns2:ligatures ns2:val="none"/>
+          <w14:ligatures w14:val="none"/>
+        </w:rPr>
+      </w:pPr>
+      <w:r>
+        <w:rPr>
+          <w:rFonts w:ascii="Arial Narrow" w:eastAsia="Arial Narrow" w:hAnsi="Arial Narrow" w:cs="Arial Narrow"/>
+          <w:color w:val="000000"/>
+          <w:kern w:val="0"/>
+          <w:lang w:eastAsia="es-PE"/>
+          <w14:ligatures w14:val="none"/>
         </w:rPr>
         <w:t>fijar domicilio procesal para el procedimiento, de conformidad con el numeral 1 del artículo 442</w:t>
       </w:r>
@@ -4452,7 +4378,7 @@
           <w:color w:val="000000"/>
           <w:kern w:val="0"/>
           <w:lang w:eastAsia="es-PE"/>
-          <ns2:ligatures ns2:val="none"/>
+          <w14:ligatures w14:val="none"/>
         </w:rPr>
         <w:t/>
       </w:r>
@@ -4462,7 +4388,7 @@
           <w:color w:val="000000"/>
           <w:kern w:val="0"/>
           <w:lang w:eastAsia="es-PE"/>
-          <ns2:ligatures ns2:val="none"/>
+          <w14:ligatures w14:val="none"/>
         </w:rPr>
         <w:t xml:space="preserve"> del Código Procesal Civil. </w:t>
       </w:r>
@@ -4470,7 +4396,7 @@
         <w:rPr>
           <w:rFonts w:ascii="Arial Narrow" w:eastAsia="Calibri" w:hAnsi="Arial Narrow" w:cs="Arial"/>
           <w:kern w:val="0"/>
-          <ns2:ligatures ns2:val="none"/>
+          <w14:ligatures w14:val="none"/>
         </w:rPr>
         <w:t>Para ello podrá señalar domicilio físico o una dirección electrónica a la que pueda remitirse las notificaciones</w:t>
       </w:r>
@@ -4479,12 +4405,12 @@
           <w:rFonts w:ascii="Arial Narrow" w:eastAsia="Arial" w:hAnsi="Arial Narrow" w:cs="Arial"/>
           <w:kern w:val="0"/>
           <w:lang w:val="es"/>
-          <ns2:ligatures ns2:val="none"/>
+          <w14:ligatures w14:val="none"/>
         </w:rPr>
         <w:t>;</w:t>
       </w:r>
     </w:p>
-    <w:p ns2:paraId="7C63E340" ns2:textId="77777777">
+    <w:p>
       <w:pPr>
         <w:numPr>
           <w:ilvl w:val="0"/>
@@ -4496,14 +4422,14 @@
         <w:rPr>
           <w:rFonts w:ascii="Arial Narrow" w:eastAsia="Calibri" w:hAnsi="Arial Narrow" w:cs="Arial"/>
           <w:kern w:val="0"/>
-          <ns2:ligatures ns2:val="none"/>
+          <w14:ligatures w14:val="none"/>
         </w:rPr>
       </w:pPr>
       <w:r>
         <w:rPr>
           <w:rFonts w:ascii="Arial Narrow" w:eastAsia="Calibri" w:hAnsi="Arial Narrow" w:cs="Arial"/>
           <w:kern w:val="0"/>
-          <ns2:ligatures ns2:val="none"/>
+          <w14:ligatures w14:val="none"/>
         </w:rPr>
         <w:t>en caso califique como micro empresa o pequeña empresa, presentar los documentos que acrediten su volumen de ventas o ingresos brutos percibidos el año anterior relativo a todas sus actividades económicas y el número de trabajadores con el que cuenta</w:t>
       </w:r>
@@ -4513,7 +4439,7 @@
           <w:rFonts w:ascii="Arial Narrow" w:eastAsia="Calibri" w:hAnsi="Arial Narrow" w:cs="Arial"/>
           <w:kern w:val="0"/>
           <w:vertAlign w:val="superscript"/>
-          <ns2:ligatures ns2:val="none"/>
+          <w14:ligatures w14:val="none"/>
         </w:rPr>
         <w:footnoteReference w:id="7"/>
       </w:r>
@@ -4521,7 +4447,7 @@
         <w:rPr>
           <w:rFonts w:ascii="Arial Narrow" w:eastAsia="Calibri" w:hAnsi="Arial Narrow" w:cs="Arial"/>
           <w:kern w:val="0"/>
-          <ns2:ligatures ns2:val="none"/>
+          <w14:ligatures w14:val="none"/>
         </w:rPr>
         <w:t>. Ello, a fin de que la Comisión pueda meritar dicha documentación, conforme lo establece el artículo 110</w:t>
       </w:r>
@@ -4531,7 +4457,7 @@
           <w:color w:val="000000"/>
           <w:kern w:val="0"/>
           <w:lang w:eastAsia="es-PE"/>
-          <ns2:ligatures ns2:val="none"/>
+          <w14:ligatures w14:val="none"/>
         </w:rPr>
         <w:t/>
       </w:r>
@@ -4539,7 +4465,7 @@
         <w:rPr>
           <w:rFonts w:ascii="Arial Narrow" w:eastAsia="Calibri" w:hAnsi="Arial Narrow" w:cs="Arial"/>
           <w:kern w:val="0"/>
-          <ns2:ligatures ns2:val="none"/>
+          <w14:ligatures w14:val="none"/>
         </w:rPr>
         <w:t xml:space="preserve"> del </w:t>
       </w:r>
@@ -4548,7 +4474,7 @@
           <w:rFonts w:ascii="Arial Narrow" w:eastAsia="Calibri" w:hAnsi="Arial Narrow" w:cs="Arial"/>
           <w:spacing w:val="-2"/>
           <w:kern w:val="0"/>
-          <ns2:ligatures ns2:val="none"/>
+          <w14:ligatures w14:val="none"/>
         </w:rPr>
         <w:t>Código</w:t>
       </w:r>
@@ -4559,7 +4485,7 @@
           <w:spacing w:val="-2"/>
           <w:kern w:val="0"/>
           <w:vertAlign w:val="superscript"/>
-          <ns2:ligatures ns2:val="none"/>
+          <w14:ligatures w14:val="none"/>
         </w:rPr>
         <w:footnoteReference w:id="8"/>
       </w:r>
@@ -4568,12 +4494,12 @@
           <w:rFonts w:ascii="Arial Narrow" w:eastAsia="Calibri" w:hAnsi="Arial Narrow" w:cs="Arial"/>
           <w:spacing w:val="-2"/>
           <w:kern w:val="0"/>
-          <ns2:ligatures ns2:val="none"/>
+          <w14:ligatures w14:val="none"/>
         </w:rPr>
         <w:t>.</w:t>
       </w:r>
     </w:p>
-    <w:p ns2:paraId="1F11FE32" ns2:textId="77777777">
+    <w:p>
       <w:pPr>
         <w:spacing w:after="0" w:line="240" w:lineRule="auto"/>
         <w:ind w:left="567"/>
@@ -4583,20 +4509,20 @@
           <w:color w:val="000000"/>
           <w:kern w:val="0"/>
           <w:lang w:eastAsia="es-PE"/>
-          <ns2:ligatures ns2:val="none"/>
-        </w:rPr>
-      </w:pPr>
-    </w:p>
-    <w:p>
-      <w:pPr>
-        <w:spacing w:after="0" w:line="240" w:lineRule="auto"/>
-        <w:jc w:val="both"/>
-        <w:rPr>
-          <w:rFonts w:ascii="Arial Narrow" w:eastAsia="Arial Narrow" w:hAnsi="Arial Narrow" w:cs="Arial Narrow"/>
-          <w:color w:val="000000"/>
-          <w:kern w:val="0"/>
-          <w:lang w:eastAsia="es-PE"/>
-          <ns2:ligatures ns2:val="none"/>
+          <w14:ligatures w14:val="none"/>
+        </w:rPr>
+      </w:pPr>
+    </w:p>
+    <w:p>
+      <w:pPr>
+        <w:spacing w:after="0" w:line="240" w:lineRule="auto"/>
+        <w:jc w:val="both"/>
+        <w:rPr>
+          <w:rFonts w:ascii="Arial Narrow" w:eastAsia="Arial Narrow" w:hAnsi="Arial Narrow" w:cs="Arial Narrow"/>
+          <w:color w:val="000000"/>
+          <w:kern w:val="0"/>
+          <w:lang w:eastAsia="es-PE"/>
+          <w14:ligatures w14:val="none"/>
         </w:rPr>
       </w:pPr>
       <w:r>
@@ -4615,42 +4541,82 @@
           <w:sz w:val="20"/>
           <w:szCs w:val="20"/>
         </w:rPr>
-        <w:t xml:space="preserve">correr traslado de la presente resolución a Corredores de Seguros Falabella S.A.C. para que, de conformidad con lo dispuesto por el artículo 26 de la Ley sobre Facultades, Normas y Organización del Indecopi, aprobada por Decreto Legislativo 807, presente sus descargos sobre la imputación de cargos realizada en un plazo no mayor a cinco (5) días hábiles contado a partir del día siguiente de la notificación de la presente resolución, vencido el cual, el Secretario Técnico declarará en rebeldía al denunciado que no lo hubiera presentado. Debe precisarse que de conformidad con lo establecido por el artículo 223 del Texto Único Ordenado de la Ley 27444, Ley del Procedimiento Administrativo General, las alegaciones y los hechos relevantes de la reclamación, salvo que hayan sido específicamente negadas en la contestación, se tendrán por aceptadas o merituadas como ciertas.</w:t>
-      </w:r>
-    </w:p>
-    <w:p ns2:paraId="228F876C" ns2:textId="77777777">
-      <w:pPr>
-        <w:spacing w:after="0" w:line="240" w:lineRule="auto"/>
-        <w:jc w:val="both"/>
-        <w:rPr>
-          <w:rFonts w:ascii="Arial Narrow" w:eastAsia="Arial Narrow" w:hAnsi="Arial Narrow" w:cs="Arial Narrow"/>
-          <w:color w:val="000000"/>
-          <w:kern w:val="0"/>
-          <w:lang w:eastAsia="es-PE"/>
-          <ns2:ligatures ns2:val="none"/>
-        </w:rPr>
-      </w:pPr>
-    </w:p>
-    <w:p ns2:paraId="774AFBA5" ns2:textId="2295FA7A">
-      <w:pPr>
-        <w:spacing w:after="0" w:line="240" w:lineRule="auto"/>
-        <w:jc w:val="both"/>
-        <w:rPr>
-          <w:rFonts w:ascii="Arial Narrow" w:eastAsia="Times New Roman" w:hAnsi="Arial Narrow" w:cs="Arial"/>
-          <w:color w:val="000000"/>
-          <w:kern w:val="0"/>
+        <w:t xml:space="preserve">correr traslado de la presente resolución a Corredores de Seguros Falabella S.A.C. para que, de conformidad con lo dispuesto por el artículo 26 de la Ley sobre Facultades, Normas y Organización del Indecopi, aprobada por Decreto Legislativo 807</w:t>
+      </w:r>
+      <w:r>
+        <w:rPr>
+          <w:rStyle w:val="Refdenotaalpie"/>
+          <w:rFonts w:ascii="Arial Narrow" w:eastAsia="Times New Roman" w:hAnsi="Arial Narrow" w:cs="Times New Roman"/>
+          <w:color w:val="000000"/>
+          <w:kern w:val="0"/>
+          <w:vertAlign w:val="superscript"/>
           <w:lang w:val="es-ES" w:eastAsia="es-ES"/>
-          <ns2:ligatures ns2:val="none"/>
-        </w:rPr>
-      </w:pPr>
-      <w:r>
-        <w:rPr>
-          <w:rFonts w:ascii="Arial Narrow" w:eastAsia="Arial Narrow" w:hAnsi="Arial Narrow" w:cs="Arial Narrow"/>
-          <w:b/>
-          <w:color w:val="000000"/>
-          <w:kern w:val="0"/>
-          <w:lang w:eastAsia="es-PE"/>
-          <ns2:ligatures ns2:val="none"/>
+          <w14:ligatures w14:val="none"/>
+        </w:rPr>
+        <w:footnoteReference w:id="14"/>
+      </w:r>
+      <w:r>
+        <w:rPr>
+          <w:rFonts w:ascii="Arial Narrow" w:hAnsi="Arial Narrow" w:cs="Arial Narrow"/>
+          <w:sz w:val="20"/>
+          <w:szCs w:val="20"/>
+        </w:rPr>
+        <w:t xml:space="preserve">, presente sus descargos sobre la imputación de cargos realizada en un plazo no mayor a cinco (5) días hábiles contado a partir del día siguiente de la notificación de la presente resolución, vencido el cual, el Secretario Técnico declarará en rebeldía al denunciado que no lo hubiera presentado. Debe precisarse que de conformidad con lo establecido por el artículo 223 del Texto Único Ordenado de la Ley 27444, Ley del Procedimiento Administrativo General</w:t>
+      </w:r>
+      <w:r>
+        <w:rPr>
+          <w:rStyle w:val="Refdenotaalpie"/>
+          <w:rFonts w:ascii="Arial Narrow" w:eastAsia="Times New Roman" w:hAnsi="Arial Narrow" w:cs="Times New Roman"/>
+          <w:color w:val="000000"/>
+          <w:kern w:val="0"/>
+          <w:vertAlign w:val="superscript"/>
+          <w:lang w:val="es-ES" w:eastAsia="es-ES"/>
+          <w14:ligatures w14:val="none"/>
+        </w:rPr>
+        <w:footnoteReference w:id="15"/>
+      </w:r>
+      <w:r>
+        <w:rPr>
+          <w:rFonts w:ascii="Arial Narrow" w:hAnsi="Arial Narrow" w:cs="Arial Narrow"/>
+          <w:sz w:val="20"/>
+          <w:szCs w:val="20"/>
+        </w:rPr>
+        <w:t xml:space="preserve">, las alegaciones y los hechos relevantes de la reclamación, salvo que hayan sido específicamente negadas en la contestación, se tendrán por aceptadas o merituadas como ciertas.</w:t>
+      </w:r>
+    </w:p>
+    <w:p>
+      <w:pPr>
+        <w:spacing w:after="0" w:line="240" w:lineRule="auto"/>
+        <w:jc w:val="both"/>
+        <w:rPr>
+          <w:rFonts w:ascii="Arial Narrow" w:eastAsia="Arial Narrow" w:hAnsi="Arial Narrow" w:cs="Arial Narrow"/>
+          <w:color w:val="000000"/>
+          <w:kern w:val="0"/>
+          <w:lang w:eastAsia="es-PE"/>
+          <w14:ligatures w14:val="none"/>
+        </w:rPr>
+      </w:pPr>
+    </w:p>
+    <w:p>
+      <w:pPr>
+        <w:spacing w:after="0" w:line="240" w:lineRule="auto"/>
+        <w:jc w:val="both"/>
+        <w:rPr>
+          <w:rFonts w:ascii="Arial Narrow" w:eastAsia="Times New Roman" w:hAnsi="Arial Narrow" w:cs="Arial"/>
+          <w:color w:val="000000"/>
+          <w:kern w:val="0"/>
+          <w:lang w:val="es-ES" w:eastAsia="es-ES"/>
+          <w14:ligatures w14:val="none"/>
+        </w:rPr>
+      </w:pPr>
+      <w:r>
+        <w:rPr>
+          <w:rFonts w:ascii="Arial Narrow" w:eastAsia="Arial Narrow" w:hAnsi="Arial Narrow" w:cs="Arial Narrow"/>
+          <w:b/>
+          <w:color w:val="000000"/>
+          <w:kern w:val="0"/>
+          <w:lang w:eastAsia="es-PE"/>
+          <w14:ligatures w14:val="none"/>
         </w:rPr>
         <w:t xml:space="preserve">QUINTO: </w:t>
       </w:r>
@@ -4661,7 +4627,7 @@
           <w:color w:val="000000"/>
           <w:kern w:val="0"/>
           <w:lang w:eastAsia="es-ES"/>
-          <ns2:ligatures ns2:val="none"/>
+          <w14:ligatures w14:val="none"/>
         </w:rPr>
         <w:t xml:space="preserve">requerir </w:t>
       </w:r>
@@ -4671,7 +4637,7 @@
           <w:color w:val="000000"/>
           <w:kern w:val="0"/>
           <w:lang w:val="es-ES" w:eastAsia="es-ES"/>
-          <ns2:ligatures ns2:val="none"/>
+          <w14:ligatures w14:val="none"/>
         </w:rPr>
         <w:t xml:space="preserve">que, en un </w:t>
       </w:r>
@@ -4681,7 +4647,7 @@
           <w:color w:val="000000"/>
           <w:kern w:val="0"/>
           <w:lang w:eastAsia="es-ES"/>
-          <ns2:ligatures ns2:val="none"/>
+          <w14:ligatures w14:val="none"/>
         </w:rPr>
         <w:t>plazo no mayor de cinco (5) días hábiles contado a partir del día siguiente de la notificación de la presente resolución</w:t>
       </w:r>
@@ -4692,7 +4658,7 @@
           <w:color w:val="000000"/>
           <w:kern w:val="0"/>
           <w:lang w:eastAsia="es-ES"/>
-          <ns2:ligatures ns2:val="none"/>
+          <w14:ligatures w14:val="none"/>
         </w:rPr>
         <w:t xml:space="preserve">, </w:t>
       </w:r>
@@ -4704,7 +4670,7 @@
           <w:kern w:val="0"/>
           <w:shd w:val="clear" w:color="auto" w:fill="FFFFFF"/>
           <w:lang w:eastAsia="es-PE"/>
-          <ns2:ligatures ns2:val="none"/>
+          <w14:ligatures w14:val="none"/>
         </w:rPr>
         <w:t>el proveedor denunciado</w:t>
       </w:r>
@@ -4714,7 +4680,7 @@
           <w:color w:val="000000"/>
           <w:kern w:val="0"/>
           <w:lang w:eastAsia="es-ES"/>
-          <ns2:ligatures ns2:val="none"/>
+          <w14:ligatures w14:val="none"/>
         </w:rPr>
         <w:t xml:space="preserve"> </w:t>
       </w:r>
@@ -4725,7 +4691,7 @@
           <w:color w:val="000000"/>
           <w:kern w:val="0"/>
           <w:lang w:val="es-ES" w:eastAsia="es-ES"/>
-          <ns2:ligatures ns2:val="none"/>
+          <w14:ligatures w14:val="none"/>
         </w:rPr>
         <w:t xml:space="preserve">cumpla con: </w:t>
       </w:r>
@@ -4735,7 +4701,7 @@
           <w:color w:val="000000"/>
           <w:kern w:val="0"/>
           <w:lang w:val="es-ES" w:eastAsia="es-ES"/>
-          <ns2:ligatures ns2:val="none"/>
+          <w14:ligatures w14:val="none"/>
         </w:rPr>
         <w:t>(i) presentar una copia completa, legible y debidamente suscrita de la Póliza 117 del Seguro de Vida con Devolución a 15 años - Propuesta 20011391, así como el cargo de remisión de la póliza; (ii) presentar los medios probatorios que acrediten que atendió adecuadamente la solicitud de rehabilitación de la Póliza 117 del Seguro de Vida con Devolución a 15 años - Propuesta 20011391; y, (iii) presentar todas las comunicaciones cursadas con la parte denunciante en virtud de los hechos materia de denuncia</w:t>
       </w:r>
@@ -4745,12 +4711,12 @@
           <w:color w:val="000000"/>
           <w:kern w:val="0"/>
           <w:lang w:val="es-ES" w:eastAsia="es-ES"/>
-          <ns2:ligatures ns2:val="none"/>
+          <w14:ligatures w14:val="none"/>
         </w:rPr>
         <w:t>.</w:t>
       </w:r>
     </w:p>
-    <w:p ns2:paraId="12A4D8BD" ns2:textId="77777777">
+    <w:p>
       <w:pPr>
         <w:spacing w:after="0" w:line="240" w:lineRule="auto"/>
         <w:jc w:val="both"/>
@@ -4760,30 +4726,30 @@
           <w:color w:val="000000"/>
           <w:kern w:val="0"/>
           <w:lang w:val="es-ES" w:eastAsia="es-PE"/>
-          <ns2:ligatures ns2:val="none"/>
-        </w:rPr>
-      </w:pPr>
-    </w:p>
-    <w:p ns2:paraId="591B7E6F" ns2:textId="7113F95E">
-      <w:pPr>
-        <w:spacing w:after="0" w:line="240" w:lineRule="auto"/>
-        <w:jc w:val="both"/>
-        <w:rPr>
-          <w:rFonts w:ascii="Arial Narrow" w:eastAsia="Arial Narrow" w:hAnsi="Arial Narrow" w:cs="Arial Narrow"/>
-          <w:color w:val="000000"/>
-          <w:kern w:val="0"/>
-          <w:lang w:eastAsia="es-PE"/>
-          <ns2:ligatures ns2:val="none"/>
-        </w:rPr>
-      </w:pPr>
-      <w:r>
-        <w:rPr>
-          <w:rFonts w:ascii="Arial Narrow" w:eastAsia="Arial Narrow" w:hAnsi="Arial Narrow" w:cs="Arial Narrow"/>
-          <w:b/>
-          <w:color w:val="000000"/>
-          <w:kern w:val="0"/>
-          <w:lang w:eastAsia="es-PE"/>
-          <ns2:ligatures ns2:val="none"/>
+          <w14:ligatures w14:val="none"/>
+        </w:rPr>
+      </w:pPr>
+    </w:p>
+    <w:p>
+      <w:pPr>
+        <w:spacing w:after="0" w:line="240" w:lineRule="auto"/>
+        <w:jc w:val="both"/>
+        <w:rPr>
+          <w:rFonts w:ascii="Arial Narrow" w:eastAsia="Arial Narrow" w:hAnsi="Arial Narrow" w:cs="Arial Narrow"/>
+          <w:color w:val="000000"/>
+          <w:kern w:val="0"/>
+          <w:lang w:eastAsia="es-PE"/>
+          <w14:ligatures w14:val="none"/>
+        </w:rPr>
+      </w:pPr>
+      <w:r>
+        <w:rPr>
+          <w:rFonts w:ascii="Arial Narrow" w:eastAsia="Arial Narrow" w:hAnsi="Arial Narrow" w:cs="Arial Narrow"/>
+          <w:b/>
+          <w:color w:val="000000"/>
+          <w:kern w:val="0"/>
+          <w:lang w:eastAsia="es-PE"/>
+          <w14:ligatures w14:val="none"/>
         </w:rPr>
         <w:t>SEXTO:</w:t>
       </w:r>
@@ -4793,7 +4759,7 @@
           <w:color w:val="000000"/>
           <w:kern w:val="0"/>
           <w:lang w:eastAsia="es-PE"/>
-          <ns2:ligatures ns2:val="none"/>
+          <w14:ligatures w14:val="none"/>
         </w:rPr>
         <w:t xml:space="preserve"> </w:t>
       </w:r>
@@ -4804,7 +4770,7 @@
           <w:color w:val="000000"/>
           <w:kern w:val="0"/>
           <w:lang w:eastAsia="es-PE"/>
-          <ns2:ligatures ns2:val="none"/>
+          <w14:ligatures w14:val="none"/>
         </w:rPr>
         <w:t>informar a las partes que el artículo 110</w:t>
       </w:r>
@@ -4814,7 +4780,7 @@
           <w:color w:val="000000"/>
           <w:kern w:val="0"/>
           <w:lang w:eastAsia="es-PE"/>
-          <ns2:ligatures ns2:val="none"/>
+          <w14:ligatures w14:val="none"/>
         </w:rPr>
         <w:t/>
       </w:r>
@@ -4824,7 +4790,7 @@
           <w:color w:val="000000"/>
           <w:kern w:val="0"/>
           <w:lang w:eastAsia="es-PE"/>
-          <ns2:ligatures ns2:val="none"/>
+          <w14:ligatures w14:val="none"/>
         </w:rPr>
         <w:t xml:space="preserve"> de la Ley </w:t>
       </w:r>
@@ -4834,7 +4800,7 @@
           <w:kern w:val="0"/>
           <w:shd w:val="clear" w:color="auto" w:fill="FFFFFF"/>
           <w:lang w:eastAsia="es-PE"/>
-          <ns2:ligatures ns2:val="none"/>
+          <w14:ligatures w14:val="none"/>
         </w:rPr>
         <w:t/>
       </w:r>
@@ -4844,7 +4810,7 @@
           <w:kern w:val="0"/>
           <w:shd w:val="clear" w:color="auto" w:fill="FFFFFF"/>
           <w:lang w:eastAsia="es-PE"/>
-          <ns2:ligatures ns2:val="none"/>
+          <w14:ligatures w14:val="none"/>
         </w:rPr>
         <w:t xml:space="preserve"> </w:t>
       </w:r>
@@ -4854,7 +4820,7 @@
           <w:kern w:val="0"/>
           <w:shd w:val="clear" w:color="auto" w:fill="FFFFFF"/>
           <w:lang w:eastAsia="es-PE"/>
-          <ns2:ligatures ns2:val="none"/>
+          <w14:ligatures w14:val="none"/>
         </w:rPr>
         <w:t>29571</w:t>
       </w:r>
@@ -4864,7 +4830,7 @@
           <w:color w:val="000000"/>
           <w:kern w:val="0"/>
           <w:lang w:eastAsia="es-PE"/>
-          <ns2:ligatures ns2:val="none"/>
+          <w14:ligatures w14:val="none"/>
         </w:rPr>
         <w:t>, Código de Protección y Defensa del Consumidor</w:t>
       </w:r>
@@ -4876,7 +4842,7 @@
           <w:kern w:val="0"/>
           <w:vertAlign w:val="superscript"/>
           <w:lang w:eastAsia="es-PE"/>
-          <ns2:ligatures ns2:val="none"/>
+          <w14:ligatures w14:val="none"/>
         </w:rPr>
         <w:footnoteReference w:id="9"/>
       </w:r>
@@ -4886,7 +4852,7 @@
           <w:color w:val="000000"/>
           <w:kern w:val="0"/>
           <w:lang w:eastAsia="es-PE"/>
-          <ns2:ligatures ns2:val="none"/>
+          <w14:ligatures w14:val="none"/>
         </w:rPr>
         <w:t xml:space="preserve">, faculta a la Comisión a calificar las infracciones de la referida norma como leves, graves o </w:t>
       </w:r>
@@ -4896,7 +4862,7 @@
           <w:color w:val="000000"/>
           <w:kern w:val="0"/>
           <w:lang w:eastAsia="es-PE"/>
-          <ns2:ligatures ns2:val="none"/>
+          <w14:ligatures w14:val="none"/>
         </w:rPr>
         <w:lastRenderedPageBreak/>
         <w:t>muy graves e imponer sanciones que van desde una amonestación hasta una multa por un máximo de 450 Unidades Impositivas Tributarias, sin perjuicio de las medidas correctivas, reparadoras y complementarias, que puedan ordenarse de acuerdo a lo estipulado en los artículos 114</w:t>
@@ -4907,7 +4873,7 @@
           <w:color w:val="000000"/>
           <w:kern w:val="0"/>
           <w:lang w:eastAsia="es-PE"/>
-          <ns2:ligatures ns2:val="none"/>
+          <w14:ligatures w14:val="none"/>
         </w:rPr>
         <w:t/>
       </w:r>
@@ -4917,7 +4883,7 @@
           <w:color w:val="000000"/>
           <w:kern w:val="0"/>
           <w:lang w:eastAsia="es-PE"/>
-          <ns2:ligatures ns2:val="none"/>
+          <w14:ligatures w14:val="none"/>
         </w:rPr>
         <w:t>, 115</w:t>
       </w:r>
@@ -4927,7 +4893,7 @@
           <w:color w:val="000000"/>
           <w:kern w:val="0"/>
           <w:lang w:eastAsia="es-PE"/>
-          <ns2:ligatures ns2:val="none"/>
+          <w14:ligatures w14:val="none"/>
         </w:rPr>
         <w:t/>
       </w:r>
@@ -4937,7 +4903,7 @@
           <w:color w:val="000000"/>
           <w:kern w:val="0"/>
           <w:lang w:eastAsia="es-PE"/>
-          <ns2:ligatures ns2:val="none"/>
+          <w14:ligatures w14:val="none"/>
         </w:rPr>
         <w:t xml:space="preserve"> y 116</w:t>
       </w:r>
@@ -4947,7 +4913,7 @@
           <w:color w:val="000000"/>
           <w:kern w:val="0"/>
           <w:lang w:eastAsia="es-PE"/>
-          <ns2:ligatures ns2:val="none"/>
+          <w14:ligatures w14:val="none"/>
         </w:rPr>
         <w:t/>
       </w:r>
@@ -4957,7 +4923,7 @@
           <w:color w:val="000000"/>
           <w:kern w:val="0"/>
           <w:lang w:eastAsia="es-PE"/>
-          <ns2:ligatures ns2:val="none"/>
+          <w14:ligatures w14:val="none"/>
         </w:rPr>
         <w:t xml:space="preserve"> de la referida norma</w:t>
       </w:r>
@@ -4969,7 +4935,7 @@
           <w:kern w:val="0"/>
           <w:vertAlign w:val="superscript"/>
           <w:lang w:eastAsia="es-PE"/>
-          <ns2:ligatures ns2:val="none"/>
+          <w14:ligatures w14:val="none"/>
         </w:rPr>
         <w:footnoteReference w:id="10"/>
       </w:r>
@@ -4979,7 +4945,7 @@
           <w:color w:val="000000"/>
           <w:kern w:val="0"/>
           <w:lang w:eastAsia="es-PE"/>
-          <ns2:ligatures ns2:val="none"/>
+          <w14:ligatures w14:val="none"/>
         </w:rPr>
         <w:t xml:space="preserve">. </w:t>
       </w:r>
@@ -4990,7 +4956,7 @@
           <w:color w:val="000000"/>
           <w:kern w:val="0"/>
           <w:lang w:eastAsia="es-PE"/>
-          <ns2:ligatures ns2:val="none"/>
+          <w14:ligatures w14:val="none"/>
         </w:rPr>
         <w:lastRenderedPageBreak/>
         <w:t>Asimismo, se consideran circunstancias atenuantes para la graduación de la sanción, el allanamiento de la denuncia o el reconocimiento de las pretensiones en ella contenidas, de acuerdo con el artículo 112</w:t>
@@ -5001,7 +4967,7 @@
           <w:color w:val="000000"/>
           <w:kern w:val="0"/>
           <w:lang w:eastAsia="es-PE"/>
-          <ns2:ligatures ns2:val="none"/>
+          <w14:ligatures w14:val="none"/>
         </w:rPr>
         <w:t/>
       </w:r>
@@ -5011,7 +4977,7 @@
           <w:color w:val="000000"/>
           <w:kern w:val="0"/>
           <w:lang w:eastAsia="es-PE"/>
-          <ns2:ligatures ns2:val="none"/>
+          <w14:ligatures w14:val="none"/>
         </w:rPr>
         <w:t xml:space="preserve"> del Código</w:t>
       </w:r>
@@ -5023,7 +4989,7 @@
           <w:kern w:val="0"/>
           <w:vertAlign w:val="superscript"/>
           <w:lang w:eastAsia="es-PE"/>
-          <ns2:ligatures ns2:val="none"/>
+          <w14:ligatures w14:val="none"/>
         </w:rPr>
         <w:footnoteReference w:id="11"/>
       </w:r>
@@ -5033,12 +4999,12 @@
           <w:color w:val="000000"/>
           <w:kern w:val="0"/>
           <w:lang w:eastAsia="es-PE"/>
-          <ns2:ligatures ns2:val="none"/>
+          <w14:ligatures w14:val="none"/>
         </w:rPr>
         <w:t>.</w:t>
       </w:r>
     </w:p>
-    <w:p ns2:paraId="0ECE55DF" ns2:textId="77777777">
+    <w:p>
       <w:pPr>
         <w:shd w:val="clear" w:color="auto" w:fill="FFFFFF"/>
         <w:spacing w:after="0" w:line="240" w:lineRule="auto"/>
@@ -5049,11 +5015,11 @@
           <w:color w:val="000000"/>
           <w:kern w:val="0"/>
           <w:lang w:eastAsia="es-PE"/>
-          <ns2:ligatures ns2:val="none"/>
-        </w:rPr>
-      </w:pPr>
-    </w:p>
-    <w:p ns2:paraId="1CC114EB" ns2:textId="77777777">
+          <w14:ligatures w14:val="none"/>
+        </w:rPr>
+      </w:pPr>
+    </w:p>
+    <w:p>
       <w:pPr>
         <w:shd w:val="clear" w:color="auto" w:fill="FFFFFF"/>
         <w:spacing w:after="0" w:line="240" w:lineRule="auto"/>
@@ -5063,17 +5029,17 @@
           <w:color w:val="000000"/>
           <w:kern w:val="0"/>
           <w:lang w:eastAsia="es-PE"/>
-          <ns2:ligatures ns2:val="none"/>
-        </w:rPr>
-      </w:pPr>
-      <w:r>
-        <w:rPr>
-          <w:rFonts w:ascii="Arial Narrow" w:eastAsia="Arial Narrow" w:hAnsi="Arial Narrow" w:cs="Arial Narrow"/>
-          <w:b/>
-          <w:color w:val="000000"/>
-          <w:kern w:val="0"/>
-          <w:lang w:eastAsia="es-PE"/>
-          <ns2:ligatures ns2:val="none"/>
+          <w14:ligatures w14:val="none"/>
+        </w:rPr>
+      </w:pPr>
+      <w:r>
+        <w:rPr>
+          <w:rFonts w:ascii="Arial Narrow" w:eastAsia="Arial Narrow" w:hAnsi="Arial Narrow" w:cs="Arial Narrow"/>
+          <w:b/>
+          <w:color w:val="000000"/>
+          <w:kern w:val="0"/>
+          <w:lang w:eastAsia="es-PE"/>
+          <w14:ligatures w14:val="none"/>
         </w:rPr>
         <w:t>SÉTIMO:</w:t>
       </w:r>
@@ -5083,7 +5049,7 @@
           <w:color w:val="000000"/>
           <w:kern w:val="0"/>
           <w:lang w:eastAsia="es-PE"/>
-          <ns2:ligatures ns2:val="none"/>
+          <w14:ligatures w14:val="none"/>
         </w:rPr>
         <w:t xml:space="preserve"> informar a las partes que conforme a lo establecido en el artículo 39</w:t>
       </w:r>
@@ -5093,7 +5059,7 @@
           <w:color w:val="000000"/>
           <w:kern w:val="0"/>
           <w:lang w:eastAsia="es-PE"/>
-          <ns2:ligatures ns2:val="none"/>
+          <w14:ligatures w14:val="none"/>
         </w:rPr>
         <w:t/>
       </w:r>
@@ -5103,12 +5069,12 @@
           <w:color w:val="000000"/>
           <w:kern w:val="0"/>
           <w:lang w:eastAsia="es-PE"/>
-          <ns2:ligatures ns2:val="none"/>
+          <w14:ligatures w14:val="none"/>
         </w:rPr>
         <w:t xml:space="preserve"> de la Ley sobre Facultades, Normas y Organización del Indecopi, aprobada por Decreto Legislativo 807, los gastos por los peritajes realizados, actuación de pruebas, inspecciones y otros derivados de la tramitación del proceso serán de cargo de la parte que solicita la prueba, salvo pacto en contrario. En todos los casos, la resolución final determinará si los gastos deben ser asumidos por alguna de las partes, o reembolsados a la otra parte o al Indecopi, según sea el caso, de manera adicional a la sanción que haya podido imponerse. </w:t>
       </w:r>
     </w:p>
-    <w:p ns2:paraId="364C4B19" ns2:textId="77777777">
+    <w:p>
       <w:pPr>
         <w:shd w:val="clear" w:color="auto" w:fill="FFFFFF"/>
         <w:spacing w:after="0" w:line="240" w:lineRule="auto"/>
@@ -5118,11 +5084,11 @@
           <w:color w:val="000000"/>
           <w:kern w:val="0"/>
           <w:lang w:eastAsia="es-PE"/>
-          <ns2:ligatures ns2:val="none"/>
-        </w:rPr>
-      </w:pPr>
-    </w:p>
-    <w:p ns2:paraId="27E9BBC0" ns2:textId="77777777">
+          <w14:ligatures w14:val="none"/>
+        </w:rPr>
+      </w:pPr>
+    </w:p>
+    <w:p>
       <w:pPr>
         <w:suppressAutoHyphens/>
         <w:spacing w:after="0" w:line="240" w:lineRule="auto"/>
@@ -5131,7 +5097,7 @@
           <w:rFonts w:ascii="Arial Narrow" w:eastAsia="Calibri" w:hAnsi="Arial Narrow" w:cs="Arial"/>
           <w:kern w:val="0"/>
           <w:u w:val="single"/>
-          <ns2:ligatures ns2:val="none"/>
+          <w14:ligatures w14:val="none"/>
         </w:rPr>
       </w:pPr>
       <w:r>
@@ -5140,7 +5106,7 @@
           <w:b/>
           <w:bCs/>
           <w:kern w:val="0"/>
-          <ns2:ligatures ns2:val="none"/>
+          <w14:ligatures w14:val="none"/>
         </w:rPr>
         <w:t>OCTAVO</w:t>
       </w:r>
@@ -5149,7 +5115,7 @@
           <w:rFonts w:ascii="Arial Narrow" w:eastAsia="Calibri" w:hAnsi="Arial Narrow" w:cs="Arial"/>
           <w:b/>
           <w:kern w:val="0"/>
-          <ns2:ligatures ns2:val="none"/>
+          <w14:ligatures w14:val="none"/>
         </w:rPr>
         <w:t>:</w:t>
       </w:r>
@@ -5157,7 +5123,7 @@
         <w:rPr>
           <w:rFonts w:ascii="Arial Narrow" w:eastAsia="Calibri" w:hAnsi="Arial Narrow" w:cs="Arial"/>
           <w:kern w:val="0"/>
-          <ns2:ligatures ns2:val="none"/>
+          <w14:ligatures w14:val="none"/>
         </w:rPr>
         <w:t xml:space="preserve"> comunicar a las partes que, de acuerdo a lo señalado por el artículo 29</w:t>
       </w:r>
@@ -5167,7 +5133,7 @@
           <w:color w:val="000000"/>
           <w:kern w:val="0"/>
           <w:lang w:eastAsia="es-PE"/>
-          <ns2:ligatures ns2:val="none"/>
+          <w14:ligatures w14:val="none"/>
         </w:rPr>
         <w:t/>
       </w:r>
@@ -5175,7 +5141,7 @@
         <w:rPr>
           <w:rFonts w:ascii="Arial Narrow" w:eastAsia="Calibri" w:hAnsi="Arial Narrow" w:cs="Arial"/>
           <w:kern w:val="0"/>
-          <ns2:ligatures ns2:val="none"/>
+          <w14:ligatures w14:val="none"/>
         </w:rPr>
         <w:t xml:space="preserve"> del Decreto Legislativo 807</w:t>
       </w:r>
@@ -5185,7 +5151,7 @@
           <w:rFonts w:ascii="Arial Narrow" w:eastAsia="Calibri" w:hAnsi="Arial Narrow" w:cs="Arial"/>
           <w:kern w:val="0"/>
           <w:vertAlign w:val="superscript"/>
-          <ns2:ligatures ns2:val="none"/>
+          <w14:ligatures w14:val="none"/>
         </w:rPr>
         <w:footnoteReference w:id="12"/>
       </w:r>
@@ -5193,7 +5159,7 @@
         <w:rPr>
           <w:rFonts w:ascii="Arial Narrow" w:eastAsia="Calibri" w:hAnsi="Arial Narrow" w:cs="Arial"/>
           <w:kern w:val="0"/>
-          <ns2:ligatures ns2:val="none"/>
+          <w14:ligatures w14:val="none"/>
         </w:rPr>
         <w:t xml:space="preserve">, hasta antes de la emisión de la Resolución Final tienen la posibilidad de solicitar una audiencia de conciliación. En caso deleguen a favor de una tercera persona su actuación en la diligencia programada, esta deberá presentar un poder especial con firma legalizada ante Notario Público, donde conste </w:t>
       </w:r>
@@ -5202,7 +5168,7 @@
           <w:rFonts w:ascii="Arial Narrow" w:eastAsia="Calibri" w:hAnsi="Arial Narrow" w:cs="Arial"/>
           <w:kern w:val="0"/>
           <w:u w:val="single"/>
-          <ns2:ligatures ns2:val="none"/>
+          <w14:ligatures w14:val="none"/>
         </w:rPr>
         <w:t>expresamente su facultad para asistir y conciliar en su representación</w:t>
       </w:r>
@@ -5211,7 +5177,7 @@
           <w:rFonts w:ascii="Arial Narrow" w:eastAsia="Calibri" w:hAnsi="Arial Narrow" w:cs="Arial"/>
           <w:bCs/>
           <w:kern w:val="0"/>
-          <ns2:ligatures ns2:val="none"/>
+          <w14:ligatures w14:val="none"/>
         </w:rPr>
         <w:t>.</w:t>
       </w:r>
@@ -5221,7 +5187,7 @@
           <w:b/>
           <w:bCs/>
           <w:kern w:val="0"/>
-          <ns2:ligatures ns2:val="none"/>
+          <w14:ligatures w14:val="none"/>
         </w:rPr>
         <w:t xml:space="preserve"> </w:t>
       </w:r>
@@ -5230,12 +5196,12 @@
           <w:rFonts w:ascii="Arial Narrow" w:eastAsia="Calibri" w:hAnsi="Arial Narrow" w:cs="Arial"/>
           <w:kern w:val="0"/>
           <w:u w:val="single"/>
-          <ns2:ligatures ns2:val="none"/>
+          <w14:ligatures w14:val="none"/>
         </w:rPr>
         <w:t xml:space="preserve">Ello bajo apercibimiento de no realizar la audiencia de conciliación y levantar el acta de inasistencia correspondiente. </w:t>
       </w:r>
     </w:p>
-    <w:p ns2:paraId="4CD47B08" ns2:textId="77777777">
+    <w:p>
       <w:pPr>
         <w:suppressAutoHyphens/>
         <w:spacing w:after="0" w:line="240" w:lineRule="auto"/>
@@ -5244,11 +5210,11 @@
           <w:rFonts w:ascii="Arial Narrow" w:eastAsia="Calibri" w:hAnsi="Arial Narrow" w:cs="Arial"/>
           <w:kern w:val="0"/>
           <w:u w:val="single"/>
-          <ns2:ligatures ns2:val="none"/>
-        </w:rPr>
-      </w:pPr>
-    </w:p>
-    <w:p ns2:paraId="0E80CA49" ns2:textId="77777777">
+          <w14:ligatures w14:val="none"/>
+        </w:rPr>
+      </w:pPr>
+    </w:p>
+    <w:p>
       <w:pPr>
         <w:suppressAutoHyphens/>
         <w:spacing w:after="0" w:line="240" w:lineRule="auto"/>
@@ -5258,7 +5224,7 @@
           <w:color w:val="000000"/>
           <w:kern w:val="0"/>
           <w:lang w:eastAsia="es-PE"/>
-          <ns2:ligatures ns2:val="none"/>
+          <w14:ligatures w14:val="none"/>
         </w:rPr>
       </w:pPr>
       <w:r>
@@ -5268,7 +5234,7 @@
           <w:color w:val="000000"/>
           <w:kern w:val="0"/>
           <w:lang w:eastAsia="es-PE"/>
-          <ns2:ligatures ns2:val="none"/>
+          <w14:ligatures w14:val="none"/>
         </w:rPr>
         <w:t>NOVENO:</w:t>
       </w:r>
@@ -5278,14 +5244,14 @@
           <w:color w:val="000000"/>
           <w:kern w:val="0"/>
           <w:lang w:eastAsia="es-PE"/>
-          <ns2:ligatures ns2:val="none"/>
+          <w14:ligatures w14:val="none"/>
         </w:rPr>
         <w:t xml:space="preserve"> poner en conocimiento de las partes que, antes de la emisión de la Resolución Final, tienen la posibilidad de formular su desistimiento o presentar el acuerdo arribado mediante la conciliación, mediación, transacción o cualquier otro que, de forma indubitable, deje constancia que se ha solucionado la controversia materia de denuncia.</w:t>
       </w:r>
       <w:bookmarkStart w:id="30" w:name="h.gjdgxs" w:colFirst="0" w:colLast="0"/>
       <w:bookmarkEnd w:id="30"/>
     </w:p>
-    <w:p ns2:paraId="7DDD06F7" ns2:textId="77777777">
+    <w:p>
       <w:pPr>
         <w:suppressAutoHyphens/>
         <w:spacing w:after="0" w:line="240" w:lineRule="auto"/>
@@ -5295,11 +5261,11 @@
           <w:color w:val="000000"/>
           <w:kern w:val="0"/>
           <w:lang w:eastAsia="es-PE"/>
-          <ns2:ligatures ns2:val="none"/>
-        </w:rPr>
-      </w:pPr>
-    </w:p>
-    <w:p ns2:paraId="36317C11" ns2:textId="0E836271">
+          <w14:ligatures w14:val="none"/>
+        </w:rPr>
+      </w:pPr>
+    </w:p>
+    <w:p>
       <w:pPr>
         <w:suppressAutoHyphens/>
         <w:spacing w:after="0" w:line="240" w:lineRule="auto"/>
@@ -5322,7 +5288,7 @@
           <w:b/>
           <w:spacing w:val="-3"/>
           <w:kern w:val="0"/>
-          <ns2:ligatures ns2:val="none"/>
+          <w14:ligatures w14:val="none"/>
         </w:rPr>
         <w:t/>
       </w:r>
@@ -5332,7 +5298,7 @@
           <w:bCs/>
           <w:spacing w:val="-3"/>
           <w:kern w:val="0"/>
-          <ns2:ligatures ns2:val="none"/>
+          <w14:ligatures w14:val="none"/>
         </w:rPr>
         <w:t xml:space="preserve"/>
       </w:r>
@@ -5342,7 +5308,7 @@
           <w:bCs/>
           <w:spacing w:val="-3"/>
           <w:kern w:val="0"/>
-          <ns2:ligatures ns2:val="none"/>
+          <w14:ligatures w14:val="none"/>
         </w:rPr>
         <w:t xml:space="preserve"/>
       </w:r>
@@ -5352,7 +5318,7 @@
           <w:bCs/>
           <w:spacing w:val="-3"/>
           <w:kern w:val="0"/>
-          <ns2:ligatures ns2:val="none"/>
+          <w14:ligatures w14:val="none"/>
         </w:rPr>
         <w:t xml:space="preserve"/>
       </w:r>
@@ -5363,7 +5329,7 @@
           <w:kern w:val="0"/>
           <w:shd w:val="clear" w:color="auto" w:fill="FFFFFF"/>
           <w:lang w:eastAsia="es-PE"/>
-          <ns2:ligatures ns2:val="none"/>
+          <w14:ligatures w14:val="none"/>
         </w:rPr>
         <w:t xml:space="preserve"/>
       </w:r>
@@ -5486,7 +5452,7 @@
           <w:color w:val="000000"/>
           <w:kern w:val="0"/>
           <w:lang w:eastAsia="es-PE"/>
-          <ns2:ligatures ns2:val="none"/>
+          <w14:ligatures w14:val="none"/>
         </w:rPr>
         <w:t/>
       </w:r>
@@ -5517,7 +5483,7 @@
           <w:color w:val="000000"/>
           <w:kern w:val="0"/>
           <w:lang w:eastAsia="es-PE"/>
-          <ns2:ligatures ns2:val="none"/>
+          <w14:ligatures w14:val="none"/>
         </w:rPr>
         <w:t/>
       </w:r>
@@ -5545,7 +5511,7 @@
       <w:bookmarkStart w:id="31" w:name="_Hlk198890962"/>
     </w:p>
     <w:bookmarkEnd w:id="31"/>
-    <w:p ns2:paraId="23716787" ns2:textId="77777777">
+    <w:p>
       <w:pPr>
         <w:suppressAutoHyphens/>
         <w:spacing w:after="0" w:line="240" w:lineRule="auto"/>
@@ -5556,7 +5522,7 @@
       </w:pPr>
     </w:p>
     <w:bookmarkEnd w:id="0"/>
-    <w:p ns2:paraId="2E71D930" ns2:textId="77777777">
+    <w:p>
       <w:pPr>
         <w:spacing w:after="0" w:line="240" w:lineRule="auto"/>
         <w:jc w:val="both"/>
@@ -5566,11 +5532,11 @@
           <w:color w:val="000000"/>
           <w:kern w:val="0"/>
           <w:lang w:val="es-ES" w:eastAsia="es-PE"/>
-          <ns2:ligatures ns2:val="none"/>
-        </w:rPr>
-      </w:pPr>
-    </w:p>
-    <w:p ns2:paraId="03CAC917" ns2:textId="77777777">
+          <w14:ligatures w14:val="none"/>
+        </w:rPr>
+      </w:pPr>
+    </w:p>
+    <w:p>
       <w:pPr>
         <w:shd w:val="clear" w:color="auto" w:fill="FFFFFF"/>
         <w:spacing w:after="0" w:line="240" w:lineRule="auto"/>
@@ -5601,7 +5567,7 @@
         <w:t xml:space="preserve">mente por </w:t>
       </w:r>
     </w:p>
-    <w:p ns2:paraId="03DB3952" ns2:textId="77777777">
+    <w:p>
       <w:pPr>
         <w:shd w:val="clear" w:color="auto" w:fill="FFFFFF"/>
         <w:spacing w:after="0" w:line="240" w:lineRule="auto"/>
@@ -5623,7 +5589,7 @@
         <w:t xml:space="preserve">EVELING ROA QUISPE</w:t>
       </w:r>
     </w:p>
-    <w:p ns2:paraId="23E2B395" ns2:textId="77777777">
+    <w:p>
       <w:pPr>
         <w:shd w:val="clear" w:color="auto" w:fill="FFFFFF"/>
         <w:spacing w:after="0" w:line="240" w:lineRule="auto"/>
@@ -5645,7 +5611,7 @@
         <w:t xml:space="preserve">Secretaria Técnica</w:t>
       </w:r>
     </w:p>
-    <w:p ns2:paraId="13657175" ns2:textId="113B1D60">
+    <w:p>
       <w:pPr>
         <w:shd w:val="clear" w:color="auto" w:fill="FFFFFF"/>
         <w:spacing w:after="0" w:line="240" w:lineRule="auto"/>
@@ -5667,7 +5633,7 @@
         <w:t>Comisión de Protección al Consumidor 1</w:t>
       </w:r>
     </w:p>
-    <w:p ns2:paraId="35BE4E13" ns2:textId="77777777">
+    <w:p>
       <w:pPr>
         <w:spacing w:after="0" w:line="240" w:lineRule="auto"/>
         <w:rPr>
@@ -5684,7 +5650,7 @@
         <w:t>LGP/JCQ</w:t>
       </w:r>
     </w:p>
-    <w:p ns2:paraId="4423ADE9" ns2:textId="77777777">
+    <w:p>
       <w:pPr>
         <w:spacing w:line="240" w:lineRule="auto"/>
         <w:rPr>
@@ -5692,18 +5658,18 @@
         </w:rPr>
       </w:pPr>
     </w:p>
-    <w:p ns2:paraId="74AAB5F4" ns2:textId="77777777">
+    <w:p>
       <w:pPr>
         <w:spacing w:line="240" w:lineRule="auto"/>
       </w:pPr>
     </w:p>
     <w:sectPr>
-      <w:headerReference w:type="even" ns3:id="rId8"/>
-      <w:headerReference w:type="default" ns3:id="rId9"/>
-      <w:footerReference w:type="even" ns3:id="rId10"/>
-      <w:footerReference w:type="default" ns3:id="rId11"/>
-      <w:headerReference w:type="first" ns3:id="rId12"/>
-      <w:footerReference w:type="first" ns3:id="rId13"/>
+      <w:headerReference w:type="even" r:id="rId8"/>
+      <w:headerReference w:type="default" r:id="rId9"/>
+      <w:footerReference w:type="even" r:id="rId10"/>
+      <w:footerReference w:type="default" r:id="rId11"/>
+      <w:headerReference w:type="first" r:id="rId12"/>
+      <w:footerReference w:type="first" r:id="rId13"/>
       <w:pgSz w:w="11906" w:h="16838"/>
       <w:pgMar w:top="1417" w:right="1701" w:bottom="1417" w:left="1701" w:header="708" w:footer="708" w:gutter="0"/>
       <w:cols w:space="708"/>
@@ -5714,7 +5680,7 @@
 </file>
 
 <file path=word/endnotes.xml><?xml version="1.0" encoding="utf-8"?>
-<w:endnotes xmlns:wpc="http://schemas.microsoft.com/office/word/2010/wordprocessingCanvas" xmlns:cx="http://schemas.microsoft.com/office/drawing/2014/chartex" xmlns:cx1="http://schemas.microsoft.com/office/drawing/2015/9/8/chartex" xmlns:cx2="http://schemas.microsoft.com/office/drawing/2015/10/21/chartex" xmlns:cx3="http://schemas.microsoft.com/office/drawing/2016/5/9/chartex" xmlns:cx4="http://schemas.microsoft.com/office/drawing/2016/5/10/chartex" xmlns:cx5="http://schemas.microsoft.com/office/drawing/2016/5/11/chartex" xmlns:cx6="http://schemas.microsoft.com/office/drawing/2016/5/12/chartex" xmlns:cx7="http://schemas.microsoft.com/office/drawing/2016/5/13/chartex" xmlns:cx8="http://schemas.microsoft.com/office/drawing/2016/5/14/chartex" xmlns:mc="http://schemas.openxmlformats.org/markup-compatibility/2006" xmlns:aink="http://schemas.microsoft.com/office/drawing/2016/ink" xmlns:am3d="http://schemas.microsoft.com/office/drawing/2017/model3d" xmlns:o="urn:schemas-microsoft-com:office:office" xmlns:oel="http://schemas.microsoft.com/office/2019/extlst" xmlns:r="http://schemas.openxmlformats.org/officeDocument/2006/relationships" xmlns:m="http://schemas.openxmlformats.org/officeDocument/2006/math" xmlns:v="urn:schemas-microsoft-com:vml" xmlns:wp14="http://schemas.microsoft.com/office/word/2010/wordprocessingDrawing" xmlns:wp="http://schemas.openxmlformats.org/drawingml/2006/wordprocessingDrawing" xmlns:w10="urn:schemas-microsoft-com:office:word" xmlns:w="http://schemas.openxmlformats.org/wordprocessingml/2006/main" xmlns:w14="http://schemas.microsoft.com/office/word/2010/wordml" xmlns:w15="http://schemas.microsoft.com/office/word/2012/wordml" xmlns:w16cex="http://schemas.microsoft.com/office/word/2018/wordml/cex" xmlns:w16cid="http://schemas.microsoft.com/office/word/2016/wordml/cid" xmlns:w16="http://schemas.microsoft.com/office/word/2018/wordml" xmlns:w16du="http://schemas.microsoft.com/office/word/2023/wordml/word16du" xmlns:w16sdtdh="http://schemas.microsoft.com/office/word/2020/wordml/sdtdatahash" xmlns:w16sdtfl="http://schemas.microsoft.com/office/word/2024/wordml/sdtformatlock" xmlns:w16se="http://schemas.microsoft.com/office/word/2015/wordml/symex" xmlns:wpg="http://schemas.microsoft.com/office/word/2010/wordprocessingGroup" xmlns:wpi="http://schemas.microsoft.com/office/word/2010/wordprocessingInk" xmlns:wne="http://schemas.microsoft.com/office/word/2006/wordml" xmlns:wps="http://schemas.microsoft.com/office/word/2010/wordprocessingShape" mc:Ignorable="w14 w15 w16se w16cid w16 w16cex w16sdtdh w16sdtfl w16du wp14">
+<w:endnotes xmlns:mc="http://schemas.openxmlformats.org/markup-compatibility/2006" xmlns:r="http://schemas.openxmlformats.org/officeDocument/2006/relationships" xmlns:w="http://schemas.openxmlformats.org/wordprocessingml/2006/main" xmlns:w14="http://schemas.microsoft.com/office/word/2010/wordml" xmlns:w15="http://schemas.microsoft.com/office/word/2012/wordml" xmlns:w16="http://schemas.microsoft.com/office/word/2018/wordml" xmlns:w16cex="http://schemas.microsoft.com/office/word/2018/wordml/cex" xmlns:w16cid="http://schemas.microsoft.com/office/word/2016/wordml/cid" xmlns:w16du="http://schemas.microsoft.com/office/word/2023/wordml/word16du" xmlns:w16sdtdh="http://schemas.microsoft.com/office/word/2020/wordml/sdtdatahash" xmlns:w16se="http://schemas.microsoft.com/office/word/2015/wordml/symex" xmlns:wp14="http://schemas.microsoft.com/office/word/2010/wordprocessingDrawing" mc:Ignorable="w14 w15 w16se w16cid w16 w16cex w16sdtdh w16du wp14">
   <w:endnote w:type="separator" w:id="-1">
     <w:p>
       <w:pPr>
@@ -5739,7 +5705,7 @@
 </file>
 
 <file path=word/footer1.xml><?xml version="1.0" encoding="utf-8"?>
-<w:ftr xmlns:wpc="http://schemas.microsoft.com/office/word/2010/wordprocessingCanvas" xmlns:cx="http://schemas.microsoft.com/office/drawing/2014/chartex" xmlns:cx1="http://schemas.microsoft.com/office/drawing/2015/9/8/chartex" xmlns:cx2="http://schemas.microsoft.com/office/drawing/2015/10/21/chartex" xmlns:cx3="http://schemas.microsoft.com/office/drawing/2016/5/9/chartex" xmlns:cx4="http://schemas.microsoft.com/office/drawing/2016/5/10/chartex" xmlns:cx5="http://schemas.microsoft.com/office/drawing/2016/5/11/chartex" xmlns:cx6="http://schemas.microsoft.com/office/drawing/2016/5/12/chartex" xmlns:cx7="http://schemas.microsoft.com/office/drawing/2016/5/13/chartex" xmlns:cx8="http://schemas.microsoft.com/office/drawing/2016/5/14/chartex" xmlns:mc="http://schemas.openxmlformats.org/markup-compatibility/2006" xmlns:aink="http://schemas.microsoft.com/office/drawing/2016/ink" xmlns:am3d="http://schemas.microsoft.com/office/drawing/2017/model3d" xmlns:o="urn:schemas-microsoft-com:office:office" xmlns:oel="http://schemas.microsoft.com/office/2019/extlst" xmlns:r="http://schemas.openxmlformats.org/officeDocument/2006/relationships" xmlns:m="http://schemas.openxmlformats.org/officeDocument/2006/math" xmlns:v="urn:schemas-microsoft-com:vml" xmlns:wp14="http://schemas.microsoft.com/office/word/2010/wordprocessingDrawing" xmlns:wp="http://schemas.openxmlformats.org/drawingml/2006/wordprocessingDrawing" xmlns:w10="urn:schemas-microsoft-com:office:word" xmlns:w="http://schemas.openxmlformats.org/wordprocessingml/2006/main" xmlns:w14="http://schemas.microsoft.com/office/word/2010/wordml" xmlns:w15="http://schemas.microsoft.com/office/word/2012/wordml" xmlns:w16cex="http://schemas.microsoft.com/office/word/2018/wordml/cex" xmlns:w16cid="http://schemas.microsoft.com/office/word/2016/wordml/cid" xmlns:w16="http://schemas.microsoft.com/office/word/2018/wordml" xmlns:w16du="http://schemas.microsoft.com/office/word/2023/wordml/word16du" xmlns:w16sdtdh="http://schemas.microsoft.com/office/word/2020/wordml/sdtdatahash" xmlns:w16sdtfl="http://schemas.microsoft.com/office/word/2024/wordml/sdtformatlock" xmlns:w16se="http://schemas.microsoft.com/office/word/2015/wordml/symex" xmlns:wpg="http://schemas.microsoft.com/office/word/2010/wordprocessingGroup" xmlns:wpi="http://schemas.microsoft.com/office/word/2010/wordprocessingInk" xmlns:wne="http://schemas.microsoft.com/office/word/2006/wordml" xmlns:wps="http://schemas.microsoft.com/office/word/2010/wordprocessingShape" mc:Ignorable="w14 w15 w16se w16cid w16 w16cex w16sdtdh w16sdtfl w16du wp14">
+<w:ftr xmlns:mc="http://schemas.openxmlformats.org/markup-compatibility/2006" xmlns:r="http://schemas.openxmlformats.org/officeDocument/2006/relationships" xmlns:w="http://schemas.openxmlformats.org/wordprocessingml/2006/main" xmlns:w14="http://schemas.microsoft.com/office/word/2010/wordml" xmlns:w15="http://schemas.microsoft.com/office/word/2012/wordml" xmlns:w16="http://schemas.microsoft.com/office/word/2018/wordml" xmlns:w16cex="http://schemas.microsoft.com/office/word/2018/wordml/cex" xmlns:w16cid="http://schemas.microsoft.com/office/word/2016/wordml/cid" xmlns:w16du="http://schemas.microsoft.com/office/word/2023/wordml/word16du" xmlns:w16sdtdh="http://schemas.microsoft.com/office/word/2020/wordml/sdtdatahash" xmlns:w16se="http://schemas.microsoft.com/office/word/2015/wordml/symex" xmlns:wp14="http://schemas.microsoft.com/office/word/2010/wordprocessingDrawing" mc:Ignorable="w14 w15 w16se w16cid w16 w16cex w16sdtdh w16du wp14">
   <w:p>
     <w:pPr>
       <w:pStyle w:val="Piedepgina"/>
@@ -5838,7 +5804,7 @@
 </file>
 
 <file path=word/footnotes.xml><?xml version="1.0" encoding="utf-8"?>
-<w:footnotes xmlns:wpc="http://schemas.microsoft.com/office/word/2010/wordprocessingCanvas" xmlns:cx="http://schemas.microsoft.com/office/drawing/2014/chartex" xmlns:cx1="http://schemas.microsoft.com/office/drawing/2015/9/8/chartex" xmlns:cx2="http://schemas.microsoft.com/office/drawing/2015/10/21/chartex" xmlns:cx3="http://schemas.microsoft.com/office/drawing/2016/5/9/chartex" xmlns:cx4="http://schemas.microsoft.com/office/drawing/2016/5/10/chartex" xmlns:cx5="http://schemas.microsoft.com/office/drawing/2016/5/11/chartex" xmlns:cx6="http://schemas.microsoft.com/office/drawing/2016/5/12/chartex" xmlns:cx7="http://schemas.microsoft.com/office/drawing/2016/5/13/chartex" xmlns:cx8="http://schemas.microsoft.com/office/drawing/2016/5/14/chartex" xmlns:mc="http://schemas.openxmlformats.org/markup-compatibility/2006" xmlns:aink="http://schemas.microsoft.com/office/drawing/2016/ink" xmlns:am3d="http://schemas.microsoft.com/office/drawing/2017/model3d" xmlns:o="urn:schemas-microsoft-com:office:office" xmlns:oel="http://schemas.microsoft.com/office/2019/extlst" xmlns:r="http://schemas.openxmlformats.org/officeDocument/2006/relationships" xmlns:m="http://schemas.openxmlformats.org/officeDocument/2006/math" xmlns:v="urn:schemas-microsoft-com:vml" xmlns:wp14="http://schemas.microsoft.com/office/word/2010/wordprocessingDrawing" xmlns:wp="http://schemas.openxmlformats.org/drawingml/2006/wordprocessingDrawing" xmlns:w10="urn:schemas-microsoft-com:office:word" xmlns:w="http://schemas.openxmlformats.org/wordprocessingml/2006/main" xmlns:w14="http://schemas.microsoft.com/office/word/2010/wordml" xmlns:w15="http://schemas.microsoft.com/office/word/2012/wordml" xmlns:w16cex="http://schemas.microsoft.com/office/word/2018/wordml/cex" xmlns:w16cid="http://schemas.microsoft.com/office/word/2016/wordml/cid" xmlns:w16="http://schemas.microsoft.com/office/word/2018/wordml" xmlns:w16du="http://schemas.microsoft.com/office/word/2023/wordml/word16du" xmlns:w16sdtdh="http://schemas.microsoft.com/office/word/2020/wordml/sdtdatahash" xmlns:w16sdtfl="http://schemas.microsoft.com/office/word/2024/wordml/sdtformatlock" xmlns:w16se="http://schemas.microsoft.com/office/word/2015/wordml/symex" xmlns:wpg="http://schemas.microsoft.com/office/word/2010/wordprocessingGroup" xmlns:wpi="http://schemas.microsoft.com/office/word/2010/wordprocessingInk" xmlns:wne="http://schemas.microsoft.com/office/word/2006/wordml" xmlns:wps="http://schemas.microsoft.com/office/word/2010/wordprocessingShape" mc:Ignorable="w14 w15 w16se w16cid w16 w16cex w16sdtdh w16sdtfl w16du wp14">
+<w:footnotes xmlns:mc="http://schemas.openxmlformats.org/markup-compatibility/2006" xmlns:r="http://schemas.openxmlformats.org/officeDocument/2006/relationships" xmlns:w="http://schemas.openxmlformats.org/wordprocessingml/2006/main" xmlns:w14="http://schemas.microsoft.com/office/word/2010/wordml" xmlns:w15="http://schemas.microsoft.com/office/word/2012/wordml" xmlns:w16="http://schemas.microsoft.com/office/word/2018/wordml" xmlns:w16cex="http://schemas.microsoft.com/office/word/2018/wordml/cex" xmlns:w16cid="http://schemas.microsoft.com/office/word/2016/wordml/cid" xmlns:w16du="http://schemas.microsoft.com/office/word/2023/wordml/word16du" xmlns:w16sdtdh="http://schemas.microsoft.com/office/word/2020/wordml/sdtdatahash" xmlns:w16se="http://schemas.microsoft.com/office/word/2015/wordml/symex" xmlns:wp14="http://schemas.microsoft.com/office/word/2010/wordprocessingDrawing" mc:Ignorable="w14 w15 w16se w16cid w16 w16cex w16sdtdh w16du wp14">
   <w:footnote w:type="separator" w:id="-1">
     <w:p>
       <w:pPr>
@@ -7070,6 +7036,161 @@
       </w:pPr>
     </w:p>
   </w:footnote>
+  <w:footnote w:id="14">
+    <w:p>
+      <w:pPr>
+        <w:pStyle w:val="Textonotapie"/>
+        <w:ind w:left="567" w:hanging="567"/>
+        <w:jc w:val="both"/>
+      </w:pPr>
+      <w:r>
+        <w:rPr>
+          <w:rStyle w:val="Refdenotaalpie"/>
+          <w:rFonts w:ascii="Arial Narrow" w:hAnsi="Arial Narrow" w:cs="Arial"/>
+          <w:sz w:val="16"/>
+          <w:szCs w:val="16"/>
+          <w:vertAlign w:val="superscript"/>
+        </w:rPr>
+        <w:footnoteRef/>
+      </w:r>
+      <w:r>
+        <w:rPr>
+          <w:rFonts w:ascii="Arial Narrow" w:hAnsi="Arial Narrow" w:cs="Arial"/>
+          <w:sz w:val="16"/>
+          <w:szCs w:val="16"/>
+        </w:rPr>
+        <w:tab/>
+      </w:r>
+      <w:r>
+        <w:rPr>
+          <w:rFonts w:ascii="Arial Narrow" w:hAnsi="Arial Narrow" w:cs="Arial"/>
+          <w:b/>
+          <w:bCs/>
+          <w:sz w:val="16"/>
+          <w:szCs w:val="16"/>
+        </w:rPr>
+        <w:t xml:space="preserve">DECRETO LEGISLATIVO 807, LEY SOBRE FACULTADES, NORMAS Y ORGANIZACIÓN DEL INDECOPI, publicado el 18 de abril de 1996</w:t>
+      </w:r>
+    </w:p>
+    <w:p>
+      <w:pPr>
+        <w:pStyle w:val="Textonotapie"/>
+        <w:ind w:left="567" w:hanging="567"/>
+        <w:jc w:val="both"/>
+      </w:pPr>
+      <w:r>
+        <w:rPr>
+          <w:rFonts w:ascii="Arial Narrow" w:hAnsi="Arial Narrow" w:cs="Arial"/>
+          <w:sz w:val="16"/>
+          <w:szCs w:val="16"/>
+        </w:rPr>
+        <w:tab/>
+      </w:r>
+      <w:r>
+        <w:rPr>
+          <w:rFonts w:ascii="Arial Narrow" w:hAnsi="Arial Narrow" w:cs="Arial"/>
+          <w:b/>
+          <w:bCs/>
+          <w:sz w:val="16"/>
+          <w:szCs w:val="16"/>
+        </w:rPr>
+        <w:t xml:space="preserve">Artículo 26.-</w:t>
+      </w:r>
+      <w:r>
+        <w:rPr>
+          <w:rFonts w:ascii="Arial Narrow" w:hAnsi="Arial Narrow" w:cs="Arial"/>
+          <w:sz w:val="16"/>
+          <w:szCs w:val="16"/>
+        </w:rPr>
+        <w:t xml:space="preserve"> Una vez admitida a trámite la denuncia, se correrá traslado de la misma al denunciado, a fin de que éste presente su descargo. El plazo para la presentación del descargo será de cinco (5) días contados desde la notificación, vencido el cual, el Secretario Técnico declarará en rebeldía al denunciado que no lo hubiera presentado.</w:t>
+      </w:r>
+    </w:p>
+  </w:footnote>
+  <w:footnote w:id="15">
+    <w:p>
+      <w:pPr>
+        <w:pStyle w:val="Textonotapie"/>
+        <w:ind w:left="567" w:hanging="567"/>
+        <w:jc w:val="both"/>
+      </w:pPr>
+      <w:r>
+        <w:rPr>
+          <w:rStyle w:val="Refdenotaalpie"/>
+          <w:rFonts w:ascii="Arial Narrow" w:hAnsi="Arial Narrow" w:cs="Arial"/>
+          <w:sz w:val="16"/>
+          <w:szCs w:val="16"/>
+          <w:vertAlign w:val="superscript"/>
+        </w:rPr>
+        <w:footnoteRef/>
+      </w:r>
+      <w:r>
+        <w:rPr>
+          <w:rFonts w:ascii="Arial Narrow" w:hAnsi="Arial Narrow" w:cs="Arial"/>
+          <w:sz w:val="16"/>
+          <w:szCs w:val="16"/>
+        </w:rPr>
+        <w:tab/>
+      </w:r>
+      <w:r>
+        <w:rPr>
+          <w:rFonts w:ascii="Arial Narrow" w:hAnsi="Arial Narrow" w:cs="Arial"/>
+          <w:b/>
+          <w:bCs/>
+          <w:sz w:val="16"/>
+          <w:szCs w:val="16"/>
+        </w:rPr>
+        <w:t xml:space="preserve">DECRETO SUPREMO 006-2026-JUS, TEXTO ÚNICO ORDENADO DE LA LEY 27444, LEY DEL PROCEDIMIENTO ADMINISTRATIVO GENERAL, publicado el 30 de abril de 2026</w:t>
+      </w:r>
+    </w:p>
+    <w:p>
+      <w:pPr>
+        <w:pStyle w:val="Textonotapie"/>
+        <w:ind w:left="567" w:hanging="567"/>
+        <w:jc w:val="both"/>
+      </w:pPr>
+      <w:r>
+        <w:rPr>
+          <w:rFonts w:ascii="Arial Narrow" w:hAnsi="Arial Narrow" w:cs="Arial"/>
+          <w:sz w:val="16"/>
+          <w:szCs w:val="16"/>
+        </w:rPr>
+        <w:tab/>
+      </w:r>
+      <w:r>
+        <w:rPr>
+          <w:rFonts w:ascii="Arial Narrow" w:hAnsi="Arial Narrow" w:cs="Arial"/>
+          <w:b/>
+          <w:bCs/>
+          <w:sz w:val="16"/>
+          <w:szCs w:val="16"/>
+        </w:rPr>
+        <w:t xml:space="preserve">Artículo 223.- Contestación de la reclamación</w:t>
+      </w:r>
+    </w:p>
+    <w:p>
+      <w:pPr>
+        <w:pStyle w:val="Textonotapie"/>
+        <w:ind w:left="567" w:hanging="567"/>
+        <w:jc w:val="both"/>
+      </w:pPr>
+      <w:r>
+        <w:rPr>
+          <w:rFonts w:ascii="Arial Narrow" w:hAnsi="Arial Narrow" w:cs="Arial"/>
+          <w:sz w:val="16"/>
+          <w:szCs w:val="16"/>
+        </w:rPr>
+        <w:tab/>
+      </w:r>
+      <w:r>
+        <w:rPr>
+          <w:rFonts w:ascii="Arial Narrow" w:hAnsi="Arial Narrow" w:cs="Arial"/>
+          <w:sz w:val="16"/>
+          <w:szCs w:val="16"/>
+        </w:rPr>
+        <w:t xml:space="preserve">223.1 El reclamado deberá presentar la contestación de la reclamación dentro de los quince (15) días posteriores a la notificación de ésta; vencido este plazo, la Administración declarará en rebeldía al reclamado que no la hubiera presentado. La contestación deberá contener los requisitos de los escritos previstos en el artículo 113 de la presente Ley, así como la absolución de todos los asuntos controvertidos de hecho y de derecho, Las alegaciones y los hechos relevantes de la reclamación, salvo que hayan sido específicamente negadas en la contestación, se tendrán por aceptadas o merituadas como ciertas.</w:t>
+      </w:r>
+    </w:p>
+  </w:footnote>
   <w:footnote w:id="9">
     <w:p>
       <w:pPr>
@@ -8586,7 +8707,7 @@
 </file>
 
 <file path=word/header1.xml><?xml version="1.0" encoding="utf-8"?>
-<w:hdr xmlns:wpc="http://schemas.microsoft.com/office/word/2010/wordprocessingCanvas" xmlns:cx="http://schemas.microsoft.com/office/drawing/2014/chartex" xmlns:cx1="http://schemas.microsoft.com/office/drawing/2015/9/8/chartex" xmlns:cx2="http://schemas.microsoft.com/office/drawing/2015/10/21/chartex" xmlns:cx3="http://schemas.microsoft.com/office/drawing/2016/5/9/chartex" xmlns:cx4="http://schemas.microsoft.com/office/drawing/2016/5/10/chartex" xmlns:cx5="http://schemas.microsoft.com/office/drawing/2016/5/11/chartex" xmlns:cx6="http://schemas.microsoft.com/office/drawing/2016/5/12/chartex" xmlns:cx7="http://schemas.microsoft.com/office/drawing/2016/5/13/chartex" xmlns:cx8="http://schemas.microsoft.com/office/drawing/2016/5/14/chartex" xmlns:mc="http://schemas.openxmlformats.org/markup-compatibility/2006" xmlns:aink="http://schemas.microsoft.com/office/drawing/2016/ink" xmlns:am3d="http://schemas.microsoft.com/office/drawing/2017/model3d" xmlns:o="urn:schemas-microsoft-com:office:office" xmlns:oel="http://schemas.microsoft.com/office/2019/extlst" xmlns:r="http://schemas.openxmlformats.org/officeDocument/2006/relationships" xmlns:m="http://schemas.openxmlformats.org/officeDocument/2006/math" xmlns:v="urn:schemas-microsoft-com:vml" xmlns:wp14="http://schemas.microsoft.com/office/word/2010/wordprocessingDrawing" xmlns:wp="http://schemas.openxmlformats.org/drawingml/2006/wordprocessingDrawing" xmlns:w10="urn:schemas-microsoft-com:office:word" xmlns:w="http://schemas.openxmlformats.org/wordprocessingml/2006/main" xmlns:w14="http://schemas.microsoft.com/office/word/2010/wordml" xmlns:w15="http://schemas.microsoft.com/office/word/2012/wordml" xmlns:w16cex="http://schemas.microsoft.com/office/word/2018/wordml/cex" xmlns:w16cid="http://schemas.microsoft.com/office/word/2016/wordml/cid" xmlns:w16="http://schemas.microsoft.com/office/word/2018/wordml" xmlns:w16du="http://schemas.microsoft.com/office/word/2023/wordml/word16du" xmlns:w16sdtdh="http://schemas.microsoft.com/office/word/2020/wordml/sdtdatahash" xmlns:w16sdtfl="http://schemas.microsoft.com/office/word/2024/wordml/sdtformatlock" xmlns:w16se="http://schemas.microsoft.com/office/word/2015/wordml/symex" xmlns:wpg="http://schemas.microsoft.com/office/word/2010/wordprocessingGroup" xmlns:wpi="http://schemas.microsoft.com/office/word/2010/wordprocessingInk" xmlns:wne="http://schemas.microsoft.com/office/word/2006/wordml" xmlns:wps="http://schemas.microsoft.com/office/word/2010/wordprocessingShape" mc:Ignorable="w14 w15 w16se w16cid w16 w16cex w16sdtdh w16sdtfl w16du wp14">
+<w:hdr xmlns:mc="http://schemas.openxmlformats.org/markup-compatibility/2006" xmlns:r="http://schemas.openxmlformats.org/officeDocument/2006/relationships" xmlns:w="http://schemas.openxmlformats.org/wordprocessingml/2006/main" xmlns:w14="http://schemas.microsoft.com/office/word/2010/wordml" xmlns:w15="http://schemas.microsoft.com/office/word/2012/wordml" xmlns:w16="http://schemas.microsoft.com/office/word/2018/wordml" xmlns:w16cex="http://schemas.microsoft.com/office/word/2018/wordml/cex" xmlns:w16cid="http://schemas.microsoft.com/office/word/2016/wordml/cid" xmlns:w16du="http://schemas.microsoft.com/office/word/2023/wordml/word16du" xmlns:w16sdtdh="http://schemas.microsoft.com/office/word/2020/wordml/sdtdatahash" xmlns:w16se="http://schemas.microsoft.com/office/word/2015/wordml/symex" xmlns:wp14="http://schemas.microsoft.com/office/word/2010/wordprocessingDrawing" mc:Ignorable="w14 w15 w16se w16cid w16 w16cex w16sdtdh w16du wp14">
   <w:p>
     <w:pPr>
       <w:pStyle w:val="Encabezado"/>

--- a/plantillas_maestras/02_seguro_vida/anulacion_indebida/2_ddos_banco_y_aseguradora/varon/TPL_1288_2026_SEGURO_VIDA_ANULACION_INDEBIDA_BANCO_VARON_R2.docx
+++ b/plantillas_maestras/02_seguro_vida/anulacion_indebida/2_ddos_banco_y_aseguradora/varon/TPL_1288_2026_SEGURO_VIDA_ANULACION_INDEBIDA_BANCO_VARON_R2.docx
@@ -630,167 +630,7 @@
           <w:lang w:val="es-ES" w:eastAsia="es-ES"/>
           <w14:ligatures w14:val="none"/>
         </w:rPr>
-        <w:t xml:space="preserve">Mediante el escrito del 13 de abril de 2026, complementado mediante escrito del 29 de abril de 2026, los señores [APELLIDO] [APELLIDO] y [APELLIDO] [APELLIDO] denunciaron a Corredores Falabella por presuntas infracciones a la Ley 29571, Código de Protección y Defensa del Consumidor (en adelante, Código), señalando lo siguiente:</w:t>
-      </w:r>
-      <w:r>
-        <w:rPr>
-          <w:rFonts w:ascii="Arial Narrow" w:eastAsia="Arial Narrow" w:hAnsi="Arial Narrow" w:cs="Arial Narrow"/>
-          <w:color w:val="000000"/>
-          <w:kern w:val="0"/>
-          <w:sz w:val="22"/>
-          <w:szCs w:val="22"/>
-          <w:lang w:val="es-ES" w:eastAsia="es-ES"/>
-          <w14:ligatures w14:val="none"/>
-        </w:rPr>
-        <w:t xml:space="preserve"/>
-      </w:r>
-      <w:r>
-        <w:rPr>
-          <w:rFonts w:ascii="Arial Narrow" w:eastAsia="Arial Narrow" w:hAnsi="Arial Narrow" w:cs="Arial Narrow"/>
-          <w:color w:val="000000"/>
-          <w:kern w:val="0"/>
-          <w:sz w:val="22"/>
-          <w:szCs w:val="22"/>
-          <w:lang w:val="es-ES" w:eastAsia="es-ES"/>
-          <w14:ligatures w14:val="none"/>
-        </w:rPr>
-        <w:t/>
-      </w:r>
-      <w:r>
-        <w:rPr>
-          <w:rFonts w:ascii="Arial Narrow" w:eastAsia="Arial Narrow" w:hAnsi="Arial Narrow" w:cs="Arial Narrow"/>
-          <w:kern w:val="0"/>
-          <w14:ligatures w14:val="none"/>
-          <w:sz w:val="22"/>
-          <w:szCs w:val="22"/>
-        </w:rPr>
-        <w:t/>
-      </w:r>
-      <w:r>
-        <w:rPr>
-          <w:rFonts w:ascii="Arial Narrow" w:eastAsia="Arial Narrow" w:hAnsi="Arial Narrow" w:cs="Arial Narrow"/>
-          <w:kern w:val="0"/>
-          <w14:ligatures w14:val="none"/>
-          <w:sz w:val="22"/>
-          <w:szCs w:val="22"/>
-        </w:rPr>
-        <w:t xml:space="preserve"/>
-      </w:r>
-      <w:r>
-        <w:rPr>
-          <w:rFonts w:ascii="Arial Narrow" w:eastAsia="Arial Narrow" w:hAnsi="Arial Narrow" w:cs="Arial Narrow"/>
-          <w:kern w:val="0"/>
-          <w14:ligatures w14:val="none"/>
-          <w:sz w:val="22"/>
-          <w:szCs w:val="22"/>
-        </w:rPr>
-        <w:t xml:space="preserve"/>
-      </w:r>
-      <w:r>
-        <w:rPr>
-          <w:rFonts w:ascii="Arial Narrow" w:eastAsia="Arial Narrow" w:hAnsi="Arial Narrow" w:cs="Arial Narrow"/>
-          <w:kern w:val="0"/>
-          <w14:ligatures w14:val="none"/>
-          <w:sz w:val="22"/>
-          <w:szCs w:val="22"/>
-        </w:rPr>
-        <w:t/>
-      </w:r>
-      <w:r>
-        <w:rPr>
-          <w:rFonts w:ascii="Arial Narrow" w:eastAsia="Arial Narrow" w:hAnsi="Arial Narrow" w:cs="Arial Narrow"/>
-          <w:color w:val="000000"/>
-          <w:kern w:val="0"/>
-          <w:sz w:val="22"/>
-          <w:szCs w:val="22"/>
-          <w:lang w:val="es-ES" w:eastAsia="es-ES"/>
-          <w14:ligatures w14:val="none"/>
-        </w:rPr>
-        <w:t xml:space="preserve"/>
-      </w:r>
-      <w:r>
-        <w:rPr>
-          <w:rFonts w:ascii="Arial Narrow" w:eastAsia="Arial Narrow" w:hAnsi="Arial Narrow" w:cs="Arial Narrow"/>
-          <w:color w:val="000000"/>
-          <w:kern w:val="0"/>
-          <w:sz w:val="22"/>
-          <w:szCs w:val="22"/>
-          <w:lang w:val="es-ES" w:eastAsia="es-ES"/>
-          <w14:ligatures w14:val="none"/>
-        </w:rPr>
-        <w:t xml:space="preserve"/>
-      </w:r>
-      <w:r>
-        <w:rPr>
-          <w:rFonts w:ascii="Arial Narrow" w:eastAsia="Arial Narrow" w:hAnsi="Arial Narrow" w:cs="Arial Narrow"/>
-          <w:color w:val="000000"/>
-          <w:kern w:val="0"/>
-          <w:sz w:val="22"/>
-          <w:szCs w:val="22"/>
-          <w:lang w:val="es-ES" w:eastAsia="es-ES"/>
-          <w14:ligatures w14:val="none"/>
-        </w:rPr>
-        <w:t/>
-      </w:r>
-      <w:r>
-        <w:rPr>
-          <w:rFonts w:ascii="Arial Narrow" w:eastAsia="Arial Narrow" w:hAnsi="Arial Narrow" w:cs="Arial Narrow"/>
-          <w:color w:val="000000"/>
-          <w:kern w:val="0"/>
-          <w:sz w:val="22"/>
-          <w:szCs w:val="22"/>
-          <w:lang w:val="es-ES" w:eastAsia="es-ES"/>
-          <w14:ligatures w14:val="none"/>
-        </w:rPr>
-        <w:t xml:space="preserve"/>
-      </w:r>
-      <w:r>
-        <w:rPr>
-          <w:rFonts w:ascii="Arial Narrow" w:eastAsia="Arial Narrow" w:hAnsi="Arial Narrow" w:cs="Arial Narrow"/>
-          <w:kern w:val="0"/>
-          <w:sz w:val="22"/>
-          <w:szCs w:val="22"/>
-          <w:shd w:val="clear" w:color="auto" w:fill="FFFFFF"/>
-          <w:lang w:eastAsia="es-PE"/>
-          <w14:ligatures w14:val="none"/>
-        </w:rPr>
-        <w:t/>
-      </w:r>
-      <w:r>
-        <w:rPr>
-          <w:rFonts w:ascii="Arial Narrow" w:eastAsia="Arial Narrow" w:hAnsi="Arial Narrow" w:cs="Arial Narrow"/>
-          <w:kern w:val="0"/>
-          <w:sz w:val="22"/>
-          <w:szCs w:val="22"/>
-          <w:shd w:val="clear" w:color="auto" w:fill="FFFFFF"/>
-          <w:lang w:eastAsia="es-PE"/>
-          <w14:ligatures w14:val="none"/>
-        </w:rPr>
-        <w:t xml:space="preserve"/>
-      </w:r>
-      <w:r>
-        <w:rPr>
-          <w:rFonts w:ascii="Arial Narrow" w:eastAsia="Arial Narrow" w:hAnsi="Arial Narrow" w:cs="Arial Narrow"/>
-          <w:kern w:val="0"/>
-          <w:sz w:val="22"/>
-          <w:szCs w:val="22"/>
-          <w:shd w:val="clear" w:color="auto" w:fill="FFFFFF"/>
-          <w:lang w:eastAsia="es-PE"/>
-          <w14:ligatures w14:val="none"/>
-        </w:rPr>
-        <w:t/>
-      </w:r>
-      <w:r>
-        <w:rPr>
-          <w:rFonts w:ascii="Arial Narrow" w:eastAsia="Arial Narrow" w:hAnsi="Arial Narrow" w:cs="Arial Narrow"/>
-          <w:color w:val="000000"/>
-          <w:kern w:val="0"/>
-          <w:sz w:val="22"/>
-          <w:szCs w:val="22"/>
-          <w:lang w:val="es-ES" w:eastAsia="es-ES"/>
-          <w14:ligatures w14:val="none"/>
-        </w:rPr>
-        <w:t/>
+        <w:t xml:space="preserve">Mediante el escrito del 13 de abril de 2026, complementado mediante escrito del 29 de abril de 2026, los señores [APELLIDO] [APELLIDO] y [APELLIDO] [APELLIDO] denunciaron a Corredores Falabella por presuntas infracciones a la Ley 29571, Código de Protección y Defensa del Consumidor</w:t>
       </w:r>
       <w:r>
         <w:rPr>
@@ -805,6 +645,178 @@
           <w14:ligatures w14:val="none"/>
         </w:rPr>
         <w:footnoteReference w:id="1"/>
+      </w:r>
+      <w:r>
+        <w:rPr>
+          <w:rFonts w:ascii="Arial Narrow" w:eastAsia="Arial Narrow" w:hAnsi="Arial Narrow" w:cs="Arial Narrow"/>
+          <w:color w:val="000000"/>
+          <w:kern w:val="0"/>
+          <w:sz w:val="22"/>
+          <w:szCs w:val="22"/>
+          <w:lang w:val="es-ES" w:eastAsia="es-ES"/>
+          <w14:ligatures w14:val="none"/>
+        </w:rPr>
+        <w:t xml:space="preserve"> (en adelante, Código), señalando lo siguiente:</w:t>
+      </w:r>
+      <w:r>
+        <w:rPr>
+          <w:rFonts w:ascii="Arial Narrow" w:eastAsia="Arial Narrow" w:hAnsi="Arial Narrow" w:cs="Arial Narrow"/>
+          <w:color w:val="000000"/>
+          <w:kern w:val="0"/>
+          <w:sz w:val="22"/>
+          <w:szCs w:val="22"/>
+          <w:lang w:val="es-ES" w:eastAsia="es-ES"/>
+          <w14:ligatures w14:val="none"/>
+        </w:rPr>
+        <w:t xml:space="preserve"/>
+      </w:r>
+      <w:r>
+        <w:rPr>
+          <w:rFonts w:ascii="Arial Narrow" w:eastAsia="Arial Narrow" w:hAnsi="Arial Narrow" w:cs="Arial Narrow"/>
+          <w:color w:val="000000"/>
+          <w:kern w:val="0"/>
+          <w:sz w:val="22"/>
+          <w:szCs w:val="22"/>
+          <w:lang w:val="es-ES" w:eastAsia="es-ES"/>
+          <w14:ligatures w14:val="none"/>
+        </w:rPr>
+        <w:t/>
+      </w:r>
+      <w:r>
+        <w:rPr>
+          <w:rFonts w:ascii="Arial Narrow" w:eastAsia="Arial Narrow" w:hAnsi="Arial Narrow" w:cs="Arial Narrow"/>
+          <w:kern w:val="0"/>
+          <w14:ligatures w14:val="none"/>
+          <w:sz w:val="22"/>
+          <w:szCs w:val="22"/>
+        </w:rPr>
+        <w:t/>
+      </w:r>
+      <w:r>
+        <w:rPr>
+          <w:rFonts w:ascii="Arial Narrow" w:eastAsia="Arial Narrow" w:hAnsi="Arial Narrow" w:cs="Arial Narrow"/>
+          <w:kern w:val="0"/>
+          <w14:ligatures w14:val="none"/>
+          <w:sz w:val="22"/>
+          <w:szCs w:val="22"/>
+        </w:rPr>
+        <w:t xml:space="preserve"/>
+      </w:r>
+      <w:r>
+        <w:rPr>
+          <w:rFonts w:ascii="Arial Narrow" w:eastAsia="Arial Narrow" w:hAnsi="Arial Narrow" w:cs="Arial Narrow"/>
+          <w:kern w:val="0"/>
+          <w14:ligatures w14:val="none"/>
+          <w:sz w:val="22"/>
+          <w:szCs w:val="22"/>
+        </w:rPr>
+        <w:t xml:space="preserve"/>
+      </w:r>
+      <w:r>
+        <w:rPr>
+          <w:rFonts w:ascii="Arial Narrow" w:eastAsia="Arial Narrow" w:hAnsi="Arial Narrow" w:cs="Arial Narrow"/>
+          <w:kern w:val="0"/>
+          <w14:ligatures w14:val="none"/>
+          <w:sz w:val="22"/>
+          <w:szCs w:val="22"/>
+        </w:rPr>
+        <w:t/>
+      </w:r>
+      <w:r>
+        <w:rPr>
+          <w:rFonts w:ascii="Arial Narrow" w:eastAsia="Arial Narrow" w:hAnsi="Arial Narrow" w:cs="Arial Narrow"/>
+          <w:color w:val="000000"/>
+          <w:kern w:val="0"/>
+          <w:sz w:val="22"/>
+          <w:szCs w:val="22"/>
+          <w:lang w:val="es-ES" w:eastAsia="es-ES"/>
+          <w14:ligatures w14:val="none"/>
+        </w:rPr>
+        <w:t xml:space="preserve"/>
+      </w:r>
+      <w:r>
+        <w:rPr>
+          <w:rFonts w:ascii="Arial Narrow" w:eastAsia="Arial Narrow" w:hAnsi="Arial Narrow" w:cs="Arial Narrow"/>
+          <w:color w:val="000000"/>
+          <w:kern w:val="0"/>
+          <w:sz w:val="22"/>
+          <w:szCs w:val="22"/>
+          <w:lang w:val="es-ES" w:eastAsia="es-ES"/>
+          <w14:ligatures w14:val="none"/>
+        </w:rPr>
+        <w:t xml:space="preserve"/>
+      </w:r>
+      <w:r>
+        <w:rPr>
+          <w:rFonts w:ascii="Arial Narrow" w:eastAsia="Arial Narrow" w:hAnsi="Arial Narrow" w:cs="Arial Narrow"/>
+          <w:color w:val="000000"/>
+          <w:kern w:val="0"/>
+          <w:sz w:val="22"/>
+          <w:szCs w:val="22"/>
+          <w:lang w:val="es-ES" w:eastAsia="es-ES"/>
+          <w14:ligatures w14:val="none"/>
+        </w:rPr>
+        <w:t/>
+      </w:r>
+      <w:r>
+        <w:rPr>
+          <w:rFonts w:ascii="Arial Narrow" w:eastAsia="Arial Narrow" w:hAnsi="Arial Narrow" w:cs="Arial Narrow"/>
+          <w:color w:val="000000"/>
+          <w:kern w:val="0"/>
+          <w:sz w:val="22"/>
+          <w:szCs w:val="22"/>
+          <w:lang w:val="es-ES" w:eastAsia="es-ES"/>
+          <w14:ligatures w14:val="none"/>
+        </w:rPr>
+        <w:t xml:space="preserve"/>
+      </w:r>
+      <w:r>
+        <w:rPr>
+          <w:rFonts w:ascii="Arial Narrow" w:eastAsia="Arial Narrow" w:hAnsi="Arial Narrow" w:cs="Arial Narrow"/>
+          <w:kern w:val="0"/>
+          <w:sz w:val="22"/>
+          <w:szCs w:val="22"/>
+          <w:shd w:val="clear" w:color="auto" w:fill="FFFFFF"/>
+          <w:lang w:eastAsia="es-PE"/>
+          <w14:ligatures w14:val="none"/>
+        </w:rPr>
+        <w:t/>
+      </w:r>
+      <w:r>
+        <w:rPr>
+          <w:rFonts w:ascii="Arial Narrow" w:eastAsia="Arial Narrow" w:hAnsi="Arial Narrow" w:cs="Arial Narrow"/>
+          <w:kern w:val="0"/>
+          <w:sz w:val="22"/>
+          <w:szCs w:val="22"/>
+          <w:shd w:val="clear" w:color="auto" w:fill="FFFFFF"/>
+          <w:lang w:eastAsia="es-PE"/>
+          <w14:ligatures w14:val="none"/>
+        </w:rPr>
+        <w:t xml:space="preserve"/>
+      </w:r>
+      <w:r>
+        <w:rPr>
+          <w:rFonts w:ascii="Arial Narrow" w:eastAsia="Arial Narrow" w:hAnsi="Arial Narrow" w:cs="Arial Narrow"/>
+          <w:kern w:val="0"/>
+          <w:sz w:val="22"/>
+          <w:szCs w:val="22"/>
+          <w:shd w:val="clear" w:color="auto" w:fill="FFFFFF"/>
+          <w:lang w:eastAsia="es-PE"/>
+          <w14:ligatures w14:val="none"/>
+        </w:rPr>
+        <w:t/>
+      </w:r>
+      <w:r>
+        <w:rPr>
+          <w:rFonts w:ascii="Arial Narrow" w:eastAsia="Arial Narrow" w:hAnsi="Arial Narrow" w:cs="Arial Narrow"/>
+          <w:color w:val="000000"/>
+          <w:kern w:val="0"/>
+          <w:sz w:val="22"/>
+          <w:szCs w:val="22"/>
+          <w:lang w:val="es-ES" w:eastAsia="es-ES"/>
+          <w14:ligatures w14:val="none"/>
+        </w:rPr>
+        <w:t/>
       </w:r>
       <w:r>
         <w:rPr>
@@ -2711,23 +2723,35 @@
           <w:lang w:eastAsia="es-PE"/>
           <w14:ligatures w14:val="none"/>
         </w:rPr>
-        <w:t xml:space="preserve">La Secretaría Técnica de la Comisión de Protección al Consumidor 1 (en adelante, la Secretaría Técnica), en ejercicio de sus facultades, considera que el hecho denunciado, consistente en que el proveedor denunciado no habría efectuado oportunamente el cobro de las primas correspondientes a la Póliza 117 del Seguro de Vida con Devolución a 15 años - Propuesta 20011391, pese a que las primas debían cargarse mensualmente a la tarjeta de crédito contratada por el señor [APELLIDO] [APELLIDO] ; involucraría una presunta afectación a sus expectativas, quien no habría encontrado una correspondencia entre lo que esperaba recibir de parte del proveedor y lo que realmente recibió. Por consiguiente, corresponde calificar el hecho materia de denuncia como una presunta infracción al deber de idoneidad, tipificado en los artículos 18 y 19 del Código.</w:t>
+        <w:t xml:space="preserve">La Secretaría Técnica de la Comisión de Protección al Consumidor 1 (en adelante, la Secretaría Técnica), en ejercicio de sus facultades</w:t>
+      </w:r>
+      <w:r>
+        <w:rPr>
+          <w:rStyle w:val="Refdenotaalpie"/>
+          <w:rFonts w:ascii="Arial Narrow" w:eastAsia="Arial Narrow" w:hAnsi="Arial Narrow" w:cs="Arial Narrow"/>
+          <w:kern w:val="0"/>
+          <w:sz w:val="22"/>
+          <w:szCs w:val="22"/>
+          <w:vertAlign w:val="superscript"/>
+          <w14:ligatures w14:val="none"/>
+        </w:rPr>
+        <w:footnoteReference w:id="2"/>
+      </w:r>
+      <w:r>
+        <w:rPr>
+          <w:rFonts w:ascii="Arial Narrow" w:eastAsia="Arial Narrow" w:hAnsi="Arial Narrow" w:cs="Arial Narrow"/>
+          <w:color w:val="000000"/>
+          <w:kern w:val="0"/>
+          <w:sz w:val="22"/>
+          <w:szCs w:val="22"/>
+          <w:lang w:eastAsia="es-PE"/>
+          <w14:ligatures w14:val="none"/>
+        </w:rPr>
+        <w:t xml:space="preserve">, considera que el hecho denunciado, consistente en que el proveedor denunciado no habría efectuado oportunamente el cobro de las primas correspondientes a la Póliza 117 del Seguro de Vida con Devolución a 15 años - Propuesta 20011391, pese a que las primas debían cargarse mensualmente a la tarjeta de crédito contratada por el señor [APELLIDO] [APELLIDO] ; involucraría una presunta afectación a sus expectativas, quien no habría encontrado una correspondencia entre lo que esperaba recibir de parte del proveedor y lo que realmente recibió. Por consiguiente, corresponde calificar el hecho materia de denuncia como una presunta infracción al deber de idoneidad, tipificado en los artículos 18 y 19 del Código.</w:t>
       </w:r>
       <w:bookmarkEnd w:id="3"/>
       <w:bookmarkEnd w:id="4"/>
       <w:bookmarkEnd w:id="5"/>
-      <w:r>
-        <w:rPr>
-          <w:rStyle w:val="Refdenotaalpie"/>
-          <w:rFonts w:ascii="Arial Narrow" w:eastAsia="Arial Narrow" w:hAnsi="Arial Narrow" w:cs="Arial Narrow"/>
-          <w:kern w:val="0"/>
-          <w:sz w:val="22"/>
-          <w:szCs w:val="22"/>
-          <w:vertAlign w:val="superscript"/>
-          <w14:ligatures w14:val="none"/>
-        </w:rPr>
-        <w:footnoteReference w:id="2"/>
-      </w:r>
       <w:r>
         <w:rPr>
           <w:rFonts w:ascii="Arial Narrow" w:eastAsia="Arial Narrow" w:hAnsi="Arial Narrow" w:cs="Arial Narrow"/>
@@ -4002,7 +4026,19 @@
           <w:lang w:eastAsia="es-PE"/>
           <w14:ligatures w14:val="none"/>
         </w:rPr>
-        <w:t xml:space="preserve">PRIMERO: admitir a trámite la denuncia del 13 de abril de 2026, complementado mediante escrito del 29 de abril de 2026, interpuesta por los señores [APELLIDO] [APELLIDO] y [APELLIDO] [APELLIDO] contra Corredores de Seguros Falabella S.A.C., por lo siguiente:</w:t>
+        <w:t xml:space="preserve">PRIMERO:</w:t>
+      </w:r>
+      <w:r>
+        <w:rPr>
+          <w:rFonts w:ascii="Arial Narrow" w:eastAsia="Arial Narrow" w:hAnsi="Arial Narrow" w:cs="Arial Narrow"/>
+          <w:color w:val="000000"/>
+          <w:kern w:val="0"/>
+          <w:sz w:val="22"/>
+          <w:szCs w:val="22"/>
+          <w:lang w:eastAsia="es-PE"/>
+          <w14:ligatures w14:val="none"/>
+        </w:rPr>
+        <w:t xml:space="preserve"> admitir a trámite la denuncia del 13 de abril de 2026, complementado mediante escrito del 29 de abril de 2026, interpuesta por los señores [APELLIDO] [APELLIDO] y [APELLIDO] [APELLIDO] contra Corredores de Seguros Falabella S.A.C., por lo siguiente:</w:t>
       </w:r>
       <w:r>
         <w:rPr>
@@ -4057,7 +4093,6 @@
       <w:r>
         <w:rPr>
           <w:rFonts w:ascii="Arial Narrow" w:eastAsia="Arial Narrow" w:hAnsi="Arial Narrow" w:cs="Arial Narrow"/>
-          <w:bCs/>
           <w:spacing w:val="-3"/>
           <w:kern w:val="0"/>
           <w14:ligatures w14:val="none"/>
@@ -4069,7 +4104,6 @@
       <w:r>
         <w:rPr>
           <w:rFonts w:ascii="Arial Narrow" w:eastAsia="Arial Narrow" w:hAnsi="Arial Narrow" w:cs="Arial Narrow"/>
-          <w:bCs/>
           <w:spacing w:val="-3"/>
           <w:kern w:val="0"/>
           <w14:ligatures w14:val="none"/>
@@ -4094,7 +4128,6 @@
       <w:r>
         <w:rPr>
           <w:rFonts w:ascii="Arial Narrow" w:eastAsia="Arial Narrow" w:hAnsi="Arial Narrow" w:cs="Arial Narrow"/>
-          <w:bCs/>
           <w:spacing w:val="-3"/>
           <w:kern w:val="0"/>
           <w14:ligatures w14:val="none"/>
@@ -4106,7 +4139,6 @@
       <w:r>
         <w:rPr>
           <w:rFonts w:ascii="Arial Narrow" w:eastAsia="Arial Narrow" w:hAnsi="Arial Narrow" w:cs="Arial Narrow"/>
-          <w:bCs/>
           <w:spacing w:val="-3"/>
           <w:kern w:val="0"/>
           <w14:ligatures w14:val="none"/>
@@ -4951,7 +4983,19 @@
           <w:lang w:eastAsia="es-PE"/>
           <w14:ligatures w14:val="none"/>
         </w:rPr>
-        <w:t xml:space="preserve">TERCERO: </w:t>
+        <w:t xml:space="preserve">TERCERO:</w:t>
+      </w:r>
+      <w:r>
+        <w:rPr>
+          <w:rFonts w:ascii="Arial Narrow" w:eastAsia="Arial Narrow" w:hAnsi="Arial Narrow" w:cs="Arial Narrow"/>
+          <w:color w:val="000000"/>
+          <w:kern w:val="0"/>
+          <w:sz w:val="22"/>
+          <w:szCs w:val="22"/>
+          <w:lang w:eastAsia="es-PE"/>
+          <w14:ligatures w14:val="none"/>
+        </w:rPr>
+        <w:t xml:space="preserve"> </w:t>
       </w:r>
       <w:r>
         <w:rPr>
@@ -4968,7 +5012,6 @@
       <w:r>
         <w:rPr>
           <w:rFonts w:ascii="Arial Narrow" w:eastAsia="Arial Narrow" w:hAnsi="Arial Narrow" w:cs="Arial Narrow"/>
-          <w:bCs/>
           <w:spacing w:val="-3"/>
           <w:kern w:val="0"/>
           <w14:ligatures w14:val="none"/>
@@ -5335,7 +5378,15 @@
           <w:sz w:val="22"/>
           <w:szCs w:val="22"/>
         </w:rPr>
-        <w:t xml:space="preserve">CUARTO: </w:t>
+        <w:t xml:space="preserve">CUARTO:</w:t>
+      </w:r>
+      <w:r>
+        <w:rPr>
+          <w:rFonts w:ascii="Arial Narrow" w:eastAsia="Arial Narrow" w:hAnsi="Arial Narrow" w:cs="Arial Narrow"/>
+          <w:sz w:val="22"/>
+          <w:szCs w:val="22"/>
+        </w:rPr>
+        <w:t xml:space="preserve"> </w:t>
       </w:r>
       <w:r>
         <w:rPr>
@@ -5357,7 +5408,7 @@
           <w:lang w:val="es-ES" w:eastAsia="es-ES"/>
           <w14:ligatures w14:val="none"/>
         </w:rPr>
-        <w:footnoteReference w:id="14"/>
+        <w:footnoteReference w:id="9"/>
       </w:r>
       <w:r>
         <w:rPr>
@@ -5379,7 +5430,7 @@
           <w:lang w:val="es-ES" w:eastAsia="es-ES"/>
           <w14:ligatures w14:val="none"/>
         </w:rPr>
-        <w:footnoteReference w:id="15"/>
+        <w:footnoteReference w:id="10"/>
       </w:r>
       <w:r>
         <w:rPr>
@@ -5430,7 +5481,19 @@
           <w:lang w:eastAsia="es-PE"/>
           <w14:ligatures w14:val="none"/>
         </w:rPr>
-        <w:t xml:space="preserve">QUINTO: </w:t>
+        <w:t xml:space="preserve">QUINTO:</w:t>
+      </w:r>
+      <w:r>
+        <w:rPr>
+          <w:rFonts w:ascii="Arial Narrow" w:eastAsia="Arial Narrow" w:hAnsi="Arial Narrow" w:cs="Arial Narrow"/>
+          <w:color w:val="000000"/>
+          <w:kern w:val="0"/>
+          <w:sz w:val="22"/>
+          <w:szCs w:val="22"/>
+          <w:lang w:eastAsia="es-PE"/>
+          <w14:ligatures w14:val="none"/>
+        </w:rPr>
+        <w:t xml:space="preserve"> </w:t>
       </w:r>
       <w:bookmarkStart w:id="27" w:name="_Hlk188286813"/>
       <w:r>
@@ -5698,7 +5761,7 @@
           <w:lang w:eastAsia="es-PE"/>
           <w14:ligatures w14:val="none"/>
         </w:rPr>
-        <w:footnoteReference w:id="9"/>
+        <w:footnoteReference w:id="11"/>
       </w:r>
       <w:r>
         <w:rPr>
@@ -5809,7 +5872,7 @@
           <w:lang w:eastAsia="es-PE"/>
           <w14:ligatures w14:val="none"/>
         </w:rPr>
-        <w:footnoteReference w:id="10"/>
+        <w:footnoteReference w:id="12"/>
       </w:r>
       <w:r>
         <w:rPr>
@@ -5873,7 +5936,7 @@
           <w:lang w:eastAsia="es-PE"/>
           <w14:ligatures w14:val="none"/>
         </w:rPr>
-        <w:footnoteReference w:id="11"/>
+        <w:footnoteReference w:id="13"/>
       </w:r>
       <w:r>
         <w:rPr>
@@ -6065,7 +6128,7 @@
           <w:vertAlign w:val="superscript"/>
           <w14:ligatures w14:val="none"/>
         </w:rPr>
-        <w:footnoteReference w:id="12"/>
+        <w:footnoteReference w:id="14"/>
       </w:r>
       <w:r>
         <w:rPr>
@@ -6083,7 +6146,6 @@
           <w:kern w:val="0"/>
           <w:sz w:val="22"/>
           <w:szCs w:val="22"/>
-          <w:u w:val="single"/>
           <w14:ligatures w14:val="none"/>
         </w:rPr>
         <w:t>expresamente su facultad para asistir y conciliar en su representación</w:t>
@@ -6091,7 +6153,6 @@
       <w:r>
         <w:rPr>
           <w:rFonts w:ascii="Arial Narrow" w:eastAsia="Arial Narrow" w:hAnsi="Arial Narrow" w:cs="Arial Narrow"/>
-          <w:bCs/>
           <w:kern w:val="0"/>
           <w14:ligatures w14:val="none"/>
           <w:sz w:val="22"/>
@@ -6102,8 +6163,6 @@
       <w:r>
         <w:rPr>
           <w:rFonts w:ascii="Arial Narrow" w:eastAsia="Arial Narrow" w:hAnsi="Arial Narrow" w:cs="Arial Narrow"/>
-          <w:b/>
-          <w:bCs/>
           <w:kern w:val="0"/>
           <w14:ligatures w14:val="none"/>
           <w:sz w:val="22"/>
@@ -6117,7 +6176,6 @@
           <w:kern w:val="0"/>
           <w:sz w:val="22"/>
           <w:szCs w:val="22"/>
-          <w:u w:val="single"/>
           <w14:ligatures w14:val="none"/>
         </w:rPr>
         <w:t xml:space="preserve">Ello bajo apercibimiento de no realizar la audiencia de conciliación y levantar el acta de inasistencia correspondiente. </w:t>
@@ -6216,7 +6274,15 @@
           <w:sz w:val="22"/>
           <w:szCs w:val="22"/>
         </w:rPr>
-        <w:t xml:space="preserve">DÉCIMO: </w:t>
+        <w:t xml:space="preserve">DÉCIMO:</w:t>
+      </w:r>
+      <w:r>
+        <w:rPr>
+          <w:rFonts w:ascii="Arial Narrow" w:eastAsia="Arial Narrow" w:hAnsi="Arial Narrow" w:cs="Arial Narrow"/>
+          <w:sz w:val="22"/>
+          <w:szCs w:val="22"/>
+        </w:rPr>
+        <w:t xml:space="preserve"> </w:t>
       </w:r>
       <w:r>
         <w:rPr>
@@ -6496,7 +6562,7 @@
           <w:szCs w:val="22"/>
           <w:vertAlign w:val="superscript"/>
         </w:rPr>
-        <w:footnoteReference w:id="13"/>
+        <w:footnoteReference w:id="15"/>
       </w:r>
       <w:r>
         <w:rPr>
@@ -6857,6 +6923,9 @@
     <w:p>
       <w:pPr>
         <w:pStyle w:val="Textonotapie"/>
+        <w:tabs>
+          <w:tab w:val="left" w:pos="567"/>
+        </w:tabs>
         <w:ind w:left="567" w:hanging="567"/>
         <w:jc w:val="both"/>
         <w:rPr>
@@ -6881,7 +6950,8 @@
           <w:sz w:val="16"/>
           <w:szCs w:val="16"/>
         </w:rPr>
-        <w:t xml:space="preserve"> </w:t>
+        <w:tab/>
+        <w:t xml:space="preserve"/>
       </w:r>
       <w:r>
         <w:rPr>
@@ -6956,7 +7026,8 @@
           <w:sz w:val="16"/>
           <w:szCs w:val="16"/>
         </w:rPr>
-        <w:t xml:space="preserve"> </w:t>
+        <w:tab/>
+        <w:t xml:space="preserve"/>
       </w:r>
       <w:r>
         <w:rPr>
@@ -7063,10 +7134,30 @@
         <w:jc w:val="both"/>
         <w:rPr>
           <w:rFonts w:ascii="Arial Narrow" w:eastAsia="Arial Narrow" w:hAnsi="Arial Narrow" w:cs="Arial Narrow"/>
-          <w:sz w:val="16"/>
-          <w:szCs w:val="16"/>
-        </w:rPr>
-      </w:pPr>
+          <w:b/>
+          <w:bCs/>
+          <w:sz w:val="16"/>
+          <w:szCs w:val="16"/>
+        </w:rPr>
+      </w:pPr>
+      <w:r>
+        <w:rPr>
+          <w:rFonts w:ascii="Arial Narrow" w:eastAsia="Arial Narrow" w:hAnsi="Arial Narrow" w:cs="Arial Narrow"/>
+          <w:sz w:val="16"/>
+          <w:szCs w:val="16"/>
+        </w:rPr>
+        <w:tab/>
+      </w:r>
+      <w:r>
+        <w:rPr>
+          <w:rFonts w:ascii="Arial Narrow" w:eastAsia="Arial Narrow" w:hAnsi="Arial Narrow" w:cs="Arial Narrow"/>
+          <w:b/>
+          <w:bCs/>
+          <w:sz w:val="16"/>
+          <w:szCs w:val="16"/>
+        </w:rPr>
+        <w:t xml:space="preserve">LEY DE ORGANIZACIÓN Y FUNCIONES DEL INDECOPI, APROBADA POR DECRETO LEGISLATIVO 1033 </w:t>
+      </w:r>
     </w:p>
     <w:p>
       <w:pPr>
@@ -7078,29 +7169,28 @@
         <w:jc w:val="both"/>
         <w:rPr>
           <w:rFonts w:ascii="Arial Narrow" w:eastAsia="Arial Narrow" w:hAnsi="Arial Narrow" w:cs="Arial Narrow"/>
+          <w:sz w:val="16"/>
+          <w:szCs w:val="16"/>
+        </w:rPr>
+      </w:pPr>
+      <w:r>
+        <w:rPr>
+          <w:rFonts w:ascii="Arial Narrow" w:eastAsia="Arial Narrow" w:hAnsi="Arial Narrow" w:cs="Arial Narrow"/>
           <w:b/>
           <w:bCs/>
           <w:sz w:val="16"/>
           <w:szCs w:val="16"/>
         </w:rPr>
-      </w:pPr>
-      <w:r>
-        <w:rPr>
-          <w:rFonts w:ascii="Arial Narrow" w:eastAsia="Arial Narrow" w:hAnsi="Arial Narrow" w:cs="Arial Narrow"/>
-          <w:sz w:val="16"/>
-          <w:szCs w:val="16"/>
-        </w:rPr>
         <w:tab/>
-      </w:r>
-      <w:r>
-        <w:rPr>
-          <w:rFonts w:ascii="Arial Narrow" w:eastAsia="Arial Narrow" w:hAnsi="Arial Narrow" w:cs="Arial Narrow"/>
-          <w:b/>
-          <w:bCs/>
-          <w:sz w:val="16"/>
-          <w:szCs w:val="16"/>
-        </w:rPr>
-        <w:t xml:space="preserve">LEY DE ORGANIZACIÓN Y FUNCIONES DEL INDECOPI, APROBADA POR DECRETO LEGISLATIVO 1033 </w:t>
+        <w:t>Artículo 27.-</w:t>
+      </w:r>
+      <w:r>
+        <w:rPr>
+          <w:rFonts w:ascii="Arial Narrow" w:eastAsia="Arial Narrow" w:hAnsi="Arial Narrow" w:cs="Arial Narrow"/>
+          <w:sz w:val="16"/>
+          <w:szCs w:val="16"/>
+        </w:rPr>
+        <w:t xml:space="preserve"> De la Comisión de Protección al Consumidor.- </w:t>
       </w:r>
     </w:p>
     <w:p>
@@ -7120,21 +7210,11 @@
       <w:r>
         <w:rPr>
           <w:rFonts w:ascii="Arial Narrow" w:eastAsia="Arial Narrow" w:hAnsi="Arial Narrow" w:cs="Arial Narrow"/>
-          <w:b/>
-          <w:bCs/>
           <w:sz w:val="16"/>
           <w:szCs w:val="16"/>
         </w:rPr>
         <w:tab/>
-        <w:t>Artículo 27.-</w:t>
-      </w:r>
-      <w:r>
-        <w:rPr>
-          <w:rFonts w:ascii="Arial Narrow" w:eastAsia="Arial Narrow" w:hAnsi="Arial Narrow" w:cs="Arial Narrow"/>
-          <w:sz w:val="16"/>
-          <w:szCs w:val="16"/>
-        </w:rPr>
-        <w:t xml:space="preserve"> De la Comisión de Protección al Consumidor.- </w:t>
+        <w:t>Corresponde a la Comisión de Protección al Consumidor velar por el cumplimiento de la Ley de Protección al Consumidor y de las leyes que, en general, protegen a los consumidores de la falta de idoneidad de los bienes y servicios en función de la información brindada, de las omisiones de información y de la discriminación en el consumo, así como de aquellas que complementen o sustituyan a las anteriores.</w:t>
       </w:r>
     </w:p>
     <w:p>
@@ -7147,20 +7227,15 @@
         <w:jc w:val="both"/>
         <w:rPr>
           <w:rFonts w:ascii="Arial Narrow" w:eastAsia="Arial Narrow" w:hAnsi="Arial Narrow" w:cs="Arial Narrow"/>
-          <w:sz w:val="16"/>
-          <w:szCs w:val="16"/>
-        </w:rPr>
-      </w:pPr>
-      <w:r>
-        <w:rPr>
-          <w:rFonts w:ascii="Arial Narrow" w:eastAsia="Arial Narrow" w:hAnsi="Arial Narrow" w:cs="Arial Narrow"/>
-          <w:sz w:val="16"/>
-          <w:szCs w:val="16"/>
-        </w:rPr>
-        <w:tab/>
-        <w:t>Corresponde a la Comisión de Protección al Consumidor velar por el cumplimiento de la Ley de Protección al Consumidor y de las leyes que, en general, protegen a los consumidores de la falta de idoneidad de los bienes y servicios en función de la información brindada, de las omisiones de información y de la discriminación en el consumo, así como de aquellas que complementen o sustituyan a las anteriores.</w:t>
-      </w:r>
-    </w:p>
+          <w:b/>
+          <w:bCs/>
+          <w:sz w:val="16"/>
+          <w:szCs w:val="16"/>
+        </w:rPr>
+      </w:pPr>
+    </w:p>
+  </w:footnote>
+  <w:footnote w:id="3">
     <w:p>
       <w:pPr>
         <w:pStyle w:val="Textonotapie"/>
@@ -7177,9 +7252,150 @@
           <w:szCs w:val="16"/>
         </w:rPr>
       </w:pPr>
-    </w:p>
-  </w:footnote>
-  <w:footnote w:id="3">
+      <w:r>
+        <w:rPr>
+          <w:rStyle w:val="Refdenotaalpie"/>
+          <w:rFonts w:ascii="Arial Narrow" w:eastAsia="Arial Narrow" w:hAnsi="Arial Narrow" w:cs="Arial Narrow"/>
+          <w:sz w:val="16"/>
+          <w:szCs w:val="16"/>
+          <w:vertAlign w:val="superscript"/>
+        </w:rPr>
+        <w:footnoteRef/>
+      </w:r>
+      <w:r>
+        <w:rPr>
+          <w:rFonts w:ascii="Arial Narrow" w:eastAsia="Arial Narrow" w:hAnsi="Arial Narrow" w:cs="Arial Narrow"/>
+          <w:sz w:val="16"/>
+          <w:szCs w:val="16"/>
+        </w:rPr>
+        <w:tab/>
+        <w:t xml:space="preserve"/>
+      </w:r>
+      <w:r>
+        <w:rPr>
+          <w:rFonts w:ascii="Arial Narrow" w:eastAsia="Arial Narrow" w:hAnsi="Arial Narrow" w:cs="Arial Narrow"/>
+          <w:sz w:val="16"/>
+          <w:szCs w:val="16"/>
+        </w:rPr>
+        <w:tab/>
+      </w:r>
+      <w:r>
+        <w:rPr>
+          <w:rFonts w:ascii="Arial Narrow" w:eastAsia="Arial Narrow" w:hAnsi="Arial Narrow" w:cs="Arial Narrow"/>
+          <w:b/>
+          <w:bCs/>
+          <w:sz w:val="16"/>
+          <w:szCs w:val="16"/>
+        </w:rPr>
+        <w:t xml:space="preserve">LEY 29571, CÓDIGO DE PROTECCIÓN Y DEFENSA DEL CONSUMIDOR, publicado el 2 de setiembre de 2010 y modificado por Decreto Legislativo 1308 </w:t>
+      </w:r>
+    </w:p>
+    <w:p>
+      <w:pPr>
+        <w:pStyle w:val="Textonotapie"/>
+        <w:ind w:left="567" w:right="-1"/>
+        <w:jc w:val="both"/>
+        <w:rPr>
+          <w:rFonts w:ascii="Arial Narrow" w:eastAsia="Arial Narrow" w:hAnsi="Arial Narrow" w:cs="Arial Narrow"/>
+          <w:b/>
+          <w:bCs/>
+          <w:sz w:val="16"/>
+          <w:szCs w:val="16"/>
+        </w:rPr>
+      </w:pPr>
+      <w:r>
+        <w:rPr>
+          <w:rFonts w:ascii="Arial Narrow" w:eastAsia="Arial Narrow" w:hAnsi="Arial Narrow" w:cs="Arial Narrow"/>
+          <w:b/>
+          <w:bCs/>
+          <w:sz w:val="16"/>
+          <w:szCs w:val="16"/>
+        </w:rPr>
+        <w:t xml:space="preserve">Artículo 18.- Idoneidad </w:t>
+      </w:r>
+    </w:p>
+    <w:p>
+      <w:pPr>
+        <w:pStyle w:val="Textonotapie"/>
+        <w:ind w:left="567" w:right="-1"/>
+        <w:jc w:val="both"/>
+        <w:rPr>
+          <w:rFonts w:ascii="Arial Narrow" w:eastAsia="Arial Narrow" w:hAnsi="Arial Narrow" w:cs="Arial Narrow"/>
+          <w:sz w:val="16"/>
+          <w:szCs w:val="16"/>
+        </w:rPr>
+      </w:pPr>
+      <w:r>
+        <w:rPr>
+          <w:rFonts w:ascii="Arial Narrow" w:eastAsia="Arial Narrow" w:hAnsi="Arial Narrow" w:cs="Arial Narrow"/>
+          <w:sz w:val="16"/>
+          <w:szCs w:val="16"/>
+        </w:rPr>
+        <w:t xml:space="preserve">Se entiende por idoneidad la correspondencia entre lo que un consumidor espera y lo que efectivamente recibe, en función a lo que se le hubiera ofrecido, la publicidad e información transmitida, las condiciones y circunstancias de la transacción, las características y naturaleza del producto o servicio, el precio, entre otros factores, atendiendo a las circunstancias del caso. </w:t>
+      </w:r>
+    </w:p>
+    <w:p>
+      <w:pPr>
+        <w:pStyle w:val="Textonotapie"/>
+        <w:ind w:left="567" w:right="-1"/>
+        <w:jc w:val="both"/>
+        <w:rPr>
+          <w:rFonts w:ascii="Arial Narrow" w:eastAsia="Arial Narrow" w:hAnsi="Arial Narrow" w:cs="Arial Narrow"/>
+          <w:sz w:val="16"/>
+          <w:szCs w:val="16"/>
+        </w:rPr>
+      </w:pPr>
+      <w:r>
+        <w:rPr>
+          <w:rFonts w:ascii="Arial Narrow" w:eastAsia="Arial Narrow" w:hAnsi="Arial Narrow" w:cs="Arial Narrow"/>
+          <w:sz w:val="16"/>
+          <w:szCs w:val="16"/>
+        </w:rPr>
+        <w:t xml:space="preserve">La idoneidad es evaluada en función a la propia naturaleza del producto o servicio y a su aptitud para satisfacer la finalidad para la cual ha sido puesto en el mercado. Las autorizaciones por parte de los organismos del Estado para la fabricación de un producto o la prestación de un servicio, en los casos que sea necesario, no eximen de responsabilidad al proveedor frente al consumidor. </w:t>
+      </w:r>
+    </w:p>
+    <w:p>
+      <w:pPr>
+        <w:pStyle w:val="Textonotapie"/>
+        <w:ind w:left="567" w:right="-1"/>
+        <w:jc w:val="both"/>
+        <w:rPr>
+          <w:rFonts w:ascii="Arial Narrow" w:eastAsia="Arial Narrow" w:hAnsi="Arial Narrow" w:cs="Arial Narrow"/>
+          <w:sz w:val="16"/>
+          <w:szCs w:val="16"/>
+        </w:rPr>
+      </w:pPr>
+      <w:r>
+        <w:rPr>
+          <w:rFonts w:ascii="Arial Narrow" w:eastAsia="Arial Narrow" w:hAnsi="Arial Narrow" w:cs="Arial Narrow"/>
+          <w:b/>
+          <w:bCs/>
+          <w:sz w:val="16"/>
+          <w:szCs w:val="16"/>
+        </w:rPr>
+        <w:t xml:space="preserve">Artículo 19.- Obligación de los proveedores </w:t>
+      </w:r>
+    </w:p>
+    <w:p>
+      <w:pPr>
+        <w:pStyle w:val="Textonotapie"/>
+        <w:ind w:left="567" w:right="-1"/>
+        <w:jc w:val="both"/>
+        <w:rPr>
+          <w:rFonts w:ascii="Arial Narrow" w:eastAsia="Arial Narrow" w:hAnsi="Arial Narrow" w:cs="Arial Narrow"/>
+          <w:sz w:val="16"/>
+          <w:szCs w:val="16"/>
+        </w:rPr>
+      </w:pPr>
+      <w:r>
+        <w:rPr>
+          <w:rFonts w:ascii="Arial Narrow" w:eastAsia="Arial Narrow" w:hAnsi="Arial Narrow" w:cs="Arial Narrow"/>
+          <w:sz w:val="16"/>
+          <w:szCs w:val="16"/>
+        </w:rPr>
+        <w:t>El proveedor responde por la idoneidad y calidad de los productos y servicios ofrecidos; por la autenticidad de las marcas y leyendas que exhiben sus productos o del signo que respalda al prestador del servicio, por la falta de conformidad entre la publicidad comercial de los productos y servicios y estos, así como por el contenido y la vida útil del producto indicado en el envase, en lo que corresponda.</w:t>
+      </w:r>
+    </w:p>
     <w:p>
       <w:pPr>
         <w:pStyle w:val="Textonotapie"/>
@@ -7196,161 +7412,9 @@
           <w:szCs w:val="16"/>
         </w:rPr>
       </w:pPr>
-      <w:r>
-        <w:rPr>
-          <w:rStyle w:val="Refdenotaalpie"/>
-          <w:rFonts w:ascii="Arial Narrow" w:eastAsia="Arial Narrow" w:hAnsi="Arial Narrow" w:cs="Arial Narrow"/>
-          <w:sz w:val="16"/>
-          <w:szCs w:val="16"/>
-          <w:vertAlign w:val="superscript"/>
-        </w:rPr>
-        <w:footnoteRef/>
-      </w:r>
-      <w:r>
-        <w:rPr>
-          <w:rFonts w:ascii="Arial Narrow" w:eastAsia="Arial Narrow" w:hAnsi="Arial Narrow" w:cs="Arial Narrow"/>
-          <w:sz w:val="16"/>
-          <w:szCs w:val="16"/>
-        </w:rPr>
-        <w:t xml:space="preserve"> </w:t>
-      </w:r>
-      <w:r>
-        <w:rPr>
-          <w:rFonts w:ascii="Arial Narrow" w:eastAsia="Arial Narrow" w:hAnsi="Arial Narrow" w:cs="Arial Narrow"/>
-          <w:sz w:val="16"/>
-          <w:szCs w:val="16"/>
-        </w:rPr>
-        <w:tab/>
-      </w:r>
-      <w:r>
-        <w:rPr>
-          <w:rFonts w:ascii="Arial Narrow" w:eastAsia="Arial Narrow" w:hAnsi="Arial Narrow" w:cs="Arial Narrow"/>
-          <w:b/>
-          <w:bCs/>
-          <w:sz w:val="16"/>
-          <w:szCs w:val="16"/>
-        </w:rPr>
-        <w:t xml:space="preserve">LEY 29571, CÓDIGO DE PROTECCIÓN Y DEFENSA DEL CONSUMIDOR, publicado el 2 de setiembre de 2010 y modificado por Decreto Legislativo 1308 </w:t>
-      </w:r>
-    </w:p>
-    <w:p>
-      <w:pPr>
-        <w:pStyle w:val="Textonotapie"/>
-        <w:ind w:left="567" w:right="-1"/>
-        <w:jc w:val="both"/>
-        <w:rPr>
-          <w:rFonts w:ascii="Arial Narrow" w:eastAsia="Arial Narrow" w:hAnsi="Arial Narrow" w:cs="Arial Narrow"/>
-          <w:b/>
-          <w:bCs/>
-          <w:sz w:val="16"/>
-          <w:szCs w:val="16"/>
-        </w:rPr>
-      </w:pPr>
-      <w:r>
-        <w:rPr>
-          <w:rFonts w:ascii="Arial Narrow" w:eastAsia="Arial Narrow" w:hAnsi="Arial Narrow" w:cs="Arial Narrow"/>
-          <w:b/>
-          <w:bCs/>
-          <w:sz w:val="16"/>
-          <w:szCs w:val="16"/>
-        </w:rPr>
-        <w:t xml:space="preserve">Artículo 18.- Idoneidad </w:t>
-      </w:r>
-    </w:p>
-    <w:p>
-      <w:pPr>
-        <w:pStyle w:val="Textonotapie"/>
-        <w:ind w:left="567" w:right="-1"/>
-        <w:jc w:val="both"/>
-        <w:rPr>
-          <w:rFonts w:ascii="Arial Narrow" w:eastAsia="Arial Narrow" w:hAnsi="Arial Narrow" w:cs="Arial Narrow"/>
-          <w:sz w:val="16"/>
-          <w:szCs w:val="16"/>
-        </w:rPr>
-      </w:pPr>
-      <w:r>
-        <w:rPr>
-          <w:rFonts w:ascii="Arial Narrow" w:eastAsia="Arial Narrow" w:hAnsi="Arial Narrow" w:cs="Arial Narrow"/>
-          <w:sz w:val="16"/>
-          <w:szCs w:val="16"/>
-        </w:rPr>
-        <w:t xml:space="preserve">Se entiende por idoneidad la correspondencia entre lo que un consumidor espera y lo que efectivamente recibe, en función a lo que se le hubiera ofrecido, la publicidad e información transmitida, las condiciones y circunstancias de la transacción, las características y naturaleza del producto o servicio, el precio, entre otros factores, atendiendo a las circunstancias del caso. </w:t>
-      </w:r>
-    </w:p>
-    <w:p>
-      <w:pPr>
-        <w:pStyle w:val="Textonotapie"/>
-        <w:ind w:left="567" w:right="-1"/>
-        <w:jc w:val="both"/>
-        <w:rPr>
-          <w:rFonts w:ascii="Arial Narrow" w:eastAsia="Arial Narrow" w:hAnsi="Arial Narrow" w:cs="Arial Narrow"/>
-          <w:sz w:val="16"/>
-          <w:szCs w:val="16"/>
-        </w:rPr>
-      </w:pPr>
-      <w:r>
-        <w:rPr>
-          <w:rFonts w:ascii="Arial Narrow" w:eastAsia="Arial Narrow" w:hAnsi="Arial Narrow" w:cs="Arial Narrow"/>
-          <w:sz w:val="16"/>
-          <w:szCs w:val="16"/>
-        </w:rPr>
-        <w:t xml:space="preserve">La idoneidad es evaluada en función a la propia naturaleza del producto o servicio y a su aptitud para satisfacer la finalidad para la cual ha sido puesto en el mercado. Las autorizaciones por parte de los organismos del Estado para la fabricación de un producto o la prestación de un servicio, en los casos que sea necesario, no eximen de responsabilidad al proveedor frente al consumidor. </w:t>
-      </w:r>
-    </w:p>
-    <w:p>
-      <w:pPr>
-        <w:pStyle w:val="Textonotapie"/>
-        <w:ind w:left="567" w:right="-1"/>
-        <w:jc w:val="both"/>
-        <w:rPr>
-          <w:rFonts w:ascii="Arial Narrow" w:eastAsia="Arial Narrow" w:hAnsi="Arial Narrow" w:cs="Arial Narrow"/>
-          <w:sz w:val="16"/>
-          <w:szCs w:val="16"/>
-        </w:rPr>
-      </w:pPr>
-    </w:p>
-    <w:p>
-      <w:pPr>
-        <w:pStyle w:val="Textonotapie"/>
-        <w:ind w:left="567" w:right="-1"/>
-        <w:jc w:val="both"/>
-        <w:rPr>
-          <w:rFonts w:ascii="Arial Narrow" w:eastAsia="Arial Narrow" w:hAnsi="Arial Narrow" w:cs="Arial Narrow"/>
-          <w:sz w:val="16"/>
-          <w:szCs w:val="16"/>
-        </w:rPr>
-      </w:pPr>
-      <w:r>
-        <w:rPr>
-          <w:rFonts w:ascii="Arial Narrow" w:eastAsia="Arial Narrow" w:hAnsi="Arial Narrow" w:cs="Arial Narrow"/>
-          <w:b/>
-          <w:bCs/>
-          <w:sz w:val="16"/>
-          <w:szCs w:val="16"/>
-        </w:rPr>
-        <w:t xml:space="preserve">Artículo 19.- Obligación de los proveedores </w:t>
-      </w:r>
-    </w:p>
-    <w:p>
-      <w:pPr>
-        <w:pStyle w:val="Textonotapie"/>
-        <w:ind w:left="567" w:right="-1"/>
-        <w:jc w:val="both"/>
-        <w:rPr>
-          <w:rFonts w:ascii="Arial Narrow" w:eastAsia="Arial Narrow" w:hAnsi="Arial Narrow" w:cs="Arial Narrow"/>
-          <w:sz w:val="16"/>
-          <w:szCs w:val="16"/>
-        </w:rPr>
-      </w:pPr>
-      <w:r>
-        <w:rPr>
-          <w:rFonts w:ascii="Arial Narrow" w:eastAsia="Arial Narrow" w:hAnsi="Arial Narrow" w:cs="Arial Narrow"/>
-          <w:sz w:val="16"/>
-          <w:szCs w:val="16"/>
-        </w:rPr>
-        <w:t>El proveedor responde por la idoneidad y calidad de los productos y servicios ofrecidos; por la autenticidad de las marcas y leyendas que exhiben sus productos o del signo que respalda al prestador del servicio, por la falta de conformidad entre la publicidad comercial de los productos y servicios y estos, así como por el contenido y la vida útil del producto indicado en el envase, en lo que corresponda.</w:t>
-      </w:r>
-    </w:p>
+    </w:p>
+  </w:footnote>
+  <w:footnote w:id="4">
     <w:p>
       <w:pPr>
         <w:pStyle w:val="Textonotapie"/>
@@ -7367,9 +7431,128 @@
           <w:szCs w:val="16"/>
         </w:rPr>
       </w:pPr>
-    </w:p>
-  </w:footnote>
-  <w:footnote w:id="4">
+      <w:r>
+        <w:rPr>
+          <w:rStyle w:val="Refdenotaalpie"/>
+          <w:rFonts w:ascii="Arial Narrow" w:eastAsia="Arial Narrow" w:hAnsi="Arial Narrow" w:cs="Arial Narrow"/>
+          <w:sz w:val="16"/>
+          <w:szCs w:val="16"/>
+          <w:vertAlign w:val="superscript"/>
+        </w:rPr>
+        <w:footnoteRef/>
+      </w:r>
+      <w:r>
+        <w:rPr>
+          <w:rFonts w:ascii="Arial Narrow" w:eastAsia="Arial Narrow" w:hAnsi="Arial Narrow" w:cs="Arial Narrow"/>
+          <w:sz w:val="16"/>
+          <w:szCs w:val="16"/>
+        </w:rPr>
+        <w:tab/>
+        <w:t xml:space="preserve"/>
+      </w:r>
+      <w:r>
+        <w:rPr>
+          <w:rFonts w:ascii="Arial Narrow" w:eastAsia="Arial Narrow" w:hAnsi="Arial Narrow" w:cs="Arial Narrow"/>
+          <w:sz w:val="16"/>
+          <w:szCs w:val="16"/>
+        </w:rPr>
+        <w:tab/>
+      </w:r>
+      <w:r>
+        <w:rPr>
+          <w:rFonts w:ascii="Arial Narrow" w:eastAsia="Arial Narrow" w:hAnsi="Arial Narrow" w:cs="Arial Narrow"/>
+          <w:b/>
+          <w:bCs/>
+          <w:sz w:val="16"/>
+          <w:szCs w:val="16"/>
+        </w:rPr>
+        <w:t xml:space="preserve">LEY 29571, CÓDIGO DE PROTECCIÓN Y DEFENSA DEL CONSUMIDOR, publicado el 2 de setiembre de 2010 y modificado por Decreto Legislativo 1308 </w:t>
+      </w:r>
+    </w:p>
+    <w:p>
+      <w:pPr>
+        <w:pStyle w:val="Textonotapie"/>
+        <w:ind w:left="567" w:right="-1"/>
+        <w:jc w:val="both"/>
+        <w:rPr>
+          <w:rFonts w:ascii="Arial Narrow" w:eastAsia="Arial Narrow" w:hAnsi="Arial Narrow" w:cs="Arial Narrow"/>
+          <w:b/>
+          <w:bCs/>
+          <w:sz w:val="16"/>
+          <w:szCs w:val="16"/>
+        </w:rPr>
+      </w:pPr>
+      <w:r>
+        <w:rPr>
+          <w:rFonts w:ascii="Arial Narrow" w:eastAsia="Arial Narrow" w:hAnsi="Arial Narrow" w:cs="Arial Narrow"/>
+          <w:b/>
+          <w:bCs/>
+          <w:sz w:val="16"/>
+          <w:szCs w:val="16"/>
+        </w:rPr>
+        <w:t>Artículo 47.- Protección mínima del contrato de consumo</w:t>
+      </w:r>
+    </w:p>
+    <w:p>
+      <w:pPr>
+        <w:pStyle w:val="Textonotapie"/>
+        <w:ind w:left="567" w:right="-1"/>
+        <w:jc w:val="both"/>
+        <w:rPr>
+          <w:rFonts w:ascii="Arial Narrow" w:eastAsia="Arial Narrow" w:hAnsi="Arial Narrow" w:cs="Arial Narrow"/>
+          <w:sz w:val="16"/>
+          <w:szCs w:val="16"/>
+        </w:rPr>
+      </w:pPr>
+      <w:r>
+        <w:rPr>
+          <w:rFonts w:ascii="Arial Narrow" w:eastAsia="Arial Narrow" w:hAnsi="Arial Narrow" w:cs="Arial Narrow"/>
+          <w:sz w:val="16"/>
+          <w:szCs w:val="16"/>
+        </w:rPr>
+        <w:t>En los contratos de consumo se observa lo siguiente:</w:t>
+      </w:r>
+    </w:p>
+    <w:p>
+      <w:pPr>
+        <w:pStyle w:val="Textonotapie"/>
+        <w:ind w:left="567" w:right="-1"/>
+        <w:jc w:val="both"/>
+        <w:rPr>
+          <w:rFonts w:ascii="Arial Narrow" w:eastAsia="Arial Narrow" w:hAnsi="Arial Narrow" w:cs="Arial Narrow"/>
+          <w:sz w:val="16"/>
+          <w:szCs w:val="16"/>
+        </w:rPr>
+      </w:pPr>
+      <w:r>
+        <w:rPr>
+          <w:rFonts w:ascii="Arial Narrow" w:eastAsia="Arial Narrow" w:hAnsi="Arial Narrow" w:cs="Arial Narrow"/>
+          <w:sz w:val="16"/>
+          <w:szCs w:val="16"/>
+        </w:rPr>
+        <w:t>(…)</w:t>
+      </w:r>
+    </w:p>
+    <w:p>
+      <w:pPr>
+        <w:pStyle w:val="Textonotapie"/>
+        <w:ind w:left="567" w:right="-1"/>
+        <w:jc w:val="both"/>
+        <w:rPr>
+          <w:rFonts w:ascii="Arial Narrow" w:eastAsia="Arial Narrow" w:hAnsi="Arial Narrow" w:cs="Arial Narrow"/>
+          <w:sz w:val="16"/>
+          <w:szCs w:val="16"/>
+        </w:rPr>
+      </w:pPr>
+      <w:r>
+        <w:rPr>
+          <w:rFonts w:ascii="Arial Narrow" w:eastAsia="Arial Narrow" w:hAnsi="Arial Narrow" w:cs="Arial Narrow"/>
+          <w:sz w:val="16"/>
+          <w:szCs w:val="16"/>
+        </w:rPr>
+        <w:t>e. Los proveedores deben entregar a los usuarios copia de los contratos y demás documentación relacionada con dichos actos jurídicos cuando estos hayan sido celebrados por escrito, incluidas las condiciones generales de la contratación. Asimismo, cuando el consumidor solicite copia física o virtual de estos, el proveedor debe entregar los documentos en un plazo máximo de quince días hábiles contados desde que recibió la solicitud. Los proveedores son responsables de dejar constancia de la entrega de los documentos al consumidor.</w:t>
+      </w:r>
+    </w:p>
     <w:p>
       <w:pPr>
         <w:pStyle w:val="Textonotapie"/>
@@ -7386,127 +7569,9 @@
           <w:szCs w:val="16"/>
         </w:rPr>
       </w:pPr>
-      <w:r>
-        <w:rPr>
-          <w:rStyle w:val="Refdenotaalpie"/>
-          <w:rFonts w:ascii="Arial Narrow" w:eastAsia="Arial Narrow" w:hAnsi="Arial Narrow" w:cs="Arial Narrow"/>
-          <w:sz w:val="16"/>
-          <w:szCs w:val="16"/>
-          <w:vertAlign w:val="superscript"/>
-        </w:rPr>
-        <w:footnoteRef/>
-      </w:r>
-      <w:r>
-        <w:rPr>
-          <w:rFonts w:ascii="Arial Narrow" w:eastAsia="Arial Narrow" w:hAnsi="Arial Narrow" w:cs="Arial Narrow"/>
-          <w:sz w:val="16"/>
-          <w:szCs w:val="16"/>
-        </w:rPr>
-        <w:t xml:space="preserve"> </w:t>
-      </w:r>
-      <w:r>
-        <w:rPr>
-          <w:rFonts w:ascii="Arial Narrow" w:eastAsia="Arial Narrow" w:hAnsi="Arial Narrow" w:cs="Arial Narrow"/>
-          <w:sz w:val="16"/>
-          <w:szCs w:val="16"/>
-        </w:rPr>
-        <w:tab/>
-      </w:r>
-      <w:r>
-        <w:rPr>
-          <w:rFonts w:ascii="Arial Narrow" w:eastAsia="Arial Narrow" w:hAnsi="Arial Narrow" w:cs="Arial Narrow"/>
-          <w:b/>
-          <w:bCs/>
-          <w:sz w:val="16"/>
-          <w:szCs w:val="16"/>
-        </w:rPr>
-        <w:t xml:space="preserve">LEY 29571, CÓDIGO DE PROTECCIÓN Y DEFENSA DEL CONSUMIDOR, publicado el 2 de setiembre de 2010 y modificado por Decreto Legislativo 1308 </w:t>
-      </w:r>
-    </w:p>
-    <w:p>
-      <w:pPr>
-        <w:pStyle w:val="Textonotapie"/>
-        <w:ind w:left="567" w:right="-1"/>
-        <w:jc w:val="both"/>
-        <w:rPr>
-          <w:rFonts w:ascii="Arial Narrow" w:eastAsia="Arial Narrow" w:hAnsi="Arial Narrow" w:cs="Arial Narrow"/>
-          <w:b/>
-          <w:bCs/>
-          <w:sz w:val="16"/>
-          <w:szCs w:val="16"/>
-        </w:rPr>
-      </w:pPr>
-      <w:r>
-        <w:rPr>
-          <w:rFonts w:ascii="Arial Narrow" w:eastAsia="Arial Narrow" w:hAnsi="Arial Narrow" w:cs="Arial Narrow"/>
-          <w:b/>
-          <w:bCs/>
-          <w:sz w:val="16"/>
-          <w:szCs w:val="16"/>
-        </w:rPr>
-        <w:t>Artículo 47.- Protección mínima del contrato de consumo</w:t>
-      </w:r>
-    </w:p>
-    <w:p>
-      <w:pPr>
-        <w:pStyle w:val="Textonotapie"/>
-        <w:ind w:left="567" w:right="-1"/>
-        <w:jc w:val="both"/>
-        <w:rPr>
-          <w:rFonts w:ascii="Arial Narrow" w:eastAsia="Arial Narrow" w:hAnsi="Arial Narrow" w:cs="Arial Narrow"/>
-          <w:sz w:val="16"/>
-          <w:szCs w:val="16"/>
-        </w:rPr>
-      </w:pPr>
-      <w:r>
-        <w:rPr>
-          <w:rFonts w:ascii="Arial Narrow" w:eastAsia="Arial Narrow" w:hAnsi="Arial Narrow" w:cs="Arial Narrow"/>
-          <w:sz w:val="16"/>
-          <w:szCs w:val="16"/>
-        </w:rPr>
-        <w:t>En los contratos de consumo se observa lo siguiente:</w:t>
-      </w:r>
-    </w:p>
-    <w:p>
-      <w:pPr>
-        <w:pStyle w:val="Textonotapie"/>
-        <w:ind w:left="567" w:right="-1"/>
-        <w:jc w:val="both"/>
-        <w:rPr>
-          <w:rFonts w:ascii="Arial Narrow" w:eastAsia="Arial Narrow" w:hAnsi="Arial Narrow" w:cs="Arial Narrow"/>
-          <w:sz w:val="16"/>
-          <w:szCs w:val="16"/>
-        </w:rPr>
-      </w:pPr>
-      <w:r>
-        <w:rPr>
-          <w:rFonts w:ascii="Arial Narrow" w:eastAsia="Arial Narrow" w:hAnsi="Arial Narrow" w:cs="Arial Narrow"/>
-          <w:sz w:val="16"/>
-          <w:szCs w:val="16"/>
-        </w:rPr>
-        <w:t>(…)</w:t>
-      </w:r>
-    </w:p>
-    <w:p>
-      <w:pPr>
-        <w:pStyle w:val="Textonotapie"/>
-        <w:ind w:left="567" w:right="-1"/>
-        <w:jc w:val="both"/>
-        <w:rPr>
-          <w:rFonts w:ascii="Arial Narrow" w:eastAsia="Arial Narrow" w:hAnsi="Arial Narrow" w:cs="Arial Narrow"/>
-          <w:sz w:val="16"/>
-          <w:szCs w:val="16"/>
-        </w:rPr>
-      </w:pPr>
-      <w:r>
-        <w:rPr>
-          <w:rFonts w:ascii="Arial Narrow" w:eastAsia="Arial Narrow" w:hAnsi="Arial Narrow" w:cs="Arial Narrow"/>
-          <w:sz w:val="16"/>
-          <w:szCs w:val="16"/>
-        </w:rPr>
-        <w:t>e. Los proveedores deben entregar a los usuarios copia de los contratos y demás documentación relacionada con dichos actos jurídicos cuando estos hayan sido celebrados por escrito, incluidas las condiciones generales de la contratación. Asimismo, cuando el consumidor solicite copia física o virtual de estos, el proveedor debe entregar los documentos en un plazo máximo de quince días hábiles contados desde que recibió la solicitud. Los proveedores son responsables de dejar constancia de la entrega de los documentos al consumidor.</w:t>
-      </w:r>
-    </w:p>
+    </w:p>
+  </w:footnote>
+  <w:footnote w:id="5">
     <w:p>
       <w:pPr>
         <w:pStyle w:val="Textonotapie"/>
@@ -7523,9 +7588,96 @@
           <w:szCs w:val="16"/>
         </w:rPr>
       </w:pPr>
-    </w:p>
-  </w:footnote>
-  <w:footnote w:id="5">
+      <w:r>
+        <w:rPr>
+          <w:rStyle w:val="Refdenotaalpie"/>
+          <w:rFonts w:ascii="Arial Narrow" w:eastAsia="Arial Narrow" w:hAnsi="Arial Narrow" w:cs="Arial Narrow"/>
+          <w:sz w:val="16"/>
+          <w:szCs w:val="16"/>
+          <w:vertAlign w:val="superscript"/>
+        </w:rPr>
+        <w:footnoteRef/>
+      </w:r>
+      <w:r>
+        <w:rPr>
+          <w:rFonts w:ascii="Arial Narrow" w:eastAsia="Arial Narrow" w:hAnsi="Arial Narrow" w:cs="Arial Narrow"/>
+          <w:sz w:val="16"/>
+          <w:szCs w:val="16"/>
+        </w:rPr>
+        <w:tab/>
+        <w:t xml:space="preserve"/>
+      </w:r>
+      <w:r>
+        <w:rPr>
+          <w:rFonts w:ascii="Arial Narrow" w:eastAsia="Arial Narrow" w:hAnsi="Arial Narrow" w:cs="Arial Narrow"/>
+          <w:sz w:val="16"/>
+          <w:szCs w:val="16"/>
+        </w:rPr>
+        <w:tab/>
+      </w:r>
+      <w:r>
+        <w:rPr>
+          <w:rFonts w:ascii="Arial Narrow" w:eastAsia="Arial Narrow" w:hAnsi="Arial Narrow" w:cs="Arial Narrow"/>
+          <w:b/>
+          <w:bCs/>
+          <w:sz w:val="16"/>
+          <w:szCs w:val="16"/>
+        </w:rPr>
+        <w:t xml:space="preserve">LEY 29571, CÓDIGO DE PROTECCIÓN Y DEFENSA DEL CONSUMIDOR, publicado el 2 de setiembre de 2010 y modificado por Decreto Legislativo 1308 </w:t>
+      </w:r>
+    </w:p>
+    <w:p>
+      <w:pPr>
+        <w:pStyle w:val="Textonotapie"/>
+        <w:ind w:left="567" w:right="-1"/>
+        <w:jc w:val="both"/>
+        <w:rPr>
+          <w:rFonts w:ascii="Arial Narrow" w:eastAsia="Arial Narrow" w:hAnsi="Arial Narrow" w:cs="Arial Narrow"/>
+          <w:b/>
+          <w:bCs/>
+          <w:sz w:val="16"/>
+          <w:szCs w:val="16"/>
+        </w:rPr>
+      </w:pPr>
+      <w:r>
+        <w:rPr>
+          <w:rFonts w:ascii="Arial Narrow" w:eastAsia="Arial Narrow" w:hAnsi="Arial Narrow" w:cs="Arial Narrow"/>
+          <w:b/>
+          <w:bCs/>
+          <w:sz w:val="16"/>
+          <w:szCs w:val="16"/>
+        </w:rPr>
+        <w:t>Artículo 88.- Reclamo de productos o servicios financieros y de seguros</w:t>
+      </w:r>
+    </w:p>
+    <w:p>
+      <w:pPr>
+        <w:pStyle w:val="Textonotapie"/>
+        <w:ind w:left="567" w:right="-1"/>
+        <w:jc w:val="both"/>
+        <w:rPr>
+          <w:rFonts w:ascii="Arial Narrow" w:eastAsia="Arial Narrow" w:hAnsi="Arial Narrow" w:cs="Arial Narrow"/>
+          <w:sz w:val="16"/>
+          <w:szCs w:val="16"/>
+        </w:rPr>
+      </w:pPr>
+      <w:r>
+        <w:rPr>
+          <w:rFonts w:ascii="Arial Narrow" w:eastAsia="Arial Narrow" w:hAnsi="Arial Narrow" w:cs="Arial Narrow"/>
+          <w:sz w:val="16"/>
+          <w:szCs w:val="16"/>
+        </w:rPr>
+        <w:t>88.1 Las entidades del sistema financiero y de seguros, en todas sus oficinas en la República, deben resolver los reclamos en un plazo no mayor de quince días hábiles. Excepcionalmente, la Superintendencia de Banca, Seguros y Administradoras Privadas de Fondos de Pensiones podrá establecer un plazo ampliatorio cuando la naturaleza y complejidad de la operación, producto o servicio materia del reclamo o requerimiento lo justifique, situación que debe ponerse en conocimiento del consumidor antes de la culminación del plazo inicial, sin perjuicio del derecho del consumidor de recurrir directamente ante la Autoridad de Consumo</w:t>
+      </w:r>
+      <w:r>
+        <w:rPr>
+          <w:rFonts w:ascii="Arial Narrow" w:eastAsia="Arial Narrow" w:hAnsi="Arial Narrow" w:cs="Arial Narrow"/>
+          <w:sz w:val="16"/>
+          <w:szCs w:val="16"/>
+        </w:rPr>
+        <w:t xml:space="preserve">. </w:t>
+      </w:r>
+    </w:p>
     <w:p>
       <w:pPr>
         <w:pStyle w:val="Textonotapie"/>
@@ -7542,95 +7694,9 @@
           <w:szCs w:val="16"/>
         </w:rPr>
       </w:pPr>
-      <w:r>
-        <w:rPr>
-          <w:rStyle w:val="Refdenotaalpie"/>
-          <w:rFonts w:ascii="Arial Narrow" w:eastAsia="Arial Narrow" w:hAnsi="Arial Narrow" w:cs="Arial Narrow"/>
-          <w:sz w:val="16"/>
-          <w:szCs w:val="16"/>
-          <w:vertAlign w:val="superscript"/>
-        </w:rPr>
-        <w:footnoteRef/>
-      </w:r>
-      <w:r>
-        <w:rPr>
-          <w:rFonts w:ascii="Arial Narrow" w:eastAsia="Arial Narrow" w:hAnsi="Arial Narrow" w:cs="Arial Narrow"/>
-          <w:sz w:val="16"/>
-          <w:szCs w:val="16"/>
-        </w:rPr>
-        <w:t xml:space="preserve"> </w:t>
-      </w:r>
-      <w:r>
-        <w:rPr>
-          <w:rFonts w:ascii="Arial Narrow" w:eastAsia="Arial Narrow" w:hAnsi="Arial Narrow" w:cs="Arial Narrow"/>
-          <w:sz w:val="16"/>
-          <w:szCs w:val="16"/>
-        </w:rPr>
-        <w:tab/>
-      </w:r>
-      <w:r>
-        <w:rPr>
-          <w:rFonts w:ascii="Arial Narrow" w:eastAsia="Arial Narrow" w:hAnsi="Arial Narrow" w:cs="Arial Narrow"/>
-          <w:b/>
-          <w:bCs/>
-          <w:sz w:val="16"/>
-          <w:szCs w:val="16"/>
-        </w:rPr>
-        <w:t xml:space="preserve">LEY 29571, CÓDIGO DE PROTECCIÓN Y DEFENSA DEL CONSUMIDOR, publicado el 2 de setiembre de 2010 y modificado por Decreto Legislativo 1308 </w:t>
-      </w:r>
-    </w:p>
-    <w:p>
-      <w:pPr>
-        <w:pStyle w:val="Textonotapie"/>
-        <w:ind w:left="567" w:right="-1"/>
-        <w:jc w:val="both"/>
-        <w:rPr>
-          <w:rFonts w:ascii="Arial Narrow" w:eastAsia="Arial Narrow" w:hAnsi="Arial Narrow" w:cs="Arial Narrow"/>
-          <w:b/>
-          <w:bCs/>
-          <w:sz w:val="16"/>
-          <w:szCs w:val="16"/>
-        </w:rPr>
-      </w:pPr>
-      <w:r>
-        <w:rPr>
-          <w:rFonts w:ascii="Arial Narrow" w:eastAsia="Arial Narrow" w:hAnsi="Arial Narrow" w:cs="Arial Narrow"/>
-          <w:b/>
-          <w:bCs/>
-          <w:sz w:val="16"/>
-          <w:szCs w:val="16"/>
-        </w:rPr>
-        <w:t>Artículo 88.- Reclamo de productos o servicios financieros y de seguros</w:t>
-      </w:r>
-    </w:p>
-    <w:p>
-      <w:pPr>
-        <w:pStyle w:val="Textonotapie"/>
-        <w:ind w:left="567" w:right="-1"/>
-        <w:jc w:val="both"/>
-        <w:rPr>
-          <w:rFonts w:ascii="Arial Narrow" w:eastAsia="Arial Narrow" w:hAnsi="Arial Narrow" w:cs="Arial Narrow"/>
-          <w:sz w:val="16"/>
-          <w:szCs w:val="16"/>
-        </w:rPr>
-      </w:pPr>
-      <w:r>
-        <w:rPr>
-          <w:rFonts w:ascii="Arial Narrow" w:eastAsia="Arial Narrow" w:hAnsi="Arial Narrow" w:cs="Arial Narrow"/>
-          <w:sz w:val="16"/>
-          <w:szCs w:val="16"/>
-        </w:rPr>
-        <w:t>88.1 Las entidades del sistema financiero y de seguros, en todas sus oficinas en la República, deben resolver los reclamos en un plazo no mayor de quince días hábiles. Excepcionalmente, la Superintendencia de Banca, Seguros y Administradoras Privadas de Fondos de Pensiones podrá establecer un plazo ampliatorio cuando la naturaleza y complejidad de la operación, producto o servicio materia del reclamo o requerimiento lo justifique, situación que debe ponerse en conocimiento del consumidor antes de la culminación del plazo inicial, sin perjuicio del derecho del consumidor de recurrir directamente ante la Autoridad de Consumo</w:t>
-      </w:r>
-      <w:r>
-        <w:rPr>
-          <w:rFonts w:ascii="Arial Narrow" w:eastAsia="Arial Narrow" w:hAnsi="Arial Narrow" w:cs="Arial Narrow"/>
-          <w:sz w:val="16"/>
-          <w:szCs w:val="16"/>
-        </w:rPr>
-        <w:t xml:space="preserve">. </w:t>
-      </w:r>
-    </w:p>
+    </w:p>
+  </w:footnote>
+  <w:footnote w:id="6">
     <w:p>
       <w:pPr>
         <w:pStyle w:val="Textonotapie"/>
@@ -7641,15 +7707,56 @@
         <w:jc w:val="both"/>
         <w:rPr>
           <w:rFonts w:ascii="Arial Narrow" w:eastAsia="Arial Narrow" w:hAnsi="Arial Narrow" w:cs="Arial Narrow"/>
+          <w:sz w:val="16"/>
+          <w:szCs w:val="16"/>
+        </w:rPr>
+      </w:pPr>
+      <w:r>
+        <w:rPr>
+          <w:rStyle w:val="Refdenotaalpie"/>
+          <w:rFonts w:ascii="Arial Narrow" w:eastAsia="Arial Narrow" w:hAnsi="Arial Narrow" w:cs="Arial Narrow"/>
+          <w:sz w:val="16"/>
+          <w:szCs w:val="16"/>
+          <w:vertAlign w:val="superscript"/>
+        </w:rPr>
+        <w:footnoteRef/>
+      </w:r>
+      <w:r>
+        <w:rPr>
+          <w:rFonts w:ascii="Arial Narrow" w:eastAsia="Arial Narrow" w:hAnsi="Arial Narrow" w:cs="Arial Narrow"/>
+          <w:sz w:val="16"/>
+          <w:szCs w:val="16"/>
+        </w:rPr>
+        <w:tab/>
+        <w:t xml:space="preserve"/>
+      </w:r>
+      <w:r>
+        <w:rPr>
+          <w:rFonts w:ascii="Arial Narrow" w:eastAsia="Arial Narrow" w:hAnsi="Arial Narrow" w:cs="Arial Narrow"/>
+          <w:sz w:val="16"/>
+          <w:szCs w:val="16"/>
+        </w:rPr>
+        <w:tab/>
+      </w:r>
+      <w:r>
+        <w:rPr>
+          <w:rFonts w:ascii="Arial Narrow" w:eastAsia="Arial Narrow" w:hAnsi="Arial Narrow" w:cs="Arial Narrow"/>
           <w:b/>
           <w:bCs/>
           <w:sz w:val="16"/>
           <w:szCs w:val="16"/>
         </w:rPr>
-      </w:pPr>
-    </w:p>
-  </w:footnote>
-  <w:footnote w:id="6">
+        <w:t>LEY SOBRE FACULTADES, NORMAS Y ORGANIZACIÓN DEL INDECOPI, APROBADA POR DECRETO LEGISLATIVO 807 Artículo 24.-</w:t>
+      </w:r>
+      <w:r>
+        <w:rPr>
+          <w:rFonts w:ascii="Arial Narrow" w:eastAsia="Arial Narrow" w:hAnsi="Arial Narrow" w:cs="Arial Narrow"/>
+          <w:sz w:val="16"/>
+          <w:szCs w:val="16"/>
+        </w:rPr>
+        <w:t xml:space="preserve"> El Secretario Técnico se encargará de la tramitación del procedimiento. Para ello, cuenta con las siguientes facultades:</w:t>
+      </w:r>
+    </w:p>
     <w:p>
       <w:pPr>
         <w:pStyle w:val="Textonotapie"/>
@@ -7666,47 +7773,12 @@
       </w:pPr>
       <w:r>
         <w:rPr>
-          <w:rStyle w:val="Refdenotaalpie"/>
-          <w:rFonts w:ascii="Arial Narrow" w:eastAsia="Arial Narrow" w:hAnsi="Arial Narrow" w:cs="Arial Narrow"/>
-          <w:sz w:val="16"/>
-          <w:szCs w:val="16"/>
-          <w:vertAlign w:val="superscript"/>
-        </w:rPr>
-        <w:footnoteRef/>
-      </w:r>
-      <w:r>
-        <w:rPr>
-          <w:rFonts w:ascii="Arial Narrow" w:eastAsia="Arial Narrow" w:hAnsi="Arial Narrow" w:cs="Arial Narrow"/>
-          <w:sz w:val="16"/>
-          <w:szCs w:val="16"/>
-        </w:rPr>
-        <w:t xml:space="preserve"> </w:t>
-      </w:r>
-      <w:r>
-        <w:rPr>
           <w:rFonts w:ascii="Arial Narrow" w:eastAsia="Arial Narrow" w:hAnsi="Arial Narrow" w:cs="Arial Narrow"/>
           <w:sz w:val="16"/>
           <w:szCs w:val="16"/>
         </w:rPr>
         <w:tab/>
-      </w:r>
-      <w:r>
-        <w:rPr>
-          <w:rFonts w:ascii="Arial Narrow" w:eastAsia="Arial Narrow" w:hAnsi="Arial Narrow" w:cs="Arial Narrow"/>
-          <w:b/>
-          <w:bCs/>
-          <w:sz w:val="16"/>
-          <w:szCs w:val="16"/>
-        </w:rPr>
-        <w:t>LEY SOBRE FACULTADES, NORMAS Y ORGANIZACIÓN DEL INDECOPI, APROBADA POR DECRETO LEGISLATIVO 807 Artículo 24.-</w:t>
-      </w:r>
-      <w:r>
-        <w:rPr>
-          <w:rFonts w:ascii="Arial Narrow" w:eastAsia="Arial Narrow" w:hAnsi="Arial Narrow" w:cs="Arial Narrow"/>
-          <w:sz w:val="16"/>
-          <w:szCs w:val="16"/>
-        </w:rPr>
-        <w:t xml:space="preserve"> El Secretario Técnico se encargará de la tramitación del procedimiento. Para ello, cuenta con las siguientes facultades:</w:t>
+        <w:t xml:space="preserve">(...) </w:t>
       </w:r>
     </w:p>
     <w:p>
@@ -7730,7 +7802,7 @@
           <w:szCs w:val="16"/>
         </w:rPr>
         <w:tab/>
-        <w:t xml:space="preserve">(...) </w:t>
+        <w:t xml:space="preserve">c) Admitir denuncias a trámite, en aquellos casos en que la Comisión le haya delegado esta facultad. </w:t>
       </w:r>
     </w:p>
     <w:p>
@@ -7754,7 +7826,7 @@
           <w:szCs w:val="16"/>
         </w:rPr>
         <w:tab/>
-        <w:t xml:space="preserve">c) Admitir denuncias a trámite, en aquellos casos en que la Comisión le haya delegado esta facultad. </w:t>
+        <w:t>(...).</w:t>
       </w:r>
     </w:p>
     <w:p>
@@ -7771,1562 +7843,9 @@
           <w:szCs w:val="16"/>
         </w:rPr>
       </w:pPr>
-      <w:r>
-        <w:rPr>
-          <w:rFonts w:ascii="Arial Narrow" w:eastAsia="Arial Narrow" w:hAnsi="Arial Narrow" w:cs="Arial Narrow"/>
-          <w:sz w:val="16"/>
-          <w:szCs w:val="16"/>
-        </w:rPr>
-        <w:tab/>
-        <w:t>(...).</w:t>
-      </w:r>
-    </w:p>
-    <w:p>
-      <w:pPr>
-        <w:pStyle w:val="Textonotapie"/>
-        <w:tabs>
-          <w:tab w:val="left" w:pos="567"/>
-        </w:tabs>
-        <w:ind w:left="567" w:right="-1" w:hanging="567"/>
-        <w:jc w:val="both"/>
-        <w:rPr>
-          <w:rFonts w:ascii="Arial Narrow" w:eastAsia="Arial Narrow" w:hAnsi="Arial Narrow" w:cs="Arial Narrow"/>
-          <w:sz w:val="16"/>
-          <w:szCs w:val="16"/>
-        </w:rPr>
-      </w:pPr>
-      <w:r>
-        <w:rPr>
-          <w:rFonts w:ascii="Arial Narrow" w:eastAsia="Arial Narrow" w:hAnsi="Arial Narrow" w:cs="Arial Narrow"/>
-          <w:sz w:val="16"/>
-          <w:szCs w:val="16"/>
-        </w:rPr>
-        <w:t xml:space="preserve">. </w:t>
-      </w:r>
-    </w:p>
-    <w:p>
-      <w:pPr>
-        <w:pStyle w:val="Textonotapie"/>
-        <w:tabs>
-          <w:tab w:val="left" w:pos="567"/>
-        </w:tabs>
-        <w:ind w:left="567" w:right="-1" w:hanging="567"/>
-        <w:jc w:val="both"/>
-        <w:rPr>
-          <w:rFonts w:ascii="Arial Narrow" w:eastAsia="Arial Narrow" w:hAnsi="Arial Narrow" w:cs="Arial Narrow"/>
-          <w:sz w:val="16"/>
-          <w:szCs w:val="16"/>
-        </w:rPr>
-      </w:pPr>
     </w:p>
   </w:footnote>
   <w:footnote w:id="7">
-    <w:p>
-      <w:pPr>
-        <w:pStyle w:val="Textonotapie"/>
-        <w:ind w:left="567" w:hanging="567"/>
-        <w:jc w:val="both"/>
-        <w:rPr>
-          <w:rFonts w:ascii="Arial Narrow" w:eastAsia="Arial Narrow" w:hAnsi="Arial Narrow" w:cs="Arial Narrow"/>
-          <w:sz w:val="16"/>
-          <w:szCs w:val="16"/>
-        </w:rPr>
-      </w:pPr>
-      <w:r>
-        <w:rPr>
-          <w:rStyle w:val="Refdenotaalpie"/>
-          <w:rFonts w:ascii="Arial Narrow" w:eastAsia="Arial Narrow" w:hAnsi="Arial Narrow" w:cs="Arial Narrow"/>
-          <w:sz w:val="16"/>
-          <w:szCs w:val="16"/>
-          <w:vertAlign w:val="superscript"/>
-        </w:rPr>
-        <w:footnoteRef/>
-      </w:r>
-      <w:r>
-        <w:rPr>
-          <w:rFonts w:ascii="Arial Narrow" w:eastAsia="Arial Narrow" w:hAnsi="Arial Narrow" w:cs="Arial Narrow"/>
-          <w:sz w:val="16"/>
-          <w:szCs w:val="16"/>
-        </w:rPr>
-        <w:t xml:space="preserve"> </w:t>
-      </w:r>
-      <w:r>
-        <w:rPr>
-          <w:rFonts w:ascii="Arial Narrow" w:eastAsia="Arial Narrow" w:hAnsi="Arial Narrow" w:cs="Arial Narrow"/>
-          <w:sz w:val="16"/>
-          <w:szCs w:val="16"/>
-        </w:rPr>
-        <w:tab/>
-        <w:t>El número de trabajadores se atenderá siempre que la empresa haya sido constituida antes de la vigencia de la Ley 30056, publicada el 2 de julio de 2013, que modificó el artículo 5 del Texto Único Ordenado de la Ley de Promoción de la Competitividad, Formalización y Desarrollo de la Micro y Pequeña Empresa y de Acceso al Empleo Decente (LEY MYPE). Ello, en la medida que la Tercera Disposición Complementaria Transitoria de la norma modificatoria precisa que las empresas constituidas antes de la entrada en vigencia de dicha Ley se rigen por los requisitos de acogimiento al régimen de las micro y pequeñas empresas regulados en el Decreto Legislativo 1086.</w:t>
-      </w:r>
-    </w:p>
-    <w:p>
-      <w:pPr>
-        <w:pStyle w:val="Textonotapie"/>
-        <w:ind w:left="567" w:hanging="567"/>
-        <w:jc w:val="both"/>
-        <w:rPr>
-          <w:rFonts w:ascii="Arial Narrow" w:eastAsia="Arial Narrow" w:hAnsi="Arial Narrow" w:cs="Arial Narrow"/>
-          <w:sz w:val="16"/>
-          <w:szCs w:val="16"/>
-        </w:rPr>
-      </w:pPr>
-    </w:p>
-  </w:footnote>
-  <w:footnote w:id="8">
-    <w:p>
-      <w:pPr>
-        <w:pStyle w:val="Textonotapie"/>
-        <w:ind w:left="567" w:hanging="567"/>
-        <w:jc w:val="both"/>
-        <w:rPr>
-          <w:rFonts w:ascii="Arial Narrow" w:eastAsia="Arial Narrow" w:hAnsi="Arial Narrow" w:cs="Arial Narrow"/>
-          <w:sz w:val="16"/>
-          <w:szCs w:val="16"/>
-        </w:rPr>
-      </w:pPr>
-      <w:r>
-        <w:rPr>
-          <w:rStyle w:val="Refdenotaalpie"/>
-          <w:rFonts w:ascii="Arial Narrow" w:eastAsia="Arial Narrow" w:hAnsi="Arial Narrow" w:cs="Arial Narrow"/>
-          <w:sz w:val="16"/>
-          <w:szCs w:val="16"/>
-          <w:vertAlign w:val="superscript"/>
-        </w:rPr>
-        <w:footnoteRef/>
-      </w:r>
-      <w:r>
-        <w:rPr>
-          <w:rFonts w:ascii="Arial Narrow" w:eastAsia="Arial Narrow" w:hAnsi="Arial Narrow" w:cs="Arial Narrow"/>
-          <w:sz w:val="16"/>
-          <w:szCs w:val="16"/>
-        </w:rPr>
-        <w:t xml:space="preserve"> </w:t>
-      </w:r>
-      <w:r>
-        <w:rPr>
-          <w:rFonts w:ascii="Arial Narrow" w:eastAsia="Arial Narrow" w:hAnsi="Arial Narrow" w:cs="Arial Narrow"/>
-          <w:sz w:val="16"/>
-          <w:szCs w:val="16"/>
-        </w:rPr>
-        <w:tab/>
-      </w:r>
-      <w:r>
-        <w:rPr>
-          <w:rFonts w:ascii="Arial Narrow" w:eastAsia="Arial Narrow" w:hAnsi="Arial Narrow" w:cs="Arial Narrow"/>
-          <w:b/>
-          <w:sz w:val="16"/>
-          <w:szCs w:val="16"/>
-        </w:rPr>
-        <w:t xml:space="preserve">LEY </w:t>
-      </w:r>
-      <w:r>
-        <w:rPr>
-          <w:rFonts w:ascii="Arial Narrow" w:eastAsia="Arial Narrow" w:hAnsi="Arial Narrow" w:cs="Arial Narrow"/>
-          <w:b/>
-          <w:sz w:val="16"/>
-          <w:szCs w:val="16"/>
-        </w:rPr>
-        <w:t>29571</w:t>
-      </w:r>
-      <w:r>
-        <w:rPr>
-          <w:rFonts w:ascii="Arial Narrow" w:eastAsia="Arial Narrow" w:hAnsi="Arial Narrow" w:cs="Arial Narrow"/>
-          <w:b/>
-          <w:sz w:val="16"/>
-          <w:szCs w:val="16"/>
-        </w:rPr>
-        <w:t>, CÓDIGO DE PROTECCIÓN Y DEFENSA DEL CONSUMIDOR</w:t>
-      </w:r>
-      <w:r>
-        <w:rPr>
-          <w:rFonts w:ascii="Arial Narrow" w:eastAsia="Arial Narrow" w:hAnsi="Arial Narrow" w:cs="Arial Narrow"/>
-          <w:b/>
-          <w:bCs/>
-          <w:sz w:val="16"/>
-          <w:szCs w:val="16"/>
-        </w:rPr>
-        <w:t xml:space="preserve">, </w:t>
-      </w:r>
-      <w:r>
-        <w:rPr>
-          <w:rFonts w:ascii="Arial Narrow" w:eastAsia="Arial Narrow" w:hAnsi="Arial Narrow" w:cs="Arial Narrow"/>
-          <w:b/>
-          <w:sz w:val="16"/>
-          <w:szCs w:val="16"/>
-        </w:rPr>
-        <w:t>publicado el 2 de setiembre de 2010 y modificado por Decreto Legislativo 1308</w:t>
-      </w:r>
-    </w:p>
-    <w:p>
-      <w:pPr>
-        <w:pStyle w:val="Textonotapie"/>
-        <w:ind w:left="567" w:hanging="567"/>
-        <w:jc w:val="both"/>
-        <w:rPr>
-          <w:rFonts w:ascii="Arial Narrow" w:eastAsia="Arial Narrow" w:hAnsi="Arial Narrow" w:cs="Arial Narrow"/>
-          <w:b/>
-          <w:bCs/>
-          <w:sz w:val="16"/>
-          <w:szCs w:val="16"/>
-        </w:rPr>
-      </w:pPr>
-      <w:r>
-        <w:rPr>
-          <w:rFonts w:ascii="Arial Narrow" w:eastAsia="Arial Narrow" w:hAnsi="Arial Narrow" w:cs="Arial Narrow"/>
-          <w:sz w:val="16"/>
-          <w:szCs w:val="16"/>
-        </w:rPr>
-        <w:tab/>
-      </w:r>
-      <w:r>
-        <w:rPr>
-          <w:rFonts w:ascii="Arial Narrow" w:eastAsia="Arial Narrow" w:hAnsi="Arial Narrow" w:cs="Arial Narrow"/>
-          <w:b/>
-          <w:bCs/>
-          <w:sz w:val="16"/>
-          <w:szCs w:val="16"/>
-        </w:rPr>
-        <w:t>Artículo 110.- Sanciones Administrativas</w:t>
-      </w:r>
-    </w:p>
-    <w:p>
-      <w:pPr>
-        <w:autoSpaceDE w:val="0"/>
-        <w:autoSpaceDN w:val="0"/>
-        <w:adjustRightInd w:val="0"/>
-        <w:spacing w:after="0" w:line="240" w:lineRule="auto"/>
-        <w:ind w:left="567"/>
-        <w:jc w:val="both"/>
-        <w:rPr>
-          <w:rFonts w:ascii="Arial Narrow" w:eastAsia="Arial Narrow" w:hAnsi="Arial Narrow" w:cs="Arial Narrow"/>
-          <w:sz w:val="16"/>
-          <w:szCs w:val="16"/>
-          <w:lang w:eastAsia="es-PE"/>
-        </w:rPr>
-      </w:pPr>
-      <w:r>
-        <w:rPr>
-          <w:rFonts w:ascii="Arial Narrow" w:eastAsia="Arial Narrow" w:hAnsi="Arial Narrow" w:cs="Arial Narrow"/>
-          <w:sz w:val="16"/>
-          <w:szCs w:val="16"/>
-          <w:lang w:eastAsia="es-PE"/>
-        </w:rPr>
-        <w:t>(…)</w:t>
-      </w:r>
-    </w:p>
-    <w:p>
-      <w:pPr>
-        <w:autoSpaceDE w:val="0"/>
-        <w:autoSpaceDN w:val="0"/>
-        <w:adjustRightInd w:val="0"/>
-        <w:spacing w:after="0" w:line="240" w:lineRule="auto"/>
-        <w:ind w:left="567"/>
-        <w:jc w:val="both"/>
-        <w:rPr>
-          <w:rFonts w:ascii="Arial Narrow" w:eastAsia="Arial Narrow" w:hAnsi="Arial Narrow" w:cs="Arial Narrow"/>
-          <w:sz w:val="16"/>
-          <w:szCs w:val="16"/>
-          <w:lang w:eastAsia="es-PE"/>
-        </w:rPr>
-      </w:pPr>
-      <w:r>
-        <w:rPr>
-          <w:rFonts w:ascii="Arial Narrow" w:eastAsia="Arial Narrow" w:hAnsi="Arial Narrow" w:cs="Arial Narrow"/>
-          <w:sz w:val="16"/>
-          <w:szCs w:val="16"/>
-          <w:lang w:eastAsia="es-PE"/>
-        </w:rPr>
-        <w:t>En el caso de las microempresas, la multa no puede superar el diez por ciento (10%) de las ventas o ingresos brutos percibidos por el infractor, relativos a todas sus actividades económicas, correspondientes al ejercicio inmediato anterior al de la expedición de la resolución de primera instancia, siempre que se haya acreditado dichos ingresos, no se encuentre en una situación de reincidencia y el caso no verse sobre la vida, salud o integridad de los consumidores. Para el caso de las pequeñas empresas, la multa no puede superar el veinte por ciento (20%) de las ventas o ingresos brutos percibidos por el infractor, conforme a los requisitos señalados anteriormente.</w:t>
-      </w:r>
-    </w:p>
-    <w:p>
-      <w:pPr>
-        <w:autoSpaceDE w:val="0"/>
-        <w:autoSpaceDN w:val="0"/>
-        <w:adjustRightInd w:val="0"/>
-        <w:spacing w:after="0" w:line="240" w:lineRule="auto"/>
-        <w:ind w:left="567"/>
-        <w:jc w:val="both"/>
-        <w:rPr>
-          <w:rFonts w:ascii="Arial Narrow" w:eastAsia="Arial Narrow" w:hAnsi="Arial Narrow" w:cs="Arial Narrow"/>
-          <w:sz w:val="16"/>
-          <w:szCs w:val="16"/>
-          <w:lang w:eastAsia="es-PE"/>
-        </w:rPr>
-      </w:pPr>
-      <w:r>
-        <w:rPr>
-          <w:rFonts w:ascii="Arial Narrow" w:eastAsia="Arial Narrow" w:hAnsi="Arial Narrow" w:cs="Arial Narrow"/>
-          <w:sz w:val="16"/>
-          <w:szCs w:val="16"/>
-          <w:lang w:eastAsia="es-PE"/>
-        </w:rPr>
-        <w:t>(…).</w:t>
-      </w:r>
-    </w:p>
-    <w:p>
-      <w:pPr>
-        <w:pStyle w:val="Textonotapie"/>
-        <w:ind w:left="567" w:hanging="567"/>
-        <w:jc w:val="both"/>
-        <w:rPr>
-          <w:rFonts w:ascii="Arial Narrow" w:eastAsia="Arial Narrow" w:hAnsi="Arial Narrow" w:cs="Arial Narrow"/>
-          <w:sz w:val="16"/>
-          <w:szCs w:val="16"/>
-        </w:rPr>
-      </w:pPr>
-    </w:p>
-  </w:footnote>
-  <w:footnote w:id="14">
-    <w:p>
-      <w:pPr>
-        <w:pStyle w:val="Textonotapie"/>
-        <w:ind w:left="567" w:hanging="567"/>
-        <w:jc w:val="both"/>
-        <w:rPr>
-          <w:rFonts w:ascii="Arial Narrow" w:eastAsia="Arial Narrow" w:hAnsi="Arial Narrow" w:cs="Arial Narrow"/>
-          <w:sz w:val="16"/>
-          <w:szCs w:val="16"/>
-        </w:rPr>
-      </w:pPr>
-      <w:r>
-        <w:rPr>
-          <w:rStyle w:val="Refdenotaalpie"/>
-          <w:rFonts w:ascii="Arial Narrow" w:eastAsia="Arial Narrow" w:hAnsi="Arial Narrow" w:cs="Arial Narrow"/>
-          <w:sz w:val="16"/>
-          <w:szCs w:val="16"/>
-          <w:vertAlign w:val="superscript"/>
-        </w:rPr>
-        <w:footnoteRef/>
-      </w:r>
-      <w:r>
-        <w:rPr>
-          <w:rFonts w:ascii="Arial Narrow" w:eastAsia="Arial Narrow" w:hAnsi="Arial Narrow" w:cs="Arial Narrow"/>
-          <w:sz w:val="16"/>
-          <w:szCs w:val="16"/>
-        </w:rPr>
-        <w:tab/>
-      </w:r>
-      <w:r>
-        <w:rPr>
-          <w:rFonts w:ascii="Arial Narrow" w:eastAsia="Arial Narrow" w:hAnsi="Arial Narrow" w:cs="Arial Narrow"/>
-          <w:b/>
-          <w:bCs/>
-          <w:sz w:val="16"/>
-          <w:szCs w:val="16"/>
-        </w:rPr>
-        <w:t xml:space="preserve">DECRETO LEGISLATIVO 807, LEY SOBRE FACULTADES, NORMAS Y ORGANIZACIÓN DEL INDECOPI, publicado el 18 de abril de 1996</w:t>
-      </w:r>
-    </w:p>
-    <w:p>
-      <w:pPr>
-        <w:pStyle w:val="Textonotapie"/>
-        <w:ind w:left="567" w:hanging="567"/>
-        <w:jc w:val="both"/>
-        <w:rPr>
-          <w:rFonts w:ascii="Arial Narrow" w:eastAsia="Arial Narrow" w:hAnsi="Arial Narrow" w:cs="Arial Narrow"/>
-          <w:sz w:val="16"/>
-          <w:szCs w:val="16"/>
-        </w:rPr>
-      </w:pPr>
-      <w:r>
-        <w:rPr>
-          <w:rFonts w:ascii="Arial Narrow" w:eastAsia="Arial Narrow" w:hAnsi="Arial Narrow" w:cs="Arial Narrow"/>
-          <w:sz w:val="16"/>
-          <w:szCs w:val="16"/>
-        </w:rPr>
-        <w:tab/>
-      </w:r>
-      <w:r>
-        <w:rPr>
-          <w:rFonts w:ascii="Arial Narrow" w:eastAsia="Arial Narrow" w:hAnsi="Arial Narrow" w:cs="Arial Narrow"/>
-          <w:b/>
-          <w:bCs/>
-          <w:sz w:val="16"/>
-          <w:szCs w:val="16"/>
-        </w:rPr>
-        <w:t xml:space="preserve">Artículo 26.-</w:t>
-      </w:r>
-      <w:r>
-        <w:rPr>
-          <w:rFonts w:ascii="Arial Narrow" w:eastAsia="Arial Narrow" w:hAnsi="Arial Narrow" w:cs="Arial Narrow"/>
-          <w:sz w:val="16"/>
-          <w:szCs w:val="16"/>
-        </w:rPr>
-        <w:t xml:space="preserve"> Una vez admitida a trámite la denuncia, se correrá traslado de la misma al denunciado, a fin de que éste presente su descargo. El plazo para la presentación del descargo será de cinco (5) días contados desde la notificación, vencido el cual, el Secretario Técnico declarará en rebeldía al denunciado que no lo hubiera presentado.</w:t>
-      </w:r>
-    </w:p>
-    <w:p>
-      <w:pPr>
-        <w:pStyle w:val="Textonotapie"/>
-        <w:ind w:left="567" w:hanging="567"/>
-        <w:jc w:val="both"/>
-        <w:rPr>
-          <w:rFonts w:ascii="Arial Narrow" w:eastAsia="Arial Narrow" w:hAnsi="Arial Narrow" w:cs="Arial Narrow"/>
-          <w:sz w:val="16"/>
-          <w:szCs w:val="16"/>
-        </w:rPr>
-      </w:pPr>
-    </w:p>
-  </w:footnote>
-  <w:footnote w:id="15">
-    <w:p>
-      <w:pPr>
-        <w:pStyle w:val="Textonotapie"/>
-        <w:ind w:left="567" w:hanging="567"/>
-        <w:jc w:val="both"/>
-        <w:rPr>
-          <w:rFonts w:ascii="Arial Narrow" w:eastAsia="Arial Narrow" w:hAnsi="Arial Narrow" w:cs="Arial Narrow"/>
-          <w:sz w:val="16"/>
-          <w:szCs w:val="16"/>
-        </w:rPr>
-      </w:pPr>
-      <w:r>
-        <w:rPr>
-          <w:rStyle w:val="Refdenotaalpie"/>
-          <w:rFonts w:ascii="Arial Narrow" w:eastAsia="Arial Narrow" w:hAnsi="Arial Narrow" w:cs="Arial Narrow"/>
-          <w:sz w:val="16"/>
-          <w:szCs w:val="16"/>
-          <w:vertAlign w:val="superscript"/>
-        </w:rPr>
-        <w:footnoteRef/>
-      </w:r>
-      <w:r>
-        <w:rPr>
-          <w:rFonts w:ascii="Arial Narrow" w:eastAsia="Arial Narrow" w:hAnsi="Arial Narrow" w:cs="Arial Narrow"/>
-          <w:sz w:val="16"/>
-          <w:szCs w:val="16"/>
-        </w:rPr>
-        <w:tab/>
-      </w:r>
-      <w:r>
-        <w:rPr>
-          <w:rFonts w:ascii="Arial Narrow" w:eastAsia="Arial Narrow" w:hAnsi="Arial Narrow" w:cs="Arial Narrow"/>
-          <w:b/>
-          <w:bCs/>
-          <w:sz w:val="16"/>
-          <w:szCs w:val="16"/>
-        </w:rPr>
-        <w:t xml:space="preserve">DECRETO SUPREMO 006-2026-JUS, TEXTO ÚNICO ORDENADO DE LA LEY 27444, LEY DEL PROCEDIMIENTO ADMINISTRATIVO GENERAL, publicado el 30 de abril de 2026</w:t>
-      </w:r>
-    </w:p>
-    <w:p>
-      <w:pPr>
-        <w:pStyle w:val="Textonotapie"/>
-        <w:ind w:left="567" w:hanging="567"/>
-        <w:jc w:val="both"/>
-        <w:rPr>
-          <w:rFonts w:ascii="Arial Narrow" w:eastAsia="Arial Narrow" w:hAnsi="Arial Narrow" w:cs="Arial Narrow"/>
-          <w:sz w:val="16"/>
-          <w:szCs w:val="16"/>
-        </w:rPr>
-      </w:pPr>
-      <w:r>
-        <w:rPr>
-          <w:rFonts w:ascii="Arial Narrow" w:eastAsia="Arial Narrow" w:hAnsi="Arial Narrow" w:cs="Arial Narrow"/>
-          <w:sz w:val="16"/>
-          <w:szCs w:val="16"/>
-        </w:rPr>
-        <w:tab/>
-      </w:r>
-      <w:r>
-        <w:rPr>
-          <w:rFonts w:ascii="Arial Narrow" w:eastAsia="Arial Narrow" w:hAnsi="Arial Narrow" w:cs="Arial Narrow"/>
-          <w:b/>
-          <w:bCs/>
-          <w:sz w:val="16"/>
-          <w:szCs w:val="16"/>
-        </w:rPr>
-        <w:t xml:space="preserve">Artículo 223.- Contestación de la reclamación</w:t>
-      </w:r>
-    </w:p>
-    <w:p>
-      <w:pPr>
-        <w:pStyle w:val="Textonotapie"/>
-        <w:ind w:left="567" w:hanging="567"/>
-        <w:jc w:val="both"/>
-        <w:rPr>
-          <w:rFonts w:ascii="Arial Narrow" w:eastAsia="Arial Narrow" w:hAnsi="Arial Narrow" w:cs="Arial Narrow"/>
-          <w:sz w:val="16"/>
-          <w:szCs w:val="16"/>
-        </w:rPr>
-      </w:pPr>
-      <w:r>
-        <w:rPr>
-          <w:rFonts w:ascii="Arial Narrow" w:eastAsia="Arial Narrow" w:hAnsi="Arial Narrow" w:cs="Arial Narrow"/>
-          <w:sz w:val="16"/>
-          <w:szCs w:val="16"/>
-        </w:rPr>
-        <w:tab/>
-      </w:r>
-      <w:r>
-        <w:rPr>
-          <w:rFonts w:ascii="Arial Narrow" w:eastAsia="Arial Narrow" w:hAnsi="Arial Narrow" w:cs="Arial Narrow"/>
-          <w:sz w:val="16"/>
-          <w:szCs w:val="16"/>
-        </w:rPr>
-        <w:t xml:space="preserve">223.1 El reclamado deberá presentar la contestación de la reclamación dentro de los quince (15) días posteriores a la notificación de ésta; vencido este plazo, la Administración declarará en rebeldía al reclamado que no la hubiera presentado. La contestación deberá contener los requisitos de los escritos previstos en el artículo 113 de la presente Ley, así como la absolución de todos los asuntos controvertidos de hecho y de derecho, Las alegaciones y los hechos relevantes de la reclamación, salvo que hayan sido específicamente negadas en la contestación, se tendrán por aceptadas o merituadas como ciertas.</w:t>
-      </w:r>
-    </w:p>
-    <w:p>
-      <w:pPr>
-        <w:pStyle w:val="Textonotapie"/>
-        <w:ind w:left="567" w:hanging="567"/>
-        <w:jc w:val="both"/>
-        <w:rPr>
-          <w:rFonts w:ascii="Arial Narrow" w:eastAsia="Arial Narrow" w:hAnsi="Arial Narrow" w:cs="Arial Narrow"/>
-          <w:sz w:val="16"/>
-          <w:szCs w:val="16"/>
-        </w:rPr>
-      </w:pPr>
-    </w:p>
-  </w:footnote>
-  <w:footnote w:id="9">
-    <w:p>
-      <w:pPr>
-        <w:spacing w:after="0" w:line="240" w:lineRule="auto"/>
-        <w:ind w:left="567" w:hanging="567"/>
-        <w:jc w:val="both"/>
-        <w:rPr>
-          <w:rFonts w:ascii="Arial Narrow" w:eastAsia="Arial Narrow" w:hAnsi="Arial Narrow" w:cs="Arial Narrow"/>
-          <w:sz w:val="16"/>
-          <w:szCs w:val="16"/>
-        </w:rPr>
-      </w:pPr>
-      <w:r>
-        <w:rPr>
-          <w:rStyle w:val="Refdenotaalpie"/>
-          <w:rFonts w:ascii="Arial Narrow" w:eastAsia="Arial Narrow" w:hAnsi="Arial Narrow" w:cs="Arial Narrow"/>
-          <w:sz w:val="16"/>
-          <w:szCs w:val="16"/>
-          <w:vertAlign w:val="superscript"/>
-        </w:rPr>
-        <w:footnoteRef/>
-      </w:r>
-      <w:r>
-        <w:rPr>
-          <w:rFonts w:ascii="Arial Narrow" w:eastAsia="Arial Narrow" w:hAnsi="Arial Narrow" w:cs="Arial Narrow"/>
-          <w:sz w:val="16"/>
-          <w:szCs w:val="16"/>
-          <w:vertAlign w:val="superscript"/>
-        </w:rPr>
-        <w:t xml:space="preserve"> </w:t>
-      </w:r>
-      <w:r>
-        <w:rPr>
-          <w:rFonts w:ascii="Arial Narrow" w:eastAsia="Arial Narrow" w:hAnsi="Arial Narrow" w:cs="Arial Narrow"/>
-          <w:sz w:val="16"/>
-          <w:szCs w:val="16"/>
-        </w:rPr>
-        <w:t xml:space="preserve"> </w:t>
-      </w:r>
-      <w:r>
-        <w:rPr>
-          <w:rFonts w:ascii="Arial Narrow" w:eastAsia="Arial Narrow" w:hAnsi="Arial Narrow" w:cs="Arial Narrow"/>
-          <w:sz w:val="16"/>
-          <w:szCs w:val="16"/>
-        </w:rPr>
-        <w:tab/>
-      </w:r>
-      <w:r>
-        <w:rPr>
-          <w:rFonts w:ascii="Arial Narrow" w:eastAsia="Arial Narrow" w:hAnsi="Arial Narrow" w:cs="Arial Narrow"/>
-          <w:b/>
-          <w:sz w:val="16"/>
-          <w:szCs w:val="16"/>
-        </w:rPr>
-        <w:t xml:space="preserve">LEY </w:t>
-      </w:r>
-      <w:r>
-        <w:rPr>
-          <w:rFonts w:ascii="Arial Narrow" w:eastAsia="Arial Narrow" w:hAnsi="Arial Narrow" w:cs="Arial Narrow"/>
-          <w:b/>
-          <w:sz w:val="16"/>
-          <w:szCs w:val="16"/>
-        </w:rPr>
-        <w:t>29571</w:t>
-      </w:r>
-      <w:r>
-        <w:rPr>
-          <w:rFonts w:ascii="Arial Narrow" w:eastAsia="Arial Narrow" w:hAnsi="Arial Narrow" w:cs="Arial Narrow"/>
-          <w:b/>
-          <w:sz w:val="16"/>
-          <w:szCs w:val="16"/>
-        </w:rPr>
-        <w:t>, CÓDIGO DE PROTECCIÓN Y DEFENSA DEL CONSUMIDOR</w:t>
-      </w:r>
-      <w:r>
-        <w:rPr>
-          <w:rFonts w:ascii="Arial Narrow" w:eastAsia="Arial Narrow" w:hAnsi="Arial Narrow" w:cs="Arial Narrow"/>
-          <w:b/>
-          <w:bCs/>
-          <w:sz w:val="16"/>
-          <w:szCs w:val="16"/>
-        </w:rPr>
-        <w:t xml:space="preserve">, </w:t>
-      </w:r>
-      <w:r>
-        <w:rPr>
-          <w:rFonts w:ascii="Arial Narrow" w:eastAsia="Arial Narrow" w:hAnsi="Arial Narrow" w:cs="Arial Narrow"/>
-          <w:b/>
-          <w:sz w:val="16"/>
-          <w:szCs w:val="16"/>
-        </w:rPr>
-        <w:t>publicado el 2 de setiembre de 2010 y modificado por Decreto Legislativo 1308</w:t>
-      </w:r>
-    </w:p>
-    <w:p>
-      <w:pPr>
-        <w:spacing w:after="0" w:line="240" w:lineRule="auto"/>
-        <w:ind w:left="567" w:hanging="567"/>
-        <w:jc w:val="both"/>
-        <w:rPr>
-          <w:rFonts w:ascii="Arial Narrow" w:eastAsia="Arial Narrow" w:hAnsi="Arial Narrow" w:cs="Arial Narrow"/>
-          <w:b/>
-          <w:sz w:val="16"/>
-          <w:szCs w:val="16"/>
-        </w:rPr>
-      </w:pPr>
-      <w:r>
-        <w:rPr>
-          <w:rFonts w:ascii="Arial Narrow" w:eastAsia="Arial Narrow" w:hAnsi="Arial Narrow" w:cs="Arial Narrow"/>
-          <w:b/>
-          <w:sz w:val="16"/>
-          <w:szCs w:val="16"/>
-        </w:rPr>
-        <w:tab/>
-        <w:t>Artículo 110.- Sanciones administrativas</w:t>
-      </w:r>
-    </w:p>
-    <w:p>
-      <w:pPr>
-        <w:spacing w:after="0" w:line="240" w:lineRule="auto"/>
-        <w:ind w:left="567"/>
-        <w:jc w:val="both"/>
-        <w:rPr>
-          <w:rFonts w:ascii="Arial Narrow" w:eastAsia="Arial Narrow" w:hAnsi="Arial Narrow" w:cs="Arial Narrow"/>
-          <w:sz w:val="16"/>
-          <w:szCs w:val="16"/>
-        </w:rPr>
-      </w:pPr>
-      <w:r>
-        <w:rPr>
-          <w:rFonts w:ascii="Arial Narrow" w:eastAsia="Arial Narrow" w:hAnsi="Arial Narrow" w:cs="Arial Narrow"/>
-          <w:sz w:val="16"/>
-          <w:szCs w:val="16"/>
-        </w:rPr>
-        <w:t>El órgano resolutivo puede sancionar las infracciones administrativas a que se refiere el artículo 108 con amonestación y multas de hasta cuatrocientos cincuenta (450) Unidades Impositivas Tributarias (UIT), las cuales son calificadas de la siguiente manera:</w:t>
-      </w:r>
-    </w:p>
-    <w:p>
-      <w:pPr>
-        <w:numPr>
-          <w:ilvl w:val="0"/>
-          <w:numId w:val="2"/>
-        </w:numPr>
-        <w:spacing w:after="0" w:line="240" w:lineRule="auto"/>
-        <w:ind w:left="426" w:firstLine="141"/>
-        <w:jc w:val="both"/>
-        <w:rPr>
-          <w:rFonts w:ascii="Arial Narrow" w:eastAsia="Arial Narrow" w:hAnsi="Arial Narrow" w:cs="Arial Narrow"/>
-          <w:sz w:val="16"/>
-          <w:szCs w:val="16"/>
-        </w:rPr>
-      </w:pPr>
-      <w:r>
-        <w:rPr>
-          <w:rFonts w:ascii="Arial Narrow" w:eastAsia="Arial Narrow" w:hAnsi="Arial Narrow" w:cs="Arial Narrow"/>
-          <w:sz w:val="16"/>
-          <w:szCs w:val="16"/>
-        </w:rPr>
-        <w:t>Infracciones leves, con una amonestación o con una multa de hasta cincuenta (50) UIT.</w:t>
-      </w:r>
-    </w:p>
-    <w:p>
-      <w:pPr>
-        <w:numPr>
-          <w:ilvl w:val="0"/>
-          <w:numId w:val="2"/>
-        </w:numPr>
-        <w:spacing w:after="0" w:line="240" w:lineRule="auto"/>
-        <w:ind w:left="426" w:firstLine="141"/>
-        <w:jc w:val="both"/>
-        <w:rPr>
-          <w:rFonts w:ascii="Arial Narrow" w:eastAsia="Arial Narrow" w:hAnsi="Arial Narrow" w:cs="Arial Narrow"/>
-          <w:sz w:val="16"/>
-          <w:szCs w:val="16"/>
-        </w:rPr>
-      </w:pPr>
-      <w:r>
-        <w:rPr>
-          <w:rFonts w:ascii="Arial Narrow" w:eastAsia="Arial Narrow" w:hAnsi="Arial Narrow" w:cs="Arial Narrow"/>
-          <w:sz w:val="16"/>
-          <w:szCs w:val="16"/>
-        </w:rPr>
-        <w:t>Infracciones graves, con una multa de hasta ciento cincuenta (150) UIT.</w:t>
-      </w:r>
-    </w:p>
-    <w:p>
-      <w:pPr>
-        <w:numPr>
-          <w:ilvl w:val="0"/>
-          <w:numId w:val="2"/>
-        </w:numPr>
-        <w:spacing w:after="0" w:line="240" w:lineRule="auto"/>
-        <w:ind w:left="426" w:firstLine="141"/>
-        <w:jc w:val="both"/>
-        <w:rPr>
-          <w:rFonts w:ascii="Arial Narrow" w:eastAsia="Arial Narrow" w:hAnsi="Arial Narrow" w:cs="Arial Narrow"/>
-          <w:sz w:val="16"/>
-          <w:szCs w:val="16"/>
-        </w:rPr>
-      </w:pPr>
-      <w:r>
-        <w:rPr>
-          <w:rFonts w:ascii="Arial Narrow" w:eastAsia="Arial Narrow" w:hAnsi="Arial Narrow" w:cs="Arial Narrow"/>
-          <w:sz w:val="16"/>
-          <w:szCs w:val="16"/>
-        </w:rPr>
-        <w:t>Infracciones muy graves, con una multa de hasta cuatrocientos cincuenta (450) UIT.</w:t>
-      </w:r>
-    </w:p>
-    <w:p>
-      <w:pPr>
-        <w:spacing w:after="0" w:line="240" w:lineRule="auto"/>
-        <w:ind w:left="567"/>
-        <w:jc w:val="both"/>
-        <w:rPr>
-          <w:rFonts w:ascii="Arial Narrow" w:eastAsia="Arial Narrow" w:hAnsi="Arial Narrow" w:cs="Arial Narrow"/>
-          <w:sz w:val="16"/>
-          <w:szCs w:val="16"/>
-        </w:rPr>
-      </w:pPr>
-      <w:r>
-        <w:rPr>
-          <w:rFonts w:ascii="Arial Narrow" w:eastAsia="Arial Narrow" w:hAnsi="Arial Narrow" w:cs="Arial Narrow"/>
-          <w:sz w:val="16"/>
-          <w:szCs w:val="16"/>
-        </w:rPr>
-        <w:t>(…).</w:t>
-      </w:r>
-    </w:p>
-    <w:p>
-      <w:pPr>
-        <w:spacing w:after="0" w:line="240" w:lineRule="auto"/>
-        <w:ind w:left="567" w:hanging="567"/>
-        <w:jc w:val="both"/>
-        <w:rPr>
-          <w:rFonts w:ascii="Arial Narrow" w:eastAsia="Arial Narrow" w:hAnsi="Arial Narrow" w:cs="Arial Narrow"/>
-          <w:sz w:val="16"/>
-          <w:szCs w:val="16"/>
-        </w:rPr>
-      </w:pPr>
-    </w:p>
-  </w:footnote>
-  <w:footnote w:id="10">
-    <w:p>
-      <w:pPr>
-        <w:spacing w:after="0" w:line="240" w:lineRule="auto"/>
-        <w:ind w:left="567" w:hanging="567"/>
-        <w:jc w:val="both"/>
-        <w:rPr>
-          <w:rFonts w:ascii="Arial Narrow" w:eastAsia="Arial Narrow" w:hAnsi="Arial Narrow" w:cs="Arial Narrow"/>
-          <w:b/>
-          <w:sz w:val="16"/>
-          <w:szCs w:val="16"/>
-        </w:rPr>
-      </w:pPr>
-      <w:r>
-        <w:rPr>
-          <w:rStyle w:val="Refdenotaalpie"/>
-          <w:rFonts w:ascii="Arial Narrow" w:eastAsia="Arial Narrow" w:hAnsi="Arial Narrow" w:cs="Arial Narrow"/>
-          <w:sz w:val="16"/>
-          <w:szCs w:val="16"/>
-          <w:vertAlign w:val="superscript"/>
-        </w:rPr>
-        <w:footnoteRef/>
-      </w:r>
-      <w:r>
-        <w:rPr>
-          <w:rFonts w:ascii="Arial Narrow" w:eastAsia="Arial Narrow" w:hAnsi="Arial Narrow" w:cs="Arial Narrow"/>
-          <w:sz w:val="16"/>
-          <w:szCs w:val="16"/>
-        </w:rPr>
-        <w:t xml:space="preserve"> </w:t>
-      </w:r>
-      <w:r>
-        <w:rPr>
-          <w:rFonts w:ascii="Arial Narrow" w:eastAsia="Arial Narrow" w:hAnsi="Arial Narrow" w:cs="Arial Narrow"/>
-          <w:sz w:val="16"/>
-          <w:szCs w:val="16"/>
-        </w:rPr>
-        <w:tab/>
-      </w:r>
-      <w:r>
-        <w:rPr>
-          <w:rFonts w:ascii="Arial Narrow" w:eastAsia="Arial Narrow" w:hAnsi="Arial Narrow" w:cs="Arial Narrow"/>
-          <w:b/>
-          <w:sz w:val="16"/>
-          <w:szCs w:val="16"/>
-        </w:rPr>
-        <w:t xml:space="preserve">LEY </w:t>
-      </w:r>
-      <w:r>
-        <w:rPr>
-          <w:rFonts w:ascii="Arial Narrow" w:eastAsia="Arial Narrow" w:hAnsi="Arial Narrow" w:cs="Arial Narrow"/>
-          <w:b/>
-          <w:sz w:val="16"/>
-          <w:szCs w:val="16"/>
-        </w:rPr>
-        <w:t>29571</w:t>
-      </w:r>
-      <w:r>
-        <w:rPr>
-          <w:rFonts w:ascii="Arial Narrow" w:eastAsia="Arial Narrow" w:hAnsi="Arial Narrow" w:cs="Arial Narrow"/>
-          <w:b/>
-          <w:sz w:val="16"/>
-          <w:szCs w:val="16"/>
-        </w:rPr>
-        <w:t>, CÓDIGO DE PROTECCIÓN Y DEFENSA DEL CONSUMIDOR</w:t>
-      </w:r>
-      <w:r>
-        <w:rPr>
-          <w:rFonts w:ascii="Arial Narrow" w:eastAsia="Arial Narrow" w:hAnsi="Arial Narrow" w:cs="Arial Narrow"/>
-          <w:b/>
-          <w:bCs/>
-          <w:sz w:val="16"/>
-          <w:szCs w:val="16"/>
-        </w:rPr>
-        <w:t xml:space="preserve">, </w:t>
-      </w:r>
-      <w:r>
-        <w:rPr>
-          <w:rFonts w:ascii="Arial Narrow" w:eastAsia="Arial Narrow" w:hAnsi="Arial Narrow" w:cs="Arial Narrow"/>
-          <w:b/>
-          <w:sz w:val="16"/>
-          <w:szCs w:val="16"/>
-        </w:rPr>
-        <w:t>publicado el 2 de setiembre de 2010 y modificado por Decreto Legislativo 1308</w:t>
-      </w:r>
-    </w:p>
-    <w:p>
-      <w:pPr>
-        <w:spacing w:after="0" w:line="240" w:lineRule="auto"/>
-        <w:ind w:left="567"/>
-        <w:jc w:val="both"/>
-        <w:rPr>
-          <w:rFonts w:ascii="Arial Narrow" w:eastAsia="Arial Narrow" w:hAnsi="Arial Narrow" w:cs="Arial Narrow"/>
-          <w:sz w:val="16"/>
-          <w:szCs w:val="16"/>
-        </w:rPr>
-      </w:pPr>
-      <w:r>
-        <w:rPr>
-          <w:rFonts w:ascii="Arial Narrow" w:eastAsia="Arial Narrow" w:hAnsi="Arial Narrow" w:cs="Arial Narrow"/>
-          <w:b/>
-          <w:sz w:val="16"/>
-          <w:szCs w:val="16"/>
-        </w:rPr>
-        <w:t>Artículo 114.- Medidas correctivas</w:t>
-      </w:r>
-    </w:p>
-    <w:p>
-      <w:pPr>
-        <w:spacing w:after="0" w:line="240" w:lineRule="auto"/>
-        <w:ind w:left="567"/>
-        <w:jc w:val="both"/>
-        <w:rPr>
-          <w:rFonts w:ascii="Arial Narrow" w:eastAsia="Arial Narrow" w:hAnsi="Arial Narrow" w:cs="Arial Narrow"/>
-          <w:sz w:val="16"/>
-          <w:szCs w:val="16"/>
-        </w:rPr>
-      </w:pPr>
-      <w:r>
-        <w:rPr>
-          <w:rFonts w:ascii="Arial Narrow" w:eastAsia="Arial Narrow" w:hAnsi="Arial Narrow" w:cs="Arial Narrow"/>
-          <w:sz w:val="16"/>
-          <w:szCs w:val="16"/>
-        </w:rPr>
-        <w:t xml:space="preserve">Sin perjuicio de la sanción administrativa que corresponda al proveedor por una infracción al presente Código, el Indecopi puede dictar, en calidad de mandatos, medidas correctivas reparadoras y complementarias. </w:t>
-      </w:r>
-    </w:p>
-    <w:p>
-      <w:pPr>
-        <w:spacing w:after="0" w:line="240" w:lineRule="auto"/>
-        <w:ind w:left="567" w:hanging="567"/>
-        <w:jc w:val="both"/>
-        <w:rPr>
-          <w:rFonts w:ascii="Arial Narrow" w:eastAsia="Arial Narrow" w:hAnsi="Arial Narrow" w:cs="Arial Narrow"/>
-          <w:sz w:val="16"/>
-          <w:szCs w:val="16"/>
-        </w:rPr>
-      </w:pPr>
-      <w:r>
-        <w:rPr>
-          <w:rFonts w:ascii="Arial Narrow" w:eastAsia="Arial Narrow" w:hAnsi="Arial Narrow" w:cs="Arial Narrow"/>
-          <w:sz w:val="16"/>
-          <w:szCs w:val="16"/>
-        </w:rPr>
-        <w:tab/>
-        <w:t xml:space="preserve">Las medidas correctivas reparadoras pueden dictarse a pedido de parte o de oficio, siempre y cuando sean expresamente informadas sobre esa posibilidad en la notificación de cargo al proveedor por la autoridad encargada del procedimiento. </w:t>
-      </w:r>
-    </w:p>
-    <w:p>
-      <w:pPr>
-        <w:spacing w:after="0" w:line="240" w:lineRule="auto"/>
-        <w:ind w:left="567" w:hanging="567"/>
-        <w:jc w:val="both"/>
-        <w:rPr>
-          <w:rFonts w:ascii="Arial Narrow" w:eastAsia="Arial Narrow" w:hAnsi="Arial Narrow" w:cs="Arial Narrow"/>
-          <w:sz w:val="16"/>
-          <w:szCs w:val="16"/>
-        </w:rPr>
-      </w:pPr>
-      <w:r>
-        <w:rPr>
-          <w:rFonts w:ascii="Arial Narrow" w:eastAsia="Arial Narrow" w:hAnsi="Arial Narrow" w:cs="Arial Narrow"/>
-          <w:sz w:val="16"/>
-          <w:szCs w:val="16"/>
-        </w:rPr>
-        <w:tab/>
-        <w:t>Las medidas correctivas complementarias pueden dictarse de oficio o a pedido de parte.</w:t>
-      </w:r>
-    </w:p>
-    <w:p>
-      <w:pPr>
-        <w:spacing w:after="0" w:line="240" w:lineRule="auto"/>
-        <w:ind w:left="567" w:hanging="567"/>
-        <w:jc w:val="both"/>
-        <w:rPr>
-          <w:rFonts w:ascii="Arial Narrow" w:eastAsia="Arial Narrow" w:hAnsi="Arial Narrow" w:cs="Arial Narrow"/>
-          <w:sz w:val="16"/>
-          <w:szCs w:val="16"/>
-        </w:rPr>
-      </w:pPr>
-    </w:p>
-    <w:p>
-      <w:pPr>
-        <w:spacing w:after="0" w:line="240" w:lineRule="auto"/>
-        <w:ind w:left="567" w:hanging="567"/>
-        <w:jc w:val="both"/>
-        <w:rPr>
-          <w:rFonts w:ascii="Arial Narrow" w:eastAsia="Arial Narrow" w:hAnsi="Arial Narrow" w:cs="Arial Narrow"/>
-          <w:sz w:val="16"/>
-          <w:szCs w:val="16"/>
-        </w:rPr>
-      </w:pPr>
-      <w:r>
-        <w:rPr>
-          <w:rFonts w:ascii="Arial Narrow" w:eastAsia="Arial Narrow" w:hAnsi="Arial Narrow" w:cs="Arial Narrow"/>
-          <w:b/>
-          <w:sz w:val="16"/>
-          <w:szCs w:val="16"/>
-        </w:rPr>
-        <w:tab/>
-        <w:t>Artículo 115.- Medidas correctivas reparadoras</w:t>
-      </w:r>
-    </w:p>
-    <w:p>
-      <w:pPr>
-        <w:spacing w:after="0" w:line="240" w:lineRule="auto"/>
-        <w:ind w:left="567" w:hanging="283"/>
-        <w:jc w:val="both"/>
-        <w:rPr>
-          <w:rFonts w:ascii="Arial Narrow" w:eastAsia="Arial Narrow" w:hAnsi="Arial Narrow" w:cs="Arial Narrow"/>
-          <w:sz w:val="16"/>
-          <w:szCs w:val="16"/>
-        </w:rPr>
-      </w:pPr>
-      <w:r>
-        <w:rPr>
-          <w:rFonts w:ascii="Arial Narrow" w:eastAsia="Arial Narrow" w:hAnsi="Arial Narrow" w:cs="Arial Narrow"/>
-          <w:sz w:val="16"/>
-          <w:szCs w:val="16"/>
-        </w:rPr>
-        <w:tab/>
-        <w:t>115.1 Las medidas correctivas reparadoras tienen el objeto de resarcir las consecuencias patrimoniales directas e inmediatas ocasionadas al consumidor por la infracción administrativa a su estado anterior. En caso el órgano resolutivo dicte una o varias medidas correctivas, debe considerar lo acordado por las partes durante la relación de consumo. Las medidas correctivas reparadoras pueden consistir en ordenar al proveedor infractor lo siguiente:</w:t>
-      </w:r>
-    </w:p>
-    <w:p>
-      <w:pPr>
-        <w:numPr>
-          <w:ilvl w:val="0"/>
-          <w:numId w:val="1"/>
-        </w:numPr>
-        <w:spacing w:after="0" w:line="240" w:lineRule="auto"/>
-        <w:ind w:left="567" w:firstLine="0"/>
-        <w:jc w:val="both"/>
-        <w:rPr>
-          <w:rFonts w:ascii="Arial Narrow" w:eastAsia="Arial Narrow" w:hAnsi="Arial Narrow" w:cs="Arial Narrow"/>
-          <w:sz w:val="16"/>
-          <w:szCs w:val="16"/>
-        </w:rPr>
-      </w:pPr>
-      <w:r>
-        <w:rPr>
-          <w:rFonts w:ascii="Arial Narrow" w:eastAsia="Arial Narrow" w:hAnsi="Arial Narrow" w:cs="Arial Narrow"/>
-          <w:sz w:val="16"/>
-          <w:szCs w:val="16"/>
-        </w:rPr>
-        <w:t>Reparar productos.</w:t>
-      </w:r>
-    </w:p>
-    <w:p>
-      <w:pPr>
-        <w:numPr>
-          <w:ilvl w:val="0"/>
-          <w:numId w:val="1"/>
-        </w:numPr>
-        <w:spacing w:after="0" w:line="240" w:lineRule="auto"/>
-        <w:ind w:left="567" w:firstLine="0"/>
-        <w:jc w:val="both"/>
-        <w:rPr>
-          <w:rFonts w:ascii="Arial Narrow" w:eastAsia="Arial Narrow" w:hAnsi="Arial Narrow" w:cs="Arial Narrow"/>
-          <w:sz w:val="16"/>
-          <w:szCs w:val="16"/>
-        </w:rPr>
-      </w:pPr>
-      <w:r>
-        <w:rPr>
-          <w:rFonts w:ascii="Arial Narrow" w:eastAsia="Arial Narrow" w:hAnsi="Arial Narrow" w:cs="Arial Narrow"/>
-          <w:sz w:val="16"/>
-          <w:szCs w:val="16"/>
-        </w:rPr>
-        <w:t>Cambiar productos por otros de idénticas o similares características, cuando la reparación no sea posible o no resulte razonable según las circunstancias.</w:t>
-      </w:r>
-    </w:p>
-    <w:p>
-      <w:pPr>
-        <w:numPr>
-          <w:ilvl w:val="0"/>
-          <w:numId w:val="1"/>
-        </w:numPr>
-        <w:spacing w:after="0" w:line="240" w:lineRule="auto"/>
-        <w:ind w:left="567" w:firstLine="0"/>
-        <w:jc w:val="both"/>
-        <w:rPr>
-          <w:rFonts w:ascii="Arial Narrow" w:eastAsia="Arial Narrow" w:hAnsi="Arial Narrow" w:cs="Arial Narrow"/>
-          <w:sz w:val="16"/>
-          <w:szCs w:val="16"/>
-        </w:rPr>
-      </w:pPr>
-      <w:r>
-        <w:rPr>
-          <w:rFonts w:ascii="Arial Narrow" w:eastAsia="Arial Narrow" w:hAnsi="Arial Narrow" w:cs="Arial Narrow"/>
-          <w:sz w:val="16"/>
-          <w:szCs w:val="16"/>
-        </w:rPr>
-        <w:t>Entregar un producto de idénticas características o, cuando esto no resulte posible, de similares características, en los supuestos de pérdida o deterioro atribuible al proveedor y siempre que exista interés del consumidor.</w:t>
-      </w:r>
-    </w:p>
-    <w:p>
-      <w:pPr>
-        <w:numPr>
-          <w:ilvl w:val="0"/>
-          <w:numId w:val="1"/>
-        </w:numPr>
-        <w:spacing w:after="0" w:line="240" w:lineRule="auto"/>
-        <w:ind w:left="567" w:firstLine="0"/>
-        <w:jc w:val="both"/>
-        <w:rPr>
-          <w:rFonts w:ascii="Arial Narrow" w:eastAsia="Arial Narrow" w:hAnsi="Arial Narrow" w:cs="Arial Narrow"/>
-          <w:sz w:val="16"/>
-          <w:szCs w:val="16"/>
-        </w:rPr>
-      </w:pPr>
-      <w:r>
-        <w:rPr>
-          <w:rFonts w:ascii="Arial Narrow" w:eastAsia="Arial Narrow" w:hAnsi="Arial Narrow" w:cs="Arial Narrow"/>
-          <w:sz w:val="16"/>
-          <w:szCs w:val="16"/>
-        </w:rPr>
-        <w:t>Cumplir con ejecutar la prestación u obligación asumida; y si esto no resulte posible o no sea razonable, otra de efectos equivalentes, incluyendo prestaciones dinerarias.</w:t>
-      </w:r>
-    </w:p>
-    <w:p>
-      <w:pPr>
-        <w:numPr>
-          <w:ilvl w:val="0"/>
-          <w:numId w:val="1"/>
-        </w:numPr>
-        <w:spacing w:after="0" w:line="240" w:lineRule="auto"/>
-        <w:ind w:left="567" w:firstLine="0"/>
-        <w:jc w:val="both"/>
-        <w:rPr>
-          <w:rFonts w:ascii="Arial Narrow" w:eastAsia="Arial Narrow" w:hAnsi="Arial Narrow" w:cs="Arial Narrow"/>
-          <w:sz w:val="16"/>
-          <w:szCs w:val="16"/>
-        </w:rPr>
-      </w:pPr>
-      <w:r>
-        <w:rPr>
-          <w:rFonts w:ascii="Arial Narrow" w:eastAsia="Arial Narrow" w:hAnsi="Arial Narrow" w:cs="Arial Narrow"/>
-          <w:sz w:val="16"/>
-          <w:szCs w:val="16"/>
-        </w:rPr>
-        <w:t>Cumplir con ejecutar otras prestaciones u obligaciones legales o convencionales a su cargo.</w:t>
-      </w:r>
-    </w:p>
-    <w:p>
-      <w:pPr>
-        <w:numPr>
-          <w:ilvl w:val="0"/>
-          <w:numId w:val="1"/>
-        </w:numPr>
-        <w:spacing w:after="0" w:line="240" w:lineRule="auto"/>
-        <w:ind w:left="567" w:firstLine="0"/>
-        <w:jc w:val="both"/>
-        <w:rPr>
-          <w:rFonts w:ascii="Arial Narrow" w:eastAsia="Arial Narrow" w:hAnsi="Arial Narrow" w:cs="Arial Narrow"/>
-          <w:sz w:val="16"/>
-          <w:szCs w:val="16"/>
-        </w:rPr>
-      </w:pPr>
-      <w:r>
-        <w:rPr>
-          <w:rFonts w:ascii="Arial Narrow" w:eastAsia="Arial Narrow" w:hAnsi="Arial Narrow" w:cs="Arial Narrow"/>
-          <w:sz w:val="16"/>
-          <w:szCs w:val="16"/>
-        </w:rPr>
-        <w:t>Devolver la contraprestación pagada por el consumidor, más los intereses legales correspondientes, cuando la reparación, reposición, o cumplimiento de la prestación u obligación, según sea el caso, no resulte posible o no sea razonable según las circunstancias.</w:t>
-      </w:r>
-    </w:p>
-    <w:p>
-      <w:pPr>
-        <w:numPr>
-          <w:ilvl w:val="0"/>
-          <w:numId w:val="1"/>
-        </w:numPr>
-        <w:spacing w:after="0" w:line="240" w:lineRule="auto"/>
-        <w:ind w:left="567" w:firstLine="0"/>
-        <w:jc w:val="both"/>
-        <w:rPr>
-          <w:rFonts w:ascii="Arial Narrow" w:eastAsia="Arial Narrow" w:hAnsi="Arial Narrow" w:cs="Arial Narrow"/>
-          <w:sz w:val="16"/>
-          <w:szCs w:val="16"/>
-        </w:rPr>
-      </w:pPr>
-      <w:r>
-        <w:rPr>
-          <w:rFonts w:ascii="Arial Narrow" w:eastAsia="Arial Narrow" w:hAnsi="Arial Narrow" w:cs="Arial Narrow"/>
-          <w:sz w:val="16"/>
-          <w:szCs w:val="16"/>
-        </w:rPr>
-        <w:t>En los supuestos de pagos indebidos o en exceso, devolver estos montos, más los intereses correspondientes.</w:t>
-      </w:r>
-    </w:p>
-    <w:p>
-      <w:pPr>
-        <w:pStyle w:val="Sinespaciado"/>
-        <w:ind w:firstLine="567"/>
-        <w:jc w:val="both"/>
-        <w:rPr>
-          <w:rFonts w:ascii="Arial Narrow" w:eastAsia="Arial Narrow" w:hAnsi="Arial Narrow" w:cs="Arial Narrow"/>
-          <w:sz w:val="16"/>
-          <w:szCs w:val="16"/>
-        </w:rPr>
-      </w:pPr>
-      <w:r>
-        <w:rPr>
-          <w:rFonts w:ascii="Arial Narrow" w:eastAsia="Arial Narrow" w:hAnsi="Arial Narrow" w:cs="Arial Narrow"/>
-          <w:sz w:val="16"/>
-          <w:szCs w:val="16"/>
-        </w:rPr>
-        <w:t>Pagar los gastos incurridos por el consumidor para mitigar las consecuencias de la infracción administrativa.</w:t>
-      </w:r>
-    </w:p>
-    <w:p>
-      <w:pPr>
-        <w:pStyle w:val="Sinespaciado"/>
-        <w:ind w:firstLine="567"/>
-        <w:jc w:val="both"/>
-        <w:rPr>
-          <w:rFonts w:ascii="Arial Narrow" w:eastAsia="Arial Narrow" w:hAnsi="Arial Narrow" w:cs="Arial Narrow"/>
-          <w:sz w:val="16"/>
-          <w:szCs w:val="16"/>
-        </w:rPr>
-      </w:pPr>
-      <w:r>
-        <w:rPr>
-          <w:rFonts w:ascii="Arial Narrow" w:eastAsia="Arial Narrow" w:hAnsi="Arial Narrow" w:cs="Arial Narrow"/>
-          <w:sz w:val="16"/>
-          <w:szCs w:val="16"/>
-        </w:rPr>
-        <w:t>Otras medidas reparadoras análogas de efectos equivalentes a las anteriores.</w:t>
-      </w:r>
-    </w:p>
-    <w:p>
-      <w:pPr>
-        <w:pStyle w:val="Sinespaciado"/>
-        <w:ind w:left="567"/>
-        <w:jc w:val="both"/>
-        <w:rPr>
-          <w:rFonts w:ascii="Arial Narrow" w:eastAsia="Arial Narrow" w:hAnsi="Arial Narrow" w:cs="Arial Narrow"/>
-          <w:sz w:val="16"/>
-          <w:szCs w:val="16"/>
-        </w:rPr>
-      </w:pPr>
-      <w:r>
-        <w:rPr>
-          <w:rFonts w:ascii="Arial Narrow" w:eastAsia="Arial Narrow" w:hAnsi="Arial Narrow" w:cs="Arial Narrow"/>
-          <w:sz w:val="16"/>
-          <w:szCs w:val="16"/>
-        </w:rPr>
-        <w:t>115.2 Las medidas correctivas reparadoras no pueden ser solicitadas de manera acumulativa conjunta, pudiendo plantearse de manera alternativa o subsidiaria, con excepción de la medida correctiva señalada en el literal h) que puede solicitarse conjuntamente con otra medida correctiva. Cuando los órganos competentes del Indecopi se pronuncian respecto de una medida correctiva reparadora, aplican el principio de congruencia procesal.</w:t>
-      </w:r>
-    </w:p>
-    <w:p>
-      <w:pPr>
-        <w:spacing w:after="0" w:line="240" w:lineRule="auto"/>
-        <w:ind w:left="567"/>
-        <w:jc w:val="both"/>
-        <w:rPr>
-          <w:rFonts w:ascii="Arial Narrow" w:eastAsia="Arial Narrow" w:hAnsi="Arial Narrow" w:cs="Arial Narrow"/>
-          <w:sz w:val="16"/>
-          <w:szCs w:val="16"/>
-        </w:rPr>
-      </w:pPr>
-      <w:r>
-        <w:rPr>
-          <w:rFonts w:ascii="Arial Narrow" w:eastAsia="Arial Narrow" w:hAnsi="Arial Narrow" w:cs="Arial Narrow"/>
-          <w:sz w:val="16"/>
-          <w:szCs w:val="16"/>
-        </w:rPr>
-        <w:t>115.3 Las medidas correctivas reparadoras pueden solicitarse en cualquier momento hasta antes de la notificación de cargo al proveedor, sin perjuicio de la facultad de secretaría técnica de la comisión de requerir al consumidor que precise la medida correctiva materia de solicitud. El consumidor puede variar su solicitud de medida correctiva hasta antes de la decisión de primera instancia, en cuyo caso se confiere traslado al proveedor para que formule su descargo.</w:t>
-      </w:r>
-    </w:p>
-    <w:p>
-      <w:pPr>
-        <w:spacing w:after="0" w:line="240" w:lineRule="auto"/>
-        <w:ind w:left="567"/>
-        <w:jc w:val="both"/>
-        <w:rPr>
-          <w:rFonts w:ascii="Arial Narrow" w:eastAsia="Arial Narrow" w:hAnsi="Arial Narrow" w:cs="Arial Narrow"/>
-          <w:sz w:val="16"/>
-          <w:szCs w:val="16"/>
-        </w:rPr>
-      </w:pPr>
-      <w:r>
-        <w:rPr>
-          <w:rFonts w:ascii="Arial Narrow" w:eastAsia="Arial Narrow" w:hAnsi="Arial Narrow" w:cs="Arial Narrow"/>
-          <w:sz w:val="16"/>
-          <w:szCs w:val="16"/>
-        </w:rPr>
-        <w:t>115.4 Corresponde al consumidor que solicita el dictado de la medida correctiva reparadora probar las consecuencias patrimoniales directas e inmediatas causadas por la comisión de la infracción administrativa.</w:t>
-      </w:r>
-    </w:p>
-    <w:p>
-      <w:pPr>
-        <w:spacing w:after="0" w:line="240" w:lineRule="auto"/>
-        <w:ind w:left="567"/>
-        <w:jc w:val="both"/>
-        <w:rPr>
-          <w:rFonts w:ascii="Arial Narrow" w:eastAsia="Arial Narrow" w:hAnsi="Arial Narrow" w:cs="Arial Narrow"/>
-          <w:sz w:val="16"/>
-          <w:szCs w:val="16"/>
-        </w:rPr>
-      </w:pPr>
-      <w:r>
-        <w:rPr>
-          <w:rFonts w:ascii="Arial Narrow" w:eastAsia="Arial Narrow" w:hAnsi="Arial Narrow" w:cs="Arial Narrow"/>
-          <w:sz w:val="16"/>
-          <w:szCs w:val="16"/>
-        </w:rPr>
-        <w:t>115.5 Los bienes o montos objeto de medidas correctivas reparadoras son entregados por el proveedor directamente al consumidor que los reclama, salvo mandato distinto contenido en la resolución. Aquellos bienes o montos materia de una medida correctiva reparadora, que por algún motivo se encuentran en posesión del Indecopi y deban ser entregados a los consumidores beneficiados, son puestos a disposición de estos.</w:t>
-      </w:r>
-    </w:p>
-    <w:p>
-      <w:pPr>
-        <w:spacing w:after="0" w:line="240" w:lineRule="auto"/>
-        <w:ind w:left="567"/>
-        <w:jc w:val="both"/>
-        <w:rPr>
-          <w:rFonts w:ascii="Arial Narrow" w:eastAsia="Arial Narrow" w:hAnsi="Arial Narrow" w:cs="Arial Narrow"/>
-          <w:sz w:val="16"/>
-          <w:szCs w:val="16"/>
-        </w:rPr>
-      </w:pPr>
-      <w:r>
-        <w:rPr>
-          <w:rFonts w:ascii="Arial Narrow" w:eastAsia="Arial Narrow" w:hAnsi="Arial Narrow" w:cs="Arial Narrow"/>
-          <w:sz w:val="16"/>
-          <w:szCs w:val="16"/>
-        </w:rPr>
-        <w:t>115.6 El extremo de la resolución final que ordena el cumplimiento de una medida correctiva reparadora a favor del consumidor constituye título ejecutivo conforme con lo dispuesto en el artículo 688 del Código Procesal Civil, una vez que quedan consentidas o causan estado en la vía administrativa. La legitimidad para obrar en los procesos civiles de ejecución corresponde a los consumidores beneficiados con la medida correctiva reparadora.</w:t>
-      </w:r>
-    </w:p>
-    <w:p>
-      <w:pPr>
-        <w:spacing w:after="0" w:line="240" w:lineRule="auto"/>
-        <w:ind w:left="567"/>
-        <w:jc w:val="both"/>
-        <w:rPr>
-          <w:rFonts w:ascii="Arial Narrow" w:eastAsia="Arial Narrow" w:hAnsi="Arial Narrow" w:cs="Arial Narrow"/>
-          <w:sz w:val="16"/>
-          <w:szCs w:val="16"/>
-        </w:rPr>
-      </w:pPr>
-      <w:r>
-        <w:rPr>
-          <w:rFonts w:ascii="Arial Narrow" w:eastAsia="Arial Narrow" w:hAnsi="Arial Narrow" w:cs="Arial Narrow"/>
-          <w:sz w:val="16"/>
-          <w:szCs w:val="16"/>
-        </w:rPr>
-        <w:t>115.7 Las medidas correctivas reparadoras como mandatos dirigidos a resarcir las consecuencias patrimoniales directas e inmediatas originadas por la infracción buscan corregir la conducta infractora y no tienen naturaleza indemnizatoria; son dictadas sin perjuicio de la indemnización por los daños y perjuicios que el consumidor puede solicitar en la vía judicial o arbitral correspondiente. No obstante, se descuenta de la indemnización patrimonial aquella satisfacción patrimonial deducible que el consumidor haya recibido a consecuencia del dictado de una medida correctiva reparadora en sede administrativa.</w:t>
-      </w:r>
-    </w:p>
-    <w:p>
-      <w:pPr>
-        <w:spacing w:after="0" w:line="240" w:lineRule="auto"/>
-        <w:ind w:left="567"/>
-        <w:jc w:val="both"/>
-        <w:rPr>
-          <w:rFonts w:ascii="Arial Narrow" w:eastAsia="Arial Narrow" w:hAnsi="Arial Narrow" w:cs="Arial Narrow"/>
-          <w:sz w:val="16"/>
-          <w:szCs w:val="16"/>
-        </w:rPr>
-      </w:pPr>
-    </w:p>
-    <w:p>
-      <w:pPr>
-        <w:spacing w:after="0" w:line="240" w:lineRule="auto"/>
-        <w:ind w:left="567"/>
-        <w:jc w:val="both"/>
-        <w:rPr>
-          <w:rFonts w:ascii="Arial Narrow" w:eastAsia="Arial Narrow" w:hAnsi="Arial Narrow" w:cs="Arial Narrow"/>
-          <w:b/>
-          <w:bCs/>
-          <w:sz w:val="16"/>
-          <w:szCs w:val="16"/>
-        </w:rPr>
-      </w:pPr>
-      <w:r>
-        <w:rPr>
-          <w:rFonts w:ascii="Arial Narrow" w:eastAsia="Arial Narrow" w:hAnsi="Arial Narrow" w:cs="Arial Narrow"/>
-          <w:b/>
-          <w:bCs/>
-          <w:sz w:val="16"/>
-          <w:szCs w:val="16"/>
-        </w:rPr>
-        <w:t>Artículo 116.- Medidas correctivas complementarias</w:t>
-      </w:r>
-    </w:p>
-    <w:p>
-      <w:pPr>
-        <w:spacing w:after="0" w:line="240" w:lineRule="auto"/>
-        <w:ind w:left="567"/>
-        <w:jc w:val="both"/>
-        <w:rPr>
-          <w:rFonts w:ascii="Arial Narrow" w:eastAsia="Arial Narrow" w:hAnsi="Arial Narrow" w:cs="Arial Narrow"/>
-          <w:sz w:val="16"/>
-          <w:szCs w:val="16"/>
-        </w:rPr>
-      </w:pPr>
-      <w:r>
-        <w:rPr>
-          <w:rFonts w:ascii="Arial Narrow" w:eastAsia="Arial Narrow" w:hAnsi="Arial Narrow" w:cs="Arial Narrow"/>
-          <w:sz w:val="16"/>
-          <w:szCs w:val="16"/>
-        </w:rPr>
-        <w:t xml:space="preserve">Las medidas correctivas complementarias tienen el objeto de revertir los efectos de la conducta infractora o evitar que esta se produzca nuevamente en el futuro y pueden ser, entre otras, las siguientes: </w:t>
-      </w:r>
-    </w:p>
-    <w:p>
-      <w:pPr>
-        <w:spacing w:after="0" w:line="240" w:lineRule="auto"/>
-        <w:ind w:left="567"/>
-        <w:jc w:val="both"/>
-        <w:rPr>
-          <w:rFonts w:ascii="Arial Narrow" w:eastAsia="Arial Narrow" w:hAnsi="Arial Narrow" w:cs="Arial Narrow"/>
-          <w:sz w:val="16"/>
-          <w:szCs w:val="16"/>
-        </w:rPr>
-      </w:pPr>
-      <w:r>
-        <w:rPr>
-          <w:rFonts w:ascii="Arial Narrow" w:eastAsia="Arial Narrow" w:hAnsi="Arial Narrow" w:cs="Arial Narrow"/>
-          <w:sz w:val="16"/>
-          <w:szCs w:val="16"/>
-        </w:rPr>
-        <w:t xml:space="preserve">a. Que el proveedor cumpla con atender la solicitud de información requerida por el consumidor, siempre que dicho requerimiento guarde relación con el producto adquirido o servicio contratado. </w:t>
-      </w:r>
-    </w:p>
-    <w:p>
-      <w:pPr>
-        <w:spacing w:after="0" w:line="240" w:lineRule="auto"/>
-        <w:ind w:left="567"/>
-        <w:jc w:val="both"/>
-        <w:rPr>
-          <w:rFonts w:ascii="Arial Narrow" w:eastAsia="Arial Narrow" w:hAnsi="Arial Narrow" w:cs="Arial Narrow"/>
-          <w:sz w:val="16"/>
-          <w:szCs w:val="16"/>
-        </w:rPr>
-      </w:pPr>
-      <w:r>
-        <w:rPr>
-          <w:rFonts w:ascii="Arial Narrow" w:eastAsia="Arial Narrow" w:hAnsi="Arial Narrow" w:cs="Arial Narrow"/>
-          <w:sz w:val="16"/>
-          <w:szCs w:val="16"/>
-        </w:rPr>
-        <w:t xml:space="preserve">b. Declarar inexigibles las cláusulas que han sido identificadas como abusivas en el procedimiento. </w:t>
-      </w:r>
-    </w:p>
-    <w:p>
-      <w:pPr>
-        <w:spacing w:after="0" w:line="240" w:lineRule="auto"/>
-        <w:ind w:left="567"/>
-        <w:jc w:val="both"/>
-        <w:rPr>
-          <w:rFonts w:ascii="Arial Narrow" w:eastAsia="Arial Narrow" w:hAnsi="Arial Narrow" w:cs="Arial Narrow"/>
-          <w:sz w:val="16"/>
-          <w:szCs w:val="16"/>
-        </w:rPr>
-      </w:pPr>
-      <w:r>
-        <w:rPr>
-          <w:rFonts w:ascii="Arial Narrow" w:eastAsia="Arial Narrow" w:hAnsi="Arial Narrow" w:cs="Arial Narrow"/>
-          <w:sz w:val="16"/>
-          <w:szCs w:val="16"/>
-        </w:rPr>
-        <w:t xml:space="preserve">c. El decomiso y destrucción de la mercadería, envases, envolturas o etiquetas. </w:t>
-      </w:r>
-    </w:p>
-    <w:p>
-      <w:pPr>
-        <w:spacing w:after="0" w:line="240" w:lineRule="auto"/>
-        <w:ind w:left="567"/>
-        <w:jc w:val="both"/>
-        <w:rPr>
-          <w:rFonts w:ascii="Arial Narrow" w:eastAsia="Arial Narrow" w:hAnsi="Arial Narrow" w:cs="Arial Narrow"/>
-          <w:sz w:val="16"/>
-          <w:szCs w:val="16"/>
-        </w:rPr>
-      </w:pPr>
-      <w:r>
-        <w:rPr>
-          <w:rFonts w:ascii="Arial Narrow" w:eastAsia="Arial Narrow" w:hAnsi="Arial Narrow" w:cs="Arial Narrow"/>
-          <w:sz w:val="16"/>
-          <w:szCs w:val="16"/>
-        </w:rPr>
-        <w:t xml:space="preserve">d. En caso de infracciones muy graves y de reincidencia o reiterancia: </w:t>
-      </w:r>
-    </w:p>
-    <w:p>
-      <w:pPr>
-        <w:spacing w:after="0" w:line="240" w:lineRule="auto"/>
-        <w:ind w:left="567"/>
-        <w:jc w:val="both"/>
-        <w:rPr>
-          <w:rFonts w:ascii="Arial Narrow" w:eastAsia="Arial Narrow" w:hAnsi="Arial Narrow" w:cs="Arial Narrow"/>
-          <w:sz w:val="16"/>
-          <w:szCs w:val="16"/>
-        </w:rPr>
-      </w:pPr>
-      <w:r>
-        <w:rPr>
-          <w:rFonts w:ascii="Arial Narrow" w:eastAsia="Arial Narrow" w:hAnsi="Arial Narrow" w:cs="Arial Narrow"/>
-          <w:sz w:val="16"/>
-          <w:szCs w:val="16"/>
-        </w:rPr>
-        <w:t xml:space="preserve">(i) Solicitar a la autoridad correspondiente la clausura temporal del establecimiento industrial, comercial o de servicios por un plazo máximo de seis (6) meses. </w:t>
-      </w:r>
-    </w:p>
-    <w:p>
-      <w:pPr>
-        <w:spacing w:after="0" w:line="240" w:lineRule="auto"/>
-        <w:ind w:left="567"/>
-        <w:jc w:val="both"/>
-        <w:rPr>
-          <w:rFonts w:ascii="Arial Narrow" w:eastAsia="Arial Narrow" w:hAnsi="Arial Narrow" w:cs="Arial Narrow"/>
-          <w:sz w:val="16"/>
-          <w:szCs w:val="16"/>
-        </w:rPr>
-      </w:pPr>
-      <w:r>
-        <w:rPr>
-          <w:rFonts w:ascii="Arial Narrow" w:eastAsia="Arial Narrow" w:hAnsi="Arial Narrow" w:cs="Arial Narrow"/>
-          <w:sz w:val="16"/>
-          <w:szCs w:val="16"/>
-        </w:rPr>
-        <w:t xml:space="preserve">(ii) Solicitar a la autoridad competente la inhabilitación, temporal o permanente, del proveedor en función de los alcances de la infracción sancionada. </w:t>
-      </w:r>
-    </w:p>
-    <w:p>
-      <w:pPr>
-        <w:spacing w:after="0" w:line="240" w:lineRule="auto"/>
-        <w:ind w:left="567"/>
-        <w:jc w:val="both"/>
-        <w:rPr>
-          <w:rFonts w:ascii="Arial Narrow" w:eastAsia="Arial Narrow" w:hAnsi="Arial Narrow" w:cs="Arial Narrow"/>
-          <w:sz w:val="16"/>
-          <w:szCs w:val="16"/>
-        </w:rPr>
-      </w:pPr>
-      <w:r>
-        <w:rPr>
-          <w:rFonts w:ascii="Arial Narrow" w:eastAsia="Arial Narrow" w:hAnsi="Arial Narrow" w:cs="Arial Narrow"/>
-          <w:sz w:val="16"/>
-          <w:szCs w:val="16"/>
-        </w:rPr>
-        <w:t xml:space="preserve">e. Publicación de avisos rectificatorios o informativos en la forma que determine el Indecopi, tomando en consideración los medios que resulten idóneos para revertir los efectos que el acto objeto de sanción ha ocasionado. </w:t>
-      </w:r>
-    </w:p>
-    <w:p>
-      <w:pPr>
-        <w:spacing w:after="0" w:line="240" w:lineRule="auto"/>
-        <w:ind w:left="567"/>
-        <w:jc w:val="both"/>
-        <w:rPr>
-          <w:rFonts w:ascii="Arial Narrow" w:eastAsia="Arial Narrow" w:hAnsi="Arial Narrow" w:cs="Arial Narrow"/>
-          <w:sz w:val="16"/>
-          <w:szCs w:val="16"/>
-        </w:rPr>
-      </w:pPr>
-      <w:r>
-        <w:rPr>
-          <w:rFonts w:ascii="Arial Narrow" w:eastAsia="Arial Narrow" w:hAnsi="Arial Narrow" w:cs="Arial Narrow"/>
-          <w:sz w:val="16"/>
-          <w:szCs w:val="16"/>
-        </w:rPr>
-        <w:t xml:space="preserve">f. Cualquier otra medida correctiva que tenga el objeto de revertir los efectos de la conducta infractora o evitar que esta se produzca nuevamente en el futuro. </w:t>
-      </w:r>
-    </w:p>
-    <w:p>
-      <w:pPr>
-        <w:spacing w:after="0" w:line="240" w:lineRule="auto"/>
-        <w:ind w:left="567"/>
-        <w:jc w:val="both"/>
-        <w:rPr>
-          <w:rFonts w:ascii="Arial Narrow" w:eastAsia="Arial Narrow" w:hAnsi="Arial Narrow" w:cs="Arial Narrow"/>
-          <w:sz w:val="16"/>
-          <w:szCs w:val="16"/>
-        </w:rPr>
-      </w:pPr>
-      <w:r>
-        <w:rPr>
-          <w:rFonts w:ascii="Arial Narrow" w:eastAsia="Arial Narrow" w:hAnsi="Arial Narrow" w:cs="Arial Narrow"/>
-          <w:sz w:val="16"/>
-          <w:szCs w:val="16"/>
-        </w:rPr>
-        <w:t>El Indecopi está facultado para solicitar a la autoridad municipal y policial el apoyo respectivo para la ejecución de las medidas correctivas complementarias correspondientes.</w:t>
-      </w:r>
-    </w:p>
-    <w:p>
-      <w:pPr>
-        <w:spacing w:after="0" w:line="240" w:lineRule="auto"/>
-        <w:ind w:left="567" w:hanging="567"/>
-        <w:jc w:val="both"/>
-        <w:rPr>
-          <w:rFonts w:ascii="Arial Narrow" w:eastAsia="Arial Narrow" w:hAnsi="Arial Narrow" w:cs="Arial Narrow"/>
-          <w:b/>
-          <w:sz w:val="16"/>
-          <w:szCs w:val="16"/>
-        </w:rPr>
-      </w:pPr>
-    </w:p>
-  </w:footnote>
-  <w:footnote w:id="11">
     <w:p>
       <w:pPr>
         <w:pStyle w:val="Textonotapie"/>
@@ -9337,7 +7856,6 @@
         <w:jc w:val="both"/>
         <w:rPr>
           <w:rFonts w:ascii="Arial Narrow" w:eastAsia="Arial Narrow" w:hAnsi="Arial Narrow" w:cs="Arial Narrow"/>
-          <w:b/>
           <w:sz w:val="16"/>
           <w:szCs w:val="16"/>
         </w:rPr>
@@ -9358,7 +7876,1521 @@
           <w:sz w:val="16"/>
           <w:szCs w:val="16"/>
         </w:rPr>
+        <w:tab/>
+        <w:t xml:space="preserve"/>
+      </w:r>
+      <w:r>
+        <w:rPr>
+          <w:rFonts w:ascii="Arial Narrow" w:eastAsia="Arial Narrow" w:hAnsi="Arial Narrow" w:cs="Arial Narrow"/>
+          <w:sz w:val="16"/>
+          <w:szCs w:val="16"/>
+        </w:rPr>
+        <w:tab/>
+        <w:t>El número de trabajadores se atenderá siempre que la empresa haya sido constituida antes de la vigencia de la Ley 30056, publicada el 2 de julio de 2013, que modificó el artículo 5 del Texto Único Ordenado de la Ley de Promoción de la Competitividad, Formalización y Desarrollo de la Micro y Pequeña Empresa y de Acceso al Empleo Decente (LEY MYPE). Ello, en la medida que la Tercera Disposición Complementaria Transitoria de la norma modificatoria precisa que las empresas constituidas antes de la entrada en vigencia de dicha Ley se rigen por los requisitos de acogimiento al régimen de las micro y pequeñas empresas regulados en el Decreto Legislativo 1086.</w:t>
+      </w:r>
+    </w:p>
+    <w:p>
+      <w:pPr>
+        <w:pStyle w:val="Textonotapie"/>
+        <w:ind w:left="567" w:hanging="567"/>
+        <w:jc w:val="both"/>
+        <w:rPr>
+          <w:rFonts w:ascii="Arial Narrow" w:eastAsia="Arial Narrow" w:hAnsi="Arial Narrow" w:cs="Arial Narrow"/>
+          <w:sz w:val="16"/>
+          <w:szCs w:val="16"/>
+        </w:rPr>
+      </w:pPr>
+    </w:p>
+  </w:footnote>
+  <w:footnote w:id="8">
+    <w:p>
+      <w:pPr>
+        <w:pStyle w:val="Textonotapie"/>
+        <w:tabs>
+          <w:tab w:val="left" w:pos="567"/>
+        </w:tabs>
+        <w:ind w:left="567" w:hanging="567"/>
+        <w:jc w:val="both"/>
+        <w:rPr>
+          <w:rFonts w:ascii="Arial Narrow" w:eastAsia="Arial Narrow" w:hAnsi="Arial Narrow" w:cs="Arial Narrow"/>
+          <w:sz w:val="16"/>
+          <w:szCs w:val="16"/>
+        </w:rPr>
+      </w:pPr>
+      <w:r>
+        <w:rPr>
+          <w:rStyle w:val="Refdenotaalpie"/>
+          <w:rFonts w:ascii="Arial Narrow" w:eastAsia="Arial Narrow" w:hAnsi="Arial Narrow" w:cs="Arial Narrow"/>
+          <w:sz w:val="16"/>
+          <w:szCs w:val="16"/>
+          <w:vertAlign w:val="superscript"/>
+        </w:rPr>
+        <w:footnoteRef/>
+      </w:r>
+      <w:r>
+        <w:rPr>
+          <w:rFonts w:ascii="Arial Narrow" w:eastAsia="Arial Narrow" w:hAnsi="Arial Narrow" w:cs="Arial Narrow"/>
+          <w:sz w:val="16"/>
+          <w:szCs w:val="16"/>
+        </w:rPr>
+        <w:tab/>
+        <w:t xml:space="preserve"/>
+      </w:r>
+      <w:r>
+        <w:rPr>
+          <w:rFonts w:ascii="Arial Narrow" w:eastAsia="Arial Narrow" w:hAnsi="Arial Narrow" w:cs="Arial Narrow"/>
+          <w:sz w:val="16"/>
+          <w:szCs w:val="16"/>
+        </w:rPr>
+        <w:tab/>
+      </w:r>
+      <w:r>
+        <w:rPr>
+          <w:rFonts w:ascii="Arial Narrow" w:eastAsia="Arial Narrow" w:hAnsi="Arial Narrow" w:cs="Arial Narrow"/>
+          <w:b/>
+          <w:sz w:val="16"/>
+          <w:szCs w:val="16"/>
+        </w:rPr>
+        <w:t xml:space="preserve">LEY </w:t>
+      </w:r>
+      <w:r>
+        <w:rPr>
+          <w:rFonts w:ascii="Arial Narrow" w:eastAsia="Arial Narrow" w:hAnsi="Arial Narrow" w:cs="Arial Narrow"/>
+          <w:b/>
+          <w:sz w:val="16"/>
+          <w:szCs w:val="16"/>
+        </w:rPr>
+        <w:t>29571</w:t>
+      </w:r>
+      <w:r>
+        <w:rPr>
+          <w:rFonts w:ascii="Arial Narrow" w:eastAsia="Arial Narrow" w:hAnsi="Arial Narrow" w:cs="Arial Narrow"/>
+          <w:b/>
+          <w:sz w:val="16"/>
+          <w:szCs w:val="16"/>
+        </w:rPr>
+        <w:t>, CÓDIGO DE PROTECCIÓN Y DEFENSA DEL CONSUMIDOR</w:t>
+      </w:r>
+      <w:r>
+        <w:rPr>
+          <w:rFonts w:ascii="Arial Narrow" w:eastAsia="Arial Narrow" w:hAnsi="Arial Narrow" w:cs="Arial Narrow"/>
+          <w:b/>
+          <w:bCs/>
+          <w:sz w:val="16"/>
+          <w:szCs w:val="16"/>
+        </w:rPr>
+        <w:t xml:space="preserve">, </w:t>
+      </w:r>
+      <w:r>
+        <w:rPr>
+          <w:rFonts w:ascii="Arial Narrow" w:eastAsia="Arial Narrow" w:hAnsi="Arial Narrow" w:cs="Arial Narrow"/>
+          <w:b/>
+          <w:sz w:val="16"/>
+          <w:szCs w:val="16"/>
+        </w:rPr>
+        <w:t>publicado el 2 de setiembre de 2010 y modificado por Decreto Legislativo 1308</w:t>
+      </w:r>
+    </w:p>
+    <w:p>
+      <w:pPr>
+        <w:pStyle w:val="Textonotapie"/>
+        <w:ind w:left="567" w:hanging="567"/>
+        <w:jc w:val="both"/>
+        <w:rPr>
+          <w:rFonts w:ascii="Arial Narrow" w:eastAsia="Arial Narrow" w:hAnsi="Arial Narrow" w:cs="Arial Narrow"/>
+          <w:b/>
+          <w:bCs/>
+          <w:sz w:val="16"/>
+          <w:szCs w:val="16"/>
+        </w:rPr>
+      </w:pPr>
+      <w:r>
+        <w:rPr>
+          <w:rFonts w:ascii="Arial Narrow" w:eastAsia="Arial Narrow" w:hAnsi="Arial Narrow" w:cs="Arial Narrow"/>
+          <w:sz w:val="16"/>
+          <w:szCs w:val="16"/>
+        </w:rPr>
+        <w:tab/>
+      </w:r>
+      <w:r>
+        <w:rPr>
+          <w:rFonts w:ascii="Arial Narrow" w:eastAsia="Arial Narrow" w:hAnsi="Arial Narrow" w:cs="Arial Narrow"/>
+          <w:b/>
+          <w:bCs/>
+          <w:sz w:val="16"/>
+          <w:szCs w:val="16"/>
+        </w:rPr>
+        <w:t>Artículo 110.- Sanciones Administrativas</w:t>
+      </w:r>
+    </w:p>
+    <w:p>
+      <w:pPr>
+        <w:autoSpaceDE w:val="0"/>
+        <w:autoSpaceDN w:val="0"/>
+        <w:adjustRightInd w:val="0"/>
+        <w:spacing w:after="0" w:line="240" w:lineRule="auto"/>
+        <w:ind w:left="567"/>
+        <w:jc w:val="both"/>
+        <w:rPr>
+          <w:rFonts w:ascii="Arial Narrow" w:eastAsia="Arial Narrow" w:hAnsi="Arial Narrow" w:cs="Arial Narrow"/>
+          <w:sz w:val="16"/>
+          <w:szCs w:val="16"/>
+          <w:lang w:eastAsia="es-PE"/>
+        </w:rPr>
+      </w:pPr>
+      <w:r>
+        <w:rPr>
+          <w:rFonts w:ascii="Arial Narrow" w:eastAsia="Arial Narrow" w:hAnsi="Arial Narrow" w:cs="Arial Narrow"/>
+          <w:sz w:val="16"/>
+          <w:szCs w:val="16"/>
+          <w:lang w:eastAsia="es-PE"/>
+        </w:rPr>
+        <w:t>(…)</w:t>
+      </w:r>
+    </w:p>
+    <w:p>
+      <w:pPr>
+        <w:autoSpaceDE w:val="0"/>
+        <w:autoSpaceDN w:val="0"/>
+        <w:adjustRightInd w:val="0"/>
+        <w:spacing w:after="0" w:line="240" w:lineRule="auto"/>
+        <w:ind w:left="567"/>
+        <w:jc w:val="both"/>
+        <w:rPr>
+          <w:rFonts w:ascii="Arial Narrow" w:eastAsia="Arial Narrow" w:hAnsi="Arial Narrow" w:cs="Arial Narrow"/>
+          <w:sz w:val="16"/>
+          <w:szCs w:val="16"/>
+          <w:lang w:eastAsia="es-PE"/>
+        </w:rPr>
+      </w:pPr>
+      <w:r>
+        <w:rPr>
+          <w:rFonts w:ascii="Arial Narrow" w:eastAsia="Arial Narrow" w:hAnsi="Arial Narrow" w:cs="Arial Narrow"/>
+          <w:sz w:val="16"/>
+          <w:szCs w:val="16"/>
+          <w:lang w:eastAsia="es-PE"/>
+        </w:rPr>
+        <w:t>En el caso de las microempresas, la multa no puede superar el diez por ciento (10%) de las ventas o ingresos brutos percibidos por el infractor, relativos a todas sus actividades económicas, correspondientes al ejercicio inmediato anterior al de la expedición de la resolución de primera instancia, siempre que se haya acreditado dichos ingresos, no se encuentre en una situación de reincidencia y el caso no verse sobre la vida, salud o integridad de los consumidores. Para el caso de las pequeñas empresas, la multa no puede superar el veinte por ciento (20%) de las ventas o ingresos brutos percibidos por el infractor, conforme a los requisitos señalados anteriormente.</w:t>
+      </w:r>
+    </w:p>
+    <w:p>
+      <w:pPr>
+        <w:autoSpaceDE w:val="0"/>
+        <w:autoSpaceDN w:val="0"/>
+        <w:adjustRightInd w:val="0"/>
+        <w:spacing w:after="0" w:line="240" w:lineRule="auto"/>
+        <w:ind w:left="567"/>
+        <w:jc w:val="both"/>
+        <w:rPr>
+          <w:rFonts w:ascii="Arial Narrow" w:eastAsia="Arial Narrow" w:hAnsi="Arial Narrow" w:cs="Arial Narrow"/>
+          <w:sz w:val="16"/>
+          <w:szCs w:val="16"/>
+          <w:lang w:eastAsia="es-PE"/>
+        </w:rPr>
+      </w:pPr>
+      <w:r>
+        <w:rPr>
+          <w:rFonts w:ascii="Arial Narrow" w:eastAsia="Arial Narrow" w:hAnsi="Arial Narrow" w:cs="Arial Narrow"/>
+          <w:sz w:val="16"/>
+          <w:szCs w:val="16"/>
+          <w:lang w:eastAsia="es-PE"/>
+        </w:rPr>
+        <w:t>(…).</w:t>
+      </w:r>
+    </w:p>
+    <w:p>
+      <w:pPr>
+        <w:pStyle w:val="Textonotapie"/>
+        <w:ind w:left="567" w:hanging="567"/>
+        <w:jc w:val="both"/>
+        <w:rPr>
+          <w:rFonts w:ascii="Arial Narrow" w:eastAsia="Arial Narrow" w:hAnsi="Arial Narrow" w:cs="Arial Narrow"/>
+          <w:sz w:val="16"/>
+          <w:szCs w:val="16"/>
+        </w:rPr>
+      </w:pPr>
+    </w:p>
+  </w:footnote>
+  <w:footnote w:id="9">
+    <w:p>
+      <w:pPr>
+        <w:pStyle w:val="Textonotapie"/>
+        <w:tabs>
+          <w:tab w:val="left" w:pos="567"/>
+        </w:tabs>
+        <w:ind w:left="567" w:hanging="567"/>
+        <w:jc w:val="both"/>
+        <w:rPr>
+          <w:rFonts w:ascii="Arial Narrow" w:eastAsia="Arial Narrow" w:hAnsi="Arial Narrow" w:cs="Arial Narrow"/>
+          <w:sz w:val="16"/>
+          <w:szCs w:val="16"/>
+        </w:rPr>
+      </w:pPr>
+      <w:r>
+        <w:rPr>
+          <w:rStyle w:val="Refdenotaalpie"/>
+          <w:rFonts w:ascii="Arial Narrow" w:eastAsia="Arial Narrow" w:hAnsi="Arial Narrow" w:cs="Arial Narrow"/>
+          <w:sz w:val="16"/>
+          <w:szCs w:val="16"/>
+          <w:vertAlign w:val="superscript"/>
+        </w:rPr>
+        <w:footnoteRef/>
+      </w:r>
+      <w:r>
+        <w:rPr>
+          <w:rFonts w:ascii="Arial Narrow" w:eastAsia="Arial Narrow" w:hAnsi="Arial Narrow" w:cs="Arial Narrow"/>
+          <w:sz w:val="16"/>
+          <w:szCs w:val="16"/>
+        </w:rPr>
+        <w:tab/>
+      </w:r>
+      <w:r>
+        <w:rPr>
+          <w:rFonts w:ascii="Arial Narrow" w:eastAsia="Arial Narrow" w:hAnsi="Arial Narrow" w:cs="Arial Narrow"/>
+          <w:b/>
+          <w:bCs/>
+          <w:sz w:val="16"/>
+          <w:szCs w:val="16"/>
+        </w:rPr>
+        <w:t xml:space="preserve">DECRETO LEGISLATIVO 807, LEY SOBRE FACULTADES, NORMAS Y ORGANIZACIÓN DEL INDECOPI, publicado el 18 de abril de 1996</w:t>
+      </w:r>
+    </w:p>
+    <w:p>
+      <w:pPr>
+        <w:pStyle w:val="Textonotapie"/>
+        <w:ind w:left="567" w:hanging="567"/>
+        <w:jc w:val="both"/>
+        <w:rPr>
+          <w:rFonts w:ascii="Arial Narrow" w:eastAsia="Arial Narrow" w:hAnsi="Arial Narrow" w:cs="Arial Narrow"/>
+          <w:sz w:val="16"/>
+          <w:szCs w:val="16"/>
+        </w:rPr>
+      </w:pPr>
+      <w:r>
+        <w:rPr>
+          <w:rFonts w:ascii="Arial Narrow" w:eastAsia="Arial Narrow" w:hAnsi="Arial Narrow" w:cs="Arial Narrow"/>
+          <w:sz w:val="16"/>
+          <w:szCs w:val="16"/>
+        </w:rPr>
+        <w:tab/>
+      </w:r>
+      <w:r>
+        <w:rPr>
+          <w:rFonts w:ascii="Arial Narrow" w:eastAsia="Arial Narrow" w:hAnsi="Arial Narrow" w:cs="Arial Narrow"/>
+          <w:b/>
+          <w:bCs/>
+          <w:sz w:val="16"/>
+          <w:szCs w:val="16"/>
+        </w:rPr>
+        <w:t xml:space="preserve">Artículo 26.-</w:t>
+      </w:r>
+      <w:r>
+        <w:rPr>
+          <w:rFonts w:ascii="Arial Narrow" w:eastAsia="Arial Narrow" w:hAnsi="Arial Narrow" w:cs="Arial Narrow"/>
+          <w:sz w:val="16"/>
+          <w:szCs w:val="16"/>
+        </w:rPr>
+        <w:t xml:space="preserve"> Una vez admitida a trámite la denuncia, se correrá traslado de la misma al denunciado, a fin de que éste presente su descargo. El plazo para la presentación del descargo será de cinco (5) días contados desde la notificación, vencido el cual, el Secretario Técnico declarará en rebeldía al denunciado que no lo hubiera presentado.</w:t>
+      </w:r>
+    </w:p>
+    <w:p>
+      <w:pPr>
+        <w:pStyle w:val="Textonotapie"/>
+        <w:ind w:left="567" w:hanging="567"/>
+        <w:jc w:val="both"/>
+        <w:rPr>
+          <w:rFonts w:ascii="Arial Narrow" w:eastAsia="Arial Narrow" w:hAnsi="Arial Narrow" w:cs="Arial Narrow"/>
+          <w:sz w:val="16"/>
+          <w:szCs w:val="16"/>
+        </w:rPr>
+      </w:pPr>
+    </w:p>
+  </w:footnote>
+  <w:footnote w:id="10">
+    <w:p>
+      <w:pPr>
+        <w:pStyle w:val="Textonotapie"/>
+        <w:tabs>
+          <w:tab w:val="left" w:pos="567"/>
+        </w:tabs>
+        <w:ind w:left="567" w:hanging="567"/>
+        <w:jc w:val="both"/>
+        <w:rPr>
+          <w:rFonts w:ascii="Arial Narrow" w:eastAsia="Arial Narrow" w:hAnsi="Arial Narrow" w:cs="Arial Narrow"/>
+          <w:sz w:val="16"/>
+          <w:szCs w:val="16"/>
+        </w:rPr>
+      </w:pPr>
+      <w:r>
+        <w:rPr>
+          <w:rStyle w:val="Refdenotaalpie"/>
+          <w:rFonts w:ascii="Arial Narrow" w:eastAsia="Arial Narrow" w:hAnsi="Arial Narrow" w:cs="Arial Narrow"/>
+          <w:sz w:val="16"/>
+          <w:szCs w:val="16"/>
+          <w:vertAlign w:val="superscript"/>
+        </w:rPr>
+        <w:footnoteRef/>
+      </w:r>
+      <w:r>
+        <w:rPr>
+          <w:rFonts w:ascii="Arial Narrow" w:eastAsia="Arial Narrow" w:hAnsi="Arial Narrow" w:cs="Arial Narrow"/>
+          <w:sz w:val="16"/>
+          <w:szCs w:val="16"/>
+        </w:rPr>
+        <w:tab/>
+      </w:r>
+      <w:r>
+        <w:rPr>
+          <w:rFonts w:ascii="Arial Narrow" w:eastAsia="Arial Narrow" w:hAnsi="Arial Narrow" w:cs="Arial Narrow"/>
+          <w:b/>
+          <w:bCs/>
+          <w:sz w:val="16"/>
+          <w:szCs w:val="16"/>
+        </w:rPr>
+        <w:t xml:space="preserve">DECRETO SUPREMO 006-2026-JUS, TEXTO ÚNICO ORDENADO DE LA LEY 27444, LEY DEL PROCEDIMIENTO ADMINISTRATIVO GENERAL, publicado el 30 de abril de 2026</w:t>
+      </w:r>
+    </w:p>
+    <w:p>
+      <w:pPr>
+        <w:pStyle w:val="Textonotapie"/>
+        <w:ind w:left="567" w:hanging="567"/>
+        <w:jc w:val="both"/>
+        <w:rPr>
+          <w:rFonts w:ascii="Arial Narrow" w:eastAsia="Arial Narrow" w:hAnsi="Arial Narrow" w:cs="Arial Narrow"/>
+          <w:sz w:val="16"/>
+          <w:szCs w:val="16"/>
+        </w:rPr>
+      </w:pPr>
+      <w:r>
+        <w:rPr>
+          <w:rFonts w:ascii="Arial Narrow" w:eastAsia="Arial Narrow" w:hAnsi="Arial Narrow" w:cs="Arial Narrow"/>
+          <w:sz w:val="16"/>
+          <w:szCs w:val="16"/>
+        </w:rPr>
+        <w:tab/>
+      </w:r>
+      <w:r>
+        <w:rPr>
+          <w:rFonts w:ascii="Arial Narrow" w:eastAsia="Arial Narrow" w:hAnsi="Arial Narrow" w:cs="Arial Narrow"/>
+          <w:b/>
+          <w:bCs/>
+          <w:sz w:val="16"/>
+          <w:szCs w:val="16"/>
+        </w:rPr>
+        <w:t xml:space="preserve">Artículo 223.- Contestación de la reclamación</w:t>
+      </w:r>
+    </w:p>
+    <w:p>
+      <w:pPr>
+        <w:pStyle w:val="Textonotapie"/>
+        <w:ind w:left="567" w:hanging="567"/>
+        <w:jc w:val="both"/>
+        <w:rPr>
+          <w:rFonts w:ascii="Arial Narrow" w:eastAsia="Arial Narrow" w:hAnsi="Arial Narrow" w:cs="Arial Narrow"/>
+          <w:sz w:val="16"/>
+          <w:szCs w:val="16"/>
+        </w:rPr>
+      </w:pPr>
+      <w:r>
+        <w:rPr>
+          <w:rFonts w:ascii="Arial Narrow" w:eastAsia="Arial Narrow" w:hAnsi="Arial Narrow" w:cs="Arial Narrow"/>
+          <w:sz w:val="16"/>
+          <w:szCs w:val="16"/>
+        </w:rPr>
+        <w:tab/>
+      </w:r>
+      <w:r>
+        <w:rPr>
+          <w:rFonts w:ascii="Arial Narrow" w:eastAsia="Arial Narrow" w:hAnsi="Arial Narrow" w:cs="Arial Narrow"/>
+          <w:sz w:val="16"/>
+          <w:szCs w:val="16"/>
+        </w:rPr>
+        <w:t xml:space="preserve">223.1 El reclamado deberá presentar la contestación de la reclamación dentro de los quince (15) días posteriores a la notificación de ésta; vencido este plazo, la Administración declarará en rebeldía al reclamado que no la hubiera presentado. La contestación deberá contener los requisitos de los escritos previstos en el artículo 113 de la presente Ley, así como la absolución de todos los asuntos controvertidos de hecho y de derecho, Las alegaciones y los hechos relevantes de la reclamación, salvo que hayan sido específicamente negadas en la contestación, se tendrán por aceptadas o merituadas como ciertas.</w:t>
+      </w:r>
+    </w:p>
+    <w:p>
+      <w:pPr>
+        <w:pStyle w:val="Textonotapie"/>
+        <w:ind w:left="567" w:hanging="567"/>
+        <w:jc w:val="both"/>
+        <w:rPr>
+          <w:rFonts w:ascii="Arial Narrow" w:eastAsia="Arial Narrow" w:hAnsi="Arial Narrow" w:cs="Arial Narrow"/>
+          <w:sz w:val="16"/>
+          <w:szCs w:val="16"/>
+        </w:rPr>
+      </w:pPr>
+    </w:p>
+  </w:footnote>
+  <w:footnote w:id="11">
+    <w:p>
+      <w:pPr>
+        <w:tabs>
+          <w:tab w:val="left" w:pos="567"/>
+        </w:tabs>
+        <w:spacing w:after="0" w:line="240" w:lineRule="auto"/>
+        <w:ind w:left="567" w:hanging="567"/>
+        <w:jc w:val="both"/>
+        <w:rPr>
+          <w:rFonts w:ascii="Arial Narrow" w:eastAsia="Arial Narrow" w:hAnsi="Arial Narrow" w:cs="Arial Narrow"/>
+          <w:sz w:val="16"/>
+          <w:szCs w:val="16"/>
+        </w:rPr>
+      </w:pPr>
+      <w:r>
+        <w:rPr>
+          <w:rStyle w:val="Refdenotaalpie"/>
+          <w:rFonts w:ascii="Arial Narrow" w:eastAsia="Arial Narrow" w:hAnsi="Arial Narrow" w:cs="Arial Narrow"/>
+          <w:sz w:val="16"/>
+          <w:szCs w:val="16"/>
+          <w:vertAlign w:val="superscript"/>
+        </w:rPr>
+        <w:footnoteRef/>
+      </w:r>
+      <w:r>
+        <w:rPr>
+          <w:rFonts w:ascii="Arial Narrow" w:eastAsia="Arial Narrow" w:hAnsi="Arial Narrow" w:cs="Arial Narrow"/>
+          <w:sz w:val="16"/>
+          <w:szCs w:val="16"/>
+          <w:vertAlign w:val="superscript"/>
+        </w:rPr>
+        <w:tab/>
+        <w:t xml:space="preserve"/>
+      </w:r>
+      <w:r>
+        <w:rPr>
+          <w:rFonts w:ascii="Arial Narrow" w:eastAsia="Arial Narrow" w:hAnsi="Arial Narrow" w:cs="Arial Narrow"/>
+          <w:sz w:val="16"/>
+          <w:szCs w:val="16"/>
+        </w:rPr>
         <w:t xml:space="preserve"> </w:t>
+      </w:r>
+      <w:r>
+        <w:rPr>
+          <w:rFonts w:ascii="Arial Narrow" w:eastAsia="Arial Narrow" w:hAnsi="Arial Narrow" w:cs="Arial Narrow"/>
+          <w:sz w:val="16"/>
+          <w:szCs w:val="16"/>
+        </w:rPr>
+        <w:tab/>
+      </w:r>
+      <w:r>
+        <w:rPr>
+          <w:rFonts w:ascii="Arial Narrow" w:eastAsia="Arial Narrow" w:hAnsi="Arial Narrow" w:cs="Arial Narrow"/>
+          <w:b/>
+          <w:sz w:val="16"/>
+          <w:szCs w:val="16"/>
+        </w:rPr>
+        <w:t xml:space="preserve">LEY </w:t>
+      </w:r>
+      <w:r>
+        <w:rPr>
+          <w:rFonts w:ascii="Arial Narrow" w:eastAsia="Arial Narrow" w:hAnsi="Arial Narrow" w:cs="Arial Narrow"/>
+          <w:b/>
+          <w:sz w:val="16"/>
+          <w:szCs w:val="16"/>
+        </w:rPr>
+        <w:t>29571</w:t>
+      </w:r>
+      <w:r>
+        <w:rPr>
+          <w:rFonts w:ascii="Arial Narrow" w:eastAsia="Arial Narrow" w:hAnsi="Arial Narrow" w:cs="Arial Narrow"/>
+          <w:b/>
+          <w:sz w:val="16"/>
+          <w:szCs w:val="16"/>
+        </w:rPr>
+        <w:t>, CÓDIGO DE PROTECCIÓN Y DEFENSA DEL CONSUMIDOR</w:t>
+      </w:r>
+      <w:r>
+        <w:rPr>
+          <w:rFonts w:ascii="Arial Narrow" w:eastAsia="Arial Narrow" w:hAnsi="Arial Narrow" w:cs="Arial Narrow"/>
+          <w:b/>
+          <w:bCs/>
+          <w:sz w:val="16"/>
+          <w:szCs w:val="16"/>
+        </w:rPr>
+        <w:t xml:space="preserve">, </w:t>
+      </w:r>
+      <w:r>
+        <w:rPr>
+          <w:rFonts w:ascii="Arial Narrow" w:eastAsia="Arial Narrow" w:hAnsi="Arial Narrow" w:cs="Arial Narrow"/>
+          <w:b/>
+          <w:sz w:val="16"/>
+          <w:szCs w:val="16"/>
+        </w:rPr>
+        <w:t>publicado el 2 de setiembre de 2010 y modificado por Decreto Legislativo 1308</w:t>
+      </w:r>
+    </w:p>
+    <w:p>
+      <w:pPr>
+        <w:spacing w:after="0" w:line="240" w:lineRule="auto"/>
+        <w:ind w:left="567" w:hanging="567"/>
+        <w:jc w:val="both"/>
+        <w:rPr>
+          <w:rFonts w:ascii="Arial Narrow" w:eastAsia="Arial Narrow" w:hAnsi="Arial Narrow" w:cs="Arial Narrow"/>
+          <w:b/>
+          <w:sz w:val="16"/>
+          <w:szCs w:val="16"/>
+        </w:rPr>
+      </w:pPr>
+      <w:r>
+        <w:rPr>
+          <w:rFonts w:ascii="Arial Narrow" w:eastAsia="Arial Narrow" w:hAnsi="Arial Narrow" w:cs="Arial Narrow"/>
+          <w:b/>
+          <w:sz w:val="16"/>
+          <w:szCs w:val="16"/>
+        </w:rPr>
+        <w:tab/>
+        <w:t>Artículo 110.- Sanciones administrativas</w:t>
+      </w:r>
+    </w:p>
+    <w:p>
+      <w:pPr>
+        <w:spacing w:after="0" w:line="240" w:lineRule="auto"/>
+        <w:ind w:left="567"/>
+        <w:jc w:val="both"/>
+        <w:rPr>
+          <w:rFonts w:ascii="Arial Narrow" w:eastAsia="Arial Narrow" w:hAnsi="Arial Narrow" w:cs="Arial Narrow"/>
+          <w:sz w:val="16"/>
+          <w:szCs w:val="16"/>
+        </w:rPr>
+      </w:pPr>
+      <w:r>
+        <w:rPr>
+          <w:rFonts w:ascii="Arial Narrow" w:eastAsia="Arial Narrow" w:hAnsi="Arial Narrow" w:cs="Arial Narrow"/>
+          <w:sz w:val="16"/>
+          <w:szCs w:val="16"/>
+        </w:rPr>
+        <w:t>El órgano resolutivo puede sancionar las infracciones administrativas a que se refiere el artículo 108 con amonestación y multas de hasta cuatrocientos cincuenta (450) Unidades Impositivas Tributarias (UIT), las cuales son calificadas de la siguiente manera:</w:t>
+      </w:r>
+    </w:p>
+    <w:p>
+      <w:pPr>
+        <w:numPr>
+          <w:ilvl w:val="0"/>
+          <w:numId w:val="2"/>
+        </w:numPr>
+        <w:spacing w:after="0" w:line="240" w:lineRule="auto"/>
+        <w:ind w:left="426" w:firstLine="141"/>
+        <w:jc w:val="both"/>
+        <w:rPr>
+          <w:rFonts w:ascii="Arial Narrow" w:eastAsia="Arial Narrow" w:hAnsi="Arial Narrow" w:cs="Arial Narrow"/>
+          <w:sz w:val="16"/>
+          <w:szCs w:val="16"/>
+        </w:rPr>
+      </w:pPr>
+      <w:r>
+        <w:rPr>
+          <w:rFonts w:ascii="Arial Narrow" w:eastAsia="Arial Narrow" w:hAnsi="Arial Narrow" w:cs="Arial Narrow"/>
+          <w:sz w:val="16"/>
+          <w:szCs w:val="16"/>
+        </w:rPr>
+        <w:t>Infracciones leves, con una amonestación o con una multa de hasta cincuenta (50) UIT.</w:t>
+      </w:r>
+    </w:p>
+    <w:p>
+      <w:pPr>
+        <w:numPr>
+          <w:ilvl w:val="0"/>
+          <w:numId w:val="2"/>
+        </w:numPr>
+        <w:spacing w:after="0" w:line="240" w:lineRule="auto"/>
+        <w:ind w:left="426" w:firstLine="141"/>
+        <w:jc w:val="both"/>
+        <w:rPr>
+          <w:rFonts w:ascii="Arial Narrow" w:eastAsia="Arial Narrow" w:hAnsi="Arial Narrow" w:cs="Arial Narrow"/>
+          <w:sz w:val="16"/>
+          <w:szCs w:val="16"/>
+        </w:rPr>
+      </w:pPr>
+      <w:r>
+        <w:rPr>
+          <w:rFonts w:ascii="Arial Narrow" w:eastAsia="Arial Narrow" w:hAnsi="Arial Narrow" w:cs="Arial Narrow"/>
+          <w:sz w:val="16"/>
+          <w:szCs w:val="16"/>
+        </w:rPr>
+        <w:t>Infracciones graves, con una multa de hasta ciento cincuenta (150) UIT.</w:t>
+      </w:r>
+    </w:p>
+    <w:p>
+      <w:pPr>
+        <w:numPr>
+          <w:ilvl w:val="0"/>
+          <w:numId w:val="2"/>
+        </w:numPr>
+        <w:spacing w:after="0" w:line="240" w:lineRule="auto"/>
+        <w:ind w:left="426" w:firstLine="141"/>
+        <w:jc w:val="both"/>
+        <w:rPr>
+          <w:rFonts w:ascii="Arial Narrow" w:eastAsia="Arial Narrow" w:hAnsi="Arial Narrow" w:cs="Arial Narrow"/>
+          <w:sz w:val="16"/>
+          <w:szCs w:val="16"/>
+        </w:rPr>
+      </w:pPr>
+      <w:r>
+        <w:rPr>
+          <w:rFonts w:ascii="Arial Narrow" w:eastAsia="Arial Narrow" w:hAnsi="Arial Narrow" w:cs="Arial Narrow"/>
+          <w:sz w:val="16"/>
+          <w:szCs w:val="16"/>
+        </w:rPr>
+        <w:t>Infracciones muy graves, con una multa de hasta cuatrocientos cincuenta (450) UIT.</w:t>
+      </w:r>
+    </w:p>
+    <w:p>
+      <w:pPr>
+        <w:spacing w:after="0" w:line="240" w:lineRule="auto"/>
+        <w:ind w:left="567"/>
+        <w:jc w:val="both"/>
+        <w:rPr>
+          <w:rFonts w:ascii="Arial Narrow" w:eastAsia="Arial Narrow" w:hAnsi="Arial Narrow" w:cs="Arial Narrow"/>
+          <w:sz w:val="16"/>
+          <w:szCs w:val="16"/>
+        </w:rPr>
+      </w:pPr>
+      <w:r>
+        <w:rPr>
+          <w:rFonts w:ascii="Arial Narrow" w:eastAsia="Arial Narrow" w:hAnsi="Arial Narrow" w:cs="Arial Narrow"/>
+          <w:sz w:val="16"/>
+          <w:szCs w:val="16"/>
+        </w:rPr>
+        <w:t>(…).</w:t>
+      </w:r>
+    </w:p>
+    <w:p>
+      <w:pPr>
+        <w:spacing w:after="0" w:line="240" w:lineRule="auto"/>
+        <w:ind w:left="567" w:hanging="567"/>
+        <w:jc w:val="both"/>
+        <w:rPr>
+          <w:rFonts w:ascii="Arial Narrow" w:eastAsia="Arial Narrow" w:hAnsi="Arial Narrow" w:cs="Arial Narrow"/>
+          <w:sz w:val="16"/>
+          <w:szCs w:val="16"/>
+        </w:rPr>
+      </w:pPr>
+    </w:p>
+  </w:footnote>
+  <w:footnote w:id="12">
+    <w:p>
+      <w:pPr>
+        <w:tabs>
+          <w:tab w:val="left" w:pos="567"/>
+        </w:tabs>
+        <w:spacing w:after="0" w:line="240" w:lineRule="auto"/>
+        <w:ind w:left="567" w:hanging="567"/>
+        <w:jc w:val="both"/>
+        <w:rPr>
+          <w:rFonts w:ascii="Arial Narrow" w:eastAsia="Arial Narrow" w:hAnsi="Arial Narrow" w:cs="Arial Narrow"/>
+          <w:b/>
+          <w:sz w:val="16"/>
+          <w:szCs w:val="16"/>
+        </w:rPr>
+      </w:pPr>
+      <w:r>
+        <w:rPr>
+          <w:rStyle w:val="Refdenotaalpie"/>
+          <w:rFonts w:ascii="Arial Narrow" w:eastAsia="Arial Narrow" w:hAnsi="Arial Narrow" w:cs="Arial Narrow"/>
+          <w:sz w:val="16"/>
+          <w:szCs w:val="16"/>
+          <w:vertAlign w:val="superscript"/>
+        </w:rPr>
+        <w:footnoteRef/>
+      </w:r>
+      <w:r>
+        <w:rPr>
+          <w:rFonts w:ascii="Arial Narrow" w:eastAsia="Arial Narrow" w:hAnsi="Arial Narrow" w:cs="Arial Narrow"/>
+          <w:sz w:val="16"/>
+          <w:szCs w:val="16"/>
+        </w:rPr>
+        <w:tab/>
+        <w:t xml:space="preserve"/>
+      </w:r>
+      <w:r>
+        <w:rPr>
+          <w:rFonts w:ascii="Arial Narrow" w:eastAsia="Arial Narrow" w:hAnsi="Arial Narrow" w:cs="Arial Narrow"/>
+          <w:sz w:val="16"/>
+          <w:szCs w:val="16"/>
+        </w:rPr>
+        <w:tab/>
+      </w:r>
+      <w:r>
+        <w:rPr>
+          <w:rFonts w:ascii="Arial Narrow" w:eastAsia="Arial Narrow" w:hAnsi="Arial Narrow" w:cs="Arial Narrow"/>
+          <w:b/>
+          <w:sz w:val="16"/>
+          <w:szCs w:val="16"/>
+        </w:rPr>
+        <w:t xml:space="preserve">LEY </w:t>
+      </w:r>
+      <w:r>
+        <w:rPr>
+          <w:rFonts w:ascii="Arial Narrow" w:eastAsia="Arial Narrow" w:hAnsi="Arial Narrow" w:cs="Arial Narrow"/>
+          <w:b/>
+          <w:sz w:val="16"/>
+          <w:szCs w:val="16"/>
+        </w:rPr>
+        <w:t>29571</w:t>
+      </w:r>
+      <w:r>
+        <w:rPr>
+          <w:rFonts w:ascii="Arial Narrow" w:eastAsia="Arial Narrow" w:hAnsi="Arial Narrow" w:cs="Arial Narrow"/>
+          <w:b/>
+          <w:sz w:val="16"/>
+          <w:szCs w:val="16"/>
+        </w:rPr>
+        <w:t>, CÓDIGO DE PROTECCIÓN Y DEFENSA DEL CONSUMIDOR</w:t>
+      </w:r>
+      <w:r>
+        <w:rPr>
+          <w:rFonts w:ascii="Arial Narrow" w:eastAsia="Arial Narrow" w:hAnsi="Arial Narrow" w:cs="Arial Narrow"/>
+          <w:b/>
+          <w:bCs/>
+          <w:sz w:val="16"/>
+          <w:szCs w:val="16"/>
+        </w:rPr>
+        <w:t xml:space="preserve">, </w:t>
+      </w:r>
+      <w:r>
+        <w:rPr>
+          <w:rFonts w:ascii="Arial Narrow" w:eastAsia="Arial Narrow" w:hAnsi="Arial Narrow" w:cs="Arial Narrow"/>
+          <w:b/>
+          <w:sz w:val="16"/>
+          <w:szCs w:val="16"/>
+        </w:rPr>
+        <w:t>publicado el 2 de setiembre de 2010 y modificado por Decreto Legislativo 1308</w:t>
+      </w:r>
+    </w:p>
+    <w:p>
+      <w:pPr>
+        <w:spacing w:after="0" w:line="240" w:lineRule="auto"/>
+        <w:ind w:left="567"/>
+        <w:jc w:val="both"/>
+        <w:rPr>
+          <w:rFonts w:ascii="Arial Narrow" w:eastAsia="Arial Narrow" w:hAnsi="Arial Narrow" w:cs="Arial Narrow"/>
+          <w:sz w:val="16"/>
+          <w:szCs w:val="16"/>
+        </w:rPr>
+      </w:pPr>
+      <w:r>
+        <w:rPr>
+          <w:rFonts w:ascii="Arial Narrow" w:eastAsia="Arial Narrow" w:hAnsi="Arial Narrow" w:cs="Arial Narrow"/>
+          <w:b/>
+          <w:sz w:val="16"/>
+          <w:szCs w:val="16"/>
+        </w:rPr>
+        <w:t>Artículo 114.- Medidas correctivas</w:t>
+      </w:r>
+    </w:p>
+    <w:p>
+      <w:pPr>
+        <w:spacing w:after="0" w:line="240" w:lineRule="auto"/>
+        <w:ind w:left="567"/>
+        <w:jc w:val="both"/>
+        <w:rPr>
+          <w:rFonts w:ascii="Arial Narrow" w:eastAsia="Arial Narrow" w:hAnsi="Arial Narrow" w:cs="Arial Narrow"/>
+          <w:sz w:val="16"/>
+          <w:szCs w:val="16"/>
+        </w:rPr>
+      </w:pPr>
+      <w:r>
+        <w:rPr>
+          <w:rFonts w:ascii="Arial Narrow" w:eastAsia="Arial Narrow" w:hAnsi="Arial Narrow" w:cs="Arial Narrow"/>
+          <w:sz w:val="16"/>
+          <w:szCs w:val="16"/>
+        </w:rPr>
+        <w:t xml:space="preserve">Sin perjuicio de la sanción administrativa que corresponda al proveedor por una infracción al presente Código, el Indecopi puede dictar, en calidad de mandatos, medidas correctivas reparadoras y complementarias. </w:t>
+      </w:r>
+    </w:p>
+    <w:p>
+      <w:pPr>
+        <w:spacing w:after="0" w:line="240" w:lineRule="auto"/>
+        <w:ind w:left="567" w:hanging="567"/>
+        <w:jc w:val="both"/>
+        <w:rPr>
+          <w:rFonts w:ascii="Arial Narrow" w:eastAsia="Arial Narrow" w:hAnsi="Arial Narrow" w:cs="Arial Narrow"/>
+          <w:sz w:val="16"/>
+          <w:szCs w:val="16"/>
+        </w:rPr>
+      </w:pPr>
+      <w:r>
+        <w:rPr>
+          <w:rFonts w:ascii="Arial Narrow" w:eastAsia="Arial Narrow" w:hAnsi="Arial Narrow" w:cs="Arial Narrow"/>
+          <w:sz w:val="16"/>
+          <w:szCs w:val="16"/>
+        </w:rPr>
+        <w:tab/>
+        <w:t xml:space="preserve">Las medidas correctivas reparadoras pueden dictarse a pedido de parte o de oficio, siempre y cuando sean expresamente informadas sobre esa posibilidad en la notificación de cargo al proveedor por la autoridad encargada del procedimiento. </w:t>
+      </w:r>
+    </w:p>
+    <w:p>
+      <w:pPr>
+        <w:spacing w:after="0" w:line="240" w:lineRule="auto"/>
+        <w:ind w:left="567" w:hanging="567"/>
+        <w:jc w:val="both"/>
+        <w:rPr>
+          <w:rFonts w:ascii="Arial Narrow" w:eastAsia="Arial Narrow" w:hAnsi="Arial Narrow" w:cs="Arial Narrow"/>
+          <w:sz w:val="16"/>
+          <w:szCs w:val="16"/>
+        </w:rPr>
+      </w:pPr>
+      <w:r>
+        <w:rPr>
+          <w:rFonts w:ascii="Arial Narrow" w:eastAsia="Arial Narrow" w:hAnsi="Arial Narrow" w:cs="Arial Narrow"/>
+          <w:sz w:val="16"/>
+          <w:szCs w:val="16"/>
+        </w:rPr>
+        <w:tab/>
+        <w:t>Las medidas correctivas complementarias pueden dictarse de oficio o a pedido de parte.</w:t>
+      </w:r>
+    </w:p>
+    <w:p>
+      <w:pPr>
+        <w:spacing w:after="0" w:line="240" w:lineRule="auto"/>
+        <w:ind w:left="567" w:hanging="567"/>
+        <w:jc w:val="both"/>
+        <w:rPr>
+          <w:rFonts w:ascii="Arial Narrow" w:eastAsia="Arial Narrow" w:hAnsi="Arial Narrow" w:cs="Arial Narrow"/>
+          <w:sz w:val="16"/>
+          <w:szCs w:val="16"/>
+        </w:rPr>
+      </w:pPr>
+      <w:r>
+        <w:rPr>
+          <w:rFonts w:ascii="Arial Narrow" w:eastAsia="Arial Narrow" w:hAnsi="Arial Narrow" w:cs="Arial Narrow"/>
+          <w:b/>
+          <w:sz w:val="16"/>
+          <w:szCs w:val="16"/>
+        </w:rPr>
+        <w:tab/>
+        <w:t>Artículo 115.- Medidas correctivas reparadoras</w:t>
+      </w:r>
+    </w:p>
+    <w:p>
+      <w:pPr>
+        <w:spacing w:after="0" w:line="240" w:lineRule="auto"/>
+        <w:ind w:left="567" w:hanging="283"/>
+        <w:jc w:val="both"/>
+        <w:rPr>
+          <w:rFonts w:ascii="Arial Narrow" w:eastAsia="Arial Narrow" w:hAnsi="Arial Narrow" w:cs="Arial Narrow"/>
+          <w:sz w:val="16"/>
+          <w:szCs w:val="16"/>
+        </w:rPr>
+      </w:pPr>
+      <w:r>
+        <w:rPr>
+          <w:rFonts w:ascii="Arial Narrow" w:eastAsia="Arial Narrow" w:hAnsi="Arial Narrow" w:cs="Arial Narrow"/>
+          <w:sz w:val="16"/>
+          <w:szCs w:val="16"/>
+        </w:rPr>
+        <w:tab/>
+        <w:t>115.1 Las medidas correctivas reparadoras tienen el objeto de resarcir las consecuencias patrimoniales directas e inmediatas ocasionadas al consumidor por la infracción administrativa a su estado anterior. En caso el órgano resolutivo dicte una o varias medidas correctivas, debe considerar lo acordado por las partes durante la relación de consumo. Las medidas correctivas reparadoras pueden consistir en ordenar al proveedor infractor lo siguiente:</w:t>
+      </w:r>
+    </w:p>
+    <w:p>
+      <w:pPr>
+        <w:numPr>
+          <w:ilvl w:val="0"/>
+          <w:numId w:val="1"/>
+        </w:numPr>
+        <w:spacing w:after="0" w:line="240" w:lineRule="auto"/>
+        <w:ind w:left="567" w:firstLine="0"/>
+        <w:jc w:val="both"/>
+        <w:rPr>
+          <w:rFonts w:ascii="Arial Narrow" w:eastAsia="Arial Narrow" w:hAnsi="Arial Narrow" w:cs="Arial Narrow"/>
+          <w:sz w:val="16"/>
+          <w:szCs w:val="16"/>
+        </w:rPr>
+      </w:pPr>
+      <w:r>
+        <w:rPr>
+          <w:rFonts w:ascii="Arial Narrow" w:eastAsia="Arial Narrow" w:hAnsi="Arial Narrow" w:cs="Arial Narrow"/>
+          <w:sz w:val="16"/>
+          <w:szCs w:val="16"/>
+        </w:rPr>
+        <w:t>Reparar productos.</w:t>
+      </w:r>
+    </w:p>
+    <w:p>
+      <w:pPr>
+        <w:numPr>
+          <w:ilvl w:val="0"/>
+          <w:numId w:val="1"/>
+        </w:numPr>
+        <w:spacing w:after="0" w:line="240" w:lineRule="auto"/>
+        <w:ind w:left="567" w:firstLine="0"/>
+        <w:jc w:val="both"/>
+        <w:rPr>
+          <w:rFonts w:ascii="Arial Narrow" w:eastAsia="Arial Narrow" w:hAnsi="Arial Narrow" w:cs="Arial Narrow"/>
+          <w:sz w:val="16"/>
+          <w:szCs w:val="16"/>
+        </w:rPr>
+      </w:pPr>
+      <w:r>
+        <w:rPr>
+          <w:rFonts w:ascii="Arial Narrow" w:eastAsia="Arial Narrow" w:hAnsi="Arial Narrow" w:cs="Arial Narrow"/>
+          <w:sz w:val="16"/>
+          <w:szCs w:val="16"/>
+        </w:rPr>
+        <w:t>Cambiar productos por otros de idénticas o similares características, cuando la reparación no sea posible o no resulte razonable según las circunstancias.</w:t>
+      </w:r>
+    </w:p>
+    <w:p>
+      <w:pPr>
+        <w:numPr>
+          <w:ilvl w:val="0"/>
+          <w:numId w:val="1"/>
+        </w:numPr>
+        <w:spacing w:after="0" w:line="240" w:lineRule="auto"/>
+        <w:ind w:left="567" w:firstLine="0"/>
+        <w:jc w:val="both"/>
+        <w:rPr>
+          <w:rFonts w:ascii="Arial Narrow" w:eastAsia="Arial Narrow" w:hAnsi="Arial Narrow" w:cs="Arial Narrow"/>
+          <w:sz w:val="16"/>
+          <w:szCs w:val="16"/>
+        </w:rPr>
+      </w:pPr>
+      <w:r>
+        <w:rPr>
+          <w:rFonts w:ascii="Arial Narrow" w:eastAsia="Arial Narrow" w:hAnsi="Arial Narrow" w:cs="Arial Narrow"/>
+          <w:sz w:val="16"/>
+          <w:szCs w:val="16"/>
+        </w:rPr>
+        <w:t>Entregar un producto de idénticas características o, cuando esto no resulte posible, de similares características, en los supuestos de pérdida o deterioro atribuible al proveedor y siempre que exista interés del consumidor.</w:t>
+      </w:r>
+    </w:p>
+    <w:p>
+      <w:pPr>
+        <w:numPr>
+          <w:ilvl w:val="0"/>
+          <w:numId w:val="1"/>
+        </w:numPr>
+        <w:spacing w:after="0" w:line="240" w:lineRule="auto"/>
+        <w:ind w:left="567" w:firstLine="0"/>
+        <w:jc w:val="both"/>
+        <w:rPr>
+          <w:rFonts w:ascii="Arial Narrow" w:eastAsia="Arial Narrow" w:hAnsi="Arial Narrow" w:cs="Arial Narrow"/>
+          <w:sz w:val="16"/>
+          <w:szCs w:val="16"/>
+        </w:rPr>
+      </w:pPr>
+      <w:r>
+        <w:rPr>
+          <w:rFonts w:ascii="Arial Narrow" w:eastAsia="Arial Narrow" w:hAnsi="Arial Narrow" w:cs="Arial Narrow"/>
+          <w:sz w:val="16"/>
+          <w:szCs w:val="16"/>
+        </w:rPr>
+        <w:t>Cumplir con ejecutar la prestación u obligación asumida; y si esto no resulte posible o no sea razonable, otra de efectos equivalentes, incluyendo prestaciones dinerarias.</w:t>
+      </w:r>
+    </w:p>
+    <w:p>
+      <w:pPr>
+        <w:numPr>
+          <w:ilvl w:val="0"/>
+          <w:numId w:val="1"/>
+        </w:numPr>
+        <w:spacing w:after="0" w:line="240" w:lineRule="auto"/>
+        <w:ind w:left="567" w:firstLine="0"/>
+        <w:jc w:val="both"/>
+        <w:rPr>
+          <w:rFonts w:ascii="Arial Narrow" w:eastAsia="Arial Narrow" w:hAnsi="Arial Narrow" w:cs="Arial Narrow"/>
+          <w:sz w:val="16"/>
+          <w:szCs w:val="16"/>
+        </w:rPr>
+      </w:pPr>
+      <w:r>
+        <w:rPr>
+          <w:rFonts w:ascii="Arial Narrow" w:eastAsia="Arial Narrow" w:hAnsi="Arial Narrow" w:cs="Arial Narrow"/>
+          <w:sz w:val="16"/>
+          <w:szCs w:val="16"/>
+        </w:rPr>
+        <w:t>Cumplir con ejecutar otras prestaciones u obligaciones legales o convencionales a su cargo.</w:t>
+      </w:r>
+    </w:p>
+    <w:p>
+      <w:pPr>
+        <w:numPr>
+          <w:ilvl w:val="0"/>
+          <w:numId w:val="1"/>
+        </w:numPr>
+        <w:spacing w:after="0" w:line="240" w:lineRule="auto"/>
+        <w:ind w:left="567" w:firstLine="0"/>
+        <w:jc w:val="both"/>
+        <w:rPr>
+          <w:rFonts w:ascii="Arial Narrow" w:eastAsia="Arial Narrow" w:hAnsi="Arial Narrow" w:cs="Arial Narrow"/>
+          <w:sz w:val="16"/>
+          <w:szCs w:val="16"/>
+        </w:rPr>
+      </w:pPr>
+      <w:r>
+        <w:rPr>
+          <w:rFonts w:ascii="Arial Narrow" w:eastAsia="Arial Narrow" w:hAnsi="Arial Narrow" w:cs="Arial Narrow"/>
+          <w:sz w:val="16"/>
+          <w:szCs w:val="16"/>
+        </w:rPr>
+        <w:t>Devolver la contraprestación pagada por el consumidor, más los intereses legales correspondientes, cuando la reparación, reposición, o cumplimiento de la prestación u obligación, según sea el caso, no resulte posible o no sea razonable según las circunstancias.</w:t>
+      </w:r>
+    </w:p>
+    <w:p>
+      <w:pPr>
+        <w:numPr>
+          <w:ilvl w:val="0"/>
+          <w:numId w:val="1"/>
+        </w:numPr>
+        <w:spacing w:after="0" w:line="240" w:lineRule="auto"/>
+        <w:ind w:left="567" w:firstLine="0"/>
+        <w:jc w:val="both"/>
+        <w:rPr>
+          <w:rFonts w:ascii="Arial Narrow" w:eastAsia="Arial Narrow" w:hAnsi="Arial Narrow" w:cs="Arial Narrow"/>
+          <w:sz w:val="16"/>
+          <w:szCs w:val="16"/>
+        </w:rPr>
+      </w:pPr>
+      <w:r>
+        <w:rPr>
+          <w:rFonts w:ascii="Arial Narrow" w:eastAsia="Arial Narrow" w:hAnsi="Arial Narrow" w:cs="Arial Narrow"/>
+          <w:sz w:val="16"/>
+          <w:szCs w:val="16"/>
+        </w:rPr>
+        <w:t>En los supuestos de pagos indebidos o en exceso, devolver estos montos, más los intereses correspondientes.</w:t>
+      </w:r>
+    </w:p>
+    <w:p>
+      <w:pPr>
+        <w:numPr>
+          <w:ilvl w:val="0"/>
+          <w:numId w:val="1"/>
+        </w:numPr>
+        <w:spacing w:after="0" w:line="240" w:lineRule="auto"/>
+        <w:ind w:left="567" w:firstLine="0"/>
+        <w:jc w:val="both"/>
+        <w:rPr>
+          <w:rFonts w:ascii="Arial Narrow" w:eastAsia="Arial Narrow" w:hAnsi="Arial Narrow" w:cs="Arial Narrow"/>
+          <w:sz w:val="16"/>
+          <w:szCs w:val="16"/>
+        </w:rPr>
+      </w:pPr>
+      <w:r>
+        <w:rPr>
+          <w:rFonts w:ascii="Arial Narrow" w:eastAsia="Arial Narrow" w:hAnsi="Arial Narrow" w:cs="Arial Narrow"/>
+          <w:sz w:val="16"/>
+          <w:szCs w:val="16"/>
+        </w:rPr>
+        <w:t>Pagar los gastos incurridos por el consumidor para mitigar las consecuencias de la infracción administrativa.</w:t>
+      </w:r>
+    </w:p>
+    <w:p>
+      <w:pPr>
+        <w:numPr>
+          <w:ilvl w:val="0"/>
+          <w:numId w:val="1"/>
+        </w:numPr>
+        <w:spacing w:after="0" w:line="240" w:lineRule="auto"/>
+        <w:ind w:left="567" w:firstLine="0"/>
+        <w:jc w:val="both"/>
+        <w:rPr>
+          <w:rFonts w:ascii="Arial Narrow" w:eastAsia="Arial Narrow" w:hAnsi="Arial Narrow" w:cs="Arial Narrow"/>
+          <w:sz w:val="16"/>
+          <w:szCs w:val="16"/>
+        </w:rPr>
+      </w:pPr>
+      <w:r>
+        <w:rPr>
+          <w:rFonts w:ascii="Arial Narrow" w:eastAsia="Arial Narrow" w:hAnsi="Arial Narrow" w:cs="Arial Narrow"/>
+          <w:sz w:val="16"/>
+          <w:szCs w:val="16"/>
+        </w:rPr>
+        <w:t>Otras medidas reparadoras análogas de efectos equivalentes a las anteriores.</w:t>
+      </w:r>
+    </w:p>
+    <w:p>
+      <w:pPr>
+        <w:pStyle w:val="Sinespaciado"/>
+        <w:ind w:left="567"/>
+        <w:jc w:val="both"/>
+        <w:rPr>
+          <w:rFonts w:ascii="Arial Narrow" w:eastAsia="Arial Narrow" w:hAnsi="Arial Narrow" w:cs="Arial Narrow"/>
+          <w:sz w:val="16"/>
+          <w:szCs w:val="16"/>
+        </w:rPr>
+      </w:pPr>
+      <w:r>
+        <w:rPr>
+          <w:rFonts w:ascii="Arial Narrow" w:eastAsia="Arial Narrow" w:hAnsi="Arial Narrow" w:cs="Arial Narrow"/>
+          <w:sz w:val="16"/>
+          <w:szCs w:val="16"/>
+        </w:rPr>
+        <w:t>115.2 Las medidas correctivas reparadoras no pueden ser solicitadas de manera acumulativa conjunta, pudiendo plantearse de manera alternativa o subsidiaria, con excepción de la medida correctiva señalada en el literal h) que puede solicitarse conjuntamente con otra medida correctiva. Cuando los órganos competentes del Indecopi se pronuncian respecto de una medida correctiva reparadora, aplican el principio de congruencia procesal.</w:t>
+      </w:r>
+    </w:p>
+    <w:p>
+      <w:pPr>
+        <w:spacing w:after="0" w:line="240" w:lineRule="auto"/>
+        <w:ind w:left="567"/>
+        <w:jc w:val="both"/>
+        <w:rPr>
+          <w:rFonts w:ascii="Arial Narrow" w:eastAsia="Arial Narrow" w:hAnsi="Arial Narrow" w:cs="Arial Narrow"/>
+          <w:sz w:val="16"/>
+          <w:szCs w:val="16"/>
+        </w:rPr>
+      </w:pPr>
+      <w:r>
+        <w:rPr>
+          <w:rFonts w:ascii="Arial Narrow" w:eastAsia="Arial Narrow" w:hAnsi="Arial Narrow" w:cs="Arial Narrow"/>
+          <w:sz w:val="16"/>
+          <w:szCs w:val="16"/>
+        </w:rPr>
+        <w:t>115.3 Las medidas correctivas reparadoras pueden solicitarse en cualquier momento hasta antes de la notificación de cargo al proveedor, sin perjuicio de la facultad de secretaría técnica de la comisión de requerir al consumidor que precise la medida correctiva materia de solicitud. El consumidor puede variar su solicitud de medida correctiva hasta antes de la decisión de primera instancia, en cuyo caso se confiere traslado al proveedor para que formule su descargo.</w:t>
+      </w:r>
+    </w:p>
+    <w:p>
+      <w:pPr>
+        <w:spacing w:after="0" w:line="240" w:lineRule="auto"/>
+        <w:ind w:left="567"/>
+        <w:jc w:val="both"/>
+        <w:rPr>
+          <w:rFonts w:ascii="Arial Narrow" w:eastAsia="Arial Narrow" w:hAnsi="Arial Narrow" w:cs="Arial Narrow"/>
+          <w:sz w:val="16"/>
+          <w:szCs w:val="16"/>
+        </w:rPr>
+      </w:pPr>
+      <w:r>
+        <w:rPr>
+          <w:rFonts w:ascii="Arial Narrow" w:eastAsia="Arial Narrow" w:hAnsi="Arial Narrow" w:cs="Arial Narrow"/>
+          <w:sz w:val="16"/>
+          <w:szCs w:val="16"/>
+        </w:rPr>
+        <w:t>115.4 Corresponde al consumidor que solicita el dictado de la medida correctiva reparadora probar las consecuencias patrimoniales directas e inmediatas causadas por la comisión de la infracción administrativa.</w:t>
+      </w:r>
+    </w:p>
+    <w:p>
+      <w:pPr>
+        <w:spacing w:after="0" w:line="240" w:lineRule="auto"/>
+        <w:ind w:left="567"/>
+        <w:jc w:val="both"/>
+        <w:rPr>
+          <w:rFonts w:ascii="Arial Narrow" w:eastAsia="Arial Narrow" w:hAnsi="Arial Narrow" w:cs="Arial Narrow"/>
+          <w:sz w:val="16"/>
+          <w:szCs w:val="16"/>
+        </w:rPr>
+      </w:pPr>
+      <w:r>
+        <w:rPr>
+          <w:rFonts w:ascii="Arial Narrow" w:eastAsia="Arial Narrow" w:hAnsi="Arial Narrow" w:cs="Arial Narrow"/>
+          <w:sz w:val="16"/>
+          <w:szCs w:val="16"/>
+        </w:rPr>
+        <w:t>115.5 Los bienes o montos objeto de medidas correctivas reparadoras son entregados por el proveedor directamente al consumidor que los reclama, salvo mandato distinto contenido en la resolución. Aquellos bienes o montos materia de una medida correctiva reparadora, que por algún motivo se encuentran en posesión del Indecopi y deban ser entregados a los consumidores beneficiados, son puestos a disposición de estos.</w:t>
+      </w:r>
+    </w:p>
+    <w:p>
+      <w:pPr>
+        <w:spacing w:after="0" w:line="240" w:lineRule="auto"/>
+        <w:ind w:left="567"/>
+        <w:jc w:val="both"/>
+        <w:rPr>
+          <w:rFonts w:ascii="Arial Narrow" w:eastAsia="Arial Narrow" w:hAnsi="Arial Narrow" w:cs="Arial Narrow"/>
+          <w:sz w:val="16"/>
+          <w:szCs w:val="16"/>
+        </w:rPr>
+      </w:pPr>
+      <w:r>
+        <w:rPr>
+          <w:rFonts w:ascii="Arial Narrow" w:eastAsia="Arial Narrow" w:hAnsi="Arial Narrow" w:cs="Arial Narrow"/>
+          <w:sz w:val="16"/>
+          <w:szCs w:val="16"/>
+        </w:rPr>
+        <w:t>115.6 El extremo de la resolución final que ordena el cumplimiento de una medida correctiva reparadora a favor del consumidor constituye título ejecutivo conforme con lo dispuesto en el artículo 688 del Código Procesal Civil, una vez que quedan consentidas o causan estado en la vía administrativa. La legitimidad para obrar en los procesos civiles de ejecución corresponde a los consumidores beneficiados con la medida correctiva reparadora.</w:t>
+      </w:r>
+    </w:p>
+    <w:p>
+      <w:pPr>
+        <w:spacing w:after="0" w:line="240" w:lineRule="auto"/>
+        <w:ind w:left="567"/>
+        <w:jc w:val="both"/>
+        <w:rPr>
+          <w:rFonts w:ascii="Arial Narrow" w:eastAsia="Arial Narrow" w:hAnsi="Arial Narrow" w:cs="Arial Narrow"/>
+          <w:sz w:val="16"/>
+          <w:szCs w:val="16"/>
+        </w:rPr>
+      </w:pPr>
+      <w:r>
+        <w:rPr>
+          <w:rFonts w:ascii="Arial Narrow" w:eastAsia="Arial Narrow" w:hAnsi="Arial Narrow" w:cs="Arial Narrow"/>
+          <w:sz w:val="16"/>
+          <w:szCs w:val="16"/>
+        </w:rPr>
+        <w:t>115.7 Las medidas correctivas reparadoras como mandatos dirigidos a resarcir las consecuencias patrimoniales directas e inmediatas originadas por la infracción buscan corregir la conducta infractora y no tienen naturaleza indemnizatoria; son dictadas sin perjuicio de la indemnización por los daños y perjuicios que el consumidor puede solicitar en la vía judicial o arbitral correspondiente. No obstante, se descuenta de la indemnización patrimonial aquella satisfacción patrimonial deducible que el consumidor haya recibido a consecuencia del dictado de una medida correctiva reparadora en sede administrativa.</w:t>
+      </w:r>
+    </w:p>
+    <w:p>
+      <w:pPr>
+        <w:spacing w:after="0" w:line="240" w:lineRule="auto"/>
+        <w:ind w:left="567"/>
+        <w:jc w:val="both"/>
+        <w:rPr>
+          <w:rFonts w:ascii="Arial Narrow" w:eastAsia="Arial Narrow" w:hAnsi="Arial Narrow" w:cs="Arial Narrow"/>
+          <w:b/>
+          <w:bCs/>
+          <w:sz w:val="16"/>
+          <w:szCs w:val="16"/>
+        </w:rPr>
+      </w:pPr>
+      <w:r>
+        <w:rPr>
+          <w:rFonts w:ascii="Arial Narrow" w:eastAsia="Arial Narrow" w:hAnsi="Arial Narrow" w:cs="Arial Narrow"/>
+          <w:b/>
+          <w:bCs/>
+          <w:sz w:val="16"/>
+          <w:szCs w:val="16"/>
+        </w:rPr>
+        <w:t>Artículo 116.- Medidas correctivas complementarias</w:t>
+      </w:r>
+    </w:p>
+    <w:p>
+      <w:pPr>
+        <w:spacing w:after="0" w:line="240" w:lineRule="auto"/>
+        <w:ind w:left="567"/>
+        <w:jc w:val="both"/>
+        <w:rPr>
+          <w:rFonts w:ascii="Arial Narrow" w:eastAsia="Arial Narrow" w:hAnsi="Arial Narrow" w:cs="Arial Narrow"/>
+          <w:sz w:val="16"/>
+          <w:szCs w:val="16"/>
+        </w:rPr>
+      </w:pPr>
+      <w:r>
+        <w:rPr>
+          <w:rFonts w:ascii="Arial Narrow" w:eastAsia="Arial Narrow" w:hAnsi="Arial Narrow" w:cs="Arial Narrow"/>
+          <w:sz w:val="16"/>
+          <w:szCs w:val="16"/>
+        </w:rPr>
+        <w:t xml:space="preserve">Las medidas correctivas complementarias tienen el objeto de revertir los efectos de la conducta infractora o evitar que esta se produzca nuevamente en el futuro y pueden ser, entre otras, las siguientes: </w:t>
+      </w:r>
+    </w:p>
+    <w:p>
+      <w:pPr>
+        <w:spacing w:after="0" w:line="240" w:lineRule="auto"/>
+        <w:ind w:left="567"/>
+        <w:jc w:val="both"/>
+        <w:rPr>
+          <w:rFonts w:ascii="Arial Narrow" w:eastAsia="Arial Narrow" w:hAnsi="Arial Narrow" w:cs="Arial Narrow"/>
+          <w:sz w:val="16"/>
+          <w:szCs w:val="16"/>
+        </w:rPr>
+      </w:pPr>
+      <w:r>
+        <w:rPr>
+          <w:rFonts w:ascii="Arial Narrow" w:eastAsia="Arial Narrow" w:hAnsi="Arial Narrow" w:cs="Arial Narrow"/>
+          <w:sz w:val="16"/>
+          <w:szCs w:val="16"/>
+        </w:rPr>
+        <w:t xml:space="preserve">a. Que el proveedor cumpla con atender la solicitud de información requerida por el consumidor, siempre que dicho requerimiento guarde relación con el producto adquirido o servicio contratado. </w:t>
+      </w:r>
+    </w:p>
+    <w:p>
+      <w:pPr>
+        <w:spacing w:after="0" w:line="240" w:lineRule="auto"/>
+        <w:ind w:left="567"/>
+        <w:jc w:val="both"/>
+        <w:rPr>
+          <w:rFonts w:ascii="Arial Narrow" w:eastAsia="Arial Narrow" w:hAnsi="Arial Narrow" w:cs="Arial Narrow"/>
+          <w:sz w:val="16"/>
+          <w:szCs w:val="16"/>
+        </w:rPr>
+      </w:pPr>
+      <w:r>
+        <w:rPr>
+          <w:rFonts w:ascii="Arial Narrow" w:eastAsia="Arial Narrow" w:hAnsi="Arial Narrow" w:cs="Arial Narrow"/>
+          <w:sz w:val="16"/>
+          <w:szCs w:val="16"/>
+        </w:rPr>
+        <w:t xml:space="preserve">b. Declarar inexigibles las cláusulas que han sido identificadas como abusivas en el procedimiento. </w:t>
+      </w:r>
+    </w:p>
+    <w:p>
+      <w:pPr>
+        <w:spacing w:after="0" w:line="240" w:lineRule="auto"/>
+        <w:ind w:left="567"/>
+        <w:jc w:val="both"/>
+        <w:rPr>
+          <w:rFonts w:ascii="Arial Narrow" w:eastAsia="Arial Narrow" w:hAnsi="Arial Narrow" w:cs="Arial Narrow"/>
+          <w:sz w:val="16"/>
+          <w:szCs w:val="16"/>
+        </w:rPr>
+      </w:pPr>
+      <w:r>
+        <w:rPr>
+          <w:rFonts w:ascii="Arial Narrow" w:eastAsia="Arial Narrow" w:hAnsi="Arial Narrow" w:cs="Arial Narrow"/>
+          <w:sz w:val="16"/>
+          <w:szCs w:val="16"/>
+        </w:rPr>
+        <w:t xml:space="preserve">c. El decomiso y destrucción de la mercadería, envases, envolturas o etiquetas. </w:t>
+      </w:r>
+    </w:p>
+    <w:p>
+      <w:pPr>
+        <w:spacing w:after="0" w:line="240" w:lineRule="auto"/>
+        <w:ind w:left="567"/>
+        <w:jc w:val="both"/>
+        <w:rPr>
+          <w:rFonts w:ascii="Arial Narrow" w:eastAsia="Arial Narrow" w:hAnsi="Arial Narrow" w:cs="Arial Narrow"/>
+          <w:sz w:val="16"/>
+          <w:szCs w:val="16"/>
+        </w:rPr>
+      </w:pPr>
+      <w:r>
+        <w:rPr>
+          <w:rFonts w:ascii="Arial Narrow" w:eastAsia="Arial Narrow" w:hAnsi="Arial Narrow" w:cs="Arial Narrow"/>
+          <w:sz w:val="16"/>
+          <w:szCs w:val="16"/>
+        </w:rPr>
+        <w:t xml:space="preserve">d. En caso de infracciones muy graves y de reincidencia o reiterancia: </w:t>
+      </w:r>
+    </w:p>
+    <w:p>
+      <w:pPr>
+        <w:spacing w:after="0" w:line="240" w:lineRule="auto"/>
+        <w:ind w:left="567"/>
+        <w:jc w:val="both"/>
+        <w:rPr>
+          <w:rFonts w:ascii="Arial Narrow" w:eastAsia="Arial Narrow" w:hAnsi="Arial Narrow" w:cs="Arial Narrow"/>
+          <w:sz w:val="16"/>
+          <w:szCs w:val="16"/>
+        </w:rPr>
+      </w:pPr>
+      <w:r>
+        <w:rPr>
+          <w:rFonts w:ascii="Arial Narrow" w:eastAsia="Arial Narrow" w:hAnsi="Arial Narrow" w:cs="Arial Narrow"/>
+          <w:sz w:val="16"/>
+          <w:szCs w:val="16"/>
+        </w:rPr>
+        <w:t xml:space="preserve">(i) Solicitar a la autoridad correspondiente la clausura temporal del establecimiento industrial, comercial o de servicios por un plazo máximo de seis (6) meses. </w:t>
+      </w:r>
+    </w:p>
+    <w:p>
+      <w:pPr>
+        <w:spacing w:after="0" w:line="240" w:lineRule="auto"/>
+        <w:ind w:left="567"/>
+        <w:jc w:val="both"/>
+        <w:rPr>
+          <w:rFonts w:ascii="Arial Narrow" w:eastAsia="Arial Narrow" w:hAnsi="Arial Narrow" w:cs="Arial Narrow"/>
+          <w:sz w:val="16"/>
+          <w:szCs w:val="16"/>
+        </w:rPr>
+      </w:pPr>
+      <w:r>
+        <w:rPr>
+          <w:rFonts w:ascii="Arial Narrow" w:eastAsia="Arial Narrow" w:hAnsi="Arial Narrow" w:cs="Arial Narrow"/>
+          <w:sz w:val="16"/>
+          <w:szCs w:val="16"/>
+        </w:rPr>
+        <w:t xml:space="preserve">(ii) Solicitar a la autoridad competente la inhabilitación, temporal o permanente, del proveedor en función de los alcances de la infracción sancionada. </w:t>
+      </w:r>
+    </w:p>
+    <w:p>
+      <w:pPr>
+        <w:spacing w:after="0" w:line="240" w:lineRule="auto"/>
+        <w:ind w:left="567"/>
+        <w:jc w:val="both"/>
+        <w:rPr>
+          <w:rFonts w:ascii="Arial Narrow" w:eastAsia="Arial Narrow" w:hAnsi="Arial Narrow" w:cs="Arial Narrow"/>
+          <w:sz w:val="16"/>
+          <w:szCs w:val="16"/>
+        </w:rPr>
+      </w:pPr>
+      <w:r>
+        <w:rPr>
+          <w:rFonts w:ascii="Arial Narrow" w:eastAsia="Arial Narrow" w:hAnsi="Arial Narrow" w:cs="Arial Narrow"/>
+          <w:sz w:val="16"/>
+          <w:szCs w:val="16"/>
+        </w:rPr>
+        <w:t xml:space="preserve">e. Publicación de avisos rectificatorios o informativos en la forma que determine el Indecopi, tomando en consideración los medios que resulten idóneos para revertir los efectos que el acto objeto de sanción ha ocasionado. </w:t>
+      </w:r>
+    </w:p>
+    <w:p>
+      <w:pPr>
+        <w:spacing w:after="0" w:line="240" w:lineRule="auto"/>
+        <w:ind w:left="567"/>
+        <w:jc w:val="both"/>
+        <w:rPr>
+          <w:rFonts w:ascii="Arial Narrow" w:eastAsia="Arial Narrow" w:hAnsi="Arial Narrow" w:cs="Arial Narrow"/>
+          <w:sz w:val="16"/>
+          <w:szCs w:val="16"/>
+        </w:rPr>
+      </w:pPr>
+      <w:r>
+        <w:rPr>
+          <w:rFonts w:ascii="Arial Narrow" w:eastAsia="Arial Narrow" w:hAnsi="Arial Narrow" w:cs="Arial Narrow"/>
+          <w:sz w:val="16"/>
+          <w:szCs w:val="16"/>
+        </w:rPr>
+        <w:t xml:space="preserve">f. Cualquier otra medida correctiva que tenga el objeto de revertir los efectos de la conducta infractora o evitar que esta se produzca nuevamente en el futuro. </w:t>
+      </w:r>
+    </w:p>
+    <w:p>
+      <w:pPr>
+        <w:spacing w:after="0" w:line="240" w:lineRule="auto"/>
+        <w:ind w:left="567"/>
+        <w:jc w:val="both"/>
+        <w:rPr>
+          <w:rFonts w:ascii="Arial Narrow" w:eastAsia="Arial Narrow" w:hAnsi="Arial Narrow" w:cs="Arial Narrow"/>
+          <w:sz w:val="16"/>
+          <w:szCs w:val="16"/>
+        </w:rPr>
+      </w:pPr>
+      <w:r>
+        <w:rPr>
+          <w:rFonts w:ascii="Arial Narrow" w:eastAsia="Arial Narrow" w:hAnsi="Arial Narrow" w:cs="Arial Narrow"/>
+          <w:sz w:val="16"/>
+          <w:szCs w:val="16"/>
+        </w:rPr>
+        <w:t>El Indecopi está facultado para solicitar a la autoridad municipal y policial el apoyo respectivo para la ejecución de las medidas correctivas complementarias correspondientes.</w:t>
+      </w:r>
+    </w:p>
+    <w:p>
+      <w:pPr>
+        <w:spacing w:after="0" w:line="240" w:lineRule="auto"/>
+        <w:ind w:left="567" w:hanging="567"/>
+        <w:jc w:val="both"/>
+        <w:rPr>
+          <w:rFonts w:ascii="Arial Narrow" w:eastAsia="Arial Narrow" w:hAnsi="Arial Narrow" w:cs="Arial Narrow"/>
+          <w:b/>
+          <w:sz w:val="16"/>
+          <w:szCs w:val="16"/>
+        </w:rPr>
+      </w:pPr>
+    </w:p>
+  </w:footnote>
+  <w:footnote w:id="13">
+    <w:p>
+      <w:pPr>
+        <w:pStyle w:val="Textonotapie"/>
+        <w:tabs>
+          <w:tab w:val="left" w:pos="567"/>
+        </w:tabs>
+        <w:ind w:left="567" w:hanging="567"/>
+        <w:jc w:val="both"/>
+        <w:rPr>
+          <w:rFonts w:ascii="Arial Narrow" w:eastAsia="Arial Narrow" w:hAnsi="Arial Narrow" w:cs="Arial Narrow"/>
+          <w:b/>
+          <w:sz w:val="16"/>
+          <w:szCs w:val="16"/>
+        </w:rPr>
+      </w:pPr>
+      <w:r>
+        <w:rPr>
+          <w:rStyle w:val="Refdenotaalpie"/>
+          <w:rFonts w:ascii="Arial Narrow" w:eastAsia="Arial Narrow" w:hAnsi="Arial Narrow" w:cs="Arial Narrow"/>
+          <w:sz w:val="16"/>
+          <w:szCs w:val="16"/>
+          <w:vertAlign w:val="superscript"/>
+        </w:rPr>
+        <w:footnoteRef/>
+      </w:r>
+      <w:r>
+        <w:rPr>
+          <w:rFonts w:ascii="Arial Narrow" w:eastAsia="Arial Narrow" w:hAnsi="Arial Narrow" w:cs="Arial Narrow"/>
+          <w:sz w:val="16"/>
+          <w:szCs w:val="16"/>
+        </w:rPr>
+        <w:tab/>
+        <w:t xml:space="preserve"/>
       </w:r>
       <w:r>
         <w:rPr>
@@ -9549,12 +9581,15 @@
       </w:pPr>
     </w:p>
   </w:footnote>
-  <w:footnote w:id="12">
+  <w:footnote w:id="14">
     <w:p>
       <w:pPr>
         <w:autoSpaceDE w:val="0"/>
         <w:autoSpaceDN w:val="0"/>
         <w:adjustRightInd w:val="0"/>
+        <w:tabs>
+          <w:tab w:val="left" w:pos="567"/>
+        </w:tabs>
         <w:spacing w:after="0" w:line="240" w:lineRule="auto"/>
         <w:ind w:left="567" w:hanging="567"/>
         <w:jc w:val="both"/>
@@ -9586,7 +9621,8 @@
           <w:sz w:val="16"/>
           <w:szCs w:val="16"/>
         </w:rPr>
-        <w:t xml:space="preserve"> </w:t>
+        <w:tab/>
+        <w:t xml:space="preserve"/>
       </w:r>
       <w:r>
         <w:rPr>
@@ -9650,10 +9686,13 @@
       </w:pPr>
     </w:p>
   </w:footnote>
-  <w:footnote w:id="13">
+  <w:footnote w:id="15">
     <w:p>
       <w:pPr>
         <w:pStyle w:val="Textonotapie"/>
+        <w:tabs>
+          <w:tab w:val="left" w:pos="567"/>
+        </w:tabs>
         <w:ind w:left="567" w:hanging="567"/>
         <w:jc w:val="both"/>
         <w:rPr>
@@ -9678,7 +9717,8 @@
           <w:sz w:val="16"/>
           <w:szCs w:val="16"/>
         </w:rPr>
-        <w:t xml:space="preserve"> </w:t>
+        <w:tab/>
+        <w:t xml:space="preserve"/>
       </w:r>
       <w:r>
         <w:rPr>

--- a/plantillas_maestras/02_seguro_vida/anulacion_indebida/2_ddos_banco_y_aseguradora/varon/TPL_1288_2026_SEGURO_VIDA_ANULACION_INDEBIDA_BANCO_VARON_R2.docx
+++ b/plantillas_maestras/02_seguro_vida/anulacion_indebida/2_ddos_banco_y_aseguradora/varon/TPL_1288_2026_SEGURO_VIDA_ANULACION_INDEBIDA_BANCO_VARON_R2.docx
@@ -588,7 +588,7 @@
     </w:p>
     <w:p>
       <w:pPr>
-        <w:spacing w:after="0" w:line="240" w:lineRule="auto"/>
+        <w:spacing w:before="0" w:after="0" w:line="240" w:lineRule="auto"/>
         <w:jc w:val="both"/>
         <w:rPr>
           <w:rFonts w:ascii="Arial Narrow" w:eastAsia="Arial Narrow" w:hAnsi="Arial Narrow" w:cs="Arial Narrow"/>
@@ -846,10 +846,10 @@
     </w:p>
     <w:p>
       <w:pPr>
+        <w:spacing w:before="0" w:after="0" w:line="240" w:lineRule="auto"/>
         <w:tabs>
           <w:tab w:val="left" w:pos="1134"/>
         </w:tabs>
-        <w:spacing w:after="0" w:line="240" w:lineRule="auto"/>
         <w:jc w:val="both"/>
         <w:rPr>
           <w:rFonts w:ascii="Arial Narrow" w:eastAsia="Arial Narrow" w:hAnsi="Arial Narrow" w:cs="Arial Narrow"/>
@@ -1122,7 +1122,7 @@
     <w:p>
       <w:pPr>
         <w:pStyle w:val="Prrafodelista"/>
-        <w:spacing w:after="0" w:line="240" w:lineRule="auto"/>
+        <w:spacing w:before="0" w:after="0" w:line="240" w:lineRule="auto"/>
         <w:ind w:left="1134"/>
         <w:jc w:val="both"/>
         <w:rPr>
@@ -1280,7 +1280,7 @@
     </w:p>
     <w:p>
       <w:pPr>
-        <w:spacing w:after="0" w:line="240" w:lineRule="auto"/>
+        <w:spacing w:before="0" w:after="0" w:line="240" w:lineRule="auto"/>
         <w:jc w:val="both"/>
         <w:rPr>
           <w:rFonts w:ascii="Arial Narrow" w:eastAsia="Arial Narrow" w:hAnsi="Arial Narrow" w:cs="Arial Narrow"/>
@@ -1355,7 +1355,7 @@
     </w:p>
     <w:p>
       <w:pPr>
-        <w:spacing w:after="0" w:line="240" w:lineRule="auto"/>
+        <w:spacing w:before="0" w:after="0" w:line="240" w:lineRule="auto"/>
         <w:jc w:val="both"/>
         <w:rPr>
           <w:rFonts w:ascii="Arial Narrow" w:eastAsia="Arial Narrow" w:hAnsi="Arial Narrow" w:cs="Arial Narrow"/>
@@ -1454,7 +1454,7 @@
     </w:p>
     <w:p>
       <w:pPr>
-        <w:spacing w:after="0" w:line="240" w:lineRule="auto"/>
+        <w:spacing w:before="0" w:after="0" w:line="240" w:lineRule="auto"/>
         <w:jc w:val="both"/>
         <w:rPr>
           <w:rFonts w:ascii="Arial Narrow" w:eastAsia="Arial Narrow" w:hAnsi="Arial Narrow" w:cs="Arial Narrow"/>
@@ -1530,7 +1530,7 @@
     <w:p>
       <w:pPr>
         <w:pStyle w:val="Prrafodelista"/>
-        <w:spacing w:after="0" w:line="240" w:lineRule="auto"/>
+        <w:spacing w:before="0" w:after="0" w:line="240" w:lineRule="auto"/>
         <w:ind w:left="1134"/>
         <w:jc w:val="both"/>
         <w:rPr>
@@ -1680,7 +1680,7 @@
     <w:p>
       <w:pPr>
         <w:pStyle w:val="Prrafodelista"/>
-        <w:spacing w:after="0" w:line="240" w:lineRule="auto"/>
+        <w:spacing w:before="0" w:after="0" w:line="240" w:lineRule="auto"/>
         <w:ind w:left="1134"/>
         <w:jc w:val="both"/>
         <w:rPr>
@@ -1757,7 +1757,7 @@
     <w:p>
       <w:pPr>
         <w:pStyle w:val="Prrafodelista"/>
-        <w:spacing w:after="0" w:line="240" w:lineRule="auto"/>
+        <w:spacing w:before="0" w:after="0" w:line="240" w:lineRule="auto"/>
         <w:ind w:left="1134"/>
         <w:jc w:val="both"/>
         <w:rPr>
@@ -1918,7 +1918,7 @@
     <w:p>
       <w:pPr>
         <w:pStyle w:val="Prrafodelista"/>
-        <w:spacing w:after="0" w:line="240" w:lineRule="auto"/>
+        <w:spacing w:before="0" w:after="0" w:line="240" w:lineRule="auto"/>
         <w:ind w:left="1134"/>
         <w:jc w:val="both"/>
         <w:rPr>
@@ -2018,7 +2018,7 @@
     </w:p>
     <w:p>
       <w:pPr>
-        <w:spacing w:after="0" w:line="240" w:lineRule="auto"/>
+        <w:spacing w:before="0" w:after="0" w:line="240" w:lineRule="auto"/>
         <w:jc w:val="both"/>
         <w:rPr>
           <w:rFonts w:ascii="Arial Narrow" w:eastAsia="Arial Narrow" w:hAnsi="Arial Narrow" w:cs="Arial Narrow"/>
@@ -2154,7 +2154,7 @@
     <w:p>
       <w:pPr>
         <w:pStyle w:val="Prrafodelista"/>
-        <w:spacing w:after="0" w:line="240" w:lineRule="auto"/>
+        <w:spacing w:before="0" w:after="0" w:line="240" w:lineRule="auto"/>
         <w:ind w:left="1134"/>
         <w:jc w:val="both"/>
         <w:rPr>
@@ -2277,10 +2277,10 @@
     </w:p>
     <w:p>
       <w:pPr>
+        <w:spacing w:before="0" w:after="0" w:line="240" w:lineRule="auto"/>
         <w:tabs>
           <w:tab w:val="left" w:pos="1134"/>
         </w:tabs>
-        <w:spacing w:after="0" w:line="240" w:lineRule="auto"/>
         <w:jc w:val="both"/>
         <w:rPr>
           <w:rFonts w:ascii="Arial Narrow" w:eastAsia="Arial Narrow" w:hAnsi="Arial Narrow" w:cs="Arial Narrow"/>
@@ -2619,7 +2619,7 @@
     </w:p>
     <w:p>
       <w:pPr>
-        <w:spacing w:after="0" w:line="240" w:lineRule="auto"/>
+        <w:spacing w:before="0" w:after="0" w:line="240" w:lineRule="auto"/>
         <w:contextualSpacing/>
         <w:jc w:val="both"/>
         <w:rPr>
@@ -2675,7 +2675,7 @@
     </w:p>
     <w:p>
       <w:pPr>
-        <w:spacing w:after="0" w:line="240" w:lineRule="auto"/>
+        <w:spacing w:before="0" w:after="0" w:line="240" w:lineRule="auto"/>
         <w:contextualSpacing/>
         <w:jc w:val="both"/>
         <w:rPr>
@@ -2911,7 +2911,7 @@
     <w:p>
       <w:pPr>
         <w:pStyle w:val="Prrafodelista"/>
-        <w:spacing w:after="0" w:line="240" w:lineRule="auto"/>
+        <w:spacing w:before="0" w:after="0" w:line="240" w:lineRule="auto"/>
         <w:ind w:left="567"/>
         <w:jc w:val="both"/>
         <w:rPr>
@@ -3085,6 +3085,7 @@
     <w:p>
       <w:pPr>
         <w:pStyle w:val="Prrafodelista"/>
+        <w:spacing w:before="0" w:after="0" w:line="240" w:lineRule="auto"/>
         <w:rPr>
           <w:rFonts w:ascii="Arial Narrow" w:eastAsia="Arial Narrow" w:hAnsi="Arial Narrow" w:cs="Arial Narrow"/>
           <w:kern w:val="0"/>
@@ -3271,7 +3272,7 @@
     </w:p>
     <w:p>
       <w:pPr>
-        <w:spacing w:after="0" w:line="240" w:lineRule="auto"/>
+        <w:spacing w:before="0" w:after="0" w:line="240" w:lineRule="auto"/>
         <w:jc w:val="both"/>
         <w:rPr>
           <w:rFonts w:ascii="Arial Narrow" w:eastAsia="Arial Narrow" w:hAnsi="Arial Narrow" w:cs="Arial Narrow"/>
@@ -3425,7 +3426,7 @@
     <w:p>
       <w:pPr>
         <w:pStyle w:val="Prrafodelista"/>
-        <w:spacing w:line="240" w:lineRule="auto"/>
+        <w:spacing w:before="0" w:after="0" w:line="240" w:lineRule="auto"/>
         <w:rPr>
           <w:rFonts w:ascii="Arial Narrow" w:eastAsia="Arial Narrow" w:hAnsi="Arial Narrow" w:cs="Arial Narrow"/>
           <w:kern w:val="0"/>
@@ -3521,7 +3522,7 @@
     <w:bookmarkEnd w:id="21"/>
     <w:p>
       <w:pPr>
-        <w:spacing w:after="0" w:line="240" w:lineRule="auto"/>
+        <w:spacing w:before="0" w:after="0" w:line="240" w:lineRule="auto"/>
         <w:jc w:val="both"/>
         <w:rPr>
           <w:rFonts w:ascii="Arial Narrow" w:eastAsia="Arial Narrow" w:hAnsi="Arial Narrow" w:cs="Arial Narrow"/>
@@ -3593,7 +3594,7 @@
     </w:p>
     <w:p>
       <w:pPr>
-        <w:spacing w:after="0" w:line="240" w:lineRule="auto"/>
+        <w:spacing w:before="0" w:after="0" w:line="240" w:lineRule="auto"/>
         <w:ind w:left="567"/>
         <w:contextualSpacing/>
         <w:jc w:val="both"/>
@@ -3650,7 +3651,7 @@
     </w:p>
     <w:p>
       <w:pPr>
-        <w:spacing w:after="0" w:line="240" w:lineRule="auto"/>
+        <w:spacing w:before="0" w:after="0" w:line="240" w:lineRule="auto"/>
         <w:jc w:val="both"/>
         <w:rPr>
           <w:rFonts w:ascii="Arial Narrow" w:eastAsia="Arial Narrow" w:hAnsi="Arial Narrow" w:cs="Arial Narrow"/>
@@ -3932,7 +3933,7 @@
     <w:p>
       <w:pPr>
         <w:pStyle w:val="Prrafodelista"/>
-        <w:spacing w:after="0" w:line="240" w:lineRule="auto"/>
+        <w:spacing w:before="0" w:after="0" w:line="240" w:lineRule="auto"/>
         <w:ind w:left="567"/>
         <w:jc w:val="both"/>
         <w:rPr>
@@ -3987,26 +3988,26 @@
     </w:p>
     <w:p>
       <w:pPr>
+        <w:spacing w:before="0" w:after="0" w:line="240" w:lineRule="auto"/>
+        <w:jc w:val="both"/>
+        <w:rPr>
+          <w:rFonts w:ascii="Arial Narrow" w:eastAsia="Arial Narrow" w:hAnsi="Arial Narrow" w:cs="Arial Narrow"/>
+          <w:b/>
+          <w:color w:val="000000"/>
+          <w:kern w:val="0"/>
+          <w:sz w:val="22"/>
+          <w:szCs w:val="22"/>
+          <w:lang w:eastAsia="es-PE"/>
+          <w14:ligatures w14:val="none"/>
+        </w:rPr>
+      </w:pPr>
+    </w:p>
+    <w:p>
+      <w:pPr>
         <w:spacing w:after="0" w:line="240" w:lineRule="auto"/>
         <w:jc w:val="both"/>
         <w:rPr>
           <w:rFonts w:ascii="Arial Narrow" w:eastAsia="Arial Narrow" w:hAnsi="Arial Narrow" w:cs="Arial Narrow"/>
-          <w:b/>
-          <w:color w:val="000000"/>
-          <w:kern w:val="0"/>
-          <w:sz w:val="22"/>
-          <w:szCs w:val="22"/>
-          <w:lang w:eastAsia="es-PE"/>
-          <w14:ligatures w14:val="none"/>
-        </w:rPr>
-      </w:pPr>
-    </w:p>
-    <w:p>
-      <w:pPr>
-        <w:spacing w:after="0" w:line="240" w:lineRule="auto"/>
-        <w:jc w:val="both"/>
-        <w:rPr>
-          <w:rFonts w:ascii="Arial Narrow" w:eastAsia="Arial Narrow" w:hAnsi="Arial Narrow" w:cs="Arial Narrow"/>
           <w:color w:val="000000"/>
           <w:kern w:val="0"/>
           <w:sz w:val="22"/>
@@ -4179,7 +4180,7 @@
     <w:p>
       <w:pPr>
         <w:pStyle w:val="Prrafodelista"/>
-        <w:spacing w:after="0" w:line="240" w:lineRule="auto"/>
+        <w:spacing w:before="0" w:after="0" w:line="240" w:lineRule="auto"/>
         <w:ind w:left="567"/>
         <w:jc w:val="both"/>
         <w:rPr>
@@ -4318,6 +4319,7 @@
     <w:p>
       <w:pPr>
         <w:pStyle w:val="Prrafodelista"/>
+        <w:spacing w:before="0" w:after="0" w:line="240" w:lineRule="auto"/>
         <w:rPr>
           <w:rFonts w:ascii="Arial Narrow" w:eastAsia="Arial Narrow" w:hAnsi="Arial Narrow" w:cs="Arial Narrow"/>
           <w:kern w:val="0"/>
@@ -4405,7 +4407,7 @@
     </w:p>
     <w:p>
       <w:pPr>
-        <w:spacing w:after="0" w:line="240" w:lineRule="auto"/>
+        <w:spacing w:before="0" w:after="0" w:line="240" w:lineRule="auto"/>
         <w:jc w:val="both"/>
         <w:rPr>
           <w:rFonts w:ascii="Arial Narrow" w:eastAsia="Arial Narrow" w:hAnsi="Arial Narrow" w:cs="Arial Narrow"/>
@@ -4492,7 +4494,7 @@
     </w:p>
     <w:p>
       <w:pPr>
-        <w:spacing w:after="0" w:line="240" w:lineRule="auto"/>
+        <w:spacing w:before="0" w:after="0" w:line="240" w:lineRule="auto"/>
         <w:jc w:val="both"/>
         <w:rPr>
           <w:rFonts w:ascii="Arial Narrow" w:eastAsia="Arial Narrow" w:hAnsi="Arial Narrow" w:cs="Arial Narrow"/>
@@ -4629,7 +4631,7 @@
     </w:p>
     <w:p>
       <w:pPr>
-        <w:spacing w:after="0" w:line="240" w:lineRule="auto"/>
+        <w:spacing w:before="0" w:after="0" w:line="240" w:lineRule="auto"/>
         <w:jc w:val="both"/>
         <w:rPr>
           <w:rFonts w:ascii="Arial Narrow" w:eastAsia="Arial Narrow" w:hAnsi="Arial Narrow" w:cs="Arial Narrow"/>
@@ -4767,7 +4769,7 @@
     <w:p>
       <w:pPr>
         <w:pStyle w:val="Prrafodelista"/>
-        <w:spacing w:after="0" w:line="240" w:lineRule="auto"/>
+        <w:spacing w:before="0" w:after="0" w:line="240" w:lineRule="auto"/>
         <w:ind w:left="567"/>
         <w:jc w:val="both"/>
         <w:rPr>
@@ -4846,7 +4848,7 @@
     <w:bookmarkEnd w:id="26"/>
     <w:p>
       <w:pPr>
-        <w:spacing w:after="0" w:line="240" w:lineRule="auto"/>
+        <w:spacing w:before="0" w:after="0" w:line="240" w:lineRule="auto"/>
         <w:jc w:val="both"/>
         <w:rPr>
           <w:rFonts w:ascii="Arial Narrow" w:eastAsia="Arial Narrow" w:hAnsi="Arial Narrow" w:cs="Arial Narrow"/>
@@ -4944,7 +4946,7 @@
     </w:p>
     <w:p>
       <w:pPr>
-        <w:spacing w:line="240" w:lineRule="auto"/>
+        <w:spacing w:before="0" w:after="0" w:line="240" w:lineRule="auto"/>
         <w:contextualSpacing/>
         <w:jc w:val="both"/>
         <w:rPr>
@@ -5048,7 +5050,7 @@
     </w:p>
     <w:p>
       <w:pPr>
-        <w:spacing w:after="0" w:line="240" w:lineRule="auto"/>
+        <w:spacing w:before="0" w:after="0" w:line="240" w:lineRule="auto"/>
         <w:jc w:val="both"/>
         <w:rPr>
           <w:rFonts w:ascii="Arial Narrow" w:eastAsia="Arial Narrow" w:hAnsi="Arial Narrow" w:cs="Arial Narrow"/>
@@ -5342,7 +5344,7 @@
     </w:p>
     <w:p>
       <w:pPr>
-        <w:spacing w:after="0" w:line="240" w:lineRule="auto"/>
+        <w:spacing w:before="0" w:after="0" w:line="240" w:lineRule="auto"/>
         <w:ind w:left="567"/>
         <w:jc w:val="both"/>
         <w:rPr>
@@ -5443,6 +5445,21 @@
     </w:p>
     <w:p>
       <w:pPr>
+        <w:spacing w:before="0" w:after="0" w:line="240" w:lineRule="auto"/>
+        <w:jc w:val="both"/>
+        <w:rPr>
+          <w:rFonts w:ascii="Arial Narrow" w:eastAsia="Arial Narrow" w:hAnsi="Arial Narrow" w:cs="Arial Narrow"/>
+          <w:color w:val="000000"/>
+          <w:kern w:val="0"/>
+          <w:sz w:val="22"/>
+          <w:szCs w:val="22"/>
+          <w:lang w:eastAsia="es-PE"/>
+          <w14:ligatures w14:val="none"/>
+        </w:rPr>
+      </w:pPr>
+    </w:p>
+    <w:p>
+      <w:pPr>
         <w:spacing w:after="0" w:line="240" w:lineRule="auto"/>
         <w:jc w:val="both"/>
         <w:rPr>
@@ -5451,21 +5468,6 @@
           <w:kern w:val="0"/>
           <w:sz w:val="22"/>
           <w:szCs w:val="22"/>
-          <w:lang w:eastAsia="es-PE"/>
-          <w14:ligatures w14:val="none"/>
-        </w:rPr>
-      </w:pPr>
-    </w:p>
-    <w:p>
-      <w:pPr>
-        <w:spacing w:after="0" w:line="240" w:lineRule="auto"/>
-        <w:jc w:val="both"/>
-        <w:rPr>
-          <w:rFonts w:ascii="Arial Narrow" w:eastAsia="Arial Narrow" w:hAnsi="Arial Narrow" w:cs="Arial Narrow"/>
-          <w:color w:val="000000"/>
-          <w:kern w:val="0"/>
-          <w:sz w:val="22"/>
-          <w:szCs w:val="22"/>
           <w:lang w:val="es-ES" w:eastAsia="es-ES"/>
           <w14:ligatures w14:val="none"/>
         </w:rPr>
@@ -5611,7 +5613,7 @@
     </w:p>
     <w:p>
       <w:pPr>
-        <w:spacing w:after="0" w:line="240" w:lineRule="auto"/>
+        <w:spacing w:before="0" w:after="0" w:line="240" w:lineRule="auto"/>
         <w:jc w:val="both"/>
         <w:rPr>
           <w:rFonts w:ascii="Arial Narrow" w:eastAsia="Arial Narrow" w:hAnsi="Arial Narrow" w:cs="Arial Narrow"/>
@@ -5953,90 +5955,90 @@
     </w:p>
     <w:p>
       <w:pPr>
+        <w:spacing w:before="0" w:after="0" w:line="240" w:lineRule="auto"/>
+        <w:shd w:val="clear" w:color="auto" w:fill="FFFFFF"/>
+        <w:jc w:val="both"/>
+        <w:rPr>
+          <w:rFonts w:ascii="Arial Narrow" w:eastAsia="Arial Narrow" w:hAnsi="Arial Narrow" w:cs="Arial Narrow"/>
+          <w:b/>
+          <w:color w:val="000000"/>
+          <w:kern w:val="0"/>
+          <w:sz w:val="22"/>
+          <w:szCs w:val="22"/>
+          <w:lang w:eastAsia="es-PE"/>
+          <w14:ligatures w14:val="none"/>
+        </w:rPr>
+      </w:pPr>
+    </w:p>
+    <w:p>
+      <w:pPr>
         <w:shd w:val="clear" w:color="auto" w:fill="FFFFFF"/>
         <w:spacing w:after="0" w:line="240" w:lineRule="auto"/>
         <w:jc w:val="both"/>
         <w:rPr>
           <w:rFonts w:ascii="Arial Narrow" w:eastAsia="Arial Narrow" w:hAnsi="Arial Narrow" w:cs="Arial Narrow"/>
-          <w:b/>
-          <w:color w:val="000000"/>
-          <w:kern w:val="0"/>
-          <w:sz w:val="22"/>
-          <w:szCs w:val="22"/>
-          <w:lang w:eastAsia="es-PE"/>
-          <w14:ligatures w14:val="none"/>
-        </w:rPr>
-      </w:pPr>
-    </w:p>
-    <w:p>
-      <w:pPr>
+          <w:color w:val="000000"/>
+          <w:kern w:val="0"/>
+          <w:sz w:val="22"/>
+          <w:szCs w:val="22"/>
+          <w:lang w:eastAsia="es-PE"/>
+          <w14:ligatures w14:val="none"/>
+        </w:rPr>
+      </w:pPr>
+      <w:r>
+        <w:rPr>
+          <w:rFonts w:ascii="Arial Narrow" w:eastAsia="Arial Narrow" w:hAnsi="Arial Narrow" w:cs="Arial Narrow"/>
+          <w:b/>
+          <w:color w:val="000000"/>
+          <w:kern w:val="0"/>
+          <w:sz w:val="22"/>
+          <w:szCs w:val="22"/>
+          <w:lang w:eastAsia="es-PE"/>
+          <w14:ligatures w14:val="none"/>
+        </w:rPr>
+        <w:t>SÉTIMO:</w:t>
+      </w:r>
+      <w:r>
+        <w:rPr>
+          <w:rFonts w:ascii="Arial Narrow" w:eastAsia="Arial Narrow" w:hAnsi="Arial Narrow" w:cs="Arial Narrow"/>
+          <w:color w:val="000000"/>
+          <w:kern w:val="0"/>
+          <w:sz w:val="22"/>
+          <w:szCs w:val="22"/>
+          <w:lang w:eastAsia="es-PE"/>
+          <w14:ligatures w14:val="none"/>
+        </w:rPr>
+        <w:t xml:space="preserve"> informar a las partes que conforme a lo establecido en el artículo 39</w:t>
+      </w:r>
+      <w:r>
+        <w:rPr>
+          <w:rFonts w:ascii="Arial Narrow" w:eastAsia="Arial Narrow" w:hAnsi="Arial Narrow" w:cs="Arial Narrow"/>
+          <w:color w:val="000000"/>
+          <w:kern w:val="0"/>
+          <w:sz w:val="22"/>
+          <w:szCs w:val="22"/>
+          <w:lang w:eastAsia="es-PE"/>
+          <w14:ligatures w14:val="none"/>
+        </w:rPr>
+        <w:t/>
+      </w:r>
+      <w:r>
+        <w:rPr>
+          <w:rFonts w:ascii="Arial Narrow" w:eastAsia="Arial Narrow" w:hAnsi="Arial Narrow" w:cs="Arial Narrow"/>
+          <w:color w:val="000000"/>
+          <w:kern w:val="0"/>
+          <w:sz w:val="22"/>
+          <w:szCs w:val="22"/>
+          <w:lang w:eastAsia="es-PE"/>
+          <w14:ligatures w14:val="none"/>
+        </w:rPr>
+        <w:t xml:space="preserve"> de la Ley sobre Facultades, Normas y Organización del Indecopi, aprobada por Decreto Legislativo 807, los gastos por los peritajes realizados, actuación de pruebas, inspecciones y otros derivados de la tramitación del proceso serán de cargo de la parte que solicita la prueba, salvo pacto en contrario. En todos los casos, la resolución final determinará si los gastos deben ser asumidos por alguna de las partes, o reembolsados a la otra parte o al Indecopi, según sea el caso, de manera adicional a la sanción que haya podido imponerse. </w:t>
+      </w:r>
+    </w:p>
+    <w:p>
+      <w:pPr>
+        <w:spacing w:before="0" w:after="0" w:line="240" w:lineRule="auto"/>
         <w:shd w:val="clear" w:color="auto" w:fill="FFFFFF"/>
-        <w:spacing w:after="0" w:line="240" w:lineRule="auto"/>
-        <w:jc w:val="both"/>
-        <w:rPr>
-          <w:rFonts w:ascii="Arial Narrow" w:eastAsia="Arial Narrow" w:hAnsi="Arial Narrow" w:cs="Arial Narrow"/>
-          <w:color w:val="000000"/>
-          <w:kern w:val="0"/>
-          <w:sz w:val="22"/>
-          <w:szCs w:val="22"/>
-          <w:lang w:eastAsia="es-PE"/>
-          <w14:ligatures w14:val="none"/>
-        </w:rPr>
-      </w:pPr>
-      <w:r>
-        <w:rPr>
-          <w:rFonts w:ascii="Arial Narrow" w:eastAsia="Arial Narrow" w:hAnsi="Arial Narrow" w:cs="Arial Narrow"/>
-          <w:b/>
-          <w:color w:val="000000"/>
-          <w:kern w:val="0"/>
-          <w:sz w:val="22"/>
-          <w:szCs w:val="22"/>
-          <w:lang w:eastAsia="es-PE"/>
-          <w14:ligatures w14:val="none"/>
-        </w:rPr>
-        <w:t>SÉTIMO:</w:t>
-      </w:r>
-      <w:r>
-        <w:rPr>
-          <w:rFonts w:ascii="Arial Narrow" w:eastAsia="Arial Narrow" w:hAnsi="Arial Narrow" w:cs="Arial Narrow"/>
-          <w:color w:val="000000"/>
-          <w:kern w:val="0"/>
-          <w:sz w:val="22"/>
-          <w:szCs w:val="22"/>
-          <w:lang w:eastAsia="es-PE"/>
-          <w14:ligatures w14:val="none"/>
-        </w:rPr>
-        <w:t xml:space="preserve"> informar a las partes que conforme a lo establecido en el artículo 39</w:t>
-      </w:r>
-      <w:r>
-        <w:rPr>
-          <w:rFonts w:ascii="Arial Narrow" w:eastAsia="Arial Narrow" w:hAnsi="Arial Narrow" w:cs="Arial Narrow"/>
-          <w:color w:val="000000"/>
-          <w:kern w:val="0"/>
-          <w:sz w:val="22"/>
-          <w:szCs w:val="22"/>
-          <w:lang w:eastAsia="es-PE"/>
-          <w14:ligatures w14:val="none"/>
-        </w:rPr>
-        <w:t/>
-      </w:r>
-      <w:r>
-        <w:rPr>
-          <w:rFonts w:ascii="Arial Narrow" w:eastAsia="Arial Narrow" w:hAnsi="Arial Narrow" w:cs="Arial Narrow"/>
-          <w:color w:val="000000"/>
-          <w:kern w:val="0"/>
-          <w:sz w:val="22"/>
-          <w:szCs w:val="22"/>
-          <w:lang w:eastAsia="es-PE"/>
-          <w14:ligatures w14:val="none"/>
-        </w:rPr>
-        <w:t xml:space="preserve"> de la Ley sobre Facultades, Normas y Organización del Indecopi, aprobada por Decreto Legislativo 807, los gastos por los peritajes realizados, actuación de pruebas, inspecciones y otros derivados de la tramitación del proceso serán de cargo de la parte que solicita la prueba, salvo pacto en contrario. En todos los casos, la resolución final determinará si los gastos deben ser asumidos por alguna de las partes, o reembolsados a la otra parte o al Indecopi, según sea el caso, de manera adicional a la sanción que haya podido imponerse. </w:t>
-      </w:r>
-    </w:p>
-    <w:p>
-      <w:pPr>
-        <w:shd w:val="clear" w:color="auto" w:fill="FFFFFF"/>
-        <w:spacing w:after="0" w:line="240" w:lineRule="auto"/>
         <w:jc w:val="both"/>
         <w:rPr>
           <w:rFonts w:ascii="Arial Narrow" w:eastAsia="Arial Narrow" w:hAnsi="Arial Narrow" w:cs="Arial Narrow"/>
@@ -6183,26 +6185,26 @@
     </w:p>
     <w:p>
       <w:pPr>
+        <w:spacing w:before="0" w:after="0" w:line="240" w:lineRule="auto"/>
+        <w:suppressAutoHyphens/>
+        <w:jc w:val="both"/>
+        <w:rPr>
+          <w:rFonts w:ascii="Arial Narrow" w:eastAsia="Arial Narrow" w:hAnsi="Arial Narrow" w:cs="Arial Narrow"/>
+          <w:kern w:val="0"/>
+          <w:sz w:val="22"/>
+          <w:szCs w:val="22"/>
+          <w:u w:val="single"/>
+          <w14:ligatures w14:val="none"/>
+        </w:rPr>
+      </w:pPr>
+    </w:p>
+    <w:p>
+      <w:pPr>
         <w:suppressAutoHyphens/>
         <w:spacing w:after="0" w:line="240" w:lineRule="auto"/>
         <w:jc w:val="both"/>
         <w:rPr>
           <w:rFonts w:ascii="Arial Narrow" w:eastAsia="Arial Narrow" w:hAnsi="Arial Narrow" w:cs="Arial Narrow"/>
-          <w:kern w:val="0"/>
-          <w:sz w:val="22"/>
-          <w:szCs w:val="22"/>
-          <w:u w:val="single"/>
-          <w14:ligatures w14:val="none"/>
-        </w:rPr>
-      </w:pPr>
-    </w:p>
-    <w:p>
-      <w:pPr>
-        <w:suppressAutoHyphens/>
-        <w:spacing w:after="0" w:line="240" w:lineRule="auto"/>
-        <w:jc w:val="both"/>
-        <w:rPr>
-          <w:rFonts w:ascii="Arial Narrow" w:eastAsia="Arial Narrow" w:hAnsi="Arial Narrow" w:cs="Arial Narrow"/>
           <w:color w:val="000000"/>
           <w:kern w:val="0"/>
           <w:sz w:val="22"/>
@@ -6241,8 +6243,8 @@
     </w:p>
     <w:p>
       <w:pPr>
+        <w:spacing w:before="0" w:after="0" w:line="240" w:lineRule="auto"/>
         <w:suppressAutoHyphens/>
-        <w:spacing w:after="0" w:line="240" w:lineRule="auto"/>
         <w:jc w:val="both"/>
         <w:rPr>
           <w:rFonts w:ascii="Arial Narrow" w:eastAsia="Arial Narrow" w:hAnsi="Arial Narrow" w:cs="Arial Narrow"/>
@@ -6950,7 +6952,6 @@
           <w:sz w:val="16"/>
           <w:szCs w:val="16"/>
         </w:rPr>
-        <w:tab/>
         <w:t xml:space="preserve"/>
       </w:r>
       <w:r>
@@ -7026,25 +7027,24 @@
           <w:sz w:val="16"/>
           <w:szCs w:val="16"/>
         </w:rPr>
+        <w:t xml:space="preserve"/>
+      </w:r>
+      <w:r>
+        <w:rPr>
+          <w:rFonts w:ascii="Arial Narrow" w:eastAsia="Arial Narrow" w:hAnsi="Arial Narrow" w:cs="Arial Narrow"/>
+          <w:sz w:val="16"/>
+          <w:szCs w:val="16"/>
+        </w:rPr>
+      </w:r>
+      <w:r>
+        <w:rPr>
+          <w:rFonts w:ascii="Arial Narrow" w:eastAsia="Arial Narrow" w:hAnsi="Arial Narrow" w:cs="Arial Narrow"/>
+          <w:b/>
+          <w:bCs/>
+          <w:sz w:val="16"/>
+          <w:szCs w:val="16"/>
+        </w:rPr>
         <w:tab/>
-        <w:t xml:space="preserve"/>
-      </w:r>
-      <w:r>
-        <w:rPr>
-          <w:rFonts w:ascii="Arial Narrow" w:eastAsia="Arial Narrow" w:hAnsi="Arial Narrow" w:cs="Arial Narrow"/>
-          <w:sz w:val="16"/>
-          <w:szCs w:val="16"/>
-        </w:rPr>
-        <w:tab/>
-      </w:r>
-      <w:r>
-        <w:rPr>
-          <w:rFonts w:ascii="Arial Narrow" w:eastAsia="Arial Narrow" w:hAnsi="Arial Narrow" w:cs="Arial Narrow"/>
-          <w:b/>
-          <w:bCs/>
-          <w:sz w:val="16"/>
-          <w:szCs w:val="16"/>
-        </w:rPr>
         <w:t xml:space="preserve">LEY 29571, CÓDIGO DE PROTECCIÓN Y DEFENSA DEL CONSUMIDOR, publicado el 2 de setiembre de 2010 y modificado por Decreto Legislativo 1308 </w:t>
       </w:r>
     </w:p>
@@ -7268,25 +7268,24 @@
           <w:sz w:val="16"/>
           <w:szCs w:val="16"/>
         </w:rPr>
+        <w:t xml:space="preserve"/>
+      </w:r>
+      <w:r>
+        <w:rPr>
+          <w:rFonts w:ascii="Arial Narrow" w:eastAsia="Arial Narrow" w:hAnsi="Arial Narrow" w:cs="Arial Narrow"/>
+          <w:sz w:val="16"/>
+          <w:szCs w:val="16"/>
+        </w:rPr>
+      </w:r>
+      <w:r>
+        <w:rPr>
+          <w:rFonts w:ascii="Arial Narrow" w:eastAsia="Arial Narrow" w:hAnsi="Arial Narrow" w:cs="Arial Narrow"/>
+          <w:b/>
+          <w:bCs/>
+          <w:sz w:val="16"/>
+          <w:szCs w:val="16"/>
+        </w:rPr>
         <w:tab/>
-        <w:t xml:space="preserve"/>
-      </w:r>
-      <w:r>
-        <w:rPr>
-          <w:rFonts w:ascii="Arial Narrow" w:eastAsia="Arial Narrow" w:hAnsi="Arial Narrow" w:cs="Arial Narrow"/>
-          <w:sz w:val="16"/>
-          <w:szCs w:val="16"/>
-        </w:rPr>
-        <w:tab/>
-      </w:r>
-      <w:r>
-        <w:rPr>
-          <w:rFonts w:ascii="Arial Narrow" w:eastAsia="Arial Narrow" w:hAnsi="Arial Narrow" w:cs="Arial Narrow"/>
-          <w:b/>
-          <w:bCs/>
-          <w:sz w:val="16"/>
-          <w:szCs w:val="16"/>
-        </w:rPr>
         <w:t xml:space="preserve">LEY 29571, CÓDIGO DE PROTECCIÓN Y DEFENSA DEL CONSUMIDOR, publicado el 2 de setiembre de 2010 y modificado por Decreto Legislativo 1308 </w:t>
       </w:r>
     </w:p>
@@ -7447,25 +7446,24 @@
           <w:sz w:val="16"/>
           <w:szCs w:val="16"/>
         </w:rPr>
+        <w:t xml:space="preserve"/>
+      </w:r>
+      <w:r>
+        <w:rPr>
+          <w:rFonts w:ascii="Arial Narrow" w:eastAsia="Arial Narrow" w:hAnsi="Arial Narrow" w:cs="Arial Narrow"/>
+          <w:sz w:val="16"/>
+          <w:szCs w:val="16"/>
+        </w:rPr>
+      </w:r>
+      <w:r>
+        <w:rPr>
+          <w:rFonts w:ascii="Arial Narrow" w:eastAsia="Arial Narrow" w:hAnsi="Arial Narrow" w:cs="Arial Narrow"/>
+          <w:b/>
+          <w:bCs/>
+          <w:sz w:val="16"/>
+          <w:szCs w:val="16"/>
+        </w:rPr>
         <w:tab/>
-        <w:t xml:space="preserve"/>
-      </w:r>
-      <w:r>
-        <w:rPr>
-          <w:rFonts w:ascii="Arial Narrow" w:eastAsia="Arial Narrow" w:hAnsi="Arial Narrow" w:cs="Arial Narrow"/>
-          <w:sz w:val="16"/>
-          <w:szCs w:val="16"/>
-        </w:rPr>
-        <w:tab/>
-      </w:r>
-      <w:r>
-        <w:rPr>
-          <w:rFonts w:ascii="Arial Narrow" w:eastAsia="Arial Narrow" w:hAnsi="Arial Narrow" w:cs="Arial Narrow"/>
-          <w:b/>
-          <w:bCs/>
-          <w:sz w:val="16"/>
-          <w:szCs w:val="16"/>
-        </w:rPr>
         <w:t xml:space="preserve">LEY 29571, CÓDIGO DE PROTECCIÓN Y DEFENSA DEL CONSUMIDOR, publicado el 2 de setiembre de 2010 y modificado por Decreto Legislativo 1308 </w:t>
       </w:r>
     </w:p>
@@ -7604,25 +7602,24 @@
           <w:sz w:val="16"/>
           <w:szCs w:val="16"/>
         </w:rPr>
+        <w:t xml:space="preserve"/>
+      </w:r>
+      <w:r>
+        <w:rPr>
+          <w:rFonts w:ascii="Arial Narrow" w:eastAsia="Arial Narrow" w:hAnsi="Arial Narrow" w:cs="Arial Narrow"/>
+          <w:sz w:val="16"/>
+          <w:szCs w:val="16"/>
+        </w:rPr>
+      </w:r>
+      <w:r>
+        <w:rPr>
+          <w:rFonts w:ascii="Arial Narrow" w:eastAsia="Arial Narrow" w:hAnsi="Arial Narrow" w:cs="Arial Narrow"/>
+          <w:b/>
+          <w:bCs/>
+          <w:sz w:val="16"/>
+          <w:szCs w:val="16"/>
+        </w:rPr>
         <w:tab/>
-        <w:t xml:space="preserve"/>
-      </w:r>
-      <w:r>
-        <w:rPr>
-          <w:rFonts w:ascii="Arial Narrow" w:eastAsia="Arial Narrow" w:hAnsi="Arial Narrow" w:cs="Arial Narrow"/>
-          <w:sz w:val="16"/>
-          <w:szCs w:val="16"/>
-        </w:rPr>
-        <w:tab/>
-      </w:r>
-      <w:r>
-        <w:rPr>
-          <w:rFonts w:ascii="Arial Narrow" w:eastAsia="Arial Narrow" w:hAnsi="Arial Narrow" w:cs="Arial Narrow"/>
-          <w:b/>
-          <w:bCs/>
-          <w:sz w:val="16"/>
-          <w:szCs w:val="16"/>
-        </w:rPr>
         <w:t xml:space="preserve">LEY 29571, CÓDIGO DE PROTECCIÓN Y DEFENSA DEL CONSUMIDOR, publicado el 2 de setiembre de 2010 y modificado por Decreto Legislativo 1308 </w:t>
       </w:r>
     </w:p>
@@ -7727,25 +7724,24 @@
           <w:sz w:val="16"/>
           <w:szCs w:val="16"/>
         </w:rPr>
+        <w:t xml:space="preserve"/>
+      </w:r>
+      <w:r>
+        <w:rPr>
+          <w:rFonts w:ascii="Arial Narrow" w:eastAsia="Arial Narrow" w:hAnsi="Arial Narrow" w:cs="Arial Narrow"/>
+          <w:sz w:val="16"/>
+          <w:szCs w:val="16"/>
+        </w:rPr>
+      </w:r>
+      <w:r>
+        <w:rPr>
+          <w:rFonts w:ascii="Arial Narrow" w:eastAsia="Arial Narrow" w:hAnsi="Arial Narrow" w:cs="Arial Narrow"/>
+          <w:b/>
+          <w:bCs/>
+          <w:sz w:val="16"/>
+          <w:szCs w:val="16"/>
+        </w:rPr>
         <w:tab/>
-        <w:t xml:space="preserve"/>
-      </w:r>
-      <w:r>
-        <w:rPr>
-          <w:rFonts w:ascii="Arial Narrow" w:eastAsia="Arial Narrow" w:hAnsi="Arial Narrow" w:cs="Arial Narrow"/>
-          <w:sz w:val="16"/>
-          <w:szCs w:val="16"/>
-        </w:rPr>
-        <w:tab/>
-      </w:r>
-      <w:r>
-        <w:rPr>
-          <w:rFonts w:ascii="Arial Narrow" w:eastAsia="Arial Narrow" w:hAnsi="Arial Narrow" w:cs="Arial Narrow"/>
-          <w:b/>
-          <w:bCs/>
-          <w:sz w:val="16"/>
-          <w:szCs w:val="16"/>
-        </w:rPr>
         <w:t>LEY SOBRE FACULTADES, NORMAS Y ORGANIZACIÓN DEL INDECOPI, APROBADA POR DECRETO LEGISLATIVO 807 Artículo 24.-</w:t>
       </w:r>
       <w:r>
@@ -7876,7 +7872,6 @@
           <w:sz w:val="16"/>
           <w:szCs w:val="16"/>
         </w:rPr>
-        <w:tab/>
         <w:t xml:space="preserve"/>
       </w:r>
       <w:r>
@@ -7933,24 +7928,23 @@
           <w:sz w:val="16"/>
           <w:szCs w:val="16"/>
         </w:rPr>
+        <w:t xml:space="preserve"/>
+      </w:r>
+      <w:r>
+        <w:rPr>
+          <w:rFonts w:ascii="Arial Narrow" w:eastAsia="Arial Narrow" w:hAnsi="Arial Narrow" w:cs="Arial Narrow"/>
+          <w:sz w:val="16"/>
+          <w:szCs w:val="16"/>
+        </w:rPr>
+      </w:r>
+      <w:r>
+        <w:rPr>
+          <w:rFonts w:ascii="Arial Narrow" w:eastAsia="Arial Narrow" w:hAnsi="Arial Narrow" w:cs="Arial Narrow"/>
+          <w:b/>
+          <w:sz w:val="16"/>
+          <w:szCs w:val="16"/>
+        </w:rPr>
         <w:tab/>
-        <w:t xml:space="preserve"/>
-      </w:r>
-      <w:r>
-        <w:rPr>
-          <w:rFonts w:ascii="Arial Narrow" w:eastAsia="Arial Narrow" w:hAnsi="Arial Narrow" w:cs="Arial Narrow"/>
-          <w:sz w:val="16"/>
-          <w:szCs w:val="16"/>
-        </w:rPr>
-        <w:tab/>
-      </w:r>
-      <w:r>
-        <w:rPr>
-          <w:rFonts w:ascii="Arial Narrow" w:eastAsia="Arial Narrow" w:hAnsi="Arial Narrow" w:cs="Arial Narrow"/>
-          <w:b/>
-          <w:sz w:val="16"/>
-          <w:szCs w:val="16"/>
-        </w:rPr>
         <w:t xml:space="preserve">LEY </w:t>
       </w:r>
       <w:r>
@@ -8353,32 +8347,31 @@
           <w:szCs w:val="16"/>
           <w:vertAlign w:val="superscript"/>
         </w:rPr>
+        <w:t xml:space="preserve"/>
+      </w:r>
+      <w:r>
+        <w:rPr>
+          <w:rFonts w:ascii="Arial Narrow" w:eastAsia="Arial Narrow" w:hAnsi="Arial Narrow" w:cs="Arial Narrow"/>
+          <w:sz w:val="16"/>
+          <w:szCs w:val="16"/>
+        </w:rPr>
+        <w:t xml:space="preserve"/>
+      </w:r>
+      <w:r>
+        <w:rPr>
+          <w:rFonts w:ascii="Arial Narrow" w:eastAsia="Arial Narrow" w:hAnsi="Arial Narrow" w:cs="Arial Narrow"/>
+          <w:sz w:val="16"/>
+          <w:szCs w:val="16"/>
+        </w:rPr>
+      </w:r>
+      <w:r>
+        <w:rPr>
+          <w:rFonts w:ascii="Arial Narrow" w:eastAsia="Arial Narrow" w:hAnsi="Arial Narrow" w:cs="Arial Narrow"/>
+          <w:b/>
+          <w:sz w:val="16"/>
+          <w:szCs w:val="16"/>
+        </w:rPr>
         <w:tab/>
-        <w:t xml:space="preserve"/>
-      </w:r>
-      <w:r>
-        <w:rPr>
-          <w:rFonts w:ascii="Arial Narrow" w:eastAsia="Arial Narrow" w:hAnsi="Arial Narrow" w:cs="Arial Narrow"/>
-          <w:sz w:val="16"/>
-          <w:szCs w:val="16"/>
-        </w:rPr>
-        <w:t xml:space="preserve"> </w:t>
-      </w:r>
-      <w:r>
-        <w:rPr>
-          <w:rFonts w:ascii="Arial Narrow" w:eastAsia="Arial Narrow" w:hAnsi="Arial Narrow" w:cs="Arial Narrow"/>
-          <w:sz w:val="16"/>
-          <w:szCs w:val="16"/>
-        </w:rPr>
-        <w:tab/>
-      </w:r>
-      <w:r>
-        <w:rPr>
-          <w:rFonts w:ascii="Arial Narrow" w:eastAsia="Arial Narrow" w:hAnsi="Arial Narrow" w:cs="Arial Narrow"/>
-          <w:b/>
-          <w:sz w:val="16"/>
-          <w:szCs w:val="16"/>
-        </w:rPr>
         <w:t xml:space="preserve">LEY </w:t>
       </w:r>
       <w:r>
@@ -8599,24 +8592,23 @@
           <w:sz w:val="16"/>
           <w:szCs w:val="16"/>
         </w:rPr>
+        <w:t xml:space="preserve"/>
+      </w:r>
+      <w:r>
+        <w:rPr>
+          <w:rFonts w:ascii="Arial Narrow" w:eastAsia="Arial Narrow" w:hAnsi="Arial Narrow" w:cs="Arial Narrow"/>
+          <w:sz w:val="16"/>
+          <w:szCs w:val="16"/>
+        </w:rPr>
+      </w:r>
+      <w:r>
+        <w:rPr>
+          <w:rFonts w:ascii="Arial Narrow" w:eastAsia="Arial Narrow" w:hAnsi="Arial Narrow" w:cs="Arial Narrow"/>
+          <w:b/>
+          <w:sz w:val="16"/>
+          <w:szCs w:val="16"/>
+        </w:rPr>
         <w:tab/>
-        <w:t xml:space="preserve"/>
-      </w:r>
-      <w:r>
-        <w:rPr>
-          <w:rFonts w:ascii="Arial Narrow" w:eastAsia="Arial Narrow" w:hAnsi="Arial Narrow" w:cs="Arial Narrow"/>
-          <w:sz w:val="16"/>
-          <w:szCs w:val="16"/>
-        </w:rPr>
-        <w:tab/>
-      </w:r>
-      <w:r>
-        <w:rPr>
-          <w:rFonts w:ascii="Arial Narrow" w:eastAsia="Arial Narrow" w:hAnsi="Arial Narrow" w:cs="Arial Narrow"/>
-          <w:b/>
-          <w:sz w:val="16"/>
-          <w:szCs w:val="16"/>
-        </w:rPr>
         <w:t xml:space="preserve">LEY </w:t>
       </w:r>
       <w:r>
@@ -9389,24 +9381,23 @@
           <w:sz w:val="16"/>
           <w:szCs w:val="16"/>
         </w:rPr>
+        <w:t xml:space="preserve"/>
+      </w:r>
+      <w:r>
+        <w:rPr>
+          <w:rFonts w:ascii="Arial Narrow" w:eastAsia="Arial Narrow" w:hAnsi="Arial Narrow" w:cs="Arial Narrow"/>
+          <w:sz w:val="16"/>
+          <w:szCs w:val="16"/>
+        </w:rPr>
+      </w:r>
+      <w:r>
+        <w:rPr>
+          <w:rFonts w:ascii="Arial Narrow" w:eastAsia="Arial Narrow" w:hAnsi="Arial Narrow" w:cs="Arial Narrow"/>
+          <w:b/>
+          <w:sz w:val="16"/>
+          <w:szCs w:val="16"/>
+        </w:rPr>
         <w:tab/>
-        <w:t xml:space="preserve"/>
-      </w:r>
-      <w:r>
-        <w:rPr>
-          <w:rFonts w:ascii="Arial Narrow" w:eastAsia="Arial Narrow" w:hAnsi="Arial Narrow" w:cs="Arial Narrow"/>
-          <w:sz w:val="16"/>
-          <w:szCs w:val="16"/>
-        </w:rPr>
-        <w:tab/>
-      </w:r>
-      <w:r>
-        <w:rPr>
-          <w:rFonts w:ascii="Arial Narrow" w:eastAsia="Arial Narrow" w:hAnsi="Arial Narrow" w:cs="Arial Narrow"/>
-          <w:b/>
-          <w:sz w:val="16"/>
-          <w:szCs w:val="16"/>
-        </w:rPr>
         <w:t xml:space="preserve">LEY </w:t>
       </w:r>
       <w:r>
@@ -9621,7 +9612,6 @@
           <w:sz w:val="16"/>
           <w:szCs w:val="16"/>
         </w:rPr>
-        <w:tab/>
         <w:t xml:space="preserve"/>
       </w:r>
       <w:r>
@@ -9717,24 +9707,23 @@
           <w:sz w:val="16"/>
           <w:szCs w:val="16"/>
         </w:rPr>
+        <w:t xml:space="preserve"/>
+      </w:r>
+      <w:r>
+        <w:rPr>
+          <w:rFonts w:ascii="Arial Narrow" w:eastAsia="Arial Narrow" w:hAnsi="Arial Narrow" w:cs="Arial Narrow"/>
+          <w:sz w:val="16"/>
+          <w:szCs w:val="16"/>
+        </w:rPr>
+      </w:r>
+      <w:r>
+        <w:rPr>
+          <w:rFonts w:ascii="Arial Narrow" w:eastAsia="Arial Narrow" w:hAnsi="Arial Narrow" w:cs="Arial Narrow"/>
+          <w:b/>
+          <w:sz w:val="16"/>
+          <w:szCs w:val="16"/>
+        </w:rPr>
         <w:tab/>
-        <w:t xml:space="preserve"/>
-      </w:r>
-      <w:r>
-        <w:rPr>
-          <w:rFonts w:ascii="Arial Narrow" w:eastAsia="Arial Narrow" w:hAnsi="Arial Narrow" w:cs="Arial Narrow"/>
-          <w:sz w:val="16"/>
-          <w:szCs w:val="16"/>
-        </w:rPr>
-        <w:tab/>
-      </w:r>
-      <w:r>
-        <w:rPr>
-          <w:rFonts w:ascii="Arial Narrow" w:eastAsia="Arial Narrow" w:hAnsi="Arial Narrow" w:cs="Arial Narrow"/>
-          <w:b/>
-          <w:sz w:val="16"/>
-          <w:szCs w:val="16"/>
-        </w:rPr>
         <w:t xml:space="preserve">TEXTO ÚNICO ORDENADO DE LA LEY DEL PROCEDIMIENTO ADMINISTRATIVO GENERAL, aprobado mediante DECRETO SUPREMO </w:t>
       </w:r>
       <w:r>
@@ -9768,7 +9757,7 @@
     <w:p>
       <w:pPr>
         <w:pStyle w:val="Textonotapie"/>
-        <w:ind w:left="1134" w:hanging="567"/>
+        <w:ind w:left="1134"/>
         <w:jc w:val="both"/>
         <w:rPr>
           <w:rFonts w:ascii="Arial Narrow" w:eastAsia="Arial Narrow" w:hAnsi="Arial Narrow" w:cs="Arial Narrow"/>

--- a/plantillas_maestras/02_seguro_vida/anulacion_indebida/2_ddos_banco_y_aseguradora/varon/TPL_1288_2026_SEGURO_VIDA_ANULACION_INDEBIDA_BANCO_VARON_R2.docx
+++ b/plantillas_maestras/02_seguro_vida/anulacion_indebida/2_ddos_banco_y_aseguradora/varon/TPL_1288_2026_SEGURO_VIDA_ANULACION_INDEBIDA_BANCO_VARON_R2.docx
@@ -3143,7 +3143,7 @@
           <w:sz w:val="22"/>
           <w:szCs w:val="22"/>
         </w:rPr>
-        <w:t>el proveedor denunciado no habría brindado información clara y suficiente respecto de los motivos por los cuales no se efectuaron oportunamente los cobros de las primas de la Póliza 117 del Seguro de Vida con Devolución a 15 años - Propuesta 20011391</w:t>
+        <w:t xml:space="preserve">el proveedor denunciado no habría brindado información clara y suficiente respecto de los motivos por los cuales no se efectuaron oportunamente los cobros de las primas de la Póliza 117 del Seguro de Vida con Devolución a 15 años - Propuesta 20011391</w:t>
       </w:r>
       <w:r>
         <w:rPr>
@@ -3156,7 +3156,7 @@
           <w:lang w:eastAsia="es-PE"/>
           <w14:ligatures w14:val="none"/>
         </w:rPr>
-        <w:t>. Por consiguiente, corresponde calificar el hecho materia de denuncia como una presunta infracción al deber de información, tipificado en el artículo 1, numeral 1, literal b) y al artículo 2 del Código</w:t>
+        <w:t xml:space="preserve">; involucraría una presunta afectación al derecho de información de los consumidores. Por consiguiente, corresponde calificar el hecho materia de denuncia como una presunta infracción al deber de información, tipificado en el artículo 1, numeral 1, literal b) y al artículo 2 del Código</w:t>
       </w:r>
       <w:r>
         <w:rPr>
@@ -3178,7 +3178,7 @@
           <w:sz w:val="22"/>
           <w:szCs w:val="22"/>
         </w:rPr>
-        <w:t>.</w:t>
+        <w:t xml:space="preserve">.</w:t>
       </w:r>
       <w:bookmarkEnd w:id="1"/>
     </w:p>
@@ -3242,7 +3242,7 @@
           <w:sz w:val="22"/>
           <w:szCs w:val="22"/>
         </w:rPr>
-        <w:t>el proveedor denunciado no habría cumplido con remitir el cronograma de pagos ni el detalle de los periodos correspondientes a las primas cobradas los días 27 de enero, 11, 18 y 19 de marzo de 2026 de la Póliza 117 del Seguro de Vida con Devolución a 15 años - Propuesta 20011391, pese a la solicitud de la parte denunciante</w:t>
+        <w:t xml:space="preserve">el proveedor denunciado no habría cumplido con remitir el cronograma de pagos ni el detalle de los periodos correspondientes a las primas cobradas los días 27 de enero, 11, 18 y 19 de marzo de 2026 de la Póliza 117 del Seguro de Vida con Devolución a 15 años - Propuesta 20011391, pese a la solicitud de la parte denunciante</w:t>
       </w:r>
       <w:r>
         <w:rPr>
@@ -3255,17 +3255,17 @@
           <w:lang w:eastAsia="es-PE"/>
           <w14:ligatures w14:val="none"/>
         </w:rPr>
-        <w:t>. Por consiguiente, corresponde calificar el hecho materia de denuncia como una presunta infracción al deber de información, tipificado en el artículo 1, numeral 1, literal b) y al artículo 2 del Código</w:t>
-      </w:r>
-      <w:r>
-        <w:rPr>
-          <w:rFonts w:ascii="Arial Narrow" w:eastAsia="Arial Narrow" w:hAnsi="Arial Narrow" w:cs="Arial Narrow"/>
-          <w:kern w:val="0"/>
-          <w14:ligatures w14:val="none"/>
-          <w:sz w:val="22"/>
-          <w:szCs w:val="22"/>
-        </w:rPr>
-        <w:t>.</w:t>
+        <w:t xml:space="preserve">; involucraría una presunta afectación al derecho de información de los consumidores. Por consiguiente, corresponde calificar el hecho materia de denuncia como una presunta infracción al deber de información, tipificado en el artículo 1, numeral 1, literal b) y al artículo 2 del Código</w:t>
+      </w:r>
+      <w:r>
+        <w:rPr>
+          <w:rFonts w:ascii="Arial Narrow" w:eastAsia="Arial Narrow" w:hAnsi="Arial Narrow" w:cs="Arial Narrow"/>
+          <w:kern w:val="0"/>
+          <w14:ligatures w14:val="none"/>
+          <w:sz w:val="22"/>
+          <w:szCs w:val="22"/>
+        </w:rPr>
+        <w:t xml:space="preserve">.</w:t>
       </w:r>
       <w:bookmarkStart w:id="13" w:name="_Hlk212534267"/>
       <w:bookmarkEnd w:id="12"/>
@@ -3346,7 +3346,7 @@
           <w:sz w:val="22"/>
           <w:szCs w:val="22"/>
         </w:rPr>
-        <w:t>el proveedor denunciado habría brindado información contradictoria a la parte denunciante respecto de la anulación de la Póliza 117 del Seguro de Vida con Devolución a 15 años - Propuesta 20011391 al indicar inicialmente que registraba el estado “anulado por error de carga” y posteriormente señalar que la contratación no se concretó debido a un “error en la suscripción”</w:t>
+        <w:t xml:space="preserve">el proveedor denunciado habría brindado información contradictoria a la parte denunciante respecto de la anulación de la Póliza 117 del Seguro de Vida con Devolución a 15 años - Propuesta 20011391 al indicar inicialmente que registraba el estado “anulado por error de carga” y posteriormente señalar que la contratación no se concretó debido a un “error en la suscripción”</w:t>
       </w:r>
       <w:r>
         <w:rPr>
@@ -3359,7 +3359,7 @@
           <w:lang w:eastAsia="es-PE"/>
           <w14:ligatures w14:val="none"/>
         </w:rPr>
-        <w:t xml:space="preserve">. </w:t>
+        <w:t xml:space="preserve">; involucraría una presunta afectación al derecho de información de los consumidores. Por consiguiente, corresponde calificar el hecho materia de denuncia como una presunta infracción al deber de información, tipificado en el artículo 1, numeral 1, literal b) y al artículo 2 del Código</w:t>
       </w:r>
       <w:bookmarkStart w:id="17" w:name="_Hlk212737581"/>
       <w:bookmarkStart w:id="18" w:name="_Hlk212035520"/>
@@ -3374,7 +3374,7 @@
           <w:lang w:eastAsia="es-PE"/>
           <w14:ligatures w14:val="none"/>
         </w:rPr>
-        <w:t xml:space="preserve">Por consiguiente, corresponde calificar el hecho materia de denuncia como una presunta infracción al deber de información, tipificado en el </w:t>
+        <w:t xml:space="preserve"/>
       </w:r>
       <w:bookmarkStart w:id="19" w:name="_Hlk195611851"/>
       <w:r>
@@ -3388,7 +3388,7 @@
           <w:lang w:eastAsia="es-PE"/>
           <w14:ligatures w14:val="none"/>
         </w:rPr>
-        <w:t xml:space="preserve">artículo 1, numeral 1, literal b) </w:t>
+        <w:t xml:space="preserve"/>
       </w:r>
       <w:bookmarkEnd w:id="19"/>
       <w:r>
@@ -3402,7 +3402,7 @@
           <w:lang w:eastAsia="es-PE"/>
           <w14:ligatures w14:val="none"/>
         </w:rPr>
-        <w:t>y al artículo 2 del Código</w:t>
+        <w:t xml:space="preserve"/>
       </w:r>
       <w:bookmarkEnd w:id="17"/>
       <w:r>

--- a/plantillas_maestras/02_seguro_vida/anulacion_indebida/2_ddos_banco_y_aseguradora/varon/TPL_1288_2026_SEGURO_VIDA_ANULACION_INDEBIDA_BANCO_VARON_R2.docx
+++ b/plantillas_maestras/02_seguro_vida/anulacion_indebida/2_ddos_banco_y_aseguradora/varon/TPL_1288_2026_SEGURO_VIDA_ANULACION_INDEBIDA_BANCO_VARON_R2.docx
@@ -3474,17 +3474,17 @@
           <w:sz w:val="22"/>
           <w:szCs w:val="22"/>
         </w:rPr>
-        <w:t>el proveedor denunciado habría brindado una respuesta inadecuada al reclamo presentado por la parte denunciante el 21 de marzo de 2026</w:t>
-      </w:r>
-      <w:r>
-        <w:rPr>
-          <w:rFonts w:ascii="Arial Narrow" w:eastAsia="Arial Narrow" w:hAnsi="Arial Narrow" w:cs="Arial Narrow"/>
-          <w:kern w:val="0"/>
-          <w14:ligatures w14:val="none"/>
-          <w:sz w:val="22"/>
-          <w:szCs w:val="22"/>
-        </w:rPr>
-        <w:t>. Por consiguiente, corresponde calificar el hecho materia de denuncia como una presunta infracción al numeral 88.1 del artículo 88 del Código</w:t>
+        <w:t xml:space="preserve">el proveedor denunciado habría brindado una respuesta inadecuada al reclamo presentado por la parte denunciante el 21 de marzo de 2026</w:t>
+      </w:r>
+      <w:r>
+        <w:rPr>
+          <w:rFonts w:ascii="Arial Narrow" w:eastAsia="Arial Narrow" w:hAnsi="Arial Narrow" w:cs="Arial Narrow"/>
+          <w:kern w:val="0"/>
+          <w14:ligatures w14:val="none"/>
+          <w:sz w:val="22"/>
+          <w:szCs w:val="22"/>
+        </w:rPr>
+        <w:t xml:space="preserve">; involucraría una presunta afectación a su derecho de recibir respuestas adecuadas a los reclamos formulados. Por consiguiente, corresponde calificar el hecho materia de denuncia como una presunta infracción al numeral 88.1 del artículo 88 del Código</w:t>
       </w:r>
       <w:bookmarkEnd w:id="20"/>
       <w:r>
@@ -3513,7 +3513,7 @@
           <w:lang w:eastAsia="es-PE"/>
           <w14:ligatures w14:val="none"/>
         </w:rPr>
-        <w:t>.</w:t>
+        <w:t xml:space="preserve">.</w:t>
       </w:r>
     </w:p>
     <w:bookmarkEnd w:id="6"/>
@@ -5396,7 +5396,7 @@
           <w:sz w:val="22"/>
           <w:szCs w:val="22"/>
         </w:rPr>
-        <w:t xml:space="preserve">correr traslado de la presente resolución a Corredores de Seguros Falabella S.A.C. para que, de conformidad con lo dispuesto por el artículo 26 de la Ley sobre Facultades, Normas y Organización del Indecopi, aprobada por Decreto Legislativo 807</w:t>
+        <w:t xml:space="preserve">correr traslado de la denuncia del 13 de abril de 2026, complementado mediante escrito del 29 de abril de 2026 a Corredores de Seguros Falabella S.A.C. para que, de conformidad con lo dispuesto por el artículo 26 de la Ley sobre Facultades, Normas y Organización del Indecopi, aprobada por Decreto Legislativo 807</w:t>
       </w:r>
       <w:r>
         <w:rPr>
